--- a/Boga_Darius_Proiect_BD.docx
+++ b/Boga_Darius_Proiect_BD.docx
@@ -174,15 +174,7 @@
           <w:sz w:val="24"/>
           <w:szCs w:val="24"/>
         </w:rPr>
-        <w:t xml:space="preserve"> de</w:t>
-      </w:r>
-      <w:r>
-        <w:rPr>
-          <w:rFonts w:ascii="Times New Roman" w:hAnsi="Times New Roman" w:cs="Times New Roman"/>
-          <w:sz w:val="24"/>
-          <w:szCs w:val="24"/>
-        </w:rPr>
-        <w:t xml:space="preserve"> </w:t>
+        <w:t xml:space="preserve"> de </w:t>
       </w:r>
       <w:proofErr w:type="spellStart"/>
       <w:r>
@@ -719,7 +711,7 @@
         <w:jc w:val="both"/>
       </w:pPr>
       <w:r>
-        <w:t>Văduva Bogdan</w:t>
+        <w:t>----------------------</w:t>
       </w:r>
       <w:r>
         <w:tab/>
@@ -747,10 +739,11 @@
       </w:r>
       <w:r>
         <w:tab/>
+        <w:t xml:space="preserve"> </w:t>
       </w:r>
       <w:r>
         <w:tab/>
-        <w:t xml:space="preserve"> Boga Darius</w:t>
+        <w:t>-----</w:t>
       </w:r>
     </w:p>
     <w:p>
@@ -790,7 +783,10 @@
       </w:r>
       <w:r>
         <w:tab/>
-        <w:t xml:space="preserve">         Anul III</w:t>
+      </w:r>
+      <w:r>
+        <w:tab/>
+        <w:t>-----</w:t>
       </w:r>
     </w:p>
     <w:p>
@@ -1176,7 +1172,7 @@
           <w:sz w:val="24"/>
           <w:szCs w:val="24"/>
         </w:rPr>
-        <w:t>2.1. F</w:t>
+        <w:t xml:space="preserve">2.1. </w:t>
       </w:r>
       <w:proofErr w:type="spellStart"/>
       <w:r>
@@ -1185,7 +1181,7 @@
           <w:sz w:val="24"/>
           <w:szCs w:val="24"/>
         </w:rPr>
-        <w:t>uncționalități</w:t>
+        <w:t>Funcționalități</w:t>
       </w:r>
       <w:proofErr w:type="spellEnd"/>
       <w:r>
@@ -1232,7 +1228,7 @@
           <w:sz w:val="24"/>
           <w:szCs w:val="24"/>
         </w:rPr>
-        <w:t>2.2. O</w:t>
+        <w:t xml:space="preserve">2.2. </w:t>
       </w:r>
       <w:proofErr w:type="spellStart"/>
       <w:r>
@@ -1241,7 +1237,7 @@
           <w:sz w:val="24"/>
           <w:szCs w:val="24"/>
         </w:rPr>
-        <w:t>perații</w:t>
+        <w:t>Operații</w:t>
       </w:r>
       <w:proofErr w:type="spellEnd"/>
       <w:r>
@@ -1370,6 +1366,348 @@
           <w:szCs w:val="24"/>
         </w:rPr>
         <w:t>roluri</w:t>
+      </w:r>
+      <w:proofErr w:type="spellEnd"/>
+    </w:p>
+    <w:p>
+      <w:pPr>
+        <w:pStyle w:val="ListParagraph"/>
+        <w:numPr>
+          <w:ilvl w:val="0"/>
+          <w:numId w:val="2"/>
+        </w:numPr>
+        <w:spacing w:line="360" w:lineRule="auto"/>
+        <w:jc w:val="both"/>
+        <w:rPr>
+          <w:rFonts w:ascii="Times New Roman" w:hAnsi="Times New Roman" w:cs="Times New Roman"/>
+          <w:sz w:val="24"/>
+          <w:szCs w:val="24"/>
+        </w:rPr>
+      </w:pPr>
+      <w:proofErr w:type="spellStart"/>
+      <w:r>
+        <w:rPr>
+          <w:rFonts w:ascii="Times New Roman" w:hAnsi="Times New Roman" w:cs="Times New Roman"/>
+          <w:sz w:val="24"/>
+          <w:szCs w:val="24"/>
+        </w:rPr>
+        <w:t>Proiectarea</w:t>
+      </w:r>
+      <w:proofErr w:type="spellEnd"/>
+      <w:r>
+        <w:rPr>
+          <w:rFonts w:ascii="Times New Roman" w:hAnsi="Times New Roman" w:cs="Times New Roman"/>
+          <w:sz w:val="24"/>
+          <w:szCs w:val="24"/>
+        </w:rPr>
+        <w:t xml:space="preserve"> </w:t>
+      </w:r>
+      <w:proofErr w:type="spellStart"/>
+      <w:r>
+        <w:rPr>
+          <w:rFonts w:ascii="Times New Roman" w:hAnsi="Times New Roman" w:cs="Times New Roman"/>
+          <w:sz w:val="24"/>
+          <w:szCs w:val="24"/>
+        </w:rPr>
+        <w:t>bazei</w:t>
+      </w:r>
+      <w:proofErr w:type="spellEnd"/>
+      <w:r>
+        <w:rPr>
+          <w:rFonts w:ascii="Times New Roman" w:hAnsi="Times New Roman" w:cs="Times New Roman"/>
+          <w:sz w:val="24"/>
+          <w:szCs w:val="24"/>
+        </w:rPr>
+        <w:t xml:space="preserve"> de date</w:t>
+      </w:r>
+    </w:p>
+    <w:p>
+      <w:pPr>
+        <w:pStyle w:val="ListParagraph"/>
+        <w:spacing w:line="360" w:lineRule="auto"/>
+        <w:jc w:val="both"/>
+        <w:rPr>
+          <w:rFonts w:ascii="Times New Roman" w:hAnsi="Times New Roman" w:cs="Times New Roman"/>
+          <w:sz w:val="24"/>
+          <w:szCs w:val="24"/>
+        </w:rPr>
+      </w:pPr>
+      <w:r>
+        <w:rPr>
+          <w:rFonts w:ascii="Times New Roman" w:hAnsi="Times New Roman" w:cs="Times New Roman"/>
+          <w:sz w:val="24"/>
+          <w:szCs w:val="24"/>
+        </w:rPr>
+        <w:t xml:space="preserve">3.1. </w:t>
+      </w:r>
+      <w:proofErr w:type="spellStart"/>
+      <w:r>
+        <w:rPr>
+          <w:rFonts w:ascii="Times New Roman" w:hAnsi="Times New Roman" w:cs="Times New Roman"/>
+          <w:sz w:val="24"/>
+          <w:szCs w:val="24"/>
+        </w:rPr>
+        <w:t>Prezentarea</w:t>
+      </w:r>
+      <w:proofErr w:type="spellEnd"/>
+      <w:r>
+        <w:rPr>
+          <w:rFonts w:ascii="Times New Roman" w:hAnsi="Times New Roman" w:cs="Times New Roman"/>
+          <w:sz w:val="24"/>
+          <w:szCs w:val="24"/>
+        </w:rPr>
+        <w:t xml:space="preserve"> </w:t>
+      </w:r>
+      <w:proofErr w:type="spellStart"/>
+      <w:r>
+        <w:rPr>
+          <w:rFonts w:ascii="Times New Roman" w:hAnsi="Times New Roman" w:cs="Times New Roman"/>
+          <w:sz w:val="24"/>
+          <w:szCs w:val="24"/>
+        </w:rPr>
+        <w:t>generală</w:t>
+      </w:r>
+      <w:proofErr w:type="spellEnd"/>
+      <w:r>
+        <w:rPr>
+          <w:rFonts w:ascii="Times New Roman" w:hAnsi="Times New Roman" w:cs="Times New Roman"/>
+          <w:sz w:val="24"/>
+          <w:szCs w:val="24"/>
+        </w:rPr>
+        <w:t xml:space="preserve"> a </w:t>
+      </w:r>
+      <w:proofErr w:type="spellStart"/>
+      <w:r>
+        <w:rPr>
+          <w:rFonts w:ascii="Times New Roman" w:hAnsi="Times New Roman" w:cs="Times New Roman"/>
+          <w:sz w:val="24"/>
+          <w:szCs w:val="24"/>
+        </w:rPr>
+        <w:t>modelului</w:t>
+      </w:r>
+      <w:proofErr w:type="spellEnd"/>
+    </w:p>
+    <w:p>
+      <w:pPr>
+        <w:pStyle w:val="ListParagraph"/>
+        <w:spacing w:line="360" w:lineRule="auto"/>
+        <w:jc w:val="both"/>
+        <w:rPr>
+          <w:rFonts w:ascii="Times New Roman" w:hAnsi="Times New Roman" w:cs="Times New Roman"/>
+          <w:sz w:val="24"/>
+          <w:szCs w:val="24"/>
+        </w:rPr>
+      </w:pPr>
+      <w:r>
+        <w:rPr>
+          <w:rFonts w:ascii="Times New Roman" w:hAnsi="Times New Roman" w:cs="Times New Roman"/>
+          <w:sz w:val="24"/>
+          <w:szCs w:val="24"/>
+        </w:rPr>
+        <w:t xml:space="preserve">3.2. </w:t>
+      </w:r>
+      <w:proofErr w:type="spellStart"/>
+      <w:r>
+        <w:rPr>
+          <w:rFonts w:ascii="Times New Roman" w:hAnsi="Times New Roman" w:cs="Times New Roman"/>
+          <w:sz w:val="24"/>
+          <w:szCs w:val="24"/>
+        </w:rPr>
+        <w:t>Descrierea</w:t>
+      </w:r>
+      <w:proofErr w:type="spellEnd"/>
+      <w:r>
+        <w:rPr>
+          <w:rFonts w:ascii="Times New Roman" w:hAnsi="Times New Roman" w:cs="Times New Roman"/>
+          <w:sz w:val="24"/>
+          <w:szCs w:val="24"/>
+        </w:rPr>
+        <w:t xml:space="preserve"> </w:t>
+      </w:r>
+      <w:proofErr w:type="spellStart"/>
+      <w:r>
+        <w:rPr>
+          <w:rFonts w:ascii="Times New Roman" w:hAnsi="Times New Roman" w:cs="Times New Roman"/>
+          <w:sz w:val="24"/>
+          <w:szCs w:val="24"/>
+        </w:rPr>
+        <w:t>tabelelor</w:t>
+      </w:r>
+      <w:proofErr w:type="spellEnd"/>
+    </w:p>
+    <w:p>
+      <w:pPr>
+        <w:pStyle w:val="ListParagraph"/>
+        <w:spacing w:line="360" w:lineRule="auto"/>
+        <w:jc w:val="both"/>
+        <w:rPr>
+          <w:rFonts w:ascii="Times New Roman" w:hAnsi="Times New Roman" w:cs="Times New Roman"/>
+          <w:sz w:val="24"/>
+          <w:szCs w:val="24"/>
+        </w:rPr>
+      </w:pPr>
+      <w:r>
+        <w:rPr>
+          <w:rFonts w:ascii="Times New Roman" w:hAnsi="Times New Roman" w:cs="Times New Roman"/>
+          <w:sz w:val="24"/>
+          <w:szCs w:val="24"/>
+        </w:rPr>
+        <w:t xml:space="preserve">3.3. </w:t>
+      </w:r>
+      <w:proofErr w:type="spellStart"/>
+      <w:r>
+        <w:rPr>
+          <w:rFonts w:ascii="Times New Roman" w:hAnsi="Times New Roman" w:cs="Times New Roman"/>
+          <w:sz w:val="24"/>
+          <w:szCs w:val="24"/>
+        </w:rPr>
+        <w:t>Relațiile</w:t>
+      </w:r>
+      <w:proofErr w:type="spellEnd"/>
+      <w:r>
+        <w:rPr>
+          <w:rFonts w:ascii="Times New Roman" w:hAnsi="Times New Roman" w:cs="Times New Roman"/>
+          <w:sz w:val="24"/>
+          <w:szCs w:val="24"/>
+        </w:rPr>
+        <w:t xml:space="preserve"> </w:t>
+      </w:r>
+      <w:proofErr w:type="spellStart"/>
+      <w:r>
+        <w:rPr>
+          <w:rFonts w:ascii="Times New Roman" w:hAnsi="Times New Roman" w:cs="Times New Roman"/>
+          <w:sz w:val="24"/>
+          <w:szCs w:val="24"/>
+        </w:rPr>
+        <w:t>dintre</w:t>
+      </w:r>
+      <w:proofErr w:type="spellEnd"/>
+      <w:r>
+        <w:rPr>
+          <w:rFonts w:ascii="Times New Roman" w:hAnsi="Times New Roman" w:cs="Times New Roman"/>
+          <w:sz w:val="24"/>
+          <w:szCs w:val="24"/>
+        </w:rPr>
+        <w:t xml:space="preserve"> </w:t>
+      </w:r>
+      <w:proofErr w:type="spellStart"/>
+      <w:r>
+        <w:rPr>
+          <w:rFonts w:ascii="Times New Roman" w:hAnsi="Times New Roman" w:cs="Times New Roman"/>
+          <w:sz w:val="24"/>
+          <w:szCs w:val="24"/>
+        </w:rPr>
+        <w:t>tabele</w:t>
+      </w:r>
+      <w:proofErr w:type="spellEnd"/>
+    </w:p>
+    <w:p>
+      <w:pPr>
+        <w:pStyle w:val="ListParagraph"/>
+        <w:spacing w:line="360" w:lineRule="auto"/>
+        <w:jc w:val="both"/>
+        <w:rPr>
+          <w:rFonts w:ascii="Times New Roman" w:hAnsi="Times New Roman" w:cs="Times New Roman"/>
+          <w:sz w:val="24"/>
+          <w:szCs w:val="24"/>
+        </w:rPr>
+      </w:pPr>
+      <w:r>
+        <w:rPr>
+          <w:rFonts w:ascii="Times New Roman" w:hAnsi="Times New Roman" w:cs="Times New Roman"/>
+          <w:sz w:val="24"/>
+          <w:szCs w:val="24"/>
+        </w:rPr>
+        <w:t xml:space="preserve">3.4. </w:t>
+      </w:r>
+      <w:proofErr w:type="spellStart"/>
+      <w:r>
+        <w:rPr>
+          <w:rFonts w:ascii="Times New Roman" w:hAnsi="Times New Roman" w:cs="Times New Roman"/>
+          <w:sz w:val="24"/>
+          <w:szCs w:val="24"/>
+        </w:rPr>
+        <w:t>Integritatea</w:t>
+      </w:r>
+      <w:proofErr w:type="spellEnd"/>
+      <w:r>
+        <w:rPr>
+          <w:rFonts w:ascii="Times New Roman" w:hAnsi="Times New Roman" w:cs="Times New Roman"/>
+          <w:sz w:val="24"/>
+          <w:szCs w:val="24"/>
+        </w:rPr>
+        <w:t xml:space="preserve"> </w:t>
+      </w:r>
+      <w:proofErr w:type="spellStart"/>
+      <w:r>
+        <w:rPr>
+          <w:rFonts w:ascii="Times New Roman" w:hAnsi="Times New Roman" w:cs="Times New Roman"/>
+          <w:sz w:val="24"/>
+          <w:szCs w:val="24"/>
+        </w:rPr>
+        <w:t>datelor</w:t>
+      </w:r>
+      <w:proofErr w:type="spellEnd"/>
+      <w:r>
+        <w:rPr>
+          <w:rFonts w:ascii="Times New Roman" w:hAnsi="Times New Roman" w:cs="Times New Roman"/>
+          <w:sz w:val="24"/>
+          <w:szCs w:val="24"/>
+        </w:rPr>
+        <w:t xml:space="preserve"> </w:t>
+      </w:r>
+      <w:proofErr w:type="spellStart"/>
+      <w:r>
+        <w:rPr>
+          <w:rFonts w:ascii="Times New Roman" w:hAnsi="Times New Roman" w:cs="Times New Roman"/>
+          <w:sz w:val="24"/>
+          <w:szCs w:val="24"/>
+        </w:rPr>
+        <w:t>și</w:t>
+      </w:r>
+      <w:proofErr w:type="spellEnd"/>
+      <w:r>
+        <w:rPr>
+          <w:rFonts w:ascii="Times New Roman" w:hAnsi="Times New Roman" w:cs="Times New Roman"/>
+          <w:sz w:val="24"/>
+          <w:szCs w:val="24"/>
+        </w:rPr>
+        <w:t xml:space="preserve"> </w:t>
+      </w:r>
+      <w:proofErr w:type="spellStart"/>
+      <w:r>
+        <w:rPr>
+          <w:rFonts w:ascii="Times New Roman" w:hAnsi="Times New Roman" w:cs="Times New Roman"/>
+          <w:sz w:val="24"/>
+          <w:szCs w:val="24"/>
+        </w:rPr>
+        <w:t>normalizarea</w:t>
+      </w:r>
+      <w:proofErr w:type="spellEnd"/>
+    </w:p>
+    <w:p>
+      <w:pPr>
+        <w:pStyle w:val="ListParagraph"/>
+        <w:numPr>
+          <w:ilvl w:val="0"/>
+          <w:numId w:val="2"/>
+        </w:numPr>
+        <w:spacing w:line="360" w:lineRule="auto"/>
+        <w:jc w:val="both"/>
+        <w:rPr>
+          <w:rFonts w:ascii="Times New Roman" w:hAnsi="Times New Roman" w:cs="Times New Roman"/>
+          <w:sz w:val="24"/>
+          <w:szCs w:val="24"/>
+        </w:rPr>
+      </w:pPr>
+      <w:proofErr w:type="spellStart"/>
+      <w:r>
+        <w:rPr>
+          <w:rFonts w:ascii="Times New Roman" w:hAnsi="Times New Roman" w:cs="Times New Roman"/>
+          <w:sz w:val="24"/>
+          <w:szCs w:val="24"/>
+        </w:rPr>
+        <w:t>Concluzii</w:t>
       </w:r>
       <w:proofErr w:type="spellEnd"/>
     </w:p>
@@ -3019,6 +3357,7 @@
           <w:lang w:eastAsia="en-150"/>
           <w14:ligatures w14:val="none"/>
         </w:rPr>
+        <w:lastRenderedPageBreak/>
         <w:t>Lipsa</w:t>
       </w:r>
       <w:proofErr w:type="spellEnd"/>
@@ -3929,7 +4268,31 @@
           <w:lang w:eastAsia="en-150"/>
           <w14:ligatures w14:val="none"/>
         </w:rPr>
-        <w:t xml:space="preserve"> ora la care a </w:t>
+        <w:t xml:space="preserve"> ora la care </w:t>
+      </w:r>
+      <w:proofErr w:type="gramStart"/>
+      <w:r>
+        <w:rPr>
+          <w:rFonts w:ascii="Times New Roman" w:eastAsia="Times New Roman" w:hAnsi="Times New Roman" w:cs="Times New Roman"/>
+          <w:kern w:val="0"/>
+          <w:sz w:val="24"/>
+          <w:szCs w:val="24"/>
+          <w:lang w:eastAsia="en-150"/>
+          <w14:ligatures w14:val="none"/>
+        </w:rPr>
+        <w:t>a</w:t>
+      </w:r>
+      <w:proofErr w:type="gramEnd"/>
+      <w:r>
+        <w:rPr>
+          <w:rFonts w:ascii="Times New Roman" w:eastAsia="Times New Roman" w:hAnsi="Times New Roman" w:cs="Times New Roman"/>
+          <w:kern w:val="0"/>
+          <w:sz w:val="24"/>
+          <w:szCs w:val="24"/>
+          <w:lang w:eastAsia="en-150"/>
+          <w14:ligatures w14:val="none"/>
+        </w:rPr>
+        <w:t xml:space="preserve"> </w:t>
       </w:r>
       <w:proofErr w:type="spellStart"/>
       <w:r>
@@ -4049,7 +4412,31 @@
           <w:lang w:eastAsia="en-150"/>
           <w14:ligatures w14:val="none"/>
         </w:rPr>
-        <w:t xml:space="preserve"> loc o ședință.</w:t>
+        <w:t xml:space="preserve"> loc o </w:t>
+      </w:r>
+      <w:proofErr w:type="spellStart"/>
+      <w:r>
+        <w:rPr>
+          <w:rFonts w:ascii="Times New Roman" w:eastAsia="Times New Roman" w:hAnsi="Times New Roman" w:cs="Times New Roman"/>
+          <w:kern w:val="0"/>
+          <w:sz w:val="24"/>
+          <w:szCs w:val="24"/>
+          <w:lang w:eastAsia="en-150"/>
+          <w14:ligatures w14:val="none"/>
+        </w:rPr>
+        <w:t>ședință</w:t>
+      </w:r>
+      <w:proofErr w:type="spellEnd"/>
+      <w:r>
+        <w:rPr>
+          <w:rFonts w:ascii="Times New Roman" w:eastAsia="Times New Roman" w:hAnsi="Times New Roman" w:cs="Times New Roman"/>
+          <w:kern w:val="0"/>
+          <w:sz w:val="24"/>
+          <w:szCs w:val="24"/>
+          <w:lang w:eastAsia="en-150"/>
+          <w14:ligatures w14:val="none"/>
+        </w:rPr>
+        <w:t>.</w:t>
       </w:r>
     </w:p>
     <w:p>
@@ -4074,8 +4461,7 @@
           <w:lang w:eastAsia="en-150"/>
           <w14:ligatures w14:val="none"/>
         </w:rPr>
-        <w:lastRenderedPageBreak/>
-        <w:t>1.3. U</w:t>
+        <w:t xml:space="preserve">1.3. </w:t>
       </w:r>
       <w:proofErr w:type="spellStart"/>
       <w:r>
@@ -4087,7 +4473,7 @@
           <w:lang w:eastAsia="en-150"/>
           <w14:ligatures w14:val="none"/>
         </w:rPr>
-        <w:t>tilitatea</w:t>
+        <w:t>Utilitatea</w:t>
       </w:r>
       <w:proofErr w:type="spellEnd"/>
       <w:r>
@@ -5986,7 +6372,35 @@
           <w:lang w:eastAsia="en-150"/>
           <w14:ligatures w14:val="none"/>
         </w:rPr>
-        <w:t xml:space="preserve"> a </w:t>
+        <w:t xml:space="preserve"> </w:t>
+      </w:r>
+      <w:proofErr w:type="gramStart"/>
+      <w:r>
+        <w:rPr>
+          <w:rFonts w:ascii="Times New Roman" w:eastAsia="Times New Roman" w:hAnsi="Times New Roman" w:cs="Times New Roman"/>
+          <w:b/>
+          <w:bCs/>
+          <w:kern w:val="0"/>
+          <w:sz w:val="24"/>
+          <w:szCs w:val="24"/>
+          <w:lang w:eastAsia="en-150"/>
+          <w14:ligatures w14:val="none"/>
+        </w:rPr>
+        <w:t>a</w:t>
+      </w:r>
+      <w:proofErr w:type="gramEnd"/>
+      <w:r>
+        <w:rPr>
+          <w:rFonts w:ascii="Times New Roman" w:eastAsia="Times New Roman" w:hAnsi="Times New Roman" w:cs="Times New Roman"/>
+          <w:b/>
+          <w:bCs/>
+          <w:kern w:val="0"/>
+          <w:sz w:val="24"/>
+          <w:szCs w:val="24"/>
+          <w:lang w:eastAsia="en-150"/>
+          <w14:ligatures w14:val="none"/>
+        </w:rPr>
+        <w:t xml:space="preserve"> </w:t>
       </w:r>
       <w:proofErr w:type="spellStart"/>
       <w:r>
@@ -6550,20 +6964,7 @@
           <w:lang w:eastAsia="en-150"/>
           <w14:ligatures w14:val="none"/>
         </w:rPr>
-        <w:t xml:space="preserve"> </w:t>
-      </w:r>
-      <w:r>
-        <w:rPr>
-          <w:rFonts w:ascii="Times New Roman" w:eastAsia="Times New Roman" w:hAnsi="Times New Roman" w:cs="Times New Roman"/>
-          <w:b/>
-          <w:bCs/>
-          <w:kern w:val="0"/>
-          <w:sz w:val="24"/>
-          <w:szCs w:val="24"/>
-          <w:lang w:eastAsia="en-150"/>
-          <w14:ligatures w14:val="none"/>
-        </w:rPr>
-        <w:t>:</w:t>
+        <w:t xml:space="preserve">: </w:t>
       </w:r>
       <w:proofErr w:type="spellStart"/>
       <w:r>
@@ -7435,6 +7836,7 @@
           <w:lang w:eastAsia="en-150"/>
           <w14:ligatures w14:val="none"/>
         </w:rPr>
+        <w:lastRenderedPageBreak/>
         <w:t xml:space="preserve">2.2. </w:t>
       </w:r>
       <w:proofErr w:type="spellStart"/>
@@ -7711,7 +8113,15 @@
       </w:r>
       <w:proofErr w:type="spellEnd"/>
       <w:r>
-        <w:t xml:space="preserve"> de a </w:t>
+        <w:t xml:space="preserve"> de </w:t>
+      </w:r>
+      <w:proofErr w:type="gramStart"/>
+      <w:r>
+        <w:t>a</w:t>
+      </w:r>
+      <w:proofErr w:type="gramEnd"/>
+      <w:r>
+        <w:t xml:space="preserve"> </w:t>
       </w:r>
       <w:proofErr w:type="spellStart"/>
       <w:r>
@@ -7822,7 +8232,6 @@
       </w:pPr>
       <w:proofErr w:type="spellStart"/>
       <w:r>
-        <w:lastRenderedPageBreak/>
         <w:t>Rapoarte</w:t>
       </w:r>
       <w:proofErr w:type="spellEnd"/>
@@ -8140,7 +8549,15 @@
       </w:r>
       <w:proofErr w:type="spellEnd"/>
       <w:r>
-        <w:t xml:space="preserve"> de a </w:t>
+        <w:t xml:space="preserve"> de </w:t>
+      </w:r>
+      <w:proofErr w:type="gramStart"/>
+      <w:r>
+        <w:t>a</w:t>
+      </w:r>
+      <w:proofErr w:type="gramEnd"/>
+      <w:r>
+        <w:t xml:space="preserve"> </w:t>
       </w:r>
       <w:proofErr w:type="spellStart"/>
       <w:r>
@@ -8564,10 +8981,9245 @@
     </w:p>
     <w:p>
       <w:pPr>
-        <w:pStyle w:val="NormalWeb"/>
-        <w:spacing w:line="360" w:lineRule="auto"/>
+        <w:pStyle w:val="ListParagraph"/>
+        <w:numPr>
+          <w:ilvl w:val="0"/>
+          <w:numId w:val="5"/>
+        </w:numPr>
+        <w:spacing w:before="100" w:beforeAutospacing="1" w:after="100" w:afterAutospacing="1" w:line="360" w:lineRule="auto"/>
+        <w:rPr>
+          <w:rFonts w:ascii="Times New Roman" w:eastAsia="Times New Roman" w:hAnsi="Times New Roman" w:cs="Times New Roman"/>
+          <w:kern w:val="0"/>
+          <w:sz w:val="36"/>
+          <w:szCs w:val="36"/>
+          <w:lang w:eastAsia="en-150"/>
+          <w14:ligatures w14:val="none"/>
+        </w:rPr>
+      </w:pPr>
+      <w:proofErr w:type="spellStart"/>
+      <w:r>
+        <w:rPr>
+          <w:rFonts w:ascii="Times New Roman" w:eastAsia="Times New Roman" w:hAnsi="Times New Roman" w:cs="Times New Roman"/>
+          <w:kern w:val="0"/>
+          <w:sz w:val="36"/>
+          <w:szCs w:val="36"/>
+          <w:lang w:eastAsia="en-150"/>
+          <w14:ligatures w14:val="none"/>
+        </w:rPr>
+        <w:t>Proiectarea</w:t>
+      </w:r>
+      <w:proofErr w:type="spellEnd"/>
+      <w:r>
+        <w:rPr>
+          <w:rFonts w:ascii="Times New Roman" w:eastAsia="Times New Roman" w:hAnsi="Times New Roman" w:cs="Times New Roman"/>
+          <w:kern w:val="0"/>
+          <w:sz w:val="36"/>
+          <w:szCs w:val="36"/>
+          <w:lang w:eastAsia="en-150"/>
+          <w14:ligatures w14:val="none"/>
+        </w:rPr>
+        <w:t xml:space="preserve"> </w:t>
+      </w:r>
+      <w:proofErr w:type="spellStart"/>
+      <w:r>
+        <w:rPr>
+          <w:rFonts w:ascii="Times New Roman" w:eastAsia="Times New Roman" w:hAnsi="Times New Roman" w:cs="Times New Roman"/>
+          <w:kern w:val="0"/>
+          <w:sz w:val="36"/>
+          <w:szCs w:val="36"/>
+          <w:lang w:eastAsia="en-150"/>
+          <w14:ligatures w14:val="none"/>
+        </w:rPr>
+        <w:t>bazei</w:t>
+      </w:r>
+      <w:proofErr w:type="spellEnd"/>
+      <w:r>
+        <w:rPr>
+          <w:rFonts w:ascii="Times New Roman" w:eastAsia="Times New Roman" w:hAnsi="Times New Roman" w:cs="Times New Roman"/>
+          <w:kern w:val="0"/>
+          <w:sz w:val="36"/>
+          <w:szCs w:val="36"/>
+          <w:lang w:eastAsia="en-150"/>
+          <w14:ligatures w14:val="none"/>
+        </w:rPr>
+        <w:t xml:space="preserve"> de date</w:t>
+      </w:r>
+    </w:p>
+    <w:p>
+      <w:pPr>
+        <w:spacing w:before="100" w:beforeAutospacing="1" w:after="100" w:afterAutospacing="1" w:line="360" w:lineRule="auto"/>
+        <w:outlineLvl w:val="2"/>
+        <w:rPr>
+          <w:rFonts w:ascii="Times New Roman" w:eastAsia="Times New Roman" w:hAnsi="Times New Roman" w:cs="Times New Roman"/>
+          <w:kern w:val="0"/>
+          <w:sz w:val="28"/>
+          <w:szCs w:val="28"/>
+          <w:lang w:eastAsia="en-150"/>
+          <w14:ligatures w14:val="none"/>
+        </w:rPr>
+      </w:pPr>
+      <w:r>
+        <w:rPr>
+          <w:rFonts w:ascii="Times New Roman" w:eastAsia="Times New Roman" w:hAnsi="Times New Roman" w:cs="Times New Roman"/>
+          <w:kern w:val="0"/>
+          <w:sz w:val="28"/>
+          <w:szCs w:val="28"/>
+          <w:lang w:eastAsia="en-150"/>
+          <w14:ligatures w14:val="none"/>
+        </w:rPr>
+        <w:t xml:space="preserve">3.1. </w:t>
+      </w:r>
+      <w:proofErr w:type="spellStart"/>
+      <w:r>
+        <w:rPr>
+          <w:rFonts w:ascii="Times New Roman" w:eastAsia="Times New Roman" w:hAnsi="Times New Roman" w:cs="Times New Roman"/>
+          <w:kern w:val="0"/>
+          <w:sz w:val="28"/>
+          <w:szCs w:val="28"/>
+          <w:lang w:eastAsia="en-150"/>
+          <w14:ligatures w14:val="none"/>
+        </w:rPr>
+        <w:t>Prezentarea</w:t>
+      </w:r>
+      <w:proofErr w:type="spellEnd"/>
+      <w:r>
+        <w:rPr>
+          <w:rFonts w:ascii="Times New Roman" w:eastAsia="Times New Roman" w:hAnsi="Times New Roman" w:cs="Times New Roman"/>
+          <w:kern w:val="0"/>
+          <w:sz w:val="28"/>
+          <w:szCs w:val="28"/>
+          <w:lang w:eastAsia="en-150"/>
+          <w14:ligatures w14:val="none"/>
+        </w:rPr>
+        <w:t xml:space="preserve"> </w:t>
+      </w:r>
+      <w:proofErr w:type="spellStart"/>
+      <w:r>
+        <w:rPr>
+          <w:rFonts w:ascii="Times New Roman" w:eastAsia="Times New Roman" w:hAnsi="Times New Roman" w:cs="Times New Roman"/>
+          <w:kern w:val="0"/>
+          <w:sz w:val="28"/>
+          <w:szCs w:val="28"/>
+          <w:lang w:eastAsia="en-150"/>
+          <w14:ligatures w14:val="none"/>
+        </w:rPr>
+        <w:t>generală</w:t>
+      </w:r>
+      <w:proofErr w:type="spellEnd"/>
+      <w:r>
+        <w:rPr>
+          <w:rFonts w:ascii="Times New Roman" w:eastAsia="Times New Roman" w:hAnsi="Times New Roman" w:cs="Times New Roman"/>
+          <w:kern w:val="0"/>
+          <w:sz w:val="28"/>
+          <w:szCs w:val="28"/>
+          <w:lang w:eastAsia="en-150"/>
+          <w14:ligatures w14:val="none"/>
+        </w:rPr>
+        <w:t xml:space="preserve"> a </w:t>
+      </w:r>
+      <w:proofErr w:type="spellStart"/>
+      <w:r>
+        <w:rPr>
+          <w:rFonts w:ascii="Times New Roman" w:eastAsia="Times New Roman" w:hAnsi="Times New Roman" w:cs="Times New Roman"/>
+          <w:kern w:val="0"/>
+          <w:sz w:val="28"/>
+          <w:szCs w:val="28"/>
+          <w:lang w:eastAsia="en-150"/>
+          <w14:ligatures w14:val="none"/>
+        </w:rPr>
+        <w:t>modelului</w:t>
+      </w:r>
+      <w:proofErr w:type="spellEnd"/>
+    </w:p>
+    <w:p>
+      <w:pPr>
+        <w:spacing w:before="100" w:beforeAutospacing="1" w:after="100" w:afterAutospacing="1" w:line="360" w:lineRule="auto"/>
         <w:jc w:val="both"/>
+        <w:rPr>
+          <w:rFonts w:ascii="Times New Roman" w:eastAsia="Times New Roman" w:hAnsi="Times New Roman" w:cs="Times New Roman"/>
+          <w:kern w:val="0"/>
+          <w:sz w:val="24"/>
+          <w:szCs w:val="24"/>
+          <w:lang w:eastAsia="en-150"/>
+          <w14:ligatures w14:val="none"/>
+        </w:rPr>
       </w:pPr>
+      <w:r>
+        <w:rPr>
+          <w:rFonts w:ascii="Times New Roman" w:eastAsia="Times New Roman" w:hAnsi="Times New Roman" w:cs="Times New Roman"/>
+          <w:kern w:val="0"/>
+          <w:sz w:val="24"/>
+          <w:szCs w:val="24"/>
+          <w:lang w:eastAsia="en-150"/>
+          <w14:ligatures w14:val="none"/>
+        </w:rPr>
+        <w:t xml:space="preserve">Baza de date </w:t>
+      </w:r>
+      <w:proofErr w:type="gramStart"/>
+      <w:r>
+        <w:rPr>
+          <w:rFonts w:ascii="Times New Roman" w:eastAsia="Times New Roman" w:hAnsi="Times New Roman" w:cs="Times New Roman"/>
+          <w:kern w:val="0"/>
+          <w:sz w:val="24"/>
+          <w:szCs w:val="24"/>
+          <w:lang w:eastAsia="en-150"/>
+          <w14:ligatures w14:val="none"/>
+        </w:rPr>
+        <w:t>a</w:t>
+      </w:r>
+      <w:proofErr w:type="gramEnd"/>
+      <w:r>
+        <w:rPr>
+          <w:rFonts w:ascii="Times New Roman" w:eastAsia="Times New Roman" w:hAnsi="Times New Roman" w:cs="Times New Roman"/>
+          <w:kern w:val="0"/>
+          <w:sz w:val="24"/>
+          <w:szCs w:val="24"/>
+          <w:lang w:eastAsia="en-150"/>
+          <w14:ligatures w14:val="none"/>
+        </w:rPr>
+        <w:t xml:space="preserve"> </w:t>
+      </w:r>
+      <w:proofErr w:type="spellStart"/>
+      <w:r>
+        <w:rPr>
+          <w:rFonts w:ascii="Times New Roman" w:eastAsia="Times New Roman" w:hAnsi="Times New Roman" w:cs="Times New Roman"/>
+          <w:kern w:val="0"/>
+          <w:sz w:val="24"/>
+          <w:szCs w:val="24"/>
+          <w:lang w:eastAsia="en-150"/>
+          <w14:ligatures w14:val="none"/>
+        </w:rPr>
+        <w:t>aplicației</w:t>
+      </w:r>
+      <w:proofErr w:type="spellEnd"/>
+      <w:r>
+        <w:rPr>
+          <w:rFonts w:ascii="Times New Roman" w:eastAsia="Times New Roman" w:hAnsi="Times New Roman" w:cs="Times New Roman"/>
+          <w:kern w:val="0"/>
+          <w:sz w:val="24"/>
+          <w:szCs w:val="24"/>
+          <w:lang w:eastAsia="en-150"/>
+          <w14:ligatures w14:val="none"/>
+        </w:rPr>
+        <w:t xml:space="preserve"> </w:t>
+      </w:r>
+      <w:proofErr w:type="spellStart"/>
+      <w:r>
+        <w:rPr>
+          <w:rFonts w:ascii="Times New Roman" w:eastAsia="Times New Roman" w:hAnsi="Times New Roman" w:cs="Times New Roman"/>
+          <w:kern w:val="0"/>
+          <w:sz w:val="24"/>
+          <w:szCs w:val="24"/>
+          <w:lang w:eastAsia="en-150"/>
+          <w14:ligatures w14:val="none"/>
+        </w:rPr>
+        <w:t>este</w:t>
+      </w:r>
+      <w:proofErr w:type="spellEnd"/>
+      <w:r>
+        <w:rPr>
+          <w:rFonts w:ascii="Times New Roman" w:eastAsia="Times New Roman" w:hAnsi="Times New Roman" w:cs="Times New Roman"/>
+          <w:kern w:val="0"/>
+          <w:sz w:val="24"/>
+          <w:szCs w:val="24"/>
+          <w:lang w:eastAsia="en-150"/>
+          <w14:ligatures w14:val="none"/>
+        </w:rPr>
+        <w:t xml:space="preserve"> </w:t>
+      </w:r>
+      <w:proofErr w:type="spellStart"/>
+      <w:r>
+        <w:rPr>
+          <w:rFonts w:ascii="Times New Roman" w:eastAsia="Times New Roman" w:hAnsi="Times New Roman" w:cs="Times New Roman"/>
+          <w:kern w:val="0"/>
+          <w:sz w:val="24"/>
+          <w:szCs w:val="24"/>
+          <w:lang w:eastAsia="en-150"/>
+          <w14:ligatures w14:val="none"/>
+        </w:rPr>
+        <w:t>formată</w:t>
+      </w:r>
+      <w:proofErr w:type="spellEnd"/>
+      <w:r>
+        <w:rPr>
+          <w:rFonts w:ascii="Times New Roman" w:eastAsia="Times New Roman" w:hAnsi="Times New Roman" w:cs="Times New Roman"/>
+          <w:kern w:val="0"/>
+          <w:sz w:val="24"/>
+          <w:szCs w:val="24"/>
+          <w:lang w:eastAsia="en-150"/>
+          <w14:ligatures w14:val="none"/>
+        </w:rPr>
+        <w:t xml:space="preserve"> din </w:t>
+      </w:r>
+      <w:proofErr w:type="spellStart"/>
+      <w:r>
+        <w:rPr>
+          <w:rFonts w:ascii="Times New Roman" w:eastAsia="Times New Roman" w:hAnsi="Times New Roman" w:cs="Times New Roman"/>
+          <w:kern w:val="0"/>
+          <w:sz w:val="24"/>
+          <w:szCs w:val="24"/>
+          <w:lang w:eastAsia="en-150"/>
+          <w14:ligatures w14:val="none"/>
+        </w:rPr>
+        <w:t>douăsprezece</w:t>
+      </w:r>
+      <w:proofErr w:type="spellEnd"/>
+      <w:r>
+        <w:rPr>
+          <w:rFonts w:ascii="Times New Roman" w:eastAsia="Times New Roman" w:hAnsi="Times New Roman" w:cs="Times New Roman"/>
+          <w:kern w:val="0"/>
+          <w:sz w:val="24"/>
+          <w:szCs w:val="24"/>
+          <w:lang w:eastAsia="en-150"/>
+          <w14:ligatures w14:val="none"/>
+        </w:rPr>
+        <w:t xml:space="preserve"> </w:t>
+      </w:r>
+      <w:proofErr w:type="spellStart"/>
+      <w:r>
+        <w:rPr>
+          <w:rFonts w:ascii="Times New Roman" w:eastAsia="Times New Roman" w:hAnsi="Times New Roman" w:cs="Times New Roman"/>
+          <w:kern w:val="0"/>
+          <w:sz w:val="24"/>
+          <w:szCs w:val="24"/>
+          <w:lang w:eastAsia="en-150"/>
+          <w14:ligatures w14:val="none"/>
+        </w:rPr>
+        <w:t>tabele</w:t>
+      </w:r>
+      <w:proofErr w:type="spellEnd"/>
+      <w:r>
+        <w:rPr>
+          <w:rFonts w:ascii="Times New Roman" w:eastAsia="Times New Roman" w:hAnsi="Times New Roman" w:cs="Times New Roman"/>
+          <w:kern w:val="0"/>
+          <w:sz w:val="24"/>
+          <w:szCs w:val="24"/>
+          <w:lang w:eastAsia="en-150"/>
+          <w14:ligatures w14:val="none"/>
+        </w:rPr>
+        <w:t xml:space="preserve">, </w:t>
+      </w:r>
+      <w:proofErr w:type="spellStart"/>
+      <w:r>
+        <w:rPr>
+          <w:rFonts w:ascii="Times New Roman" w:eastAsia="Times New Roman" w:hAnsi="Times New Roman" w:cs="Times New Roman"/>
+          <w:kern w:val="0"/>
+          <w:sz w:val="24"/>
+          <w:szCs w:val="24"/>
+          <w:lang w:eastAsia="en-150"/>
+          <w14:ligatures w14:val="none"/>
+        </w:rPr>
+        <w:t>număr</w:t>
+      </w:r>
+      <w:proofErr w:type="spellEnd"/>
+      <w:r>
+        <w:rPr>
+          <w:rFonts w:ascii="Times New Roman" w:eastAsia="Times New Roman" w:hAnsi="Times New Roman" w:cs="Times New Roman"/>
+          <w:kern w:val="0"/>
+          <w:sz w:val="24"/>
+          <w:szCs w:val="24"/>
+          <w:lang w:eastAsia="en-150"/>
+          <w14:ligatures w14:val="none"/>
+        </w:rPr>
+        <w:t xml:space="preserve"> care </w:t>
+      </w:r>
+      <w:proofErr w:type="spellStart"/>
+      <w:r>
+        <w:rPr>
+          <w:rFonts w:ascii="Times New Roman" w:eastAsia="Times New Roman" w:hAnsi="Times New Roman" w:cs="Times New Roman"/>
+          <w:kern w:val="0"/>
+          <w:sz w:val="24"/>
+          <w:szCs w:val="24"/>
+          <w:lang w:eastAsia="en-150"/>
+          <w14:ligatures w14:val="none"/>
+        </w:rPr>
+        <w:t>respectă</w:t>
+      </w:r>
+      <w:proofErr w:type="spellEnd"/>
+      <w:r>
+        <w:rPr>
+          <w:rFonts w:ascii="Times New Roman" w:eastAsia="Times New Roman" w:hAnsi="Times New Roman" w:cs="Times New Roman"/>
+          <w:kern w:val="0"/>
+          <w:sz w:val="24"/>
+          <w:szCs w:val="24"/>
+          <w:lang w:eastAsia="en-150"/>
+          <w14:ligatures w14:val="none"/>
+        </w:rPr>
+        <w:t xml:space="preserve"> </w:t>
+      </w:r>
+      <w:proofErr w:type="spellStart"/>
+      <w:r>
+        <w:rPr>
+          <w:rFonts w:ascii="Times New Roman" w:eastAsia="Times New Roman" w:hAnsi="Times New Roman" w:cs="Times New Roman"/>
+          <w:kern w:val="0"/>
+          <w:sz w:val="24"/>
+          <w:szCs w:val="24"/>
+          <w:lang w:eastAsia="en-150"/>
+          <w14:ligatures w14:val="none"/>
+        </w:rPr>
+        <w:t>cerința</w:t>
+      </w:r>
+      <w:proofErr w:type="spellEnd"/>
+      <w:r>
+        <w:rPr>
+          <w:rFonts w:ascii="Times New Roman" w:eastAsia="Times New Roman" w:hAnsi="Times New Roman" w:cs="Times New Roman"/>
+          <w:kern w:val="0"/>
+          <w:sz w:val="24"/>
+          <w:szCs w:val="24"/>
+          <w:lang w:eastAsia="en-150"/>
+          <w14:ligatures w14:val="none"/>
+        </w:rPr>
+        <w:t xml:space="preserve"> de minimum </w:t>
+      </w:r>
+      <w:proofErr w:type="spellStart"/>
+      <w:r>
+        <w:rPr>
+          <w:rFonts w:ascii="Times New Roman" w:eastAsia="Times New Roman" w:hAnsi="Times New Roman" w:cs="Times New Roman"/>
+          <w:kern w:val="0"/>
+          <w:sz w:val="24"/>
+          <w:szCs w:val="24"/>
+          <w:lang w:eastAsia="en-150"/>
+          <w14:ligatures w14:val="none"/>
+        </w:rPr>
+        <w:t>zece</w:t>
+      </w:r>
+      <w:proofErr w:type="spellEnd"/>
+      <w:r>
+        <w:rPr>
+          <w:rFonts w:ascii="Times New Roman" w:eastAsia="Times New Roman" w:hAnsi="Times New Roman" w:cs="Times New Roman"/>
+          <w:kern w:val="0"/>
+          <w:sz w:val="24"/>
+          <w:szCs w:val="24"/>
+          <w:lang w:eastAsia="en-150"/>
+          <w14:ligatures w14:val="none"/>
+        </w:rPr>
+        <w:t xml:space="preserve"> </w:t>
+      </w:r>
+      <w:proofErr w:type="spellStart"/>
+      <w:r>
+        <w:rPr>
+          <w:rFonts w:ascii="Times New Roman" w:eastAsia="Times New Roman" w:hAnsi="Times New Roman" w:cs="Times New Roman"/>
+          <w:kern w:val="0"/>
+          <w:sz w:val="24"/>
+          <w:szCs w:val="24"/>
+          <w:lang w:eastAsia="en-150"/>
+          <w14:ligatures w14:val="none"/>
+        </w:rPr>
+        <w:t>tabele</w:t>
+      </w:r>
+      <w:proofErr w:type="spellEnd"/>
+      <w:r>
+        <w:rPr>
+          <w:rFonts w:ascii="Times New Roman" w:eastAsia="Times New Roman" w:hAnsi="Times New Roman" w:cs="Times New Roman"/>
+          <w:kern w:val="0"/>
+          <w:sz w:val="24"/>
+          <w:szCs w:val="24"/>
+          <w:lang w:eastAsia="en-150"/>
+          <w14:ligatures w14:val="none"/>
+        </w:rPr>
+        <w:t xml:space="preserve">. </w:t>
+      </w:r>
+      <w:proofErr w:type="spellStart"/>
+      <w:r>
+        <w:rPr>
+          <w:rFonts w:ascii="Times New Roman" w:eastAsia="Times New Roman" w:hAnsi="Times New Roman" w:cs="Times New Roman"/>
+          <w:kern w:val="0"/>
+          <w:sz w:val="24"/>
+          <w:szCs w:val="24"/>
+          <w:lang w:eastAsia="en-150"/>
+          <w14:ligatures w14:val="none"/>
+        </w:rPr>
+        <w:t>Structura</w:t>
+      </w:r>
+      <w:proofErr w:type="spellEnd"/>
+      <w:r>
+        <w:rPr>
+          <w:rFonts w:ascii="Times New Roman" w:eastAsia="Times New Roman" w:hAnsi="Times New Roman" w:cs="Times New Roman"/>
+          <w:kern w:val="0"/>
+          <w:sz w:val="24"/>
+          <w:szCs w:val="24"/>
+          <w:lang w:eastAsia="en-150"/>
+          <w14:ligatures w14:val="none"/>
+        </w:rPr>
+        <w:t xml:space="preserve"> lor, cu </w:t>
+      </w:r>
+      <w:proofErr w:type="spellStart"/>
+      <w:r>
+        <w:rPr>
+          <w:rFonts w:ascii="Times New Roman" w:eastAsia="Times New Roman" w:hAnsi="Times New Roman" w:cs="Times New Roman"/>
+          <w:kern w:val="0"/>
+          <w:sz w:val="24"/>
+          <w:szCs w:val="24"/>
+          <w:lang w:eastAsia="en-150"/>
+          <w14:ligatures w14:val="none"/>
+        </w:rPr>
+        <w:t>cheile</w:t>
+      </w:r>
+      <w:proofErr w:type="spellEnd"/>
+      <w:r>
+        <w:rPr>
+          <w:rFonts w:ascii="Times New Roman" w:eastAsia="Times New Roman" w:hAnsi="Times New Roman" w:cs="Times New Roman"/>
+          <w:kern w:val="0"/>
+          <w:sz w:val="24"/>
+          <w:szCs w:val="24"/>
+          <w:lang w:eastAsia="en-150"/>
+          <w14:ligatures w14:val="none"/>
+        </w:rPr>
+        <w:t xml:space="preserve"> </w:t>
+      </w:r>
+      <w:proofErr w:type="spellStart"/>
+      <w:r>
+        <w:rPr>
+          <w:rFonts w:ascii="Times New Roman" w:eastAsia="Times New Roman" w:hAnsi="Times New Roman" w:cs="Times New Roman"/>
+          <w:kern w:val="0"/>
+          <w:sz w:val="24"/>
+          <w:szCs w:val="24"/>
+          <w:lang w:eastAsia="en-150"/>
+          <w14:ligatures w14:val="none"/>
+        </w:rPr>
+        <w:t>primare</w:t>
+      </w:r>
+      <w:proofErr w:type="spellEnd"/>
+      <w:r>
+        <w:rPr>
+          <w:rFonts w:ascii="Times New Roman" w:eastAsia="Times New Roman" w:hAnsi="Times New Roman" w:cs="Times New Roman"/>
+          <w:kern w:val="0"/>
+          <w:sz w:val="24"/>
+          <w:szCs w:val="24"/>
+          <w:lang w:eastAsia="en-150"/>
+          <w14:ligatures w14:val="none"/>
+        </w:rPr>
+        <w:t xml:space="preserve">, </w:t>
+      </w:r>
+      <w:proofErr w:type="spellStart"/>
+      <w:r>
+        <w:rPr>
+          <w:rFonts w:ascii="Times New Roman" w:eastAsia="Times New Roman" w:hAnsi="Times New Roman" w:cs="Times New Roman"/>
+          <w:kern w:val="0"/>
+          <w:sz w:val="24"/>
+          <w:szCs w:val="24"/>
+          <w:lang w:eastAsia="en-150"/>
+          <w14:ligatures w14:val="none"/>
+        </w:rPr>
+        <w:t>cheile</w:t>
+      </w:r>
+      <w:proofErr w:type="spellEnd"/>
+      <w:r>
+        <w:rPr>
+          <w:rFonts w:ascii="Times New Roman" w:eastAsia="Times New Roman" w:hAnsi="Times New Roman" w:cs="Times New Roman"/>
+          <w:kern w:val="0"/>
+          <w:sz w:val="24"/>
+          <w:szCs w:val="24"/>
+          <w:lang w:eastAsia="en-150"/>
+          <w14:ligatures w14:val="none"/>
+        </w:rPr>
+        <w:t xml:space="preserve"> </w:t>
+      </w:r>
+      <w:proofErr w:type="spellStart"/>
+      <w:r>
+        <w:rPr>
+          <w:rFonts w:ascii="Times New Roman" w:eastAsia="Times New Roman" w:hAnsi="Times New Roman" w:cs="Times New Roman"/>
+          <w:kern w:val="0"/>
+          <w:sz w:val="24"/>
+          <w:szCs w:val="24"/>
+          <w:lang w:eastAsia="en-150"/>
+          <w14:ligatures w14:val="none"/>
+        </w:rPr>
+        <w:t>străine</w:t>
+      </w:r>
+      <w:proofErr w:type="spellEnd"/>
+      <w:r>
+        <w:rPr>
+          <w:rFonts w:ascii="Times New Roman" w:eastAsia="Times New Roman" w:hAnsi="Times New Roman" w:cs="Times New Roman"/>
+          <w:kern w:val="0"/>
+          <w:sz w:val="24"/>
+          <w:szCs w:val="24"/>
+          <w:lang w:eastAsia="en-150"/>
+          <w14:ligatures w14:val="none"/>
+        </w:rPr>
+        <w:t xml:space="preserve"> </w:t>
+      </w:r>
+      <w:proofErr w:type="spellStart"/>
+      <w:r>
+        <w:rPr>
+          <w:rFonts w:ascii="Times New Roman" w:eastAsia="Times New Roman" w:hAnsi="Times New Roman" w:cs="Times New Roman"/>
+          <w:kern w:val="0"/>
+          <w:sz w:val="24"/>
+          <w:szCs w:val="24"/>
+          <w:lang w:eastAsia="en-150"/>
+          <w14:ligatures w14:val="none"/>
+        </w:rPr>
+        <w:t>și</w:t>
+      </w:r>
+      <w:proofErr w:type="spellEnd"/>
+      <w:r>
+        <w:rPr>
+          <w:rFonts w:ascii="Times New Roman" w:eastAsia="Times New Roman" w:hAnsi="Times New Roman" w:cs="Times New Roman"/>
+          <w:kern w:val="0"/>
+          <w:sz w:val="24"/>
+          <w:szCs w:val="24"/>
+          <w:lang w:eastAsia="en-150"/>
+          <w14:ligatures w14:val="none"/>
+        </w:rPr>
+        <w:t xml:space="preserve"> </w:t>
+      </w:r>
+      <w:proofErr w:type="spellStart"/>
+      <w:r>
+        <w:rPr>
+          <w:rFonts w:ascii="Times New Roman" w:eastAsia="Times New Roman" w:hAnsi="Times New Roman" w:cs="Times New Roman"/>
+          <w:kern w:val="0"/>
+          <w:sz w:val="24"/>
+          <w:szCs w:val="24"/>
+          <w:lang w:eastAsia="en-150"/>
+          <w14:ligatures w14:val="none"/>
+        </w:rPr>
+        <w:t>relațiile</w:t>
+      </w:r>
+      <w:proofErr w:type="spellEnd"/>
+      <w:r>
+        <w:rPr>
+          <w:rFonts w:ascii="Times New Roman" w:eastAsia="Times New Roman" w:hAnsi="Times New Roman" w:cs="Times New Roman"/>
+          <w:kern w:val="0"/>
+          <w:sz w:val="24"/>
+          <w:szCs w:val="24"/>
+          <w:lang w:eastAsia="en-150"/>
+          <w14:ligatures w14:val="none"/>
+        </w:rPr>
+        <w:t xml:space="preserve"> </w:t>
+      </w:r>
+      <w:proofErr w:type="spellStart"/>
+      <w:r>
+        <w:rPr>
+          <w:rFonts w:ascii="Times New Roman" w:eastAsia="Times New Roman" w:hAnsi="Times New Roman" w:cs="Times New Roman"/>
+          <w:kern w:val="0"/>
+          <w:sz w:val="24"/>
+          <w:szCs w:val="24"/>
+          <w:lang w:eastAsia="en-150"/>
+          <w14:ligatures w14:val="none"/>
+        </w:rPr>
+        <w:t>dintre</w:t>
+      </w:r>
+      <w:proofErr w:type="spellEnd"/>
+      <w:r>
+        <w:rPr>
+          <w:rFonts w:ascii="Times New Roman" w:eastAsia="Times New Roman" w:hAnsi="Times New Roman" w:cs="Times New Roman"/>
+          <w:kern w:val="0"/>
+          <w:sz w:val="24"/>
+          <w:szCs w:val="24"/>
+          <w:lang w:eastAsia="en-150"/>
+          <w14:ligatures w14:val="none"/>
+        </w:rPr>
+        <w:t xml:space="preserve"> </w:t>
+      </w:r>
+      <w:proofErr w:type="spellStart"/>
+      <w:r>
+        <w:rPr>
+          <w:rFonts w:ascii="Times New Roman" w:eastAsia="Times New Roman" w:hAnsi="Times New Roman" w:cs="Times New Roman"/>
+          <w:kern w:val="0"/>
+          <w:sz w:val="24"/>
+          <w:szCs w:val="24"/>
+          <w:lang w:eastAsia="en-150"/>
+          <w14:ligatures w14:val="none"/>
+        </w:rPr>
+        <w:t>tabele</w:t>
+      </w:r>
+      <w:proofErr w:type="spellEnd"/>
+      <w:r>
+        <w:rPr>
+          <w:rFonts w:ascii="Times New Roman" w:eastAsia="Times New Roman" w:hAnsi="Times New Roman" w:cs="Times New Roman"/>
+          <w:kern w:val="0"/>
+          <w:sz w:val="24"/>
+          <w:szCs w:val="24"/>
+          <w:lang w:eastAsia="en-150"/>
+          <w14:ligatures w14:val="none"/>
+        </w:rPr>
+        <w:t xml:space="preserve">, </w:t>
+      </w:r>
+      <w:proofErr w:type="spellStart"/>
+      <w:r>
+        <w:rPr>
+          <w:rFonts w:ascii="Times New Roman" w:eastAsia="Times New Roman" w:hAnsi="Times New Roman" w:cs="Times New Roman"/>
+          <w:kern w:val="0"/>
+          <w:sz w:val="24"/>
+          <w:szCs w:val="24"/>
+          <w:lang w:eastAsia="en-150"/>
+          <w14:ligatures w14:val="none"/>
+        </w:rPr>
+        <w:t>este</w:t>
+      </w:r>
+      <w:proofErr w:type="spellEnd"/>
+      <w:r>
+        <w:rPr>
+          <w:rFonts w:ascii="Times New Roman" w:eastAsia="Times New Roman" w:hAnsi="Times New Roman" w:cs="Times New Roman"/>
+          <w:kern w:val="0"/>
+          <w:sz w:val="24"/>
+          <w:szCs w:val="24"/>
+          <w:lang w:eastAsia="en-150"/>
+          <w14:ligatures w14:val="none"/>
+        </w:rPr>
+        <w:t xml:space="preserve"> </w:t>
+      </w:r>
+      <w:proofErr w:type="spellStart"/>
+      <w:r>
+        <w:rPr>
+          <w:rFonts w:ascii="Times New Roman" w:eastAsia="Times New Roman" w:hAnsi="Times New Roman" w:cs="Times New Roman"/>
+          <w:kern w:val="0"/>
+          <w:sz w:val="24"/>
+          <w:szCs w:val="24"/>
+          <w:lang w:eastAsia="en-150"/>
+          <w14:ligatures w14:val="none"/>
+        </w:rPr>
+        <w:t>redată</w:t>
+      </w:r>
+      <w:proofErr w:type="spellEnd"/>
+      <w:r>
+        <w:rPr>
+          <w:rFonts w:ascii="Times New Roman" w:eastAsia="Times New Roman" w:hAnsi="Times New Roman" w:cs="Times New Roman"/>
+          <w:kern w:val="0"/>
+          <w:sz w:val="24"/>
+          <w:szCs w:val="24"/>
+          <w:lang w:eastAsia="en-150"/>
+          <w14:ligatures w14:val="none"/>
+        </w:rPr>
+        <w:t xml:space="preserve"> </w:t>
+      </w:r>
+      <w:proofErr w:type="spellStart"/>
+      <w:r>
+        <w:rPr>
+          <w:rFonts w:ascii="Times New Roman" w:eastAsia="Times New Roman" w:hAnsi="Times New Roman" w:cs="Times New Roman"/>
+          <w:kern w:val="0"/>
+          <w:sz w:val="24"/>
+          <w:szCs w:val="24"/>
+          <w:lang w:eastAsia="en-150"/>
+          <w14:ligatures w14:val="none"/>
+        </w:rPr>
+        <w:t>în</w:t>
+      </w:r>
+      <w:proofErr w:type="spellEnd"/>
+      <w:r>
+        <w:rPr>
+          <w:rFonts w:ascii="Times New Roman" w:eastAsia="Times New Roman" w:hAnsi="Times New Roman" w:cs="Times New Roman"/>
+          <w:kern w:val="0"/>
+          <w:sz w:val="24"/>
+          <w:szCs w:val="24"/>
+          <w:lang w:eastAsia="en-150"/>
+          <w14:ligatures w14:val="none"/>
+        </w:rPr>
+        <w:t xml:space="preserve"> </w:t>
+      </w:r>
+      <w:proofErr w:type="spellStart"/>
+      <w:r>
+        <w:rPr>
+          <w:rFonts w:ascii="Times New Roman" w:eastAsia="Times New Roman" w:hAnsi="Times New Roman" w:cs="Times New Roman"/>
+          <w:kern w:val="0"/>
+          <w:sz w:val="24"/>
+          <w:szCs w:val="24"/>
+          <w:lang w:eastAsia="en-150"/>
+          <w14:ligatures w14:val="none"/>
+        </w:rPr>
+        <w:t>diagrama</w:t>
+      </w:r>
+      <w:proofErr w:type="spellEnd"/>
+      <w:r>
+        <w:rPr>
+          <w:rFonts w:ascii="Times New Roman" w:eastAsia="Times New Roman" w:hAnsi="Times New Roman" w:cs="Times New Roman"/>
+          <w:kern w:val="0"/>
+          <w:sz w:val="24"/>
+          <w:szCs w:val="24"/>
+          <w:lang w:eastAsia="en-150"/>
+          <w14:ligatures w14:val="none"/>
+        </w:rPr>
+        <w:t xml:space="preserve"> de </w:t>
+      </w:r>
+      <w:proofErr w:type="spellStart"/>
+      <w:r>
+        <w:rPr>
+          <w:rFonts w:ascii="Times New Roman" w:eastAsia="Times New Roman" w:hAnsi="Times New Roman" w:cs="Times New Roman"/>
+          <w:kern w:val="0"/>
+          <w:sz w:val="24"/>
+          <w:szCs w:val="24"/>
+          <w:lang w:eastAsia="en-150"/>
+          <w14:ligatures w14:val="none"/>
+        </w:rPr>
+        <w:t>mai</w:t>
+      </w:r>
+      <w:proofErr w:type="spellEnd"/>
+      <w:r>
+        <w:rPr>
+          <w:rFonts w:ascii="Times New Roman" w:eastAsia="Times New Roman" w:hAnsi="Times New Roman" w:cs="Times New Roman"/>
+          <w:kern w:val="0"/>
+          <w:sz w:val="24"/>
+          <w:szCs w:val="24"/>
+          <w:lang w:eastAsia="en-150"/>
+          <w14:ligatures w14:val="none"/>
+        </w:rPr>
+        <w:t xml:space="preserve"> </w:t>
+      </w:r>
+      <w:proofErr w:type="spellStart"/>
+      <w:r>
+        <w:rPr>
+          <w:rFonts w:ascii="Times New Roman" w:eastAsia="Times New Roman" w:hAnsi="Times New Roman" w:cs="Times New Roman"/>
+          <w:kern w:val="0"/>
+          <w:sz w:val="24"/>
+          <w:szCs w:val="24"/>
+          <w:lang w:eastAsia="en-150"/>
+          <w14:ligatures w14:val="none"/>
+        </w:rPr>
+        <w:t>jos.</w:t>
+      </w:r>
+      <w:proofErr w:type="spellEnd"/>
+    </w:p>
+    <w:p>
+      <w:pPr>
+        <w:keepNext/>
+        <w:spacing w:before="120" w:after="60"/>
+        <w:jc w:val="center"/>
+      </w:pPr>
+      <w:r>
+        <w:rPr>
+          <w:noProof/>
+        </w:rPr>
+        <w:lastRenderedPageBreak/>
+        <w:drawing>
+          <wp:inline distT="0" distB="0" distL="0" distR="0" wp14:anchorId="46EBBDEF" wp14:editId="5CE24786">
+            <wp:extent cx="5394960" cy="4828869"/>
+            <wp:effectExtent l="0" t="0" r="0" b="0"/>
+            <wp:docPr id="9001" name="Diagrama ERD" descr="Diagrama entitate-relatie a bazei de date"/>
+            <wp:cNvGraphicFramePr>
+              <a:graphicFrameLocks xmlns:a="http://schemas.openxmlformats.org/drawingml/2006/main" noChangeAspect="1"/>
+            </wp:cNvGraphicFramePr>
+            <a:graphic xmlns:a="http://schemas.openxmlformats.org/drawingml/2006/main">
+              <a:graphicData uri="http://schemas.openxmlformats.org/drawingml/2006/picture">
+                <pic:pic xmlns:pic="http://schemas.openxmlformats.org/drawingml/2006/picture">
+                  <pic:nvPicPr>
+                    <pic:cNvPr id="9001" name="Diagrama.png"/>
+                    <pic:cNvPicPr/>
+                  </pic:nvPicPr>
+                  <pic:blipFill>
+                    <a:blip r:embed="rId7"/>
+                    <a:stretch>
+                      <a:fillRect/>
+                    </a:stretch>
+                  </pic:blipFill>
+                  <pic:spPr>
+                    <a:xfrm>
+                      <a:off x="0" y="0"/>
+                      <a:ext cx="5394960" cy="4828869"/>
+                    </a:xfrm>
+                    <a:prstGeom prst="rect">
+                      <a:avLst/>
+                    </a:prstGeom>
+                  </pic:spPr>
+                </pic:pic>
+              </a:graphicData>
+            </a:graphic>
+          </wp:inline>
+        </w:drawing>
+      </w:r>
+    </w:p>
+    <w:p>
+      <w:pPr>
+        <w:spacing w:before="100" w:beforeAutospacing="1" w:after="100" w:afterAutospacing="1" w:line="360" w:lineRule="auto"/>
+        <w:jc w:val="both"/>
+        <w:rPr>
+          <w:rFonts w:ascii="Times New Roman" w:eastAsia="Times New Roman" w:hAnsi="Times New Roman" w:cs="Times New Roman"/>
+          <w:kern w:val="0"/>
+          <w:sz w:val="24"/>
+          <w:szCs w:val="24"/>
+          <w:lang w:eastAsia="en-150"/>
+          <w14:ligatures w14:val="none"/>
+        </w:rPr>
+      </w:pPr>
+      <w:proofErr w:type="spellStart"/>
+      <w:r>
+        <w:rPr>
+          <w:rFonts w:ascii="Times New Roman" w:eastAsia="Times New Roman" w:hAnsi="Times New Roman" w:cs="Times New Roman"/>
+          <w:kern w:val="0"/>
+          <w:sz w:val="24"/>
+          <w:szCs w:val="24"/>
+          <w:lang w:eastAsia="en-150"/>
+          <w14:ligatures w14:val="none"/>
+        </w:rPr>
+        <w:t>Tabela</w:t>
+      </w:r>
+      <w:proofErr w:type="spellEnd"/>
+      <w:r>
+        <w:rPr>
+          <w:rFonts w:ascii="Times New Roman" w:eastAsia="Times New Roman" w:hAnsi="Times New Roman" w:cs="Times New Roman"/>
+          <w:kern w:val="0"/>
+          <w:sz w:val="24"/>
+          <w:szCs w:val="24"/>
+          <w:lang w:eastAsia="en-150"/>
+          <w14:ligatures w14:val="none"/>
+        </w:rPr>
+        <w:t xml:space="preserve"> INSCRIERE are </w:t>
+      </w:r>
+      <w:proofErr w:type="spellStart"/>
+      <w:r>
+        <w:rPr>
+          <w:rFonts w:ascii="Times New Roman" w:eastAsia="Times New Roman" w:hAnsi="Times New Roman" w:cs="Times New Roman"/>
+          <w:kern w:val="0"/>
+          <w:sz w:val="24"/>
+          <w:szCs w:val="24"/>
+          <w:lang w:eastAsia="en-150"/>
+          <w14:ligatures w14:val="none"/>
+        </w:rPr>
+        <w:t>rolul</w:t>
+      </w:r>
+      <w:proofErr w:type="spellEnd"/>
+      <w:r>
+        <w:rPr>
+          <w:rFonts w:ascii="Times New Roman" w:eastAsia="Times New Roman" w:hAnsi="Times New Roman" w:cs="Times New Roman"/>
+          <w:kern w:val="0"/>
+          <w:sz w:val="24"/>
+          <w:szCs w:val="24"/>
+          <w:lang w:eastAsia="en-150"/>
+          <w14:ligatures w14:val="none"/>
+        </w:rPr>
+        <w:t xml:space="preserve"> central: </w:t>
+      </w:r>
+      <w:proofErr w:type="spellStart"/>
+      <w:r>
+        <w:rPr>
+          <w:rFonts w:ascii="Times New Roman" w:eastAsia="Times New Roman" w:hAnsi="Times New Roman" w:cs="Times New Roman"/>
+          <w:kern w:val="0"/>
+          <w:sz w:val="24"/>
+          <w:szCs w:val="24"/>
+          <w:lang w:eastAsia="en-150"/>
+          <w14:ligatures w14:val="none"/>
+        </w:rPr>
+        <w:t>leagă</w:t>
+      </w:r>
+      <w:proofErr w:type="spellEnd"/>
+      <w:r>
+        <w:rPr>
+          <w:rFonts w:ascii="Times New Roman" w:eastAsia="Times New Roman" w:hAnsi="Times New Roman" w:cs="Times New Roman"/>
+          <w:kern w:val="0"/>
+          <w:sz w:val="24"/>
+          <w:szCs w:val="24"/>
+          <w:lang w:eastAsia="en-150"/>
+          <w14:ligatures w14:val="none"/>
+        </w:rPr>
+        <w:t xml:space="preserve"> un </w:t>
+      </w:r>
+      <w:proofErr w:type="spellStart"/>
+      <w:r>
+        <w:rPr>
+          <w:rFonts w:ascii="Times New Roman" w:eastAsia="Times New Roman" w:hAnsi="Times New Roman" w:cs="Times New Roman"/>
+          <w:kern w:val="0"/>
+          <w:sz w:val="24"/>
+          <w:szCs w:val="24"/>
+          <w:lang w:eastAsia="en-150"/>
+          <w14:ligatures w14:val="none"/>
+        </w:rPr>
+        <w:t>cursant</w:t>
+      </w:r>
+      <w:proofErr w:type="spellEnd"/>
+      <w:r>
+        <w:rPr>
+          <w:rFonts w:ascii="Times New Roman" w:eastAsia="Times New Roman" w:hAnsi="Times New Roman" w:cs="Times New Roman"/>
+          <w:kern w:val="0"/>
+          <w:sz w:val="24"/>
+          <w:szCs w:val="24"/>
+          <w:lang w:eastAsia="en-150"/>
+          <w14:ligatures w14:val="none"/>
+        </w:rPr>
+        <w:t xml:space="preserve"> de un curs, </w:t>
+      </w:r>
+      <w:proofErr w:type="spellStart"/>
+      <w:r>
+        <w:rPr>
+          <w:rFonts w:ascii="Times New Roman" w:eastAsia="Times New Roman" w:hAnsi="Times New Roman" w:cs="Times New Roman"/>
+          <w:kern w:val="0"/>
+          <w:sz w:val="24"/>
+          <w:szCs w:val="24"/>
+          <w:lang w:eastAsia="en-150"/>
+          <w14:ligatures w14:val="none"/>
+        </w:rPr>
+        <w:t>iar</w:t>
+      </w:r>
+      <w:proofErr w:type="spellEnd"/>
+      <w:r>
+        <w:rPr>
+          <w:rFonts w:ascii="Times New Roman" w:eastAsia="Times New Roman" w:hAnsi="Times New Roman" w:cs="Times New Roman"/>
+          <w:kern w:val="0"/>
+          <w:sz w:val="24"/>
+          <w:szCs w:val="24"/>
+          <w:lang w:eastAsia="en-150"/>
+          <w14:ligatures w14:val="none"/>
+        </w:rPr>
+        <w:t xml:space="preserve"> </w:t>
+      </w:r>
+      <w:proofErr w:type="spellStart"/>
+      <w:r>
+        <w:rPr>
+          <w:rFonts w:ascii="Times New Roman" w:eastAsia="Times New Roman" w:hAnsi="Times New Roman" w:cs="Times New Roman"/>
+          <w:kern w:val="0"/>
+          <w:sz w:val="24"/>
+          <w:szCs w:val="24"/>
+          <w:lang w:eastAsia="en-150"/>
+          <w14:ligatures w14:val="none"/>
+        </w:rPr>
+        <w:t>prezențele</w:t>
+      </w:r>
+      <w:proofErr w:type="spellEnd"/>
+      <w:r>
+        <w:rPr>
+          <w:rFonts w:ascii="Times New Roman" w:eastAsia="Times New Roman" w:hAnsi="Times New Roman" w:cs="Times New Roman"/>
+          <w:kern w:val="0"/>
+          <w:sz w:val="24"/>
+          <w:szCs w:val="24"/>
+          <w:lang w:eastAsia="en-150"/>
+          <w14:ligatures w14:val="none"/>
+        </w:rPr>
+        <w:t xml:space="preserve">, </w:t>
+      </w:r>
+      <w:proofErr w:type="spellStart"/>
+      <w:r>
+        <w:rPr>
+          <w:rFonts w:ascii="Times New Roman" w:eastAsia="Times New Roman" w:hAnsi="Times New Roman" w:cs="Times New Roman"/>
+          <w:kern w:val="0"/>
+          <w:sz w:val="24"/>
+          <w:szCs w:val="24"/>
+          <w:lang w:eastAsia="en-150"/>
+          <w14:ligatures w14:val="none"/>
+        </w:rPr>
+        <w:t>ședințele</w:t>
+      </w:r>
+      <w:proofErr w:type="spellEnd"/>
+      <w:r>
+        <w:rPr>
+          <w:rFonts w:ascii="Times New Roman" w:eastAsia="Times New Roman" w:hAnsi="Times New Roman" w:cs="Times New Roman"/>
+          <w:kern w:val="0"/>
+          <w:sz w:val="24"/>
+          <w:szCs w:val="24"/>
+          <w:lang w:eastAsia="en-150"/>
+          <w14:ligatures w14:val="none"/>
+        </w:rPr>
+        <w:t xml:space="preserve"> practice, </w:t>
+      </w:r>
+      <w:proofErr w:type="spellStart"/>
+      <w:r>
+        <w:rPr>
+          <w:rFonts w:ascii="Times New Roman" w:eastAsia="Times New Roman" w:hAnsi="Times New Roman" w:cs="Times New Roman"/>
+          <w:kern w:val="0"/>
+          <w:sz w:val="24"/>
+          <w:szCs w:val="24"/>
+          <w:lang w:eastAsia="en-150"/>
+          <w14:ligatures w14:val="none"/>
+        </w:rPr>
+        <w:t>examenele</w:t>
+      </w:r>
+      <w:proofErr w:type="spellEnd"/>
+      <w:r>
+        <w:rPr>
+          <w:rFonts w:ascii="Times New Roman" w:eastAsia="Times New Roman" w:hAnsi="Times New Roman" w:cs="Times New Roman"/>
+          <w:kern w:val="0"/>
+          <w:sz w:val="24"/>
+          <w:szCs w:val="24"/>
+          <w:lang w:eastAsia="en-150"/>
+          <w14:ligatures w14:val="none"/>
+        </w:rPr>
+        <w:t xml:space="preserve"> </w:t>
+      </w:r>
+      <w:proofErr w:type="spellStart"/>
+      <w:r>
+        <w:rPr>
+          <w:rFonts w:ascii="Times New Roman" w:eastAsia="Times New Roman" w:hAnsi="Times New Roman" w:cs="Times New Roman"/>
+          <w:kern w:val="0"/>
+          <w:sz w:val="24"/>
+          <w:szCs w:val="24"/>
+          <w:lang w:eastAsia="en-150"/>
+          <w14:ligatures w14:val="none"/>
+        </w:rPr>
+        <w:t>și</w:t>
+      </w:r>
+      <w:proofErr w:type="spellEnd"/>
+      <w:r>
+        <w:rPr>
+          <w:rFonts w:ascii="Times New Roman" w:eastAsia="Times New Roman" w:hAnsi="Times New Roman" w:cs="Times New Roman"/>
+          <w:kern w:val="0"/>
+          <w:sz w:val="24"/>
+          <w:szCs w:val="24"/>
+          <w:lang w:eastAsia="en-150"/>
+          <w14:ligatures w14:val="none"/>
+        </w:rPr>
+        <w:t xml:space="preserve"> </w:t>
+      </w:r>
+      <w:proofErr w:type="spellStart"/>
+      <w:r>
+        <w:rPr>
+          <w:rFonts w:ascii="Times New Roman" w:eastAsia="Times New Roman" w:hAnsi="Times New Roman" w:cs="Times New Roman"/>
+          <w:kern w:val="0"/>
+          <w:sz w:val="24"/>
+          <w:szCs w:val="24"/>
+          <w:lang w:eastAsia="en-150"/>
+          <w14:ligatures w14:val="none"/>
+        </w:rPr>
+        <w:t>plățile</w:t>
+      </w:r>
+      <w:proofErr w:type="spellEnd"/>
+      <w:r>
+        <w:rPr>
+          <w:rFonts w:ascii="Times New Roman" w:eastAsia="Times New Roman" w:hAnsi="Times New Roman" w:cs="Times New Roman"/>
+          <w:kern w:val="0"/>
+          <w:sz w:val="24"/>
+          <w:szCs w:val="24"/>
+          <w:lang w:eastAsia="en-150"/>
+          <w14:ligatures w14:val="none"/>
+        </w:rPr>
+        <w:t xml:space="preserve"> se </w:t>
+      </w:r>
+      <w:proofErr w:type="spellStart"/>
+      <w:r>
+        <w:rPr>
+          <w:rFonts w:ascii="Times New Roman" w:eastAsia="Times New Roman" w:hAnsi="Times New Roman" w:cs="Times New Roman"/>
+          <w:kern w:val="0"/>
+          <w:sz w:val="24"/>
+          <w:szCs w:val="24"/>
+          <w:lang w:eastAsia="en-150"/>
+          <w14:ligatures w14:val="none"/>
+        </w:rPr>
+        <w:t>raportează</w:t>
+      </w:r>
+      <w:proofErr w:type="spellEnd"/>
+      <w:r>
+        <w:rPr>
+          <w:rFonts w:ascii="Times New Roman" w:eastAsia="Times New Roman" w:hAnsi="Times New Roman" w:cs="Times New Roman"/>
+          <w:kern w:val="0"/>
+          <w:sz w:val="24"/>
+          <w:szCs w:val="24"/>
+          <w:lang w:eastAsia="en-150"/>
+          <w14:ligatures w14:val="none"/>
+        </w:rPr>
+        <w:t xml:space="preserve"> </w:t>
+      </w:r>
+      <w:proofErr w:type="spellStart"/>
+      <w:r>
+        <w:rPr>
+          <w:rFonts w:ascii="Times New Roman" w:eastAsia="Times New Roman" w:hAnsi="Times New Roman" w:cs="Times New Roman"/>
+          <w:kern w:val="0"/>
+          <w:sz w:val="24"/>
+          <w:szCs w:val="24"/>
+          <w:lang w:eastAsia="en-150"/>
+          <w14:ligatures w14:val="none"/>
+        </w:rPr>
+        <w:t>toate</w:t>
+      </w:r>
+      <w:proofErr w:type="spellEnd"/>
+      <w:r>
+        <w:rPr>
+          <w:rFonts w:ascii="Times New Roman" w:eastAsia="Times New Roman" w:hAnsi="Times New Roman" w:cs="Times New Roman"/>
+          <w:kern w:val="0"/>
+          <w:sz w:val="24"/>
+          <w:szCs w:val="24"/>
+          <w:lang w:eastAsia="en-150"/>
+          <w14:ligatures w14:val="none"/>
+        </w:rPr>
+        <w:t xml:space="preserve"> la o </w:t>
+      </w:r>
+      <w:proofErr w:type="spellStart"/>
+      <w:r>
+        <w:rPr>
+          <w:rFonts w:ascii="Times New Roman" w:eastAsia="Times New Roman" w:hAnsi="Times New Roman" w:cs="Times New Roman"/>
+          <w:kern w:val="0"/>
+          <w:sz w:val="24"/>
+          <w:szCs w:val="24"/>
+          <w:lang w:eastAsia="en-150"/>
+          <w14:ligatures w14:val="none"/>
+        </w:rPr>
+        <w:t>înscriere</w:t>
+      </w:r>
+      <w:proofErr w:type="spellEnd"/>
+      <w:r>
+        <w:rPr>
+          <w:rFonts w:ascii="Times New Roman" w:eastAsia="Times New Roman" w:hAnsi="Times New Roman" w:cs="Times New Roman"/>
+          <w:kern w:val="0"/>
+          <w:sz w:val="24"/>
+          <w:szCs w:val="24"/>
+          <w:lang w:eastAsia="en-150"/>
+          <w14:ligatures w14:val="none"/>
+        </w:rPr>
+        <w:t>.</w:t>
+      </w:r>
+    </w:p>
+    <w:p>
+      <w:pPr>
+        <w:spacing w:before="100" w:beforeAutospacing="1" w:after="100" w:afterAutospacing="1" w:line="360" w:lineRule="auto"/>
+        <w:outlineLvl w:val="2"/>
+        <w:rPr>
+          <w:rFonts w:ascii="Times New Roman" w:eastAsia="Times New Roman" w:hAnsi="Times New Roman" w:cs="Times New Roman"/>
+          <w:kern w:val="0"/>
+          <w:sz w:val="28"/>
+          <w:szCs w:val="28"/>
+          <w:lang w:eastAsia="en-150"/>
+          <w14:ligatures w14:val="none"/>
+        </w:rPr>
+      </w:pPr>
+      <w:r>
+        <w:rPr>
+          <w:rFonts w:ascii="Times New Roman" w:eastAsia="Times New Roman" w:hAnsi="Times New Roman" w:cs="Times New Roman"/>
+          <w:kern w:val="0"/>
+          <w:sz w:val="28"/>
+          <w:szCs w:val="28"/>
+          <w:lang w:eastAsia="en-150"/>
+          <w14:ligatures w14:val="none"/>
+        </w:rPr>
+        <w:t xml:space="preserve">3.2. </w:t>
+      </w:r>
+      <w:proofErr w:type="spellStart"/>
+      <w:r>
+        <w:rPr>
+          <w:rFonts w:ascii="Times New Roman" w:eastAsia="Times New Roman" w:hAnsi="Times New Roman" w:cs="Times New Roman"/>
+          <w:kern w:val="0"/>
+          <w:sz w:val="28"/>
+          <w:szCs w:val="28"/>
+          <w:lang w:eastAsia="en-150"/>
+          <w14:ligatures w14:val="none"/>
+        </w:rPr>
+        <w:t>Descrierea</w:t>
+      </w:r>
+      <w:proofErr w:type="spellEnd"/>
+      <w:r>
+        <w:rPr>
+          <w:rFonts w:ascii="Times New Roman" w:eastAsia="Times New Roman" w:hAnsi="Times New Roman" w:cs="Times New Roman"/>
+          <w:kern w:val="0"/>
+          <w:sz w:val="28"/>
+          <w:szCs w:val="28"/>
+          <w:lang w:eastAsia="en-150"/>
+          <w14:ligatures w14:val="none"/>
+        </w:rPr>
+        <w:t xml:space="preserve"> </w:t>
+      </w:r>
+      <w:proofErr w:type="spellStart"/>
+      <w:r>
+        <w:rPr>
+          <w:rFonts w:ascii="Times New Roman" w:eastAsia="Times New Roman" w:hAnsi="Times New Roman" w:cs="Times New Roman"/>
+          <w:kern w:val="0"/>
+          <w:sz w:val="28"/>
+          <w:szCs w:val="28"/>
+          <w:lang w:eastAsia="en-150"/>
+          <w14:ligatures w14:val="none"/>
+        </w:rPr>
+        <w:t>tabelelor</w:t>
+      </w:r>
+      <w:proofErr w:type="spellEnd"/>
+    </w:p>
+    <w:p>
+      <w:pPr>
+        <w:spacing w:before="100" w:beforeAutospacing="1" w:after="100" w:afterAutospacing="1" w:line="360" w:lineRule="auto"/>
+        <w:jc w:val="both"/>
+        <w:rPr>
+          <w:rFonts w:ascii="Times New Roman" w:eastAsia="Times New Roman" w:hAnsi="Times New Roman" w:cs="Times New Roman"/>
+          <w:kern w:val="0"/>
+          <w:sz w:val="24"/>
+          <w:szCs w:val="24"/>
+          <w:lang w:eastAsia="en-150"/>
+          <w14:ligatures w14:val="none"/>
+        </w:rPr>
+      </w:pPr>
+      <w:proofErr w:type="spellStart"/>
+      <w:r>
+        <w:rPr>
+          <w:rFonts w:ascii="Times New Roman" w:eastAsia="Times New Roman" w:hAnsi="Times New Roman" w:cs="Times New Roman"/>
+          <w:kern w:val="0"/>
+          <w:sz w:val="24"/>
+          <w:szCs w:val="24"/>
+          <w:lang w:eastAsia="en-150"/>
+          <w14:ligatures w14:val="none"/>
+        </w:rPr>
+        <w:t>Fiecare</w:t>
+      </w:r>
+      <w:proofErr w:type="spellEnd"/>
+      <w:r>
+        <w:rPr>
+          <w:rFonts w:ascii="Times New Roman" w:eastAsia="Times New Roman" w:hAnsi="Times New Roman" w:cs="Times New Roman"/>
+          <w:kern w:val="0"/>
+          <w:sz w:val="24"/>
+          <w:szCs w:val="24"/>
+          <w:lang w:eastAsia="en-150"/>
+          <w14:ligatures w14:val="none"/>
+        </w:rPr>
+        <w:t xml:space="preserve"> </w:t>
+      </w:r>
+      <w:proofErr w:type="spellStart"/>
+      <w:r>
+        <w:rPr>
+          <w:rFonts w:ascii="Times New Roman" w:eastAsia="Times New Roman" w:hAnsi="Times New Roman" w:cs="Times New Roman"/>
+          <w:kern w:val="0"/>
+          <w:sz w:val="24"/>
+          <w:szCs w:val="24"/>
+          <w:lang w:eastAsia="en-150"/>
+          <w14:ligatures w14:val="none"/>
+        </w:rPr>
+        <w:t>tabelă</w:t>
+      </w:r>
+      <w:proofErr w:type="spellEnd"/>
+      <w:r>
+        <w:rPr>
+          <w:rFonts w:ascii="Times New Roman" w:eastAsia="Times New Roman" w:hAnsi="Times New Roman" w:cs="Times New Roman"/>
+          <w:kern w:val="0"/>
+          <w:sz w:val="24"/>
+          <w:szCs w:val="24"/>
+          <w:lang w:eastAsia="en-150"/>
+          <w14:ligatures w14:val="none"/>
+        </w:rPr>
+        <w:t xml:space="preserve"> are o </w:t>
+      </w:r>
+      <w:proofErr w:type="spellStart"/>
+      <w:r>
+        <w:rPr>
+          <w:rFonts w:ascii="Times New Roman" w:eastAsia="Times New Roman" w:hAnsi="Times New Roman" w:cs="Times New Roman"/>
+          <w:kern w:val="0"/>
+          <w:sz w:val="24"/>
+          <w:szCs w:val="24"/>
+          <w:lang w:eastAsia="en-150"/>
+          <w14:ligatures w14:val="none"/>
+        </w:rPr>
+        <w:t>cheie</w:t>
+      </w:r>
+      <w:proofErr w:type="spellEnd"/>
+      <w:r>
+        <w:rPr>
+          <w:rFonts w:ascii="Times New Roman" w:eastAsia="Times New Roman" w:hAnsi="Times New Roman" w:cs="Times New Roman"/>
+          <w:kern w:val="0"/>
+          <w:sz w:val="24"/>
+          <w:szCs w:val="24"/>
+          <w:lang w:eastAsia="en-150"/>
+          <w14:ligatures w14:val="none"/>
+        </w:rPr>
+        <w:t xml:space="preserve"> </w:t>
+      </w:r>
+      <w:proofErr w:type="spellStart"/>
+      <w:r>
+        <w:rPr>
+          <w:rFonts w:ascii="Times New Roman" w:eastAsia="Times New Roman" w:hAnsi="Times New Roman" w:cs="Times New Roman"/>
+          <w:kern w:val="0"/>
+          <w:sz w:val="24"/>
+          <w:szCs w:val="24"/>
+          <w:lang w:eastAsia="en-150"/>
+          <w14:ligatures w14:val="none"/>
+        </w:rPr>
+        <w:t>primară</w:t>
+      </w:r>
+      <w:proofErr w:type="spellEnd"/>
+      <w:r>
+        <w:rPr>
+          <w:rFonts w:ascii="Times New Roman" w:eastAsia="Times New Roman" w:hAnsi="Times New Roman" w:cs="Times New Roman"/>
+          <w:kern w:val="0"/>
+          <w:sz w:val="24"/>
+          <w:szCs w:val="24"/>
+          <w:lang w:eastAsia="en-150"/>
+          <w14:ligatures w14:val="none"/>
+        </w:rPr>
+        <w:t xml:space="preserve"> </w:t>
+      </w:r>
+      <w:proofErr w:type="spellStart"/>
+      <w:r>
+        <w:rPr>
+          <w:rFonts w:ascii="Times New Roman" w:eastAsia="Times New Roman" w:hAnsi="Times New Roman" w:cs="Times New Roman"/>
+          <w:kern w:val="0"/>
+          <w:sz w:val="24"/>
+          <w:szCs w:val="24"/>
+          <w:lang w:eastAsia="en-150"/>
+          <w14:ligatures w14:val="none"/>
+        </w:rPr>
+        <w:t>numerică</w:t>
+      </w:r>
+      <w:proofErr w:type="spellEnd"/>
+      <w:r>
+        <w:rPr>
+          <w:rFonts w:ascii="Times New Roman" w:eastAsia="Times New Roman" w:hAnsi="Times New Roman" w:cs="Times New Roman"/>
+          <w:kern w:val="0"/>
+          <w:sz w:val="24"/>
+          <w:szCs w:val="24"/>
+          <w:lang w:eastAsia="en-150"/>
+          <w14:ligatures w14:val="none"/>
+        </w:rPr>
+        <w:t xml:space="preserve">, </w:t>
+      </w:r>
+      <w:proofErr w:type="spellStart"/>
+      <w:r>
+        <w:rPr>
+          <w:rFonts w:ascii="Times New Roman" w:eastAsia="Times New Roman" w:hAnsi="Times New Roman" w:cs="Times New Roman"/>
+          <w:kern w:val="0"/>
+          <w:sz w:val="24"/>
+          <w:szCs w:val="24"/>
+          <w:lang w:eastAsia="en-150"/>
+          <w14:ligatures w14:val="none"/>
+        </w:rPr>
+        <w:t>generată</w:t>
+      </w:r>
+      <w:proofErr w:type="spellEnd"/>
+      <w:r>
+        <w:rPr>
+          <w:rFonts w:ascii="Times New Roman" w:eastAsia="Times New Roman" w:hAnsi="Times New Roman" w:cs="Times New Roman"/>
+          <w:kern w:val="0"/>
+          <w:sz w:val="24"/>
+          <w:szCs w:val="24"/>
+          <w:lang w:eastAsia="en-150"/>
+          <w14:ligatures w14:val="none"/>
+        </w:rPr>
+        <w:t xml:space="preserve"> automat. Cheile </w:t>
+      </w:r>
+      <w:proofErr w:type="spellStart"/>
+      <w:r>
+        <w:rPr>
+          <w:rFonts w:ascii="Times New Roman" w:eastAsia="Times New Roman" w:hAnsi="Times New Roman" w:cs="Times New Roman"/>
+          <w:kern w:val="0"/>
+          <w:sz w:val="24"/>
+          <w:szCs w:val="24"/>
+          <w:lang w:eastAsia="en-150"/>
+          <w14:ligatures w14:val="none"/>
+        </w:rPr>
+        <w:t>străine</w:t>
+      </w:r>
+      <w:proofErr w:type="spellEnd"/>
+      <w:r>
+        <w:rPr>
+          <w:rFonts w:ascii="Times New Roman" w:eastAsia="Times New Roman" w:hAnsi="Times New Roman" w:cs="Times New Roman"/>
+          <w:kern w:val="0"/>
+          <w:sz w:val="24"/>
+          <w:szCs w:val="24"/>
+          <w:lang w:eastAsia="en-150"/>
+          <w14:ligatures w14:val="none"/>
+        </w:rPr>
+        <w:t xml:space="preserve"> sunt </w:t>
+      </w:r>
+      <w:proofErr w:type="spellStart"/>
+      <w:r>
+        <w:rPr>
+          <w:rFonts w:ascii="Times New Roman" w:eastAsia="Times New Roman" w:hAnsi="Times New Roman" w:cs="Times New Roman"/>
+          <w:kern w:val="0"/>
+          <w:sz w:val="24"/>
+          <w:szCs w:val="24"/>
+          <w:lang w:eastAsia="en-150"/>
+          <w14:ligatures w14:val="none"/>
+        </w:rPr>
+        <w:t>menționate</w:t>
+      </w:r>
+      <w:proofErr w:type="spellEnd"/>
+      <w:r>
+        <w:rPr>
+          <w:rFonts w:ascii="Times New Roman" w:eastAsia="Times New Roman" w:hAnsi="Times New Roman" w:cs="Times New Roman"/>
+          <w:kern w:val="0"/>
+          <w:sz w:val="24"/>
+          <w:szCs w:val="24"/>
+          <w:lang w:eastAsia="en-150"/>
+          <w14:ligatures w14:val="none"/>
+        </w:rPr>
+        <w:t xml:space="preserve"> </w:t>
+      </w:r>
+      <w:proofErr w:type="spellStart"/>
+      <w:r>
+        <w:rPr>
+          <w:rFonts w:ascii="Times New Roman" w:eastAsia="Times New Roman" w:hAnsi="Times New Roman" w:cs="Times New Roman"/>
+          <w:kern w:val="0"/>
+          <w:sz w:val="24"/>
+          <w:szCs w:val="24"/>
+          <w:lang w:eastAsia="en-150"/>
+          <w14:ligatures w14:val="none"/>
+        </w:rPr>
+        <w:t>separat</w:t>
+      </w:r>
+      <w:proofErr w:type="spellEnd"/>
+      <w:r>
+        <w:rPr>
+          <w:rFonts w:ascii="Times New Roman" w:eastAsia="Times New Roman" w:hAnsi="Times New Roman" w:cs="Times New Roman"/>
+          <w:kern w:val="0"/>
+          <w:sz w:val="24"/>
+          <w:szCs w:val="24"/>
+          <w:lang w:eastAsia="en-150"/>
+          <w14:ligatures w14:val="none"/>
+        </w:rPr>
+        <w:t xml:space="preserve"> de </w:t>
+      </w:r>
+      <w:proofErr w:type="spellStart"/>
+      <w:r>
+        <w:rPr>
+          <w:rFonts w:ascii="Times New Roman" w:eastAsia="Times New Roman" w:hAnsi="Times New Roman" w:cs="Times New Roman"/>
+          <w:kern w:val="0"/>
+          <w:sz w:val="24"/>
+          <w:szCs w:val="24"/>
+          <w:lang w:eastAsia="en-150"/>
+          <w14:ligatures w14:val="none"/>
+        </w:rPr>
+        <w:t>celelalte</w:t>
+      </w:r>
+      <w:proofErr w:type="spellEnd"/>
+      <w:r>
+        <w:rPr>
+          <w:rFonts w:ascii="Times New Roman" w:eastAsia="Times New Roman" w:hAnsi="Times New Roman" w:cs="Times New Roman"/>
+          <w:kern w:val="0"/>
+          <w:sz w:val="24"/>
+          <w:szCs w:val="24"/>
+          <w:lang w:eastAsia="en-150"/>
+          <w14:ligatures w14:val="none"/>
+        </w:rPr>
+        <w:t xml:space="preserve"> </w:t>
+      </w:r>
+      <w:proofErr w:type="spellStart"/>
+      <w:r>
+        <w:rPr>
+          <w:rFonts w:ascii="Times New Roman" w:eastAsia="Times New Roman" w:hAnsi="Times New Roman" w:cs="Times New Roman"/>
+          <w:kern w:val="0"/>
+          <w:sz w:val="24"/>
+          <w:szCs w:val="24"/>
+          <w:lang w:eastAsia="en-150"/>
+          <w14:ligatures w14:val="none"/>
+        </w:rPr>
+        <w:t>atribute</w:t>
+      </w:r>
+      <w:proofErr w:type="spellEnd"/>
+      <w:r>
+        <w:rPr>
+          <w:rFonts w:ascii="Times New Roman" w:eastAsia="Times New Roman" w:hAnsi="Times New Roman" w:cs="Times New Roman"/>
+          <w:kern w:val="0"/>
+          <w:sz w:val="24"/>
+          <w:szCs w:val="24"/>
+          <w:lang w:eastAsia="en-150"/>
+          <w14:ligatures w14:val="none"/>
+        </w:rPr>
+        <w:t>.</w:t>
+      </w:r>
+    </w:p>
+    <w:p>
+      <w:pPr>
+        <w:spacing w:before="100" w:beforeAutospacing="1" w:after="100" w:afterAutospacing="1" w:line="360" w:lineRule="auto"/>
+        <w:jc w:val="both"/>
+        <w:rPr>
+          <w:rFonts w:ascii="Times New Roman" w:eastAsia="Times New Roman" w:hAnsi="Times New Roman" w:cs="Times New Roman"/>
+          <w:kern w:val="0"/>
+          <w:sz w:val="24"/>
+          <w:szCs w:val="24"/>
+          <w:lang w:eastAsia="en-150"/>
+          <w14:ligatures w14:val="none"/>
+        </w:rPr>
+      </w:pPr>
+      <w:r>
+        <w:rPr>
+          <w:rFonts w:ascii="Times New Roman" w:eastAsia="Times New Roman" w:hAnsi="Times New Roman" w:cs="Times New Roman"/>
+          <w:b/>
+          <w:bCs/>
+          <w:kern w:val="0"/>
+          <w:sz w:val="24"/>
+          <w:szCs w:val="24"/>
+          <w:lang w:eastAsia="en-150"/>
+          <w14:ligatures w14:val="none"/>
+        </w:rPr>
+        <w:t xml:space="preserve">CATEGORIE. </w:t>
+      </w:r>
+      <w:proofErr w:type="spellStart"/>
+      <w:r>
+        <w:rPr>
+          <w:rFonts w:ascii="Times New Roman" w:eastAsia="Times New Roman" w:hAnsi="Times New Roman" w:cs="Times New Roman"/>
+          <w:kern w:val="0"/>
+          <w:sz w:val="24"/>
+          <w:szCs w:val="24"/>
+          <w:lang w:eastAsia="en-150"/>
+          <w14:ligatures w14:val="none"/>
+        </w:rPr>
+        <w:t>Categoriile</w:t>
+      </w:r>
+      <w:proofErr w:type="spellEnd"/>
+      <w:r>
+        <w:rPr>
+          <w:rFonts w:ascii="Times New Roman" w:eastAsia="Times New Roman" w:hAnsi="Times New Roman" w:cs="Times New Roman"/>
+          <w:kern w:val="0"/>
+          <w:sz w:val="24"/>
+          <w:szCs w:val="24"/>
+          <w:lang w:eastAsia="en-150"/>
+          <w14:ligatures w14:val="none"/>
+        </w:rPr>
+        <w:t xml:space="preserve"> de </w:t>
+      </w:r>
+      <w:proofErr w:type="spellStart"/>
+      <w:r>
+        <w:rPr>
+          <w:rFonts w:ascii="Times New Roman" w:eastAsia="Times New Roman" w:hAnsi="Times New Roman" w:cs="Times New Roman"/>
+          <w:kern w:val="0"/>
+          <w:sz w:val="24"/>
+          <w:szCs w:val="24"/>
+          <w:lang w:eastAsia="en-150"/>
+          <w14:ligatures w14:val="none"/>
+        </w:rPr>
+        <w:t>permis</w:t>
+      </w:r>
+      <w:proofErr w:type="spellEnd"/>
+      <w:r>
+        <w:rPr>
+          <w:rFonts w:ascii="Times New Roman" w:eastAsia="Times New Roman" w:hAnsi="Times New Roman" w:cs="Times New Roman"/>
+          <w:kern w:val="0"/>
+          <w:sz w:val="24"/>
+          <w:szCs w:val="24"/>
+          <w:lang w:eastAsia="en-150"/>
+          <w14:ligatures w14:val="none"/>
+        </w:rPr>
+        <w:t xml:space="preserve"> </w:t>
+      </w:r>
+      <w:proofErr w:type="spellStart"/>
+      <w:r>
+        <w:rPr>
+          <w:rFonts w:ascii="Times New Roman" w:eastAsia="Times New Roman" w:hAnsi="Times New Roman" w:cs="Times New Roman"/>
+          <w:kern w:val="0"/>
+          <w:sz w:val="24"/>
+          <w:szCs w:val="24"/>
+          <w:lang w:eastAsia="en-150"/>
+          <w14:ligatures w14:val="none"/>
+        </w:rPr>
+        <w:t>oferite</w:t>
+      </w:r>
+      <w:proofErr w:type="spellEnd"/>
+      <w:r>
+        <w:rPr>
+          <w:rFonts w:ascii="Times New Roman" w:eastAsia="Times New Roman" w:hAnsi="Times New Roman" w:cs="Times New Roman"/>
+          <w:kern w:val="0"/>
+          <w:sz w:val="24"/>
+          <w:szCs w:val="24"/>
+          <w:lang w:eastAsia="en-150"/>
+          <w14:ligatures w14:val="none"/>
+        </w:rPr>
+        <w:t xml:space="preserve"> de </w:t>
+      </w:r>
+      <w:proofErr w:type="spellStart"/>
+      <w:r>
+        <w:rPr>
+          <w:rFonts w:ascii="Times New Roman" w:eastAsia="Times New Roman" w:hAnsi="Times New Roman" w:cs="Times New Roman"/>
+          <w:kern w:val="0"/>
+          <w:sz w:val="24"/>
+          <w:szCs w:val="24"/>
+          <w:lang w:eastAsia="en-150"/>
+          <w14:ligatures w14:val="none"/>
+        </w:rPr>
+        <w:t>școală</w:t>
+      </w:r>
+      <w:proofErr w:type="spellEnd"/>
+      <w:r>
+        <w:rPr>
+          <w:rFonts w:ascii="Times New Roman" w:eastAsia="Times New Roman" w:hAnsi="Times New Roman" w:cs="Times New Roman"/>
+          <w:kern w:val="0"/>
+          <w:sz w:val="24"/>
+          <w:szCs w:val="24"/>
+          <w:lang w:eastAsia="en-150"/>
+          <w14:ligatures w14:val="none"/>
+        </w:rPr>
+        <w:t xml:space="preserve">. </w:t>
+      </w:r>
+      <w:proofErr w:type="spellStart"/>
+      <w:r>
+        <w:rPr>
+          <w:rFonts w:ascii="Times New Roman" w:eastAsia="Times New Roman" w:hAnsi="Times New Roman" w:cs="Times New Roman"/>
+          <w:kern w:val="0"/>
+          <w:sz w:val="24"/>
+          <w:szCs w:val="24"/>
+          <w:lang w:eastAsia="en-150"/>
+          <w14:ligatures w14:val="none"/>
+        </w:rPr>
+        <w:t>Reține</w:t>
+      </w:r>
+      <w:proofErr w:type="spellEnd"/>
+      <w:r>
+        <w:rPr>
+          <w:rFonts w:ascii="Times New Roman" w:eastAsia="Times New Roman" w:hAnsi="Times New Roman" w:cs="Times New Roman"/>
+          <w:kern w:val="0"/>
+          <w:sz w:val="24"/>
+          <w:szCs w:val="24"/>
+          <w:lang w:eastAsia="en-150"/>
+          <w14:ligatures w14:val="none"/>
+        </w:rPr>
+        <w:t xml:space="preserve"> </w:t>
+      </w:r>
+      <w:proofErr w:type="spellStart"/>
+      <w:r>
+        <w:rPr>
+          <w:rFonts w:ascii="Times New Roman" w:eastAsia="Times New Roman" w:hAnsi="Times New Roman" w:cs="Times New Roman"/>
+          <w:kern w:val="0"/>
+          <w:sz w:val="24"/>
+          <w:szCs w:val="24"/>
+          <w:lang w:eastAsia="en-150"/>
+          <w14:ligatures w14:val="none"/>
+        </w:rPr>
+        <w:t>codul</w:t>
+      </w:r>
+      <w:proofErr w:type="spellEnd"/>
+      <w:r>
+        <w:rPr>
+          <w:rFonts w:ascii="Times New Roman" w:eastAsia="Times New Roman" w:hAnsi="Times New Roman" w:cs="Times New Roman"/>
+          <w:kern w:val="0"/>
+          <w:sz w:val="24"/>
+          <w:szCs w:val="24"/>
+          <w:lang w:eastAsia="en-150"/>
+          <w14:ligatures w14:val="none"/>
+        </w:rPr>
+        <w:t xml:space="preserve">, </w:t>
+      </w:r>
+      <w:proofErr w:type="spellStart"/>
+      <w:r>
+        <w:rPr>
+          <w:rFonts w:ascii="Times New Roman" w:eastAsia="Times New Roman" w:hAnsi="Times New Roman" w:cs="Times New Roman"/>
+          <w:kern w:val="0"/>
+          <w:sz w:val="24"/>
+          <w:szCs w:val="24"/>
+          <w:lang w:eastAsia="en-150"/>
+          <w14:ligatures w14:val="none"/>
+        </w:rPr>
+        <w:t>denumirea</w:t>
+      </w:r>
+      <w:proofErr w:type="spellEnd"/>
+      <w:r>
+        <w:rPr>
+          <w:rFonts w:ascii="Times New Roman" w:eastAsia="Times New Roman" w:hAnsi="Times New Roman" w:cs="Times New Roman"/>
+          <w:kern w:val="0"/>
+          <w:sz w:val="24"/>
+          <w:szCs w:val="24"/>
+          <w:lang w:eastAsia="en-150"/>
+          <w14:ligatures w14:val="none"/>
+        </w:rPr>
+        <w:t xml:space="preserve">, </w:t>
+      </w:r>
+      <w:proofErr w:type="spellStart"/>
+      <w:r>
+        <w:rPr>
+          <w:rFonts w:ascii="Times New Roman" w:eastAsia="Times New Roman" w:hAnsi="Times New Roman" w:cs="Times New Roman"/>
+          <w:kern w:val="0"/>
+          <w:sz w:val="24"/>
+          <w:szCs w:val="24"/>
+          <w:lang w:eastAsia="en-150"/>
+          <w14:ligatures w14:val="none"/>
+        </w:rPr>
+        <w:t>numărul</w:t>
+      </w:r>
+      <w:proofErr w:type="spellEnd"/>
+      <w:r>
+        <w:rPr>
+          <w:rFonts w:ascii="Times New Roman" w:eastAsia="Times New Roman" w:hAnsi="Times New Roman" w:cs="Times New Roman"/>
+          <w:kern w:val="0"/>
+          <w:sz w:val="24"/>
+          <w:szCs w:val="24"/>
+          <w:lang w:eastAsia="en-150"/>
+          <w14:ligatures w14:val="none"/>
+        </w:rPr>
+        <w:t xml:space="preserve"> de ore de </w:t>
+      </w:r>
+      <w:proofErr w:type="spellStart"/>
+      <w:r>
+        <w:rPr>
+          <w:rFonts w:ascii="Times New Roman" w:eastAsia="Times New Roman" w:hAnsi="Times New Roman" w:cs="Times New Roman"/>
+          <w:kern w:val="0"/>
+          <w:sz w:val="24"/>
+          <w:szCs w:val="24"/>
+          <w:lang w:eastAsia="en-150"/>
+          <w14:ligatures w14:val="none"/>
+        </w:rPr>
+        <w:t>teorie</w:t>
+      </w:r>
+      <w:proofErr w:type="spellEnd"/>
+      <w:r>
+        <w:rPr>
+          <w:rFonts w:ascii="Times New Roman" w:eastAsia="Times New Roman" w:hAnsi="Times New Roman" w:cs="Times New Roman"/>
+          <w:kern w:val="0"/>
+          <w:sz w:val="24"/>
+          <w:szCs w:val="24"/>
+          <w:lang w:eastAsia="en-150"/>
+          <w14:ligatures w14:val="none"/>
+        </w:rPr>
+        <w:t xml:space="preserve"> </w:t>
+      </w:r>
+      <w:proofErr w:type="spellStart"/>
+      <w:r>
+        <w:rPr>
+          <w:rFonts w:ascii="Times New Roman" w:eastAsia="Times New Roman" w:hAnsi="Times New Roman" w:cs="Times New Roman"/>
+          <w:kern w:val="0"/>
+          <w:sz w:val="24"/>
+          <w:szCs w:val="24"/>
+          <w:lang w:eastAsia="en-150"/>
+          <w14:ligatures w14:val="none"/>
+        </w:rPr>
+        <w:t>și</w:t>
+      </w:r>
+      <w:proofErr w:type="spellEnd"/>
+      <w:r>
+        <w:rPr>
+          <w:rFonts w:ascii="Times New Roman" w:eastAsia="Times New Roman" w:hAnsi="Times New Roman" w:cs="Times New Roman"/>
+          <w:kern w:val="0"/>
+          <w:sz w:val="24"/>
+          <w:szCs w:val="24"/>
+          <w:lang w:eastAsia="en-150"/>
+          <w14:ligatures w14:val="none"/>
+        </w:rPr>
+        <w:t xml:space="preserve"> de </w:t>
+      </w:r>
+      <w:proofErr w:type="spellStart"/>
+      <w:r>
+        <w:rPr>
+          <w:rFonts w:ascii="Times New Roman" w:eastAsia="Times New Roman" w:hAnsi="Times New Roman" w:cs="Times New Roman"/>
+          <w:kern w:val="0"/>
+          <w:sz w:val="24"/>
+          <w:szCs w:val="24"/>
+          <w:lang w:eastAsia="en-150"/>
+          <w14:ligatures w14:val="none"/>
+        </w:rPr>
+        <w:t>practică</w:t>
+      </w:r>
+      <w:proofErr w:type="spellEnd"/>
+      <w:r>
+        <w:rPr>
+          <w:rFonts w:ascii="Times New Roman" w:eastAsia="Times New Roman" w:hAnsi="Times New Roman" w:cs="Times New Roman"/>
+          <w:kern w:val="0"/>
+          <w:sz w:val="24"/>
+          <w:szCs w:val="24"/>
+          <w:lang w:eastAsia="en-150"/>
+          <w14:ligatures w14:val="none"/>
+        </w:rPr>
+        <w:t xml:space="preserve"> </w:t>
+      </w:r>
+      <w:proofErr w:type="spellStart"/>
+      <w:r>
+        <w:rPr>
+          <w:rFonts w:ascii="Times New Roman" w:eastAsia="Times New Roman" w:hAnsi="Times New Roman" w:cs="Times New Roman"/>
+          <w:kern w:val="0"/>
+          <w:sz w:val="24"/>
+          <w:szCs w:val="24"/>
+          <w:lang w:eastAsia="en-150"/>
+          <w14:ligatures w14:val="none"/>
+        </w:rPr>
+        <w:t>și</w:t>
+      </w:r>
+      <w:proofErr w:type="spellEnd"/>
+      <w:r>
+        <w:rPr>
+          <w:rFonts w:ascii="Times New Roman" w:eastAsia="Times New Roman" w:hAnsi="Times New Roman" w:cs="Times New Roman"/>
+          <w:kern w:val="0"/>
+          <w:sz w:val="24"/>
+          <w:szCs w:val="24"/>
+          <w:lang w:eastAsia="en-150"/>
+          <w14:ligatures w14:val="none"/>
+        </w:rPr>
+        <w:t xml:space="preserve"> </w:t>
+      </w:r>
+      <w:proofErr w:type="spellStart"/>
+      <w:r>
+        <w:rPr>
+          <w:rFonts w:ascii="Times New Roman" w:eastAsia="Times New Roman" w:hAnsi="Times New Roman" w:cs="Times New Roman"/>
+          <w:kern w:val="0"/>
+          <w:sz w:val="24"/>
+          <w:szCs w:val="24"/>
+          <w:lang w:eastAsia="en-150"/>
+          <w14:ligatures w14:val="none"/>
+        </w:rPr>
+        <w:t>prețul</w:t>
+      </w:r>
+      <w:proofErr w:type="spellEnd"/>
+      <w:r>
+        <w:rPr>
+          <w:rFonts w:ascii="Times New Roman" w:eastAsia="Times New Roman" w:hAnsi="Times New Roman" w:cs="Times New Roman"/>
+          <w:kern w:val="0"/>
+          <w:sz w:val="24"/>
+          <w:szCs w:val="24"/>
+          <w:lang w:eastAsia="en-150"/>
+          <w14:ligatures w14:val="none"/>
+        </w:rPr>
+        <w:t xml:space="preserve"> </w:t>
+      </w:r>
+      <w:proofErr w:type="spellStart"/>
+      <w:r>
+        <w:rPr>
+          <w:rFonts w:ascii="Times New Roman" w:eastAsia="Times New Roman" w:hAnsi="Times New Roman" w:cs="Times New Roman"/>
+          <w:kern w:val="0"/>
+          <w:sz w:val="24"/>
+          <w:szCs w:val="24"/>
+          <w:lang w:eastAsia="en-150"/>
+          <w14:ligatures w14:val="none"/>
+        </w:rPr>
+        <w:t>cursului</w:t>
+      </w:r>
+      <w:proofErr w:type="spellEnd"/>
+      <w:r>
+        <w:rPr>
+          <w:rFonts w:ascii="Times New Roman" w:eastAsia="Times New Roman" w:hAnsi="Times New Roman" w:cs="Times New Roman"/>
+          <w:kern w:val="0"/>
+          <w:sz w:val="24"/>
+          <w:szCs w:val="24"/>
+          <w:lang w:eastAsia="en-150"/>
+          <w14:ligatures w14:val="none"/>
+        </w:rPr>
+        <w:t>.</w:t>
+      </w:r>
+    </w:p>
+    <w:p>
+      <w:pPr>
+        <w:spacing w:before="100" w:beforeAutospacing="1" w:after="100" w:afterAutospacing="1" w:line="360" w:lineRule="auto"/>
+        <w:jc w:val="both"/>
+        <w:rPr>
+          <w:rFonts w:ascii="Times New Roman" w:eastAsia="Times New Roman" w:hAnsi="Times New Roman" w:cs="Times New Roman"/>
+          <w:kern w:val="0"/>
+          <w:sz w:val="24"/>
+          <w:szCs w:val="24"/>
+          <w:lang w:eastAsia="en-150"/>
+          <w14:ligatures w14:val="none"/>
+        </w:rPr>
+      </w:pPr>
+      <w:r>
+        <w:rPr>
+          <w:rFonts w:ascii="Times New Roman" w:eastAsia="Times New Roman" w:hAnsi="Times New Roman" w:cs="Times New Roman"/>
+          <w:b/>
+          <w:bCs/>
+          <w:kern w:val="0"/>
+          <w:sz w:val="24"/>
+          <w:szCs w:val="24"/>
+          <w:lang w:eastAsia="en-150"/>
+          <w14:ligatures w14:val="none"/>
+        </w:rPr>
+        <w:t xml:space="preserve">CURSANT. </w:t>
+      </w:r>
+      <w:proofErr w:type="spellStart"/>
+      <w:r>
+        <w:rPr>
+          <w:rFonts w:ascii="Times New Roman" w:eastAsia="Times New Roman" w:hAnsi="Times New Roman" w:cs="Times New Roman"/>
+          <w:kern w:val="0"/>
+          <w:sz w:val="24"/>
+          <w:szCs w:val="24"/>
+          <w:lang w:eastAsia="en-150"/>
+          <w14:ligatures w14:val="none"/>
+        </w:rPr>
+        <w:t>Datele</w:t>
+      </w:r>
+      <w:proofErr w:type="spellEnd"/>
+      <w:r>
+        <w:rPr>
+          <w:rFonts w:ascii="Times New Roman" w:eastAsia="Times New Roman" w:hAnsi="Times New Roman" w:cs="Times New Roman"/>
+          <w:kern w:val="0"/>
+          <w:sz w:val="24"/>
+          <w:szCs w:val="24"/>
+          <w:lang w:eastAsia="en-150"/>
+          <w14:ligatures w14:val="none"/>
+        </w:rPr>
+        <w:t xml:space="preserve"> </w:t>
+      </w:r>
+      <w:proofErr w:type="spellStart"/>
+      <w:r>
+        <w:rPr>
+          <w:rFonts w:ascii="Times New Roman" w:eastAsia="Times New Roman" w:hAnsi="Times New Roman" w:cs="Times New Roman"/>
+          <w:kern w:val="0"/>
+          <w:sz w:val="24"/>
+          <w:szCs w:val="24"/>
+          <w:lang w:eastAsia="en-150"/>
+          <w14:ligatures w14:val="none"/>
+        </w:rPr>
+        <w:t>personale</w:t>
+      </w:r>
+      <w:proofErr w:type="spellEnd"/>
+      <w:r>
+        <w:rPr>
+          <w:rFonts w:ascii="Times New Roman" w:eastAsia="Times New Roman" w:hAnsi="Times New Roman" w:cs="Times New Roman"/>
+          <w:kern w:val="0"/>
+          <w:sz w:val="24"/>
+          <w:szCs w:val="24"/>
+          <w:lang w:eastAsia="en-150"/>
+          <w14:ligatures w14:val="none"/>
+        </w:rPr>
+        <w:t xml:space="preserve"> ale </w:t>
+      </w:r>
+      <w:proofErr w:type="spellStart"/>
+      <w:r>
+        <w:rPr>
+          <w:rFonts w:ascii="Times New Roman" w:eastAsia="Times New Roman" w:hAnsi="Times New Roman" w:cs="Times New Roman"/>
+          <w:kern w:val="0"/>
+          <w:sz w:val="24"/>
+          <w:szCs w:val="24"/>
+          <w:lang w:eastAsia="en-150"/>
+          <w14:ligatures w14:val="none"/>
+        </w:rPr>
+        <w:t>cursanților</w:t>
+      </w:r>
+      <w:proofErr w:type="spellEnd"/>
+      <w:r>
+        <w:rPr>
+          <w:rFonts w:ascii="Times New Roman" w:eastAsia="Times New Roman" w:hAnsi="Times New Roman" w:cs="Times New Roman"/>
+          <w:kern w:val="0"/>
+          <w:sz w:val="24"/>
+          <w:szCs w:val="24"/>
+          <w:lang w:eastAsia="en-150"/>
+          <w14:ligatures w14:val="none"/>
+        </w:rPr>
+        <w:t xml:space="preserve">: </w:t>
+      </w:r>
+      <w:proofErr w:type="spellStart"/>
+      <w:r>
+        <w:rPr>
+          <w:rFonts w:ascii="Times New Roman" w:eastAsia="Times New Roman" w:hAnsi="Times New Roman" w:cs="Times New Roman"/>
+          <w:kern w:val="0"/>
+          <w:sz w:val="24"/>
+          <w:szCs w:val="24"/>
+          <w:lang w:eastAsia="en-150"/>
+          <w14:ligatures w14:val="none"/>
+        </w:rPr>
+        <w:t>nume</w:t>
+      </w:r>
+      <w:proofErr w:type="spellEnd"/>
+      <w:r>
+        <w:rPr>
+          <w:rFonts w:ascii="Times New Roman" w:eastAsia="Times New Roman" w:hAnsi="Times New Roman" w:cs="Times New Roman"/>
+          <w:kern w:val="0"/>
+          <w:sz w:val="24"/>
+          <w:szCs w:val="24"/>
+          <w:lang w:eastAsia="en-150"/>
+          <w14:ligatures w14:val="none"/>
+        </w:rPr>
+        <w:t xml:space="preserve">, </w:t>
+      </w:r>
+      <w:proofErr w:type="spellStart"/>
+      <w:r>
+        <w:rPr>
+          <w:rFonts w:ascii="Times New Roman" w:eastAsia="Times New Roman" w:hAnsi="Times New Roman" w:cs="Times New Roman"/>
+          <w:kern w:val="0"/>
+          <w:sz w:val="24"/>
+          <w:szCs w:val="24"/>
+          <w:lang w:eastAsia="en-150"/>
+          <w14:ligatures w14:val="none"/>
+        </w:rPr>
+        <w:t>prenume</w:t>
+      </w:r>
+      <w:proofErr w:type="spellEnd"/>
+      <w:r>
+        <w:rPr>
+          <w:rFonts w:ascii="Times New Roman" w:eastAsia="Times New Roman" w:hAnsi="Times New Roman" w:cs="Times New Roman"/>
+          <w:kern w:val="0"/>
+          <w:sz w:val="24"/>
+          <w:szCs w:val="24"/>
+          <w:lang w:eastAsia="en-150"/>
+          <w14:ligatures w14:val="none"/>
+        </w:rPr>
+        <w:t>, CNP (</w:t>
+      </w:r>
+      <w:proofErr w:type="spellStart"/>
+      <w:r>
+        <w:rPr>
+          <w:rFonts w:ascii="Times New Roman" w:eastAsia="Times New Roman" w:hAnsi="Times New Roman" w:cs="Times New Roman"/>
+          <w:kern w:val="0"/>
+          <w:sz w:val="24"/>
+          <w:szCs w:val="24"/>
+          <w:lang w:eastAsia="en-150"/>
+          <w14:ligatures w14:val="none"/>
+        </w:rPr>
+        <w:t>unic</w:t>
+      </w:r>
+      <w:proofErr w:type="spellEnd"/>
+      <w:r>
+        <w:rPr>
+          <w:rFonts w:ascii="Times New Roman" w:eastAsia="Times New Roman" w:hAnsi="Times New Roman" w:cs="Times New Roman"/>
+          <w:kern w:val="0"/>
+          <w:sz w:val="24"/>
+          <w:szCs w:val="24"/>
+          <w:lang w:eastAsia="en-150"/>
+          <w14:ligatures w14:val="none"/>
+        </w:rPr>
+        <w:t xml:space="preserve">), </w:t>
+      </w:r>
+      <w:proofErr w:type="spellStart"/>
+      <w:r>
+        <w:rPr>
+          <w:rFonts w:ascii="Times New Roman" w:eastAsia="Times New Roman" w:hAnsi="Times New Roman" w:cs="Times New Roman"/>
+          <w:kern w:val="0"/>
+          <w:sz w:val="24"/>
+          <w:szCs w:val="24"/>
+          <w:lang w:eastAsia="en-150"/>
+          <w14:ligatures w14:val="none"/>
+        </w:rPr>
+        <w:t>telefon</w:t>
+      </w:r>
+      <w:proofErr w:type="spellEnd"/>
+      <w:r>
+        <w:rPr>
+          <w:rFonts w:ascii="Times New Roman" w:eastAsia="Times New Roman" w:hAnsi="Times New Roman" w:cs="Times New Roman"/>
+          <w:kern w:val="0"/>
+          <w:sz w:val="24"/>
+          <w:szCs w:val="24"/>
+          <w:lang w:eastAsia="en-150"/>
+          <w14:ligatures w14:val="none"/>
+        </w:rPr>
+        <w:t xml:space="preserve">, e-mail </w:t>
+      </w:r>
+      <w:proofErr w:type="spellStart"/>
+      <w:r>
+        <w:rPr>
+          <w:rFonts w:ascii="Times New Roman" w:eastAsia="Times New Roman" w:hAnsi="Times New Roman" w:cs="Times New Roman"/>
+          <w:kern w:val="0"/>
+          <w:sz w:val="24"/>
+          <w:szCs w:val="24"/>
+          <w:lang w:eastAsia="en-150"/>
+          <w14:ligatures w14:val="none"/>
+        </w:rPr>
+        <w:t>și</w:t>
+      </w:r>
+      <w:proofErr w:type="spellEnd"/>
+      <w:r>
+        <w:rPr>
+          <w:rFonts w:ascii="Times New Roman" w:eastAsia="Times New Roman" w:hAnsi="Times New Roman" w:cs="Times New Roman"/>
+          <w:kern w:val="0"/>
+          <w:sz w:val="24"/>
+          <w:szCs w:val="24"/>
+          <w:lang w:eastAsia="en-150"/>
+          <w14:ligatures w14:val="none"/>
+        </w:rPr>
+        <w:t xml:space="preserve"> data </w:t>
+      </w:r>
+      <w:proofErr w:type="spellStart"/>
+      <w:r>
+        <w:rPr>
+          <w:rFonts w:ascii="Times New Roman" w:eastAsia="Times New Roman" w:hAnsi="Times New Roman" w:cs="Times New Roman"/>
+          <w:kern w:val="0"/>
+          <w:sz w:val="24"/>
+          <w:szCs w:val="24"/>
+          <w:lang w:eastAsia="en-150"/>
+          <w14:ligatures w14:val="none"/>
+        </w:rPr>
+        <w:t>nașterii</w:t>
+      </w:r>
+      <w:proofErr w:type="spellEnd"/>
+      <w:r>
+        <w:rPr>
+          <w:rFonts w:ascii="Times New Roman" w:eastAsia="Times New Roman" w:hAnsi="Times New Roman" w:cs="Times New Roman"/>
+          <w:kern w:val="0"/>
+          <w:sz w:val="24"/>
+          <w:szCs w:val="24"/>
+          <w:lang w:eastAsia="en-150"/>
+          <w14:ligatures w14:val="none"/>
+        </w:rPr>
+        <w:t>.</w:t>
+      </w:r>
+    </w:p>
+    <w:p>
+      <w:pPr>
+        <w:spacing w:before="100" w:beforeAutospacing="1" w:after="100" w:afterAutospacing="1" w:line="360" w:lineRule="auto"/>
+        <w:jc w:val="both"/>
+        <w:rPr>
+          <w:rFonts w:ascii="Times New Roman" w:eastAsia="Times New Roman" w:hAnsi="Times New Roman" w:cs="Times New Roman"/>
+          <w:kern w:val="0"/>
+          <w:sz w:val="24"/>
+          <w:szCs w:val="24"/>
+          <w:lang w:eastAsia="en-150"/>
+          <w14:ligatures w14:val="none"/>
+        </w:rPr>
+      </w:pPr>
+      <w:r>
+        <w:rPr>
+          <w:rFonts w:ascii="Times New Roman" w:eastAsia="Times New Roman" w:hAnsi="Times New Roman" w:cs="Times New Roman"/>
+          <w:b/>
+          <w:bCs/>
+          <w:kern w:val="0"/>
+          <w:sz w:val="24"/>
+          <w:szCs w:val="24"/>
+          <w:lang w:eastAsia="en-150"/>
+          <w14:ligatures w14:val="none"/>
+        </w:rPr>
+        <w:t xml:space="preserve">INSTRUCTOR. </w:t>
+      </w:r>
+      <w:proofErr w:type="spellStart"/>
+      <w:r>
+        <w:rPr>
+          <w:rFonts w:ascii="Times New Roman" w:eastAsia="Times New Roman" w:hAnsi="Times New Roman" w:cs="Times New Roman"/>
+          <w:kern w:val="0"/>
+          <w:sz w:val="24"/>
+          <w:szCs w:val="24"/>
+          <w:lang w:eastAsia="en-150"/>
+          <w14:ligatures w14:val="none"/>
+        </w:rPr>
+        <w:t>Instructorii</w:t>
+      </w:r>
+      <w:proofErr w:type="spellEnd"/>
+      <w:r>
+        <w:rPr>
+          <w:rFonts w:ascii="Times New Roman" w:eastAsia="Times New Roman" w:hAnsi="Times New Roman" w:cs="Times New Roman"/>
+          <w:kern w:val="0"/>
+          <w:sz w:val="24"/>
+          <w:szCs w:val="24"/>
+          <w:lang w:eastAsia="en-150"/>
+          <w14:ligatures w14:val="none"/>
+        </w:rPr>
+        <w:t xml:space="preserve"> </w:t>
+      </w:r>
+      <w:proofErr w:type="spellStart"/>
+      <w:r>
+        <w:rPr>
+          <w:rFonts w:ascii="Times New Roman" w:eastAsia="Times New Roman" w:hAnsi="Times New Roman" w:cs="Times New Roman"/>
+          <w:kern w:val="0"/>
+          <w:sz w:val="24"/>
+          <w:szCs w:val="24"/>
+          <w:lang w:eastAsia="en-150"/>
+          <w14:ligatures w14:val="none"/>
+        </w:rPr>
+        <w:t>școlii</w:t>
+      </w:r>
+      <w:proofErr w:type="spellEnd"/>
+      <w:r>
+        <w:rPr>
+          <w:rFonts w:ascii="Times New Roman" w:eastAsia="Times New Roman" w:hAnsi="Times New Roman" w:cs="Times New Roman"/>
+          <w:kern w:val="0"/>
+          <w:sz w:val="24"/>
+          <w:szCs w:val="24"/>
+          <w:lang w:eastAsia="en-150"/>
+          <w14:ligatures w14:val="none"/>
+        </w:rPr>
+        <w:t xml:space="preserve">. </w:t>
+      </w:r>
+      <w:proofErr w:type="spellStart"/>
+      <w:r>
+        <w:rPr>
+          <w:rFonts w:ascii="Times New Roman" w:eastAsia="Times New Roman" w:hAnsi="Times New Roman" w:cs="Times New Roman"/>
+          <w:kern w:val="0"/>
+          <w:sz w:val="24"/>
+          <w:szCs w:val="24"/>
+          <w:lang w:eastAsia="en-150"/>
+          <w14:ligatures w14:val="none"/>
+        </w:rPr>
+        <w:t>Reține</w:t>
+      </w:r>
+      <w:proofErr w:type="spellEnd"/>
+      <w:r>
+        <w:rPr>
+          <w:rFonts w:ascii="Times New Roman" w:eastAsia="Times New Roman" w:hAnsi="Times New Roman" w:cs="Times New Roman"/>
+          <w:kern w:val="0"/>
+          <w:sz w:val="24"/>
+          <w:szCs w:val="24"/>
+          <w:lang w:eastAsia="en-150"/>
+          <w14:ligatures w14:val="none"/>
+        </w:rPr>
+        <w:t xml:space="preserve"> </w:t>
+      </w:r>
+      <w:proofErr w:type="spellStart"/>
+      <w:r>
+        <w:rPr>
+          <w:rFonts w:ascii="Times New Roman" w:eastAsia="Times New Roman" w:hAnsi="Times New Roman" w:cs="Times New Roman"/>
+          <w:kern w:val="0"/>
+          <w:sz w:val="24"/>
+          <w:szCs w:val="24"/>
+          <w:lang w:eastAsia="en-150"/>
+          <w14:ligatures w14:val="none"/>
+        </w:rPr>
+        <w:t>numele</w:t>
+      </w:r>
+      <w:proofErr w:type="spellEnd"/>
+      <w:r>
+        <w:rPr>
+          <w:rFonts w:ascii="Times New Roman" w:eastAsia="Times New Roman" w:hAnsi="Times New Roman" w:cs="Times New Roman"/>
+          <w:kern w:val="0"/>
+          <w:sz w:val="24"/>
+          <w:szCs w:val="24"/>
+          <w:lang w:eastAsia="en-150"/>
+          <w14:ligatures w14:val="none"/>
+        </w:rPr>
+        <w:t xml:space="preserve">, </w:t>
+      </w:r>
+      <w:proofErr w:type="spellStart"/>
+      <w:r>
+        <w:rPr>
+          <w:rFonts w:ascii="Times New Roman" w:eastAsia="Times New Roman" w:hAnsi="Times New Roman" w:cs="Times New Roman"/>
+          <w:kern w:val="0"/>
+          <w:sz w:val="24"/>
+          <w:szCs w:val="24"/>
+          <w:lang w:eastAsia="en-150"/>
+          <w14:ligatures w14:val="none"/>
+        </w:rPr>
+        <w:t>prenumele</w:t>
+      </w:r>
+      <w:proofErr w:type="spellEnd"/>
+      <w:r>
+        <w:rPr>
+          <w:rFonts w:ascii="Times New Roman" w:eastAsia="Times New Roman" w:hAnsi="Times New Roman" w:cs="Times New Roman"/>
+          <w:kern w:val="0"/>
+          <w:sz w:val="24"/>
+          <w:szCs w:val="24"/>
+          <w:lang w:eastAsia="en-150"/>
+          <w14:ligatures w14:val="none"/>
+        </w:rPr>
+        <w:t xml:space="preserve">, </w:t>
+      </w:r>
+      <w:proofErr w:type="spellStart"/>
+      <w:r>
+        <w:rPr>
+          <w:rFonts w:ascii="Times New Roman" w:eastAsia="Times New Roman" w:hAnsi="Times New Roman" w:cs="Times New Roman"/>
+          <w:kern w:val="0"/>
+          <w:sz w:val="24"/>
+          <w:szCs w:val="24"/>
+          <w:lang w:eastAsia="en-150"/>
+          <w14:ligatures w14:val="none"/>
+        </w:rPr>
+        <w:t>telefonul</w:t>
+      </w:r>
+      <w:proofErr w:type="spellEnd"/>
+      <w:r>
+        <w:rPr>
+          <w:rFonts w:ascii="Times New Roman" w:eastAsia="Times New Roman" w:hAnsi="Times New Roman" w:cs="Times New Roman"/>
+          <w:kern w:val="0"/>
+          <w:sz w:val="24"/>
+          <w:szCs w:val="24"/>
+          <w:lang w:eastAsia="en-150"/>
+          <w14:ligatures w14:val="none"/>
+        </w:rPr>
+        <w:t xml:space="preserve">, </w:t>
+      </w:r>
+      <w:proofErr w:type="spellStart"/>
+      <w:r>
+        <w:rPr>
+          <w:rFonts w:ascii="Times New Roman" w:eastAsia="Times New Roman" w:hAnsi="Times New Roman" w:cs="Times New Roman"/>
+          <w:kern w:val="0"/>
+          <w:sz w:val="24"/>
+          <w:szCs w:val="24"/>
+          <w:lang w:eastAsia="en-150"/>
+          <w14:ligatures w14:val="none"/>
+        </w:rPr>
+        <w:t>numărul</w:t>
+      </w:r>
+      <w:proofErr w:type="spellEnd"/>
+      <w:r>
+        <w:rPr>
+          <w:rFonts w:ascii="Times New Roman" w:eastAsia="Times New Roman" w:hAnsi="Times New Roman" w:cs="Times New Roman"/>
+          <w:kern w:val="0"/>
+          <w:sz w:val="24"/>
+          <w:szCs w:val="24"/>
+          <w:lang w:eastAsia="en-150"/>
+          <w14:ligatures w14:val="none"/>
+        </w:rPr>
+        <w:t xml:space="preserve"> </w:t>
+      </w:r>
+      <w:proofErr w:type="spellStart"/>
+      <w:r>
+        <w:rPr>
+          <w:rFonts w:ascii="Times New Roman" w:eastAsia="Times New Roman" w:hAnsi="Times New Roman" w:cs="Times New Roman"/>
+          <w:kern w:val="0"/>
+          <w:sz w:val="24"/>
+          <w:szCs w:val="24"/>
+          <w:lang w:eastAsia="en-150"/>
+          <w14:ligatures w14:val="none"/>
+        </w:rPr>
+        <w:t>autorizației</w:t>
+      </w:r>
+      <w:proofErr w:type="spellEnd"/>
+      <w:r>
+        <w:rPr>
+          <w:rFonts w:ascii="Times New Roman" w:eastAsia="Times New Roman" w:hAnsi="Times New Roman" w:cs="Times New Roman"/>
+          <w:kern w:val="0"/>
+          <w:sz w:val="24"/>
+          <w:szCs w:val="24"/>
+          <w:lang w:eastAsia="en-150"/>
+          <w14:ligatures w14:val="none"/>
+        </w:rPr>
+        <w:t xml:space="preserve"> (</w:t>
+      </w:r>
+      <w:proofErr w:type="spellStart"/>
+      <w:r>
+        <w:rPr>
+          <w:rFonts w:ascii="Times New Roman" w:eastAsia="Times New Roman" w:hAnsi="Times New Roman" w:cs="Times New Roman"/>
+          <w:kern w:val="0"/>
+          <w:sz w:val="24"/>
+          <w:szCs w:val="24"/>
+          <w:lang w:eastAsia="en-150"/>
+          <w14:ligatures w14:val="none"/>
+        </w:rPr>
+        <w:t>unic</w:t>
+      </w:r>
+      <w:proofErr w:type="spellEnd"/>
+      <w:r>
+        <w:rPr>
+          <w:rFonts w:ascii="Times New Roman" w:eastAsia="Times New Roman" w:hAnsi="Times New Roman" w:cs="Times New Roman"/>
+          <w:kern w:val="0"/>
+          <w:sz w:val="24"/>
+          <w:szCs w:val="24"/>
+          <w:lang w:eastAsia="en-150"/>
+          <w14:ligatures w14:val="none"/>
+        </w:rPr>
+        <w:t xml:space="preserve">) </w:t>
+      </w:r>
+      <w:proofErr w:type="spellStart"/>
+      <w:r>
+        <w:rPr>
+          <w:rFonts w:ascii="Times New Roman" w:eastAsia="Times New Roman" w:hAnsi="Times New Roman" w:cs="Times New Roman"/>
+          <w:kern w:val="0"/>
+          <w:sz w:val="24"/>
+          <w:szCs w:val="24"/>
+          <w:lang w:eastAsia="en-150"/>
+          <w14:ligatures w14:val="none"/>
+        </w:rPr>
+        <w:t>și</w:t>
+      </w:r>
+      <w:proofErr w:type="spellEnd"/>
+      <w:r>
+        <w:rPr>
+          <w:rFonts w:ascii="Times New Roman" w:eastAsia="Times New Roman" w:hAnsi="Times New Roman" w:cs="Times New Roman"/>
+          <w:kern w:val="0"/>
+          <w:sz w:val="24"/>
+          <w:szCs w:val="24"/>
+          <w:lang w:eastAsia="en-150"/>
+          <w14:ligatures w14:val="none"/>
+        </w:rPr>
+        <w:t xml:space="preserve"> data </w:t>
+      </w:r>
+      <w:proofErr w:type="spellStart"/>
+      <w:r>
+        <w:rPr>
+          <w:rFonts w:ascii="Times New Roman" w:eastAsia="Times New Roman" w:hAnsi="Times New Roman" w:cs="Times New Roman"/>
+          <w:kern w:val="0"/>
+          <w:sz w:val="24"/>
+          <w:szCs w:val="24"/>
+          <w:lang w:eastAsia="en-150"/>
+          <w14:ligatures w14:val="none"/>
+        </w:rPr>
+        <w:t>angajării</w:t>
+      </w:r>
+      <w:proofErr w:type="spellEnd"/>
+      <w:r>
+        <w:rPr>
+          <w:rFonts w:ascii="Times New Roman" w:eastAsia="Times New Roman" w:hAnsi="Times New Roman" w:cs="Times New Roman"/>
+          <w:kern w:val="0"/>
+          <w:sz w:val="24"/>
+          <w:szCs w:val="24"/>
+          <w:lang w:eastAsia="en-150"/>
+          <w14:ligatures w14:val="none"/>
+        </w:rPr>
+        <w:t>.</w:t>
+      </w:r>
+    </w:p>
+    <w:p>
+      <w:pPr>
+        <w:spacing w:before="100" w:beforeAutospacing="1" w:after="100" w:afterAutospacing="1" w:line="360" w:lineRule="auto"/>
+        <w:jc w:val="both"/>
+        <w:rPr>
+          <w:rFonts w:ascii="Times New Roman" w:eastAsia="Times New Roman" w:hAnsi="Times New Roman" w:cs="Times New Roman"/>
+          <w:kern w:val="0"/>
+          <w:sz w:val="24"/>
+          <w:szCs w:val="24"/>
+          <w:lang w:eastAsia="en-150"/>
+          <w14:ligatures w14:val="none"/>
+        </w:rPr>
+      </w:pPr>
+      <w:r>
+        <w:rPr>
+          <w:rFonts w:ascii="Times New Roman" w:eastAsia="Times New Roman" w:hAnsi="Times New Roman" w:cs="Times New Roman"/>
+          <w:b/>
+          <w:bCs/>
+          <w:kern w:val="0"/>
+          <w:sz w:val="24"/>
+          <w:szCs w:val="24"/>
+          <w:lang w:eastAsia="en-150"/>
+          <w14:ligatures w14:val="none"/>
+        </w:rPr>
+        <w:lastRenderedPageBreak/>
+        <w:t xml:space="preserve">VEHICUL. </w:t>
+      </w:r>
+      <w:proofErr w:type="spellStart"/>
+      <w:r>
+        <w:rPr>
+          <w:rFonts w:ascii="Times New Roman" w:eastAsia="Times New Roman" w:hAnsi="Times New Roman" w:cs="Times New Roman"/>
+          <w:kern w:val="0"/>
+          <w:sz w:val="24"/>
+          <w:szCs w:val="24"/>
+          <w:lang w:eastAsia="en-150"/>
+          <w14:ligatures w14:val="none"/>
+        </w:rPr>
+        <w:t>Autovehiculele</w:t>
+      </w:r>
+      <w:proofErr w:type="spellEnd"/>
+      <w:r>
+        <w:rPr>
+          <w:rFonts w:ascii="Times New Roman" w:eastAsia="Times New Roman" w:hAnsi="Times New Roman" w:cs="Times New Roman"/>
+          <w:kern w:val="0"/>
+          <w:sz w:val="24"/>
+          <w:szCs w:val="24"/>
+          <w:lang w:eastAsia="en-150"/>
+          <w14:ligatures w14:val="none"/>
+        </w:rPr>
+        <w:t xml:space="preserve"> </w:t>
+      </w:r>
+      <w:proofErr w:type="spellStart"/>
+      <w:r>
+        <w:rPr>
+          <w:rFonts w:ascii="Times New Roman" w:eastAsia="Times New Roman" w:hAnsi="Times New Roman" w:cs="Times New Roman"/>
+          <w:kern w:val="0"/>
+          <w:sz w:val="24"/>
+          <w:szCs w:val="24"/>
+          <w:lang w:eastAsia="en-150"/>
+          <w14:ligatures w14:val="none"/>
+        </w:rPr>
+        <w:t>folosite</w:t>
+      </w:r>
+      <w:proofErr w:type="spellEnd"/>
+      <w:r>
+        <w:rPr>
+          <w:rFonts w:ascii="Times New Roman" w:eastAsia="Times New Roman" w:hAnsi="Times New Roman" w:cs="Times New Roman"/>
+          <w:kern w:val="0"/>
+          <w:sz w:val="24"/>
+          <w:szCs w:val="24"/>
+          <w:lang w:eastAsia="en-150"/>
+          <w14:ligatures w14:val="none"/>
+        </w:rPr>
+        <w:t xml:space="preserve"> la </w:t>
+      </w:r>
+      <w:proofErr w:type="spellStart"/>
+      <w:r>
+        <w:rPr>
+          <w:rFonts w:ascii="Times New Roman" w:eastAsia="Times New Roman" w:hAnsi="Times New Roman" w:cs="Times New Roman"/>
+          <w:kern w:val="0"/>
+          <w:sz w:val="24"/>
+          <w:szCs w:val="24"/>
+          <w:lang w:eastAsia="en-150"/>
+          <w14:ligatures w14:val="none"/>
+        </w:rPr>
+        <w:t>orele</w:t>
+      </w:r>
+      <w:proofErr w:type="spellEnd"/>
+      <w:r>
+        <w:rPr>
+          <w:rFonts w:ascii="Times New Roman" w:eastAsia="Times New Roman" w:hAnsi="Times New Roman" w:cs="Times New Roman"/>
+          <w:kern w:val="0"/>
+          <w:sz w:val="24"/>
+          <w:szCs w:val="24"/>
+          <w:lang w:eastAsia="en-150"/>
+          <w14:ligatures w14:val="none"/>
+        </w:rPr>
+        <w:t xml:space="preserve"> de </w:t>
+      </w:r>
+      <w:proofErr w:type="spellStart"/>
+      <w:r>
+        <w:rPr>
+          <w:rFonts w:ascii="Times New Roman" w:eastAsia="Times New Roman" w:hAnsi="Times New Roman" w:cs="Times New Roman"/>
+          <w:kern w:val="0"/>
+          <w:sz w:val="24"/>
+          <w:szCs w:val="24"/>
+          <w:lang w:eastAsia="en-150"/>
+          <w14:ligatures w14:val="none"/>
+        </w:rPr>
+        <w:t>conducere</w:t>
+      </w:r>
+      <w:proofErr w:type="spellEnd"/>
+      <w:r>
+        <w:rPr>
+          <w:rFonts w:ascii="Times New Roman" w:eastAsia="Times New Roman" w:hAnsi="Times New Roman" w:cs="Times New Roman"/>
+          <w:kern w:val="0"/>
+          <w:sz w:val="24"/>
+          <w:szCs w:val="24"/>
+          <w:lang w:eastAsia="en-150"/>
+          <w14:ligatures w14:val="none"/>
+        </w:rPr>
+        <w:t xml:space="preserve">: </w:t>
+      </w:r>
+      <w:proofErr w:type="spellStart"/>
+      <w:r>
+        <w:rPr>
+          <w:rFonts w:ascii="Times New Roman" w:eastAsia="Times New Roman" w:hAnsi="Times New Roman" w:cs="Times New Roman"/>
+          <w:kern w:val="0"/>
+          <w:sz w:val="24"/>
+          <w:szCs w:val="24"/>
+          <w:lang w:eastAsia="en-150"/>
+          <w14:ligatures w14:val="none"/>
+        </w:rPr>
+        <w:t>număr</w:t>
+      </w:r>
+      <w:proofErr w:type="spellEnd"/>
+      <w:r>
+        <w:rPr>
+          <w:rFonts w:ascii="Times New Roman" w:eastAsia="Times New Roman" w:hAnsi="Times New Roman" w:cs="Times New Roman"/>
+          <w:kern w:val="0"/>
+          <w:sz w:val="24"/>
+          <w:szCs w:val="24"/>
+          <w:lang w:eastAsia="en-150"/>
+          <w14:ligatures w14:val="none"/>
+        </w:rPr>
+        <w:t xml:space="preserve"> de </w:t>
+      </w:r>
+      <w:proofErr w:type="spellStart"/>
+      <w:r>
+        <w:rPr>
+          <w:rFonts w:ascii="Times New Roman" w:eastAsia="Times New Roman" w:hAnsi="Times New Roman" w:cs="Times New Roman"/>
+          <w:kern w:val="0"/>
+          <w:sz w:val="24"/>
+          <w:szCs w:val="24"/>
+          <w:lang w:eastAsia="en-150"/>
+          <w14:ligatures w14:val="none"/>
+        </w:rPr>
+        <w:t>înmatriculare</w:t>
+      </w:r>
+      <w:proofErr w:type="spellEnd"/>
+      <w:r>
+        <w:rPr>
+          <w:rFonts w:ascii="Times New Roman" w:eastAsia="Times New Roman" w:hAnsi="Times New Roman" w:cs="Times New Roman"/>
+          <w:kern w:val="0"/>
+          <w:sz w:val="24"/>
+          <w:szCs w:val="24"/>
+          <w:lang w:eastAsia="en-150"/>
+          <w14:ligatures w14:val="none"/>
+        </w:rPr>
+        <w:t xml:space="preserve"> (</w:t>
+      </w:r>
+      <w:proofErr w:type="spellStart"/>
+      <w:r>
+        <w:rPr>
+          <w:rFonts w:ascii="Times New Roman" w:eastAsia="Times New Roman" w:hAnsi="Times New Roman" w:cs="Times New Roman"/>
+          <w:kern w:val="0"/>
+          <w:sz w:val="24"/>
+          <w:szCs w:val="24"/>
+          <w:lang w:eastAsia="en-150"/>
+          <w14:ligatures w14:val="none"/>
+        </w:rPr>
+        <w:t>unic</w:t>
+      </w:r>
+      <w:proofErr w:type="spellEnd"/>
+      <w:r>
+        <w:rPr>
+          <w:rFonts w:ascii="Times New Roman" w:eastAsia="Times New Roman" w:hAnsi="Times New Roman" w:cs="Times New Roman"/>
+          <w:kern w:val="0"/>
+          <w:sz w:val="24"/>
+          <w:szCs w:val="24"/>
+          <w:lang w:eastAsia="en-150"/>
+          <w14:ligatures w14:val="none"/>
+        </w:rPr>
+        <w:t xml:space="preserve">), </w:t>
+      </w:r>
+      <w:proofErr w:type="spellStart"/>
+      <w:r>
+        <w:rPr>
+          <w:rFonts w:ascii="Times New Roman" w:eastAsia="Times New Roman" w:hAnsi="Times New Roman" w:cs="Times New Roman"/>
+          <w:kern w:val="0"/>
+          <w:sz w:val="24"/>
+          <w:szCs w:val="24"/>
+          <w:lang w:eastAsia="en-150"/>
+          <w14:ligatures w14:val="none"/>
+        </w:rPr>
+        <w:t>marcă</w:t>
+      </w:r>
+      <w:proofErr w:type="spellEnd"/>
+      <w:r>
+        <w:rPr>
+          <w:rFonts w:ascii="Times New Roman" w:eastAsia="Times New Roman" w:hAnsi="Times New Roman" w:cs="Times New Roman"/>
+          <w:kern w:val="0"/>
+          <w:sz w:val="24"/>
+          <w:szCs w:val="24"/>
+          <w:lang w:eastAsia="en-150"/>
+          <w14:ligatures w14:val="none"/>
+        </w:rPr>
+        <w:t xml:space="preserve">, model </w:t>
+      </w:r>
+      <w:proofErr w:type="spellStart"/>
+      <w:r>
+        <w:rPr>
+          <w:rFonts w:ascii="Times New Roman" w:eastAsia="Times New Roman" w:hAnsi="Times New Roman" w:cs="Times New Roman"/>
+          <w:kern w:val="0"/>
+          <w:sz w:val="24"/>
+          <w:szCs w:val="24"/>
+          <w:lang w:eastAsia="en-150"/>
+          <w14:ligatures w14:val="none"/>
+        </w:rPr>
+        <w:t>și</w:t>
+      </w:r>
+      <w:proofErr w:type="spellEnd"/>
+      <w:r>
+        <w:rPr>
+          <w:rFonts w:ascii="Times New Roman" w:eastAsia="Times New Roman" w:hAnsi="Times New Roman" w:cs="Times New Roman"/>
+          <w:kern w:val="0"/>
+          <w:sz w:val="24"/>
+          <w:szCs w:val="24"/>
+          <w:lang w:eastAsia="en-150"/>
+          <w14:ligatures w14:val="none"/>
+        </w:rPr>
+        <w:t xml:space="preserve"> data </w:t>
+      </w:r>
+      <w:proofErr w:type="spellStart"/>
+      <w:r>
+        <w:rPr>
+          <w:rFonts w:ascii="Times New Roman" w:eastAsia="Times New Roman" w:hAnsi="Times New Roman" w:cs="Times New Roman"/>
+          <w:kern w:val="0"/>
+          <w:sz w:val="24"/>
+          <w:szCs w:val="24"/>
+          <w:lang w:eastAsia="en-150"/>
+          <w14:ligatures w14:val="none"/>
+        </w:rPr>
+        <w:t>expirării</w:t>
+      </w:r>
+      <w:proofErr w:type="spellEnd"/>
+      <w:r>
+        <w:rPr>
+          <w:rFonts w:ascii="Times New Roman" w:eastAsia="Times New Roman" w:hAnsi="Times New Roman" w:cs="Times New Roman"/>
+          <w:kern w:val="0"/>
+          <w:sz w:val="24"/>
+          <w:szCs w:val="24"/>
+          <w:lang w:eastAsia="en-150"/>
+          <w14:ligatures w14:val="none"/>
+        </w:rPr>
+        <w:t xml:space="preserve"> ITP. Cheile </w:t>
+      </w:r>
+      <w:proofErr w:type="spellStart"/>
+      <w:r>
+        <w:rPr>
+          <w:rFonts w:ascii="Times New Roman" w:eastAsia="Times New Roman" w:hAnsi="Times New Roman" w:cs="Times New Roman"/>
+          <w:kern w:val="0"/>
+          <w:sz w:val="24"/>
+          <w:szCs w:val="24"/>
+          <w:lang w:eastAsia="en-150"/>
+          <w14:ligatures w14:val="none"/>
+        </w:rPr>
+        <w:t>străine</w:t>
+      </w:r>
+      <w:proofErr w:type="spellEnd"/>
+      <w:r>
+        <w:rPr>
+          <w:rFonts w:ascii="Times New Roman" w:eastAsia="Times New Roman" w:hAnsi="Times New Roman" w:cs="Times New Roman"/>
+          <w:kern w:val="0"/>
+          <w:sz w:val="24"/>
+          <w:szCs w:val="24"/>
+          <w:lang w:eastAsia="en-150"/>
+          <w14:ligatures w14:val="none"/>
+        </w:rPr>
+        <w:t xml:space="preserve"> </w:t>
+      </w:r>
+      <w:proofErr w:type="spellStart"/>
+      <w:r>
+        <w:rPr>
+          <w:rFonts w:ascii="Times New Roman" w:eastAsia="Times New Roman" w:hAnsi="Times New Roman" w:cs="Times New Roman"/>
+          <w:kern w:val="0"/>
+          <w:sz w:val="24"/>
+          <w:szCs w:val="24"/>
+          <w:lang w:eastAsia="en-150"/>
+          <w14:ligatures w14:val="none"/>
+        </w:rPr>
+        <w:t>indică</w:t>
+      </w:r>
+      <w:proofErr w:type="spellEnd"/>
+      <w:r>
+        <w:rPr>
+          <w:rFonts w:ascii="Times New Roman" w:eastAsia="Times New Roman" w:hAnsi="Times New Roman" w:cs="Times New Roman"/>
+          <w:kern w:val="0"/>
+          <w:sz w:val="24"/>
+          <w:szCs w:val="24"/>
+          <w:lang w:eastAsia="en-150"/>
+          <w14:ligatures w14:val="none"/>
+        </w:rPr>
+        <w:t xml:space="preserve"> </w:t>
+      </w:r>
+      <w:proofErr w:type="spellStart"/>
+      <w:r>
+        <w:rPr>
+          <w:rFonts w:ascii="Times New Roman" w:eastAsia="Times New Roman" w:hAnsi="Times New Roman" w:cs="Times New Roman"/>
+          <w:kern w:val="0"/>
+          <w:sz w:val="24"/>
+          <w:szCs w:val="24"/>
+          <w:lang w:eastAsia="en-150"/>
+          <w14:ligatures w14:val="none"/>
+        </w:rPr>
+        <w:t>categoria</w:t>
+      </w:r>
+      <w:proofErr w:type="spellEnd"/>
+      <w:r>
+        <w:rPr>
+          <w:rFonts w:ascii="Times New Roman" w:eastAsia="Times New Roman" w:hAnsi="Times New Roman" w:cs="Times New Roman"/>
+          <w:kern w:val="0"/>
+          <w:sz w:val="24"/>
+          <w:szCs w:val="24"/>
+          <w:lang w:eastAsia="en-150"/>
+          <w14:ligatures w14:val="none"/>
+        </w:rPr>
+        <w:t xml:space="preserve"> </w:t>
+      </w:r>
+      <w:proofErr w:type="spellStart"/>
+      <w:r>
+        <w:rPr>
+          <w:rFonts w:ascii="Times New Roman" w:eastAsia="Times New Roman" w:hAnsi="Times New Roman" w:cs="Times New Roman"/>
+          <w:kern w:val="0"/>
+          <w:sz w:val="24"/>
+          <w:szCs w:val="24"/>
+          <w:lang w:eastAsia="en-150"/>
+          <w14:ligatures w14:val="none"/>
+        </w:rPr>
+        <w:t>vehiculului</w:t>
+      </w:r>
+      <w:proofErr w:type="spellEnd"/>
+      <w:r>
+        <w:rPr>
+          <w:rFonts w:ascii="Times New Roman" w:eastAsia="Times New Roman" w:hAnsi="Times New Roman" w:cs="Times New Roman"/>
+          <w:kern w:val="0"/>
+          <w:sz w:val="24"/>
+          <w:szCs w:val="24"/>
+          <w:lang w:eastAsia="en-150"/>
+          <w14:ligatures w14:val="none"/>
+        </w:rPr>
+        <w:t xml:space="preserve"> </w:t>
+      </w:r>
+      <w:proofErr w:type="spellStart"/>
+      <w:r>
+        <w:rPr>
+          <w:rFonts w:ascii="Times New Roman" w:eastAsia="Times New Roman" w:hAnsi="Times New Roman" w:cs="Times New Roman"/>
+          <w:kern w:val="0"/>
+          <w:sz w:val="24"/>
+          <w:szCs w:val="24"/>
+          <w:lang w:eastAsia="en-150"/>
+          <w14:ligatures w14:val="none"/>
+        </w:rPr>
+        <w:t>și</w:t>
+      </w:r>
+      <w:proofErr w:type="spellEnd"/>
+      <w:r>
+        <w:rPr>
+          <w:rFonts w:ascii="Times New Roman" w:eastAsia="Times New Roman" w:hAnsi="Times New Roman" w:cs="Times New Roman"/>
+          <w:kern w:val="0"/>
+          <w:sz w:val="24"/>
+          <w:szCs w:val="24"/>
+          <w:lang w:eastAsia="en-150"/>
+          <w14:ligatures w14:val="none"/>
+        </w:rPr>
+        <w:t xml:space="preserve"> </w:t>
+      </w:r>
+      <w:proofErr w:type="spellStart"/>
+      <w:r>
+        <w:rPr>
+          <w:rFonts w:ascii="Times New Roman" w:eastAsia="Times New Roman" w:hAnsi="Times New Roman" w:cs="Times New Roman"/>
+          <w:kern w:val="0"/>
+          <w:sz w:val="24"/>
+          <w:szCs w:val="24"/>
+          <w:lang w:eastAsia="en-150"/>
+          <w14:ligatures w14:val="none"/>
+        </w:rPr>
+        <w:t>instructorul</w:t>
+      </w:r>
+      <w:proofErr w:type="spellEnd"/>
+      <w:r>
+        <w:rPr>
+          <w:rFonts w:ascii="Times New Roman" w:eastAsia="Times New Roman" w:hAnsi="Times New Roman" w:cs="Times New Roman"/>
+          <w:kern w:val="0"/>
+          <w:sz w:val="24"/>
+          <w:szCs w:val="24"/>
+          <w:lang w:eastAsia="en-150"/>
+          <w14:ligatures w14:val="none"/>
+        </w:rPr>
+        <w:t xml:space="preserve"> </w:t>
+      </w:r>
+      <w:proofErr w:type="spellStart"/>
+      <w:r>
+        <w:rPr>
+          <w:rFonts w:ascii="Times New Roman" w:eastAsia="Times New Roman" w:hAnsi="Times New Roman" w:cs="Times New Roman"/>
+          <w:kern w:val="0"/>
+          <w:sz w:val="24"/>
+          <w:szCs w:val="24"/>
+          <w:lang w:eastAsia="en-150"/>
+          <w14:ligatures w14:val="none"/>
+        </w:rPr>
+        <w:t>căruia</w:t>
+      </w:r>
+      <w:proofErr w:type="spellEnd"/>
+      <w:r>
+        <w:rPr>
+          <w:rFonts w:ascii="Times New Roman" w:eastAsia="Times New Roman" w:hAnsi="Times New Roman" w:cs="Times New Roman"/>
+          <w:kern w:val="0"/>
+          <w:sz w:val="24"/>
+          <w:szCs w:val="24"/>
+          <w:lang w:eastAsia="en-150"/>
+          <w14:ligatures w14:val="none"/>
+        </w:rPr>
+        <w:t xml:space="preserve"> </w:t>
+      </w:r>
+      <w:proofErr w:type="spellStart"/>
+      <w:r>
+        <w:rPr>
+          <w:rFonts w:ascii="Times New Roman" w:eastAsia="Times New Roman" w:hAnsi="Times New Roman" w:cs="Times New Roman"/>
+          <w:kern w:val="0"/>
+          <w:sz w:val="24"/>
+          <w:szCs w:val="24"/>
+          <w:lang w:eastAsia="en-150"/>
+          <w14:ligatures w14:val="none"/>
+        </w:rPr>
+        <w:t>îi</w:t>
+      </w:r>
+      <w:proofErr w:type="spellEnd"/>
+      <w:r>
+        <w:rPr>
+          <w:rFonts w:ascii="Times New Roman" w:eastAsia="Times New Roman" w:hAnsi="Times New Roman" w:cs="Times New Roman"/>
+          <w:kern w:val="0"/>
+          <w:sz w:val="24"/>
+          <w:szCs w:val="24"/>
+          <w:lang w:eastAsia="en-150"/>
+          <w14:ligatures w14:val="none"/>
+        </w:rPr>
+        <w:t xml:space="preserve"> </w:t>
+      </w:r>
+      <w:proofErr w:type="spellStart"/>
+      <w:r>
+        <w:rPr>
+          <w:rFonts w:ascii="Times New Roman" w:eastAsia="Times New Roman" w:hAnsi="Times New Roman" w:cs="Times New Roman"/>
+          <w:kern w:val="0"/>
+          <w:sz w:val="24"/>
+          <w:szCs w:val="24"/>
+          <w:lang w:eastAsia="en-150"/>
+          <w14:ligatures w14:val="none"/>
+        </w:rPr>
+        <w:t>este</w:t>
+      </w:r>
+      <w:proofErr w:type="spellEnd"/>
+      <w:r>
+        <w:rPr>
+          <w:rFonts w:ascii="Times New Roman" w:eastAsia="Times New Roman" w:hAnsi="Times New Roman" w:cs="Times New Roman"/>
+          <w:kern w:val="0"/>
+          <w:sz w:val="24"/>
+          <w:szCs w:val="24"/>
+          <w:lang w:eastAsia="en-150"/>
+          <w14:ligatures w14:val="none"/>
+        </w:rPr>
+        <w:t xml:space="preserve"> </w:t>
+      </w:r>
+      <w:proofErr w:type="spellStart"/>
+      <w:r>
+        <w:rPr>
+          <w:rFonts w:ascii="Times New Roman" w:eastAsia="Times New Roman" w:hAnsi="Times New Roman" w:cs="Times New Roman"/>
+          <w:kern w:val="0"/>
+          <w:sz w:val="24"/>
+          <w:szCs w:val="24"/>
+          <w:lang w:eastAsia="en-150"/>
+          <w14:ligatures w14:val="none"/>
+        </w:rPr>
+        <w:t>atribuit</w:t>
+      </w:r>
+      <w:proofErr w:type="spellEnd"/>
+      <w:r>
+        <w:rPr>
+          <w:rFonts w:ascii="Times New Roman" w:eastAsia="Times New Roman" w:hAnsi="Times New Roman" w:cs="Times New Roman"/>
+          <w:kern w:val="0"/>
+          <w:sz w:val="24"/>
+          <w:szCs w:val="24"/>
+          <w:lang w:eastAsia="en-150"/>
+          <w14:ligatures w14:val="none"/>
+        </w:rPr>
+        <w:t>.</w:t>
+      </w:r>
+    </w:p>
+    <w:p>
+      <w:pPr>
+        <w:spacing w:before="100" w:beforeAutospacing="1" w:after="100" w:afterAutospacing="1" w:line="360" w:lineRule="auto"/>
+        <w:jc w:val="both"/>
+        <w:rPr>
+          <w:rFonts w:ascii="Times New Roman" w:eastAsia="Times New Roman" w:hAnsi="Times New Roman" w:cs="Times New Roman"/>
+          <w:kern w:val="0"/>
+          <w:sz w:val="24"/>
+          <w:szCs w:val="24"/>
+          <w:lang w:eastAsia="en-150"/>
+          <w14:ligatures w14:val="none"/>
+        </w:rPr>
+      </w:pPr>
+      <w:r>
+        <w:rPr>
+          <w:rFonts w:ascii="Times New Roman" w:eastAsia="Times New Roman" w:hAnsi="Times New Roman" w:cs="Times New Roman"/>
+          <w:b/>
+          <w:bCs/>
+          <w:kern w:val="0"/>
+          <w:sz w:val="24"/>
+          <w:szCs w:val="24"/>
+          <w:lang w:eastAsia="en-150"/>
+          <w14:ligatures w14:val="none"/>
+        </w:rPr>
+        <w:t xml:space="preserve">CURS. </w:t>
+      </w:r>
+      <w:r>
+        <w:rPr>
+          <w:rFonts w:ascii="Times New Roman" w:eastAsia="Times New Roman" w:hAnsi="Times New Roman" w:cs="Times New Roman"/>
+          <w:kern w:val="0"/>
+          <w:sz w:val="24"/>
+          <w:szCs w:val="24"/>
+          <w:lang w:eastAsia="en-150"/>
+          <w14:ligatures w14:val="none"/>
+        </w:rPr>
+        <w:t xml:space="preserve">O </w:t>
+      </w:r>
+      <w:proofErr w:type="spellStart"/>
+      <w:r>
+        <w:rPr>
+          <w:rFonts w:ascii="Times New Roman" w:eastAsia="Times New Roman" w:hAnsi="Times New Roman" w:cs="Times New Roman"/>
+          <w:kern w:val="0"/>
+          <w:sz w:val="24"/>
+          <w:szCs w:val="24"/>
+          <w:lang w:eastAsia="en-150"/>
+          <w14:ligatures w14:val="none"/>
+        </w:rPr>
+        <w:t>serie</w:t>
+      </w:r>
+      <w:proofErr w:type="spellEnd"/>
+      <w:r>
+        <w:rPr>
+          <w:rFonts w:ascii="Times New Roman" w:eastAsia="Times New Roman" w:hAnsi="Times New Roman" w:cs="Times New Roman"/>
+          <w:kern w:val="0"/>
+          <w:sz w:val="24"/>
+          <w:szCs w:val="24"/>
+          <w:lang w:eastAsia="en-150"/>
+          <w14:ligatures w14:val="none"/>
+        </w:rPr>
+        <w:t xml:space="preserve"> de curs </w:t>
+      </w:r>
+      <w:proofErr w:type="spellStart"/>
+      <w:r>
+        <w:rPr>
+          <w:rFonts w:ascii="Times New Roman" w:eastAsia="Times New Roman" w:hAnsi="Times New Roman" w:cs="Times New Roman"/>
+          <w:kern w:val="0"/>
+          <w:sz w:val="24"/>
+          <w:szCs w:val="24"/>
+          <w:lang w:eastAsia="en-150"/>
+          <w14:ligatures w14:val="none"/>
+        </w:rPr>
+        <w:t>pentru</w:t>
+      </w:r>
+      <w:proofErr w:type="spellEnd"/>
+      <w:r>
+        <w:rPr>
+          <w:rFonts w:ascii="Times New Roman" w:eastAsia="Times New Roman" w:hAnsi="Times New Roman" w:cs="Times New Roman"/>
+          <w:kern w:val="0"/>
+          <w:sz w:val="24"/>
+          <w:szCs w:val="24"/>
+          <w:lang w:eastAsia="en-150"/>
+          <w14:ligatures w14:val="none"/>
+        </w:rPr>
+        <w:t xml:space="preserve"> o </w:t>
+      </w:r>
+      <w:proofErr w:type="spellStart"/>
+      <w:r>
+        <w:rPr>
+          <w:rFonts w:ascii="Times New Roman" w:eastAsia="Times New Roman" w:hAnsi="Times New Roman" w:cs="Times New Roman"/>
+          <w:kern w:val="0"/>
+          <w:sz w:val="24"/>
+          <w:szCs w:val="24"/>
+          <w:lang w:eastAsia="en-150"/>
+          <w14:ligatures w14:val="none"/>
+        </w:rPr>
+        <w:t>categorie</w:t>
+      </w:r>
+      <w:proofErr w:type="spellEnd"/>
+      <w:r>
+        <w:rPr>
+          <w:rFonts w:ascii="Times New Roman" w:eastAsia="Times New Roman" w:hAnsi="Times New Roman" w:cs="Times New Roman"/>
+          <w:kern w:val="0"/>
+          <w:sz w:val="24"/>
+          <w:szCs w:val="24"/>
+          <w:lang w:eastAsia="en-150"/>
+          <w14:ligatures w14:val="none"/>
+        </w:rPr>
+        <w:t xml:space="preserve"> de </w:t>
+      </w:r>
+      <w:proofErr w:type="spellStart"/>
+      <w:r>
+        <w:rPr>
+          <w:rFonts w:ascii="Times New Roman" w:eastAsia="Times New Roman" w:hAnsi="Times New Roman" w:cs="Times New Roman"/>
+          <w:kern w:val="0"/>
+          <w:sz w:val="24"/>
+          <w:szCs w:val="24"/>
+          <w:lang w:eastAsia="en-150"/>
+          <w14:ligatures w14:val="none"/>
+        </w:rPr>
+        <w:t>permis</w:t>
+      </w:r>
+      <w:proofErr w:type="spellEnd"/>
+      <w:r>
+        <w:rPr>
+          <w:rFonts w:ascii="Times New Roman" w:eastAsia="Times New Roman" w:hAnsi="Times New Roman" w:cs="Times New Roman"/>
+          <w:kern w:val="0"/>
+          <w:sz w:val="24"/>
+          <w:szCs w:val="24"/>
+          <w:lang w:eastAsia="en-150"/>
+          <w14:ligatures w14:val="none"/>
+        </w:rPr>
+        <w:t xml:space="preserve">, cu data de </w:t>
+      </w:r>
+      <w:proofErr w:type="spellStart"/>
+      <w:r>
+        <w:rPr>
+          <w:rFonts w:ascii="Times New Roman" w:eastAsia="Times New Roman" w:hAnsi="Times New Roman" w:cs="Times New Roman"/>
+          <w:kern w:val="0"/>
+          <w:sz w:val="24"/>
+          <w:szCs w:val="24"/>
+          <w:lang w:eastAsia="en-150"/>
+          <w14:ligatures w14:val="none"/>
+        </w:rPr>
+        <w:t>început</w:t>
+      </w:r>
+      <w:proofErr w:type="spellEnd"/>
+      <w:r>
+        <w:rPr>
+          <w:rFonts w:ascii="Times New Roman" w:eastAsia="Times New Roman" w:hAnsi="Times New Roman" w:cs="Times New Roman"/>
+          <w:kern w:val="0"/>
+          <w:sz w:val="24"/>
+          <w:szCs w:val="24"/>
+          <w:lang w:eastAsia="en-150"/>
+          <w14:ligatures w14:val="none"/>
+        </w:rPr>
+        <w:t xml:space="preserve">, data de </w:t>
+      </w:r>
+      <w:proofErr w:type="spellStart"/>
+      <w:r>
+        <w:rPr>
+          <w:rFonts w:ascii="Times New Roman" w:eastAsia="Times New Roman" w:hAnsi="Times New Roman" w:cs="Times New Roman"/>
+          <w:kern w:val="0"/>
+          <w:sz w:val="24"/>
+          <w:szCs w:val="24"/>
+          <w:lang w:eastAsia="en-150"/>
+          <w14:ligatures w14:val="none"/>
+        </w:rPr>
+        <w:t>sfârșit</w:t>
+      </w:r>
+      <w:proofErr w:type="spellEnd"/>
+      <w:r>
+        <w:rPr>
+          <w:rFonts w:ascii="Times New Roman" w:eastAsia="Times New Roman" w:hAnsi="Times New Roman" w:cs="Times New Roman"/>
+          <w:kern w:val="0"/>
+          <w:sz w:val="24"/>
+          <w:szCs w:val="24"/>
+          <w:lang w:eastAsia="en-150"/>
+          <w14:ligatures w14:val="none"/>
+        </w:rPr>
+        <w:t xml:space="preserve"> </w:t>
+      </w:r>
+      <w:proofErr w:type="spellStart"/>
+      <w:r>
+        <w:rPr>
+          <w:rFonts w:ascii="Times New Roman" w:eastAsia="Times New Roman" w:hAnsi="Times New Roman" w:cs="Times New Roman"/>
+          <w:kern w:val="0"/>
+          <w:sz w:val="24"/>
+          <w:szCs w:val="24"/>
+          <w:lang w:eastAsia="en-150"/>
+          <w14:ligatures w14:val="none"/>
+        </w:rPr>
+        <w:t>și</w:t>
+      </w:r>
+      <w:proofErr w:type="spellEnd"/>
+      <w:r>
+        <w:rPr>
+          <w:rFonts w:ascii="Times New Roman" w:eastAsia="Times New Roman" w:hAnsi="Times New Roman" w:cs="Times New Roman"/>
+          <w:kern w:val="0"/>
+          <w:sz w:val="24"/>
+          <w:szCs w:val="24"/>
+          <w:lang w:eastAsia="en-150"/>
+          <w14:ligatures w14:val="none"/>
+        </w:rPr>
+        <w:t xml:space="preserve"> seria. </w:t>
+      </w:r>
+      <w:proofErr w:type="spellStart"/>
+      <w:r>
+        <w:rPr>
+          <w:rFonts w:ascii="Times New Roman" w:eastAsia="Times New Roman" w:hAnsi="Times New Roman" w:cs="Times New Roman"/>
+          <w:kern w:val="0"/>
+          <w:sz w:val="24"/>
+          <w:szCs w:val="24"/>
+          <w:lang w:eastAsia="en-150"/>
+          <w14:ligatures w14:val="none"/>
+        </w:rPr>
+        <w:t>Cheia</w:t>
+      </w:r>
+      <w:proofErr w:type="spellEnd"/>
+      <w:r>
+        <w:rPr>
+          <w:rFonts w:ascii="Times New Roman" w:eastAsia="Times New Roman" w:hAnsi="Times New Roman" w:cs="Times New Roman"/>
+          <w:kern w:val="0"/>
+          <w:sz w:val="24"/>
+          <w:szCs w:val="24"/>
+          <w:lang w:eastAsia="en-150"/>
+          <w14:ligatures w14:val="none"/>
+        </w:rPr>
+        <w:t xml:space="preserve"> </w:t>
+      </w:r>
+      <w:proofErr w:type="spellStart"/>
+      <w:r>
+        <w:rPr>
+          <w:rFonts w:ascii="Times New Roman" w:eastAsia="Times New Roman" w:hAnsi="Times New Roman" w:cs="Times New Roman"/>
+          <w:kern w:val="0"/>
+          <w:sz w:val="24"/>
+          <w:szCs w:val="24"/>
+          <w:lang w:eastAsia="en-150"/>
+          <w14:ligatures w14:val="none"/>
+        </w:rPr>
+        <w:t>străină</w:t>
+      </w:r>
+      <w:proofErr w:type="spellEnd"/>
+      <w:r>
+        <w:rPr>
+          <w:rFonts w:ascii="Times New Roman" w:eastAsia="Times New Roman" w:hAnsi="Times New Roman" w:cs="Times New Roman"/>
+          <w:kern w:val="0"/>
+          <w:sz w:val="24"/>
+          <w:szCs w:val="24"/>
+          <w:lang w:eastAsia="en-150"/>
+          <w14:ligatures w14:val="none"/>
+        </w:rPr>
+        <w:t xml:space="preserve"> </w:t>
+      </w:r>
+      <w:proofErr w:type="spellStart"/>
+      <w:r>
+        <w:rPr>
+          <w:rFonts w:ascii="Times New Roman" w:eastAsia="Times New Roman" w:hAnsi="Times New Roman" w:cs="Times New Roman"/>
+          <w:kern w:val="0"/>
+          <w:sz w:val="24"/>
+          <w:szCs w:val="24"/>
+          <w:lang w:eastAsia="en-150"/>
+          <w14:ligatures w14:val="none"/>
+        </w:rPr>
+        <w:t>indică</w:t>
+      </w:r>
+      <w:proofErr w:type="spellEnd"/>
+      <w:r>
+        <w:rPr>
+          <w:rFonts w:ascii="Times New Roman" w:eastAsia="Times New Roman" w:hAnsi="Times New Roman" w:cs="Times New Roman"/>
+          <w:kern w:val="0"/>
+          <w:sz w:val="24"/>
+          <w:szCs w:val="24"/>
+          <w:lang w:eastAsia="en-150"/>
+          <w14:ligatures w14:val="none"/>
+        </w:rPr>
+        <w:t xml:space="preserve"> </w:t>
+      </w:r>
+      <w:proofErr w:type="spellStart"/>
+      <w:r>
+        <w:rPr>
+          <w:rFonts w:ascii="Times New Roman" w:eastAsia="Times New Roman" w:hAnsi="Times New Roman" w:cs="Times New Roman"/>
+          <w:kern w:val="0"/>
+          <w:sz w:val="24"/>
+          <w:szCs w:val="24"/>
+          <w:lang w:eastAsia="en-150"/>
+          <w14:ligatures w14:val="none"/>
+        </w:rPr>
+        <w:t>categoria</w:t>
+      </w:r>
+      <w:proofErr w:type="spellEnd"/>
+      <w:r>
+        <w:rPr>
+          <w:rFonts w:ascii="Times New Roman" w:eastAsia="Times New Roman" w:hAnsi="Times New Roman" w:cs="Times New Roman"/>
+          <w:kern w:val="0"/>
+          <w:sz w:val="24"/>
+          <w:szCs w:val="24"/>
+          <w:lang w:eastAsia="en-150"/>
+          <w14:ligatures w14:val="none"/>
+        </w:rPr>
+        <w:t>.</w:t>
+      </w:r>
+    </w:p>
+    <w:p>
+      <w:pPr>
+        <w:spacing w:before="100" w:beforeAutospacing="1" w:after="100" w:afterAutospacing="1" w:line="360" w:lineRule="auto"/>
+        <w:jc w:val="both"/>
+        <w:rPr>
+          <w:rFonts w:ascii="Times New Roman" w:eastAsia="Times New Roman" w:hAnsi="Times New Roman" w:cs="Times New Roman"/>
+          <w:kern w:val="0"/>
+          <w:sz w:val="24"/>
+          <w:szCs w:val="24"/>
+          <w:lang w:eastAsia="en-150"/>
+          <w14:ligatures w14:val="none"/>
+        </w:rPr>
+      </w:pPr>
+      <w:r>
+        <w:rPr>
+          <w:rFonts w:ascii="Times New Roman" w:eastAsia="Times New Roman" w:hAnsi="Times New Roman" w:cs="Times New Roman"/>
+          <w:b/>
+          <w:bCs/>
+          <w:kern w:val="0"/>
+          <w:sz w:val="24"/>
+          <w:szCs w:val="24"/>
+          <w:lang w:eastAsia="en-150"/>
+          <w14:ligatures w14:val="none"/>
+        </w:rPr>
+        <w:t xml:space="preserve">INSCRIERE. </w:t>
+      </w:r>
+      <w:proofErr w:type="spellStart"/>
+      <w:r>
+        <w:rPr>
+          <w:rFonts w:ascii="Times New Roman" w:eastAsia="Times New Roman" w:hAnsi="Times New Roman" w:cs="Times New Roman"/>
+          <w:kern w:val="0"/>
+          <w:sz w:val="24"/>
+          <w:szCs w:val="24"/>
+          <w:lang w:eastAsia="en-150"/>
+          <w14:ligatures w14:val="none"/>
+        </w:rPr>
+        <w:t>Leagă</w:t>
+      </w:r>
+      <w:proofErr w:type="spellEnd"/>
+      <w:r>
+        <w:rPr>
+          <w:rFonts w:ascii="Times New Roman" w:eastAsia="Times New Roman" w:hAnsi="Times New Roman" w:cs="Times New Roman"/>
+          <w:kern w:val="0"/>
+          <w:sz w:val="24"/>
+          <w:szCs w:val="24"/>
+          <w:lang w:eastAsia="en-150"/>
+          <w14:ligatures w14:val="none"/>
+        </w:rPr>
+        <w:t xml:space="preserve"> un </w:t>
+      </w:r>
+      <w:proofErr w:type="spellStart"/>
+      <w:r>
+        <w:rPr>
+          <w:rFonts w:ascii="Times New Roman" w:eastAsia="Times New Roman" w:hAnsi="Times New Roman" w:cs="Times New Roman"/>
+          <w:kern w:val="0"/>
+          <w:sz w:val="24"/>
+          <w:szCs w:val="24"/>
+          <w:lang w:eastAsia="en-150"/>
+          <w14:ligatures w14:val="none"/>
+        </w:rPr>
+        <w:t>cursant</w:t>
+      </w:r>
+      <w:proofErr w:type="spellEnd"/>
+      <w:r>
+        <w:rPr>
+          <w:rFonts w:ascii="Times New Roman" w:eastAsia="Times New Roman" w:hAnsi="Times New Roman" w:cs="Times New Roman"/>
+          <w:kern w:val="0"/>
+          <w:sz w:val="24"/>
+          <w:szCs w:val="24"/>
+          <w:lang w:eastAsia="en-150"/>
+          <w14:ligatures w14:val="none"/>
+        </w:rPr>
+        <w:t xml:space="preserve"> de un curs </w:t>
+      </w:r>
+      <w:proofErr w:type="spellStart"/>
+      <w:r>
+        <w:rPr>
+          <w:rFonts w:ascii="Times New Roman" w:eastAsia="Times New Roman" w:hAnsi="Times New Roman" w:cs="Times New Roman"/>
+          <w:kern w:val="0"/>
+          <w:sz w:val="24"/>
+          <w:szCs w:val="24"/>
+          <w:lang w:eastAsia="en-150"/>
+          <w14:ligatures w14:val="none"/>
+        </w:rPr>
+        <w:t>și</w:t>
+      </w:r>
+      <w:proofErr w:type="spellEnd"/>
+      <w:r>
+        <w:rPr>
+          <w:rFonts w:ascii="Times New Roman" w:eastAsia="Times New Roman" w:hAnsi="Times New Roman" w:cs="Times New Roman"/>
+          <w:kern w:val="0"/>
+          <w:sz w:val="24"/>
+          <w:szCs w:val="24"/>
+          <w:lang w:eastAsia="en-150"/>
+          <w14:ligatures w14:val="none"/>
+        </w:rPr>
+        <w:t xml:space="preserve"> </w:t>
+      </w:r>
+      <w:proofErr w:type="spellStart"/>
+      <w:r>
+        <w:rPr>
+          <w:rFonts w:ascii="Times New Roman" w:eastAsia="Times New Roman" w:hAnsi="Times New Roman" w:cs="Times New Roman"/>
+          <w:kern w:val="0"/>
+          <w:sz w:val="24"/>
+          <w:szCs w:val="24"/>
+          <w:lang w:eastAsia="en-150"/>
+          <w14:ligatures w14:val="none"/>
+        </w:rPr>
+        <w:t>reține</w:t>
+      </w:r>
+      <w:proofErr w:type="spellEnd"/>
+      <w:r>
+        <w:rPr>
+          <w:rFonts w:ascii="Times New Roman" w:eastAsia="Times New Roman" w:hAnsi="Times New Roman" w:cs="Times New Roman"/>
+          <w:kern w:val="0"/>
+          <w:sz w:val="24"/>
+          <w:szCs w:val="24"/>
+          <w:lang w:eastAsia="en-150"/>
+          <w14:ligatures w14:val="none"/>
+        </w:rPr>
+        <w:t xml:space="preserve"> data </w:t>
+      </w:r>
+      <w:proofErr w:type="spellStart"/>
+      <w:r>
+        <w:rPr>
+          <w:rFonts w:ascii="Times New Roman" w:eastAsia="Times New Roman" w:hAnsi="Times New Roman" w:cs="Times New Roman"/>
+          <w:kern w:val="0"/>
+          <w:sz w:val="24"/>
+          <w:szCs w:val="24"/>
+          <w:lang w:eastAsia="en-150"/>
+          <w14:ligatures w14:val="none"/>
+        </w:rPr>
+        <w:t>și</w:t>
+      </w:r>
+      <w:proofErr w:type="spellEnd"/>
+      <w:r>
+        <w:rPr>
+          <w:rFonts w:ascii="Times New Roman" w:eastAsia="Times New Roman" w:hAnsi="Times New Roman" w:cs="Times New Roman"/>
+          <w:kern w:val="0"/>
+          <w:sz w:val="24"/>
+          <w:szCs w:val="24"/>
+          <w:lang w:eastAsia="en-150"/>
+          <w14:ligatures w14:val="none"/>
+        </w:rPr>
+        <w:t xml:space="preserve"> </w:t>
+      </w:r>
+      <w:proofErr w:type="spellStart"/>
+      <w:r>
+        <w:rPr>
+          <w:rFonts w:ascii="Times New Roman" w:eastAsia="Times New Roman" w:hAnsi="Times New Roman" w:cs="Times New Roman"/>
+          <w:kern w:val="0"/>
+          <w:sz w:val="24"/>
+          <w:szCs w:val="24"/>
+          <w:lang w:eastAsia="en-150"/>
+          <w14:ligatures w14:val="none"/>
+        </w:rPr>
+        <w:t>starea</w:t>
+      </w:r>
+      <w:proofErr w:type="spellEnd"/>
+      <w:r>
+        <w:rPr>
+          <w:rFonts w:ascii="Times New Roman" w:eastAsia="Times New Roman" w:hAnsi="Times New Roman" w:cs="Times New Roman"/>
+          <w:kern w:val="0"/>
+          <w:sz w:val="24"/>
+          <w:szCs w:val="24"/>
+          <w:lang w:eastAsia="en-150"/>
+          <w14:ligatures w14:val="none"/>
+        </w:rPr>
+        <w:t xml:space="preserve"> </w:t>
+      </w:r>
+      <w:proofErr w:type="spellStart"/>
+      <w:r>
+        <w:rPr>
+          <w:rFonts w:ascii="Times New Roman" w:eastAsia="Times New Roman" w:hAnsi="Times New Roman" w:cs="Times New Roman"/>
+          <w:kern w:val="0"/>
+          <w:sz w:val="24"/>
+          <w:szCs w:val="24"/>
+          <w:lang w:eastAsia="en-150"/>
+          <w14:ligatures w14:val="none"/>
+        </w:rPr>
+        <w:t>înscrierii</w:t>
+      </w:r>
+      <w:proofErr w:type="spellEnd"/>
+      <w:r>
+        <w:rPr>
+          <w:rFonts w:ascii="Times New Roman" w:eastAsia="Times New Roman" w:hAnsi="Times New Roman" w:cs="Times New Roman"/>
+          <w:kern w:val="0"/>
+          <w:sz w:val="24"/>
+          <w:szCs w:val="24"/>
+          <w:lang w:eastAsia="en-150"/>
+          <w14:ligatures w14:val="none"/>
+        </w:rPr>
+        <w:t xml:space="preserve">. </w:t>
+      </w:r>
+      <w:proofErr w:type="spellStart"/>
+      <w:r>
+        <w:rPr>
+          <w:rFonts w:ascii="Times New Roman" w:eastAsia="Times New Roman" w:hAnsi="Times New Roman" w:cs="Times New Roman"/>
+          <w:kern w:val="0"/>
+          <w:sz w:val="24"/>
+          <w:szCs w:val="24"/>
+          <w:lang w:eastAsia="en-150"/>
+          <w14:ligatures w14:val="none"/>
+        </w:rPr>
+        <w:t>Rezolvă</w:t>
+      </w:r>
+      <w:proofErr w:type="spellEnd"/>
+      <w:r>
+        <w:rPr>
+          <w:rFonts w:ascii="Times New Roman" w:eastAsia="Times New Roman" w:hAnsi="Times New Roman" w:cs="Times New Roman"/>
+          <w:kern w:val="0"/>
+          <w:sz w:val="24"/>
+          <w:szCs w:val="24"/>
+          <w:lang w:eastAsia="en-150"/>
+          <w14:ligatures w14:val="none"/>
+        </w:rPr>
+        <w:t xml:space="preserve"> </w:t>
+      </w:r>
+      <w:proofErr w:type="spellStart"/>
+      <w:r>
+        <w:rPr>
+          <w:rFonts w:ascii="Times New Roman" w:eastAsia="Times New Roman" w:hAnsi="Times New Roman" w:cs="Times New Roman"/>
+          <w:kern w:val="0"/>
+          <w:sz w:val="24"/>
+          <w:szCs w:val="24"/>
+          <w:lang w:eastAsia="en-150"/>
+          <w14:ligatures w14:val="none"/>
+        </w:rPr>
+        <w:t>relația</w:t>
+      </w:r>
+      <w:proofErr w:type="spellEnd"/>
+      <w:r>
+        <w:rPr>
+          <w:rFonts w:ascii="Times New Roman" w:eastAsia="Times New Roman" w:hAnsi="Times New Roman" w:cs="Times New Roman"/>
+          <w:kern w:val="0"/>
+          <w:sz w:val="24"/>
+          <w:szCs w:val="24"/>
+          <w:lang w:eastAsia="en-150"/>
+          <w14:ligatures w14:val="none"/>
+        </w:rPr>
+        <w:t xml:space="preserve"> </w:t>
+      </w:r>
+      <w:proofErr w:type="spellStart"/>
+      <w:r>
+        <w:rPr>
+          <w:rFonts w:ascii="Times New Roman" w:eastAsia="Times New Roman" w:hAnsi="Times New Roman" w:cs="Times New Roman"/>
+          <w:kern w:val="0"/>
+          <w:sz w:val="24"/>
+          <w:szCs w:val="24"/>
+          <w:lang w:eastAsia="en-150"/>
+          <w14:ligatures w14:val="none"/>
+        </w:rPr>
+        <w:t>mulți</w:t>
+      </w:r>
+      <w:proofErr w:type="spellEnd"/>
+      <w:r>
+        <w:rPr>
+          <w:rFonts w:ascii="Times New Roman" w:eastAsia="Times New Roman" w:hAnsi="Times New Roman" w:cs="Times New Roman"/>
+          <w:kern w:val="0"/>
+          <w:sz w:val="24"/>
+          <w:szCs w:val="24"/>
+          <w:lang w:eastAsia="en-150"/>
+          <w14:ligatures w14:val="none"/>
+        </w:rPr>
+        <w:t>-la-</w:t>
+      </w:r>
+      <w:proofErr w:type="spellStart"/>
+      <w:r>
+        <w:rPr>
+          <w:rFonts w:ascii="Times New Roman" w:eastAsia="Times New Roman" w:hAnsi="Times New Roman" w:cs="Times New Roman"/>
+          <w:kern w:val="0"/>
+          <w:sz w:val="24"/>
+          <w:szCs w:val="24"/>
+          <w:lang w:eastAsia="en-150"/>
+          <w14:ligatures w14:val="none"/>
+        </w:rPr>
+        <w:t>mulți</w:t>
+      </w:r>
+      <w:proofErr w:type="spellEnd"/>
+      <w:r>
+        <w:rPr>
+          <w:rFonts w:ascii="Times New Roman" w:eastAsia="Times New Roman" w:hAnsi="Times New Roman" w:cs="Times New Roman"/>
+          <w:kern w:val="0"/>
+          <w:sz w:val="24"/>
+          <w:szCs w:val="24"/>
+          <w:lang w:eastAsia="en-150"/>
+          <w14:ligatures w14:val="none"/>
+        </w:rPr>
+        <w:t xml:space="preserve"> </w:t>
+      </w:r>
+      <w:proofErr w:type="spellStart"/>
+      <w:r>
+        <w:rPr>
+          <w:rFonts w:ascii="Times New Roman" w:eastAsia="Times New Roman" w:hAnsi="Times New Roman" w:cs="Times New Roman"/>
+          <w:kern w:val="0"/>
+          <w:sz w:val="24"/>
+          <w:szCs w:val="24"/>
+          <w:lang w:eastAsia="en-150"/>
+          <w14:ligatures w14:val="none"/>
+        </w:rPr>
+        <w:t>dintre</w:t>
+      </w:r>
+      <w:proofErr w:type="spellEnd"/>
+      <w:r>
+        <w:rPr>
+          <w:rFonts w:ascii="Times New Roman" w:eastAsia="Times New Roman" w:hAnsi="Times New Roman" w:cs="Times New Roman"/>
+          <w:kern w:val="0"/>
+          <w:sz w:val="24"/>
+          <w:szCs w:val="24"/>
+          <w:lang w:eastAsia="en-150"/>
+          <w14:ligatures w14:val="none"/>
+        </w:rPr>
+        <w:t xml:space="preserve"> CURSANT </w:t>
+      </w:r>
+      <w:proofErr w:type="spellStart"/>
+      <w:r>
+        <w:rPr>
+          <w:rFonts w:ascii="Times New Roman" w:eastAsia="Times New Roman" w:hAnsi="Times New Roman" w:cs="Times New Roman"/>
+          <w:kern w:val="0"/>
+          <w:sz w:val="24"/>
+          <w:szCs w:val="24"/>
+          <w:lang w:eastAsia="en-150"/>
+          <w14:ligatures w14:val="none"/>
+        </w:rPr>
+        <w:t>și</w:t>
+      </w:r>
+      <w:proofErr w:type="spellEnd"/>
+      <w:r>
+        <w:rPr>
+          <w:rFonts w:ascii="Times New Roman" w:eastAsia="Times New Roman" w:hAnsi="Times New Roman" w:cs="Times New Roman"/>
+          <w:kern w:val="0"/>
+          <w:sz w:val="24"/>
+          <w:szCs w:val="24"/>
+          <w:lang w:eastAsia="en-150"/>
+          <w14:ligatures w14:val="none"/>
+        </w:rPr>
+        <w:t xml:space="preserve"> CURS.</w:t>
+      </w:r>
+    </w:p>
+    <w:p>
+      <w:pPr>
+        <w:spacing w:before="100" w:beforeAutospacing="1" w:after="100" w:afterAutospacing="1" w:line="360" w:lineRule="auto"/>
+        <w:jc w:val="both"/>
+        <w:rPr>
+          <w:rFonts w:ascii="Times New Roman" w:eastAsia="Times New Roman" w:hAnsi="Times New Roman" w:cs="Times New Roman"/>
+          <w:kern w:val="0"/>
+          <w:sz w:val="24"/>
+          <w:szCs w:val="24"/>
+          <w:lang w:eastAsia="en-150"/>
+          <w14:ligatures w14:val="none"/>
+        </w:rPr>
+      </w:pPr>
+      <w:r>
+        <w:rPr>
+          <w:rFonts w:ascii="Times New Roman" w:eastAsia="Times New Roman" w:hAnsi="Times New Roman" w:cs="Times New Roman"/>
+          <w:b/>
+          <w:bCs/>
+          <w:kern w:val="0"/>
+          <w:sz w:val="24"/>
+          <w:szCs w:val="24"/>
+          <w:lang w:eastAsia="en-150"/>
+          <w14:ligatures w14:val="none"/>
+        </w:rPr>
+        <w:t xml:space="preserve">SALA. </w:t>
+      </w:r>
+      <w:proofErr w:type="spellStart"/>
+      <w:r>
+        <w:rPr>
+          <w:rFonts w:ascii="Times New Roman" w:eastAsia="Times New Roman" w:hAnsi="Times New Roman" w:cs="Times New Roman"/>
+          <w:kern w:val="0"/>
+          <w:sz w:val="24"/>
+          <w:szCs w:val="24"/>
+          <w:lang w:eastAsia="en-150"/>
+          <w14:ligatures w14:val="none"/>
+        </w:rPr>
+        <w:t>Sălile</w:t>
+      </w:r>
+      <w:proofErr w:type="spellEnd"/>
+      <w:r>
+        <w:rPr>
+          <w:rFonts w:ascii="Times New Roman" w:eastAsia="Times New Roman" w:hAnsi="Times New Roman" w:cs="Times New Roman"/>
+          <w:kern w:val="0"/>
+          <w:sz w:val="24"/>
+          <w:szCs w:val="24"/>
+          <w:lang w:eastAsia="en-150"/>
+          <w14:ligatures w14:val="none"/>
+        </w:rPr>
+        <w:t xml:space="preserve"> </w:t>
+      </w:r>
+      <w:proofErr w:type="spellStart"/>
+      <w:r>
+        <w:rPr>
+          <w:rFonts w:ascii="Times New Roman" w:eastAsia="Times New Roman" w:hAnsi="Times New Roman" w:cs="Times New Roman"/>
+          <w:kern w:val="0"/>
+          <w:sz w:val="24"/>
+          <w:szCs w:val="24"/>
+          <w:lang w:eastAsia="en-150"/>
+          <w14:ligatures w14:val="none"/>
+        </w:rPr>
+        <w:t>în</w:t>
+      </w:r>
+      <w:proofErr w:type="spellEnd"/>
+      <w:r>
+        <w:rPr>
+          <w:rFonts w:ascii="Times New Roman" w:eastAsia="Times New Roman" w:hAnsi="Times New Roman" w:cs="Times New Roman"/>
+          <w:kern w:val="0"/>
+          <w:sz w:val="24"/>
+          <w:szCs w:val="24"/>
+          <w:lang w:eastAsia="en-150"/>
+          <w14:ligatures w14:val="none"/>
+        </w:rPr>
+        <w:t xml:space="preserve"> care se </w:t>
+      </w:r>
+      <w:proofErr w:type="spellStart"/>
+      <w:r>
+        <w:rPr>
+          <w:rFonts w:ascii="Times New Roman" w:eastAsia="Times New Roman" w:hAnsi="Times New Roman" w:cs="Times New Roman"/>
+          <w:kern w:val="0"/>
+          <w:sz w:val="24"/>
+          <w:szCs w:val="24"/>
+          <w:lang w:eastAsia="en-150"/>
+          <w14:ligatures w14:val="none"/>
+        </w:rPr>
+        <w:t>țin</w:t>
+      </w:r>
+      <w:proofErr w:type="spellEnd"/>
+      <w:r>
+        <w:rPr>
+          <w:rFonts w:ascii="Times New Roman" w:eastAsia="Times New Roman" w:hAnsi="Times New Roman" w:cs="Times New Roman"/>
+          <w:kern w:val="0"/>
+          <w:sz w:val="24"/>
+          <w:szCs w:val="24"/>
+          <w:lang w:eastAsia="en-150"/>
+          <w14:ligatures w14:val="none"/>
+        </w:rPr>
+        <w:t xml:space="preserve"> </w:t>
+      </w:r>
+      <w:proofErr w:type="spellStart"/>
+      <w:r>
+        <w:rPr>
+          <w:rFonts w:ascii="Times New Roman" w:eastAsia="Times New Roman" w:hAnsi="Times New Roman" w:cs="Times New Roman"/>
+          <w:kern w:val="0"/>
+          <w:sz w:val="24"/>
+          <w:szCs w:val="24"/>
+          <w:lang w:eastAsia="en-150"/>
+          <w14:ligatures w14:val="none"/>
+        </w:rPr>
+        <w:t>orele</w:t>
+      </w:r>
+      <w:proofErr w:type="spellEnd"/>
+      <w:r>
+        <w:rPr>
+          <w:rFonts w:ascii="Times New Roman" w:eastAsia="Times New Roman" w:hAnsi="Times New Roman" w:cs="Times New Roman"/>
+          <w:kern w:val="0"/>
+          <w:sz w:val="24"/>
+          <w:szCs w:val="24"/>
+          <w:lang w:eastAsia="en-150"/>
+          <w14:ligatures w14:val="none"/>
+        </w:rPr>
+        <w:t xml:space="preserve"> de </w:t>
+      </w:r>
+      <w:proofErr w:type="spellStart"/>
+      <w:r>
+        <w:rPr>
+          <w:rFonts w:ascii="Times New Roman" w:eastAsia="Times New Roman" w:hAnsi="Times New Roman" w:cs="Times New Roman"/>
+          <w:kern w:val="0"/>
+          <w:sz w:val="24"/>
+          <w:szCs w:val="24"/>
+          <w:lang w:eastAsia="en-150"/>
+          <w14:ligatures w14:val="none"/>
+        </w:rPr>
+        <w:t>teorie</w:t>
+      </w:r>
+      <w:proofErr w:type="spellEnd"/>
+      <w:r>
+        <w:rPr>
+          <w:rFonts w:ascii="Times New Roman" w:eastAsia="Times New Roman" w:hAnsi="Times New Roman" w:cs="Times New Roman"/>
+          <w:kern w:val="0"/>
+          <w:sz w:val="24"/>
+          <w:szCs w:val="24"/>
+          <w:lang w:eastAsia="en-150"/>
+          <w14:ligatures w14:val="none"/>
+        </w:rPr>
+        <w:t xml:space="preserve">, cu </w:t>
+      </w:r>
+      <w:proofErr w:type="spellStart"/>
+      <w:r>
+        <w:rPr>
+          <w:rFonts w:ascii="Times New Roman" w:eastAsia="Times New Roman" w:hAnsi="Times New Roman" w:cs="Times New Roman"/>
+          <w:kern w:val="0"/>
+          <w:sz w:val="24"/>
+          <w:szCs w:val="24"/>
+          <w:lang w:eastAsia="en-150"/>
+          <w14:ligatures w14:val="none"/>
+        </w:rPr>
+        <w:t>denumirea</w:t>
+      </w:r>
+      <w:proofErr w:type="spellEnd"/>
+      <w:r>
+        <w:rPr>
+          <w:rFonts w:ascii="Times New Roman" w:eastAsia="Times New Roman" w:hAnsi="Times New Roman" w:cs="Times New Roman"/>
+          <w:kern w:val="0"/>
+          <w:sz w:val="24"/>
+          <w:szCs w:val="24"/>
+          <w:lang w:eastAsia="en-150"/>
+          <w14:ligatures w14:val="none"/>
+        </w:rPr>
+        <w:t xml:space="preserve"> </w:t>
+      </w:r>
+      <w:proofErr w:type="spellStart"/>
+      <w:r>
+        <w:rPr>
+          <w:rFonts w:ascii="Times New Roman" w:eastAsia="Times New Roman" w:hAnsi="Times New Roman" w:cs="Times New Roman"/>
+          <w:kern w:val="0"/>
+          <w:sz w:val="24"/>
+          <w:szCs w:val="24"/>
+          <w:lang w:eastAsia="en-150"/>
+          <w14:ligatures w14:val="none"/>
+        </w:rPr>
+        <w:t>și</w:t>
+      </w:r>
+      <w:proofErr w:type="spellEnd"/>
+      <w:r>
+        <w:rPr>
+          <w:rFonts w:ascii="Times New Roman" w:eastAsia="Times New Roman" w:hAnsi="Times New Roman" w:cs="Times New Roman"/>
+          <w:kern w:val="0"/>
+          <w:sz w:val="24"/>
+          <w:szCs w:val="24"/>
+          <w:lang w:eastAsia="en-150"/>
+          <w14:ligatures w14:val="none"/>
+        </w:rPr>
+        <w:t xml:space="preserve"> </w:t>
+      </w:r>
+      <w:proofErr w:type="spellStart"/>
+      <w:r>
+        <w:rPr>
+          <w:rFonts w:ascii="Times New Roman" w:eastAsia="Times New Roman" w:hAnsi="Times New Roman" w:cs="Times New Roman"/>
+          <w:kern w:val="0"/>
+          <w:sz w:val="24"/>
+          <w:szCs w:val="24"/>
+          <w:lang w:eastAsia="en-150"/>
+          <w14:ligatures w14:val="none"/>
+        </w:rPr>
+        <w:t>capacitatea</w:t>
+      </w:r>
+      <w:proofErr w:type="spellEnd"/>
+      <w:r>
+        <w:rPr>
+          <w:rFonts w:ascii="Times New Roman" w:eastAsia="Times New Roman" w:hAnsi="Times New Roman" w:cs="Times New Roman"/>
+          <w:kern w:val="0"/>
+          <w:sz w:val="24"/>
+          <w:szCs w:val="24"/>
+          <w:lang w:eastAsia="en-150"/>
+          <w14:ligatures w14:val="none"/>
+        </w:rPr>
+        <w:t>.</w:t>
+      </w:r>
+    </w:p>
+    <w:p>
+      <w:pPr>
+        <w:spacing w:before="100" w:beforeAutospacing="1" w:after="100" w:afterAutospacing="1" w:line="360" w:lineRule="auto"/>
+        <w:jc w:val="both"/>
+        <w:rPr>
+          <w:rFonts w:ascii="Times New Roman" w:eastAsia="Times New Roman" w:hAnsi="Times New Roman" w:cs="Times New Roman"/>
+          <w:kern w:val="0"/>
+          <w:sz w:val="24"/>
+          <w:szCs w:val="24"/>
+          <w:lang w:eastAsia="en-150"/>
+          <w14:ligatures w14:val="none"/>
+        </w:rPr>
+      </w:pPr>
+      <w:r>
+        <w:rPr>
+          <w:rFonts w:ascii="Times New Roman" w:eastAsia="Times New Roman" w:hAnsi="Times New Roman" w:cs="Times New Roman"/>
+          <w:b/>
+          <w:bCs/>
+          <w:kern w:val="0"/>
+          <w:sz w:val="24"/>
+          <w:szCs w:val="24"/>
+          <w:lang w:eastAsia="en-150"/>
+          <w14:ligatures w14:val="none"/>
+        </w:rPr>
+        <w:t xml:space="preserve">SEDINTA_TEORIE. </w:t>
+      </w:r>
+      <w:proofErr w:type="spellStart"/>
+      <w:r>
+        <w:rPr>
+          <w:rFonts w:ascii="Times New Roman" w:eastAsia="Times New Roman" w:hAnsi="Times New Roman" w:cs="Times New Roman"/>
+          <w:kern w:val="0"/>
+          <w:sz w:val="24"/>
+          <w:szCs w:val="24"/>
+          <w:lang w:eastAsia="en-150"/>
+          <w14:ligatures w14:val="none"/>
+        </w:rPr>
+        <w:t>Orele</w:t>
+      </w:r>
+      <w:proofErr w:type="spellEnd"/>
+      <w:r>
+        <w:rPr>
+          <w:rFonts w:ascii="Times New Roman" w:eastAsia="Times New Roman" w:hAnsi="Times New Roman" w:cs="Times New Roman"/>
+          <w:kern w:val="0"/>
+          <w:sz w:val="24"/>
+          <w:szCs w:val="24"/>
+          <w:lang w:eastAsia="en-150"/>
+          <w14:ligatures w14:val="none"/>
+        </w:rPr>
+        <w:t xml:space="preserve"> de </w:t>
+      </w:r>
+      <w:proofErr w:type="spellStart"/>
+      <w:r>
+        <w:rPr>
+          <w:rFonts w:ascii="Times New Roman" w:eastAsia="Times New Roman" w:hAnsi="Times New Roman" w:cs="Times New Roman"/>
+          <w:kern w:val="0"/>
+          <w:sz w:val="24"/>
+          <w:szCs w:val="24"/>
+          <w:lang w:eastAsia="en-150"/>
+          <w14:ligatures w14:val="none"/>
+        </w:rPr>
+        <w:t>teorie</w:t>
+      </w:r>
+      <w:proofErr w:type="spellEnd"/>
+      <w:r>
+        <w:rPr>
+          <w:rFonts w:ascii="Times New Roman" w:eastAsia="Times New Roman" w:hAnsi="Times New Roman" w:cs="Times New Roman"/>
+          <w:kern w:val="0"/>
+          <w:sz w:val="24"/>
+          <w:szCs w:val="24"/>
+          <w:lang w:eastAsia="en-150"/>
+          <w14:ligatures w14:val="none"/>
+        </w:rPr>
+        <w:t xml:space="preserve"> </w:t>
+      </w:r>
+      <w:proofErr w:type="spellStart"/>
+      <w:r>
+        <w:rPr>
+          <w:rFonts w:ascii="Times New Roman" w:eastAsia="Times New Roman" w:hAnsi="Times New Roman" w:cs="Times New Roman"/>
+          <w:kern w:val="0"/>
+          <w:sz w:val="24"/>
+          <w:szCs w:val="24"/>
+          <w:lang w:eastAsia="en-150"/>
+          <w14:ligatures w14:val="none"/>
+        </w:rPr>
+        <w:t>programate</w:t>
+      </w:r>
+      <w:proofErr w:type="spellEnd"/>
+      <w:r>
+        <w:rPr>
+          <w:rFonts w:ascii="Times New Roman" w:eastAsia="Times New Roman" w:hAnsi="Times New Roman" w:cs="Times New Roman"/>
+          <w:kern w:val="0"/>
+          <w:sz w:val="24"/>
+          <w:szCs w:val="24"/>
+          <w:lang w:eastAsia="en-150"/>
+          <w14:ligatures w14:val="none"/>
+        </w:rPr>
+        <w:t xml:space="preserve">. Cheile </w:t>
+      </w:r>
+      <w:proofErr w:type="spellStart"/>
+      <w:r>
+        <w:rPr>
+          <w:rFonts w:ascii="Times New Roman" w:eastAsia="Times New Roman" w:hAnsi="Times New Roman" w:cs="Times New Roman"/>
+          <w:kern w:val="0"/>
+          <w:sz w:val="24"/>
+          <w:szCs w:val="24"/>
+          <w:lang w:eastAsia="en-150"/>
+          <w14:ligatures w14:val="none"/>
+        </w:rPr>
+        <w:t>străine</w:t>
+      </w:r>
+      <w:proofErr w:type="spellEnd"/>
+      <w:r>
+        <w:rPr>
+          <w:rFonts w:ascii="Times New Roman" w:eastAsia="Times New Roman" w:hAnsi="Times New Roman" w:cs="Times New Roman"/>
+          <w:kern w:val="0"/>
+          <w:sz w:val="24"/>
+          <w:szCs w:val="24"/>
+          <w:lang w:eastAsia="en-150"/>
+          <w14:ligatures w14:val="none"/>
+        </w:rPr>
+        <w:t xml:space="preserve"> </w:t>
+      </w:r>
+      <w:proofErr w:type="spellStart"/>
+      <w:r>
+        <w:rPr>
+          <w:rFonts w:ascii="Times New Roman" w:eastAsia="Times New Roman" w:hAnsi="Times New Roman" w:cs="Times New Roman"/>
+          <w:kern w:val="0"/>
+          <w:sz w:val="24"/>
+          <w:szCs w:val="24"/>
+          <w:lang w:eastAsia="en-150"/>
+          <w14:ligatures w14:val="none"/>
+        </w:rPr>
+        <w:t>indică</w:t>
+      </w:r>
+      <w:proofErr w:type="spellEnd"/>
+      <w:r>
+        <w:rPr>
+          <w:rFonts w:ascii="Times New Roman" w:eastAsia="Times New Roman" w:hAnsi="Times New Roman" w:cs="Times New Roman"/>
+          <w:kern w:val="0"/>
+          <w:sz w:val="24"/>
+          <w:szCs w:val="24"/>
+          <w:lang w:eastAsia="en-150"/>
+          <w14:ligatures w14:val="none"/>
+        </w:rPr>
+        <w:t xml:space="preserve"> </w:t>
+      </w:r>
+      <w:proofErr w:type="spellStart"/>
+      <w:r>
+        <w:rPr>
+          <w:rFonts w:ascii="Times New Roman" w:eastAsia="Times New Roman" w:hAnsi="Times New Roman" w:cs="Times New Roman"/>
+          <w:kern w:val="0"/>
+          <w:sz w:val="24"/>
+          <w:szCs w:val="24"/>
+          <w:lang w:eastAsia="en-150"/>
+          <w14:ligatures w14:val="none"/>
+        </w:rPr>
+        <w:t>cursul</w:t>
+      </w:r>
+      <w:proofErr w:type="spellEnd"/>
+      <w:r>
+        <w:rPr>
+          <w:rFonts w:ascii="Times New Roman" w:eastAsia="Times New Roman" w:hAnsi="Times New Roman" w:cs="Times New Roman"/>
+          <w:kern w:val="0"/>
+          <w:sz w:val="24"/>
+          <w:szCs w:val="24"/>
+          <w:lang w:eastAsia="en-150"/>
+          <w14:ligatures w14:val="none"/>
+        </w:rPr>
+        <w:t xml:space="preserve">, </w:t>
+      </w:r>
+      <w:proofErr w:type="spellStart"/>
+      <w:r>
+        <w:rPr>
+          <w:rFonts w:ascii="Times New Roman" w:eastAsia="Times New Roman" w:hAnsi="Times New Roman" w:cs="Times New Roman"/>
+          <w:kern w:val="0"/>
+          <w:sz w:val="24"/>
+          <w:szCs w:val="24"/>
+          <w:lang w:eastAsia="en-150"/>
+          <w14:ligatures w14:val="none"/>
+        </w:rPr>
+        <w:t>instructorul</w:t>
+      </w:r>
+      <w:proofErr w:type="spellEnd"/>
+      <w:r>
+        <w:rPr>
+          <w:rFonts w:ascii="Times New Roman" w:eastAsia="Times New Roman" w:hAnsi="Times New Roman" w:cs="Times New Roman"/>
+          <w:kern w:val="0"/>
+          <w:sz w:val="24"/>
+          <w:szCs w:val="24"/>
+          <w:lang w:eastAsia="en-150"/>
+          <w14:ligatures w14:val="none"/>
+        </w:rPr>
+        <w:t xml:space="preserve"> </w:t>
+      </w:r>
+      <w:proofErr w:type="spellStart"/>
+      <w:r>
+        <w:rPr>
+          <w:rFonts w:ascii="Times New Roman" w:eastAsia="Times New Roman" w:hAnsi="Times New Roman" w:cs="Times New Roman"/>
+          <w:kern w:val="0"/>
+          <w:sz w:val="24"/>
+          <w:szCs w:val="24"/>
+          <w:lang w:eastAsia="en-150"/>
+          <w14:ligatures w14:val="none"/>
+        </w:rPr>
+        <w:t>și</w:t>
+      </w:r>
+      <w:proofErr w:type="spellEnd"/>
+      <w:r>
+        <w:rPr>
+          <w:rFonts w:ascii="Times New Roman" w:eastAsia="Times New Roman" w:hAnsi="Times New Roman" w:cs="Times New Roman"/>
+          <w:kern w:val="0"/>
+          <w:sz w:val="24"/>
+          <w:szCs w:val="24"/>
+          <w:lang w:eastAsia="en-150"/>
+          <w14:ligatures w14:val="none"/>
+        </w:rPr>
+        <w:t xml:space="preserve"> sala; se </w:t>
+      </w:r>
+      <w:proofErr w:type="spellStart"/>
+      <w:r>
+        <w:rPr>
+          <w:rFonts w:ascii="Times New Roman" w:eastAsia="Times New Roman" w:hAnsi="Times New Roman" w:cs="Times New Roman"/>
+          <w:kern w:val="0"/>
+          <w:sz w:val="24"/>
+          <w:szCs w:val="24"/>
+          <w:lang w:eastAsia="en-150"/>
+          <w14:ligatures w14:val="none"/>
+        </w:rPr>
+        <w:t>mai</w:t>
+      </w:r>
+      <w:proofErr w:type="spellEnd"/>
+      <w:r>
+        <w:rPr>
+          <w:rFonts w:ascii="Times New Roman" w:eastAsia="Times New Roman" w:hAnsi="Times New Roman" w:cs="Times New Roman"/>
+          <w:kern w:val="0"/>
+          <w:sz w:val="24"/>
+          <w:szCs w:val="24"/>
+          <w:lang w:eastAsia="en-150"/>
+          <w14:ligatures w14:val="none"/>
+        </w:rPr>
+        <w:t xml:space="preserve"> </w:t>
+      </w:r>
+      <w:proofErr w:type="spellStart"/>
+      <w:r>
+        <w:rPr>
+          <w:rFonts w:ascii="Times New Roman" w:eastAsia="Times New Roman" w:hAnsi="Times New Roman" w:cs="Times New Roman"/>
+          <w:kern w:val="0"/>
+          <w:sz w:val="24"/>
+          <w:szCs w:val="24"/>
+          <w:lang w:eastAsia="en-150"/>
+          <w14:ligatures w14:val="none"/>
+        </w:rPr>
+        <w:t>rețin</w:t>
+      </w:r>
+      <w:proofErr w:type="spellEnd"/>
+      <w:r>
+        <w:rPr>
+          <w:rFonts w:ascii="Times New Roman" w:eastAsia="Times New Roman" w:hAnsi="Times New Roman" w:cs="Times New Roman"/>
+          <w:kern w:val="0"/>
+          <w:sz w:val="24"/>
+          <w:szCs w:val="24"/>
+          <w:lang w:eastAsia="en-150"/>
+          <w14:ligatures w14:val="none"/>
+        </w:rPr>
+        <w:t xml:space="preserve"> data, ora </w:t>
+      </w:r>
+      <w:proofErr w:type="spellStart"/>
+      <w:r>
+        <w:rPr>
+          <w:rFonts w:ascii="Times New Roman" w:eastAsia="Times New Roman" w:hAnsi="Times New Roman" w:cs="Times New Roman"/>
+          <w:kern w:val="0"/>
+          <w:sz w:val="24"/>
+          <w:szCs w:val="24"/>
+          <w:lang w:eastAsia="en-150"/>
+          <w14:ligatures w14:val="none"/>
+        </w:rPr>
+        <w:t>și</w:t>
+      </w:r>
+      <w:proofErr w:type="spellEnd"/>
+      <w:r>
+        <w:rPr>
+          <w:rFonts w:ascii="Times New Roman" w:eastAsia="Times New Roman" w:hAnsi="Times New Roman" w:cs="Times New Roman"/>
+          <w:kern w:val="0"/>
+          <w:sz w:val="24"/>
+          <w:szCs w:val="24"/>
+          <w:lang w:eastAsia="en-150"/>
+          <w14:ligatures w14:val="none"/>
+        </w:rPr>
+        <w:t xml:space="preserve"> </w:t>
+      </w:r>
+      <w:proofErr w:type="spellStart"/>
+      <w:r>
+        <w:rPr>
+          <w:rFonts w:ascii="Times New Roman" w:eastAsia="Times New Roman" w:hAnsi="Times New Roman" w:cs="Times New Roman"/>
+          <w:kern w:val="0"/>
+          <w:sz w:val="24"/>
+          <w:szCs w:val="24"/>
+          <w:lang w:eastAsia="en-150"/>
+          <w14:ligatures w14:val="none"/>
+        </w:rPr>
+        <w:t>tema</w:t>
+      </w:r>
+      <w:proofErr w:type="spellEnd"/>
+      <w:r>
+        <w:rPr>
+          <w:rFonts w:ascii="Times New Roman" w:eastAsia="Times New Roman" w:hAnsi="Times New Roman" w:cs="Times New Roman"/>
+          <w:kern w:val="0"/>
+          <w:sz w:val="24"/>
+          <w:szCs w:val="24"/>
+          <w:lang w:eastAsia="en-150"/>
+          <w14:ligatures w14:val="none"/>
+        </w:rPr>
+        <w:t xml:space="preserve"> </w:t>
+      </w:r>
+      <w:proofErr w:type="spellStart"/>
+      <w:r>
+        <w:rPr>
+          <w:rFonts w:ascii="Times New Roman" w:eastAsia="Times New Roman" w:hAnsi="Times New Roman" w:cs="Times New Roman"/>
+          <w:kern w:val="0"/>
+          <w:sz w:val="24"/>
+          <w:szCs w:val="24"/>
+          <w:lang w:eastAsia="en-150"/>
+          <w14:ligatures w14:val="none"/>
+        </w:rPr>
+        <w:t>lecției</w:t>
+      </w:r>
+      <w:proofErr w:type="spellEnd"/>
+      <w:r>
+        <w:rPr>
+          <w:rFonts w:ascii="Times New Roman" w:eastAsia="Times New Roman" w:hAnsi="Times New Roman" w:cs="Times New Roman"/>
+          <w:kern w:val="0"/>
+          <w:sz w:val="24"/>
+          <w:szCs w:val="24"/>
+          <w:lang w:eastAsia="en-150"/>
+          <w14:ligatures w14:val="none"/>
+        </w:rPr>
+        <w:t>.</w:t>
+      </w:r>
+    </w:p>
+    <w:p>
+      <w:pPr>
+        <w:spacing w:before="100" w:beforeAutospacing="1" w:after="100" w:afterAutospacing="1" w:line="360" w:lineRule="auto"/>
+        <w:jc w:val="both"/>
+        <w:rPr>
+          <w:rFonts w:ascii="Times New Roman" w:eastAsia="Times New Roman" w:hAnsi="Times New Roman" w:cs="Times New Roman"/>
+          <w:kern w:val="0"/>
+          <w:sz w:val="24"/>
+          <w:szCs w:val="24"/>
+          <w:lang w:eastAsia="en-150"/>
+          <w14:ligatures w14:val="none"/>
+        </w:rPr>
+      </w:pPr>
+      <w:r>
+        <w:rPr>
+          <w:rFonts w:ascii="Times New Roman" w:eastAsia="Times New Roman" w:hAnsi="Times New Roman" w:cs="Times New Roman"/>
+          <w:b/>
+          <w:bCs/>
+          <w:kern w:val="0"/>
+          <w:sz w:val="24"/>
+          <w:szCs w:val="24"/>
+          <w:lang w:eastAsia="en-150"/>
+          <w14:ligatures w14:val="none"/>
+        </w:rPr>
+        <w:t xml:space="preserve">PREZENTA_TEORIE. </w:t>
+      </w:r>
+      <w:proofErr w:type="spellStart"/>
+      <w:r>
+        <w:rPr>
+          <w:rFonts w:ascii="Times New Roman" w:eastAsia="Times New Roman" w:hAnsi="Times New Roman" w:cs="Times New Roman"/>
+          <w:kern w:val="0"/>
+          <w:sz w:val="24"/>
+          <w:szCs w:val="24"/>
+          <w:lang w:eastAsia="en-150"/>
+          <w14:ligatures w14:val="none"/>
+        </w:rPr>
+        <w:t>Prezența</w:t>
+      </w:r>
+      <w:proofErr w:type="spellEnd"/>
+      <w:r>
+        <w:rPr>
+          <w:rFonts w:ascii="Times New Roman" w:eastAsia="Times New Roman" w:hAnsi="Times New Roman" w:cs="Times New Roman"/>
+          <w:kern w:val="0"/>
+          <w:sz w:val="24"/>
+          <w:szCs w:val="24"/>
+          <w:lang w:eastAsia="en-150"/>
+          <w14:ligatures w14:val="none"/>
+        </w:rPr>
+        <w:t xml:space="preserve"> </w:t>
+      </w:r>
+      <w:proofErr w:type="spellStart"/>
+      <w:r>
+        <w:rPr>
+          <w:rFonts w:ascii="Times New Roman" w:eastAsia="Times New Roman" w:hAnsi="Times New Roman" w:cs="Times New Roman"/>
+          <w:kern w:val="0"/>
+          <w:sz w:val="24"/>
+          <w:szCs w:val="24"/>
+          <w:lang w:eastAsia="en-150"/>
+          <w14:ligatures w14:val="none"/>
+        </w:rPr>
+        <w:t>fiecărui</w:t>
+      </w:r>
+      <w:proofErr w:type="spellEnd"/>
+      <w:r>
+        <w:rPr>
+          <w:rFonts w:ascii="Times New Roman" w:eastAsia="Times New Roman" w:hAnsi="Times New Roman" w:cs="Times New Roman"/>
+          <w:kern w:val="0"/>
+          <w:sz w:val="24"/>
+          <w:szCs w:val="24"/>
+          <w:lang w:eastAsia="en-150"/>
+          <w14:ligatures w14:val="none"/>
+        </w:rPr>
+        <w:t xml:space="preserve"> </w:t>
+      </w:r>
+      <w:proofErr w:type="spellStart"/>
+      <w:r>
+        <w:rPr>
+          <w:rFonts w:ascii="Times New Roman" w:eastAsia="Times New Roman" w:hAnsi="Times New Roman" w:cs="Times New Roman"/>
+          <w:kern w:val="0"/>
+          <w:sz w:val="24"/>
+          <w:szCs w:val="24"/>
+          <w:lang w:eastAsia="en-150"/>
+          <w14:ligatures w14:val="none"/>
+        </w:rPr>
+        <w:t>cursant</w:t>
+      </w:r>
+      <w:proofErr w:type="spellEnd"/>
+      <w:r>
+        <w:rPr>
+          <w:rFonts w:ascii="Times New Roman" w:eastAsia="Times New Roman" w:hAnsi="Times New Roman" w:cs="Times New Roman"/>
+          <w:kern w:val="0"/>
+          <w:sz w:val="24"/>
+          <w:szCs w:val="24"/>
+          <w:lang w:eastAsia="en-150"/>
+          <w14:ligatures w14:val="none"/>
+        </w:rPr>
+        <w:t xml:space="preserve"> la </w:t>
+      </w:r>
+      <w:proofErr w:type="spellStart"/>
+      <w:r>
+        <w:rPr>
+          <w:rFonts w:ascii="Times New Roman" w:eastAsia="Times New Roman" w:hAnsi="Times New Roman" w:cs="Times New Roman"/>
+          <w:kern w:val="0"/>
+          <w:sz w:val="24"/>
+          <w:szCs w:val="24"/>
+          <w:lang w:eastAsia="en-150"/>
+          <w14:ligatures w14:val="none"/>
+        </w:rPr>
+        <w:t>fiecare</w:t>
+      </w:r>
+      <w:proofErr w:type="spellEnd"/>
+      <w:r>
+        <w:rPr>
+          <w:rFonts w:ascii="Times New Roman" w:eastAsia="Times New Roman" w:hAnsi="Times New Roman" w:cs="Times New Roman"/>
+          <w:kern w:val="0"/>
+          <w:sz w:val="24"/>
+          <w:szCs w:val="24"/>
+          <w:lang w:eastAsia="en-150"/>
+          <w14:ligatures w14:val="none"/>
+        </w:rPr>
+        <w:t xml:space="preserve"> </w:t>
+      </w:r>
+      <w:proofErr w:type="spellStart"/>
+      <w:r>
+        <w:rPr>
+          <w:rFonts w:ascii="Times New Roman" w:eastAsia="Times New Roman" w:hAnsi="Times New Roman" w:cs="Times New Roman"/>
+          <w:kern w:val="0"/>
+          <w:sz w:val="24"/>
+          <w:szCs w:val="24"/>
+          <w:lang w:eastAsia="en-150"/>
+          <w14:ligatures w14:val="none"/>
+        </w:rPr>
+        <w:t>oră</w:t>
+      </w:r>
+      <w:proofErr w:type="spellEnd"/>
+      <w:r>
+        <w:rPr>
+          <w:rFonts w:ascii="Times New Roman" w:eastAsia="Times New Roman" w:hAnsi="Times New Roman" w:cs="Times New Roman"/>
+          <w:kern w:val="0"/>
+          <w:sz w:val="24"/>
+          <w:szCs w:val="24"/>
+          <w:lang w:eastAsia="en-150"/>
+          <w14:ligatures w14:val="none"/>
+        </w:rPr>
+        <w:t xml:space="preserve"> de </w:t>
+      </w:r>
+      <w:proofErr w:type="spellStart"/>
+      <w:r>
+        <w:rPr>
+          <w:rFonts w:ascii="Times New Roman" w:eastAsia="Times New Roman" w:hAnsi="Times New Roman" w:cs="Times New Roman"/>
+          <w:kern w:val="0"/>
+          <w:sz w:val="24"/>
+          <w:szCs w:val="24"/>
+          <w:lang w:eastAsia="en-150"/>
+          <w14:ligatures w14:val="none"/>
+        </w:rPr>
+        <w:t>teorie</w:t>
+      </w:r>
+      <w:proofErr w:type="spellEnd"/>
+      <w:r>
+        <w:rPr>
+          <w:rFonts w:ascii="Times New Roman" w:eastAsia="Times New Roman" w:hAnsi="Times New Roman" w:cs="Times New Roman"/>
+          <w:kern w:val="0"/>
+          <w:sz w:val="24"/>
+          <w:szCs w:val="24"/>
+          <w:lang w:eastAsia="en-150"/>
+          <w14:ligatures w14:val="none"/>
+        </w:rPr>
+        <w:t xml:space="preserve">, </w:t>
+      </w:r>
+      <w:proofErr w:type="spellStart"/>
+      <w:r>
+        <w:rPr>
+          <w:rFonts w:ascii="Times New Roman" w:eastAsia="Times New Roman" w:hAnsi="Times New Roman" w:cs="Times New Roman"/>
+          <w:kern w:val="0"/>
+          <w:sz w:val="24"/>
+          <w:szCs w:val="24"/>
+          <w:lang w:eastAsia="en-150"/>
+          <w14:ligatures w14:val="none"/>
+        </w:rPr>
+        <w:t>prin</w:t>
+      </w:r>
+      <w:proofErr w:type="spellEnd"/>
+      <w:r>
+        <w:rPr>
+          <w:rFonts w:ascii="Times New Roman" w:eastAsia="Times New Roman" w:hAnsi="Times New Roman" w:cs="Times New Roman"/>
+          <w:kern w:val="0"/>
+          <w:sz w:val="24"/>
+          <w:szCs w:val="24"/>
+          <w:lang w:eastAsia="en-150"/>
+          <w14:ligatures w14:val="none"/>
+        </w:rPr>
+        <w:t xml:space="preserve"> </w:t>
+      </w:r>
+      <w:proofErr w:type="spellStart"/>
+      <w:r>
+        <w:rPr>
+          <w:rFonts w:ascii="Times New Roman" w:eastAsia="Times New Roman" w:hAnsi="Times New Roman" w:cs="Times New Roman"/>
+          <w:kern w:val="0"/>
+          <w:sz w:val="24"/>
+          <w:szCs w:val="24"/>
+          <w:lang w:eastAsia="en-150"/>
+          <w14:ligatures w14:val="none"/>
+        </w:rPr>
+        <w:t>cheile</w:t>
+      </w:r>
+      <w:proofErr w:type="spellEnd"/>
+      <w:r>
+        <w:rPr>
+          <w:rFonts w:ascii="Times New Roman" w:eastAsia="Times New Roman" w:hAnsi="Times New Roman" w:cs="Times New Roman"/>
+          <w:kern w:val="0"/>
+          <w:sz w:val="24"/>
+          <w:szCs w:val="24"/>
+          <w:lang w:eastAsia="en-150"/>
+          <w14:ligatures w14:val="none"/>
+        </w:rPr>
+        <w:t xml:space="preserve"> </w:t>
+      </w:r>
+      <w:proofErr w:type="spellStart"/>
+      <w:r>
+        <w:rPr>
+          <w:rFonts w:ascii="Times New Roman" w:eastAsia="Times New Roman" w:hAnsi="Times New Roman" w:cs="Times New Roman"/>
+          <w:kern w:val="0"/>
+          <w:sz w:val="24"/>
+          <w:szCs w:val="24"/>
+          <w:lang w:eastAsia="en-150"/>
+          <w14:ligatures w14:val="none"/>
+        </w:rPr>
+        <w:t>străine</w:t>
+      </w:r>
+      <w:proofErr w:type="spellEnd"/>
+      <w:r>
+        <w:rPr>
+          <w:rFonts w:ascii="Times New Roman" w:eastAsia="Times New Roman" w:hAnsi="Times New Roman" w:cs="Times New Roman"/>
+          <w:kern w:val="0"/>
+          <w:sz w:val="24"/>
+          <w:szCs w:val="24"/>
+          <w:lang w:eastAsia="en-150"/>
+          <w14:ligatures w14:val="none"/>
+        </w:rPr>
+        <w:t xml:space="preserve"> </w:t>
+      </w:r>
+      <w:proofErr w:type="spellStart"/>
+      <w:r>
+        <w:rPr>
+          <w:rFonts w:ascii="Times New Roman" w:eastAsia="Times New Roman" w:hAnsi="Times New Roman" w:cs="Times New Roman"/>
+          <w:kern w:val="0"/>
+          <w:sz w:val="24"/>
+          <w:szCs w:val="24"/>
+          <w:lang w:eastAsia="en-150"/>
+          <w14:ligatures w14:val="none"/>
+        </w:rPr>
+        <w:t>către</w:t>
+      </w:r>
+      <w:proofErr w:type="spellEnd"/>
+      <w:r>
+        <w:rPr>
+          <w:rFonts w:ascii="Times New Roman" w:eastAsia="Times New Roman" w:hAnsi="Times New Roman" w:cs="Times New Roman"/>
+          <w:kern w:val="0"/>
+          <w:sz w:val="24"/>
+          <w:szCs w:val="24"/>
+          <w:lang w:eastAsia="en-150"/>
+          <w14:ligatures w14:val="none"/>
+        </w:rPr>
+        <w:t xml:space="preserve"> </w:t>
+      </w:r>
+      <w:proofErr w:type="spellStart"/>
+      <w:r>
+        <w:rPr>
+          <w:rFonts w:ascii="Times New Roman" w:eastAsia="Times New Roman" w:hAnsi="Times New Roman" w:cs="Times New Roman"/>
+          <w:kern w:val="0"/>
+          <w:sz w:val="24"/>
+          <w:szCs w:val="24"/>
+          <w:lang w:eastAsia="en-150"/>
+          <w14:ligatures w14:val="none"/>
+        </w:rPr>
+        <w:t>înscriere</w:t>
+      </w:r>
+      <w:proofErr w:type="spellEnd"/>
+      <w:r>
+        <w:rPr>
+          <w:rFonts w:ascii="Times New Roman" w:eastAsia="Times New Roman" w:hAnsi="Times New Roman" w:cs="Times New Roman"/>
+          <w:kern w:val="0"/>
+          <w:sz w:val="24"/>
+          <w:szCs w:val="24"/>
+          <w:lang w:eastAsia="en-150"/>
+          <w14:ligatures w14:val="none"/>
+        </w:rPr>
+        <w:t xml:space="preserve"> </w:t>
+      </w:r>
+      <w:proofErr w:type="spellStart"/>
+      <w:r>
+        <w:rPr>
+          <w:rFonts w:ascii="Times New Roman" w:eastAsia="Times New Roman" w:hAnsi="Times New Roman" w:cs="Times New Roman"/>
+          <w:kern w:val="0"/>
+          <w:sz w:val="24"/>
+          <w:szCs w:val="24"/>
+          <w:lang w:eastAsia="en-150"/>
+          <w14:ligatures w14:val="none"/>
+        </w:rPr>
+        <w:t>și</w:t>
+      </w:r>
+      <w:proofErr w:type="spellEnd"/>
+      <w:r>
+        <w:rPr>
+          <w:rFonts w:ascii="Times New Roman" w:eastAsia="Times New Roman" w:hAnsi="Times New Roman" w:cs="Times New Roman"/>
+          <w:kern w:val="0"/>
+          <w:sz w:val="24"/>
+          <w:szCs w:val="24"/>
+          <w:lang w:eastAsia="en-150"/>
+          <w14:ligatures w14:val="none"/>
+        </w:rPr>
+        <w:t xml:space="preserve"> </w:t>
+      </w:r>
+      <w:proofErr w:type="spellStart"/>
+      <w:r>
+        <w:rPr>
+          <w:rFonts w:ascii="Times New Roman" w:eastAsia="Times New Roman" w:hAnsi="Times New Roman" w:cs="Times New Roman"/>
+          <w:kern w:val="0"/>
+          <w:sz w:val="24"/>
+          <w:szCs w:val="24"/>
+          <w:lang w:eastAsia="en-150"/>
+          <w14:ligatures w14:val="none"/>
+        </w:rPr>
+        <w:t>ședința</w:t>
+      </w:r>
+      <w:proofErr w:type="spellEnd"/>
+      <w:r>
+        <w:rPr>
+          <w:rFonts w:ascii="Times New Roman" w:eastAsia="Times New Roman" w:hAnsi="Times New Roman" w:cs="Times New Roman"/>
+          <w:kern w:val="0"/>
+          <w:sz w:val="24"/>
+          <w:szCs w:val="24"/>
+          <w:lang w:eastAsia="en-150"/>
+          <w14:ligatures w14:val="none"/>
+        </w:rPr>
+        <w:t xml:space="preserve"> de </w:t>
+      </w:r>
+      <w:proofErr w:type="spellStart"/>
+      <w:r>
+        <w:rPr>
+          <w:rFonts w:ascii="Times New Roman" w:eastAsia="Times New Roman" w:hAnsi="Times New Roman" w:cs="Times New Roman"/>
+          <w:kern w:val="0"/>
+          <w:sz w:val="24"/>
+          <w:szCs w:val="24"/>
+          <w:lang w:eastAsia="en-150"/>
+          <w14:ligatures w14:val="none"/>
+        </w:rPr>
+        <w:t>teorie</w:t>
+      </w:r>
+      <w:proofErr w:type="spellEnd"/>
+      <w:r>
+        <w:rPr>
+          <w:rFonts w:ascii="Times New Roman" w:eastAsia="Times New Roman" w:hAnsi="Times New Roman" w:cs="Times New Roman"/>
+          <w:kern w:val="0"/>
+          <w:sz w:val="24"/>
+          <w:szCs w:val="24"/>
+          <w:lang w:eastAsia="en-150"/>
+          <w14:ligatures w14:val="none"/>
+        </w:rPr>
+        <w:t xml:space="preserve"> </w:t>
+      </w:r>
+      <w:proofErr w:type="spellStart"/>
+      <w:r>
+        <w:rPr>
+          <w:rFonts w:ascii="Times New Roman" w:eastAsia="Times New Roman" w:hAnsi="Times New Roman" w:cs="Times New Roman"/>
+          <w:kern w:val="0"/>
+          <w:sz w:val="24"/>
+          <w:szCs w:val="24"/>
+          <w:lang w:eastAsia="en-150"/>
+          <w14:ligatures w14:val="none"/>
+        </w:rPr>
+        <w:t>și</w:t>
+      </w:r>
+      <w:proofErr w:type="spellEnd"/>
+      <w:r>
+        <w:rPr>
+          <w:rFonts w:ascii="Times New Roman" w:eastAsia="Times New Roman" w:hAnsi="Times New Roman" w:cs="Times New Roman"/>
+          <w:kern w:val="0"/>
+          <w:sz w:val="24"/>
+          <w:szCs w:val="24"/>
+          <w:lang w:eastAsia="en-150"/>
+          <w14:ligatures w14:val="none"/>
+        </w:rPr>
+        <w:t xml:space="preserve"> </w:t>
+      </w:r>
+      <w:proofErr w:type="spellStart"/>
+      <w:r>
+        <w:rPr>
+          <w:rFonts w:ascii="Times New Roman" w:eastAsia="Times New Roman" w:hAnsi="Times New Roman" w:cs="Times New Roman"/>
+          <w:kern w:val="0"/>
+          <w:sz w:val="24"/>
+          <w:szCs w:val="24"/>
+          <w:lang w:eastAsia="en-150"/>
+          <w14:ligatures w14:val="none"/>
+        </w:rPr>
+        <w:t>câmpul</w:t>
+      </w:r>
+      <w:proofErr w:type="spellEnd"/>
+      <w:r>
+        <w:rPr>
+          <w:rFonts w:ascii="Times New Roman" w:eastAsia="Times New Roman" w:hAnsi="Times New Roman" w:cs="Times New Roman"/>
+          <w:kern w:val="0"/>
+          <w:sz w:val="24"/>
+          <w:szCs w:val="24"/>
+          <w:lang w:eastAsia="en-150"/>
+          <w14:ligatures w14:val="none"/>
+        </w:rPr>
+        <w:t xml:space="preserve"> </w:t>
+      </w:r>
+      <w:proofErr w:type="spellStart"/>
+      <w:r>
+        <w:rPr>
+          <w:rFonts w:ascii="Times New Roman" w:eastAsia="Times New Roman" w:hAnsi="Times New Roman" w:cs="Times New Roman"/>
+          <w:kern w:val="0"/>
+          <w:sz w:val="24"/>
+          <w:szCs w:val="24"/>
+          <w:lang w:eastAsia="en-150"/>
+          <w14:ligatures w14:val="none"/>
+        </w:rPr>
+        <w:t>prezent</w:t>
+      </w:r>
+      <w:proofErr w:type="spellEnd"/>
+      <w:r>
+        <w:rPr>
+          <w:rFonts w:ascii="Times New Roman" w:eastAsia="Times New Roman" w:hAnsi="Times New Roman" w:cs="Times New Roman"/>
+          <w:kern w:val="0"/>
+          <w:sz w:val="24"/>
+          <w:szCs w:val="24"/>
+          <w:lang w:eastAsia="en-150"/>
+          <w14:ligatures w14:val="none"/>
+        </w:rPr>
+        <w:t>.</w:t>
+      </w:r>
+    </w:p>
+    <w:p>
+      <w:pPr>
+        <w:spacing w:before="100" w:beforeAutospacing="1" w:after="100" w:afterAutospacing="1" w:line="360" w:lineRule="auto"/>
+        <w:jc w:val="both"/>
+        <w:rPr>
+          <w:rFonts w:ascii="Times New Roman" w:eastAsia="Times New Roman" w:hAnsi="Times New Roman" w:cs="Times New Roman"/>
+          <w:kern w:val="0"/>
+          <w:sz w:val="24"/>
+          <w:szCs w:val="24"/>
+          <w:lang w:eastAsia="en-150"/>
+          <w14:ligatures w14:val="none"/>
+        </w:rPr>
+      </w:pPr>
+      <w:r>
+        <w:rPr>
+          <w:rFonts w:ascii="Times New Roman" w:eastAsia="Times New Roman" w:hAnsi="Times New Roman" w:cs="Times New Roman"/>
+          <w:b/>
+          <w:bCs/>
+          <w:kern w:val="0"/>
+          <w:sz w:val="24"/>
+          <w:szCs w:val="24"/>
+          <w:lang w:eastAsia="en-150"/>
+          <w14:ligatures w14:val="none"/>
+        </w:rPr>
+        <w:t xml:space="preserve">SEDINTA_PRACTICA. </w:t>
+      </w:r>
+      <w:proofErr w:type="spellStart"/>
+      <w:r>
+        <w:rPr>
+          <w:rFonts w:ascii="Times New Roman" w:eastAsia="Times New Roman" w:hAnsi="Times New Roman" w:cs="Times New Roman"/>
+          <w:kern w:val="0"/>
+          <w:sz w:val="24"/>
+          <w:szCs w:val="24"/>
+          <w:lang w:eastAsia="en-150"/>
+          <w14:ligatures w14:val="none"/>
+        </w:rPr>
+        <w:t>Orele</w:t>
+      </w:r>
+      <w:proofErr w:type="spellEnd"/>
+      <w:r>
+        <w:rPr>
+          <w:rFonts w:ascii="Times New Roman" w:eastAsia="Times New Roman" w:hAnsi="Times New Roman" w:cs="Times New Roman"/>
+          <w:kern w:val="0"/>
+          <w:sz w:val="24"/>
+          <w:szCs w:val="24"/>
+          <w:lang w:eastAsia="en-150"/>
+          <w14:ligatures w14:val="none"/>
+        </w:rPr>
+        <w:t xml:space="preserve"> de </w:t>
+      </w:r>
+      <w:proofErr w:type="spellStart"/>
+      <w:r>
+        <w:rPr>
+          <w:rFonts w:ascii="Times New Roman" w:eastAsia="Times New Roman" w:hAnsi="Times New Roman" w:cs="Times New Roman"/>
+          <w:kern w:val="0"/>
+          <w:sz w:val="24"/>
+          <w:szCs w:val="24"/>
+          <w:lang w:eastAsia="en-150"/>
+          <w14:ligatures w14:val="none"/>
+        </w:rPr>
+        <w:t>conducere</w:t>
+      </w:r>
+      <w:proofErr w:type="spellEnd"/>
+      <w:r>
+        <w:rPr>
+          <w:rFonts w:ascii="Times New Roman" w:eastAsia="Times New Roman" w:hAnsi="Times New Roman" w:cs="Times New Roman"/>
+          <w:kern w:val="0"/>
+          <w:sz w:val="24"/>
+          <w:szCs w:val="24"/>
+          <w:lang w:eastAsia="en-150"/>
+          <w14:ligatures w14:val="none"/>
+        </w:rPr>
+        <w:t xml:space="preserve">. Cheile </w:t>
+      </w:r>
+      <w:proofErr w:type="spellStart"/>
+      <w:r>
+        <w:rPr>
+          <w:rFonts w:ascii="Times New Roman" w:eastAsia="Times New Roman" w:hAnsi="Times New Roman" w:cs="Times New Roman"/>
+          <w:kern w:val="0"/>
+          <w:sz w:val="24"/>
+          <w:szCs w:val="24"/>
+          <w:lang w:eastAsia="en-150"/>
+          <w14:ligatures w14:val="none"/>
+        </w:rPr>
+        <w:t>străine</w:t>
+      </w:r>
+      <w:proofErr w:type="spellEnd"/>
+      <w:r>
+        <w:rPr>
+          <w:rFonts w:ascii="Times New Roman" w:eastAsia="Times New Roman" w:hAnsi="Times New Roman" w:cs="Times New Roman"/>
+          <w:kern w:val="0"/>
+          <w:sz w:val="24"/>
+          <w:szCs w:val="24"/>
+          <w:lang w:eastAsia="en-150"/>
+          <w14:ligatures w14:val="none"/>
+        </w:rPr>
+        <w:t xml:space="preserve"> </w:t>
+      </w:r>
+      <w:proofErr w:type="spellStart"/>
+      <w:r>
+        <w:rPr>
+          <w:rFonts w:ascii="Times New Roman" w:eastAsia="Times New Roman" w:hAnsi="Times New Roman" w:cs="Times New Roman"/>
+          <w:kern w:val="0"/>
+          <w:sz w:val="24"/>
+          <w:szCs w:val="24"/>
+          <w:lang w:eastAsia="en-150"/>
+          <w14:ligatures w14:val="none"/>
+        </w:rPr>
+        <w:t>indică</w:t>
+      </w:r>
+      <w:proofErr w:type="spellEnd"/>
+      <w:r>
+        <w:rPr>
+          <w:rFonts w:ascii="Times New Roman" w:eastAsia="Times New Roman" w:hAnsi="Times New Roman" w:cs="Times New Roman"/>
+          <w:kern w:val="0"/>
+          <w:sz w:val="24"/>
+          <w:szCs w:val="24"/>
+          <w:lang w:eastAsia="en-150"/>
+          <w14:ligatures w14:val="none"/>
+        </w:rPr>
+        <w:t xml:space="preserve"> </w:t>
+      </w:r>
+      <w:proofErr w:type="spellStart"/>
+      <w:r>
+        <w:rPr>
+          <w:rFonts w:ascii="Times New Roman" w:eastAsia="Times New Roman" w:hAnsi="Times New Roman" w:cs="Times New Roman"/>
+          <w:kern w:val="0"/>
+          <w:sz w:val="24"/>
+          <w:szCs w:val="24"/>
+          <w:lang w:eastAsia="en-150"/>
+          <w14:ligatures w14:val="none"/>
+        </w:rPr>
+        <w:t>înscrierea</w:t>
+      </w:r>
+      <w:proofErr w:type="spellEnd"/>
+      <w:r>
+        <w:rPr>
+          <w:rFonts w:ascii="Times New Roman" w:eastAsia="Times New Roman" w:hAnsi="Times New Roman" w:cs="Times New Roman"/>
+          <w:kern w:val="0"/>
+          <w:sz w:val="24"/>
+          <w:szCs w:val="24"/>
+          <w:lang w:eastAsia="en-150"/>
+          <w14:ligatures w14:val="none"/>
+        </w:rPr>
+        <w:t xml:space="preserve">, </w:t>
+      </w:r>
+      <w:proofErr w:type="spellStart"/>
+      <w:r>
+        <w:rPr>
+          <w:rFonts w:ascii="Times New Roman" w:eastAsia="Times New Roman" w:hAnsi="Times New Roman" w:cs="Times New Roman"/>
+          <w:kern w:val="0"/>
+          <w:sz w:val="24"/>
+          <w:szCs w:val="24"/>
+          <w:lang w:eastAsia="en-150"/>
+          <w14:ligatures w14:val="none"/>
+        </w:rPr>
+        <w:t>instructorul</w:t>
+      </w:r>
+      <w:proofErr w:type="spellEnd"/>
+      <w:r>
+        <w:rPr>
+          <w:rFonts w:ascii="Times New Roman" w:eastAsia="Times New Roman" w:hAnsi="Times New Roman" w:cs="Times New Roman"/>
+          <w:kern w:val="0"/>
+          <w:sz w:val="24"/>
+          <w:szCs w:val="24"/>
+          <w:lang w:eastAsia="en-150"/>
+          <w14:ligatures w14:val="none"/>
+        </w:rPr>
+        <w:t xml:space="preserve"> </w:t>
+      </w:r>
+      <w:proofErr w:type="spellStart"/>
+      <w:r>
+        <w:rPr>
+          <w:rFonts w:ascii="Times New Roman" w:eastAsia="Times New Roman" w:hAnsi="Times New Roman" w:cs="Times New Roman"/>
+          <w:kern w:val="0"/>
+          <w:sz w:val="24"/>
+          <w:szCs w:val="24"/>
+          <w:lang w:eastAsia="en-150"/>
+          <w14:ligatures w14:val="none"/>
+        </w:rPr>
+        <w:t>și</w:t>
+      </w:r>
+      <w:proofErr w:type="spellEnd"/>
+      <w:r>
+        <w:rPr>
+          <w:rFonts w:ascii="Times New Roman" w:eastAsia="Times New Roman" w:hAnsi="Times New Roman" w:cs="Times New Roman"/>
+          <w:kern w:val="0"/>
+          <w:sz w:val="24"/>
+          <w:szCs w:val="24"/>
+          <w:lang w:eastAsia="en-150"/>
+          <w14:ligatures w14:val="none"/>
+        </w:rPr>
+        <w:t xml:space="preserve"> </w:t>
+      </w:r>
+      <w:proofErr w:type="spellStart"/>
+      <w:r>
+        <w:rPr>
+          <w:rFonts w:ascii="Times New Roman" w:eastAsia="Times New Roman" w:hAnsi="Times New Roman" w:cs="Times New Roman"/>
+          <w:kern w:val="0"/>
+          <w:sz w:val="24"/>
+          <w:szCs w:val="24"/>
+          <w:lang w:eastAsia="en-150"/>
+          <w14:ligatures w14:val="none"/>
+        </w:rPr>
+        <w:t>vehiculul</w:t>
+      </w:r>
+      <w:proofErr w:type="spellEnd"/>
+      <w:r>
+        <w:rPr>
+          <w:rFonts w:ascii="Times New Roman" w:eastAsia="Times New Roman" w:hAnsi="Times New Roman" w:cs="Times New Roman"/>
+          <w:kern w:val="0"/>
+          <w:sz w:val="24"/>
+          <w:szCs w:val="24"/>
+          <w:lang w:eastAsia="en-150"/>
+          <w14:ligatures w14:val="none"/>
+        </w:rPr>
+        <w:t xml:space="preserve">; se </w:t>
+      </w:r>
+      <w:proofErr w:type="spellStart"/>
+      <w:r>
+        <w:rPr>
+          <w:rFonts w:ascii="Times New Roman" w:eastAsia="Times New Roman" w:hAnsi="Times New Roman" w:cs="Times New Roman"/>
+          <w:kern w:val="0"/>
+          <w:sz w:val="24"/>
+          <w:szCs w:val="24"/>
+          <w:lang w:eastAsia="en-150"/>
+          <w14:ligatures w14:val="none"/>
+        </w:rPr>
+        <w:t>mai</w:t>
+      </w:r>
+      <w:proofErr w:type="spellEnd"/>
+      <w:r>
+        <w:rPr>
+          <w:rFonts w:ascii="Times New Roman" w:eastAsia="Times New Roman" w:hAnsi="Times New Roman" w:cs="Times New Roman"/>
+          <w:kern w:val="0"/>
+          <w:sz w:val="24"/>
+          <w:szCs w:val="24"/>
+          <w:lang w:eastAsia="en-150"/>
+          <w14:ligatures w14:val="none"/>
+        </w:rPr>
+        <w:t xml:space="preserve"> </w:t>
+      </w:r>
+      <w:proofErr w:type="spellStart"/>
+      <w:r>
+        <w:rPr>
+          <w:rFonts w:ascii="Times New Roman" w:eastAsia="Times New Roman" w:hAnsi="Times New Roman" w:cs="Times New Roman"/>
+          <w:kern w:val="0"/>
+          <w:sz w:val="24"/>
+          <w:szCs w:val="24"/>
+          <w:lang w:eastAsia="en-150"/>
+          <w14:ligatures w14:val="none"/>
+        </w:rPr>
+        <w:t>rețin</w:t>
+      </w:r>
+      <w:proofErr w:type="spellEnd"/>
+      <w:r>
+        <w:rPr>
+          <w:rFonts w:ascii="Times New Roman" w:eastAsia="Times New Roman" w:hAnsi="Times New Roman" w:cs="Times New Roman"/>
+          <w:kern w:val="0"/>
+          <w:sz w:val="24"/>
+          <w:szCs w:val="24"/>
+          <w:lang w:eastAsia="en-150"/>
+          <w14:ligatures w14:val="none"/>
+        </w:rPr>
+        <w:t xml:space="preserve"> data, ora, </w:t>
+      </w:r>
+      <w:proofErr w:type="spellStart"/>
+      <w:r>
+        <w:rPr>
+          <w:rFonts w:ascii="Times New Roman" w:eastAsia="Times New Roman" w:hAnsi="Times New Roman" w:cs="Times New Roman"/>
+          <w:kern w:val="0"/>
+          <w:sz w:val="24"/>
+          <w:szCs w:val="24"/>
+          <w:lang w:eastAsia="en-150"/>
+          <w14:ligatures w14:val="none"/>
+        </w:rPr>
+        <w:t>durata</w:t>
+      </w:r>
+      <w:proofErr w:type="spellEnd"/>
+      <w:r>
+        <w:rPr>
+          <w:rFonts w:ascii="Times New Roman" w:eastAsia="Times New Roman" w:hAnsi="Times New Roman" w:cs="Times New Roman"/>
+          <w:kern w:val="0"/>
+          <w:sz w:val="24"/>
+          <w:szCs w:val="24"/>
+          <w:lang w:eastAsia="en-150"/>
+          <w14:ligatures w14:val="none"/>
+        </w:rPr>
+        <w:t xml:space="preserve"> </w:t>
+      </w:r>
+      <w:proofErr w:type="spellStart"/>
+      <w:r>
+        <w:rPr>
+          <w:rFonts w:ascii="Times New Roman" w:eastAsia="Times New Roman" w:hAnsi="Times New Roman" w:cs="Times New Roman"/>
+          <w:kern w:val="0"/>
+          <w:sz w:val="24"/>
+          <w:szCs w:val="24"/>
+          <w:lang w:eastAsia="en-150"/>
+          <w14:ligatures w14:val="none"/>
+        </w:rPr>
+        <w:t>și</w:t>
+      </w:r>
+      <w:proofErr w:type="spellEnd"/>
+      <w:r>
+        <w:rPr>
+          <w:rFonts w:ascii="Times New Roman" w:eastAsia="Times New Roman" w:hAnsi="Times New Roman" w:cs="Times New Roman"/>
+          <w:kern w:val="0"/>
+          <w:sz w:val="24"/>
+          <w:szCs w:val="24"/>
+          <w:lang w:eastAsia="en-150"/>
+          <w14:ligatures w14:val="none"/>
+        </w:rPr>
+        <w:t xml:space="preserve"> </w:t>
+      </w:r>
+      <w:proofErr w:type="spellStart"/>
+      <w:r>
+        <w:rPr>
+          <w:rFonts w:ascii="Times New Roman" w:eastAsia="Times New Roman" w:hAnsi="Times New Roman" w:cs="Times New Roman"/>
+          <w:kern w:val="0"/>
+          <w:sz w:val="24"/>
+          <w:szCs w:val="24"/>
+          <w:lang w:eastAsia="en-150"/>
+          <w14:ligatures w14:val="none"/>
+        </w:rPr>
+        <w:t>observațiile</w:t>
+      </w:r>
+      <w:proofErr w:type="spellEnd"/>
+      <w:r>
+        <w:rPr>
+          <w:rFonts w:ascii="Times New Roman" w:eastAsia="Times New Roman" w:hAnsi="Times New Roman" w:cs="Times New Roman"/>
+          <w:kern w:val="0"/>
+          <w:sz w:val="24"/>
+          <w:szCs w:val="24"/>
+          <w:lang w:eastAsia="en-150"/>
+          <w14:ligatures w14:val="none"/>
+        </w:rPr>
+        <w:t xml:space="preserve"> </w:t>
+      </w:r>
+      <w:proofErr w:type="spellStart"/>
+      <w:r>
+        <w:rPr>
+          <w:rFonts w:ascii="Times New Roman" w:eastAsia="Times New Roman" w:hAnsi="Times New Roman" w:cs="Times New Roman"/>
+          <w:kern w:val="0"/>
+          <w:sz w:val="24"/>
+          <w:szCs w:val="24"/>
+          <w:lang w:eastAsia="en-150"/>
+          <w14:ligatures w14:val="none"/>
+        </w:rPr>
+        <w:t>instructorului</w:t>
+      </w:r>
+      <w:proofErr w:type="spellEnd"/>
+      <w:r>
+        <w:rPr>
+          <w:rFonts w:ascii="Times New Roman" w:eastAsia="Times New Roman" w:hAnsi="Times New Roman" w:cs="Times New Roman"/>
+          <w:kern w:val="0"/>
+          <w:sz w:val="24"/>
+          <w:szCs w:val="24"/>
+          <w:lang w:eastAsia="en-150"/>
+          <w14:ligatures w14:val="none"/>
+        </w:rPr>
+        <w:t xml:space="preserve">, </w:t>
+      </w:r>
+      <w:proofErr w:type="spellStart"/>
+      <w:r>
+        <w:rPr>
+          <w:rFonts w:ascii="Times New Roman" w:eastAsia="Times New Roman" w:hAnsi="Times New Roman" w:cs="Times New Roman"/>
+          <w:kern w:val="0"/>
+          <w:sz w:val="24"/>
+          <w:szCs w:val="24"/>
+          <w:lang w:eastAsia="en-150"/>
+          <w14:ligatures w14:val="none"/>
+        </w:rPr>
+        <w:t>în</w:t>
+      </w:r>
+      <w:proofErr w:type="spellEnd"/>
+      <w:r>
+        <w:rPr>
+          <w:rFonts w:ascii="Times New Roman" w:eastAsia="Times New Roman" w:hAnsi="Times New Roman" w:cs="Times New Roman"/>
+          <w:kern w:val="0"/>
+          <w:sz w:val="24"/>
+          <w:szCs w:val="24"/>
+          <w:lang w:eastAsia="en-150"/>
+          <w14:ligatures w14:val="none"/>
+        </w:rPr>
+        <w:t xml:space="preserve"> care </w:t>
+      </w:r>
+      <w:proofErr w:type="spellStart"/>
+      <w:r>
+        <w:rPr>
+          <w:rFonts w:ascii="Times New Roman" w:eastAsia="Times New Roman" w:hAnsi="Times New Roman" w:cs="Times New Roman"/>
+          <w:kern w:val="0"/>
+          <w:sz w:val="24"/>
+          <w:szCs w:val="24"/>
+          <w:lang w:eastAsia="en-150"/>
+          <w14:ligatures w14:val="none"/>
+        </w:rPr>
+        <w:t>acesta</w:t>
+      </w:r>
+      <w:proofErr w:type="spellEnd"/>
+      <w:r>
+        <w:rPr>
+          <w:rFonts w:ascii="Times New Roman" w:eastAsia="Times New Roman" w:hAnsi="Times New Roman" w:cs="Times New Roman"/>
+          <w:kern w:val="0"/>
+          <w:sz w:val="24"/>
+          <w:szCs w:val="24"/>
+          <w:lang w:eastAsia="en-150"/>
+          <w14:ligatures w14:val="none"/>
+        </w:rPr>
+        <w:t xml:space="preserve"> </w:t>
+      </w:r>
+      <w:proofErr w:type="spellStart"/>
+      <w:r>
+        <w:rPr>
+          <w:rFonts w:ascii="Times New Roman" w:eastAsia="Times New Roman" w:hAnsi="Times New Roman" w:cs="Times New Roman"/>
+          <w:kern w:val="0"/>
+          <w:sz w:val="24"/>
+          <w:szCs w:val="24"/>
+          <w:lang w:eastAsia="en-150"/>
+          <w14:ligatures w14:val="none"/>
+        </w:rPr>
+        <w:t>consemnează</w:t>
+      </w:r>
+      <w:proofErr w:type="spellEnd"/>
+      <w:r>
+        <w:rPr>
+          <w:rFonts w:ascii="Times New Roman" w:eastAsia="Times New Roman" w:hAnsi="Times New Roman" w:cs="Times New Roman"/>
+          <w:kern w:val="0"/>
+          <w:sz w:val="24"/>
+          <w:szCs w:val="24"/>
+          <w:lang w:eastAsia="en-150"/>
+          <w14:ligatures w14:val="none"/>
+        </w:rPr>
+        <w:t xml:space="preserve"> </w:t>
+      </w:r>
+      <w:proofErr w:type="spellStart"/>
+      <w:r>
+        <w:rPr>
+          <w:rFonts w:ascii="Times New Roman" w:eastAsia="Times New Roman" w:hAnsi="Times New Roman" w:cs="Times New Roman"/>
+          <w:kern w:val="0"/>
+          <w:sz w:val="24"/>
+          <w:szCs w:val="24"/>
+          <w:lang w:eastAsia="en-150"/>
+          <w14:ligatures w14:val="none"/>
+        </w:rPr>
+        <w:t>evaluarea</w:t>
+      </w:r>
+      <w:proofErr w:type="spellEnd"/>
+      <w:r>
+        <w:rPr>
+          <w:rFonts w:ascii="Times New Roman" w:eastAsia="Times New Roman" w:hAnsi="Times New Roman" w:cs="Times New Roman"/>
+          <w:kern w:val="0"/>
+          <w:sz w:val="24"/>
+          <w:szCs w:val="24"/>
+          <w:lang w:eastAsia="en-150"/>
+          <w14:ligatures w14:val="none"/>
+        </w:rPr>
+        <w:t xml:space="preserve"> </w:t>
+      </w:r>
+      <w:proofErr w:type="spellStart"/>
+      <w:r>
+        <w:rPr>
+          <w:rFonts w:ascii="Times New Roman" w:eastAsia="Times New Roman" w:hAnsi="Times New Roman" w:cs="Times New Roman"/>
+          <w:kern w:val="0"/>
+          <w:sz w:val="24"/>
+          <w:szCs w:val="24"/>
+          <w:lang w:eastAsia="en-150"/>
+          <w14:ligatures w14:val="none"/>
+        </w:rPr>
+        <w:t>cursantului</w:t>
+      </w:r>
+      <w:proofErr w:type="spellEnd"/>
+      <w:r>
+        <w:rPr>
+          <w:rFonts w:ascii="Times New Roman" w:eastAsia="Times New Roman" w:hAnsi="Times New Roman" w:cs="Times New Roman"/>
+          <w:kern w:val="0"/>
+          <w:sz w:val="24"/>
+          <w:szCs w:val="24"/>
+          <w:lang w:eastAsia="en-150"/>
+          <w14:ligatures w14:val="none"/>
+        </w:rPr>
+        <w:t>.</w:t>
+      </w:r>
+    </w:p>
+    <w:p>
+      <w:pPr>
+        <w:spacing w:before="100" w:beforeAutospacing="1" w:after="100" w:afterAutospacing="1" w:line="360" w:lineRule="auto"/>
+        <w:jc w:val="both"/>
+        <w:rPr>
+          <w:rFonts w:ascii="Times New Roman" w:eastAsia="Times New Roman" w:hAnsi="Times New Roman" w:cs="Times New Roman"/>
+          <w:kern w:val="0"/>
+          <w:sz w:val="24"/>
+          <w:szCs w:val="24"/>
+          <w:lang w:eastAsia="en-150"/>
+          <w14:ligatures w14:val="none"/>
+        </w:rPr>
+      </w:pPr>
+      <w:r>
+        <w:rPr>
+          <w:rFonts w:ascii="Times New Roman" w:eastAsia="Times New Roman" w:hAnsi="Times New Roman" w:cs="Times New Roman"/>
+          <w:b/>
+          <w:bCs/>
+          <w:kern w:val="0"/>
+          <w:sz w:val="24"/>
+          <w:szCs w:val="24"/>
+          <w:lang w:eastAsia="en-150"/>
+          <w14:ligatures w14:val="none"/>
+        </w:rPr>
+        <w:t xml:space="preserve">EXAMEN. </w:t>
+      </w:r>
+      <w:proofErr w:type="spellStart"/>
+      <w:r>
+        <w:rPr>
+          <w:rFonts w:ascii="Times New Roman" w:eastAsia="Times New Roman" w:hAnsi="Times New Roman" w:cs="Times New Roman"/>
+          <w:kern w:val="0"/>
+          <w:sz w:val="24"/>
+          <w:szCs w:val="24"/>
+          <w:lang w:eastAsia="en-150"/>
+          <w14:ligatures w14:val="none"/>
+        </w:rPr>
+        <w:t>Examenele</w:t>
+      </w:r>
+      <w:proofErr w:type="spellEnd"/>
+      <w:r>
+        <w:rPr>
+          <w:rFonts w:ascii="Times New Roman" w:eastAsia="Times New Roman" w:hAnsi="Times New Roman" w:cs="Times New Roman"/>
+          <w:kern w:val="0"/>
+          <w:sz w:val="24"/>
+          <w:szCs w:val="24"/>
+          <w:lang w:eastAsia="en-150"/>
+          <w14:ligatures w14:val="none"/>
+        </w:rPr>
+        <w:t xml:space="preserve"> </w:t>
+      </w:r>
+      <w:proofErr w:type="spellStart"/>
+      <w:r>
+        <w:rPr>
+          <w:rFonts w:ascii="Times New Roman" w:eastAsia="Times New Roman" w:hAnsi="Times New Roman" w:cs="Times New Roman"/>
+          <w:kern w:val="0"/>
+          <w:sz w:val="24"/>
+          <w:szCs w:val="24"/>
+          <w:lang w:eastAsia="en-150"/>
+          <w14:ligatures w14:val="none"/>
+        </w:rPr>
+        <w:t>susținute</w:t>
+      </w:r>
+      <w:proofErr w:type="spellEnd"/>
+      <w:r>
+        <w:rPr>
+          <w:rFonts w:ascii="Times New Roman" w:eastAsia="Times New Roman" w:hAnsi="Times New Roman" w:cs="Times New Roman"/>
+          <w:kern w:val="0"/>
+          <w:sz w:val="24"/>
+          <w:szCs w:val="24"/>
+          <w:lang w:eastAsia="en-150"/>
+          <w14:ligatures w14:val="none"/>
+        </w:rPr>
+        <w:t xml:space="preserve"> </w:t>
+      </w:r>
+      <w:proofErr w:type="spellStart"/>
+      <w:r>
+        <w:rPr>
+          <w:rFonts w:ascii="Times New Roman" w:eastAsia="Times New Roman" w:hAnsi="Times New Roman" w:cs="Times New Roman"/>
+          <w:kern w:val="0"/>
+          <w:sz w:val="24"/>
+          <w:szCs w:val="24"/>
+          <w:lang w:eastAsia="en-150"/>
+          <w14:ligatures w14:val="none"/>
+        </w:rPr>
+        <w:t>pentru</w:t>
+      </w:r>
+      <w:proofErr w:type="spellEnd"/>
+      <w:r>
+        <w:rPr>
+          <w:rFonts w:ascii="Times New Roman" w:eastAsia="Times New Roman" w:hAnsi="Times New Roman" w:cs="Times New Roman"/>
+          <w:kern w:val="0"/>
+          <w:sz w:val="24"/>
+          <w:szCs w:val="24"/>
+          <w:lang w:eastAsia="en-150"/>
+          <w14:ligatures w14:val="none"/>
+        </w:rPr>
+        <w:t xml:space="preserve"> o </w:t>
+      </w:r>
+      <w:proofErr w:type="spellStart"/>
+      <w:r>
+        <w:rPr>
+          <w:rFonts w:ascii="Times New Roman" w:eastAsia="Times New Roman" w:hAnsi="Times New Roman" w:cs="Times New Roman"/>
+          <w:kern w:val="0"/>
+          <w:sz w:val="24"/>
+          <w:szCs w:val="24"/>
+          <w:lang w:eastAsia="en-150"/>
+          <w14:ligatures w14:val="none"/>
+        </w:rPr>
+        <w:t>înscriere</w:t>
+      </w:r>
+      <w:proofErr w:type="spellEnd"/>
+      <w:r>
+        <w:rPr>
+          <w:rFonts w:ascii="Times New Roman" w:eastAsia="Times New Roman" w:hAnsi="Times New Roman" w:cs="Times New Roman"/>
+          <w:kern w:val="0"/>
+          <w:sz w:val="24"/>
+          <w:szCs w:val="24"/>
+          <w:lang w:eastAsia="en-150"/>
+          <w14:ligatures w14:val="none"/>
+        </w:rPr>
+        <w:t xml:space="preserve">: </w:t>
+      </w:r>
+      <w:proofErr w:type="spellStart"/>
+      <w:r>
+        <w:rPr>
+          <w:rFonts w:ascii="Times New Roman" w:eastAsia="Times New Roman" w:hAnsi="Times New Roman" w:cs="Times New Roman"/>
+          <w:kern w:val="0"/>
+          <w:sz w:val="24"/>
+          <w:szCs w:val="24"/>
+          <w:lang w:eastAsia="en-150"/>
+          <w14:ligatures w14:val="none"/>
+        </w:rPr>
+        <w:t>tipul</w:t>
+      </w:r>
+      <w:proofErr w:type="spellEnd"/>
+      <w:r>
+        <w:rPr>
+          <w:rFonts w:ascii="Times New Roman" w:eastAsia="Times New Roman" w:hAnsi="Times New Roman" w:cs="Times New Roman"/>
+          <w:kern w:val="0"/>
+          <w:sz w:val="24"/>
+          <w:szCs w:val="24"/>
+          <w:lang w:eastAsia="en-150"/>
+          <w14:ligatures w14:val="none"/>
+        </w:rPr>
+        <w:t xml:space="preserve"> (</w:t>
+      </w:r>
+      <w:proofErr w:type="spellStart"/>
+      <w:r>
+        <w:rPr>
+          <w:rFonts w:ascii="Times New Roman" w:eastAsia="Times New Roman" w:hAnsi="Times New Roman" w:cs="Times New Roman"/>
+          <w:kern w:val="0"/>
+          <w:sz w:val="24"/>
+          <w:szCs w:val="24"/>
+          <w:lang w:eastAsia="en-150"/>
+          <w14:ligatures w14:val="none"/>
+        </w:rPr>
+        <w:t>teorie</w:t>
+      </w:r>
+      <w:proofErr w:type="spellEnd"/>
+      <w:r>
+        <w:rPr>
+          <w:rFonts w:ascii="Times New Roman" w:eastAsia="Times New Roman" w:hAnsi="Times New Roman" w:cs="Times New Roman"/>
+          <w:kern w:val="0"/>
+          <w:sz w:val="24"/>
+          <w:szCs w:val="24"/>
+          <w:lang w:eastAsia="en-150"/>
+          <w14:ligatures w14:val="none"/>
+        </w:rPr>
+        <w:t xml:space="preserve"> </w:t>
+      </w:r>
+      <w:proofErr w:type="spellStart"/>
+      <w:r>
+        <w:rPr>
+          <w:rFonts w:ascii="Times New Roman" w:eastAsia="Times New Roman" w:hAnsi="Times New Roman" w:cs="Times New Roman"/>
+          <w:kern w:val="0"/>
+          <w:sz w:val="24"/>
+          <w:szCs w:val="24"/>
+          <w:lang w:eastAsia="en-150"/>
+          <w14:ligatures w14:val="none"/>
+        </w:rPr>
+        <w:t>sau</w:t>
+      </w:r>
+      <w:proofErr w:type="spellEnd"/>
+      <w:r>
+        <w:rPr>
+          <w:rFonts w:ascii="Times New Roman" w:eastAsia="Times New Roman" w:hAnsi="Times New Roman" w:cs="Times New Roman"/>
+          <w:kern w:val="0"/>
+          <w:sz w:val="24"/>
+          <w:szCs w:val="24"/>
+          <w:lang w:eastAsia="en-150"/>
+          <w14:ligatures w14:val="none"/>
+        </w:rPr>
+        <w:t xml:space="preserve"> </w:t>
+      </w:r>
+      <w:proofErr w:type="spellStart"/>
+      <w:r>
+        <w:rPr>
+          <w:rFonts w:ascii="Times New Roman" w:eastAsia="Times New Roman" w:hAnsi="Times New Roman" w:cs="Times New Roman"/>
+          <w:kern w:val="0"/>
+          <w:sz w:val="24"/>
+          <w:szCs w:val="24"/>
+          <w:lang w:eastAsia="en-150"/>
+          <w14:ligatures w14:val="none"/>
+        </w:rPr>
+        <w:t>practică</w:t>
+      </w:r>
+      <w:proofErr w:type="spellEnd"/>
+      <w:r>
+        <w:rPr>
+          <w:rFonts w:ascii="Times New Roman" w:eastAsia="Times New Roman" w:hAnsi="Times New Roman" w:cs="Times New Roman"/>
+          <w:kern w:val="0"/>
+          <w:sz w:val="24"/>
+          <w:szCs w:val="24"/>
+          <w:lang w:eastAsia="en-150"/>
+          <w14:ligatures w14:val="none"/>
+        </w:rPr>
+        <w:t xml:space="preserve">), data </w:t>
+      </w:r>
+      <w:proofErr w:type="spellStart"/>
+      <w:r>
+        <w:rPr>
+          <w:rFonts w:ascii="Times New Roman" w:eastAsia="Times New Roman" w:hAnsi="Times New Roman" w:cs="Times New Roman"/>
+          <w:kern w:val="0"/>
+          <w:sz w:val="24"/>
+          <w:szCs w:val="24"/>
+          <w:lang w:eastAsia="en-150"/>
+          <w14:ligatures w14:val="none"/>
+        </w:rPr>
+        <w:t>și</w:t>
+      </w:r>
+      <w:proofErr w:type="spellEnd"/>
+      <w:r>
+        <w:rPr>
+          <w:rFonts w:ascii="Times New Roman" w:eastAsia="Times New Roman" w:hAnsi="Times New Roman" w:cs="Times New Roman"/>
+          <w:kern w:val="0"/>
+          <w:sz w:val="24"/>
+          <w:szCs w:val="24"/>
+          <w:lang w:eastAsia="en-150"/>
+          <w14:ligatures w14:val="none"/>
+        </w:rPr>
+        <w:t xml:space="preserve"> </w:t>
+      </w:r>
+      <w:proofErr w:type="spellStart"/>
+      <w:r>
+        <w:rPr>
+          <w:rFonts w:ascii="Times New Roman" w:eastAsia="Times New Roman" w:hAnsi="Times New Roman" w:cs="Times New Roman"/>
+          <w:kern w:val="0"/>
+          <w:sz w:val="24"/>
+          <w:szCs w:val="24"/>
+          <w:lang w:eastAsia="en-150"/>
+          <w14:ligatures w14:val="none"/>
+        </w:rPr>
+        <w:t>rezultatul</w:t>
+      </w:r>
+      <w:proofErr w:type="spellEnd"/>
+      <w:r>
+        <w:rPr>
+          <w:rFonts w:ascii="Times New Roman" w:eastAsia="Times New Roman" w:hAnsi="Times New Roman" w:cs="Times New Roman"/>
+          <w:kern w:val="0"/>
+          <w:sz w:val="24"/>
+          <w:szCs w:val="24"/>
+          <w:lang w:eastAsia="en-150"/>
+          <w14:ligatures w14:val="none"/>
+        </w:rPr>
+        <w:t>.</w:t>
+      </w:r>
+    </w:p>
+    <w:p>
+      <w:pPr>
+        <w:spacing w:before="100" w:beforeAutospacing="1" w:after="100" w:afterAutospacing="1" w:line="360" w:lineRule="auto"/>
+        <w:jc w:val="both"/>
+        <w:rPr>
+          <w:rFonts w:ascii="Times New Roman" w:eastAsia="Times New Roman" w:hAnsi="Times New Roman" w:cs="Times New Roman"/>
+          <w:kern w:val="0"/>
+          <w:sz w:val="24"/>
+          <w:szCs w:val="24"/>
+          <w:lang w:eastAsia="en-150"/>
+          <w14:ligatures w14:val="none"/>
+        </w:rPr>
+      </w:pPr>
+      <w:r>
+        <w:rPr>
+          <w:rFonts w:ascii="Times New Roman" w:eastAsia="Times New Roman" w:hAnsi="Times New Roman" w:cs="Times New Roman"/>
+          <w:b/>
+          <w:bCs/>
+          <w:kern w:val="0"/>
+          <w:sz w:val="24"/>
+          <w:szCs w:val="24"/>
+          <w:lang w:eastAsia="en-150"/>
+          <w14:ligatures w14:val="none"/>
+        </w:rPr>
+        <w:t xml:space="preserve">PLATA. </w:t>
+      </w:r>
+      <w:proofErr w:type="spellStart"/>
+      <w:r>
+        <w:rPr>
+          <w:rFonts w:ascii="Times New Roman" w:eastAsia="Times New Roman" w:hAnsi="Times New Roman" w:cs="Times New Roman"/>
+          <w:kern w:val="0"/>
+          <w:sz w:val="24"/>
+          <w:szCs w:val="24"/>
+          <w:lang w:eastAsia="en-150"/>
+          <w14:ligatures w14:val="none"/>
+        </w:rPr>
+        <w:t>Plățile</w:t>
+      </w:r>
+      <w:proofErr w:type="spellEnd"/>
+      <w:r>
+        <w:rPr>
+          <w:rFonts w:ascii="Times New Roman" w:eastAsia="Times New Roman" w:hAnsi="Times New Roman" w:cs="Times New Roman"/>
+          <w:kern w:val="0"/>
+          <w:sz w:val="24"/>
+          <w:szCs w:val="24"/>
+          <w:lang w:eastAsia="en-150"/>
+          <w14:ligatures w14:val="none"/>
+        </w:rPr>
+        <w:t xml:space="preserve"> </w:t>
+      </w:r>
+      <w:proofErr w:type="spellStart"/>
+      <w:r>
+        <w:rPr>
+          <w:rFonts w:ascii="Times New Roman" w:eastAsia="Times New Roman" w:hAnsi="Times New Roman" w:cs="Times New Roman"/>
+          <w:kern w:val="0"/>
+          <w:sz w:val="24"/>
+          <w:szCs w:val="24"/>
+          <w:lang w:eastAsia="en-150"/>
+          <w14:ligatures w14:val="none"/>
+        </w:rPr>
+        <w:t>făcute</w:t>
+      </w:r>
+      <w:proofErr w:type="spellEnd"/>
+      <w:r>
+        <w:rPr>
+          <w:rFonts w:ascii="Times New Roman" w:eastAsia="Times New Roman" w:hAnsi="Times New Roman" w:cs="Times New Roman"/>
+          <w:kern w:val="0"/>
+          <w:sz w:val="24"/>
+          <w:szCs w:val="24"/>
+          <w:lang w:eastAsia="en-150"/>
+          <w14:ligatures w14:val="none"/>
+        </w:rPr>
+        <w:t xml:space="preserve"> </w:t>
+      </w:r>
+      <w:proofErr w:type="spellStart"/>
+      <w:r>
+        <w:rPr>
+          <w:rFonts w:ascii="Times New Roman" w:eastAsia="Times New Roman" w:hAnsi="Times New Roman" w:cs="Times New Roman"/>
+          <w:kern w:val="0"/>
+          <w:sz w:val="24"/>
+          <w:szCs w:val="24"/>
+          <w:lang w:eastAsia="en-150"/>
+          <w14:ligatures w14:val="none"/>
+        </w:rPr>
+        <w:t>pentru</w:t>
+      </w:r>
+      <w:proofErr w:type="spellEnd"/>
+      <w:r>
+        <w:rPr>
+          <w:rFonts w:ascii="Times New Roman" w:eastAsia="Times New Roman" w:hAnsi="Times New Roman" w:cs="Times New Roman"/>
+          <w:kern w:val="0"/>
+          <w:sz w:val="24"/>
+          <w:szCs w:val="24"/>
+          <w:lang w:eastAsia="en-150"/>
+          <w14:ligatures w14:val="none"/>
+        </w:rPr>
+        <w:t xml:space="preserve"> o </w:t>
+      </w:r>
+      <w:proofErr w:type="spellStart"/>
+      <w:r>
+        <w:rPr>
+          <w:rFonts w:ascii="Times New Roman" w:eastAsia="Times New Roman" w:hAnsi="Times New Roman" w:cs="Times New Roman"/>
+          <w:kern w:val="0"/>
+          <w:sz w:val="24"/>
+          <w:szCs w:val="24"/>
+          <w:lang w:eastAsia="en-150"/>
+          <w14:ligatures w14:val="none"/>
+        </w:rPr>
+        <w:t>înscriere</w:t>
+      </w:r>
+      <w:proofErr w:type="spellEnd"/>
+      <w:r>
+        <w:rPr>
+          <w:rFonts w:ascii="Times New Roman" w:eastAsia="Times New Roman" w:hAnsi="Times New Roman" w:cs="Times New Roman"/>
+          <w:kern w:val="0"/>
+          <w:sz w:val="24"/>
+          <w:szCs w:val="24"/>
+          <w:lang w:eastAsia="en-150"/>
+          <w14:ligatures w14:val="none"/>
+        </w:rPr>
+        <w:t xml:space="preserve">: </w:t>
+      </w:r>
+      <w:proofErr w:type="spellStart"/>
+      <w:r>
+        <w:rPr>
+          <w:rFonts w:ascii="Times New Roman" w:eastAsia="Times New Roman" w:hAnsi="Times New Roman" w:cs="Times New Roman"/>
+          <w:kern w:val="0"/>
+          <w:sz w:val="24"/>
+          <w:szCs w:val="24"/>
+          <w:lang w:eastAsia="en-150"/>
+          <w14:ligatures w14:val="none"/>
+        </w:rPr>
+        <w:t>suma</w:t>
+      </w:r>
+      <w:proofErr w:type="spellEnd"/>
+      <w:r>
+        <w:rPr>
+          <w:rFonts w:ascii="Times New Roman" w:eastAsia="Times New Roman" w:hAnsi="Times New Roman" w:cs="Times New Roman"/>
+          <w:kern w:val="0"/>
+          <w:sz w:val="24"/>
+          <w:szCs w:val="24"/>
+          <w:lang w:eastAsia="en-150"/>
+          <w14:ligatures w14:val="none"/>
+        </w:rPr>
+        <w:t xml:space="preserve">, data </w:t>
+      </w:r>
+      <w:proofErr w:type="spellStart"/>
+      <w:r>
+        <w:rPr>
+          <w:rFonts w:ascii="Times New Roman" w:eastAsia="Times New Roman" w:hAnsi="Times New Roman" w:cs="Times New Roman"/>
+          <w:kern w:val="0"/>
+          <w:sz w:val="24"/>
+          <w:szCs w:val="24"/>
+          <w:lang w:eastAsia="en-150"/>
+          <w14:ligatures w14:val="none"/>
+        </w:rPr>
+        <w:t>și</w:t>
+      </w:r>
+      <w:proofErr w:type="spellEnd"/>
+      <w:r>
+        <w:rPr>
+          <w:rFonts w:ascii="Times New Roman" w:eastAsia="Times New Roman" w:hAnsi="Times New Roman" w:cs="Times New Roman"/>
+          <w:kern w:val="0"/>
+          <w:sz w:val="24"/>
+          <w:szCs w:val="24"/>
+          <w:lang w:eastAsia="en-150"/>
+          <w14:ligatures w14:val="none"/>
+        </w:rPr>
+        <w:t xml:space="preserve"> </w:t>
+      </w:r>
+      <w:proofErr w:type="spellStart"/>
+      <w:r>
+        <w:rPr>
+          <w:rFonts w:ascii="Times New Roman" w:eastAsia="Times New Roman" w:hAnsi="Times New Roman" w:cs="Times New Roman"/>
+          <w:kern w:val="0"/>
+          <w:sz w:val="24"/>
+          <w:szCs w:val="24"/>
+          <w:lang w:eastAsia="en-150"/>
+          <w14:ligatures w14:val="none"/>
+        </w:rPr>
+        <w:t>metoda</w:t>
+      </w:r>
+      <w:proofErr w:type="spellEnd"/>
+      <w:r>
+        <w:rPr>
+          <w:rFonts w:ascii="Times New Roman" w:eastAsia="Times New Roman" w:hAnsi="Times New Roman" w:cs="Times New Roman"/>
+          <w:kern w:val="0"/>
+          <w:sz w:val="24"/>
+          <w:szCs w:val="24"/>
+          <w:lang w:eastAsia="en-150"/>
+          <w14:ligatures w14:val="none"/>
+        </w:rPr>
+        <w:t xml:space="preserve"> de </w:t>
+      </w:r>
+      <w:proofErr w:type="spellStart"/>
+      <w:r>
+        <w:rPr>
+          <w:rFonts w:ascii="Times New Roman" w:eastAsia="Times New Roman" w:hAnsi="Times New Roman" w:cs="Times New Roman"/>
+          <w:kern w:val="0"/>
+          <w:sz w:val="24"/>
+          <w:szCs w:val="24"/>
+          <w:lang w:eastAsia="en-150"/>
+          <w14:ligatures w14:val="none"/>
+        </w:rPr>
+        <w:t>plată</w:t>
+      </w:r>
+      <w:proofErr w:type="spellEnd"/>
+      <w:r>
+        <w:rPr>
+          <w:rFonts w:ascii="Times New Roman" w:eastAsia="Times New Roman" w:hAnsi="Times New Roman" w:cs="Times New Roman"/>
+          <w:kern w:val="0"/>
+          <w:sz w:val="24"/>
+          <w:szCs w:val="24"/>
+          <w:lang w:eastAsia="en-150"/>
+          <w14:ligatures w14:val="none"/>
+        </w:rPr>
+        <w:t xml:space="preserve">. O </w:t>
+      </w:r>
+      <w:proofErr w:type="spellStart"/>
+      <w:r>
+        <w:rPr>
+          <w:rFonts w:ascii="Times New Roman" w:eastAsia="Times New Roman" w:hAnsi="Times New Roman" w:cs="Times New Roman"/>
+          <w:kern w:val="0"/>
+          <w:sz w:val="24"/>
+          <w:szCs w:val="24"/>
+          <w:lang w:eastAsia="en-150"/>
+          <w14:ligatures w14:val="none"/>
+        </w:rPr>
+        <w:t>înscriere</w:t>
+      </w:r>
+      <w:proofErr w:type="spellEnd"/>
+      <w:r>
+        <w:rPr>
+          <w:rFonts w:ascii="Times New Roman" w:eastAsia="Times New Roman" w:hAnsi="Times New Roman" w:cs="Times New Roman"/>
+          <w:kern w:val="0"/>
+          <w:sz w:val="24"/>
+          <w:szCs w:val="24"/>
+          <w:lang w:eastAsia="en-150"/>
+          <w14:ligatures w14:val="none"/>
+        </w:rPr>
+        <w:t xml:space="preserve"> </w:t>
+      </w:r>
+      <w:proofErr w:type="spellStart"/>
+      <w:r>
+        <w:rPr>
+          <w:rFonts w:ascii="Times New Roman" w:eastAsia="Times New Roman" w:hAnsi="Times New Roman" w:cs="Times New Roman"/>
+          <w:kern w:val="0"/>
+          <w:sz w:val="24"/>
+          <w:szCs w:val="24"/>
+          <w:lang w:eastAsia="en-150"/>
+          <w14:ligatures w14:val="none"/>
+        </w:rPr>
+        <w:t>poate</w:t>
+      </w:r>
+      <w:proofErr w:type="spellEnd"/>
+      <w:r>
+        <w:rPr>
+          <w:rFonts w:ascii="Times New Roman" w:eastAsia="Times New Roman" w:hAnsi="Times New Roman" w:cs="Times New Roman"/>
+          <w:kern w:val="0"/>
+          <w:sz w:val="24"/>
+          <w:szCs w:val="24"/>
+          <w:lang w:eastAsia="en-150"/>
+          <w14:ligatures w14:val="none"/>
+        </w:rPr>
+        <w:t xml:space="preserve"> fi </w:t>
+      </w:r>
+      <w:proofErr w:type="spellStart"/>
+      <w:r>
+        <w:rPr>
+          <w:rFonts w:ascii="Times New Roman" w:eastAsia="Times New Roman" w:hAnsi="Times New Roman" w:cs="Times New Roman"/>
+          <w:kern w:val="0"/>
+          <w:sz w:val="24"/>
+          <w:szCs w:val="24"/>
+          <w:lang w:eastAsia="en-150"/>
+          <w14:ligatures w14:val="none"/>
+        </w:rPr>
+        <w:t>achitată</w:t>
+      </w:r>
+      <w:proofErr w:type="spellEnd"/>
+      <w:r>
+        <w:rPr>
+          <w:rFonts w:ascii="Times New Roman" w:eastAsia="Times New Roman" w:hAnsi="Times New Roman" w:cs="Times New Roman"/>
+          <w:kern w:val="0"/>
+          <w:sz w:val="24"/>
+          <w:szCs w:val="24"/>
+          <w:lang w:eastAsia="en-150"/>
+          <w14:ligatures w14:val="none"/>
+        </w:rPr>
+        <w:t xml:space="preserve"> </w:t>
+      </w:r>
+      <w:proofErr w:type="spellStart"/>
+      <w:r>
+        <w:rPr>
+          <w:rFonts w:ascii="Times New Roman" w:eastAsia="Times New Roman" w:hAnsi="Times New Roman" w:cs="Times New Roman"/>
+          <w:kern w:val="0"/>
+          <w:sz w:val="24"/>
+          <w:szCs w:val="24"/>
+          <w:lang w:eastAsia="en-150"/>
+          <w14:ligatures w14:val="none"/>
+        </w:rPr>
+        <w:t>în</w:t>
+      </w:r>
+      <w:proofErr w:type="spellEnd"/>
+      <w:r>
+        <w:rPr>
+          <w:rFonts w:ascii="Times New Roman" w:eastAsia="Times New Roman" w:hAnsi="Times New Roman" w:cs="Times New Roman"/>
+          <w:kern w:val="0"/>
+          <w:sz w:val="24"/>
+          <w:szCs w:val="24"/>
+          <w:lang w:eastAsia="en-150"/>
+          <w14:ligatures w14:val="none"/>
+        </w:rPr>
+        <w:t xml:space="preserve"> </w:t>
+      </w:r>
+      <w:proofErr w:type="spellStart"/>
+      <w:r>
+        <w:rPr>
+          <w:rFonts w:ascii="Times New Roman" w:eastAsia="Times New Roman" w:hAnsi="Times New Roman" w:cs="Times New Roman"/>
+          <w:kern w:val="0"/>
+          <w:sz w:val="24"/>
+          <w:szCs w:val="24"/>
+          <w:lang w:eastAsia="en-150"/>
+          <w14:ligatures w14:val="none"/>
+        </w:rPr>
+        <w:t>mai</w:t>
+      </w:r>
+      <w:proofErr w:type="spellEnd"/>
+      <w:r>
+        <w:rPr>
+          <w:rFonts w:ascii="Times New Roman" w:eastAsia="Times New Roman" w:hAnsi="Times New Roman" w:cs="Times New Roman"/>
+          <w:kern w:val="0"/>
+          <w:sz w:val="24"/>
+          <w:szCs w:val="24"/>
+          <w:lang w:eastAsia="en-150"/>
+          <w14:ligatures w14:val="none"/>
+        </w:rPr>
+        <w:t xml:space="preserve"> </w:t>
+      </w:r>
+      <w:proofErr w:type="spellStart"/>
+      <w:r>
+        <w:rPr>
+          <w:rFonts w:ascii="Times New Roman" w:eastAsia="Times New Roman" w:hAnsi="Times New Roman" w:cs="Times New Roman"/>
+          <w:kern w:val="0"/>
+          <w:sz w:val="24"/>
+          <w:szCs w:val="24"/>
+          <w:lang w:eastAsia="en-150"/>
+          <w14:ligatures w14:val="none"/>
+        </w:rPr>
+        <w:t>multe</w:t>
+      </w:r>
+      <w:proofErr w:type="spellEnd"/>
+      <w:r>
+        <w:rPr>
+          <w:rFonts w:ascii="Times New Roman" w:eastAsia="Times New Roman" w:hAnsi="Times New Roman" w:cs="Times New Roman"/>
+          <w:kern w:val="0"/>
+          <w:sz w:val="24"/>
+          <w:szCs w:val="24"/>
+          <w:lang w:eastAsia="en-150"/>
+          <w14:ligatures w14:val="none"/>
+        </w:rPr>
+        <w:t xml:space="preserve"> </w:t>
+      </w:r>
+      <w:proofErr w:type="spellStart"/>
+      <w:r>
+        <w:rPr>
+          <w:rFonts w:ascii="Times New Roman" w:eastAsia="Times New Roman" w:hAnsi="Times New Roman" w:cs="Times New Roman"/>
+          <w:kern w:val="0"/>
+          <w:sz w:val="24"/>
+          <w:szCs w:val="24"/>
+          <w:lang w:eastAsia="en-150"/>
+          <w14:ligatures w14:val="none"/>
+        </w:rPr>
+        <w:t>tranșe</w:t>
+      </w:r>
+      <w:proofErr w:type="spellEnd"/>
+      <w:r>
+        <w:rPr>
+          <w:rFonts w:ascii="Times New Roman" w:eastAsia="Times New Roman" w:hAnsi="Times New Roman" w:cs="Times New Roman"/>
+          <w:kern w:val="0"/>
+          <w:sz w:val="24"/>
+          <w:szCs w:val="24"/>
+          <w:lang w:eastAsia="en-150"/>
+          <w14:ligatures w14:val="none"/>
+        </w:rPr>
+        <w:t>.</w:t>
+      </w:r>
+    </w:p>
+    <w:p>
+      <w:pPr>
+        <w:spacing w:before="100" w:beforeAutospacing="1" w:after="100" w:afterAutospacing="1" w:line="360" w:lineRule="auto"/>
+        <w:outlineLvl w:val="2"/>
+        <w:rPr>
+          <w:rFonts w:ascii="Times New Roman" w:eastAsia="Times New Roman" w:hAnsi="Times New Roman" w:cs="Times New Roman"/>
+          <w:kern w:val="0"/>
+          <w:sz w:val="28"/>
+          <w:szCs w:val="28"/>
+          <w:lang w:eastAsia="en-150"/>
+          <w14:ligatures w14:val="none"/>
+        </w:rPr>
+      </w:pPr>
+      <w:r>
+        <w:rPr>
+          <w:rFonts w:ascii="Times New Roman" w:eastAsia="Times New Roman" w:hAnsi="Times New Roman" w:cs="Times New Roman"/>
+          <w:kern w:val="0"/>
+          <w:sz w:val="28"/>
+          <w:szCs w:val="28"/>
+          <w:lang w:eastAsia="en-150"/>
+          <w14:ligatures w14:val="none"/>
+        </w:rPr>
+        <w:t xml:space="preserve">3.3. </w:t>
+      </w:r>
+      <w:proofErr w:type="spellStart"/>
+      <w:r>
+        <w:rPr>
+          <w:rFonts w:ascii="Times New Roman" w:eastAsia="Times New Roman" w:hAnsi="Times New Roman" w:cs="Times New Roman"/>
+          <w:kern w:val="0"/>
+          <w:sz w:val="28"/>
+          <w:szCs w:val="28"/>
+          <w:lang w:eastAsia="en-150"/>
+          <w14:ligatures w14:val="none"/>
+        </w:rPr>
+        <w:t>Relațiile</w:t>
+      </w:r>
+      <w:proofErr w:type="spellEnd"/>
+      <w:r>
+        <w:rPr>
+          <w:rFonts w:ascii="Times New Roman" w:eastAsia="Times New Roman" w:hAnsi="Times New Roman" w:cs="Times New Roman"/>
+          <w:kern w:val="0"/>
+          <w:sz w:val="28"/>
+          <w:szCs w:val="28"/>
+          <w:lang w:eastAsia="en-150"/>
+          <w14:ligatures w14:val="none"/>
+        </w:rPr>
+        <w:t xml:space="preserve"> </w:t>
+      </w:r>
+      <w:proofErr w:type="spellStart"/>
+      <w:r>
+        <w:rPr>
+          <w:rFonts w:ascii="Times New Roman" w:eastAsia="Times New Roman" w:hAnsi="Times New Roman" w:cs="Times New Roman"/>
+          <w:kern w:val="0"/>
+          <w:sz w:val="28"/>
+          <w:szCs w:val="28"/>
+          <w:lang w:eastAsia="en-150"/>
+          <w14:ligatures w14:val="none"/>
+        </w:rPr>
+        <w:t>dintre</w:t>
+      </w:r>
+      <w:proofErr w:type="spellEnd"/>
+      <w:r>
+        <w:rPr>
+          <w:rFonts w:ascii="Times New Roman" w:eastAsia="Times New Roman" w:hAnsi="Times New Roman" w:cs="Times New Roman"/>
+          <w:kern w:val="0"/>
+          <w:sz w:val="28"/>
+          <w:szCs w:val="28"/>
+          <w:lang w:eastAsia="en-150"/>
+          <w14:ligatures w14:val="none"/>
+        </w:rPr>
+        <w:t xml:space="preserve"> </w:t>
+      </w:r>
+      <w:proofErr w:type="spellStart"/>
+      <w:r>
+        <w:rPr>
+          <w:rFonts w:ascii="Times New Roman" w:eastAsia="Times New Roman" w:hAnsi="Times New Roman" w:cs="Times New Roman"/>
+          <w:kern w:val="0"/>
+          <w:sz w:val="28"/>
+          <w:szCs w:val="28"/>
+          <w:lang w:eastAsia="en-150"/>
+          <w14:ligatures w14:val="none"/>
+        </w:rPr>
+        <w:t>tabele</w:t>
+      </w:r>
+      <w:proofErr w:type="spellEnd"/>
+    </w:p>
+    <w:p>
+      <w:pPr>
+        <w:spacing w:before="100" w:beforeAutospacing="1" w:after="100" w:afterAutospacing="1" w:line="360" w:lineRule="auto"/>
+        <w:jc w:val="both"/>
+        <w:rPr>
+          <w:rFonts w:ascii="Times New Roman" w:eastAsia="Times New Roman" w:hAnsi="Times New Roman" w:cs="Times New Roman"/>
+          <w:kern w:val="0"/>
+          <w:sz w:val="24"/>
+          <w:szCs w:val="24"/>
+          <w:lang w:eastAsia="en-150"/>
+          <w14:ligatures w14:val="none"/>
+        </w:rPr>
+      </w:pPr>
+      <w:proofErr w:type="spellStart"/>
+      <w:r>
+        <w:rPr>
+          <w:rFonts w:ascii="Times New Roman" w:eastAsia="Times New Roman" w:hAnsi="Times New Roman" w:cs="Times New Roman"/>
+          <w:kern w:val="0"/>
+          <w:sz w:val="24"/>
+          <w:szCs w:val="24"/>
+          <w:lang w:eastAsia="en-150"/>
+          <w14:ligatures w14:val="none"/>
+        </w:rPr>
+        <w:t>Toate</w:t>
+      </w:r>
+      <w:proofErr w:type="spellEnd"/>
+      <w:r>
+        <w:rPr>
+          <w:rFonts w:ascii="Times New Roman" w:eastAsia="Times New Roman" w:hAnsi="Times New Roman" w:cs="Times New Roman"/>
+          <w:kern w:val="0"/>
+          <w:sz w:val="24"/>
+          <w:szCs w:val="24"/>
+          <w:lang w:eastAsia="en-150"/>
+          <w14:ligatures w14:val="none"/>
+        </w:rPr>
+        <w:t xml:space="preserve"> </w:t>
+      </w:r>
+      <w:proofErr w:type="spellStart"/>
+      <w:r>
+        <w:rPr>
+          <w:rFonts w:ascii="Times New Roman" w:eastAsia="Times New Roman" w:hAnsi="Times New Roman" w:cs="Times New Roman"/>
+          <w:kern w:val="0"/>
+          <w:sz w:val="24"/>
+          <w:szCs w:val="24"/>
+          <w:lang w:eastAsia="en-150"/>
+          <w14:ligatures w14:val="none"/>
+        </w:rPr>
+        <w:t>relațiile</w:t>
+      </w:r>
+      <w:proofErr w:type="spellEnd"/>
+      <w:r>
+        <w:rPr>
+          <w:rFonts w:ascii="Times New Roman" w:eastAsia="Times New Roman" w:hAnsi="Times New Roman" w:cs="Times New Roman"/>
+          <w:kern w:val="0"/>
+          <w:sz w:val="24"/>
+          <w:szCs w:val="24"/>
+          <w:lang w:eastAsia="en-150"/>
+          <w14:ligatures w14:val="none"/>
+        </w:rPr>
+        <w:t xml:space="preserve"> sunt de tip </w:t>
+      </w:r>
+      <w:proofErr w:type="spellStart"/>
+      <w:r>
+        <w:rPr>
+          <w:rFonts w:ascii="Times New Roman" w:eastAsia="Times New Roman" w:hAnsi="Times New Roman" w:cs="Times New Roman"/>
+          <w:kern w:val="0"/>
+          <w:sz w:val="24"/>
+          <w:szCs w:val="24"/>
+          <w:lang w:eastAsia="en-150"/>
+          <w14:ligatures w14:val="none"/>
+        </w:rPr>
+        <w:t>unu</w:t>
+      </w:r>
+      <w:proofErr w:type="spellEnd"/>
+      <w:r>
+        <w:rPr>
+          <w:rFonts w:ascii="Times New Roman" w:eastAsia="Times New Roman" w:hAnsi="Times New Roman" w:cs="Times New Roman"/>
+          <w:kern w:val="0"/>
+          <w:sz w:val="24"/>
+          <w:szCs w:val="24"/>
+          <w:lang w:eastAsia="en-150"/>
+          <w14:ligatures w14:val="none"/>
+        </w:rPr>
+        <w:t>-la-</w:t>
+      </w:r>
+      <w:proofErr w:type="spellStart"/>
+      <w:r>
+        <w:rPr>
+          <w:rFonts w:ascii="Times New Roman" w:eastAsia="Times New Roman" w:hAnsi="Times New Roman" w:cs="Times New Roman"/>
+          <w:kern w:val="0"/>
+          <w:sz w:val="24"/>
+          <w:szCs w:val="24"/>
+          <w:lang w:eastAsia="en-150"/>
+          <w14:ligatures w14:val="none"/>
+        </w:rPr>
+        <w:t>mulți</w:t>
+      </w:r>
+      <w:proofErr w:type="spellEnd"/>
+      <w:r>
+        <w:rPr>
+          <w:rFonts w:ascii="Times New Roman" w:eastAsia="Times New Roman" w:hAnsi="Times New Roman" w:cs="Times New Roman"/>
+          <w:kern w:val="0"/>
+          <w:sz w:val="24"/>
+          <w:szCs w:val="24"/>
+          <w:lang w:eastAsia="en-150"/>
+          <w14:ligatures w14:val="none"/>
+        </w:rPr>
+        <w:t xml:space="preserve"> </w:t>
+      </w:r>
+      <w:proofErr w:type="spellStart"/>
+      <w:r>
+        <w:rPr>
+          <w:rFonts w:ascii="Times New Roman" w:eastAsia="Times New Roman" w:hAnsi="Times New Roman" w:cs="Times New Roman"/>
+          <w:kern w:val="0"/>
+          <w:sz w:val="24"/>
+          <w:szCs w:val="24"/>
+          <w:lang w:eastAsia="en-150"/>
+          <w14:ligatures w14:val="none"/>
+        </w:rPr>
+        <w:t>și</w:t>
+      </w:r>
+      <w:proofErr w:type="spellEnd"/>
+      <w:r>
+        <w:rPr>
+          <w:rFonts w:ascii="Times New Roman" w:eastAsia="Times New Roman" w:hAnsi="Times New Roman" w:cs="Times New Roman"/>
+          <w:kern w:val="0"/>
+          <w:sz w:val="24"/>
+          <w:szCs w:val="24"/>
+          <w:lang w:eastAsia="en-150"/>
+          <w14:ligatures w14:val="none"/>
+        </w:rPr>
+        <w:t xml:space="preserve"> sunt </w:t>
+      </w:r>
+      <w:proofErr w:type="spellStart"/>
+      <w:r>
+        <w:rPr>
+          <w:rFonts w:ascii="Times New Roman" w:eastAsia="Times New Roman" w:hAnsi="Times New Roman" w:cs="Times New Roman"/>
+          <w:kern w:val="0"/>
+          <w:sz w:val="24"/>
+          <w:szCs w:val="24"/>
+          <w:lang w:eastAsia="en-150"/>
+          <w14:ligatures w14:val="none"/>
+        </w:rPr>
+        <w:t>realizate</w:t>
+      </w:r>
+      <w:proofErr w:type="spellEnd"/>
+      <w:r>
+        <w:rPr>
+          <w:rFonts w:ascii="Times New Roman" w:eastAsia="Times New Roman" w:hAnsi="Times New Roman" w:cs="Times New Roman"/>
+          <w:kern w:val="0"/>
+          <w:sz w:val="24"/>
+          <w:szCs w:val="24"/>
+          <w:lang w:eastAsia="en-150"/>
+          <w14:ligatures w14:val="none"/>
+        </w:rPr>
+        <w:t xml:space="preserve"> </w:t>
+      </w:r>
+      <w:proofErr w:type="spellStart"/>
+      <w:r>
+        <w:rPr>
+          <w:rFonts w:ascii="Times New Roman" w:eastAsia="Times New Roman" w:hAnsi="Times New Roman" w:cs="Times New Roman"/>
+          <w:kern w:val="0"/>
+          <w:sz w:val="24"/>
+          <w:szCs w:val="24"/>
+          <w:lang w:eastAsia="en-150"/>
+          <w14:ligatures w14:val="none"/>
+        </w:rPr>
+        <w:t>prin</w:t>
+      </w:r>
+      <w:proofErr w:type="spellEnd"/>
+      <w:r>
+        <w:rPr>
+          <w:rFonts w:ascii="Times New Roman" w:eastAsia="Times New Roman" w:hAnsi="Times New Roman" w:cs="Times New Roman"/>
+          <w:kern w:val="0"/>
+          <w:sz w:val="24"/>
+          <w:szCs w:val="24"/>
+          <w:lang w:eastAsia="en-150"/>
+          <w14:ligatures w14:val="none"/>
+        </w:rPr>
+        <w:t xml:space="preserve"> </w:t>
+      </w:r>
+      <w:proofErr w:type="spellStart"/>
+      <w:r>
+        <w:rPr>
+          <w:rFonts w:ascii="Times New Roman" w:eastAsia="Times New Roman" w:hAnsi="Times New Roman" w:cs="Times New Roman"/>
+          <w:kern w:val="0"/>
+          <w:sz w:val="24"/>
+          <w:szCs w:val="24"/>
+          <w:lang w:eastAsia="en-150"/>
+          <w14:ligatures w14:val="none"/>
+        </w:rPr>
+        <w:t>chei</w:t>
+      </w:r>
+      <w:proofErr w:type="spellEnd"/>
+      <w:r>
+        <w:rPr>
+          <w:rFonts w:ascii="Times New Roman" w:eastAsia="Times New Roman" w:hAnsi="Times New Roman" w:cs="Times New Roman"/>
+          <w:kern w:val="0"/>
+          <w:sz w:val="24"/>
+          <w:szCs w:val="24"/>
+          <w:lang w:eastAsia="en-150"/>
+          <w14:ligatures w14:val="none"/>
+        </w:rPr>
+        <w:t xml:space="preserve"> </w:t>
+      </w:r>
+      <w:proofErr w:type="spellStart"/>
+      <w:r>
+        <w:rPr>
+          <w:rFonts w:ascii="Times New Roman" w:eastAsia="Times New Roman" w:hAnsi="Times New Roman" w:cs="Times New Roman"/>
+          <w:kern w:val="0"/>
+          <w:sz w:val="24"/>
+          <w:szCs w:val="24"/>
+          <w:lang w:eastAsia="en-150"/>
+          <w14:ligatures w14:val="none"/>
+        </w:rPr>
+        <w:t>străine</w:t>
+      </w:r>
+      <w:proofErr w:type="spellEnd"/>
+      <w:r>
+        <w:rPr>
+          <w:rFonts w:ascii="Times New Roman" w:eastAsia="Times New Roman" w:hAnsi="Times New Roman" w:cs="Times New Roman"/>
+          <w:kern w:val="0"/>
+          <w:sz w:val="24"/>
+          <w:szCs w:val="24"/>
+          <w:lang w:eastAsia="en-150"/>
+          <w14:ligatures w14:val="none"/>
+        </w:rPr>
+        <w:t xml:space="preserve">. </w:t>
+      </w:r>
+      <w:proofErr w:type="spellStart"/>
+      <w:r>
+        <w:rPr>
+          <w:rFonts w:ascii="Times New Roman" w:eastAsia="Times New Roman" w:hAnsi="Times New Roman" w:cs="Times New Roman"/>
+          <w:kern w:val="0"/>
+          <w:sz w:val="24"/>
+          <w:szCs w:val="24"/>
+          <w:lang w:eastAsia="en-150"/>
+          <w14:ligatures w14:val="none"/>
+        </w:rPr>
+        <w:t>Categoria</w:t>
+      </w:r>
+      <w:proofErr w:type="spellEnd"/>
+      <w:r>
+        <w:rPr>
+          <w:rFonts w:ascii="Times New Roman" w:eastAsia="Times New Roman" w:hAnsi="Times New Roman" w:cs="Times New Roman"/>
+          <w:kern w:val="0"/>
+          <w:sz w:val="24"/>
+          <w:szCs w:val="24"/>
+          <w:lang w:eastAsia="en-150"/>
+          <w14:ligatures w14:val="none"/>
+        </w:rPr>
+        <w:t xml:space="preserve"> are </w:t>
+      </w:r>
+      <w:proofErr w:type="spellStart"/>
+      <w:r>
+        <w:rPr>
+          <w:rFonts w:ascii="Times New Roman" w:eastAsia="Times New Roman" w:hAnsi="Times New Roman" w:cs="Times New Roman"/>
+          <w:kern w:val="0"/>
+          <w:sz w:val="24"/>
+          <w:szCs w:val="24"/>
+          <w:lang w:eastAsia="en-150"/>
+          <w14:ligatures w14:val="none"/>
+        </w:rPr>
+        <w:t>mai</w:t>
+      </w:r>
+      <w:proofErr w:type="spellEnd"/>
+      <w:r>
+        <w:rPr>
+          <w:rFonts w:ascii="Times New Roman" w:eastAsia="Times New Roman" w:hAnsi="Times New Roman" w:cs="Times New Roman"/>
+          <w:kern w:val="0"/>
+          <w:sz w:val="24"/>
+          <w:szCs w:val="24"/>
+          <w:lang w:eastAsia="en-150"/>
+          <w14:ligatures w14:val="none"/>
+        </w:rPr>
+        <w:t xml:space="preserve"> </w:t>
+      </w:r>
+      <w:proofErr w:type="spellStart"/>
+      <w:r>
+        <w:rPr>
+          <w:rFonts w:ascii="Times New Roman" w:eastAsia="Times New Roman" w:hAnsi="Times New Roman" w:cs="Times New Roman"/>
+          <w:kern w:val="0"/>
+          <w:sz w:val="24"/>
+          <w:szCs w:val="24"/>
+          <w:lang w:eastAsia="en-150"/>
+          <w14:ligatures w14:val="none"/>
+        </w:rPr>
+        <w:t>multe</w:t>
+      </w:r>
+      <w:proofErr w:type="spellEnd"/>
+      <w:r>
+        <w:rPr>
+          <w:rFonts w:ascii="Times New Roman" w:eastAsia="Times New Roman" w:hAnsi="Times New Roman" w:cs="Times New Roman"/>
+          <w:kern w:val="0"/>
+          <w:sz w:val="24"/>
+          <w:szCs w:val="24"/>
+          <w:lang w:eastAsia="en-150"/>
+          <w14:ligatures w14:val="none"/>
+        </w:rPr>
+        <w:t xml:space="preserve"> </w:t>
+      </w:r>
+      <w:proofErr w:type="spellStart"/>
+      <w:r>
+        <w:rPr>
+          <w:rFonts w:ascii="Times New Roman" w:eastAsia="Times New Roman" w:hAnsi="Times New Roman" w:cs="Times New Roman"/>
+          <w:kern w:val="0"/>
+          <w:sz w:val="24"/>
+          <w:szCs w:val="24"/>
+          <w:lang w:eastAsia="en-150"/>
+          <w14:ligatures w14:val="none"/>
+        </w:rPr>
+        <w:t>cursuri</w:t>
+      </w:r>
+      <w:proofErr w:type="spellEnd"/>
+      <w:r>
+        <w:rPr>
+          <w:rFonts w:ascii="Times New Roman" w:eastAsia="Times New Roman" w:hAnsi="Times New Roman" w:cs="Times New Roman"/>
+          <w:kern w:val="0"/>
+          <w:sz w:val="24"/>
+          <w:szCs w:val="24"/>
+          <w:lang w:eastAsia="en-150"/>
+          <w14:ligatures w14:val="none"/>
+        </w:rPr>
+        <w:t xml:space="preserve"> </w:t>
+      </w:r>
+      <w:proofErr w:type="spellStart"/>
+      <w:r>
+        <w:rPr>
+          <w:rFonts w:ascii="Times New Roman" w:eastAsia="Times New Roman" w:hAnsi="Times New Roman" w:cs="Times New Roman"/>
+          <w:kern w:val="0"/>
+          <w:sz w:val="24"/>
+          <w:szCs w:val="24"/>
+          <w:lang w:eastAsia="en-150"/>
+          <w14:ligatures w14:val="none"/>
+        </w:rPr>
+        <w:t>și</w:t>
+      </w:r>
+      <w:proofErr w:type="spellEnd"/>
+      <w:r>
+        <w:rPr>
+          <w:rFonts w:ascii="Times New Roman" w:eastAsia="Times New Roman" w:hAnsi="Times New Roman" w:cs="Times New Roman"/>
+          <w:kern w:val="0"/>
+          <w:sz w:val="24"/>
+          <w:szCs w:val="24"/>
+          <w:lang w:eastAsia="en-150"/>
+          <w14:ligatures w14:val="none"/>
+        </w:rPr>
+        <w:t xml:space="preserve"> </w:t>
+      </w:r>
+      <w:proofErr w:type="spellStart"/>
+      <w:r>
+        <w:rPr>
+          <w:rFonts w:ascii="Times New Roman" w:eastAsia="Times New Roman" w:hAnsi="Times New Roman" w:cs="Times New Roman"/>
+          <w:kern w:val="0"/>
+          <w:sz w:val="24"/>
+          <w:szCs w:val="24"/>
+          <w:lang w:eastAsia="en-150"/>
+          <w14:ligatures w14:val="none"/>
+        </w:rPr>
+        <w:t>vehicule</w:t>
+      </w:r>
+      <w:proofErr w:type="spellEnd"/>
+      <w:r>
+        <w:rPr>
+          <w:rFonts w:ascii="Times New Roman" w:eastAsia="Times New Roman" w:hAnsi="Times New Roman" w:cs="Times New Roman"/>
+          <w:kern w:val="0"/>
+          <w:sz w:val="24"/>
+          <w:szCs w:val="24"/>
+          <w:lang w:eastAsia="en-150"/>
+          <w14:ligatures w14:val="none"/>
+        </w:rPr>
+        <w:t xml:space="preserve">, </w:t>
+      </w:r>
+      <w:proofErr w:type="spellStart"/>
+      <w:r>
+        <w:rPr>
+          <w:rFonts w:ascii="Times New Roman" w:eastAsia="Times New Roman" w:hAnsi="Times New Roman" w:cs="Times New Roman"/>
+          <w:kern w:val="0"/>
+          <w:sz w:val="24"/>
+          <w:szCs w:val="24"/>
+          <w:lang w:eastAsia="en-150"/>
+          <w14:ligatures w14:val="none"/>
+        </w:rPr>
+        <w:t>iar</w:t>
+      </w:r>
+      <w:proofErr w:type="spellEnd"/>
+      <w:r>
+        <w:rPr>
+          <w:rFonts w:ascii="Times New Roman" w:eastAsia="Times New Roman" w:hAnsi="Times New Roman" w:cs="Times New Roman"/>
+          <w:kern w:val="0"/>
+          <w:sz w:val="24"/>
+          <w:szCs w:val="24"/>
+          <w:lang w:eastAsia="en-150"/>
+          <w14:ligatures w14:val="none"/>
+        </w:rPr>
+        <w:t xml:space="preserve"> </w:t>
+      </w:r>
+      <w:proofErr w:type="spellStart"/>
+      <w:r>
+        <w:rPr>
+          <w:rFonts w:ascii="Times New Roman" w:eastAsia="Times New Roman" w:hAnsi="Times New Roman" w:cs="Times New Roman"/>
+          <w:kern w:val="0"/>
+          <w:sz w:val="24"/>
+          <w:szCs w:val="24"/>
+          <w:lang w:eastAsia="en-150"/>
+          <w14:ligatures w14:val="none"/>
+        </w:rPr>
+        <w:t>instructorul</w:t>
+      </w:r>
+      <w:proofErr w:type="spellEnd"/>
+      <w:r>
+        <w:rPr>
+          <w:rFonts w:ascii="Times New Roman" w:eastAsia="Times New Roman" w:hAnsi="Times New Roman" w:cs="Times New Roman"/>
+          <w:kern w:val="0"/>
+          <w:sz w:val="24"/>
+          <w:szCs w:val="24"/>
+          <w:lang w:eastAsia="en-150"/>
+          <w14:ligatures w14:val="none"/>
+        </w:rPr>
+        <w:t xml:space="preserve"> </w:t>
+      </w:r>
+      <w:proofErr w:type="spellStart"/>
+      <w:r>
+        <w:rPr>
+          <w:rFonts w:ascii="Times New Roman" w:eastAsia="Times New Roman" w:hAnsi="Times New Roman" w:cs="Times New Roman"/>
+          <w:kern w:val="0"/>
+          <w:sz w:val="24"/>
+          <w:szCs w:val="24"/>
+          <w:lang w:eastAsia="en-150"/>
+          <w14:ligatures w14:val="none"/>
+        </w:rPr>
+        <w:t>poate</w:t>
+      </w:r>
+      <w:proofErr w:type="spellEnd"/>
+      <w:r>
+        <w:rPr>
+          <w:rFonts w:ascii="Times New Roman" w:eastAsia="Times New Roman" w:hAnsi="Times New Roman" w:cs="Times New Roman"/>
+          <w:kern w:val="0"/>
+          <w:sz w:val="24"/>
+          <w:szCs w:val="24"/>
+          <w:lang w:eastAsia="en-150"/>
+          <w14:ligatures w14:val="none"/>
+        </w:rPr>
+        <w:t xml:space="preserve"> </w:t>
+      </w:r>
+      <w:proofErr w:type="spellStart"/>
+      <w:r>
+        <w:rPr>
+          <w:rFonts w:ascii="Times New Roman" w:eastAsia="Times New Roman" w:hAnsi="Times New Roman" w:cs="Times New Roman"/>
+          <w:kern w:val="0"/>
+          <w:sz w:val="24"/>
+          <w:szCs w:val="24"/>
+          <w:lang w:eastAsia="en-150"/>
+          <w14:ligatures w14:val="none"/>
+        </w:rPr>
+        <w:t>avea</w:t>
+      </w:r>
+      <w:proofErr w:type="spellEnd"/>
+      <w:r>
+        <w:rPr>
+          <w:rFonts w:ascii="Times New Roman" w:eastAsia="Times New Roman" w:hAnsi="Times New Roman" w:cs="Times New Roman"/>
+          <w:kern w:val="0"/>
+          <w:sz w:val="24"/>
+          <w:szCs w:val="24"/>
+          <w:lang w:eastAsia="en-150"/>
+          <w14:ligatures w14:val="none"/>
+        </w:rPr>
+        <w:t xml:space="preserve"> </w:t>
+      </w:r>
+      <w:proofErr w:type="spellStart"/>
+      <w:r>
+        <w:rPr>
+          <w:rFonts w:ascii="Times New Roman" w:eastAsia="Times New Roman" w:hAnsi="Times New Roman" w:cs="Times New Roman"/>
+          <w:kern w:val="0"/>
+          <w:sz w:val="24"/>
+          <w:szCs w:val="24"/>
+          <w:lang w:eastAsia="en-150"/>
+          <w14:ligatures w14:val="none"/>
+        </w:rPr>
+        <w:t>vehicule</w:t>
+      </w:r>
+      <w:proofErr w:type="spellEnd"/>
+      <w:r>
+        <w:rPr>
+          <w:rFonts w:ascii="Times New Roman" w:eastAsia="Times New Roman" w:hAnsi="Times New Roman" w:cs="Times New Roman"/>
+          <w:kern w:val="0"/>
+          <w:sz w:val="24"/>
+          <w:szCs w:val="24"/>
+          <w:lang w:eastAsia="en-150"/>
+          <w14:ligatures w14:val="none"/>
+        </w:rPr>
+        <w:t xml:space="preserve"> </w:t>
+      </w:r>
+      <w:proofErr w:type="spellStart"/>
+      <w:r>
+        <w:rPr>
+          <w:rFonts w:ascii="Times New Roman" w:eastAsia="Times New Roman" w:hAnsi="Times New Roman" w:cs="Times New Roman"/>
+          <w:kern w:val="0"/>
+          <w:sz w:val="24"/>
+          <w:szCs w:val="24"/>
+          <w:lang w:eastAsia="en-150"/>
+          <w14:ligatures w14:val="none"/>
+        </w:rPr>
+        <w:t>atribuite</w:t>
+      </w:r>
+      <w:proofErr w:type="spellEnd"/>
+      <w:r>
+        <w:rPr>
+          <w:rFonts w:ascii="Times New Roman" w:eastAsia="Times New Roman" w:hAnsi="Times New Roman" w:cs="Times New Roman"/>
+          <w:kern w:val="0"/>
+          <w:sz w:val="24"/>
+          <w:szCs w:val="24"/>
+          <w:lang w:eastAsia="en-150"/>
+          <w14:ligatures w14:val="none"/>
+        </w:rPr>
+        <w:t xml:space="preserve"> </w:t>
+      </w:r>
+      <w:proofErr w:type="spellStart"/>
+      <w:r>
+        <w:rPr>
+          <w:rFonts w:ascii="Times New Roman" w:eastAsia="Times New Roman" w:hAnsi="Times New Roman" w:cs="Times New Roman"/>
+          <w:kern w:val="0"/>
+          <w:sz w:val="24"/>
+          <w:szCs w:val="24"/>
+          <w:lang w:eastAsia="en-150"/>
+          <w14:ligatures w14:val="none"/>
+        </w:rPr>
+        <w:t>și</w:t>
+      </w:r>
+      <w:proofErr w:type="spellEnd"/>
+      <w:r>
+        <w:rPr>
+          <w:rFonts w:ascii="Times New Roman" w:eastAsia="Times New Roman" w:hAnsi="Times New Roman" w:cs="Times New Roman"/>
+          <w:kern w:val="0"/>
+          <w:sz w:val="24"/>
+          <w:szCs w:val="24"/>
+          <w:lang w:eastAsia="en-150"/>
+          <w14:ligatures w14:val="none"/>
+        </w:rPr>
+        <w:t xml:space="preserve"> </w:t>
+      </w:r>
+      <w:proofErr w:type="spellStart"/>
+      <w:r>
+        <w:rPr>
+          <w:rFonts w:ascii="Times New Roman" w:eastAsia="Times New Roman" w:hAnsi="Times New Roman" w:cs="Times New Roman"/>
+          <w:kern w:val="0"/>
+          <w:sz w:val="24"/>
+          <w:szCs w:val="24"/>
+          <w:lang w:eastAsia="en-150"/>
+          <w14:ligatures w14:val="none"/>
+        </w:rPr>
+        <w:t>poate</w:t>
+      </w:r>
+      <w:proofErr w:type="spellEnd"/>
+      <w:r>
+        <w:rPr>
+          <w:rFonts w:ascii="Times New Roman" w:eastAsia="Times New Roman" w:hAnsi="Times New Roman" w:cs="Times New Roman"/>
+          <w:kern w:val="0"/>
+          <w:sz w:val="24"/>
+          <w:szCs w:val="24"/>
+          <w:lang w:eastAsia="en-150"/>
+          <w14:ligatures w14:val="none"/>
+        </w:rPr>
+        <w:t xml:space="preserve"> </w:t>
+      </w:r>
+      <w:proofErr w:type="spellStart"/>
+      <w:r>
+        <w:rPr>
+          <w:rFonts w:ascii="Times New Roman" w:eastAsia="Times New Roman" w:hAnsi="Times New Roman" w:cs="Times New Roman"/>
+          <w:kern w:val="0"/>
+          <w:sz w:val="24"/>
+          <w:szCs w:val="24"/>
+          <w:lang w:eastAsia="en-150"/>
+          <w14:ligatures w14:val="none"/>
+        </w:rPr>
+        <w:t>preda</w:t>
+      </w:r>
+      <w:proofErr w:type="spellEnd"/>
+      <w:r>
+        <w:rPr>
+          <w:rFonts w:ascii="Times New Roman" w:eastAsia="Times New Roman" w:hAnsi="Times New Roman" w:cs="Times New Roman"/>
+          <w:kern w:val="0"/>
+          <w:sz w:val="24"/>
+          <w:szCs w:val="24"/>
+          <w:lang w:eastAsia="en-150"/>
+          <w14:ligatures w14:val="none"/>
+        </w:rPr>
+        <w:t xml:space="preserve"> </w:t>
+      </w:r>
+      <w:proofErr w:type="spellStart"/>
+      <w:r>
+        <w:rPr>
+          <w:rFonts w:ascii="Times New Roman" w:eastAsia="Times New Roman" w:hAnsi="Times New Roman" w:cs="Times New Roman"/>
+          <w:kern w:val="0"/>
+          <w:sz w:val="24"/>
+          <w:szCs w:val="24"/>
+          <w:lang w:eastAsia="en-150"/>
+          <w14:ligatures w14:val="none"/>
+        </w:rPr>
+        <w:t>sau</w:t>
+      </w:r>
+      <w:proofErr w:type="spellEnd"/>
+      <w:r>
+        <w:rPr>
+          <w:rFonts w:ascii="Times New Roman" w:eastAsia="Times New Roman" w:hAnsi="Times New Roman" w:cs="Times New Roman"/>
+          <w:kern w:val="0"/>
+          <w:sz w:val="24"/>
+          <w:szCs w:val="24"/>
+          <w:lang w:eastAsia="en-150"/>
+          <w14:ligatures w14:val="none"/>
+        </w:rPr>
+        <w:t xml:space="preserve"> conduce </w:t>
+      </w:r>
+      <w:proofErr w:type="spellStart"/>
+      <w:r>
+        <w:rPr>
+          <w:rFonts w:ascii="Times New Roman" w:eastAsia="Times New Roman" w:hAnsi="Times New Roman" w:cs="Times New Roman"/>
+          <w:kern w:val="0"/>
+          <w:sz w:val="24"/>
+          <w:szCs w:val="24"/>
+          <w:lang w:eastAsia="en-150"/>
+          <w14:ligatures w14:val="none"/>
+        </w:rPr>
+        <w:t>mai</w:t>
+      </w:r>
+      <w:proofErr w:type="spellEnd"/>
+      <w:r>
+        <w:rPr>
+          <w:rFonts w:ascii="Times New Roman" w:eastAsia="Times New Roman" w:hAnsi="Times New Roman" w:cs="Times New Roman"/>
+          <w:kern w:val="0"/>
+          <w:sz w:val="24"/>
+          <w:szCs w:val="24"/>
+          <w:lang w:eastAsia="en-150"/>
+          <w14:ligatures w14:val="none"/>
+        </w:rPr>
+        <w:t xml:space="preserve"> </w:t>
+      </w:r>
+      <w:proofErr w:type="spellStart"/>
+      <w:r>
+        <w:rPr>
+          <w:rFonts w:ascii="Times New Roman" w:eastAsia="Times New Roman" w:hAnsi="Times New Roman" w:cs="Times New Roman"/>
+          <w:kern w:val="0"/>
+          <w:sz w:val="24"/>
+          <w:szCs w:val="24"/>
+          <w:lang w:eastAsia="en-150"/>
+          <w14:ligatures w14:val="none"/>
+        </w:rPr>
+        <w:t>multe</w:t>
+      </w:r>
+      <w:proofErr w:type="spellEnd"/>
+      <w:r>
+        <w:rPr>
+          <w:rFonts w:ascii="Times New Roman" w:eastAsia="Times New Roman" w:hAnsi="Times New Roman" w:cs="Times New Roman"/>
+          <w:kern w:val="0"/>
+          <w:sz w:val="24"/>
+          <w:szCs w:val="24"/>
+          <w:lang w:eastAsia="en-150"/>
+          <w14:ligatures w14:val="none"/>
+        </w:rPr>
+        <w:t xml:space="preserve"> </w:t>
+      </w:r>
+      <w:proofErr w:type="spellStart"/>
+      <w:r>
+        <w:rPr>
+          <w:rFonts w:ascii="Times New Roman" w:eastAsia="Times New Roman" w:hAnsi="Times New Roman" w:cs="Times New Roman"/>
+          <w:kern w:val="0"/>
+          <w:sz w:val="24"/>
+          <w:szCs w:val="24"/>
+          <w:lang w:eastAsia="en-150"/>
+          <w14:ligatures w14:val="none"/>
+        </w:rPr>
+        <w:t>ședințe</w:t>
+      </w:r>
+      <w:proofErr w:type="spellEnd"/>
+      <w:r>
+        <w:rPr>
+          <w:rFonts w:ascii="Times New Roman" w:eastAsia="Times New Roman" w:hAnsi="Times New Roman" w:cs="Times New Roman"/>
+          <w:kern w:val="0"/>
+          <w:sz w:val="24"/>
+          <w:szCs w:val="24"/>
+          <w:lang w:eastAsia="en-150"/>
+          <w14:ligatures w14:val="none"/>
+        </w:rPr>
+        <w:t xml:space="preserve">. Un </w:t>
+      </w:r>
+      <w:proofErr w:type="spellStart"/>
+      <w:r>
+        <w:rPr>
+          <w:rFonts w:ascii="Times New Roman" w:eastAsia="Times New Roman" w:hAnsi="Times New Roman" w:cs="Times New Roman"/>
+          <w:kern w:val="0"/>
+          <w:sz w:val="24"/>
+          <w:szCs w:val="24"/>
+          <w:lang w:eastAsia="en-150"/>
+          <w14:ligatures w14:val="none"/>
+        </w:rPr>
+        <w:t>cursant</w:t>
+      </w:r>
+      <w:proofErr w:type="spellEnd"/>
+      <w:r>
+        <w:rPr>
+          <w:rFonts w:ascii="Times New Roman" w:eastAsia="Times New Roman" w:hAnsi="Times New Roman" w:cs="Times New Roman"/>
+          <w:kern w:val="0"/>
+          <w:sz w:val="24"/>
+          <w:szCs w:val="24"/>
+          <w:lang w:eastAsia="en-150"/>
+          <w14:ligatures w14:val="none"/>
+        </w:rPr>
+        <w:t xml:space="preserve"> se </w:t>
+      </w:r>
+      <w:proofErr w:type="spellStart"/>
+      <w:r>
+        <w:rPr>
+          <w:rFonts w:ascii="Times New Roman" w:eastAsia="Times New Roman" w:hAnsi="Times New Roman" w:cs="Times New Roman"/>
+          <w:kern w:val="0"/>
+          <w:sz w:val="24"/>
+          <w:szCs w:val="24"/>
+          <w:lang w:eastAsia="en-150"/>
+          <w14:ligatures w14:val="none"/>
+        </w:rPr>
+        <w:t>poate</w:t>
+      </w:r>
+      <w:proofErr w:type="spellEnd"/>
+      <w:r>
+        <w:rPr>
+          <w:rFonts w:ascii="Times New Roman" w:eastAsia="Times New Roman" w:hAnsi="Times New Roman" w:cs="Times New Roman"/>
+          <w:kern w:val="0"/>
+          <w:sz w:val="24"/>
+          <w:szCs w:val="24"/>
+          <w:lang w:eastAsia="en-150"/>
+          <w14:ligatures w14:val="none"/>
+        </w:rPr>
+        <w:t xml:space="preserve"> </w:t>
+      </w:r>
+      <w:proofErr w:type="spellStart"/>
+      <w:r>
+        <w:rPr>
+          <w:rFonts w:ascii="Times New Roman" w:eastAsia="Times New Roman" w:hAnsi="Times New Roman" w:cs="Times New Roman"/>
+          <w:kern w:val="0"/>
+          <w:sz w:val="24"/>
+          <w:szCs w:val="24"/>
+          <w:lang w:eastAsia="en-150"/>
+          <w14:ligatures w14:val="none"/>
+        </w:rPr>
+        <w:t>înscrie</w:t>
+      </w:r>
+      <w:proofErr w:type="spellEnd"/>
+      <w:r>
+        <w:rPr>
+          <w:rFonts w:ascii="Times New Roman" w:eastAsia="Times New Roman" w:hAnsi="Times New Roman" w:cs="Times New Roman"/>
+          <w:kern w:val="0"/>
+          <w:sz w:val="24"/>
+          <w:szCs w:val="24"/>
+          <w:lang w:eastAsia="en-150"/>
+          <w14:ligatures w14:val="none"/>
+        </w:rPr>
+        <w:t xml:space="preserve"> la </w:t>
+      </w:r>
+      <w:proofErr w:type="spellStart"/>
+      <w:r>
+        <w:rPr>
+          <w:rFonts w:ascii="Times New Roman" w:eastAsia="Times New Roman" w:hAnsi="Times New Roman" w:cs="Times New Roman"/>
+          <w:kern w:val="0"/>
+          <w:sz w:val="24"/>
+          <w:szCs w:val="24"/>
+          <w:lang w:eastAsia="en-150"/>
+          <w14:ligatures w14:val="none"/>
+        </w:rPr>
+        <w:t>mai</w:t>
+      </w:r>
+      <w:proofErr w:type="spellEnd"/>
+      <w:r>
+        <w:rPr>
+          <w:rFonts w:ascii="Times New Roman" w:eastAsia="Times New Roman" w:hAnsi="Times New Roman" w:cs="Times New Roman"/>
+          <w:kern w:val="0"/>
+          <w:sz w:val="24"/>
+          <w:szCs w:val="24"/>
+          <w:lang w:eastAsia="en-150"/>
+          <w14:ligatures w14:val="none"/>
+        </w:rPr>
+        <w:t xml:space="preserve"> </w:t>
+      </w:r>
+      <w:proofErr w:type="spellStart"/>
+      <w:r>
+        <w:rPr>
+          <w:rFonts w:ascii="Times New Roman" w:eastAsia="Times New Roman" w:hAnsi="Times New Roman" w:cs="Times New Roman"/>
+          <w:kern w:val="0"/>
+          <w:sz w:val="24"/>
+          <w:szCs w:val="24"/>
+          <w:lang w:eastAsia="en-150"/>
+          <w14:ligatures w14:val="none"/>
+        </w:rPr>
+        <w:t>multe</w:t>
+      </w:r>
+      <w:proofErr w:type="spellEnd"/>
+      <w:r>
+        <w:rPr>
+          <w:rFonts w:ascii="Times New Roman" w:eastAsia="Times New Roman" w:hAnsi="Times New Roman" w:cs="Times New Roman"/>
+          <w:kern w:val="0"/>
+          <w:sz w:val="24"/>
+          <w:szCs w:val="24"/>
+          <w:lang w:eastAsia="en-150"/>
+          <w14:ligatures w14:val="none"/>
+        </w:rPr>
+        <w:t xml:space="preserve"> </w:t>
+      </w:r>
+      <w:proofErr w:type="spellStart"/>
+      <w:r>
+        <w:rPr>
+          <w:rFonts w:ascii="Times New Roman" w:eastAsia="Times New Roman" w:hAnsi="Times New Roman" w:cs="Times New Roman"/>
+          <w:kern w:val="0"/>
+          <w:sz w:val="24"/>
+          <w:szCs w:val="24"/>
+          <w:lang w:eastAsia="en-150"/>
+          <w14:ligatures w14:val="none"/>
+        </w:rPr>
+        <w:t>cursuri</w:t>
+      </w:r>
+      <w:proofErr w:type="spellEnd"/>
+      <w:r>
+        <w:rPr>
+          <w:rFonts w:ascii="Times New Roman" w:eastAsia="Times New Roman" w:hAnsi="Times New Roman" w:cs="Times New Roman"/>
+          <w:kern w:val="0"/>
+          <w:sz w:val="24"/>
+          <w:szCs w:val="24"/>
+          <w:lang w:eastAsia="en-150"/>
+          <w14:ligatures w14:val="none"/>
+        </w:rPr>
+        <w:t xml:space="preserve">, </w:t>
+      </w:r>
+      <w:proofErr w:type="spellStart"/>
+      <w:r>
+        <w:rPr>
+          <w:rFonts w:ascii="Times New Roman" w:eastAsia="Times New Roman" w:hAnsi="Times New Roman" w:cs="Times New Roman"/>
+          <w:kern w:val="0"/>
+          <w:sz w:val="24"/>
+          <w:szCs w:val="24"/>
+          <w:lang w:eastAsia="en-150"/>
+          <w14:ligatures w14:val="none"/>
+        </w:rPr>
+        <w:t>iar</w:t>
+      </w:r>
+      <w:proofErr w:type="spellEnd"/>
+      <w:r>
+        <w:rPr>
+          <w:rFonts w:ascii="Times New Roman" w:eastAsia="Times New Roman" w:hAnsi="Times New Roman" w:cs="Times New Roman"/>
+          <w:kern w:val="0"/>
+          <w:sz w:val="24"/>
+          <w:szCs w:val="24"/>
+          <w:lang w:eastAsia="en-150"/>
+          <w14:ligatures w14:val="none"/>
+        </w:rPr>
+        <w:t xml:space="preserve"> un curs are </w:t>
+      </w:r>
+      <w:proofErr w:type="spellStart"/>
+      <w:r>
+        <w:rPr>
+          <w:rFonts w:ascii="Times New Roman" w:eastAsia="Times New Roman" w:hAnsi="Times New Roman" w:cs="Times New Roman"/>
+          <w:kern w:val="0"/>
+          <w:sz w:val="24"/>
+          <w:szCs w:val="24"/>
+          <w:lang w:eastAsia="en-150"/>
+          <w14:ligatures w14:val="none"/>
+        </w:rPr>
+        <w:t>mai</w:t>
+      </w:r>
+      <w:proofErr w:type="spellEnd"/>
+      <w:r>
+        <w:rPr>
+          <w:rFonts w:ascii="Times New Roman" w:eastAsia="Times New Roman" w:hAnsi="Times New Roman" w:cs="Times New Roman"/>
+          <w:kern w:val="0"/>
+          <w:sz w:val="24"/>
+          <w:szCs w:val="24"/>
+          <w:lang w:eastAsia="en-150"/>
+          <w14:ligatures w14:val="none"/>
+        </w:rPr>
+        <w:t xml:space="preserve"> </w:t>
+      </w:r>
+      <w:proofErr w:type="spellStart"/>
+      <w:r>
+        <w:rPr>
+          <w:rFonts w:ascii="Times New Roman" w:eastAsia="Times New Roman" w:hAnsi="Times New Roman" w:cs="Times New Roman"/>
+          <w:kern w:val="0"/>
+          <w:sz w:val="24"/>
+          <w:szCs w:val="24"/>
+          <w:lang w:eastAsia="en-150"/>
+          <w14:ligatures w14:val="none"/>
+        </w:rPr>
+        <w:t>mulți</w:t>
+      </w:r>
+      <w:proofErr w:type="spellEnd"/>
+      <w:r>
+        <w:rPr>
+          <w:rFonts w:ascii="Times New Roman" w:eastAsia="Times New Roman" w:hAnsi="Times New Roman" w:cs="Times New Roman"/>
+          <w:kern w:val="0"/>
+          <w:sz w:val="24"/>
+          <w:szCs w:val="24"/>
+          <w:lang w:eastAsia="en-150"/>
+          <w14:ligatures w14:val="none"/>
+        </w:rPr>
+        <w:t xml:space="preserve"> </w:t>
+      </w:r>
+      <w:proofErr w:type="spellStart"/>
+      <w:r>
+        <w:rPr>
+          <w:rFonts w:ascii="Times New Roman" w:eastAsia="Times New Roman" w:hAnsi="Times New Roman" w:cs="Times New Roman"/>
+          <w:kern w:val="0"/>
+          <w:sz w:val="24"/>
+          <w:szCs w:val="24"/>
+          <w:lang w:eastAsia="en-150"/>
+          <w14:ligatures w14:val="none"/>
+        </w:rPr>
+        <w:t>cursanți</w:t>
+      </w:r>
+      <w:proofErr w:type="spellEnd"/>
+      <w:r>
+        <w:rPr>
+          <w:rFonts w:ascii="Times New Roman" w:eastAsia="Times New Roman" w:hAnsi="Times New Roman" w:cs="Times New Roman"/>
+          <w:kern w:val="0"/>
+          <w:sz w:val="24"/>
+          <w:szCs w:val="24"/>
+          <w:lang w:eastAsia="en-150"/>
+          <w14:ligatures w14:val="none"/>
+        </w:rPr>
+        <w:t xml:space="preserve">, de </w:t>
+      </w:r>
+      <w:proofErr w:type="spellStart"/>
+      <w:r>
+        <w:rPr>
+          <w:rFonts w:ascii="Times New Roman" w:eastAsia="Times New Roman" w:hAnsi="Times New Roman" w:cs="Times New Roman"/>
+          <w:kern w:val="0"/>
+          <w:sz w:val="24"/>
+          <w:szCs w:val="24"/>
+          <w:lang w:eastAsia="en-150"/>
+          <w14:ligatures w14:val="none"/>
+        </w:rPr>
+        <w:t>aceea</w:t>
+      </w:r>
+      <w:proofErr w:type="spellEnd"/>
+      <w:r>
+        <w:rPr>
+          <w:rFonts w:ascii="Times New Roman" w:eastAsia="Times New Roman" w:hAnsi="Times New Roman" w:cs="Times New Roman"/>
+          <w:kern w:val="0"/>
+          <w:sz w:val="24"/>
+          <w:szCs w:val="24"/>
+          <w:lang w:eastAsia="en-150"/>
+          <w14:ligatures w14:val="none"/>
+        </w:rPr>
+        <w:t xml:space="preserve"> </w:t>
+      </w:r>
+      <w:proofErr w:type="spellStart"/>
+      <w:r>
+        <w:rPr>
+          <w:rFonts w:ascii="Times New Roman" w:eastAsia="Times New Roman" w:hAnsi="Times New Roman" w:cs="Times New Roman"/>
+          <w:kern w:val="0"/>
+          <w:sz w:val="24"/>
+          <w:szCs w:val="24"/>
+          <w:lang w:eastAsia="en-150"/>
+          <w14:ligatures w14:val="none"/>
+        </w:rPr>
+        <w:t>legătura</w:t>
+      </w:r>
+      <w:proofErr w:type="spellEnd"/>
+      <w:r>
+        <w:rPr>
+          <w:rFonts w:ascii="Times New Roman" w:eastAsia="Times New Roman" w:hAnsi="Times New Roman" w:cs="Times New Roman"/>
+          <w:kern w:val="0"/>
+          <w:sz w:val="24"/>
+          <w:szCs w:val="24"/>
+          <w:lang w:eastAsia="en-150"/>
+          <w14:ligatures w14:val="none"/>
+        </w:rPr>
+        <w:t xml:space="preserve"> </w:t>
+      </w:r>
+      <w:proofErr w:type="spellStart"/>
+      <w:r>
+        <w:rPr>
+          <w:rFonts w:ascii="Times New Roman" w:eastAsia="Times New Roman" w:hAnsi="Times New Roman" w:cs="Times New Roman"/>
+          <w:kern w:val="0"/>
+          <w:sz w:val="24"/>
+          <w:szCs w:val="24"/>
+          <w:lang w:eastAsia="en-150"/>
+          <w14:ligatures w14:val="none"/>
+        </w:rPr>
+        <w:t>dintre</w:t>
+      </w:r>
+      <w:proofErr w:type="spellEnd"/>
+      <w:r>
+        <w:rPr>
+          <w:rFonts w:ascii="Times New Roman" w:eastAsia="Times New Roman" w:hAnsi="Times New Roman" w:cs="Times New Roman"/>
+          <w:kern w:val="0"/>
+          <w:sz w:val="24"/>
+          <w:szCs w:val="24"/>
+          <w:lang w:eastAsia="en-150"/>
+          <w14:ligatures w14:val="none"/>
+        </w:rPr>
+        <w:t xml:space="preserve"> </w:t>
+      </w:r>
+      <w:proofErr w:type="spellStart"/>
+      <w:r>
+        <w:rPr>
+          <w:rFonts w:ascii="Times New Roman" w:eastAsia="Times New Roman" w:hAnsi="Times New Roman" w:cs="Times New Roman"/>
+          <w:kern w:val="0"/>
+          <w:sz w:val="24"/>
+          <w:szCs w:val="24"/>
+          <w:lang w:eastAsia="en-150"/>
+          <w14:ligatures w14:val="none"/>
+        </w:rPr>
+        <w:t>ei</w:t>
+      </w:r>
+      <w:proofErr w:type="spellEnd"/>
+      <w:r>
+        <w:rPr>
+          <w:rFonts w:ascii="Times New Roman" w:eastAsia="Times New Roman" w:hAnsi="Times New Roman" w:cs="Times New Roman"/>
+          <w:kern w:val="0"/>
+          <w:sz w:val="24"/>
+          <w:szCs w:val="24"/>
+          <w:lang w:eastAsia="en-150"/>
+          <w14:ligatures w14:val="none"/>
+        </w:rPr>
+        <w:t xml:space="preserve"> se face </w:t>
+      </w:r>
+      <w:proofErr w:type="spellStart"/>
+      <w:r>
+        <w:rPr>
+          <w:rFonts w:ascii="Times New Roman" w:eastAsia="Times New Roman" w:hAnsi="Times New Roman" w:cs="Times New Roman"/>
+          <w:kern w:val="0"/>
+          <w:sz w:val="24"/>
+          <w:szCs w:val="24"/>
+          <w:lang w:eastAsia="en-150"/>
+          <w14:ligatures w14:val="none"/>
+        </w:rPr>
+        <w:t>prin</w:t>
+      </w:r>
+      <w:proofErr w:type="spellEnd"/>
+      <w:r>
+        <w:rPr>
+          <w:rFonts w:ascii="Times New Roman" w:eastAsia="Times New Roman" w:hAnsi="Times New Roman" w:cs="Times New Roman"/>
+          <w:kern w:val="0"/>
+          <w:sz w:val="24"/>
+          <w:szCs w:val="24"/>
+          <w:lang w:eastAsia="en-150"/>
+          <w14:ligatures w14:val="none"/>
+        </w:rPr>
+        <w:t xml:space="preserve"> </w:t>
+      </w:r>
+      <w:proofErr w:type="spellStart"/>
+      <w:r>
+        <w:rPr>
+          <w:rFonts w:ascii="Times New Roman" w:eastAsia="Times New Roman" w:hAnsi="Times New Roman" w:cs="Times New Roman"/>
+          <w:kern w:val="0"/>
+          <w:sz w:val="24"/>
+          <w:szCs w:val="24"/>
+          <w:lang w:eastAsia="en-150"/>
+          <w14:ligatures w14:val="none"/>
+        </w:rPr>
+        <w:t>tabela</w:t>
+      </w:r>
+      <w:proofErr w:type="spellEnd"/>
+      <w:r>
+        <w:rPr>
+          <w:rFonts w:ascii="Times New Roman" w:eastAsia="Times New Roman" w:hAnsi="Times New Roman" w:cs="Times New Roman"/>
+          <w:kern w:val="0"/>
+          <w:sz w:val="24"/>
+          <w:szCs w:val="24"/>
+          <w:lang w:eastAsia="en-150"/>
+          <w14:ligatures w14:val="none"/>
+        </w:rPr>
+        <w:t xml:space="preserve"> INSCRIERE. Un curs are </w:t>
+      </w:r>
+      <w:proofErr w:type="spellStart"/>
+      <w:r>
+        <w:rPr>
+          <w:rFonts w:ascii="Times New Roman" w:eastAsia="Times New Roman" w:hAnsi="Times New Roman" w:cs="Times New Roman"/>
+          <w:kern w:val="0"/>
+          <w:sz w:val="24"/>
+          <w:szCs w:val="24"/>
+          <w:lang w:eastAsia="en-150"/>
+          <w14:ligatures w14:val="none"/>
+        </w:rPr>
+        <w:t>mai</w:t>
+      </w:r>
+      <w:proofErr w:type="spellEnd"/>
+      <w:r>
+        <w:rPr>
+          <w:rFonts w:ascii="Times New Roman" w:eastAsia="Times New Roman" w:hAnsi="Times New Roman" w:cs="Times New Roman"/>
+          <w:kern w:val="0"/>
+          <w:sz w:val="24"/>
+          <w:szCs w:val="24"/>
+          <w:lang w:eastAsia="en-150"/>
+          <w14:ligatures w14:val="none"/>
+        </w:rPr>
+        <w:t xml:space="preserve"> </w:t>
+      </w:r>
+      <w:proofErr w:type="spellStart"/>
+      <w:r>
+        <w:rPr>
+          <w:rFonts w:ascii="Times New Roman" w:eastAsia="Times New Roman" w:hAnsi="Times New Roman" w:cs="Times New Roman"/>
+          <w:kern w:val="0"/>
+          <w:sz w:val="24"/>
+          <w:szCs w:val="24"/>
+          <w:lang w:eastAsia="en-150"/>
+          <w14:ligatures w14:val="none"/>
+        </w:rPr>
+        <w:t>multe</w:t>
+      </w:r>
+      <w:proofErr w:type="spellEnd"/>
+      <w:r>
+        <w:rPr>
+          <w:rFonts w:ascii="Times New Roman" w:eastAsia="Times New Roman" w:hAnsi="Times New Roman" w:cs="Times New Roman"/>
+          <w:kern w:val="0"/>
+          <w:sz w:val="24"/>
+          <w:szCs w:val="24"/>
+          <w:lang w:eastAsia="en-150"/>
+          <w14:ligatures w14:val="none"/>
+        </w:rPr>
+        <w:t xml:space="preserve"> </w:t>
+      </w:r>
+      <w:proofErr w:type="spellStart"/>
+      <w:r>
+        <w:rPr>
+          <w:rFonts w:ascii="Times New Roman" w:eastAsia="Times New Roman" w:hAnsi="Times New Roman" w:cs="Times New Roman"/>
+          <w:kern w:val="0"/>
+          <w:sz w:val="24"/>
+          <w:szCs w:val="24"/>
+          <w:lang w:eastAsia="en-150"/>
+          <w14:ligatures w14:val="none"/>
+        </w:rPr>
+        <w:t>ședințe</w:t>
+      </w:r>
+      <w:proofErr w:type="spellEnd"/>
+      <w:r>
+        <w:rPr>
+          <w:rFonts w:ascii="Times New Roman" w:eastAsia="Times New Roman" w:hAnsi="Times New Roman" w:cs="Times New Roman"/>
+          <w:kern w:val="0"/>
+          <w:sz w:val="24"/>
+          <w:szCs w:val="24"/>
+          <w:lang w:eastAsia="en-150"/>
+          <w14:ligatures w14:val="none"/>
+        </w:rPr>
+        <w:t xml:space="preserve"> de </w:t>
+      </w:r>
+      <w:proofErr w:type="spellStart"/>
+      <w:r>
+        <w:rPr>
+          <w:rFonts w:ascii="Times New Roman" w:eastAsia="Times New Roman" w:hAnsi="Times New Roman" w:cs="Times New Roman"/>
+          <w:kern w:val="0"/>
+          <w:sz w:val="24"/>
+          <w:szCs w:val="24"/>
+          <w:lang w:eastAsia="en-150"/>
+          <w14:ligatures w14:val="none"/>
+        </w:rPr>
+        <w:t>teorie</w:t>
+      </w:r>
+      <w:proofErr w:type="spellEnd"/>
+      <w:r>
+        <w:rPr>
+          <w:rFonts w:ascii="Times New Roman" w:eastAsia="Times New Roman" w:hAnsi="Times New Roman" w:cs="Times New Roman"/>
+          <w:kern w:val="0"/>
+          <w:sz w:val="24"/>
+          <w:szCs w:val="24"/>
+          <w:lang w:eastAsia="en-150"/>
+          <w14:ligatures w14:val="none"/>
+        </w:rPr>
+        <w:t xml:space="preserve">, o </w:t>
+      </w:r>
+      <w:proofErr w:type="spellStart"/>
+      <w:r>
+        <w:rPr>
+          <w:rFonts w:ascii="Times New Roman" w:eastAsia="Times New Roman" w:hAnsi="Times New Roman" w:cs="Times New Roman"/>
+          <w:kern w:val="0"/>
+          <w:sz w:val="24"/>
+          <w:szCs w:val="24"/>
+          <w:lang w:eastAsia="en-150"/>
+          <w14:ligatures w14:val="none"/>
+        </w:rPr>
+        <w:t>sală</w:t>
+      </w:r>
+      <w:proofErr w:type="spellEnd"/>
+      <w:r>
+        <w:rPr>
+          <w:rFonts w:ascii="Times New Roman" w:eastAsia="Times New Roman" w:hAnsi="Times New Roman" w:cs="Times New Roman"/>
+          <w:kern w:val="0"/>
+          <w:sz w:val="24"/>
+          <w:szCs w:val="24"/>
+          <w:lang w:eastAsia="en-150"/>
+          <w14:ligatures w14:val="none"/>
+        </w:rPr>
+        <w:t xml:space="preserve"> </w:t>
+      </w:r>
+      <w:proofErr w:type="spellStart"/>
+      <w:r>
+        <w:rPr>
+          <w:rFonts w:ascii="Times New Roman" w:eastAsia="Times New Roman" w:hAnsi="Times New Roman" w:cs="Times New Roman"/>
+          <w:kern w:val="0"/>
+          <w:sz w:val="24"/>
+          <w:szCs w:val="24"/>
+          <w:lang w:eastAsia="en-150"/>
+          <w14:ligatures w14:val="none"/>
+        </w:rPr>
+        <w:t>găzduiește</w:t>
+      </w:r>
+      <w:proofErr w:type="spellEnd"/>
+      <w:r>
+        <w:rPr>
+          <w:rFonts w:ascii="Times New Roman" w:eastAsia="Times New Roman" w:hAnsi="Times New Roman" w:cs="Times New Roman"/>
+          <w:kern w:val="0"/>
+          <w:sz w:val="24"/>
+          <w:szCs w:val="24"/>
+          <w:lang w:eastAsia="en-150"/>
+          <w14:ligatures w14:val="none"/>
+        </w:rPr>
+        <w:t xml:space="preserve"> </w:t>
+      </w:r>
+      <w:proofErr w:type="spellStart"/>
+      <w:r>
+        <w:rPr>
+          <w:rFonts w:ascii="Times New Roman" w:eastAsia="Times New Roman" w:hAnsi="Times New Roman" w:cs="Times New Roman"/>
+          <w:kern w:val="0"/>
+          <w:sz w:val="24"/>
+          <w:szCs w:val="24"/>
+          <w:lang w:eastAsia="en-150"/>
+          <w14:ligatures w14:val="none"/>
+        </w:rPr>
+        <w:t>mai</w:t>
+      </w:r>
+      <w:proofErr w:type="spellEnd"/>
+      <w:r>
+        <w:rPr>
+          <w:rFonts w:ascii="Times New Roman" w:eastAsia="Times New Roman" w:hAnsi="Times New Roman" w:cs="Times New Roman"/>
+          <w:kern w:val="0"/>
+          <w:sz w:val="24"/>
+          <w:szCs w:val="24"/>
+          <w:lang w:eastAsia="en-150"/>
+          <w14:ligatures w14:val="none"/>
+        </w:rPr>
+        <w:t xml:space="preserve"> </w:t>
+      </w:r>
+      <w:proofErr w:type="spellStart"/>
+      <w:r>
+        <w:rPr>
+          <w:rFonts w:ascii="Times New Roman" w:eastAsia="Times New Roman" w:hAnsi="Times New Roman" w:cs="Times New Roman"/>
+          <w:kern w:val="0"/>
+          <w:sz w:val="24"/>
+          <w:szCs w:val="24"/>
+          <w:lang w:eastAsia="en-150"/>
+          <w14:ligatures w14:val="none"/>
+        </w:rPr>
+        <w:t>multe</w:t>
+      </w:r>
+      <w:proofErr w:type="spellEnd"/>
+      <w:r>
+        <w:rPr>
+          <w:rFonts w:ascii="Times New Roman" w:eastAsia="Times New Roman" w:hAnsi="Times New Roman" w:cs="Times New Roman"/>
+          <w:kern w:val="0"/>
+          <w:sz w:val="24"/>
+          <w:szCs w:val="24"/>
+          <w:lang w:eastAsia="en-150"/>
+          <w14:ligatures w14:val="none"/>
+        </w:rPr>
+        <w:t xml:space="preserve"> </w:t>
+      </w:r>
+      <w:proofErr w:type="spellStart"/>
+      <w:r>
+        <w:rPr>
+          <w:rFonts w:ascii="Times New Roman" w:eastAsia="Times New Roman" w:hAnsi="Times New Roman" w:cs="Times New Roman"/>
+          <w:kern w:val="0"/>
+          <w:sz w:val="24"/>
+          <w:szCs w:val="24"/>
+          <w:lang w:eastAsia="en-150"/>
+          <w14:ligatures w14:val="none"/>
+        </w:rPr>
+        <w:t>ședințe</w:t>
+      </w:r>
+      <w:proofErr w:type="spellEnd"/>
+      <w:r>
+        <w:rPr>
+          <w:rFonts w:ascii="Times New Roman" w:eastAsia="Times New Roman" w:hAnsi="Times New Roman" w:cs="Times New Roman"/>
+          <w:kern w:val="0"/>
+          <w:sz w:val="24"/>
+          <w:szCs w:val="24"/>
+          <w:lang w:eastAsia="en-150"/>
+          <w14:ligatures w14:val="none"/>
+        </w:rPr>
+        <w:t xml:space="preserve">, </w:t>
+      </w:r>
+      <w:proofErr w:type="spellStart"/>
+      <w:r>
+        <w:rPr>
+          <w:rFonts w:ascii="Times New Roman" w:eastAsia="Times New Roman" w:hAnsi="Times New Roman" w:cs="Times New Roman"/>
+          <w:kern w:val="0"/>
+          <w:sz w:val="24"/>
+          <w:szCs w:val="24"/>
+          <w:lang w:eastAsia="en-150"/>
+          <w14:ligatures w14:val="none"/>
+        </w:rPr>
+        <w:t>iar</w:t>
+      </w:r>
+      <w:proofErr w:type="spellEnd"/>
+      <w:r>
+        <w:rPr>
+          <w:rFonts w:ascii="Times New Roman" w:eastAsia="Times New Roman" w:hAnsi="Times New Roman" w:cs="Times New Roman"/>
+          <w:kern w:val="0"/>
+          <w:sz w:val="24"/>
+          <w:szCs w:val="24"/>
+          <w:lang w:eastAsia="en-150"/>
+          <w14:ligatures w14:val="none"/>
+        </w:rPr>
+        <w:t xml:space="preserve"> </w:t>
+      </w:r>
+      <w:proofErr w:type="spellStart"/>
+      <w:r>
+        <w:rPr>
+          <w:rFonts w:ascii="Times New Roman" w:eastAsia="Times New Roman" w:hAnsi="Times New Roman" w:cs="Times New Roman"/>
+          <w:kern w:val="0"/>
+          <w:sz w:val="24"/>
+          <w:szCs w:val="24"/>
+          <w:lang w:eastAsia="en-150"/>
+          <w14:ligatures w14:val="none"/>
+        </w:rPr>
+        <w:t>prezența</w:t>
+      </w:r>
+      <w:proofErr w:type="spellEnd"/>
+      <w:r>
+        <w:rPr>
+          <w:rFonts w:ascii="Times New Roman" w:eastAsia="Times New Roman" w:hAnsi="Times New Roman" w:cs="Times New Roman"/>
+          <w:kern w:val="0"/>
+          <w:sz w:val="24"/>
+          <w:szCs w:val="24"/>
+          <w:lang w:eastAsia="en-150"/>
+          <w14:ligatures w14:val="none"/>
+        </w:rPr>
+        <w:t xml:space="preserve"> la </w:t>
+      </w:r>
+      <w:proofErr w:type="spellStart"/>
+      <w:r>
+        <w:rPr>
+          <w:rFonts w:ascii="Times New Roman" w:eastAsia="Times New Roman" w:hAnsi="Times New Roman" w:cs="Times New Roman"/>
+          <w:kern w:val="0"/>
+          <w:sz w:val="24"/>
+          <w:szCs w:val="24"/>
+          <w:lang w:eastAsia="en-150"/>
+          <w14:ligatures w14:val="none"/>
+        </w:rPr>
+        <w:t>fiecare</w:t>
+      </w:r>
+      <w:proofErr w:type="spellEnd"/>
+      <w:r>
+        <w:rPr>
+          <w:rFonts w:ascii="Times New Roman" w:eastAsia="Times New Roman" w:hAnsi="Times New Roman" w:cs="Times New Roman"/>
+          <w:kern w:val="0"/>
+          <w:sz w:val="24"/>
+          <w:szCs w:val="24"/>
+          <w:lang w:eastAsia="en-150"/>
+          <w14:ligatures w14:val="none"/>
+        </w:rPr>
+        <w:t xml:space="preserve"> </w:t>
+      </w:r>
+      <w:proofErr w:type="spellStart"/>
+      <w:r>
+        <w:rPr>
+          <w:rFonts w:ascii="Times New Roman" w:eastAsia="Times New Roman" w:hAnsi="Times New Roman" w:cs="Times New Roman"/>
+          <w:kern w:val="0"/>
+          <w:sz w:val="24"/>
+          <w:szCs w:val="24"/>
+          <w:lang w:eastAsia="en-150"/>
+          <w14:ligatures w14:val="none"/>
+        </w:rPr>
+        <w:t>ședință</w:t>
+      </w:r>
+      <w:proofErr w:type="spellEnd"/>
+      <w:r>
+        <w:rPr>
+          <w:rFonts w:ascii="Times New Roman" w:eastAsia="Times New Roman" w:hAnsi="Times New Roman" w:cs="Times New Roman"/>
+          <w:kern w:val="0"/>
+          <w:sz w:val="24"/>
+          <w:szCs w:val="24"/>
+          <w:lang w:eastAsia="en-150"/>
+          <w14:ligatures w14:val="none"/>
+        </w:rPr>
+        <w:t xml:space="preserve"> </w:t>
+      </w:r>
+      <w:proofErr w:type="spellStart"/>
+      <w:r>
+        <w:rPr>
+          <w:rFonts w:ascii="Times New Roman" w:eastAsia="Times New Roman" w:hAnsi="Times New Roman" w:cs="Times New Roman"/>
+          <w:kern w:val="0"/>
+          <w:sz w:val="24"/>
+          <w:szCs w:val="24"/>
+          <w:lang w:eastAsia="en-150"/>
+          <w14:ligatures w14:val="none"/>
+        </w:rPr>
+        <w:t>este</w:t>
+      </w:r>
+      <w:proofErr w:type="spellEnd"/>
+      <w:r>
+        <w:rPr>
+          <w:rFonts w:ascii="Times New Roman" w:eastAsia="Times New Roman" w:hAnsi="Times New Roman" w:cs="Times New Roman"/>
+          <w:kern w:val="0"/>
+          <w:sz w:val="24"/>
+          <w:szCs w:val="24"/>
+          <w:lang w:eastAsia="en-150"/>
+          <w14:ligatures w14:val="none"/>
+        </w:rPr>
+        <w:t xml:space="preserve"> </w:t>
+      </w:r>
+      <w:proofErr w:type="spellStart"/>
+      <w:r>
+        <w:rPr>
+          <w:rFonts w:ascii="Times New Roman" w:eastAsia="Times New Roman" w:hAnsi="Times New Roman" w:cs="Times New Roman"/>
+          <w:kern w:val="0"/>
+          <w:sz w:val="24"/>
+          <w:szCs w:val="24"/>
+          <w:lang w:eastAsia="en-150"/>
+          <w14:ligatures w14:val="none"/>
+        </w:rPr>
+        <w:t>reținută</w:t>
+      </w:r>
+      <w:proofErr w:type="spellEnd"/>
+      <w:r>
+        <w:rPr>
+          <w:rFonts w:ascii="Times New Roman" w:eastAsia="Times New Roman" w:hAnsi="Times New Roman" w:cs="Times New Roman"/>
+          <w:kern w:val="0"/>
+          <w:sz w:val="24"/>
+          <w:szCs w:val="24"/>
+          <w:lang w:eastAsia="en-150"/>
+          <w14:ligatures w14:val="none"/>
+        </w:rPr>
+        <w:t xml:space="preserve"> </w:t>
+      </w:r>
+      <w:proofErr w:type="spellStart"/>
+      <w:r>
+        <w:rPr>
+          <w:rFonts w:ascii="Times New Roman" w:eastAsia="Times New Roman" w:hAnsi="Times New Roman" w:cs="Times New Roman"/>
+          <w:kern w:val="0"/>
+          <w:sz w:val="24"/>
+          <w:szCs w:val="24"/>
+          <w:lang w:eastAsia="en-150"/>
+          <w14:ligatures w14:val="none"/>
+        </w:rPr>
+        <w:t>în</w:t>
+      </w:r>
+      <w:proofErr w:type="spellEnd"/>
+      <w:r>
+        <w:rPr>
+          <w:rFonts w:ascii="Times New Roman" w:eastAsia="Times New Roman" w:hAnsi="Times New Roman" w:cs="Times New Roman"/>
+          <w:kern w:val="0"/>
+          <w:sz w:val="24"/>
+          <w:szCs w:val="24"/>
+          <w:lang w:eastAsia="en-150"/>
+          <w14:ligatures w14:val="none"/>
+        </w:rPr>
+        <w:t xml:space="preserve"> </w:t>
+      </w:r>
+      <w:proofErr w:type="spellStart"/>
+      <w:r>
+        <w:rPr>
+          <w:rFonts w:ascii="Times New Roman" w:eastAsia="Times New Roman" w:hAnsi="Times New Roman" w:cs="Times New Roman"/>
+          <w:kern w:val="0"/>
+          <w:sz w:val="24"/>
+          <w:szCs w:val="24"/>
+          <w:lang w:eastAsia="en-150"/>
+          <w14:ligatures w14:val="none"/>
+        </w:rPr>
+        <w:t>tabela</w:t>
+      </w:r>
+      <w:proofErr w:type="spellEnd"/>
+      <w:r>
+        <w:rPr>
+          <w:rFonts w:ascii="Times New Roman" w:eastAsia="Times New Roman" w:hAnsi="Times New Roman" w:cs="Times New Roman"/>
+          <w:kern w:val="0"/>
+          <w:sz w:val="24"/>
+          <w:szCs w:val="24"/>
+          <w:lang w:eastAsia="en-150"/>
+          <w14:ligatures w14:val="none"/>
+        </w:rPr>
+        <w:t xml:space="preserve"> PREZENTA_TEORIE. Un </w:t>
+      </w:r>
+      <w:proofErr w:type="spellStart"/>
+      <w:r>
+        <w:rPr>
+          <w:rFonts w:ascii="Times New Roman" w:eastAsia="Times New Roman" w:hAnsi="Times New Roman" w:cs="Times New Roman"/>
+          <w:kern w:val="0"/>
+          <w:sz w:val="24"/>
+          <w:szCs w:val="24"/>
+          <w:lang w:eastAsia="en-150"/>
+          <w14:ligatures w14:val="none"/>
+        </w:rPr>
+        <w:t>vehicul</w:t>
+      </w:r>
+      <w:proofErr w:type="spellEnd"/>
+      <w:r>
+        <w:rPr>
+          <w:rFonts w:ascii="Times New Roman" w:eastAsia="Times New Roman" w:hAnsi="Times New Roman" w:cs="Times New Roman"/>
+          <w:kern w:val="0"/>
+          <w:sz w:val="24"/>
+          <w:szCs w:val="24"/>
+          <w:lang w:eastAsia="en-150"/>
+          <w14:ligatures w14:val="none"/>
+        </w:rPr>
+        <w:t xml:space="preserve"> </w:t>
+      </w:r>
+      <w:proofErr w:type="spellStart"/>
+      <w:r>
+        <w:rPr>
+          <w:rFonts w:ascii="Times New Roman" w:eastAsia="Times New Roman" w:hAnsi="Times New Roman" w:cs="Times New Roman"/>
+          <w:kern w:val="0"/>
+          <w:sz w:val="24"/>
+          <w:szCs w:val="24"/>
+          <w:lang w:eastAsia="en-150"/>
+          <w14:ligatures w14:val="none"/>
+        </w:rPr>
+        <w:t>este</w:t>
+      </w:r>
+      <w:proofErr w:type="spellEnd"/>
+      <w:r>
+        <w:rPr>
+          <w:rFonts w:ascii="Times New Roman" w:eastAsia="Times New Roman" w:hAnsi="Times New Roman" w:cs="Times New Roman"/>
+          <w:kern w:val="0"/>
+          <w:sz w:val="24"/>
+          <w:szCs w:val="24"/>
+          <w:lang w:eastAsia="en-150"/>
+          <w14:ligatures w14:val="none"/>
+        </w:rPr>
+        <w:t xml:space="preserve"> </w:t>
+      </w:r>
+      <w:proofErr w:type="spellStart"/>
+      <w:r>
+        <w:rPr>
+          <w:rFonts w:ascii="Times New Roman" w:eastAsia="Times New Roman" w:hAnsi="Times New Roman" w:cs="Times New Roman"/>
+          <w:kern w:val="0"/>
+          <w:sz w:val="24"/>
+          <w:szCs w:val="24"/>
+          <w:lang w:eastAsia="en-150"/>
+          <w14:ligatures w14:val="none"/>
+        </w:rPr>
+        <w:t>folosit</w:t>
+      </w:r>
+      <w:proofErr w:type="spellEnd"/>
+      <w:r>
+        <w:rPr>
+          <w:rFonts w:ascii="Times New Roman" w:eastAsia="Times New Roman" w:hAnsi="Times New Roman" w:cs="Times New Roman"/>
+          <w:kern w:val="0"/>
+          <w:sz w:val="24"/>
+          <w:szCs w:val="24"/>
+          <w:lang w:eastAsia="en-150"/>
+          <w14:ligatures w14:val="none"/>
+        </w:rPr>
+        <w:t xml:space="preserve"> </w:t>
+      </w:r>
+      <w:proofErr w:type="spellStart"/>
+      <w:r>
+        <w:rPr>
+          <w:rFonts w:ascii="Times New Roman" w:eastAsia="Times New Roman" w:hAnsi="Times New Roman" w:cs="Times New Roman"/>
+          <w:kern w:val="0"/>
+          <w:sz w:val="24"/>
+          <w:szCs w:val="24"/>
+          <w:lang w:eastAsia="en-150"/>
+          <w14:ligatures w14:val="none"/>
+        </w:rPr>
+        <w:t>în</w:t>
+      </w:r>
+      <w:proofErr w:type="spellEnd"/>
+      <w:r>
+        <w:rPr>
+          <w:rFonts w:ascii="Times New Roman" w:eastAsia="Times New Roman" w:hAnsi="Times New Roman" w:cs="Times New Roman"/>
+          <w:kern w:val="0"/>
+          <w:sz w:val="24"/>
+          <w:szCs w:val="24"/>
+          <w:lang w:eastAsia="en-150"/>
+          <w14:ligatures w14:val="none"/>
+        </w:rPr>
+        <w:t xml:space="preserve"> </w:t>
+      </w:r>
+      <w:proofErr w:type="spellStart"/>
+      <w:r>
+        <w:rPr>
+          <w:rFonts w:ascii="Times New Roman" w:eastAsia="Times New Roman" w:hAnsi="Times New Roman" w:cs="Times New Roman"/>
+          <w:kern w:val="0"/>
+          <w:sz w:val="24"/>
+          <w:szCs w:val="24"/>
+          <w:lang w:eastAsia="en-150"/>
+          <w14:ligatures w14:val="none"/>
+        </w:rPr>
+        <w:t>mai</w:t>
+      </w:r>
+      <w:proofErr w:type="spellEnd"/>
+      <w:r>
+        <w:rPr>
+          <w:rFonts w:ascii="Times New Roman" w:eastAsia="Times New Roman" w:hAnsi="Times New Roman" w:cs="Times New Roman"/>
+          <w:kern w:val="0"/>
+          <w:sz w:val="24"/>
+          <w:szCs w:val="24"/>
+          <w:lang w:eastAsia="en-150"/>
+          <w14:ligatures w14:val="none"/>
+        </w:rPr>
+        <w:t xml:space="preserve"> </w:t>
+      </w:r>
+      <w:proofErr w:type="spellStart"/>
+      <w:r>
+        <w:rPr>
+          <w:rFonts w:ascii="Times New Roman" w:eastAsia="Times New Roman" w:hAnsi="Times New Roman" w:cs="Times New Roman"/>
+          <w:kern w:val="0"/>
+          <w:sz w:val="24"/>
+          <w:szCs w:val="24"/>
+          <w:lang w:eastAsia="en-150"/>
+          <w14:ligatures w14:val="none"/>
+        </w:rPr>
+        <w:t>multe</w:t>
+      </w:r>
+      <w:proofErr w:type="spellEnd"/>
+      <w:r>
+        <w:rPr>
+          <w:rFonts w:ascii="Times New Roman" w:eastAsia="Times New Roman" w:hAnsi="Times New Roman" w:cs="Times New Roman"/>
+          <w:kern w:val="0"/>
+          <w:sz w:val="24"/>
+          <w:szCs w:val="24"/>
+          <w:lang w:eastAsia="en-150"/>
+          <w14:ligatures w14:val="none"/>
+        </w:rPr>
+        <w:t xml:space="preserve"> </w:t>
+      </w:r>
+      <w:proofErr w:type="spellStart"/>
+      <w:r>
+        <w:rPr>
+          <w:rFonts w:ascii="Times New Roman" w:eastAsia="Times New Roman" w:hAnsi="Times New Roman" w:cs="Times New Roman"/>
+          <w:kern w:val="0"/>
+          <w:sz w:val="24"/>
+          <w:szCs w:val="24"/>
+          <w:lang w:eastAsia="en-150"/>
+          <w14:ligatures w14:val="none"/>
+        </w:rPr>
+        <w:t>ședințe</w:t>
+      </w:r>
+      <w:proofErr w:type="spellEnd"/>
+      <w:r>
+        <w:rPr>
+          <w:rFonts w:ascii="Times New Roman" w:eastAsia="Times New Roman" w:hAnsi="Times New Roman" w:cs="Times New Roman"/>
+          <w:kern w:val="0"/>
+          <w:sz w:val="24"/>
+          <w:szCs w:val="24"/>
+          <w:lang w:eastAsia="en-150"/>
+          <w14:ligatures w14:val="none"/>
+        </w:rPr>
+        <w:t xml:space="preserve"> practice.</w:t>
+      </w:r>
+    </w:p>
+    <w:p>
+      <w:pPr>
+        <w:spacing w:before="100" w:beforeAutospacing="1" w:after="100" w:afterAutospacing="1" w:line="360" w:lineRule="auto"/>
+        <w:outlineLvl w:val="2"/>
+        <w:rPr>
+          <w:rFonts w:ascii="Times New Roman" w:eastAsia="Times New Roman" w:hAnsi="Times New Roman" w:cs="Times New Roman"/>
+          <w:kern w:val="0"/>
+          <w:sz w:val="28"/>
+          <w:szCs w:val="28"/>
+          <w:lang w:eastAsia="en-150"/>
+          <w14:ligatures w14:val="none"/>
+        </w:rPr>
+      </w:pPr>
+      <w:r>
+        <w:rPr>
+          <w:rFonts w:ascii="Times New Roman" w:eastAsia="Times New Roman" w:hAnsi="Times New Roman" w:cs="Times New Roman"/>
+          <w:kern w:val="0"/>
+          <w:sz w:val="28"/>
+          <w:szCs w:val="28"/>
+          <w:lang w:eastAsia="en-150"/>
+          <w14:ligatures w14:val="none"/>
+        </w:rPr>
+        <w:t xml:space="preserve">3.4. </w:t>
+      </w:r>
+      <w:proofErr w:type="spellStart"/>
+      <w:r>
+        <w:rPr>
+          <w:rFonts w:ascii="Times New Roman" w:eastAsia="Times New Roman" w:hAnsi="Times New Roman" w:cs="Times New Roman"/>
+          <w:kern w:val="0"/>
+          <w:sz w:val="28"/>
+          <w:szCs w:val="28"/>
+          <w:lang w:eastAsia="en-150"/>
+          <w14:ligatures w14:val="none"/>
+        </w:rPr>
+        <w:t>Integritatea</w:t>
+      </w:r>
+      <w:proofErr w:type="spellEnd"/>
+      <w:r>
+        <w:rPr>
+          <w:rFonts w:ascii="Times New Roman" w:eastAsia="Times New Roman" w:hAnsi="Times New Roman" w:cs="Times New Roman"/>
+          <w:kern w:val="0"/>
+          <w:sz w:val="28"/>
+          <w:szCs w:val="28"/>
+          <w:lang w:eastAsia="en-150"/>
+          <w14:ligatures w14:val="none"/>
+        </w:rPr>
+        <w:t xml:space="preserve"> </w:t>
+      </w:r>
+      <w:proofErr w:type="spellStart"/>
+      <w:r>
+        <w:rPr>
+          <w:rFonts w:ascii="Times New Roman" w:eastAsia="Times New Roman" w:hAnsi="Times New Roman" w:cs="Times New Roman"/>
+          <w:kern w:val="0"/>
+          <w:sz w:val="28"/>
+          <w:szCs w:val="28"/>
+          <w:lang w:eastAsia="en-150"/>
+          <w14:ligatures w14:val="none"/>
+        </w:rPr>
+        <w:t>datelor</w:t>
+      </w:r>
+      <w:proofErr w:type="spellEnd"/>
+      <w:r>
+        <w:rPr>
+          <w:rFonts w:ascii="Times New Roman" w:eastAsia="Times New Roman" w:hAnsi="Times New Roman" w:cs="Times New Roman"/>
+          <w:kern w:val="0"/>
+          <w:sz w:val="28"/>
+          <w:szCs w:val="28"/>
+          <w:lang w:eastAsia="en-150"/>
+          <w14:ligatures w14:val="none"/>
+        </w:rPr>
+        <w:t xml:space="preserve"> </w:t>
+      </w:r>
+      <w:proofErr w:type="spellStart"/>
+      <w:r>
+        <w:rPr>
+          <w:rFonts w:ascii="Times New Roman" w:eastAsia="Times New Roman" w:hAnsi="Times New Roman" w:cs="Times New Roman"/>
+          <w:kern w:val="0"/>
+          <w:sz w:val="28"/>
+          <w:szCs w:val="28"/>
+          <w:lang w:eastAsia="en-150"/>
+          <w14:ligatures w14:val="none"/>
+        </w:rPr>
+        <w:t>și</w:t>
+      </w:r>
+      <w:proofErr w:type="spellEnd"/>
+      <w:r>
+        <w:rPr>
+          <w:rFonts w:ascii="Times New Roman" w:eastAsia="Times New Roman" w:hAnsi="Times New Roman" w:cs="Times New Roman"/>
+          <w:kern w:val="0"/>
+          <w:sz w:val="28"/>
+          <w:szCs w:val="28"/>
+          <w:lang w:eastAsia="en-150"/>
+          <w14:ligatures w14:val="none"/>
+        </w:rPr>
+        <w:t xml:space="preserve"> </w:t>
+      </w:r>
+      <w:proofErr w:type="spellStart"/>
+      <w:r>
+        <w:rPr>
+          <w:rFonts w:ascii="Times New Roman" w:eastAsia="Times New Roman" w:hAnsi="Times New Roman" w:cs="Times New Roman"/>
+          <w:kern w:val="0"/>
+          <w:sz w:val="28"/>
+          <w:szCs w:val="28"/>
+          <w:lang w:eastAsia="en-150"/>
+          <w14:ligatures w14:val="none"/>
+        </w:rPr>
+        <w:t>normalizarea</w:t>
+      </w:r>
+      <w:proofErr w:type="spellEnd"/>
+    </w:p>
+    <w:p>
+      <w:pPr>
+        <w:spacing w:before="100" w:beforeAutospacing="1" w:after="100" w:afterAutospacing="1" w:line="360" w:lineRule="auto"/>
+        <w:jc w:val="both"/>
+        <w:rPr>
+          <w:rFonts w:ascii="Times New Roman" w:eastAsia="Times New Roman" w:hAnsi="Times New Roman" w:cs="Times New Roman"/>
+          <w:kern w:val="0"/>
+          <w:sz w:val="24"/>
+          <w:szCs w:val="24"/>
+          <w:lang w:eastAsia="en-150"/>
+          <w14:ligatures w14:val="none"/>
+        </w:rPr>
+      </w:pPr>
+      <w:proofErr w:type="spellStart"/>
+      <w:r>
+        <w:rPr>
+          <w:rFonts w:ascii="Times New Roman" w:eastAsia="Times New Roman" w:hAnsi="Times New Roman" w:cs="Times New Roman"/>
+          <w:kern w:val="0"/>
+          <w:sz w:val="24"/>
+          <w:szCs w:val="24"/>
+          <w:lang w:eastAsia="en-150"/>
+          <w14:ligatures w14:val="none"/>
+        </w:rPr>
+        <w:lastRenderedPageBreak/>
+        <w:t>Integritatea</w:t>
+      </w:r>
+      <w:proofErr w:type="spellEnd"/>
+      <w:r>
+        <w:rPr>
+          <w:rFonts w:ascii="Times New Roman" w:eastAsia="Times New Roman" w:hAnsi="Times New Roman" w:cs="Times New Roman"/>
+          <w:kern w:val="0"/>
+          <w:sz w:val="24"/>
+          <w:szCs w:val="24"/>
+          <w:lang w:eastAsia="en-150"/>
+          <w14:ligatures w14:val="none"/>
+        </w:rPr>
+        <w:t xml:space="preserve"> </w:t>
+      </w:r>
+      <w:proofErr w:type="spellStart"/>
+      <w:r>
+        <w:rPr>
+          <w:rFonts w:ascii="Times New Roman" w:eastAsia="Times New Roman" w:hAnsi="Times New Roman" w:cs="Times New Roman"/>
+          <w:kern w:val="0"/>
+          <w:sz w:val="24"/>
+          <w:szCs w:val="24"/>
+          <w:lang w:eastAsia="en-150"/>
+          <w14:ligatures w14:val="none"/>
+        </w:rPr>
+        <w:t>datelor</w:t>
+      </w:r>
+      <w:proofErr w:type="spellEnd"/>
+      <w:r>
+        <w:rPr>
+          <w:rFonts w:ascii="Times New Roman" w:eastAsia="Times New Roman" w:hAnsi="Times New Roman" w:cs="Times New Roman"/>
+          <w:kern w:val="0"/>
+          <w:sz w:val="24"/>
+          <w:szCs w:val="24"/>
+          <w:lang w:eastAsia="en-150"/>
+          <w14:ligatures w14:val="none"/>
+        </w:rPr>
+        <w:t xml:space="preserve"> </w:t>
+      </w:r>
+      <w:proofErr w:type="spellStart"/>
+      <w:r>
+        <w:rPr>
+          <w:rFonts w:ascii="Times New Roman" w:eastAsia="Times New Roman" w:hAnsi="Times New Roman" w:cs="Times New Roman"/>
+          <w:kern w:val="0"/>
+          <w:sz w:val="24"/>
+          <w:szCs w:val="24"/>
+          <w:lang w:eastAsia="en-150"/>
+          <w14:ligatures w14:val="none"/>
+        </w:rPr>
+        <w:t>este</w:t>
+      </w:r>
+      <w:proofErr w:type="spellEnd"/>
+      <w:r>
+        <w:rPr>
+          <w:rFonts w:ascii="Times New Roman" w:eastAsia="Times New Roman" w:hAnsi="Times New Roman" w:cs="Times New Roman"/>
+          <w:kern w:val="0"/>
+          <w:sz w:val="24"/>
+          <w:szCs w:val="24"/>
+          <w:lang w:eastAsia="en-150"/>
+          <w14:ligatures w14:val="none"/>
+        </w:rPr>
+        <w:t xml:space="preserve"> </w:t>
+      </w:r>
+      <w:proofErr w:type="spellStart"/>
+      <w:r>
+        <w:rPr>
+          <w:rFonts w:ascii="Times New Roman" w:eastAsia="Times New Roman" w:hAnsi="Times New Roman" w:cs="Times New Roman"/>
+          <w:kern w:val="0"/>
+          <w:sz w:val="24"/>
+          <w:szCs w:val="24"/>
+          <w:lang w:eastAsia="en-150"/>
+          <w14:ligatures w14:val="none"/>
+        </w:rPr>
+        <w:t>asigurată</w:t>
+      </w:r>
+      <w:proofErr w:type="spellEnd"/>
+      <w:r>
+        <w:rPr>
+          <w:rFonts w:ascii="Times New Roman" w:eastAsia="Times New Roman" w:hAnsi="Times New Roman" w:cs="Times New Roman"/>
+          <w:kern w:val="0"/>
+          <w:sz w:val="24"/>
+          <w:szCs w:val="24"/>
+          <w:lang w:eastAsia="en-150"/>
+          <w14:ligatures w14:val="none"/>
+        </w:rPr>
+        <w:t xml:space="preserve"> </w:t>
+      </w:r>
+      <w:proofErr w:type="spellStart"/>
+      <w:r>
+        <w:rPr>
+          <w:rFonts w:ascii="Times New Roman" w:eastAsia="Times New Roman" w:hAnsi="Times New Roman" w:cs="Times New Roman"/>
+          <w:kern w:val="0"/>
+          <w:sz w:val="24"/>
+          <w:szCs w:val="24"/>
+          <w:lang w:eastAsia="en-150"/>
+          <w14:ligatures w14:val="none"/>
+        </w:rPr>
+        <w:t>prin</w:t>
+      </w:r>
+      <w:proofErr w:type="spellEnd"/>
+      <w:r>
+        <w:rPr>
+          <w:rFonts w:ascii="Times New Roman" w:eastAsia="Times New Roman" w:hAnsi="Times New Roman" w:cs="Times New Roman"/>
+          <w:kern w:val="0"/>
+          <w:sz w:val="24"/>
+          <w:szCs w:val="24"/>
+          <w:lang w:eastAsia="en-150"/>
+          <w14:ligatures w14:val="none"/>
+        </w:rPr>
+        <w:t xml:space="preserve"> </w:t>
+      </w:r>
+      <w:proofErr w:type="spellStart"/>
+      <w:r>
+        <w:rPr>
+          <w:rFonts w:ascii="Times New Roman" w:eastAsia="Times New Roman" w:hAnsi="Times New Roman" w:cs="Times New Roman"/>
+          <w:kern w:val="0"/>
+          <w:sz w:val="24"/>
+          <w:szCs w:val="24"/>
+          <w:lang w:eastAsia="en-150"/>
+          <w14:ligatures w14:val="none"/>
+        </w:rPr>
+        <w:t>chei</w:t>
+      </w:r>
+      <w:proofErr w:type="spellEnd"/>
+      <w:r>
+        <w:rPr>
+          <w:rFonts w:ascii="Times New Roman" w:eastAsia="Times New Roman" w:hAnsi="Times New Roman" w:cs="Times New Roman"/>
+          <w:kern w:val="0"/>
+          <w:sz w:val="24"/>
+          <w:szCs w:val="24"/>
+          <w:lang w:eastAsia="en-150"/>
+          <w14:ligatures w14:val="none"/>
+        </w:rPr>
+        <w:t xml:space="preserve"> </w:t>
+      </w:r>
+      <w:proofErr w:type="spellStart"/>
+      <w:r>
+        <w:rPr>
+          <w:rFonts w:ascii="Times New Roman" w:eastAsia="Times New Roman" w:hAnsi="Times New Roman" w:cs="Times New Roman"/>
+          <w:kern w:val="0"/>
+          <w:sz w:val="24"/>
+          <w:szCs w:val="24"/>
+          <w:lang w:eastAsia="en-150"/>
+          <w14:ligatures w14:val="none"/>
+        </w:rPr>
+        <w:t>primare</w:t>
+      </w:r>
+      <w:proofErr w:type="spellEnd"/>
+      <w:r>
+        <w:rPr>
+          <w:rFonts w:ascii="Times New Roman" w:eastAsia="Times New Roman" w:hAnsi="Times New Roman" w:cs="Times New Roman"/>
+          <w:kern w:val="0"/>
+          <w:sz w:val="24"/>
+          <w:szCs w:val="24"/>
+          <w:lang w:eastAsia="en-150"/>
+          <w14:ligatures w14:val="none"/>
+        </w:rPr>
+        <w:t xml:space="preserve"> </w:t>
+      </w:r>
+      <w:proofErr w:type="spellStart"/>
+      <w:r>
+        <w:rPr>
+          <w:rFonts w:ascii="Times New Roman" w:eastAsia="Times New Roman" w:hAnsi="Times New Roman" w:cs="Times New Roman"/>
+          <w:kern w:val="0"/>
+          <w:sz w:val="24"/>
+          <w:szCs w:val="24"/>
+          <w:lang w:eastAsia="en-150"/>
+          <w14:ligatures w14:val="none"/>
+        </w:rPr>
+        <w:t>și</w:t>
+      </w:r>
+      <w:proofErr w:type="spellEnd"/>
+      <w:r>
+        <w:rPr>
+          <w:rFonts w:ascii="Times New Roman" w:eastAsia="Times New Roman" w:hAnsi="Times New Roman" w:cs="Times New Roman"/>
+          <w:kern w:val="0"/>
+          <w:sz w:val="24"/>
+          <w:szCs w:val="24"/>
+          <w:lang w:eastAsia="en-150"/>
+          <w14:ligatures w14:val="none"/>
+        </w:rPr>
+        <w:t xml:space="preserve"> </w:t>
+      </w:r>
+      <w:proofErr w:type="spellStart"/>
+      <w:r>
+        <w:rPr>
+          <w:rFonts w:ascii="Times New Roman" w:eastAsia="Times New Roman" w:hAnsi="Times New Roman" w:cs="Times New Roman"/>
+          <w:kern w:val="0"/>
+          <w:sz w:val="24"/>
+          <w:szCs w:val="24"/>
+          <w:lang w:eastAsia="en-150"/>
+          <w14:ligatures w14:val="none"/>
+        </w:rPr>
+        <w:t>chei</w:t>
+      </w:r>
+      <w:proofErr w:type="spellEnd"/>
+      <w:r>
+        <w:rPr>
+          <w:rFonts w:ascii="Times New Roman" w:eastAsia="Times New Roman" w:hAnsi="Times New Roman" w:cs="Times New Roman"/>
+          <w:kern w:val="0"/>
+          <w:sz w:val="24"/>
+          <w:szCs w:val="24"/>
+          <w:lang w:eastAsia="en-150"/>
+          <w14:ligatures w14:val="none"/>
+        </w:rPr>
+        <w:t xml:space="preserve"> </w:t>
+      </w:r>
+      <w:proofErr w:type="spellStart"/>
+      <w:r>
+        <w:rPr>
+          <w:rFonts w:ascii="Times New Roman" w:eastAsia="Times New Roman" w:hAnsi="Times New Roman" w:cs="Times New Roman"/>
+          <w:kern w:val="0"/>
+          <w:sz w:val="24"/>
+          <w:szCs w:val="24"/>
+          <w:lang w:eastAsia="en-150"/>
+          <w14:ligatures w14:val="none"/>
+        </w:rPr>
+        <w:t>străine</w:t>
+      </w:r>
+      <w:proofErr w:type="spellEnd"/>
+      <w:r>
+        <w:rPr>
+          <w:rFonts w:ascii="Times New Roman" w:eastAsia="Times New Roman" w:hAnsi="Times New Roman" w:cs="Times New Roman"/>
+          <w:kern w:val="0"/>
+          <w:sz w:val="24"/>
+          <w:szCs w:val="24"/>
+          <w:lang w:eastAsia="en-150"/>
+          <w14:ligatures w14:val="none"/>
+        </w:rPr>
+        <w:t xml:space="preserve">, care permit </w:t>
+      </w:r>
+      <w:proofErr w:type="spellStart"/>
+      <w:r>
+        <w:rPr>
+          <w:rFonts w:ascii="Times New Roman" w:eastAsia="Times New Roman" w:hAnsi="Times New Roman" w:cs="Times New Roman"/>
+          <w:kern w:val="0"/>
+          <w:sz w:val="24"/>
+          <w:szCs w:val="24"/>
+          <w:lang w:eastAsia="en-150"/>
+          <w14:ligatures w14:val="none"/>
+        </w:rPr>
+        <w:t>referirea</w:t>
+      </w:r>
+      <w:proofErr w:type="spellEnd"/>
+      <w:r>
+        <w:rPr>
+          <w:rFonts w:ascii="Times New Roman" w:eastAsia="Times New Roman" w:hAnsi="Times New Roman" w:cs="Times New Roman"/>
+          <w:kern w:val="0"/>
+          <w:sz w:val="24"/>
+          <w:szCs w:val="24"/>
+          <w:lang w:eastAsia="en-150"/>
+          <w14:ligatures w14:val="none"/>
+        </w:rPr>
+        <w:t xml:space="preserve"> </w:t>
+      </w:r>
+      <w:proofErr w:type="spellStart"/>
+      <w:r>
+        <w:rPr>
+          <w:rFonts w:ascii="Times New Roman" w:eastAsia="Times New Roman" w:hAnsi="Times New Roman" w:cs="Times New Roman"/>
+          <w:kern w:val="0"/>
+          <w:sz w:val="24"/>
+          <w:szCs w:val="24"/>
+          <w:lang w:eastAsia="en-150"/>
+          <w14:ligatures w14:val="none"/>
+        </w:rPr>
+        <w:t>doar</w:t>
+      </w:r>
+      <w:proofErr w:type="spellEnd"/>
+      <w:r>
+        <w:rPr>
+          <w:rFonts w:ascii="Times New Roman" w:eastAsia="Times New Roman" w:hAnsi="Times New Roman" w:cs="Times New Roman"/>
+          <w:kern w:val="0"/>
+          <w:sz w:val="24"/>
+          <w:szCs w:val="24"/>
+          <w:lang w:eastAsia="en-150"/>
+          <w14:ligatures w14:val="none"/>
+        </w:rPr>
+        <w:t xml:space="preserve"> la </w:t>
+      </w:r>
+      <w:proofErr w:type="spellStart"/>
+      <w:r>
+        <w:rPr>
+          <w:rFonts w:ascii="Times New Roman" w:eastAsia="Times New Roman" w:hAnsi="Times New Roman" w:cs="Times New Roman"/>
+          <w:kern w:val="0"/>
+          <w:sz w:val="24"/>
+          <w:szCs w:val="24"/>
+          <w:lang w:eastAsia="en-150"/>
+          <w14:ligatures w14:val="none"/>
+        </w:rPr>
+        <w:t>înregistrări</w:t>
+      </w:r>
+      <w:proofErr w:type="spellEnd"/>
+      <w:r>
+        <w:rPr>
+          <w:rFonts w:ascii="Times New Roman" w:eastAsia="Times New Roman" w:hAnsi="Times New Roman" w:cs="Times New Roman"/>
+          <w:kern w:val="0"/>
+          <w:sz w:val="24"/>
+          <w:szCs w:val="24"/>
+          <w:lang w:eastAsia="en-150"/>
+          <w14:ligatures w14:val="none"/>
+        </w:rPr>
+        <w:t xml:space="preserve"> </w:t>
+      </w:r>
+      <w:proofErr w:type="spellStart"/>
+      <w:r>
+        <w:rPr>
+          <w:rFonts w:ascii="Times New Roman" w:eastAsia="Times New Roman" w:hAnsi="Times New Roman" w:cs="Times New Roman"/>
+          <w:kern w:val="0"/>
+          <w:sz w:val="24"/>
+          <w:szCs w:val="24"/>
+          <w:lang w:eastAsia="en-150"/>
+          <w14:ligatures w14:val="none"/>
+        </w:rPr>
+        <w:t>existente</w:t>
+      </w:r>
+      <w:proofErr w:type="spellEnd"/>
+      <w:r>
+        <w:rPr>
+          <w:rFonts w:ascii="Times New Roman" w:eastAsia="Times New Roman" w:hAnsi="Times New Roman" w:cs="Times New Roman"/>
+          <w:kern w:val="0"/>
+          <w:sz w:val="24"/>
+          <w:szCs w:val="24"/>
+          <w:lang w:eastAsia="en-150"/>
+          <w14:ligatures w14:val="none"/>
+        </w:rPr>
+        <w:t xml:space="preserve">, </w:t>
+      </w:r>
+      <w:proofErr w:type="spellStart"/>
+      <w:r>
+        <w:rPr>
+          <w:rFonts w:ascii="Times New Roman" w:eastAsia="Times New Roman" w:hAnsi="Times New Roman" w:cs="Times New Roman"/>
+          <w:kern w:val="0"/>
+          <w:sz w:val="24"/>
+          <w:szCs w:val="24"/>
+          <w:lang w:eastAsia="en-150"/>
+          <w14:ligatures w14:val="none"/>
+        </w:rPr>
+        <w:t>și</w:t>
+      </w:r>
+      <w:proofErr w:type="spellEnd"/>
+      <w:r>
+        <w:rPr>
+          <w:rFonts w:ascii="Times New Roman" w:eastAsia="Times New Roman" w:hAnsi="Times New Roman" w:cs="Times New Roman"/>
+          <w:kern w:val="0"/>
+          <w:sz w:val="24"/>
+          <w:szCs w:val="24"/>
+          <w:lang w:eastAsia="en-150"/>
+          <w14:ligatures w14:val="none"/>
+        </w:rPr>
+        <w:t xml:space="preserve"> </w:t>
+      </w:r>
+      <w:proofErr w:type="spellStart"/>
+      <w:r>
+        <w:rPr>
+          <w:rFonts w:ascii="Times New Roman" w:eastAsia="Times New Roman" w:hAnsi="Times New Roman" w:cs="Times New Roman"/>
+          <w:kern w:val="0"/>
+          <w:sz w:val="24"/>
+          <w:szCs w:val="24"/>
+          <w:lang w:eastAsia="en-150"/>
+          <w14:ligatures w14:val="none"/>
+        </w:rPr>
+        <w:t>prin</w:t>
+      </w:r>
+      <w:proofErr w:type="spellEnd"/>
+      <w:r>
+        <w:rPr>
+          <w:rFonts w:ascii="Times New Roman" w:eastAsia="Times New Roman" w:hAnsi="Times New Roman" w:cs="Times New Roman"/>
+          <w:kern w:val="0"/>
+          <w:sz w:val="24"/>
+          <w:szCs w:val="24"/>
+          <w:lang w:eastAsia="en-150"/>
+          <w14:ligatures w14:val="none"/>
+        </w:rPr>
+        <w:t xml:space="preserve"> </w:t>
+      </w:r>
+      <w:proofErr w:type="spellStart"/>
+      <w:r>
+        <w:rPr>
+          <w:rFonts w:ascii="Times New Roman" w:eastAsia="Times New Roman" w:hAnsi="Times New Roman" w:cs="Times New Roman"/>
+          <w:kern w:val="0"/>
+          <w:sz w:val="24"/>
+          <w:szCs w:val="24"/>
+          <w:lang w:eastAsia="en-150"/>
+          <w14:ligatures w14:val="none"/>
+        </w:rPr>
+        <w:t>constrângeri</w:t>
+      </w:r>
+      <w:proofErr w:type="spellEnd"/>
+      <w:r>
+        <w:rPr>
+          <w:rFonts w:ascii="Times New Roman" w:eastAsia="Times New Roman" w:hAnsi="Times New Roman" w:cs="Times New Roman"/>
+          <w:kern w:val="0"/>
+          <w:sz w:val="24"/>
+          <w:szCs w:val="24"/>
+          <w:lang w:eastAsia="en-150"/>
+          <w14:ligatures w14:val="none"/>
+        </w:rPr>
+        <w:t xml:space="preserve"> de </w:t>
+      </w:r>
+      <w:proofErr w:type="spellStart"/>
+      <w:r>
+        <w:rPr>
+          <w:rFonts w:ascii="Times New Roman" w:eastAsia="Times New Roman" w:hAnsi="Times New Roman" w:cs="Times New Roman"/>
+          <w:kern w:val="0"/>
+          <w:sz w:val="24"/>
+          <w:szCs w:val="24"/>
+          <w:lang w:eastAsia="en-150"/>
+          <w14:ligatures w14:val="none"/>
+        </w:rPr>
+        <w:t>unicitate</w:t>
+      </w:r>
+      <w:proofErr w:type="spellEnd"/>
+      <w:r>
+        <w:rPr>
+          <w:rFonts w:ascii="Times New Roman" w:eastAsia="Times New Roman" w:hAnsi="Times New Roman" w:cs="Times New Roman"/>
+          <w:kern w:val="0"/>
+          <w:sz w:val="24"/>
+          <w:szCs w:val="24"/>
+          <w:lang w:eastAsia="en-150"/>
+          <w14:ligatures w14:val="none"/>
+        </w:rPr>
+        <w:t xml:space="preserve"> </w:t>
+      </w:r>
+      <w:proofErr w:type="spellStart"/>
+      <w:r>
+        <w:rPr>
+          <w:rFonts w:ascii="Times New Roman" w:eastAsia="Times New Roman" w:hAnsi="Times New Roman" w:cs="Times New Roman"/>
+          <w:kern w:val="0"/>
+          <w:sz w:val="24"/>
+          <w:szCs w:val="24"/>
+          <w:lang w:eastAsia="en-150"/>
+          <w14:ligatures w14:val="none"/>
+        </w:rPr>
+        <w:t>pentru</w:t>
+      </w:r>
+      <w:proofErr w:type="spellEnd"/>
+      <w:r>
+        <w:rPr>
+          <w:rFonts w:ascii="Times New Roman" w:eastAsia="Times New Roman" w:hAnsi="Times New Roman" w:cs="Times New Roman"/>
+          <w:kern w:val="0"/>
+          <w:sz w:val="24"/>
+          <w:szCs w:val="24"/>
+          <w:lang w:eastAsia="en-150"/>
+          <w14:ligatures w14:val="none"/>
+        </w:rPr>
+        <w:t xml:space="preserve"> CNP, </w:t>
+      </w:r>
+      <w:proofErr w:type="spellStart"/>
+      <w:r>
+        <w:rPr>
+          <w:rFonts w:ascii="Times New Roman" w:eastAsia="Times New Roman" w:hAnsi="Times New Roman" w:cs="Times New Roman"/>
+          <w:kern w:val="0"/>
+          <w:sz w:val="24"/>
+          <w:szCs w:val="24"/>
+          <w:lang w:eastAsia="en-150"/>
+          <w14:ligatures w14:val="none"/>
+        </w:rPr>
+        <w:t>numărul</w:t>
+      </w:r>
+      <w:proofErr w:type="spellEnd"/>
+      <w:r>
+        <w:rPr>
+          <w:rFonts w:ascii="Times New Roman" w:eastAsia="Times New Roman" w:hAnsi="Times New Roman" w:cs="Times New Roman"/>
+          <w:kern w:val="0"/>
+          <w:sz w:val="24"/>
+          <w:szCs w:val="24"/>
+          <w:lang w:eastAsia="en-150"/>
+          <w14:ligatures w14:val="none"/>
+        </w:rPr>
+        <w:t xml:space="preserve"> de </w:t>
+      </w:r>
+      <w:proofErr w:type="spellStart"/>
+      <w:r>
+        <w:rPr>
+          <w:rFonts w:ascii="Times New Roman" w:eastAsia="Times New Roman" w:hAnsi="Times New Roman" w:cs="Times New Roman"/>
+          <w:kern w:val="0"/>
+          <w:sz w:val="24"/>
+          <w:szCs w:val="24"/>
+          <w:lang w:eastAsia="en-150"/>
+          <w14:ligatures w14:val="none"/>
+        </w:rPr>
+        <w:t>înmatriculare</w:t>
+      </w:r>
+      <w:proofErr w:type="spellEnd"/>
+      <w:r>
+        <w:rPr>
+          <w:rFonts w:ascii="Times New Roman" w:eastAsia="Times New Roman" w:hAnsi="Times New Roman" w:cs="Times New Roman"/>
+          <w:kern w:val="0"/>
+          <w:sz w:val="24"/>
+          <w:szCs w:val="24"/>
+          <w:lang w:eastAsia="en-150"/>
+          <w14:ligatures w14:val="none"/>
+        </w:rPr>
+        <w:t xml:space="preserve">, </w:t>
+      </w:r>
+      <w:proofErr w:type="spellStart"/>
+      <w:r>
+        <w:rPr>
+          <w:rFonts w:ascii="Times New Roman" w:eastAsia="Times New Roman" w:hAnsi="Times New Roman" w:cs="Times New Roman"/>
+          <w:kern w:val="0"/>
+          <w:sz w:val="24"/>
+          <w:szCs w:val="24"/>
+          <w:lang w:eastAsia="en-150"/>
+          <w14:ligatures w14:val="none"/>
+        </w:rPr>
+        <w:t>numărul</w:t>
+      </w:r>
+      <w:proofErr w:type="spellEnd"/>
+      <w:r>
+        <w:rPr>
+          <w:rFonts w:ascii="Times New Roman" w:eastAsia="Times New Roman" w:hAnsi="Times New Roman" w:cs="Times New Roman"/>
+          <w:kern w:val="0"/>
+          <w:sz w:val="24"/>
+          <w:szCs w:val="24"/>
+          <w:lang w:eastAsia="en-150"/>
+          <w14:ligatures w14:val="none"/>
+        </w:rPr>
+        <w:t xml:space="preserve"> </w:t>
+      </w:r>
+      <w:proofErr w:type="spellStart"/>
+      <w:r>
+        <w:rPr>
+          <w:rFonts w:ascii="Times New Roman" w:eastAsia="Times New Roman" w:hAnsi="Times New Roman" w:cs="Times New Roman"/>
+          <w:kern w:val="0"/>
+          <w:sz w:val="24"/>
+          <w:szCs w:val="24"/>
+          <w:lang w:eastAsia="en-150"/>
+          <w14:ligatures w14:val="none"/>
+        </w:rPr>
+        <w:t>autorizației</w:t>
+      </w:r>
+      <w:proofErr w:type="spellEnd"/>
+      <w:r>
+        <w:rPr>
+          <w:rFonts w:ascii="Times New Roman" w:eastAsia="Times New Roman" w:hAnsi="Times New Roman" w:cs="Times New Roman"/>
+          <w:kern w:val="0"/>
+          <w:sz w:val="24"/>
+          <w:szCs w:val="24"/>
+          <w:lang w:eastAsia="en-150"/>
+          <w14:ligatures w14:val="none"/>
+        </w:rPr>
+        <w:t xml:space="preserve"> </w:t>
+      </w:r>
+      <w:proofErr w:type="spellStart"/>
+      <w:r>
+        <w:rPr>
+          <w:rFonts w:ascii="Times New Roman" w:eastAsia="Times New Roman" w:hAnsi="Times New Roman" w:cs="Times New Roman"/>
+          <w:kern w:val="0"/>
+          <w:sz w:val="24"/>
+          <w:szCs w:val="24"/>
+          <w:lang w:eastAsia="en-150"/>
+          <w14:ligatures w14:val="none"/>
+        </w:rPr>
+        <w:t>și</w:t>
+      </w:r>
+      <w:proofErr w:type="spellEnd"/>
+      <w:r>
+        <w:rPr>
+          <w:rFonts w:ascii="Times New Roman" w:eastAsia="Times New Roman" w:hAnsi="Times New Roman" w:cs="Times New Roman"/>
+          <w:kern w:val="0"/>
+          <w:sz w:val="24"/>
+          <w:szCs w:val="24"/>
+          <w:lang w:eastAsia="en-150"/>
+          <w14:ligatures w14:val="none"/>
+        </w:rPr>
+        <w:t xml:space="preserve"> seria </w:t>
+      </w:r>
+      <w:proofErr w:type="spellStart"/>
+      <w:r>
+        <w:rPr>
+          <w:rFonts w:ascii="Times New Roman" w:eastAsia="Times New Roman" w:hAnsi="Times New Roman" w:cs="Times New Roman"/>
+          <w:kern w:val="0"/>
+          <w:sz w:val="24"/>
+          <w:szCs w:val="24"/>
+          <w:lang w:eastAsia="en-150"/>
+          <w14:ligatures w14:val="none"/>
+        </w:rPr>
+        <w:t>cursului</w:t>
+      </w:r>
+      <w:proofErr w:type="spellEnd"/>
+      <w:r>
+        <w:rPr>
+          <w:rFonts w:ascii="Times New Roman" w:eastAsia="Times New Roman" w:hAnsi="Times New Roman" w:cs="Times New Roman"/>
+          <w:kern w:val="0"/>
+          <w:sz w:val="24"/>
+          <w:szCs w:val="24"/>
+          <w:lang w:eastAsia="en-150"/>
+          <w14:ligatures w14:val="none"/>
+        </w:rPr>
+        <w:t xml:space="preserve">. </w:t>
+      </w:r>
+      <w:proofErr w:type="spellStart"/>
+      <w:r>
+        <w:rPr>
+          <w:rFonts w:ascii="Times New Roman" w:eastAsia="Times New Roman" w:hAnsi="Times New Roman" w:cs="Times New Roman"/>
+          <w:kern w:val="0"/>
+          <w:sz w:val="24"/>
+          <w:szCs w:val="24"/>
+          <w:lang w:eastAsia="en-150"/>
+          <w14:ligatures w14:val="none"/>
+        </w:rPr>
+        <w:t>Ștergerea</w:t>
+      </w:r>
+      <w:proofErr w:type="spellEnd"/>
+      <w:r>
+        <w:rPr>
+          <w:rFonts w:ascii="Times New Roman" w:eastAsia="Times New Roman" w:hAnsi="Times New Roman" w:cs="Times New Roman"/>
+          <w:kern w:val="0"/>
+          <w:sz w:val="24"/>
+          <w:szCs w:val="24"/>
+          <w:lang w:eastAsia="en-150"/>
+          <w14:ligatures w14:val="none"/>
+        </w:rPr>
+        <w:t xml:space="preserve"> </w:t>
+      </w:r>
+      <w:proofErr w:type="spellStart"/>
+      <w:r>
+        <w:rPr>
+          <w:rFonts w:ascii="Times New Roman" w:eastAsia="Times New Roman" w:hAnsi="Times New Roman" w:cs="Times New Roman"/>
+          <w:kern w:val="0"/>
+          <w:sz w:val="24"/>
+          <w:szCs w:val="24"/>
+          <w:lang w:eastAsia="en-150"/>
+          <w14:ligatures w14:val="none"/>
+        </w:rPr>
+        <w:t>unui</w:t>
+      </w:r>
+      <w:proofErr w:type="spellEnd"/>
+      <w:r>
+        <w:rPr>
+          <w:rFonts w:ascii="Times New Roman" w:eastAsia="Times New Roman" w:hAnsi="Times New Roman" w:cs="Times New Roman"/>
+          <w:kern w:val="0"/>
+          <w:sz w:val="24"/>
+          <w:szCs w:val="24"/>
+          <w:lang w:eastAsia="en-150"/>
+          <w14:ligatures w14:val="none"/>
+        </w:rPr>
+        <w:t xml:space="preserve"> </w:t>
+      </w:r>
+      <w:proofErr w:type="spellStart"/>
+      <w:r>
+        <w:rPr>
+          <w:rFonts w:ascii="Times New Roman" w:eastAsia="Times New Roman" w:hAnsi="Times New Roman" w:cs="Times New Roman"/>
+          <w:kern w:val="0"/>
+          <w:sz w:val="24"/>
+          <w:szCs w:val="24"/>
+          <w:lang w:eastAsia="en-150"/>
+          <w14:ligatures w14:val="none"/>
+        </w:rPr>
+        <w:t>cursant</w:t>
+      </w:r>
+      <w:proofErr w:type="spellEnd"/>
+      <w:r>
+        <w:rPr>
+          <w:rFonts w:ascii="Times New Roman" w:eastAsia="Times New Roman" w:hAnsi="Times New Roman" w:cs="Times New Roman"/>
+          <w:kern w:val="0"/>
+          <w:sz w:val="24"/>
+          <w:szCs w:val="24"/>
+          <w:lang w:eastAsia="en-150"/>
+          <w14:ligatures w14:val="none"/>
+        </w:rPr>
+        <w:t xml:space="preserve">, curs </w:t>
+      </w:r>
+      <w:proofErr w:type="spellStart"/>
+      <w:r>
+        <w:rPr>
+          <w:rFonts w:ascii="Times New Roman" w:eastAsia="Times New Roman" w:hAnsi="Times New Roman" w:cs="Times New Roman"/>
+          <w:kern w:val="0"/>
+          <w:sz w:val="24"/>
+          <w:szCs w:val="24"/>
+          <w:lang w:eastAsia="en-150"/>
+          <w14:ligatures w14:val="none"/>
+        </w:rPr>
+        <w:t>sau</w:t>
+      </w:r>
+      <w:proofErr w:type="spellEnd"/>
+      <w:r>
+        <w:rPr>
+          <w:rFonts w:ascii="Times New Roman" w:eastAsia="Times New Roman" w:hAnsi="Times New Roman" w:cs="Times New Roman"/>
+          <w:kern w:val="0"/>
+          <w:sz w:val="24"/>
+          <w:szCs w:val="24"/>
+          <w:lang w:eastAsia="en-150"/>
+          <w14:ligatures w14:val="none"/>
+        </w:rPr>
+        <w:t xml:space="preserve"> instructor cu </w:t>
+      </w:r>
+      <w:proofErr w:type="spellStart"/>
+      <w:r>
+        <w:rPr>
+          <w:rFonts w:ascii="Times New Roman" w:eastAsia="Times New Roman" w:hAnsi="Times New Roman" w:cs="Times New Roman"/>
+          <w:kern w:val="0"/>
+          <w:sz w:val="24"/>
+          <w:szCs w:val="24"/>
+          <w:lang w:eastAsia="en-150"/>
+          <w14:ligatures w14:val="none"/>
+        </w:rPr>
+        <w:t>înregistrări</w:t>
+      </w:r>
+      <w:proofErr w:type="spellEnd"/>
+      <w:r>
+        <w:rPr>
+          <w:rFonts w:ascii="Times New Roman" w:eastAsia="Times New Roman" w:hAnsi="Times New Roman" w:cs="Times New Roman"/>
+          <w:kern w:val="0"/>
+          <w:sz w:val="24"/>
+          <w:szCs w:val="24"/>
+          <w:lang w:eastAsia="en-150"/>
+          <w14:ligatures w14:val="none"/>
+        </w:rPr>
+        <w:t xml:space="preserve"> </w:t>
+      </w:r>
+      <w:proofErr w:type="spellStart"/>
+      <w:r>
+        <w:rPr>
+          <w:rFonts w:ascii="Times New Roman" w:eastAsia="Times New Roman" w:hAnsi="Times New Roman" w:cs="Times New Roman"/>
+          <w:kern w:val="0"/>
+          <w:sz w:val="24"/>
+          <w:szCs w:val="24"/>
+          <w:lang w:eastAsia="en-150"/>
+          <w14:ligatures w14:val="none"/>
+        </w:rPr>
+        <w:t>dependente</w:t>
+      </w:r>
+      <w:proofErr w:type="spellEnd"/>
+      <w:r>
+        <w:rPr>
+          <w:rFonts w:ascii="Times New Roman" w:eastAsia="Times New Roman" w:hAnsi="Times New Roman" w:cs="Times New Roman"/>
+          <w:kern w:val="0"/>
+          <w:sz w:val="24"/>
+          <w:szCs w:val="24"/>
+          <w:lang w:eastAsia="en-150"/>
+          <w14:ligatures w14:val="none"/>
+        </w:rPr>
+        <w:t xml:space="preserve"> </w:t>
+      </w:r>
+      <w:proofErr w:type="spellStart"/>
+      <w:r>
+        <w:rPr>
+          <w:rFonts w:ascii="Times New Roman" w:eastAsia="Times New Roman" w:hAnsi="Times New Roman" w:cs="Times New Roman"/>
+          <w:kern w:val="0"/>
+          <w:sz w:val="24"/>
+          <w:szCs w:val="24"/>
+          <w:lang w:eastAsia="en-150"/>
+          <w14:ligatures w14:val="none"/>
+        </w:rPr>
+        <w:t>este</w:t>
+      </w:r>
+      <w:proofErr w:type="spellEnd"/>
+      <w:r>
+        <w:rPr>
+          <w:rFonts w:ascii="Times New Roman" w:eastAsia="Times New Roman" w:hAnsi="Times New Roman" w:cs="Times New Roman"/>
+          <w:kern w:val="0"/>
+          <w:sz w:val="24"/>
+          <w:szCs w:val="24"/>
+          <w:lang w:eastAsia="en-150"/>
+          <w14:ligatures w14:val="none"/>
+        </w:rPr>
+        <w:t xml:space="preserve"> </w:t>
+      </w:r>
+      <w:proofErr w:type="spellStart"/>
+      <w:r>
+        <w:rPr>
+          <w:rFonts w:ascii="Times New Roman" w:eastAsia="Times New Roman" w:hAnsi="Times New Roman" w:cs="Times New Roman"/>
+          <w:kern w:val="0"/>
+          <w:sz w:val="24"/>
+          <w:szCs w:val="24"/>
+          <w:lang w:eastAsia="en-150"/>
+          <w14:ligatures w14:val="none"/>
+        </w:rPr>
+        <w:t>blocată</w:t>
+      </w:r>
+      <w:proofErr w:type="spellEnd"/>
+      <w:r>
+        <w:rPr>
+          <w:rFonts w:ascii="Times New Roman" w:eastAsia="Times New Roman" w:hAnsi="Times New Roman" w:cs="Times New Roman"/>
+          <w:kern w:val="0"/>
+          <w:sz w:val="24"/>
+          <w:szCs w:val="24"/>
+          <w:lang w:eastAsia="en-150"/>
+          <w14:ligatures w14:val="none"/>
+        </w:rPr>
+        <w:t xml:space="preserve">, </w:t>
+      </w:r>
+      <w:proofErr w:type="spellStart"/>
+      <w:r>
+        <w:rPr>
+          <w:rFonts w:ascii="Times New Roman" w:eastAsia="Times New Roman" w:hAnsi="Times New Roman" w:cs="Times New Roman"/>
+          <w:kern w:val="0"/>
+          <w:sz w:val="24"/>
+          <w:szCs w:val="24"/>
+          <w:lang w:eastAsia="en-150"/>
+          <w14:ligatures w14:val="none"/>
+        </w:rPr>
+        <w:t>pentru</w:t>
+      </w:r>
+      <w:proofErr w:type="spellEnd"/>
+      <w:r>
+        <w:rPr>
+          <w:rFonts w:ascii="Times New Roman" w:eastAsia="Times New Roman" w:hAnsi="Times New Roman" w:cs="Times New Roman"/>
+          <w:kern w:val="0"/>
+          <w:sz w:val="24"/>
+          <w:szCs w:val="24"/>
+          <w:lang w:eastAsia="en-150"/>
+          <w14:ligatures w14:val="none"/>
+        </w:rPr>
+        <w:t xml:space="preserve"> a </w:t>
+      </w:r>
+      <w:proofErr w:type="spellStart"/>
+      <w:r>
+        <w:rPr>
+          <w:rFonts w:ascii="Times New Roman" w:eastAsia="Times New Roman" w:hAnsi="Times New Roman" w:cs="Times New Roman"/>
+          <w:kern w:val="0"/>
+          <w:sz w:val="24"/>
+          <w:szCs w:val="24"/>
+          <w:lang w:eastAsia="en-150"/>
+          <w14:ligatures w14:val="none"/>
+        </w:rPr>
+        <w:t>păstra</w:t>
+      </w:r>
+      <w:proofErr w:type="spellEnd"/>
+      <w:r>
+        <w:rPr>
+          <w:rFonts w:ascii="Times New Roman" w:eastAsia="Times New Roman" w:hAnsi="Times New Roman" w:cs="Times New Roman"/>
+          <w:kern w:val="0"/>
+          <w:sz w:val="24"/>
+          <w:szCs w:val="24"/>
+          <w:lang w:eastAsia="en-150"/>
+          <w14:ligatures w14:val="none"/>
+        </w:rPr>
+        <w:t xml:space="preserve"> </w:t>
+      </w:r>
+      <w:proofErr w:type="spellStart"/>
+      <w:r>
+        <w:rPr>
+          <w:rFonts w:ascii="Times New Roman" w:eastAsia="Times New Roman" w:hAnsi="Times New Roman" w:cs="Times New Roman"/>
+          <w:kern w:val="0"/>
+          <w:sz w:val="24"/>
+          <w:szCs w:val="24"/>
+          <w:lang w:eastAsia="en-150"/>
+          <w14:ligatures w14:val="none"/>
+        </w:rPr>
+        <w:t>istoricul</w:t>
+      </w:r>
+      <w:proofErr w:type="spellEnd"/>
+      <w:r>
+        <w:rPr>
+          <w:rFonts w:ascii="Times New Roman" w:eastAsia="Times New Roman" w:hAnsi="Times New Roman" w:cs="Times New Roman"/>
+          <w:kern w:val="0"/>
+          <w:sz w:val="24"/>
+          <w:szCs w:val="24"/>
+          <w:lang w:eastAsia="en-150"/>
+          <w14:ligatures w14:val="none"/>
+        </w:rPr>
+        <w:t xml:space="preserve">. </w:t>
+      </w:r>
+      <w:proofErr w:type="spellStart"/>
+      <w:r>
+        <w:rPr>
+          <w:rFonts w:ascii="Times New Roman" w:eastAsia="Times New Roman" w:hAnsi="Times New Roman" w:cs="Times New Roman"/>
+          <w:kern w:val="0"/>
+          <w:sz w:val="24"/>
+          <w:szCs w:val="24"/>
+          <w:lang w:eastAsia="en-150"/>
+          <w14:ligatures w14:val="none"/>
+        </w:rPr>
+        <w:t>Sumele</w:t>
+      </w:r>
+      <w:proofErr w:type="spellEnd"/>
+      <w:r>
+        <w:rPr>
+          <w:rFonts w:ascii="Times New Roman" w:eastAsia="Times New Roman" w:hAnsi="Times New Roman" w:cs="Times New Roman"/>
+          <w:kern w:val="0"/>
+          <w:sz w:val="24"/>
+          <w:szCs w:val="24"/>
+          <w:lang w:eastAsia="en-150"/>
+          <w14:ligatures w14:val="none"/>
+        </w:rPr>
+        <w:t xml:space="preserve">, </w:t>
+      </w:r>
+      <w:proofErr w:type="spellStart"/>
+      <w:r>
+        <w:rPr>
+          <w:rFonts w:ascii="Times New Roman" w:eastAsia="Times New Roman" w:hAnsi="Times New Roman" w:cs="Times New Roman"/>
+          <w:kern w:val="0"/>
+          <w:sz w:val="24"/>
+          <w:szCs w:val="24"/>
+          <w:lang w:eastAsia="en-150"/>
+          <w14:ligatures w14:val="none"/>
+        </w:rPr>
+        <w:t>duratele</w:t>
+      </w:r>
+      <w:proofErr w:type="spellEnd"/>
+      <w:r>
+        <w:rPr>
+          <w:rFonts w:ascii="Times New Roman" w:eastAsia="Times New Roman" w:hAnsi="Times New Roman" w:cs="Times New Roman"/>
+          <w:kern w:val="0"/>
+          <w:sz w:val="24"/>
+          <w:szCs w:val="24"/>
+          <w:lang w:eastAsia="en-150"/>
+          <w14:ligatures w14:val="none"/>
+        </w:rPr>
+        <w:t xml:space="preserve"> </w:t>
+      </w:r>
+      <w:proofErr w:type="spellStart"/>
+      <w:r>
+        <w:rPr>
+          <w:rFonts w:ascii="Times New Roman" w:eastAsia="Times New Roman" w:hAnsi="Times New Roman" w:cs="Times New Roman"/>
+          <w:kern w:val="0"/>
+          <w:sz w:val="24"/>
+          <w:szCs w:val="24"/>
+          <w:lang w:eastAsia="en-150"/>
+          <w14:ligatures w14:val="none"/>
+        </w:rPr>
+        <w:t>și</w:t>
+      </w:r>
+      <w:proofErr w:type="spellEnd"/>
+      <w:r>
+        <w:rPr>
+          <w:rFonts w:ascii="Times New Roman" w:eastAsia="Times New Roman" w:hAnsi="Times New Roman" w:cs="Times New Roman"/>
+          <w:kern w:val="0"/>
+          <w:sz w:val="24"/>
+          <w:szCs w:val="24"/>
+          <w:lang w:eastAsia="en-150"/>
+          <w14:ligatures w14:val="none"/>
+        </w:rPr>
+        <w:t xml:space="preserve"> </w:t>
+      </w:r>
+      <w:proofErr w:type="spellStart"/>
+      <w:r>
+        <w:rPr>
+          <w:rFonts w:ascii="Times New Roman" w:eastAsia="Times New Roman" w:hAnsi="Times New Roman" w:cs="Times New Roman"/>
+          <w:kern w:val="0"/>
+          <w:sz w:val="24"/>
+          <w:szCs w:val="24"/>
+          <w:lang w:eastAsia="en-150"/>
+          <w14:ligatures w14:val="none"/>
+        </w:rPr>
+        <w:t>capacitățile</w:t>
+      </w:r>
+      <w:proofErr w:type="spellEnd"/>
+      <w:r>
+        <w:rPr>
+          <w:rFonts w:ascii="Times New Roman" w:eastAsia="Times New Roman" w:hAnsi="Times New Roman" w:cs="Times New Roman"/>
+          <w:kern w:val="0"/>
+          <w:sz w:val="24"/>
+          <w:szCs w:val="24"/>
+          <w:lang w:eastAsia="en-150"/>
+          <w14:ligatures w14:val="none"/>
+        </w:rPr>
+        <w:t xml:space="preserve"> </w:t>
+      </w:r>
+      <w:proofErr w:type="spellStart"/>
+      <w:r>
+        <w:rPr>
+          <w:rFonts w:ascii="Times New Roman" w:eastAsia="Times New Roman" w:hAnsi="Times New Roman" w:cs="Times New Roman"/>
+          <w:kern w:val="0"/>
+          <w:sz w:val="24"/>
+          <w:szCs w:val="24"/>
+          <w:lang w:eastAsia="en-150"/>
+          <w14:ligatures w14:val="none"/>
+        </w:rPr>
+        <w:t>trebuie</w:t>
+      </w:r>
+      <w:proofErr w:type="spellEnd"/>
+      <w:r>
+        <w:rPr>
+          <w:rFonts w:ascii="Times New Roman" w:eastAsia="Times New Roman" w:hAnsi="Times New Roman" w:cs="Times New Roman"/>
+          <w:kern w:val="0"/>
+          <w:sz w:val="24"/>
+          <w:szCs w:val="24"/>
+          <w:lang w:eastAsia="en-150"/>
+          <w14:ligatures w14:val="none"/>
+        </w:rPr>
+        <w:t xml:space="preserve"> </w:t>
+      </w:r>
+      <w:proofErr w:type="spellStart"/>
+      <w:r>
+        <w:rPr>
+          <w:rFonts w:ascii="Times New Roman" w:eastAsia="Times New Roman" w:hAnsi="Times New Roman" w:cs="Times New Roman"/>
+          <w:kern w:val="0"/>
+          <w:sz w:val="24"/>
+          <w:szCs w:val="24"/>
+          <w:lang w:eastAsia="en-150"/>
+          <w14:ligatures w14:val="none"/>
+        </w:rPr>
+        <w:t>să</w:t>
+      </w:r>
+      <w:proofErr w:type="spellEnd"/>
+      <w:r>
+        <w:rPr>
+          <w:rFonts w:ascii="Times New Roman" w:eastAsia="Times New Roman" w:hAnsi="Times New Roman" w:cs="Times New Roman"/>
+          <w:kern w:val="0"/>
+          <w:sz w:val="24"/>
+          <w:szCs w:val="24"/>
+          <w:lang w:eastAsia="en-150"/>
+          <w14:ligatures w14:val="none"/>
+        </w:rPr>
+        <w:t xml:space="preserve"> fie </w:t>
+      </w:r>
+      <w:proofErr w:type="spellStart"/>
+      <w:r>
+        <w:rPr>
+          <w:rFonts w:ascii="Times New Roman" w:eastAsia="Times New Roman" w:hAnsi="Times New Roman" w:cs="Times New Roman"/>
+          <w:kern w:val="0"/>
+          <w:sz w:val="24"/>
+          <w:szCs w:val="24"/>
+          <w:lang w:eastAsia="en-150"/>
+          <w14:ligatures w14:val="none"/>
+        </w:rPr>
+        <w:t>pozitive</w:t>
+      </w:r>
+      <w:proofErr w:type="spellEnd"/>
+      <w:r>
+        <w:rPr>
+          <w:rFonts w:ascii="Times New Roman" w:eastAsia="Times New Roman" w:hAnsi="Times New Roman" w:cs="Times New Roman"/>
+          <w:kern w:val="0"/>
+          <w:sz w:val="24"/>
+          <w:szCs w:val="24"/>
+          <w:lang w:eastAsia="en-150"/>
+          <w14:ligatures w14:val="none"/>
+        </w:rPr>
+        <w:t>.</w:t>
+      </w:r>
+    </w:p>
+    <w:p>
+      <w:pPr>
+        <w:spacing w:before="100" w:beforeAutospacing="1" w:after="100" w:afterAutospacing="1" w:line="360" w:lineRule="auto"/>
+        <w:jc w:val="both"/>
+        <w:rPr>
+          <w:rFonts w:ascii="Times New Roman" w:eastAsia="Times New Roman" w:hAnsi="Times New Roman" w:cs="Times New Roman"/>
+          <w:kern w:val="0"/>
+          <w:sz w:val="24"/>
+          <w:szCs w:val="24"/>
+          <w:lang w:eastAsia="en-150"/>
+          <w14:ligatures w14:val="none"/>
+        </w:rPr>
+      </w:pPr>
+      <w:r>
+        <w:rPr>
+          <w:rFonts w:ascii="Times New Roman" w:eastAsia="Times New Roman" w:hAnsi="Times New Roman" w:cs="Times New Roman"/>
+          <w:kern w:val="0"/>
+          <w:sz w:val="24"/>
+          <w:szCs w:val="24"/>
+          <w:lang w:eastAsia="en-150"/>
+          <w14:ligatures w14:val="none"/>
+        </w:rPr>
+        <w:t xml:space="preserve">Baza de date </w:t>
+      </w:r>
+      <w:proofErr w:type="spellStart"/>
+      <w:r>
+        <w:rPr>
+          <w:rFonts w:ascii="Times New Roman" w:eastAsia="Times New Roman" w:hAnsi="Times New Roman" w:cs="Times New Roman"/>
+          <w:kern w:val="0"/>
+          <w:sz w:val="24"/>
+          <w:szCs w:val="24"/>
+          <w:lang w:eastAsia="en-150"/>
+          <w14:ligatures w14:val="none"/>
+        </w:rPr>
+        <w:t>respectă</w:t>
+      </w:r>
+      <w:proofErr w:type="spellEnd"/>
+      <w:r>
+        <w:rPr>
+          <w:rFonts w:ascii="Times New Roman" w:eastAsia="Times New Roman" w:hAnsi="Times New Roman" w:cs="Times New Roman"/>
+          <w:kern w:val="0"/>
+          <w:sz w:val="24"/>
+          <w:szCs w:val="24"/>
+          <w:lang w:eastAsia="en-150"/>
+          <w14:ligatures w14:val="none"/>
+        </w:rPr>
+        <w:t xml:space="preserve"> </w:t>
+      </w:r>
+      <w:proofErr w:type="spellStart"/>
+      <w:r>
+        <w:rPr>
+          <w:rFonts w:ascii="Times New Roman" w:eastAsia="Times New Roman" w:hAnsi="Times New Roman" w:cs="Times New Roman"/>
+          <w:kern w:val="0"/>
+          <w:sz w:val="24"/>
+          <w:szCs w:val="24"/>
+          <w:lang w:eastAsia="en-150"/>
+          <w14:ligatures w14:val="none"/>
+        </w:rPr>
+        <w:t>primele</w:t>
+      </w:r>
+      <w:proofErr w:type="spellEnd"/>
+      <w:r>
+        <w:rPr>
+          <w:rFonts w:ascii="Times New Roman" w:eastAsia="Times New Roman" w:hAnsi="Times New Roman" w:cs="Times New Roman"/>
+          <w:kern w:val="0"/>
+          <w:sz w:val="24"/>
+          <w:szCs w:val="24"/>
+          <w:lang w:eastAsia="en-150"/>
+          <w14:ligatures w14:val="none"/>
+        </w:rPr>
+        <w:t xml:space="preserve"> </w:t>
+      </w:r>
+      <w:proofErr w:type="spellStart"/>
+      <w:r>
+        <w:rPr>
+          <w:rFonts w:ascii="Times New Roman" w:eastAsia="Times New Roman" w:hAnsi="Times New Roman" w:cs="Times New Roman"/>
+          <w:kern w:val="0"/>
+          <w:sz w:val="24"/>
+          <w:szCs w:val="24"/>
+          <w:lang w:eastAsia="en-150"/>
+          <w14:ligatures w14:val="none"/>
+        </w:rPr>
+        <w:t>trei</w:t>
+      </w:r>
+      <w:proofErr w:type="spellEnd"/>
+      <w:r>
+        <w:rPr>
+          <w:rFonts w:ascii="Times New Roman" w:eastAsia="Times New Roman" w:hAnsi="Times New Roman" w:cs="Times New Roman"/>
+          <w:kern w:val="0"/>
+          <w:sz w:val="24"/>
+          <w:szCs w:val="24"/>
+          <w:lang w:eastAsia="en-150"/>
+          <w14:ligatures w14:val="none"/>
+        </w:rPr>
+        <w:t xml:space="preserve"> </w:t>
+      </w:r>
+      <w:proofErr w:type="spellStart"/>
+      <w:r>
+        <w:rPr>
+          <w:rFonts w:ascii="Times New Roman" w:eastAsia="Times New Roman" w:hAnsi="Times New Roman" w:cs="Times New Roman"/>
+          <w:kern w:val="0"/>
+          <w:sz w:val="24"/>
+          <w:szCs w:val="24"/>
+          <w:lang w:eastAsia="en-150"/>
+          <w14:ligatures w14:val="none"/>
+        </w:rPr>
+        <w:t>forme</w:t>
+      </w:r>
+      <w:proofErr w:type="spellEnd"/>
+      <w:r>
+        <w:rPr>
+          <w:rFonts w:ascii="Times New Roman" w:eastAsia="Times New Roman" w:hAnsi="Times New Roman" w:cs="Times New Roman"/>
+          <w:kern w:val="0"/>
+          <w:sz w:val="24"/>
+          <w:szCs w:val="24"/>
+          <w:lang w:eastAsia="en-150"/>
+          <w14:ligatures w14:val="none"/>
+        </w:rPr>
+        <w:t xml:space="preserve"> </w:t>
+      </w:r>
+      <w:proofErr w:type="spellStart"/>
+      <w:r>
+        <w:rPr>
+          <w:rFonts w:ascii="Times New Roman" w:eastAsia="Times New Roman" w:hAnsi="Times New Roman" w:cs="Times New Roman"/>
+          <w:kern w:val="0"/>
+          <w:sz w:val="24"/>
+          <w:szCs w:val="24"/>
+          <w:lang w:eastAsia="en-150"/>
+          <w14:ligatures w14:val="none"/>
+        </w:rPr>
+        <w:t>normale</w:t>
+      </w:r>
+      <w:proofErr w:type="spellEnd"/>
+      <w:r>
+        <w:rPr>
+          <w:rFonts w:ascii="Times New Roman" w:eastAsia="Times New Roman" w:hAnsi="Times New Roman" w:cs="Times New Roman"/>
+          <w:kern w:val="0"/>
+          <w:sz w:val="24"/>
+          <w:szCs w:val="24"/>
+          <w:lang w:eastAsia="en-150"/>
+          <w14:ligatures w14:val="none"/>
+        </w:rPr>
+        <w:t xml:space="preserve">: </w:t>
+      </w:r>
+      <w:proofErr w:type="spellStart"/>
+      <w:r>
+        <w:rPr>
+          <w:rFonts w:ascii="Times New Roman" w:eastAsia="Times New Roman" w:hAnsi="Times New Roman" w:cs="Times New Roman"/>
+          <w:kern w:val="0"/>
+          <w:sz w:val="24"/>
+          <w:szCs w:val="24"/>
+          <w:lang w:eastAsia="en-150"/>
+          <w14:ligatures w14:val="none"/>
+        </w:rPr>
+        <w:t>valorile</w:t>
+      </w:r>
+      <w:proofErr w:type="spellEnd"/>
+      <w:r>
+        <w:rPr>
+          <w:rFonts w:ascii="Times New Roman" w:eastAsia="Times New Roman" w:hAnsi="Times New Roman" w:cs="Times New Roman"/>
+          <w:kern w:val="0"/>
+          <w:sz w:val="24"/>
+          <w:szCs w:val="24"/>
+          <w:lang w:eastAsia="en-150"/>
+          <w14:ligatures w14:val="none"/>
+        </w:rPr>
+        <w:t xml:space="preserve"> sunt </w:t>
+      </w:r>
+      <w:proofErr w:type="spellStart"/>
+      <w:r>
+        <w:rPr>
+          <w:rFonts w:ascii="Times New Roman" w:eastAsia="Times New Roman" w:hAnsi="Times New Roman" w:cs="Times New Roman"/>
+          <w:kern w:val="0"/>
+          <w:sz w:val="24"/>
+          <w:szCs w:val="24"/>
+          <w:lang w:eastAsia="en-150"/>
+          <w14:ligatures w14:val="none"/>
+        </w:rPr>
+        <w:t>atomice</w:t>
+      </w:r>
+      <w:proofErr w:type="spellEnd"/>
+      <w:r>
+        <w:rPr>
+          <w:rFonts w:ascii="Times New Roman" w:eastAsia="Times New Roman" w:hAnsi="Times New Roman" w:cs="Times New Roman"/>
+          <w:kern w:val="0"/>
+          <w:sz w:val="24"/>
+          <w:szCs w:val="24"/>
+          <w:lang w:eastAsia="en-150"/>
+          <w14:ligatures w14:val="none"/>
+        </w:rPr>
+        <w:t xml:space="preserve">, </w:t>
+      </w:r>
+      <w:proofErr w:type="spellStart"/>
+      <w:r>
+        <w:rPr>
+          <w:rFonts w:ascii="Times New Roman" w:eastAsia="Times New Roman" w:hAnsi="Times New Roman" w:cs="Times New Roman"/>
+          <w:kern w:val="0"/>
+          <w:sz w:val="24"/>
+          <w:szCs w:val="24"/>
+          <w:lang w:eastAsia="en-150"/>
+          <w14:ligatures w14:val="none"/>
+        </w:rPr>
+        <w:t>fiecare</w:t>
+      </w:r>
+      <w:proofErr w:type="spellEnd"/>
+      <w:r>
+        <w:rPr>
+          <w:rFonts w:ascii="Times New Roman" w:eastAsia="Times New Roman" w:hAnsi="Times New Roman" w:cs="Times New Roman"/>
+          <w:kern w:val="0"/>
+          <w:sz w:val="24"/>
+          <w:szCs w:val="24"/>
+          <w:lang w:eastAsia="en-150"/>
+          <w14:ligatures w14:val="none"/>
+        </w:rPr>
+        <w:t xml:space="preserve"> </w:t>
+      </w:r>
+      <w:proofErr w:type="spellStart"/>
+      <w:r>
+        <w:rPr>
+          <w:rFonts w:ascii="Times New Roman" w:eastAsia="Times New Roman" w:hAnsi="Times New Roman" w:cs="Times New Roman"/>
+          <w:kern w:val="0"/>
+          <w:sz w:val="24"/>
+          <w:szCs w:val="24"/>
+          <w:lang w:eastAsia="en-150"/>
+          <w14:ligatures w14:val="none"/>
+        </w:rPr>
+        <w:t>tabelă</w:t>
+      </w:r>
+      <w:proofErr w:type="spellEnd"/>
+      <w:r>
+        <w:rPr>
+          <w:rFonts w:ascii="Times New Roman" w:eastAsia="Times New Roman" w:hAnsi="Times New Roman" w:cs="Times New Roman"/>
+          <w:kern w:val="0"/>
+          <w:sz w:val="24"/>
+          <w:szCs w:val="24"/>
+          <w:lang w:eastAsia="en-150"/>
+          <w14:ligatures w14:val="none"/>
+        </w:rPr>
+        <w:t xml:space="preserve"> are o </w:t>
+      </w:r>
+      <w:proofErr w:type="spellStart"/>
+      <w:r>
+        <w:rPr>
+          <w:rFonts w:ascii="Times New Roman" w:eastAsia="Times New Roman" w:hAnsi="Times New Roman" w:cs="Times New Roman"/>
+          <w:kern w:val="0"/>
+          <w:sz w:val="24"/>
+          <w:szCs w:val="24"/>
+          <w:lang w:eastAsia="en-150"/>
+          <w14:ligatures w14:val="none"/>
+        </w:rPr>
+        <w:t>cheie</w:t>
+      </w:r>
+      <w:proofErr w:type="spellEnd"/>
+      <w:r>
+        <w:rPr>
+          <w:rFonts w:ascii="Times New Roman" w:eastAsia="Times New Roman" w:hAnsi="Times New Roman" w:cs="Times New Roman"/>
+          <w:kern w:val="0"/>
+          <w:sz w:val="24"/>
+          <w:szCs w:val="24"/>
+          <w:lang w:eastAsia="en-150"/>
+          <w14:ligatures w14:val="none"/>
+        </w:rPr>
+        <w:t xml:space="preserve"> </w:t>
+      </w:r>
+      <w:proofErr w:type="spellStart"/>
+      <w:r>
+        <w:rPr>
+          <w:rFonts w:ascii="Times New Roman" w:eastAsia="Times New Roman" w:hAnsi="Times New Roman" w:cs="Times New Roman"/>
+          <w:kern w:val="0"/>
+          <w:sz w:val="24"/>
+          <w:szCs w:val="24"/>
+          <w:lang w:eastAsia="en-150"/>
+          <w14:ligatures w14:val="none"/>
+        </w:rPr>
+        <w:t>primară</w:t>
+      </w:r>
+      <w:proofErr w:type="spellEnd"/>
+      <w:r>
+        <w:rPr>
+          <w:rFonts w:ascii="Times New Roman" w:eastAsia="Times New Roman" w:hAnsi="Times New Roman" w:cs="Times New Roman"/>
+          <w:kern w:val="0"/>
+          <w:sz w:val="24"/>
+          <w:szCs w:val="24"/>
+          <w:lang w:eastAsia="en-150"/>
+          <w14:ligatures w14:val="none"/>
+        </w:rPr>
+        <w:t xml:space="preserve"> </w:t>
+      </w:r>
+      <w:proofErr w:type="spellStart"/>
+      <w:r>
+        <w:rPr>
+          <w:rFonts w:ascii="Times New Roman" w:eastAsia="Times New Roman" w:hAnsi="Times New Roman" w:cs="Times New Roman"/>
+          <w:kern w:val="0"/>
+          <w:sz w:val="24"/>
+          <w:szCs w:val="24"/>
+          <w:lang w:eastAsia="en-150"/>
+          <w14:ligatures w14:val="none"/>
+        </w:rPr>
+        <w:t>simplă</w:t>
+      </w:r>
+      <w:proofErr w:type="spellEnd"/>
+      <w:r>
+        <w:rPr>
+          <w:rFonts w:ascii="Times New Roman" w:eastAsia="Times New Roman" w:hAnsi="Times New Roman" w:cs="Times New Roman"/>
+          <w:kern w:val="0"/>
+          <w:sz w:val="24"/>
+          <w:szCs w:val="24"/>
+          <w:lang w:eastAsia="en-150"/>
+          <w14:ligatures w14:val="none"/>
+        </w:rPr>
+        <w:t xml:space="preserve">, </w:t>
+      </w:r>
+      <w:proofErr w:type="spellStart"/>
+      <w:r>
+        <w:rPr>
+          <w:rFonts w:ascii="Times New Roman" w:eastAsia="Times New Roman" w:hAnsi="Times New Roman" w:cs="Times New Roman"/>
+          <w:kern w:val="0"/>
+          <w:sz w:val="24"/>
+          <w:szCs w:val="24"/>
+          <w:lang w:eastAsia="en-150"/>
+          <w14:ligatures w14:val="none"/>
+        </w:rPr>
+        <w:t>iar</w:t>
+      </w:r>
+      <w:proofErr w:type="spellEnd"/>
+      <w:r>
+        <w:rPr>
+          <w:rFonts w:ascii="Times New Roman" w:eastAsia="Times New Roman" w:hAnsi="Times New Roman" w:cs="Times New Roman"/>
+          <w:kern w:val="0"/>
+          <w:sz w:val="24"/>
+          <w:szCs w:val="24"/>
+          <w:lang w:eastAsia="en-150"/>
+          <w14:ligatures w14:val="none"/>
+        </w:rPr>
+        <w:t xml:space="preserve"> </w:t>
+      </w:r>
+      <w:proofErr w:type="spellStart"/>
+      <w:r>
+        <w:rPr>
+          <w:rFonts w:ascii="Times New Roman" w:eastAsia="Times New Roman" w:hAnsi="Times New Roman" w:cs="Times New Roman"/>
+          <w:kern w:val="0"/>
+          <w:sz w:val="24"/>
+          <w:szCs w:val="24"/>
+          <w:lang w:eastAsia="en-150"/>
+          <w14:ligatures w14:val="none"/>
+        </w:rPr>
+        <w:t>atributele</w:t>
+      </w:r>
+      <w:proofErr w:type="spellEnd"/>
+      <w:r>
+        <w:rPr>
+          <w:rFonts w:ascii="Times New Roman" w:eastAsia="Times New Roman" w:hAnsi="Times New Roman" w:cs="Times New Roman"/>
+          <w:kern w:val="0"/>
+          <w:sz w:val="24"/>
+          <w:szCs w:val="24"/>
+          <w:lang w:eastAsia="en-150"/>
+          <w14:ligatures w14:val="none"/>
+        </w:rPr>
+        <w:t xml:space="preserve"> </w:t>
+      </w:r>
+      <w:proofErr w:type="spellStart"/>
+      <w:r>
+        <w:rPr>
+          <w:rFonts w:ascii="Times New Roman" w:eastAsia="Times New Roman" w:hAnsi="Times New Roman" w:cs="Times New Roman"/>
+          <w:kern w:val="0"/>
+          <w:sz w:val="24"/>
+          <w:szCs w:val="24"/>
+          <w:lang w:eastAsia="en-150"/>
+          <w14:ligatures w14:val="none"/>
+        </w:rPr>
+        <w:t>depind</w:t>
+      </w:r>
+      <w:proofErr w:type="spellEnd"/>
+      <w:r>
+        <w:rPr>
+          <w:rFonts w:ascii="Times New Roman" w:eastAsia="Times New Roman" w:hAnsi="Times New Roman" w:cs="Times New Roman"/>
+          <w:kern w:val="0"/>
+          <w:sz w:val="24"/>
+          <w:szCs w:val="24"/>
+          <w:lang w:eastAsia="en-150"/>
+          <w14:ligatures w14:val="none"/>
+        </w:rPr>
+        <w:t xml:space="preserve"> </w:t>
+      </w:r>
+      <w:proofErr w:type="spellStart"/>
+      <w:r>
+        <w:rPr>
+          <w:rFonts w:ascii="Times New Roman" w:eastAsia="Times New Roman" w:hAnsi="Times New Roman" w:cs="Times New Roman"/>
+          <w:kern w:val="0"/>
+          <w:sz w:val="24"/>
+          <w:szCs w:val="24"/>
+          <w:lang w:eastAsia="en-150"/>
+          <w14:ligatures w14:val="none"/>
+        </w:rPr>
+        <w:t>doar</w:t>
+      </w:r>
+      <w:proofErr w:type="spellEnd"/>
+      <w:r>
+        <w:rPr>
+          <w:rFonts w:ascii="Times New Roman" w:eastAsia="Times New Roman" w:hAnsi="Times New Roman" w:cs="Times New Roman"/>
+          <w:kern w:val="0"/>
+          <w:sz w:val="24"/>
+          <w:szCs w:val="24"/>
+          <w:lang w:eastAsia="en-150"/>
+          <w14:ligatures w14:val="none"/>
+        </w:rPr>
+        <w:t xml:space="preserve"> de </w:t>
+      </w:r>
+      <w:proofErr w:type="spellStart"/>
+      <w:r>
+        <w:rPr>
+          <w:rFonts w:ascii="Times New Roman" w:eastAsia="Times New Roman" w:hAnsi="Times New Roman" w:cs="Times New Roman"/>
+          <w:kern w:val="0"/>
+          <w:sz w:val="24"/>
+          <w:szCs w:val="24"/>
+          <w:lang w:eastAsia="en-150"/>
+          <w14:ligatures w14:val="none"/>
+        </w:rPr>
+        <w:t>cheia</w:t>
+      </w:r>
+      <w:proofErr w:type="spellEnd"/>
+      <w:r>
+        <w:rPr>
+          <w:rFonts w:ascii="Times New Roman" w:eastAsia="Times New Roman" w:hAnsi="Times New Roman" w:cs="Times New Roman"/>
+          <w:kern w:val="0"/>
+          <w:sz w:val="24"/>
+          <w:szCs w:val="24"/>
+          <w:lang w:eastAsia="en-150"/>
+          <w14:ligatures w14:val="none"/>
+        </w:rPr>
+        <w:t xml:space="preserve"> </w:t>
+      </w:r>
+      <w:proofErr w:type="spellStart"/>
+      <w:r>
+        <w:rPr>
+          <w:rFonts w:ascii="Times New Roman" w:eastAsia="Times New Roman" w:hAnsi="Times New Roman" w:cs="Times New Roman"/>
+          <w:kern w:val="0"/>
+          <w:sz w:val="24"/>
+          <w:szCs w:val="24"/>
+          <w:lang w:eastAsia="en-150"/>
+          <w14:ligatures w14:val="none"/>
+        </w:rPr>
+        <w:t>primară</w:t>
+      </w:r>
+      <w:proofErr w:type="spellEnd"/>
+      <w:r>
+        <w:rPr>
+          <w:rFonts w:ascii="Times New Roman" w:eastAsia="Times New Roman" w:hAnsi="Times New Roman" w:cs="Times New Roman"/>
+          <w:kern w:val="0"/>
+          <w:sz w:val="24"/>
+          <w:szCs w:val="24"/>
+          <w:lang w:eastAsia="en-150"/>
+          <w14:ligatures w14:val="none"/>
+        </w:rPr>
+        <w:t xml:space="preserve">. De </w:t>
+      </w:r>
+      <w:proofErr w:type="spellStart"/>
+      <w:r>
+        <w:rPr>
+          <w:rFonts w:ascii="Times New Roman" w:eastAsia="Times New Roman" w:hAnsi="Times New Roman" w:cs="Times New Roman"/>
+          <w:kern w:val="0"/>
+          <w:sz w:val="24"/>
+          <w:szCs w:val="24"/>
+          <w:lang w:eastAsia="en-150"/>
+          <w14:ligatures w14:val="none"/>
+        </w:rPr>
+        <w:t>exemplu</w:t>
+      </w:r>
+      <w:proofErr w:type="spellEnd"/>
+      <w:r>
+        <w:rPr>
+          <w:rFonts w:ascii="Times New Roman" w:eastAsia="Times New Roman" w:hAnsi="Times New Roman" w:cs="Times New Roman"/>
+          <w:kern w:val="0"/>
+          <w:sz w:val="24"/>
+          <w:szCs w:val="24"/>
+          <w:lang w:eastAsia="en-150"/>
+          <w14:ligatures w14:val="none"/>
+        </w:rPr>
+        <w:t xml:space="preserve">, </w:t>
+      </w:r>
+      <w:proofErr w:type="spellStart"/>
+      <w:r>
+        <w:rPr>
+          <w:rFonts w:ascii="Times New Roman" w:eastAsia="Times New Roman" w:hAnsi="Times New Roman" w:cs="Times New Roman"/>
+          <w:kern w:val="0"/>
+          <w:sz w:val="24"/>
+          <w:szCs w:val="24"/>
+          <w:lang w:eastAsia="en-150"/>
+          <w14:ligatures w14:val="none"/>
+        </w:rPr>
+        <w:t>prețul</w:t>
+      </w:r>
+      <w:proofErr w:type="spellEnd"/>
+      <w:r>
+        <w:rPr>
+          <w:rFonts w:ascii="Times New Roman" w:eastAsia="Times New Roman" w:hAnsi="Times New Roman" w:cs="Times New Roman"/>
+          <w:kern w:val="0"/>
+          <w:sz w:val="24"/>
+          <w:szCs w:val="24"/>
+          <w:lang w:eastAsia="en-150"/>
+          <w14:ligatures w14:val="none"/>
+        </w:rPr>
+        <w:t xml:space="preserve"> </w:t>
+      </w:r>
+      <w:proofErr w:type="spellStart"/>
+      <w:r>
+        <w:rPr>
+          <w:rFonts w:ascii="Times New Roman" w:eastAsia="Times New Roman" w:hAnsi="Times New Roman" w:cs="Times New Roman"/>
+          <w:kern w:val="0"/>
+          <w:sz w:val="24"/>
+          <w:szCs w:val="24"/>
+          <w:lang w:eastAsia="en-150"/>
+          <w14:ligatures w14:val="none"/>
+        </w:rPr>
+        <w:t>și</w:t>
+      </w:r>
+      <w:proofErr w:type="spellEnd"/>
+      <w:r>
+        <w:rPr>
+          <w:rFonts w:ascii="Times New Roman" w:eastAsia="Times New Roman" w:hAnsi="Times New Roman" w:cs="Times New Roman"/>
+          <w:kern w:val="0"/>
+          <w:sz w:val="24"/>
+          <w:szCs w:val="24"/>
+          <w:lang w:eastAsia="en-150"/>
+          <w14:ligatures w14:val="none"/>
+        </w:rPr>
+        <w:t xml:space="preserve"> </w:t>
+      </w:r>
+      <w:proofErr w:type="spellStart"/>
+      <w:r>
+        <w:rPr>
+          <w:rFonts w:ascii="Times New Roman" w:eastAsia="Times New Roman" w:hAnsi="Times New Roman" w:cs="Times New Roman"/>
+          <w:kern w:val="0"/>
+          <w:sz w:val="24"/>
+          <w:szCs w:val="24"/>
+          <w:lang w:eastAsia="en-150"/>
+          <w14:ligatures w14:val="none"/>
+        </w:rPr>
+        <w:t>numărul</w:t>
+      </w:r>
+      <w:proofErr w:type="spellEnd"/>
+      <w:r>
+        <w:rPr>
+          <w:rFonts w:ascii="Times New Roman" w:eastAsia="Times New Roman" w:hAnsi="Times New Roman" w:cs="Times New Roman"/>
+          <w:kern w:val="0"/>
+          <w:sz w:val="24"/>
+          <w:szCs w:val="24"/>
+          <w:lang w:eastAsia="en-150"/>
+          <w14:ligatures w14:val="none"/>
+        </w:rPr>
+        <w:t xml:space="preserve"> de ore sunt </w:t>
+      </w:r>
+      <w:proofErr w:type="spellStart"/>
+      <w:r>
+        <w:rPr>
+          <w:rFonts w:ascii="Times New Roman" w:eastAsia="Times New Roman" w:hAnsi="Times New Roman" w:cs="Times New Roman"/>
+          <w:kern w:val="0"/>
+          <w:sz w:val="24"/>
+          <w:szCs w:val="24"/>
+          <w:lang w:eastAsia="en-150"/>
+          <w14:ligatures w14:val="none"/>
+        </w:rPr>
+        <w:t>memorate</w:t>
+      </w:r>
+      <w:proofErr w:type="spellEnd"/>
+      <w:r>
+        <w:rPr>
+          <w:rFonts w:ascii="Times New Roman" w:eastAsia="Times New Roman" w:hAnsi="Times New Roman" w:cs="Times New Roman"/>
+          <w:kern w:val="0"/>
+          <w:sz w:val="24"/>
+          <w:szCs w:val="24"/>
+          <w:lang w:eastAsia="en-150"/>
+          <w14:ligatures w14:val="none"/>
+        </w:rPr>
+        <w:t xml:space="preserve"> o </w:t>
+      </w:r>
+      <w:proofErr w:type="spellStart"/>
+      <w:r>
+        <w:rPr>
+          <w:rFonts w:ascii="Times New Roman" w:eastAsia="Times New Roman" w:hAnsi="Times New Roman" w:cs="Times New Roman"/>
+          <w:kern w:val="0"/>
+          <w:sz w:val="24"/>
+          <w:szCs w:val="24"/>
+          <w:lang w:eastAsia="en-150"/>
+          <w14:ligatures w14:val="none"/>
+        </w:rPr>
+        <w:t>singură</w:t>
+      </w:r>
+      <w:proofErr w:type="spellEnd"/>
+      <w:r>
+        <w:rPr>
+          <w:rFonts w:ascii="Times New Roman" w:eastAsia="Times New Roman" w:hAnsi="Times New Roman" w:cs="Times New Roman"/>
+          <w:kern w:val="0"/>
+          <w:sz w:val="24"/>
+          <w:szCs w:val="24"/>
+          <w:lang w:eastAsia="en-150"/>
+          <w14:ligatures w14:val="none"/>
+        </w:rPr>
+        <w:t xml:space="preserve"> </w:t>
+      </w:r>
+      <w:proofErr w:type="spellStart"/>
+      <w:r>
+        <w:rPr>
+          <w:rFonts w:ascii="Times New Roman" w:eastAsia="Times New Roman" w:hAnsi="Times New Roman" w:cs="Times New Roman"/>
+          <w:kern w:val="0"/>
+          <w:sz w:val="24"/>
+          <w:szCs w:val="24"/>
+          <w:lang w:eastAsia="en-150"/>
+          <w14:ligatures w14:val="none"/>
+        </w:rPr>
+        <w:t>dată</w:t>
+      </w:r>
+      <w:proofErr w:type="spellEnd"/>
+      <w:r>
+        <w:rPr>
+          <w:rFonts w:ascii="Times New Roman" w:eastAsia="Times New Roman" w:hAnsi="Times New Roman" w:cs="Times New Roman"/>
+          <w:kern w:val="0"/>
+          <w:sz w:val="24"/>
+          <w:szCs w:val="24"/>
+          <w:lang w:eastAsia="en-150"/>
+          <w14:ligatures w14:val="none"/>
+        </w:rPr>
+        <w:t xml:space="preserve">, </w:t>
+      </w:r>
+      <w:proofErr w:type="spellStart"/>
+      <w:r>
+        <w:rPr>
+          <w:rFonts w:ascii="Times New Roman" w:eastAsia="Times New Roman" w:hAnsi="Times New Roman" w:cs="Times New Roman"/>
+          <w:kern w:val="0"/>
+          <w:sz w:val="24"/>
+          <w:szCs w:val="24"/>
+          <w:lang w:eastAsia="en-150"/>
+          <w14:ligatures w14:val="none"/>
+        </w:rPr>
+        <w:t>în</w:t>
+      </w:r>
+      <w:proofErr w:type="spellEnd"/>
+      <w:r>
+        <w:rPr>
+          <w:rFonts w:ascii="Times New Roman" w:eastAsia="Times New Roman" w:hAnsi="Times New Roman" w:cs="Times New Roman"/>
+          <w:kern w:val="0"/>
+          <w:sz w:val="24"/>
+          <w:szCs w:val="24"/>
+          <w:lang w:eastAsia="en-150"/>
+          <w14:ligatures w14:val="none"/>
+        </w:rPr>
+        <w:t xml:space="preserve"> </w:t>
+      </w:r>
+      <w:proofErr w:type="spellStart"/>
+      <w:r>
+        <w:rPr>
+          <w:rFonts w:ascii="Times New Roman" w:eastAsia="Times New Roman" w:hAnsi="Times New Roman" w:cs="Times New Roman"/>
+          <w:kern w:val="0"/>
+          <w:sz w:val="24"/>
+          <w:szCs w:val="24"/>
+          <w:lang w:eastAsia="en-150"/>
+          <w14:ligatures w14:val="none"/>
+        </w:rPr>
+        <w:t>tabela</w:t>
+      </w:r>
+      <w:proofErr w:type="spellEnd"/>
+      <w:r>
+        <w:rPr>
+          <w:rFonts w:ascii="Times New Roman" w:eastAsia="Times New Roman" w:hAnsi="Times New Roman" w:cs="Times New Roman"/>
+          <w:kern w:val="0"/>
+          <w:sz w:val="24"/>
+          <w:szCs w:val="24"/>
+          <w:lang w:eastAsia="en-150"/>
+          <w14:ligatures w14:val="none"/>
+        </w:rPr>
+        <w:t xml:space="preserve"> CATEGORIE.</w:t>
+      </w:r>
     </w:p>
     <w:p>
       <w:pPr>
@@ -8640,8 +18292,9 @@
         </w:rPr>
       </w:pPr>
     </w:p>
+    <w:p/>
     <w:sectPr>
-      <w:footerReference w:type="default" r:id="rId7"/>
+      <w:footerReference w:type="default" r:id="rId8"/>
       <w:pgSz w:w="11906" w:h="16838"/>
       <w:pgMar w:top="1440" w:right="1440" w:bottom="1440" w:left="1440" w:header="708" w:footer="708" w:gutter="0"/>
       <w:cols w:space="708"/>
@@ -10152,6 +19805,7 @@
   <w:style w:type="paragraph" w:default="1" w:styleId="Normal">
     <w:name w:val="Normal"/>
     <w:qFormat/>
+    <w:rsid w:val="004321DF"/>
   </w:style>
   <w:style w:type="paragraph" w:styleId="Heading1">
     <w:name w:val="heading 1"/>
@@ -10354,6 +20008,7 @@
   <w:style w:type="character" w:default="1" w:styleId="DefaultParagraphFont">
     <w:name w:val="Default Paragraph Font"/>
     <w:uiPriority w:val="1"/>
+    <w:semiHidden/>
     <w:unhideWhenUsed/>
   </w:style>
   <w:style w:type="table" w:default="1" w:styleId="TableNormal">

--- a/Boga_Darius_Proiect_BD.docx
+++ b/Boga_Darius_Proiect_BD.docx
@@ -4268,31 +4268,7 @@
           <w:lang w:eastAsia="en-150"/>
           <w14:ligatures w14:val="none"/>
         </w:rPr>
-        <w:t xml:space="preserve"> ora la care </w:t>
-      </w:r>
-      <w:proofErr w:type="gramStart"/>
-      <w:r>
-        <w:rPr>
-          <w:rFonts w:ascii="Times New Roman" w:eastAsia="Times New Roman" w:hAnsi="Times New Roman" w:cs="Times New Roman"/>
-          <w:kern w:val="0"/>
-          <w:sz w:val="24"/>
-          <w:szCs w:val="24"/>
-          <w:lang w:eastAsia="en-150"/>
-          <w14:ligatures w14:val="none"/>
-        </w:rPr>
-        <w:t>a</w:t>
-      </w:r>
-      <w:proofErr w:type="gramEnd"/>
-      <w:r>
-        <w:rPr>
-          <w:rFonts w:ascii="Times New Roman" w:eastAsia="Times New Roman" w:hAnsi="Times New Roman" w:cs="Times New Roman"/>
-          <w:kern w:val="0"/>
-          <w:sz w:val="24"/>
-          <w:szCs w:val="24"/>
-          <w:lang w:eastAsia="en-150"/>
-          <w14:ligatures w14:val="none"/>
-        </w:rPr>
-        <w:t xml:space="preserve"> </w:t>
+        <w:t xml:space="preserve"> ora la care a </w:t>
       </w:r>
       <w:proofErr w:type="spellStart"/>
       <w:r>
@@ -6372,35 +6348,7 @@
           <w:lang w:eastAsia="en-150"/>
           <w14:ligatures w14:val="none"/>
         </w:rPr>
-        <w:t xml:space="preserve"> </w:t>
-      </w:r>
-      <w:proofErr w:type="gramStart"/>
-      <w:r>
-        <w:rPr>
-          <w:rFonts w:ascii="Times New Roman" w:eastAsia="Times New Roman" w:hAnsi="Times New Roman" w:cs="Times New Roman"/>
-          <w:b/>
-          <w:bCs/>
-          <w:kern w:val="0"/>
-          <w:sz w:val="24"/>
-          <w:szCs w:val="24"/>
-          <w:lang w:eastAsia="en-150"/>
-          <w14:ligatures w14:val="none"/>
-        </w:rPr>
-        <w:t>a</w:t>
-      </w:r>
-      <w:proofErr w:type="gramEnd"/>
-      <w:r>
-        <w:rPr>
-          <w:rFonts w:ascii="Times New Roman" w:eastAsia="Times New Roman" w:hAnsi="Times New Roman" w:cs="Times New Roman"/>
-          <w:b/>
-          <w:bCs/>
-          <w:kern w:val="0"/>
-          <w:sz w:val="24"/>
-          <w:szCs w:val="24"/>
-          <w:lang w:eastAsia="en-150"/>
-          <w14:ligatures w14:val="none"/>
-        </w:rPr>
-        <w:t xml:space="preserve"> </w:t>
+        <w:t xml:space="preserve"> a </w:t>
       </w:r>
       <w:proofErr w:type="spellStart"/>
       <w:r>
@@ -8113,15 +8061,7 @@
       </w:r>
       <w:proofErr w:type="spellEnd"/>
       <w:r>
-        <w:t xml:space="preserve"> de </w:t>
-      </w:r>
-      <w:proofErr w:type="gramStart"/>
-      <w:r>
-        <w:t>a</w:t>
-      </w:r>
-      <w:proofErr w:type="gramEnd"/>
-      <w:r>
-        <w:t xml:space="preserve"> </w:t>
+        <w:t xml:space="preserve"> de a </w:t>
       </w:r>
       <w:proofErr w:type="spellStart"/>
       <w:r>
@@ -8549,15 +8489,7 @@
       </w:r>
       <w:proofErr w:type="spellEnd"/>
       <w:r>
-        <w:t xml:space="preserve"> de </w:t>
-      </w:r>
-      <w:proofErr w:type="gramStart"/>
-      <w:r>
-        <w:t>a</w:t>
-      </w:r>
-      <w:proofErr w:type="gramEnd"/>
-      <w:r>
-        <w:t xml:space="preserve"> </w:t>
+        <w:t xml:space="preserve"> de a </w:t>
       </w:r>
       <w:proofErr w:type="spellStart"/>
       <w:r>
@@ -9153,31 +9085,7 @@
           <w:lang w:eastAsia="en-150"/>
           <w14:ligatures w14:val="none"/>
         </w:rPr>
-        <w:t xml:space="preserve">Baza de date </w:t>
-      </w:r>
-      <w:proofErr w:type="gramStart"/>
-      <w:r>
-        <w:rPr>
-          <w:rFonts w:ascii="Times New Roman" w:eastAsia="Times New Roman" w:hAnsi="Times New Roman" w:cs="Times New Roman"/>
-          <w:kern w:val="0"/>
-          <w:sz w:val="24"/>
-          <w:szCs w:val="24"/>
-          <w:lang w:eastAsia="en-150"/>
-          <w14:ligatures w14:val="none"/>
-        </w:rPr>
-        <w:t>a</w:t>
-      </w:r>
-      <w:proofErr w:type="gramEnd"/>
-      <w:r>
-        <w:rPr>
-          <w:rFonts w:ascii="Times New Roman" w:eastAsia="Times New Roman" w:hAnsi="Times New Roman" w:cs="Times New Roman"/>
-          <w:kern w:val="0"/>
-          <w:sz w:val="24"/>
-          <w:szCs w:val="24"/>
-          <w:lang w:eastAsia="en-150"/>
-          <w14:ligatures w14:val="none"/>
-        </w:rPr>
-        <w:t xml:space="preserve"> </w:t>
+        <w:t xml:space="preserve">Baza de date a </w:t>
       </w:r>
       <w:proofErr w:type="spellStart"/>
       <w:r>
@@ -9781,10 +9689,10 @@
         </w:rPr>
         <w:lastRenderedPageBreak/>
         <w:drawing>
-          <wp:inline distT="0" distB="0" distL="0" distR="0" wp14:anchorId="2035EAD3" wp14:editId="0249BBEF">
-            <wp:extent cx="5814695" cy="2512612"/>
-            <wp:effectExtent l="0" t="0" r="0" b="0"/>
-            <wp:docPr id="401099091" name="Picture 1"/>
+          <wp:inline distT="0" distB="0" distL="0" distR="0" wp14:anchorId="2167DBF9" wp14:editId="18EA4A88">
+            <wp:extent cx="5724525" cy="2733675"/>
+            <wp:effectExtent l="0" t="0" r="9525" b="9525"/>
+            <wp:docPr id="407735040" name="Picture 1"/>
             <wp:cNvGraphicFramePr>
               <a:graphicFrameLocks xmlns:a="http://schemas.openxmlformats.org/drawingml/2006/main" noChangeAspect="1"/>
             </wp:cNvGraphicFramePr>
@@ -9813,7 +9721,7 @@
                   <pic:spPr bwMode="auto">
                     <a:xfrm>
                       <a:off x="0" y="0"/>
-                      <a:ext cx="5844191" cy="2525358"/>
+                      <a:ext cx="5724525" cy="2733675"/>
                     </a:xfrm>
                     <a:prstGeom prst="rect">
                       <a:avLst/>
@@ -9864,7 +9772,31 @@
           <w:lang w:eastAsia="en-150"/>
           <w14:ligatures w14:val="none"/>
         </w:rPr>
-        <w:t xml:space="preserve"> DOSAR_INSCRIERE are </w:t>
+        <w:t xml:space="preserve"> </w:t>
+      </w:r>
+      <w:r>
+        <w:rPr>
+          <w:rFonts w:ascii="Times New Roman" w:eastAsia="Times New Roman" w:hAnsi="Times New Roman" w:cs="Times New Roman"/>
+          <w:b/>
+          <w:bCs/>
+          <w:kern w:val="0"/>
+          <w:sz w:val="24"/>
+          <w:szCs w:val="24"/>
+          <w:lang w:eastAsia="en-150"/>
+          <w14:ligatures w14:val="none"/>
+        </w:rPr>
+        <w:t>DOSAR_INSCRIERE</w:t>
+      </w:r>
+      <w:r>
+        <w:rPr>
+          <w:rFonts w:ascii="Times New Roman" w:eastAsia="Times New Roman" w:hAnsi="Times New Roman" w:cs="Times New Roman"/>
+          <w:kern w:val="0"/>
+          <w:sz w:val="24"/>
+          <w:szCs w:val="24"/>
+          <w:lang w:eastAsia="en-150"/>
+          <w14:ligatures w14:val="none"/>
+        </w:rPr>
+        <w:t xml:space="preserve"> are </w:t>
       </w:r>
       <w:proofErr w:type="spellStart"/>
       <w:r>
@@ -9888,19 +9820,139 @@
           <w:lang w:eastAsia="en-150"/>
           <w14:ligatures w14:val="none"/>
         </w:rPr>
-        <w:t xml:space="preserve"> central: </w:t>
-      </w:r>
-      <w:proofErr w:type="spellStart"/>
-      <w:r>
-        <w:rPr>
-          <w:rFonts w:ascii="Times New Roman" w:eastAsia="Times New Roman" w:hAnsi="Times New Roman" w:cs="Times New Roman"/>
-          <w:kern w:val="0"/>
-          <w:sz w:val="24"/>
-          <w:szCs w:val="24"/>
-          <w:lang w:eastAsia="en-150"/>
-          <w14:ligatures w14:val="none"/>
-        </w:rPr>
-        <w:t>leagă</w:t>
+        <w:t xml:space="preserve"> central </w:t>
+      </w:r>
+      <w:proofErr w:type="spellStart"/>
+      <w:r>
+        <w:rPr>
+          <w:rFonts w:ascii="Times New Roman" w:eastAsia="Times New Roman" w:hAnsi="Times New Roman" w:cs="Times New Roman"/>
+          <w:kern w:val="0"/>
+          <w:sz w:val="24"/>
+          <w:szCs w:val="24"/>
+          <w:lang w:eastAsia="en-150"/>
+          <w14:ligatures w14:val="none"/>
+        </w:rPr>
+        <w:t>în</w:t>
+      </w:r>
+      <w:proofErr w:type="spellEnd"/>
+      <w:r>
+        <w:rPr>
+          <w:rFonts w:ascii="Times New Roman" w:eastAsia="Times New Roman" w:hAnsi="Times New Roman" w:cs="Times New Roman"/>
+          <w:kern w:val="0"/>
+          <w:sz w:val="24"/>
+          <w:szCs w:val="24"/>
+          <w:lang w:eastAsia="en-150"/>
+          <w14:ligatures w14:val="none"/>
+        </w:rPr>
+        <w:t xml:space="preserve"> </w:t>
+      </w:r>
+      <w:proofErr w:type="spellStart"/>
+      <w:r>
+        <w:rPr>
+          <w:rFonts w:ascii="Times New Roman" w:eastAsia="Times New Roman" w:hAnsi="Times New Roman" w:cs="Times New Roman"/>
+          <w:kern w:val="0"/>
+          <w:sz w:val="24"/>
+          <w:szCs w:val="24"/>
+          <w:lang w:eastAsia="en-150"/>
+          <w14:ligatures w14:val="none"/>
+        </w:rPr>
+        <w:t>arhitectura</w:t>
+      </w:r>
+      <w:proofErr w:type="spellEnd"/>
+      <w:r>
+        <w:rPr>
+          <w:rFonts w:ascii="Times New Roman" w:eastAsia="Times New Roman" w:hAnsi="Times New Roman" w:cs="Times New Roman"/>
+          <w:kern w:val="0"/>
+          <w:sz w:val="24"/>
+          <w:szCs w:val="24"/>
+          <w:lang w:eastAsia="en-150"/>
+          <w14:ligatures w14:val="none"/>
+        </w:rPr>
+        <w:t xml:space="preserve"> </w:t>
+      </w:r>
+      <w:proofErr w:type="spellStart"/>
+      <w:r>
+        <w:rPr>
+          <w:rFonts w:ascii="Times New Roman" w:eastAsia="Times New Roman" w:hAnsi="Times New Roman" w:cs="Times New Roman"/>
+          <w:kern w:val="0"/>
+          <w:sz w:val="24"/>
+          <w:szCs w:val="24"/>
+          <w:lang w:eastAsia="en-150"/>
+          <w14:ligatures w14:val="none"/>
+        </w:rPr>
+        <w:t>bazei</w:t>
+      </w:r>
+      <w:proofErr w:type="spellEnd"/>
+      <w:r>
+        <w:rPr>
+          <w:rFonts w:ascii="Times New Roman" w:eastAsia="Times New Roman" w:hAnsi="Times New Roman" w:cs="Times New Roman"/>
+          <w:kern w:val="0"/>
+          <w:sz w:val="24"/>
+          <w:szCs w:val="24"/>
+          <w:lang w:eastAsia="en-150"/>
+          <w14:ligatures w14:val="none"/>
+        </w:rPr>
+        <w:t xml:space="preserve"> de date, </w:t>
+      </w:r>
+      <w:proofErr w:type="spellStart"/>
+      <w:r>
+        <w:rPr>
+          <w:rFonts w:ascii="Times New Roman" w:eastAsia="Times New Roman" w:hAnsi="Times New Roman" w:cs="Times New Roman"/>
+          <w:kern w:val="0"/>
+          <w:sz w:val="24"/>
+          <w:szCs w:val="24"/>
+          <w:lang w:eastAsia="en-150"/>
+          <w14:ligatures w14:val="none"/>
+        </w:rPr>
+        <w:t>făcând</w:t>
+      </w:r>
+      <w:proofErr w:type="spellEnd"/>
+      <w:r>
+        <w:rPr>
+          <w:rFonts w:ascii="Times New Roman" w:eastAsia="Times New Roman" w:hAnsi="Times New Roman" w:cs="Times New Roman"/>
+          <w:kern w:val="0"/>
+          <w:sz w:val="24"/>
+          <w:szCs w:val="24"/>
+          <w:lang w:eastAsia="en-150"/>
+          <w14:ligatures w14:val="none"/>
+        </w:rPr>
+        <w:t xml:space="preserve"> </w:t>
+      </w:r>
+      <w:proofErr w:type="spellStart"/>
+      <w:r>
+        <w:rPr>
+          <w:rFonts w:ascii="Times New Roman" w:eastAsia="Times New Roman" w:hAnsi="Times New Roman" w:cs="Times New Roman"/>
+          <w:kern w:val="0"/>
+          <w:sz w:val="24"/>
+          <w:szCs w:val="24"/>
+          <w:lang w:eastAsia="en-150"/>
+          <w14:ligatures w14:val="none"/>
+        </w:rPr>
+        <w:t>legătura</w:t>
+      </w:r>
+      <w:proofErr w:type="spellEnd"/>
+      <w:r>
+        <w:rPr>
+          <w:rFonts w:ascii="Times New Roman" w:eastAsia="Times New Roman" w:hAnsi="Times New Roman" w:cs="Times New Roman"/>
+          <w:kern w:val="0"/>
+          <w:sz w:val="24"/>
+          <w:szCs w:val="24"/>
+          <w:lang w:eastAsia="en-150"/>
+          <w14:ligatures w14:val="none"/>
+        </w:rPr>
+        <w:t xml:space="preserve"> </w:t>
+      </w:r>
+      <w:proofErr w:type="spellStart"/>
+      <w:r>
+        <w:rPr>
+          <w:rFonts w:ascii="Times New Roman" w:eastAsia="Times New Roman" w:hAnsi="Times New Roman" w:cs="Times New Roman"/>
+          <w:kern w:val="0"/>
+          <w:sz w:val="24"/>
+          <w:szCs w:val="24"/>
+          <w:lang w:eastAsia="en-150"/>
+          <w14:ligatures w14:val="none"/>
+        </w:rPr>
+        <w:t>între</w:t>
       </w:r>
       <w:proofErr w:type="spellEnd"/>
       <w:r>
@@ -9936,7 +9988,31 @@
           <w:lang w:eastAsia="en-150"/>
           <w14:ligatures w14:val="none"/>
         </w:rPr>
-        <w:t xml:space="preserve"> de o </w:t>
+        <w:t xml:space="preserve"> </w:t>
+      </w:r>
+      <w:proofErr w:type="spellStart"/>
+      <w:r>
+        <w:rPr>
+          <w:rFonts w:ascii="Times New Roman" w:eastAsia="Times New Roman" w:hAnsi="Times New Roman" w:cs="Times New Roman"/>
+          <w:kern w:val="0"/>
+          <w:sz w:val="24"/>
+          <w:szCs w:val="24"/>
+          <w:lang w:eastAsia="en-150"/>
+          <w14:ligatures w14:val="none"/>
+        </w:rPr>
+        <w:t>și</w:t>
+      </w:r>
+      <w:proofErr w:type="spellEnd"/>
+      <w:r>
+        <w:rPr>
+          <w:rFonts w:ascii="Times New Roman" w:eastAsia="Times New Roman" w:hAnsi="Times New Roman" w:cs="Times New Roman"/>
+          <w:kern w:val="0"/>
+          <w:sz w:val="24"/>
+          <w:szCs w:val="24"/>
+          <w:lang w:eastAsia="en-150"/>
+          <w14:ligatures w14:val="none"/>
+        </w:rPr>
+        <w:t xml:space="preserve"> o </w:t>
       </w:r>
       <w:proofErr w:type="spellStart"/>
       <w:r>
@@ -9984,31 +10060,79 @@
           <w:lang w:eastAsia="en-150"/>
           <w14:ligatures w14:val="none"/>
         </w:rPr>
-        <w:t xml:space="preserve"> auto, </w:t>
-      </w:r>
-      <w:proofErr w:type="spellStart"/>
-      <w:r>
-        <w:rPr>
-          <w:rFonts w:ascii="Times New Roman" w:eastAsia="Times New Roman" w:hAnsi="Times New Roman" w:cs="Times New Roman"/>
-          <w:kern w:val="0"/>
-          <w:sz w:val="24"/>
-          <w:szCs w:val="24"/>
-          <w:lang w:eastAsia="en-150"/>
-          <w14:ligatures w14:val="none"/>
-        </w:rPr>
-        <w:t>iar</w:t>
-      </w:r>
-      <w:proofErr w:type="spellEnd"/>
-      <w:r>
-        <w:rPr>
-          <w:rFonts w:ascii="Times New Roman" w:eastAsia="Times New Roman" w:hAnsi="Times New Roman" w:cs="Times New Roman"/>
-          <w:kern w:val="0"/>
-          <w:sz w:val="24"/>
-          <w:szCs w:val="24"/>
-          <w:lang w:eastAsia="en-150"/>
-          <w14:ligatures w14:val="none"/>
-        </w:rPr>
-        <w:t xml:space="preserve"> </w:t>
+        <w:t xml:space="preserve"> auto. De </w:t>
+      </w:r>
+      <w:proofErr w:type="spellStart"/>
+      <w:r>
+        <w:rPr>
+          <w:rFonts w:ascii="Times New Roman" w:eastAsia="Times New Roman" w:hAnsi="Times New Roman" w:cs="Times New Roman"/>
+          <w:kern w:val="0"/>
+          <w:sz w:val="24"/>
+          <w:szCs w:val="24"/>
+          <w:lang w:eastAsia="en-150"/>
+          <w14:ligatures w14:val="none"/>
+        </w:rPr>
+        <w:t>acest</w:t>
+      </w:r>
+      <w:proofErr w:type="spellEnd"/>
+      <w:r>
+        <w:rPr>
+          <w:rFonts w:ascii="Times New Roman" w:eastAsia="Times New Roman" w:hAnsi="Times New Roman" w:cs="Times New Roman"/>
+          <w:kern w:val="0"/>
+          <w:sz w:val="24"/>
+          <w:szCs w:val="24"/>
+          <w:lang w:eastAsia="en-150"/>
+          <w14:ligatures w14:val="none"/>
+        </w:rPr>
+        <w:t xml:space="preserve"> </w:t>
+      </w:r>
+      <w:proofErr w:type="spellStart"/>
+      <w:r>
+        <w:rPr>
+          <w:rFonts w:ascii="Times New Roman" w:eastAsia="Times New Roman" w:hAnsi="Times New Roman" w:cs="Times New Roman"/>
+          <w:kern w:val="0"/>
+          <w:sz w:val="24"/>
+          <w:szCs w:val="24"/>
+          <w:lang w:eastAsia="en-150"/>
+          <w14:ligatures w14:val="none"/>
+        </w:rPr>
+        <w:t>dosar</w:t>
+      </w:r>
+      <w:proofErr w:type="spellEnd"/>
+      <w:r>
+        <w:rPr>
+          <w:rFonts w:ascii="Times New Roman" w:eastAsia="Times New Roman" w:hAnsi="Times New Roman" w:cs="Times New Roman"/>
+          <w:kern w:val="0"/>
+          <w:sz w:val="24"/>
+          <w:szCs w:val="24"/>
+          <w:lang w:eastAsia="en-150"/>
+          <w14:ligatures w14:val="none"/>
+        </w:rPr>
+        <w:t xml:space="preserve"> se </w:t>
+      </w:r>
+      <w:proofErr w:type="spellStart"/>
+      <w:r>
+        <w:rPr>
+          <w:rFonts w:ascii="Times New Roman" w:eastAsia="Times New Roman" w:hAnsi="Times New Roman" w:cs="Times New Roman"/>
+          <w:kern w:val="0"/>
+          <w:sz w:val="24"/>
+          <w:szCs w:val="24"/>
+          <w:lang w:eastAsia="en-150"/>
+          <w14:ligatures w14:val="none"/>
+        </w:rPr>
+        <w:t>raportează</w:t>
+      </w:r>
+      <w:proofErr w:type="spellEnd"/>
+      <w:r>
+        <w:rPr>
+          <w:rFonts w:ascii="Times New Roman" w:eastAsia="Times New Roman" w:hAnsi="Times New Roman" w:cs="Times New Roman"/>
+          <w:kern w:val="0"/>
+          <w:sz w:val="24"/>
+          <w:szCs w:val="24"/>
+          <w:lang w:eastAsia="en-150"/>
+          <w14:ligatures w14:val="none"/>
+        </w:rPr>
+        <w:t xml:space="preserve"> ulterior </w:t>
       </w:r>
       <w:proofErr w:type="spellStart"/>
       <w:r>
@@ -10104,91 +10228,259 @@
           <w:lang w:eastAsia="en-150"/>
           <w14:ligatures w14:val="none"/>
         </w:rPr>
-        <w:t xml:space="preserve"> se </w:t>
-      </w:r>
-      <w:proofErr w:type="spellStart"/>
-      <w:r>
-        <w:rPr>
-          <w:rFonts w:ascii="Times New Roman" w:eastAsia="Times New Roman" w:hAnsi="Times New Roman" w:cs="Times New Roman"/>
-          <w:kern w:val="0"/>
-          <w:sz w:val="24"/>
-          <w:szCs w:val="24"/>
-          <w:lang w:eastAsia="en-150"/>
-          <w14:ligatures w14:val="none"/>
-        </w:rPr>
-        <w:t>raportează</w:t>
-      </w:r>
-      <w:proofErr w:type="spellEnd"/>
-      <w:r>
-        <w:rPr>
-          <w:rFonts w:ascii="Times New Roman" w:eastAsia="Times New Roman" w:hAnsi="Times New Roman" w:cs="Times New Roman"/>
-          <w:kern w:val="0"/>
-          <w:sz w:val="24"/>
-          <w:szCs w:val="24"/>
-          <w:lang w:eastAsia="en-150"/>
-          <w14:ligatures w14:val="none"/>
-        </w:rPr>
-        <w:t xml:space="preserve"> </w:t>
-      </w:r>
-      <w:proofErr w:type="spellStart"/>
-      <w:r>
-        <w:rPr>
-          <w:rFonts w:ascii="Times New Roman" w:eastAsia="Times New Roman" w:hAnsi="Times New Roman" w:cs="Times New Roman"/>
-          <w:kern w:val="0"/>
-          <w:sz w:val="24"/>
-          <w:szCs w:val="24"/>
-          <w:lang w:eastAsia="en-150"/>
-          <w14:ligatures w14:val="none"/>
-        </w:rPr>
-        <w:t>toate</w:t>
-      </w:r>
-      <w:proofErr w:type="spellEnd"/>
-      <w:r>
-        <w:rPr>
-          <w:rFonts w:ascii="Times New Roman" w:eastAsia="Times New Roman" w:hAnsi="Times New Roman" w:cs="Times New Roman"/>
-          <w:kern w:val="0"/>
-          <w:sz w:val="24"/>
-          <w:szCs w:val="24"/>
-          <w:lang w:eastAsia="en-150"/>
-          <w14:ligatures w14:val="none"/>
-        </w:rPr>
-        <w:t xml:space="preserve"> la </w:t>
-      </w:r>
-      <w:proofErr w:type="spellStart"/>
-      <w:r>
-        <w:rPr>
-          <w:rFonts w:ascii="Times New Roman" w:eastAsia="Times New Roman" w:hAnsi="Times New Roman" w:cs="Times New Roman"/>
-          <w:kern w:val="0"/>
-          <w:sz w:val="24"/>
-          <w:szCs w:val="24"/>
-          <w:lang w:eastAsia="en-150"/>
-          <w14:ligatures w14:val="none"/>
-        </w:rPr>
-        <w:t>acest</w:t>
-      </w:r>
-      <w:proofErr w:type="spellEnd"/>
-      <w:r>
-        <w:rPr>
-          <w:rFonts w:ascii="Times New Roman" w:eastAsia="Times New Roman" w:hAnsi="Times New Roman" w:cs="Times New Roman"/>
-          <w:kern w:val="0"/>
-          <w:sz w:val="24"/>
-          <w:szCs w:val="24"/>
-          <w:lang w:eastAsia="en-150"/>
-          <w14:ligatures w14:val="none"/>
-        </w:rPr>
-        <w:t xml:space="preserve"> </w:t>
-      </w:r>
-      <w:proofErr w:type="spellStart"/>
-      <w:r>
-        <w:rPr>
-          <w:rFonts w:ascii="Times New Roman" w:eastAsia="Times New Roman" w:hAnsi="Times New Roman" w:cs="Times New Roman"/>
-          <w:kern w:val="0"/>
-          <w:sz w:val="24"/>
-          <w:szCs w:val="24"/>
-          <w:lang w:eastAsia="en-150"/>
-          <w14:ligatures w14:val="none"/>
-        </w:rPr>
-        <w:t>dosar</w:t>
+        <w:t xml:space="preserve">. </w:t>
+      </w:r>
+      <w:proofErr w:type="spellStart"/>
+      <w:r>
+        <w:rPr>
+          <w:rFonts w:ascii="Times New Roman" w:eastAsia="Times New Roman" w:hAnsi="Times New Roman" w:cs="Times New Roman"/>
+          <w:kern w:val="0"/>
+          <w:sz w:val="24"/>
+          <w:szCs w:val="24"/>
+          <w:lang w:eastAsia="en-150"/>
+          <w14:ligatures w14:val="none"/>
+        </w:rPr>
+        <w:t>Totodată</w:t>
+      </w:r>
+      <w:proofErr w:type="spellEnd"/>
+      <w:r>
+        <w:rPr>
+          <w:rFonts w:ascii="Times New Roman" w:eastAsia="Times New Roman" w:hAnsi="Times New Roman" w:cs="Times New Roman"/>
+          <w:kern w:val="0"/>
+          <w:sz w:val="24"/>
+          <w:szCs w:val="24"/>
+          <w:lang w:eastAsia="en-150"/>
+          <w14:ligatures w14:val="none"/>
+        </w:rPr>
+        <w:t xml:space="preserve">, </w:t>
+      </w:r>
+      <w:proofErr w:type="spellStart"/>
+      <w:r>
+        <w:rPr>
+          <w:rFonts w:ascii="Times New Roman" w:eastAsia="Times New Roman" w:hAnsi="Times New Roman" w:cs="Times New Roman"/>
+          <w:kern w:val="0"/>
+          <w:sz w:val="24"/>
+          <w:szCs w:val="24"/>
+          <w:lang w:eastAsia="en-150"/>
+          <w14:ligatures w14:val="none"/>
+        </w:rPr>
+        <w:t>dosarul</w:t>
+      </w:r>
+      <w:proofErr w:type="spellEnd"/>
+      <w:r>
+        <w:rPr>
+          <w:rFonts w:ascii="Times New Roman" w:eastAsia="Times New Roman" w:hAnsi="Times New Roman" w:cs="Times New Roman"/>
+          <w:kern w:val="0"/>
+          <w:sz w:val="24"/>
+          <w:szCs w:val="24"/>
+          <w:lang w:eastAsia="en-150"/>
+          <w14:ligatures w14:val="none"/>
+        </w:rPr>
+        <w:t xml:space="preserve"> </w:t>
+      </w:r>
+      <w:proofErr w:type="spellStart"/>
+      <w:r>
+        <w:rPr>
+          <w:rFonts w:ascii="Times New Roman" w:eastAsia="Times New Roman" w:hAnsi="Times New Roman" w:cs="Times New Roman"/>
+          <w:kern w:val="0"/>
+          <w:sz w:val="24"/>
+          <w:szCs w:val="24"/>
+          <w:lang w:eastAsia="en-150"/>
+          <w14:ligatures w14:val="none"/>
+        </w:rPr>
+        <w:t>este</w:t>
+      </w:r>
+      <w:proofErr w:type="spellEnd"/>
+      <w:r>
+        <w:rPr>
+          <w:rFonts w:ascii="Times New Roman" w:eastAsia="Times New Roman" w:hAnsi="Times New Roman" w:cs="Times New Roman"/>
+          <w:kern w:val="0"/>
+          <w:sz w:val="24"/>
+          <w:szCs w:val="24"/>
+          <w:lang w:eastAsia="en-150"/>
+          <w14:ligatures w14:val="none"/>
+        </w:rPr>
+        <w:t xml:space="preserve"> </w:t>
+      </w:r>
+      <w:proofErr w:type="spellStart"/>
+      <w:r>
+        <w:rPr>
+          <w:rFonts w:ascii="Times New Roman" w:eastAsia="Times New Roman" w:hAnsi="Times New Roman" w:cs="Times New Roman"/>
+          <w:kern w:val="0"/>
+          <w:sz w:val="24"/>
+          <w:szCs w:val="24"/>
+          <w:lang w:eastAsia="en-150"/>
+          <w14:ligatures w14:val="none"/>
+        </w:rPr>
+        <w:t>inclus</w:t>
+      </w:r>
+      <w:proofErr w:type="spellEnd"/>
+      <w:r>
+        <w:rPr>
+          <w:rFonts w:ascii="Times New Roman" w:eastAsia="Times New Roman" w:hAnsi="Times New Roman" w:cs="Times New Roman"/>
+          <w:kern w:val="0"/>
+          <w:sz w:val="24"/>
+          <w:szCs w:val="24"/>
+          <w:lang w:eastAsia="en-150"/>
+          <w14:ligatures w14:val="none"/>
+        </w:rPr>
+        <w:t xml:space="preserve"> </w:t>
+      </w:r>
+      <w:proofErr w:type="spellStart"/>
+      <w:r>
+        <w:rPr>
+          <w:rFonts w:ascii="Times New Roman" w:eastAsia="Times New Roman" w:hAnsi="Times New Roman" w:cs="Times New Roman"/>
+          <w:kern w:val="0"/>
+          <w:sz w:val="24"/>
+          <w:szCs w:val="24"/>
+          <w:lang w:eastAsia="en-150"/>
+          <w14:ligatures w14:val="none"/>
+        </w:rPr>
+        <w:t>într</w:t>
+      </w:r>
+      <w:proofErr w:type="spellEnd"/>
+      <w:r>
+        <w:rPr>
+          <w:rFonts w:ascii="Times New Roman" w:eastAsia="Times New Roman" w:hAnsi="Times New Roman" w:cs="Times New Roman"/>
+          <w:kern w:val="0"/>
+          <w:sz w:val="24"/>
+          <w:szCs w:val="24"/>
+          <w:lang w:eastAsia="en-150"/>
+          <w14:ligatures w14:val="none"/>
+        </w:rPr>
+        <w:t xml:space="preserve">-o </w:t>
+      </w:r>
+      <w:r>
+        <w:rPr>
+          <w:rFonts w:ascii="Times New Roman" w:eastAsia="Times New Roman" w:hAnsi="Times New Roman" w:cs="Times New Roman"/>
+          <w:b/>
+          <w:bCs/>
+          <w:kern w:val="0"/>
+          <w:sz w:val="24"/>
+          <w:szCs w:val="24"/>
+          <w:lang w:eastAsia="en-150"/>
+          <w14:ligatures w14:val="none"/>
+        </w:rPr>
+        <w:t>SERIE</w:t>
+      </w:r>
+      <w:r>
+        <w:rPr>
+          <w:rFonts w:ascii="Times New Roman" w:eastAsia="Times New Roman" w:hAnsi="Times New Roman" w:cs="Times New Roman"/>
+          <w:kern w:val="0"/>
+          <w:sz w:val="24"/>
+          <w:szCs w:val="24"/>
+          <w:lang w:eastAsia="en-150"/>
+          <w14:ligatures w14:val="none"/>
+        </w:rPr>
+        <w:t xml:space="preserve">, care </w:t>
+      </w:r>
+      <w:proofErr w:type="spellStart"/>
+      <w:r>
+        <w:rPr>
+          <w:rFonts w:ascii="Times New Roman" w:eastAsia="Times New Roman" w:hAnsi="Times New Roman" w:cs="Times New Roman"/>
+          <w:kern w:val="0"/>
+          <w:sz w:val="24"/>
+          <w:szCs w:val="24"/>
+          <w:lang w:eastAsia="en-150"/>
+          <w14:ligatures w14:val="none"/>
+        </w:rPr>
+        <w:t>gestionează</w:t>
+      </w:r>
+      <w:proofErr w:type="spellEnd"/>
+      <w:r>
+        <w:rPr>
+          <w:rFonts w:ascii="Times New Roman" w:eastAsia="Times New Roman" w:hAnsi="Times New Roman" w:cs="Times New Roman"/>
+          <w:kern w:val="0"/>
+          <w:sz w:val="24"/>
+          <w:szCs w:val="24"/>
+          <w:lang w:eastAsia="en-150"/>
+          <w14:ligatures w14:val="none"/>
+        </w:rPr>
+        <w:t xml:space="preserve"> </w:t>
+      </w:r>
+      <w:proofErr w:type="spellStart"/>
+      <w:r>
+        <w:rPr>
+          <w:rFonts w:ascii="Times New Roman" w:eastAsia="Times New Roman" w:hAnsi="Times New Roman" w:cs="Times New Roman"/>
+          <w:kern w:val="0"/>
+          <w:sz w:val="24"/>
+          <w:szCs w:val="24"/>
+          <w:lang w:eastAsia="en-150"/>
+          <w14:ligatures w14:val="none"/>
+        </w:rPr>
+        <w:t>parcursul</w:t>
+      </w:r>
+      <w:proofErr w:type="spellEnd"/>
+      <w:r>
+        <w:rPr>
+          <w:rFonts w:ascii="Times New Roman" w:eastAsia="Times New Roman" w:hAnsi="Times New Roman" w:cs="Times New Roman"/>
+          <w:kern w:val="0"/>
+          <w:sz w:val="24"/>
+          <w:szCs w:val="24"/>
+          <w:lang w:eastAsia="en-150"/>
+          <w14:ligatures w14:val="none"/>
+        </w:rPr>
+        <w:t xml:space="preserve"> </w:t>
+      </w:r>
+      <w:proofErr w:type="spellStart"/>
+      <w:r>
+        <w:rPr>
+          <w:rFonts w:ascii="Times New Roman" w:eastAsia="Times New Roman" w:hAnsi="Times New Roman" w:cs="Times New Roman"/>
+          <w:kern w:val="0"/>
+          <w:sz w:val="24"/>
+          <w:szCs w:val="24"/>
+          <w:lang w:eastAsia="en-150"/>
+          <w14:ligatures w14:val="none"/>
+        </w:rPr>
+        <w:t>teoretic</w:t>
+      </w:r>
+      <w:proofErr w:type="spellEnd"/>
+      <w:r>
+        <w:rPr>
+          <w:rFonts w:ascii="Times New Roman" w:eastAsia="Times New Roman" w:hAnsi="Times New Roman" w:cs="Times New Roman"/>
+          <w:kern w:val="0"/>
+          <w:sz w:val="24"/>
+          <w:szCs w:val="24"/>
+          <w:lang w:eastAsia="en-150"/>
+          <w14:ligatures w14:val="none"/>
+        </w:rPr>
+        <w:t xml:space="preserve"> al </w:t>
+      </w:r>
+      <w:proofErr w:type="spellStart"/>
+      <w:r>
+        <w:rPr>
+          <w:rFonts w:ascii="Times New Roman" w:eastAsia="Times New Roman" w:hAnsi="Times New Roman" w:cs="Times New Roman"/>
+          <w:kern w:val="0"/>
+          <w:sz w:val="24"/>
+          <w:szCs w:val="24"/>
+          <w:lang w:eastAsia="en-150"/>
+          <w14:ligatures w14:val="none"/>
+        </w:rPr>
+        <w:t>grupului</w:t>
+      </w:r>
+      <w:proofErr w:type="spellEnd"/>
+      <w:r>
+        <w:rPr>
+          <w:rFonts w:ascii="Times New Roman" w:eastAsia="Times New Roman" w:hAnsi="Times New Roman" w:cs="Times New Roman"/>
+          <w:kern w:val="0"/>
+          <w:sz w:val="24"/>
+          <w:szCs w:val="24"/>
+          <w:lang w:eastAsia="en-150"/>
+          <w14:ligatures w14:val="none"/>
+        </w:rPr>
+        <w:t xml:space="preserve"> de </w:t>
+      </w:r>
+      <w:proofErr w:type="spellStart"/>
+      <w:r>
+        <w:rPr>
+          <w:rFonts w:ascii="Times New Roman" w:eastAsia="Times New Roman" w:hAnsi="Times New Roman" w:cs="Times New Roman"/>
+          <w:kern w:val="0"/>
+          <w:sz w:val="24"/>
+          <w:szCs w:val="24"/>
+          <w:lang w:eastAsia="en-150"/>
+          <w14:ligatures w14:val="none"/>
+        </w:rPr>
+        <w:t>cursanți</w:t>
       </w:r>
       <w:proofErr w:type="spellEnd"/>
       <w:r>
@@ -10376,7 +10668,271 @@
           <w:lang w:eastAsia="en-150"/>
           <w14:ligatures w14:val="none"/>
         </w:rPr>
-        <w:t xml:space="preserve">. Cheile </w:t>
+        <w:t xml:space="preserve"> </w:t>
+      </w:r>
+      <w:proofErr w:type="spellStart"/>
+      <w:r>
+        <w:rPr>
+          <w:rFonts w:ascii="Times New Roman" w:eastAsia="Times New Roman" w:hAnsi="Times New Roman" w:cs="Times New Roman"/>
+          <w:kern w:val="0"/>
+          <w:sz w:val="24"/>
+          <w:szCs w:val="24"/>
+          <w:lang w:eastAsia="en-150"/>
+          <w14:ligatures w14:val="none"/>
+        </w:rPr>
+        <w:t>definită</w:t>
+      </w:r>
+      <w:proofErr w:type="spellEnd"/>
+      <w:r>
+        <w:rPr>
+          <w:rFonts w:ascii="Times New Roman" w:eastAsia="Times New Roman" w:hAnsi="Times New Roman" w:cs="Times New Roman"/>
+          <w:kern w:val="0"/>
+          <w:sz w:val="24"/>
+          <w:szCs w:val="24"/>
+          <w:lang w:eastAsia="en-150"/>
+          <w14:ligatures w14:val="none"/>
+        </w:rPr>
+        <w:t xml:space="preserve">. </w:t>
+      </w:r>
+      <w:proofErr w:type="spellStart"/>
+      <w:r>
+        <w:rPr>
+          <w:rFonts w:ascii="Times New Roman" w:eastAsia="Times New Roman" w:hAnsi="Times New Roman" w:cs="Times New Roman"/>
+          <w:kern w:val="0"/>
+          <w:sz w:val="24"/>
+          <w:szCs w:val="24"/>
+          <w:lang w:eastAsia="en-150"/>
+          <w14:ligatures w14:val="none"/>
+        </w:rPr>
+        <w:t>Relațiile</w:t>
+      </w:r>
+      <w:proofErr w:type="spellEnd"/>
+      <w:r>
+        <w:rPr>
+          <w:rFonts w:ascii="Times New Roman" w:eastAsia="Times New Roman" w:hAnsi="Times New Roman" w:cs="Times New Roman"/>
+          <w:kern w:val="0"/>
+          <w:sz w:val="24"/>
+          <w:szCs w:val="24"/>
+          <w:lang w:eastAsia="en-150"/>
+          <w14:ligatures w14:val="none"/>
+        </w:rPr>
+        <w:t xml:space="preserve"> </w:t>
+      </w:r>
+      <w:proofErr w:type="spellStart"/>
+      <w:r>
+        <w:rPr>
+          <w:rFonts w:ascii="Times New Roman" w:eastAsia="Times New Roman" w:hAnsi="Times New Roman" w:cs="Times New Roman"/>
+          <w:kern w:val="0"/>
+          <w:sz w:val="24"/>
+          <w:szCs w:val="24"/>
+          <w:lang w:eastAsia="en-150"/>
+          <w14:ligatures w14:val="none"/>
+        </w:rPr>
+        <w:t>dintre</w:t>
+      </w:r>
+      <w:proofErr w:type="spellEnd"/>
+      <w:r>
+        <w:rPr>
+          <w:rFonts w:ascii="Times New Roman" w:eastAsia="Times New Roman" w:hAnsi="Times New Roman" w:cs="Times New Roman"/>
+          <w:kern w:val="0"/>
+          <w:sz w:val="24"/>
+          <w:szCs w:val="24"/>
+          <w:lang w:eastAsia="en-150"/>
+          <w14:ligatures w14:val="none"/>
+        </w:rPr>
+        <w:t xml:space="preserve"> </w:t>
+      </w:r>
+      <w:proofErr w:type="spellStart"/>
+      <w:r>
+        <w:rPr>
+          <w:rFonts w:ascii="Times New Roman" w:eastAsia="Times New Roman" w:hAnsi="Times New Roman" w:cs="Times New Roman"/>
+          <w:kern w:val="0"/>
+          <w:sz w:val="24"/>
+          <w:szCs w:val="24"/>
+          <w:lang w:eastAsia="en-150"/>
+          <w14:ligatures w14:val="none"/>
+        </w:rPr>
+        <w:t>entități</w:t>
+      </w:r>
+      <w:proofErr w:type="spellEnd"/>
+      <w:r>
+        <w:rPr>
+          <w:rFonts w:ascii="Times New Roman" w:eastAsia="Times New Roman" w:hAnsi="Times New Roman" w:cs="Times New Roman"/>
+          <w:kern w:val="0"/>
+          <w:sz w:val="24"/>
+          <w:szCs w:val="24"/>
+          <w:lang w:eastAsia="en-150"/>
+          <w14:ligatures w14:val="none"/>
+        </w:rPr>
+        <w:t xml:space="preserve">, </w:t>
+      </w:r>
+      <w:proofErr w:type="spellStart"/>
+      <w:r>
+        <w:rPr>
+          <w:rFonts w:ascii="Times New Roman" w:eastAsia="Times New Roman" w:hAnsi="Times New Roman" w:cs="Times New Roman"/>
+          <w:kern w:val="0"/>
+          <w:sz w:val="24"/>
+          <w:szCs w:val="24"/>
+          <w:lang w:eastAsia="en-150"/>
+          <w14:ligatures w14:val="none"/>
+        </w:rPr>
+        <w:t>vizibile</w:t>
+      </w:r>
+      <w:proofErr w:type="spellEnd"/>
+      <w:r>
+        <w:rPr>
+          <w:rFonts w:ascii="Times New Roman" w:eastAsia="Times New Roman" w:hAnsi="Times New Roman" w:cs="Times New Roman"/>
+          <w:kern w:val="0"/>
+          <w:sz w:val="24"/>
+          <w:szCs w:val="24"/>
+          <w:lang w:eastAsia="en-150"/>
+          <w14:ligatures w14:val="none"/>
+        </w:rPr>
+        <w:t xml:space="preserve"> </w:t>
+      </w:r>
+      <w:proofErr w:type="spellStart"/>
+      <w:r>
+        <w:rPr>
+          <w:rFonts w:ascii="Times New Roman" w:eastAsia="Times New Roman" w:hAnsi="Times New Roman" w:cs="Times New Roman"/>
+          <w:kern w:val="0"/>
+          <w:sz w:val="24"/>
+          <w:szCs w:val="24"/>
+          <w:lang w:eastAsia="en-150"/>
+          <w14:ligatures w14:val="none"/>
+        </w:rPr>
+        <w:t>în</w:t>
+      </w:r>
+      <w:proofErr w:type="spellEnd"/>
+      <w:r>
+        <w:rPr>
+          <w:rFonts w:ascii="Times New Roman" w:eastAsia="Times New Roman" w:hAnsi="Times New Roman" w:cs="Times New Roman"/>
+          <w:kern w:val="0"/>
+          <w:sz w:val="24"/>
+          <w:szCs w:val="24"/>
+          <w:lang w:eastAsia="en-150"/>
+          <w14:ligatures w14:val="none"/>
+        </w:rPr>
+        <w:t xml:space="preserve"> </w:t>
+      </w:r>
+      <w:proofErr w:type="spellStart"/>
+      <w:r>
+        <w:rPr>
+          <w:rFonts w:ascii="Times New Roman" w:eastAsia="Times New Roman" w:hAnsi="Times New Roman" w:cs="Times New Roman"/>
+          <w:kern w:val="0"/>
+          <w:sz w:val="24"/>
+          <w:szCs w:val="24"/>
+          <w:lang w:eastAsia="en-150"/>
+          <w14:ligatures w14:val="none"/>
+        </w:rPr>
+        <w:t>Diagrama</w:t>
+      </w:r>
+      <w:proofErr w:type="spellEnd"/>
+      <w:r>
+        <w:rPr>
+          <w:rFonts w:ascii="Times New Roman" w:eastAsia="Times New Roman" w:hAnsi="Times New Roman" w:cs="Times New Roman"/>
+          <w:kern w:val="0"/>
+          <w:sz w:val="24"/>
+          <w:szCs w:val="24"/>
+          <w:lang w:eastAsia="en-150"/>
+          <w14:ligatures w14:val="none"/>
+        </w:rPr>
+        <w:t xml:space="preserve">, </w:t>
+      </w:r>
+      <w:proofErr w:type="spellStart"/>
+      <w:r>
+        <w:rPr>
+          <w:rFonts w:ascii="Times New Roman" w:eastAsia="Times New Roman" w:hAnsi="Times New Roman" w:cs="Times New Roman"/>
+          <w:kern w:val="0"/>
+          <w:sz w:val="24"/>
+          <w:szCs w:val="24"/>
+          <w:lang w:eastAsia="en-150"/>
+          <w14:ligatures w14:val="none"/>
+        </w:rPr>
+        <w:t>vor</w:t>
+      </w:r>
+      <w:proofErr w:type="spellEnd"/>
+      <w:r>
+        <w:rPr>
+          <w:rFonts w:ascii="Times New Roman" w:eastAsia="Times New Roman" w:hAnsi="Times New Roman" w:cs="Times New Roman"/>
+          <w:kern w:val="0"/>
+          <w:sz w:val="24"/>
+          <w:szCs w:val="24"/>
+          <w:lang w:eastAsia="en-150"/>
+          <w14:ligatures w14:val="none"/>
+        </w:rPr>
+        <w:t xml:space="preserve"> fi </w:t>
+      </w:r>
+      <w:proofErr w:type="spellStart"/>
+      <w:r>
+        <w:rPr>
+          <w:rFonts w:ascii="Times New Roman" w:eastAsia="Times New Roman" w:hAnsi="Times New Roman" w:cs="Times New Roman"/>
+          <w:kern w:val="0"/>
+          <w:sz w:val="24"/>
+          <w:szCs w:val="24"/>
+          <w:lang w:eastAsia="en-150"/>
+          <w14:ligatures w14:val="none"/>
+        </w:rPr>
+        <w:t>implementate</w:t>
+      </w:r>
+      <w:proofErr w:type="spellEnd"/>
+      <w:r>
+        <w:rPr>
+          <w:rFonts w:ascii="Times New Roman" w:eastAsia="Times New Roman" w:hAnsi="Times New Roman" w:cs="Times New Roman"/>
+          <w:kern w:val="0"/>
+          <w:sz w:val="24"/>
+          <w:szCs w:val="24"/>
+          <w:lang w:eastAsia="en-150"/>
+          <w14:ligatures w14:val="none"/>
+        </w:rPr>
+        <w:t xml:space="preserve"> ca </w:t>
+      </w:r>
+      <w:proofErr w:type="spellStart"/>
+      <w:r>
+        <w:rPr>
+          <w:rFonts w:ascii="Times New Roman" w:eastAsia="Times New Roman" w:hAnsi="Times New Roman" w:cs="Times New Roman"/>
+          <w:kern w:val="0"/>
+          <w:sz w:val="24"/>
+          <w:szCs w:val="24"/>
+          <w:lang w:eastAsia="en-150"/>
+          <w14:ligatures w14:val="none"/>
+        </w:rPr>
+        <w:t>și</w:t>
+      </w:r>
+      <w:proofErr w:type="spellEnd"/>
+      <w:r>
+        <w:rPr>
+          <w:rFonts w:ascii="Times New Roman" w:eastAsia="Times New Roman" w:hAnsi="Times New Roman" w:cs="Times New Roman"/>
+          <w:kern w:val="0"/>
+          <w:sz w:val="24"/>
+          <w:szCs w:val="24"/>
+          <w:lang w:eastAsia="en-150"/>
+          <w14:ligatures w14:val="none"/>
+        </w:rPr>
+        <w:t xml:space="preserve"> </w:t>
+      </w:r>
+      <w:proofErr w:type="spellStart"/>
+      <w:r>
+        <w:rPr>
+          <w:rFonts w:ascii="Times New Roman" w:eastAsia="Times New Roman" w:hAnsi="Times New Roman" w:cs="Times New Roman"/>
+          <w:kern w:val="0"/>
+          <w:sz w:val="24"/>
+          <w:szCs w:val="24"/>
+          <w:lang w:eastAsia="en-150"/>
+          <w14:ligatures w14:val="none"/>
+        </w:rPr>
+        <w:t>chei</w:t>
+      </w:r>
+      <w:proofErr w:type="spellEnd"/>
+      <w:r>
+        <w:rPr>
+          <w:rFonts w:ascii="Times New Roman" w:eastAsia="Times New Roman" w:hAnsi="Times New Roman" w:cs="Times New Roman"/>
+          <w:kern w:val="0"/>
+          <w:sz w:val="24"/>
+          <w:szCs w:val="24"/>
+          <w:lang w:eastAsia="en-150"/>
+          <w14:ligatures w14:val="none"/>
+        </w:rPr>
+        <w:t xml:space="preserve"> </w:t>
       </w:r>
       <w:proofErr w:type="spellStart"/>
       <w:r>
@@ -10389,174 +10945,6 @@
           <w14:ligatures w14:val="none"/>
         </w:rPr>
         <w:t>străine</w:t>
-      </w:r>
-      <w:proofErr w:type="spellEnd"/>
-      <w:r>
-        <w:rPr>
-          <w:rFonts w:ascii="Times New Roman" w:eastAsia="Times New Roman" w:hAnsi="Times New Roman" w:cs="Times New Roman"/>
-          <w:kern w:val="0"/>
-          <w:sz w:val="24"/>
-          <w:szCs w:val="24"/>
-          <w:lang w:eastAsia="en-150"/>
-          <w14:ligatures w14:val="none"/>
-        </w:rPr>
-        <w:t xml:space="preserve">, </w:t>
-      </w:r>
-      <w:proofErr w:type="spellStart"/>
-      <w:r>
-        <w:rPr>
-          <w:rFonts w:ascii="Times New Roman" w:eastAsia="Times New Roman" w:hAnsi="Times New Roman" w:cs="Times New Roman"/>
-          <w:kern w:val="0"/>
-          <w:sz w:val="24"/>
-          <w:szCs w:val="24"/>
-          <w:lang w:eastAsia="en-150"/>
-          <w14:ligatures w14:val="none"/>
-        </w:rPr>
-        <w:t>deși</w:t>
-      </w:r>
-      <w:proofErr w:type="spellEnd"/>
-      <w:r>
-        <w:rPr>
-          <w:rFonts w:ascii="Times New Roman" w:eastAsia="Times New Roman" w:hAnsi="Times New Roman" w:cs="Times New Roman"/>
-          <w:kern w:val="0"/>
-          <w:sz w:val="24"/>
-          <w:szCs w:val="24"/>
-          <w:lang w:eastAsia="en-150"/>
-          <w14:ligatures w14:val="none"/>
-        </w:rPr>
-        <w:t xml:space="preserve"> nu sunt explicit </w:t>
-      </w:r>
-      <w:proofErr w:type="spellStart"/>
-      <w:r>
-        <w:rPr>
-          <w:rFonts w:ascii="Times New Roman" w:eastAsia="Times New Roman" w:hAnsi="Times New Roman" w:cs="Times New Roman"/>
-          <w:kern w:val="0"/>
-          <w:sz w:val="24"/>
-          <w:szCs w:val="24"/>
-          <w:lang w:eastAsia="en-150"/>
-          <w14:ligatures w14:val="none"/>
-        </w:rPr>
-        <w:t>detaliate</w:t>
-      </w:r>
-      <w:proofErr w:type="spellEnd"/>
-      <w:r>
-        <w:rPr>
-          <w:rFonts w:ascii="Times New Roman" w:eastAsia="Times New Roman" w:hAnsi="Times New Roman" w:cs="Times New Roman"/>
-          <w:kern w:val="0"/>
-          <w:sz w:val="24"/>
-          <w:szCs w:val="24"/>
-          <w:lang w:eastAsia="en-150"/>
-          <w14:ligatures w14:val="none"/>
-        </w:rPr>
-        <w:t xml:space="preserve"> ca </w:t>
-      </w:r>
-      <w:proofErr w:type="spellStart"/>
-      <w:r>
-        <w:rPr>
-          <w:rFonts w:ascii="Times New Roman" w:eastAsia="Times New Roman" w:hAnsi="Times New Roman" w:cs="Times New Roman"/>
-          <w:kern w:val="0"/>
-          <w:sz w:val="24"/>
-          <w:szCs w:val="24"/>
-          <w:lang w:eastAsia="en-150"/>
-          <w14:ligatures w14:val="none"/>
-        </w:rPr>
-        <w:t>atribute</w:t>
-      </w:r>
-      <w:proofErr w:type="spellEnd"/>
-      <w:r>
-        <w:rPr>
-          <w:rFonts w:ascii="Times New Roman" w:eastAsia="Times New Roman" w:hAnsi="Times New Roman" w:cs="Times New Roman"/>
-          <w:kern w:val="0"/>
-          <w:sz w:val="24"/>
-          <w:szCs w:val="24"/>
-          <w:lang w:eastAsia="en-150"/>
-          <w14:ligatures w14:val="none"/>
-        </w:rPr>
-        <w:t xml:space="preserve"> separate, sunt </w:t>
-      </w:r>
-      <w:proofErr w:type="spellStart"/>
-      <w:r>
-        <w:rPr>
-          <w:rFonts w:ascii="Times New Roman" w:eastAsia="Times New Roman" w:hAnsi="Times New Roman" w:cs="Times New Roman"/>
-          <w:kern w:val="0"/>
-          <w:sz w:val="24"/>
-          <w:szCs w:val="24"/>
-          <w:lang w:eastAsia="en-150"/>
-          <w14:ligatures w14:val="none"/>
-        </w:rPr>
-        <w:t>asigurate</w:t>
-      </w:r>
-      <w:proofErr w:type="spellEnd"/>
-      <w:r>
-        <w:rPr>
-          <w:rFonts w:ascii="Times New Roman" w:eastAsia="Times New Roman" w:hAnsi="Times New Roman" w:cs="Times New Roman"/>
-          <w:kern w:val="0"/>
-          <w:sz w:val="24"/>
-          <w:szCs w:val="24"/>
-          <w:lang w:eastAsia="en-150"/>
-          <w14:ligatures w14:val="none"/>
-        </w:rPr>
-        <w:t xml:space="preserve"> </w:t>
-      </w:r>
-      <w:proofErr w:type="spellStart"/>
-      <w:r>
-        <w:rPr>
-          <w:rFonts w:ascii="Times New Roman" w:eastAsia="Times New Roman" w:hAnsi="Times New Roman" w:cs="Times New Roman"/>
-          <w:kern w:val="0"/>
-          <w:sz w:val="24"/>
-          <w:szCs w:val="24"/>
-          <w:lang w:eastAsia="en-150"/>
-          <w14:ligatures w14:val="none"/>
-        </w:rPr>
-        <w:t>prin</w:t>
-      </w:r>
-      <w:proofErr w:type="spellEnd"/>
-      <w:r>
-        <w:rPr>
-          <w:rFonts w:ascii="Times New Roman" w:eastAsia="Times New Roman" w:hAnsi="Times New Roman" w:cs="Times New Roman"/>
-          <w:kern w:val="0"/>
-          <w:sz w:val="24"/>
-          <w:szCs w:val="24"/>
-          <w:lang w:eastAsia="en-150"/>
-          <w14:ligatures w14:val="none"/>
-        </w:rPr>
-        <w:t xml:space="preserve"> </w:t>
-      </w:r>
-      <w:proofErr w:type="spellStart"/>
-      <w:r>
-        <w:rPr>
-          <w:rFonts w:ascii="Times New Roman" w:eastAsia="Times New Roman" w:hAnsi="Times New Roman" w:cs="Times New Roman"/>
-          <w:kern w:val="0"/>
-          <w:sz w:val="24"/>
-          <w:szCs w:val="24"/>
-          <w:lang w:eastAsia="en-150"/>
-          <w14:ligatures w14:val="none"/>
-        </w:rPr>
-        <w:t>relațiile</w:t>
-      </w:r>
-      <w:proofErr w:type="spellEnd"/>
-      <w:r>
-        <w:rPr>
-          <w:rFonts w:ascii="Times New Roman" w:eastAsia="Times New Roman" w:hAnsi="Times New Roman" w:cs="Times New Roman"/>
-          <w:kern w:val="0"/>
-          <w:sz w:val="24"/>
-          <w:szCs w:val="24"/>
-          <w:lang w:eastAsia="en-150"/>
-          <w14:ligatures w14:val="none"/>
-        </w:rPr>
-        <w:t xml:space="preserve"> din </w:t>
-      </w:r>
-      <w:proofErr w:type="spellStart"/>
-      <w:r>
-        <w:rPr>
-          <w:rFonts w:ascii="Times New Roman" w:eastAsia="Times New Roman" w:hAnsi="Times New Roman" w:cs="Times New Roman"/>
-          <w:kern w:val="0"/>
-          <w:sz w:val="24"/>
-          <w:szCs w:val="24"/>
-          <w:lang w:eastAsia="en-150"/>
-          <w14:ligatures w14:val="none"/>
-        </w:rPr>
-        <w:t>diagramă</w:t>
       </w:r>
       <w:proofErr w:type="spellEnd"/>
       <w:r>
@@ -10575,7 +10963,7 @@
       <w:pPr>
         <w:numPr>
           <w:ilvl w:val="0"/>
-          <w:numId w:val="9"/>
+          <w:numId w:val="10"/>
         </w:numPr>
         <w:spacing w:before="100" w:beforeAutospacing="1" w:after="100" w:afterAutospacing="1" w:line="360" w:lineRule="auto"/>
         <w:rPr>
@@ -10681,30 +11069,6 @@
           <w:lang w:eastAsia="en-150"/>
           <w14:ligatures w14:val="none"/>
         </w:rPr>
-        <w:t xml:space="preserve"> de </w:t>
-      </w:r>
-      <w:proofErr w:type="spellStart"/>
-      <w:r>
-        <w:rPr>
-          <w:rFonts w:ascii="Times New Roman" w:eastAsia="Times New Roman" w:hAnsi="Times New Roman" w:cs="Times New Roman"/>
-          <w:kern w:val="0"/>
-          <w:sz w:val="24"/>
-          <w:szCs w:val="24"/>
-          <w:lang w:eastAsia="en-150"/>
-          <w14:ligatures w14:val="none"/>
-        </w:rPr>
-        <w:t>școală</w:t>
-      </w:r>
-      <w:proofErr w:type="spellEnd"/>
-      <w:r>
-        <w:rPr>
-          <w:rFonts w:ascii="Times New Roman" w:eastAsia="Times New Roman" w:hAnsi="Times New Roman" w:cs="Times New Roman"/>
-          <w:kern w:val="0"/>
-          <w:sz w:val="24"/>
-          <w:szCs w:val="24"/>
-          <w:lang w:eastAsia="en-150"/>
-          <w14:ligatures w14:val="none"/>
-        </w:rPr>
         <w:t xml:space="preserve">. </w:t>
       </w:r>
       <w:proofErr w:type="spellStart"/>
@@ -10741,30 +11105,30 @@
           <w:lang w:eastAsia="en-150"/>
           <w14:ligatures w14:val="none"/>
         </w:rPr>
-        <w:t>codul</w:t>
-      </w:r>
-      <w:proofErr w:type="spellEnd"/>
-      <w:r>
-        <w:rPr>
-          <w:rFonts w:ascii="Times New Roman" w:eastAsia="Times New Roman" w:hAnsi="Times New Roman" w:cs="Times New Roman"/>
-          <w:kern w:val="0"/>
-          <w:sz w:val="24"/>
-          <w:szCs w:val="24"/>
-          <w:lang w:eastAsia="en-150"/>
-          <w14:ligatures w14:val="none"/>
-        </w:rPr>
-        <w:t>,</w:t>
-      </w:r>
-      <w:r>
-        <w:rPr>
-          <w:rFonts w:ascii="Times New Roman" w:eastAsia="Times New Roman" w:hAnsi="Times New Roman" w:cs="Times New Roman"/>
-          <w:kern w:val="0"/>
-          <w:sz w:val="24"/>
-          <w:szCs w:val="24"/>
-          <w:lang w:eastAsia="en-150"/>
-          <w14:ligatures w14:val="none"/>
-        </w:rPr>
-        <w:t xml:space="preserve"> </w:t>
+        <w:t>codu</w:t>
+      </w:r>
+      <w:r>
+        <w:rPr>
+          <w:rFonts w:ascii="Times New Roman" w:eastAsia="Times New Roman" w:hAnsi="Times New Roman" w:cs="Times New Roman"/>
+          <w:kern w:val="0"/>
+          <w:sz w:val="24"/>
+          <w:szCs w:val="24"/>
+          <w:lang w:eastAsia="en-150"/>
+          <w14:ligatures w14:val="none"/>
+        </w:rPr>
+        <w:t>l</w:t>
+      </w:r>
+      <w:proofErr w:type="spellEnd"/>
+      <w:r>
+        <w:rPr>
+          <w:rFonts w:ascii="Times New Roman" w:eastAsia="Times New Roman" w:hAnsi="Times New Roman" w:cs="Times New Roman"/>
+          <w:kern w:val="0"/>
+          <w:sz w:val="24"/>
+          <w:szCs w:val="24"/>
+          <w:lang w:eastAsia="en-150"/>
+          <w14:ligatures w14:val="none"/>
+        </w:rPr>
+        <w:t xml:space="preserve">, </w:t>
       </w:r>
       <w:proofErr w:type="spellStart"/>
       <w:r>
@@ -10891,7 +11255,7 @@
       <w:pPr>
         <w:numPr>
           <w:ilvl w:val="0"/>
-          <w:numId w:val="9"/>
+          <w:numId w:val="10"/>
         </w:numPr>
         <w:spacing w:before="100" w:beforeAutospacing="1" w:after="100" w:afterAutospacing="1" w:line="360" w:lineRule="auto"/>
         <w:rPr>
@@ -10949,43 +11313,19 @@
           <w:lang w:eastAsia="en-150"/>
           <w14:ligatures w14:val="none"/>
         </w:rPr>
-        <w:t xml:space="preserve"> de contact </w:t>
-      </w:r>
-      <w:proofErr w:type="spellStart"/>
-      <w:r>
-        <w:rPr>
-          <w:rFonts w:ascii="Times New Roman" w:eastAsia="Times New Roman" w:hAnsi="Times New Roman" w:cs="Times New Roman"/>
-          <w:kern w:val="0"/>
-          <w:sz w:val="24"/>
-          <w:szCs w:val="24"/>
-          <w:lang w:eastAsia="en-150"/>
-          <w14:ligatures w14:val="none"/>
-        </w:rPr>
-        <w:t>și</w:t>
-      </w:r>
-      <w:proofErr w:type="spellEnd"/>
-      <w:r>
-        <w:rPr>
-          <w:rFonts w:ascii="Times New Roman" w:eastAsia="Times New Roman" w:hAnsi="Times New Roman" w:cs="Times New Roman"/>
-          <w:kern w:val="0"/>
-          <w:sz w:val="24"/>
-          <w:szCs w:val="24"/>
-          <w:lang w:eastAsia="en-150"/>
-          <w14:ligatures w14:val="none"/>
-        </w:rPr>
-        <w:t xml:space="preserve"> </w:t>
-      </w:r>
-      <w:proofErr w:type="spellStart"/>
-      <w:r>
-        <w:rPr>
-          <w:rFonts w:ascii="Times New Roman" w:eastAsia="Times New Roman" w:hAnsi="Times New Roman" w:cs="Times New Roman"/>
-          <w:kern w:val="0"/>
-          <w:sz w:val="24"/>
-          <w:szCs w:val="24"/>
-          <w:lang w:eastAsia="en-150"/>
-          <w14:ligatures w14:val="none"/>
-        </w:rPr>
-        <w:t>identificare</w:t>
+        <w:t xml:space="preserve"> </w:t>
+      </w:r>
+      <w:proofErr w:type="spellStart"/>
+      <w:r>
+        <w:rPr>
+          <w:rFonts w:ascii="Times New Roman" w:eastAsia="Times New Roman" w:hAnsi="Times New Roman" w:cs="Times New Roman"/>
+          <w:kern w:val="0"/>
+          <w:sz w:val="24"/>
+          <w:szCs w:val="24"/>
+          <w:lang w:eastAsia="en-150"/>
+          <w14:ligatures w14:val="none"/>
+        </w:rPr>
+        <w:t>personale</w:t>
       </w:r>
       <w:proofErr w:type="spellEnd"/>
       <w:r>
@@ -11082,6 +11422,30 @@
           <w14:ligatures w14:val="none"/>
         </w:rPr>
         <w:t>prenume</w:t>
+      </w:r>
+      <w:proofErr w:type="spellEnd"/>
+      <w:r>
+        <w:rPr>
+          <w:rFonts w:ascii="Times New Roman" w:eastAsia="Times New Roman" w:hAnsi="Times New Roman" w:cs="Times New Roman"/>
+          <w:kern w:val="0"/>
+          <w:sz w:val="24"/>
+          <w:szCs w:val="24"/>
+          <w:lang w:eastAsia="en-150"/>
+          <w14:ligatures w14:val="none"/>
+        </w:rPr>
+        <w:t xml:space="preserve">, data </w:t>
+      </w:r>
+      <w:proofErr w:type="spellStart"/>
+      <w:r>
+        <w:rPr>
+          <w:rFonts w:ascii="Times New Roman" w:eastAsia="Times New Roman" w:hAnsi="Times New Roman" w:cs="Times New Roman"/>
+          <w:kern w:val="0"/>
+          <w:sz w:val="24"/>
+          <w:szCs w:val="24"/>
+          <w:lang w:eastAsia="en-150"/>
+          <w14:ligatures w14:val="none"/>
+        </w:rPr>
+        <w:t>nașterii</w:t>
       </w:r>
       <w:proofErr w:type="spellEnd"/>
       <w:r>
@@ -11148,7 +11512,7 @@
       <w:pPr>
         <w:numPr>
           <w:ilvl w:val="0"/>
-          <w:numId w:val="9"/>
+          <w:numId w:val="10"/>
         </w:numPr>
         <w:spacing w:before="100" w:beforeAutospacing="1" w:after="100" w:afterAutospacing="1" w:line="360" w:lineRule="auto"/>
         <w:rPr>
@@ -11206,91 +11570,451 @@
           <w:lang w:eastAsia="en-150"/>
           <w14:ligatures w14:val="none"/>
         </w:rPr>
-        <w:t xml:space="preserve"> </w:t>
-      </w:r>
-      <w:proofErr w:type="spellStart"/>
-      <w:r>
-        <w:rPr>
-          <w:rFonts w:ascii="Times New Roman" w:eastAsia="Times New Roman" w:hAnsi="Times New Roman" w:cs="Times New Roman"/>
-          <w:kern w:val="0"/>
-          <w:sz w:val="24"/>
-          <w:szCs w:val="24"/>
-          <w:lang w:eastAsia="en-150"/>
-          <w14:ligatures w14:val="none"/>
-        </w:rPr>
-        <w:t>centrală</w:t>
-      </w:r>
-      <w:proofErr w:type="spellEnd"/>
-      <w:r>
-        <w:rPr>
-          <w:rFonts w:ascii="Times New Roman" w:eastAsia="Times New Roman" w:hAnsi="Times New Roman" w:cs="Times New Roman"/>
-          <w:kern w:val="0"/>
-          <w:sz w:val="24"/>
-          <w:szCs w:val="24"/>
-          <w:lang w:eastAsia="en-150"/>
-          <w14:ligatures w14:val="none"/>
-        </w:rPr>
-        <w:t xml:space="preserve"> care </w:t>
-      </w:r>
-      <w:proofErr w:type="spellStart"/>
-      <w:r>
-        <w:rPr>
-          <w:rFonts w:ascii="Times New Roman" w:eastAsia="Times New Roman" w:hAnsi="Times New Roman" w:cs="Times New Roman"/>
-          <w:kern w:val="0"/>
-          <w:sz w:val="24"/>
-          <w:szCs w:val="24"/>
-          <w:lang w:eastAsia="en-150"/>
-          <w14:ligatures w14:val="none"/>
-        </w:rPr>
-        <w:t>rezolvă</w:t>
-      </w:r>
-      <w:proofErr w:type="spellEnd"/>
-      <w:r>
-        <w:rPr>
-          <w:rFonts w:ascii="Times New Roman" w:eastAsia="Times New Roman" w:hAnsi="Times New Roman" w:cs="Times New Roman"/>
-          <w:kern w:val="0"/>
-          <w:sz w:val="24"/>
-          <w:szCs w:val="24"/>
-          <w:lang w:eastAsia="en-150"/>
-          <w14:ligatures w14:val="none"/>
-        </w:rPr>
-        <w:t xml:space="preserve"> </w:t>
-      </w:r>
-      <w:proofErr w:type="spellStart"/>
-      <w:r>
-        <w:rPr>
-          <w:rFonts w:ascii="Times New Roman" w:eastAsia="Times New Roman" w:hAnsi="Times New Roman" w:cs="Times New Roman"/>
-          <w:kern w:val="0"/>
-          <w:sz w:val="24"/>
-          <w:szCs w:val="24"/>
-          <w:lang w:eastAsia="en-150"/>
-          <w14:ligatures w14:val="none"/>
-        </w:rPr>
-        <w:t>relația</w:t>
-      </w:r>
-      <w:proofErr w:type="spellEnd"/>
-      <w:r>
-        <w:rPr>
-          <w:rFonts w:ascii="Times New Roman" w:eastAsia="Times New Roman" w:hAnsi="Times New Roman" w:cs="Times New Roman"/>
-          <w:kern w:val="0"/>
-          <w:sz w:val="24"/>
-          <w:szCs w:val="24"/>
-          <w:lang w:eastAsia="en-150"/>
-          <w14:ligatures w14:val="none"/>
-        </w:rPr>
-        <w:t xml:space="preserve"> </w:t>
-      </w:r>
-      <w:proofErr w:type="spellStart"/>
-      <w:r>
-        <w:rPr>
-          <w:rFonts w:ascii="Times New Roman" w:eastAsia="Times New Roman" w:hAnsi="Times New Roman" w:cs="Times New Roman"/>
-          <w:kern w:val="0"/>
-          <w:sz w:val="24"/>
-          <w:szCs w:val="24"/>
-          <w:lang w:eastAsia="en-150"/>
-          <w14:ligatures w14:val="none"/>
-        </w:rPr>
-        <w:t>dintre</w:t>
+        <w:t xml:space="preserve"> de </w:t>
+      </w:r>
+      <w:proofErr w:type="spellStart"/>
+      <w:r>
+        <w:rPr>
+          <w:rFonts w:ascii="Times New Roman" w:eastAsia="Times New Roman" w:hAnsi="Times New Roman" w:cs="Times New Roman"/>
+          <w:kern w:val="0"/>
+          <w:sz w:val="24"/>
+          <w:szCs w:val="24"/>
+          <w:lang w:eastAsia="en-150"/>
+          <w14:ligatures w14:val="none"/>
+        </w:rPr>
+        <w:t>bază</w:t>
+      </w:r>
+      <w:proofErr w:type="spellEnd"/>
+      <w:r>
+        <w:rPr>
+          <w:rFonts w:ascii="Times New Roman" w:eastAsia="Times New Roman" w:hAnsi="Times New Roman" w:cs="Times New Roman"/>
+          <w:kern w:val="0"/>
+          <w:sz w:val="24"/>
+          <w:szCs w:val="24"/>
+          <w:lang w:eastAsia="en-150"/>
+          <w14:ligatures w14:val="none"/>
+        </w:rPr>
+        <w:t xml:space="preserve"> </w:t>
+      </w:r>
+      <w:proofErr w:type="spellStart"/>
+      <w:r>
+        <w:rPr>
+          <w:rFonts w:ascii="Times New Roman" w:eastAsia="Times New Roman" w:hAnsi="Times New Roman" w:cs="Times New Roman"/>
+          <w:kern w:val="0"/>
+          <w:sz w:val="24"/>
+          <w:szCs w:val="24"/>
+          <w:lang w:eastAsia="en-150"/>
+          <w14:ligatures w14:val="none"/>
+        </w:rPr>
+        <w:t>ce</w:t>
+      </w:r>
+      <w:proofErr w:type="spellEnd"/>
+      <w:r>
+        <w:rPr>
+          <w:rFonts w:ascii="Times New Roman" w:eastAsia="Times New Roman" w:hAnsi="Times New Roman" w:cs="Times New Roman"/>
+          <w:kern w:val="0"/>
+          <w:sz w:val="24"/>
+          <w:szCs w:val="24"/>
+          <w:lang w:eastAsia="en-150"/>
+          <w14:ligatures w14:val="none"/>
+        </w:rPr>
+        <w:t xml:space="preserve"> </w:t>
+      </w:r>
+      <w:proofErr w:type="spellStart"/>
+      <w:r>
+        <w:rPr>
+          <w:rFonts w:ascii="Times New Roman" w:eastAsia="Times New Roman" w:hAnsi="Times New Roman" w:cs="Times New Roman"/>
+          <w:kern w:val="0"/>
+          <w:sz w:val="24"/>
+          <w:szCs w:val="24"/>
+          <w:lang w:eastAsia="en-150"/>
+          <w14:ligatures w14:val="none"/>
+        </w:rPr>
+        <w:t>leagă</w:t>
+      </w:r>
+      <w:proofErr w:type="spellEnd"/>
+      <w:r>
+        <w:rPr>
+          <w:rFonts w:ascii="Times New Roman" w:eastAsia="Times New Roman" w:hAnsi="Times New Roman" w:cs="Times New Roman"/>
+          <w:kern w:val="0"/>
+          <w:sz w:val="24"/>
+          <w:szCs w:val="24"/>
+          <w:lang w:eastAsia="en-150"/>
+          <w14:ligatures w14:val="none"/>
+        </w:rPr>
+        <w:t xml:space="preserve"> </w:t>
+      </w:r>
+      <w:proofErr w:type="spellStart"/>
+      <w:r>
+        <w:rPr>
+          <w:rFonts w:ascii="Times New Roman" w:eastAsia="Times New Roman" w:hAnsi="Times New Roman" w:cs="Times New Roman"/>
+          <w:kern w:val="0"/>
+          <w:sz w:val="24"/>
+          <w:szCs w:val="24"/>
+          <w:lang w:eastAsia="en-150"/>
+          <w14:ligatures w14:val="none"/>
+        </w:rPr>
+        <w:t>cursantul</w:t>
+      </w:r>
+      <w:proofErr w:type="spellEnd"/>
+      <w:r>
+        <w:rPr>
+          <w:rFonts w:ascii="Times New Roman" w:eastAsia="Times New Roman" w:hAnsi="Times New Roman" w:cs="Times New Roman"/>
+          <w:kern w:val="0"/>
+          <w:sz w:val="24"/>
+          <w:szCs w:val="24"/>
+          <w:lang w:eastAsia="en-150"/>
+          <w14:ligatures w14:val="none"/>
+        </w:rPr>
+        <w:t xml:space="preserve"> de </w:t>
+      </w:r>
+      <w:proofErr w:type="spellStart"/>
+      <w:r>
+        <w:rPr>
+          <w:rFonts w:ascii="Times New Roman" w:eastAsia="Times New Roman" w:hAnsi="Times New Roman" w:cs="Times New Roman"/>
+          <w:kern w:val="0"/>
+          <w:sz w:val="24"/>
+          <w:szCs w:val="24"/>
+          <w:lang w:eastAsia="en-150"/>
+          <w14:ligatures w14:val="none"/>
+        </w:rPr>
+        <w:t>categoria</w:t>
+      </w:r>
+      <w:proofErr w:type="spellEnd"/>
+      <w:r>
+        <w:rPr>
+          <w:rFonts w:ascii="Times New Roman" w:eastAsia="Times New Roman" w:hAnsi="Times New Roman" w:cs="Times New Roman"/>
+          <w:kern w:val="0"/>
+          <w:sz w:val="24"/>
+          <w:szCs w:val="24"/>
+          <w:lang w:eastAsia="en-150"/>
+          <w14:ligatures w14:val="none"/>
+        </w:rPr>
+        <w:t xml:space="preserve"> </w:t>
+      </w:r>
+      <w:proofErr w:type="spellStart"/>
+      <w:r>
+        <w:rPr>
+          <w:rFonts w:ascii="Times New Roman" w:eastAsia="Times New Roman" w:hAnsi="Times New Roman" w:cs="Times New Roman"/>
+          <w:kern w:val="0"/>
+          <w:sz w:val="24"/>
+          <w:szCs w:val="24"/>
+          <w:lang w:eastAsia="en-150"/>
+          <w14:ligatures w14:val="none"/>
+        </w:rPr>
+        <w:t>dorită</w:t>
+      </w:r>
+      <w:proofErr w:type="spellEnd"/>
+      <w:r>
+        <w:rPr>
+          <w:rFonts w:ascii="Times New Roman" w:eastAsia="Times New Roman" w:hAnsi="Times New Roman" w:cs="Times New Roman"/>
+          <w:kern w:val="0"/>
+          <w:sz w:val="24"/>
+          <w:szCs w:val="24"/>
+          <w:lang w:eastAsia="en-150"/>
+          <w14:ligatures w14:val="none"/>
+        </w:rPr>
+        <w:t xml:space="preserve">. </w:t>
+      </w:r>
+      <w:proofErr w:type="spellStart"/>
+      <w:r>
+        <w:rPr>
+          <w:rFonts w:ascii="Times New Roman" w:eastAsia="Times New Roman" w:hAnsi="Times New Roman" w:cs="Times New Roman"/>
+          <w:kern w:val="0"/>
+          <w:sz w:val="24"/>
+          <w:szCs w:val="24"/>
+          <w:lang w:eastAsia="en-150"/>
+          <w14:ligatures w14:val="none"/>
+        </w:rPr>
+        <w:t>Reține</w:t>
+      </w:r>
+      <w:proofErr w:type="spellEnd"/>
+      <w:r>
+        <w:rPr>
+          <w:rFonts w:ascii="Times New Roman" w:eastAsia="Times New Roman" w:hAnsi="Times New Roman" w:cs="Times New Roman"/>
+          <w:kern w:val="0"/>
+          <w:sz w:val="24"/>
+          <w:szCs w:val="24"/>
+          <w:lang w:eastAsia="en-150"/>
+          <w14:ligatures w14:val="none"/>
+        </w:rPr>
+        <w:t xml:space="preserve"> id-ul </w:t>
+      </w:r>
+      <w:proofErr w:type="spellStart"/>
+      <w:r>
+        <w:rPr>
+          <w:rFonts w:ascii="Times New Roman" w:eastAsia="Times New Roman" w:hAnsi="Times New Roman" w:cs="Times New Roman"/>
+          <w:kern w:val="0"/>
+          <w:sz w:val="24"/>
+          <w:szCs w:val="24"/>
+          <w:lang w:eastAsia="en-150"/>
+          <w14:ligatures w14:val="none"/>
+        </w:rPr>
+        <w:t>dosarului</w:t>
+      </w:r>
+      <w:proofErr w:type="spellEnd"/>
+      <w:r>
+        <w:rPr>
+          <w:rFonts w:ascii="Times New Roman" w:eastAsia="Times New Roman" w:hAnsi="Times New Roman" w:cs="Times New Roman"/>
+          <w:kern w:val="0"/>
+          <w:sz w:val="24"/>
+          <w:szCs w:val="24"/>
+          <w:lang w:eastAsia="en-150"/>
+          <w14:ligatures w14:val="none"/>
+        </w:rPr>
+        <w:t xml:space="preserve">, </w:t>
+      </w:r>
+      <w:proofErr w:type="spellStart"/>
+      <w:r>
+        <w:rPr>
+          <w:rFonts w:ascii="Times New Roman" w:eastAsia="Times New Roman" w:hAnsi="Times New Roman" w:cs="Times New Roman"/>
+          <w:kern w:val="0"/>
+          <w:sz w:val="24"/>
+          <w:szCs w:val="24"/>
+          <w:lang w:eastAsia="en-150"/>
+          <w14:ligatures w14:val="none"/>
+        </w:rPr>
+        <w:t>statusul</w:t>
+      </w:r>
+      <w:proofErr w:type="spellEnd"/>
+      <w:r>
+        <w:rPr>
+          <w:rFonts w:ascii="Times New Roman" w:eastAsia="Times New Roman" w:hAnsi="Times New Roman" w:cs="Times New Roman"/>
+          <w:kern w:val="0"/>
+          <w:sz w:val="24"/>
+          <w:szCs w:val="24"/>
+          <w:lang w:eastAsia="en-150"/>
+          <w14:ligatures w14:val="none"/>
+        </w:rPr>
+        <w:t xml:space="preserve">, data </w:t>
+      </w:r>
+      <w:proofErr w:type="spellStart"/>
+      <w:r>
+        <w:rPr>
+          <w:rFonts w:ascii="Times New Roman" w:eastAsia="Times New Roman" w:hAnsi="Times New Roman" w:cs="Times New Roman"/>
+          <w:kern w:val="0"/>
+          <w:sz w:val="24"/>
+          <w:szCs w:val="24"/>
+          <w:lang w:eastAsia="en-150"/>
+          <w14:ligatures w14:val="none"/>
+        </w:rPr>
+        <w:t>înscrierii</w:t>
+      </w:r>
+      <w:proofErr w:type="spellEnd"/>
+      <w:r>
+        <w:rPr>
+          <w:rFonts w:ascii="Times New Roman" w:eastAsia="Times New Roman" w:hAnsi="Times New Roman" w:cs="Times New Roman"/>
+          <w:kern w:val="0"/>
+          <w:sz w:val="24"/>
+          <w:szCs w:val="24"/>
+          <w:lang w:eastAsia="en-150"/>
+          <w14:ligatures w14:val="none"/>
+        </w:rPr>
+        <w:t xml:space="preserve"> </w:t>
+      </w:r>
+      <w:proofErr w:type="spellStart"/>
+      <w:r>
+        <w:rPr>
+          <w:rFonts w:ascii="Times New Roman" w:eastAsia="Times New Roman" w:hAnsi="Times New Roman" w:cs="Times New Roman"/>
+          <w:kern w:val="0"/>
+          <w:sz w:val="24"/>
+          <w:szCs w:val="24"/>
+          <w:lang w:eastAsia="en-150"/>
+          <w14:ligatures w14:val="none"/>
+        </w:rPr>
+        <w:t>și</w:t>
+      </w:r>
+      <w:proofErr w:type="spellEnd"/>
+      <w:r>
+        <w:rPr>
+          <w:rFonts w:ascii="Times New Roman" w:eastAsia="Times New Roman" w:hAnsi="Times New Roman" w:cs="Times New Roman"/>
+          <w:kern w:val="0"/>
+          <w:sz w:val="24"/>
+          <w:szCs w:val="24"/>
+          <w:lang w:eastAsia="en-150"/>
+          <w14:ligatures w14:val="none"/>
+        </w:rPr>
+        <w:t xml:space="preserve"> </w:t>
+      </w:r>
+      <w:proofErr w:type="spellStart"/>
+      <w:r>
+        <w:rPr>
+          <w:rFonts w:ascii="Times New Roman" w:eastAsia="Times New Roman" w:hAnsi="Times New Roman" w:cs="Times New Roman"/>
+          <w:kern w:val="0"/>
+          <w:sz w:val="24"/>
+          <w:szCs w:val="24"/>
+          <w:lang w:eastAsia="en-150"/>
+          <w14:ligatures w14:val="none"/>
+        </w:rPr>
+        <w:t>informații</w:t>
+      </w:r>
+      <w:proofErr w:type="spellEnd"/>
+      <w:r>
+        <w:rPr>
+          <w:rFonts w:ascii="Times New Roman" w:eastAsia="Times New Roman" w:hAnsi="Times New Roman" w:cs="Times New Roman"/>
+          <w:kern w:val="0"/>
+          <w:sz w:val="24"/>
+          <w:szCs w:val="24"/>
+          <w:lang w:eastAsia="en-150"/>
+          <w14:ligatures w14:val="none"/>
+        </w:rPr>
+        <w:t xml:space="preserve"> </w:t>
+      </w:r>
+      <w:proofErr w:type="spellStart"/>
+      <w:r>
+        <w:rPr>
+          <w:rFonts w:ascii="Times New Roman" w:eastAsia="Times New Roman" w:hAnsi="Times New Roman" w:cs="Times New Roman"/>
+          <w:kern w:val="0"/>
+          <w:sz w:val="24"/>
+          <w:szCs w:val="24"/>
+          <w:lang w:eastAsia="en-150"/>
+          <w14:ligatures w14:val="none"/>
+        </w:rPr>
+        <w:t>despre</w:t>
+      </w:r>
+      <w:proofErr w:type="spellEnd"/>
+      <w:r>
+        <w:rPr>
+          <w:rFonts w:ascii="Times New Roman" w:eastAsia="Times New Roman" w:hAnsi="Times New Roman" w:cs="Times New Roman"/>
+          <w:kern w:val="0"/>
+          <w:sz w:val="24"/>
+          <w:szCs w:val="24"/>
+          <w:lang w:eastAsia="en-150"/>
+          <w14:ligatures w14:val="none"/>
+        </w:rPr>
+        <w:t xml:space="preserve"> </w:t>
+      </w:r>
+      <w:proofErr w:type="spellStart"/>
+      <w:r>
+        <w:rPr>
+          <w:rFonts w:ascii="Times New Roman" w:eastAsia="Times New Roman" w:hAnsi="Times New Roman" w:cs="Times New Roman"/>
+          <w:kern w:val="0"/>
+          <w:sz w:val="24"/>
+          <w:szCs w:val="24"/>
+          <w:lang w:eastAsia="en-150"/>
+          <w14:ligatures w14:val="none"/>
+        </w:rPr>
+        <w:t>fișa</w:t>
+      </w:r>
+      <w:proofErr w:type="spellEnd"/>
+      <w:r>
+        <w:rPr>
+          <w:rFonts w:ascii="Times New Roman" w:eastAsia="Times New Roman" w:hAnsi="Times New Roman" w:cs="Times New Roman"/>
+          <w:kern w:val="0"/>
+          <w:sz w:val="24"/>
+          <w:szCs w:val="24"/>
+          <w:lang w:eastAsia="en-150"/>
+          <w14:ligatures w14:val="none"/>
+        </w:rPr>
+        <w:t xml:space="preserve"> </w:t>
+      </w:r>
+      <w:proofErr w:type="spellStart"/>
+      <w:r>
+        <w:rPr>
+          <w:rFonts w:ascii="Times New Roman" w:eastAsia="Times New Roman" w:hAnsi="Times New Roman" w:cs="Times New Roman"/>
+          <w:kern w:val="0"/>
+          <w:sz w:val="24"/>
+          <w:szCs w:val="24"/>
+          <w:lang w:eastAsia="en-150"/>
+          <w14:ligatures w14:val="none"/>
+        </w:rPr>
+        <w:t>medicală</w:t>
+      </w:r>
+      <w:proofErr w:type="spellEnd"/>
+      <w:r>
+        <w:rPr>
+          <w:rFonts w:ascii="Times New Roman" w:eastAsia="Times New Roman" w:hAnsi="Times New Roman" w:cs="Times New Roman"/>
+          <w:kern w:val="0"/>
+          <w:sz w:val="24"/>
+          <w:szCs w:val="24"/>
+          <w:lang w:eastAsia="en-150"/>
+          <w14:ligatures w14:val="none"/>
+        </w:rPr>
+        <w:t xml:space="preserve">. Un </w:t>
+      </w:r>
+      <w:proofErr w:type="spellStart"/>
+      <w:r>
+        <w:rPr>
+          <w:rFonts w:ascii="Times New Roman" w:eastAsia="Times New Roman" w:hAnsi="Times New Roman" w:cs="Times New Roman"/>
+          <w:kern w:val="0"/>
+          <w:sz w:val="24"/>
+          <w:szCs w:val="24"/>
+          <w:lang w:eastAsia="en-150"/>
+          <w14:ligatures w14:val="none"/>
+        </w:rPr>
+        <w:t>dosar</w:t>
+      </w:r>
+      <w:proofErr w:type="spellEnd"/>
+      <w:r>
+        <w:rPr>
+          <w:rFonts w:ascii="Times New Roman" w:eastAsia="Times New Roman" w:hAnsi="Times New Roman" w:cs="Times New Roman"/>
+          <w:kern w:val="0"/>
+          <w:sz w:val="24"/>
+          <w:szCs w:val="24"/>
+          <w:lang w:eastAsia="en-150"/>
+          <w14:ligatures w14:val="none"/>
+        </w:rPr>
+        <w:t xml:space="preserve"> </w:t>
+      </w:r>
+      <w:proofErr w:type="spellStart"/>
+      <w:r>
+        <w:rPr>
+          <w:rFonts w:ascii="Times New Roman" w:eastAsia="Times New Roman" w:hAnsi="Times New Roman" w:cs="Times New Roman"/>
+          <w:kern w:val="0"/>
+          <w:sz w:val="24"/>
+          <w:szCs w:val="24"/>
+          <w:lang w:eastAsia="en-150"/>
+          <w14:ligatures w14:val="none"/>
+        </w:rPr>
+        <w:t>este</w:t>
+      </w:r>
+      <w:proofErr w:type="spellEnd"/>
+      <w:r>
+        <w:rPr>
+          <w:rFonts w:ascii="Times New Roman" w:eastAsia="Times New Roman" w:hAnsi="Times New Roman" w:cs="Times New Roman"/>
+          <w:kern w:val="0"/>
+          <w:sz w:val="24"/>
+          <w:szCs w:val="24"/>
+          <w:lang w:eastAsia="en-150"/>
+          <w14:ligatures w14:val="none"/>
+        </w:rPr>
+        <w:t xml:space="preserve"> </w:t>
+      </w:r>
+      <w:proofErr w:type="spellStart"/>
+      <w:r>
+        <w:rPr>
+          <w:rFonts w:ascii="Times New Roman" w:eastAsia="Times New Roman" w:hAnsi="Times New Roman" w:cs="Times New Roman"/>
+          <w:kern w:val="0"/>
+          <w:sz w:val="24"/>
+          <w:szCs w:val="24"/>
+          <w:lang w:eastAsia="en-150"/>
+          <w14:ligatures w14:val="none"/>
+        </w:rPr>
+        <w:t>asociat</w:t>
+      </w:r>
+      <w:proofErr w:type="spellEnd"/>
+      <w:r>
+        <w:rPr>
+          <w:rFonts w:ascii="Times New Roman" w:eastAsia="Times New Roman" w:hAnsi="Times New Roman" w:cs="Times New Roman"/>
+          <w:kern w:val="0"/>
+          <w:sz w:val="24"/>
+          <w:szCs w:val="24"/>
+          <w:lang w:eastAsia="en-150"/>
+          <w14:ligatures w14:val="none"/>
+        </w:rPr>
+        <w:t xml:space="preserve"> </w:t>
+      </w:r>
+      <w:proofErr w:type="spellStart"/>
+      <w:r>
+        <w:rPr>
+          <w:rFonts w:ascii="Times New Roman" w:eastAsia="Times New Roman" w:hAnsi="Times New Roman" w:cs="Times New Roman"/>
+          <w:kern w:val="0"/>
+          <w:sz w:val="24"/>
+          <w:szCs w:val="24"/>
+          <w:lang w:eastAsia="en-150"/>
+          <w14:ligatures w14:val="none"/>
+        </w:rPr>
+        <w:t>unui</w:t>
       </w:r>
       <w:proofErr w:type="spellEnd"/>
       <w:r>
@@ -11326,6 +12050,54 @@
           <w:lang w:eastAsia="en-150"/>
           <w14:ligatures w14:val="none"/>
         </w:rPr>
+        <w:t xml:space="preserve">, </w:t>
+      </w:r>
+      <w:proofErr w:type="spellStart"/>
+      <w:r>
+        <w:rPr>
+          <w:rFonts w:ascii="Times New Roman" w:eastAsia="Times New Roman" w:hAnsi="Times New Roman" w:cs="Times New Roman"/>
+          <w:kern w:val="0"/>
+          <w:sz w:val="24"/>
+          <w:szCs w:val="24"/>
+          <w:lang w:eastAsia="en-150"/>
+          <w14:ligatures w14:val="none"/>
+        </w:rPr>
+        <w:t>unei</w:t>
+      </w:r>
+      <w:proofErr w:type="spellEnd"/>
+      <w:r>
+        <w:rPr>
+          <w:rFonts w:ascii="Times New Roman" w:eastAsia="Times New Roman" w:hAnsi="Times New Roman" w:cs="Times New Roman"/>
+          <w:kern w:val="0"/>
+          <w:sz w:val="24"/>
+          <w:szCs w:val="24"/>
+          <w:lang w:eastAsia="en-150"/>
+          <w14:ligatures w14:val="none"/>
+        </w:rPr>
+        <w:t xml:space="preserve"> </w:t>
+      </w:r>
+      <w:proofErr w:type="spellStart"/>
+      <w:r>
+        <w:rPr>
+          <w:rFonts w:ascii="Times New Roman" w:eastAsia="Times New Roman" w:hAnsi="Times New Roman" w:cs="Times New Roman"/>
+          <w:kern w:val="0"/>
+          <w:sz w:val="24"/>
+          <w:szCs w:val="24"/>
+          <w:lang w:eastAsia="en-150"/>
+          <w14:ligatures w14:val="none"/>
+        </w:rPr>
+        <w:t>categorii</w:t>
+      </w:r>
+      <w:proofErr w:type="spellEnd"/>
+      <w:r>
+        <w:rPr>
+          <w:rFonts w:ascii="Times New Roman" w:eastAsia="Times New Roman" w:hAnsi="Times New Roman" w:cs="Times New Roman"/>
+          <w:kern w:val="0"/>
+          <w:sz w:val="24"/>
+          <w:szCs w:val="24"/>
+          <w:lang w:eastAsia="en-150"/>
+          <w14:ligatures w14:val="none"/>
+        </w:rPr>
         <w:t xml:space="preserve"> </w:t>
       </w:r>
       <w:proofErr w:type="spellStart"/>
@@ -11362,223 +12134,31 @@
           <w:lang w:eastAsia="en-150"/>
           <w14:ligatures w14:val="none"/>
         </w:rPr>
-        <w:t>categorie</w:t>
-      </w:r>
-      <w:proofErr w:type="spellEnd"/>
-      <w:r>
-        <w:rPr>
-          <w:rFonts w:ascii="Times New Roman" w:eastAsia="Times New Roman" w:hAnsi="Times New Roman" w:cs="Times New Roman"/>
-          <w:kern w:val="0"/>
-          <w:sz w:val="24"/>
-          <w:szCs w:val="24"/>
-          <w:lang w:eastAsia="en-150"/>
-          <w14:ligatures w14:val="none"/>
-        </w:rPr>
-        <w:t xml:space="preserve">. </w:t>
-      </w:r>
-      <w:proofErr w:type="spellStart"/>
-      <w:r>
-        <w:rPr>
-          <w:rFonts w:ascii="Times New Roman" w:eastAsia="Times New Roman" w:hAnsi="Times New Roman" w:cs="Times New Roman"/>
-          <w:kern w:val="0"/>
-          <w:sz w:val="24"/>
-          <w:szCs w:val="24"/>
-          <w:lang w:eastAsia="en-150"/>
-          <w14:ligatures w14:val="none"/>
-        </w:rPr>
-        <w:t>Reține</w:t>
-      </w:r>
-      <w:proofErr w:type="spellEnd"/>
-      <w:r>
-        <w:rPr>
-          <w:rFonts w:ascii="Times New Roman" w:eastAsia="Times New Roman" w:hAnsi="Times New Roman" w:cs="Times New Roman"/>
-          <w:kern w:val="0"/>
-          <w:sz w:val="24"/>
-          <w:szCs w:val="24"/>
-          <w:lang w:eastAsia="en-150"/>
-          <w14:ligatures w14:val="none"/>
-        </w:rPr>
-        <w:t xml:space="preserve"> id-ul </w:t>
-      </w:r>
-      <w:proofErr w:type="spellStart"/>
-      <w:r>
-        <w:rPr>
-          <w:rFonts w:ascii="Times New Roman" w:eastAsia="Times New Roman" w:hAnsi="Times New Roman" w:cs="Times New Roman"/>
-          <w:kern w:val="0"/>
-          <w:sz w:val="24"/>
-          <w:szCs w:val="24"/>
-          <w:lang w:eastAsia="en-150"/>
-          <w14:ligatures w14:val="none"/>
-        </w:rPr>
-        <w:t>dosarului</w:t>
-      </w:r>
-      <w:proofErr w:type="spellEnd"/>
-      <w:r>
-        <w:rPr>
-          <w:rFonts w:ascii="Times New Roman" w:eastAsia="Times New Roman" w:hAnsi="Times New Roman" w:cs="Times New Roman"/>
-          <w:kern w:val="0"/>
-          <w:sz w:val="24"/>
-          <w:szCs w:val="24"/>
-          <w:lang w:eastAsia="en-150"/>
-          <w14:ligatures w14:val="none"/>
-        </w:rPr>
-        <w:t xml:space="preserve">, </w:t>
-      </w:r>
-      <w:proofErr w:type="spellStart"/>
-      <w:r>
-        <w:rPr>
-          <w:rFonts w:ascii="Times New Roman" w:eastAsia="Times New Roman" w:hAnsi="Times New Roman" w:cs="Times New Roman"/>
-          <w:kern w:val="0"/>
-          <w:sz w:val="24"/>
-          <w:szCs w:val="24"/>
-          <w:lang w:eastAsia="en-150"/>
-          <w14:ligatures w14:val="none"/>
-        </w:rPr>
-        <w:t>statusul</w:t>
-      </w:r>
-      <w:proofErr w:type="spellEnd"/>
-      <w:r>
-        <w:rPr>
-          <w:rFonts w:ascii="Times New Roman" w:eastAsia="Times New Roman" w:hAnsi="Times New Roman" w:cs="Times New Roman"/>
-          <w:kern w:val="0"/>
-          <w:sz w:val="24"/>
-          <w:szCs w:val="24"/>
-          <w:lang w:eastAsia="en-150"/>
-          <w14:ligatures w14:val="none"/>
-        </w:rPr>
-        <w:t xml:space="preserve">, data </w:t>
-      </w:r>
-      <w:proofErr w:type="spellStart"/>
-      <w:r>
-        <w:rPr>
-          <w:rFonts w:ascii="Times New Roman" w:eastAsia="Times New Roman" w:hAnsi="Times New Roman" w:cs="Times New Roman"/>
-          <w:kern w:val="0"/>
-          <w:sz w:val="24"/>
-          <w:szCs w:val="24"/>
-          <w:lang w:eastAsia="en-150"/>
-          <w14:ligatures w14:val="none"/>
-        </w:rPr>
-        <w:t>înscrierii</w:t>
-      </w:r>
-      <w:proofErr w:type="spellEnd"/>
-      <w:r>
-        <w:rPr>
-          <w:rFonts w:ascii="Times New Roman" w:eastAsia="Times New Roman" w:hAnsi="Times New Roman" w:cs="Times New Roman"/>
-          <w:kern w:val="0"/>
-          <w:sz w:val="24"/>
-          <w:szCs w:val="24"/>
-          <w:lang w:eastAsia="en-150"/>
-          <w14:ligatures w14:val="none"/>
-        </w:rPr>
-        <w:t xml:space="preserve"> </w:t>
-      </w:r>
-      <w:proofErr w:type="spellStart"/>
-      <w:r>
-        <w:rPr>
-          <w:rFonts w:ascii="Times New Roman" w:eastAsia="Times New Roman" w:hAnsi="Times New Roman" w:cs="Times New Roman"/>
-          <w:kern w:val="0"/>
-          <w:sz w:val="24"/>
-          <w:szCs w:val="24"/>
-          <w:lang w:eastAsia="en-150"/>
-          <w14:ligatures w14:val="none"/>
-        </w:rPr>
-        <w:t>și</w:t>
-      </w:r>
-      <w:proofErr w:type="spellEnd"/>
-      <w:r>
-        <w:rPr>
-          <w:rFonts w:ascii="Times New Roman" w:eastAsia="Times New Roman" w:hAnsi="Times New Roman" w:cs="Times New Roman"/>
-          <w:kern w:val="0"/>
-          <w:sz w:val="24"/>
-          <w:szCs w:val="24"/>
-          <w:lang w:eastAsia="en-150"/>
-          <w14:ligatures w14:val="none"/>
-        </w:rPr>
-        <w:t xml:space="preserve"> </w:t>
-      </w:r>
-      <w:proofErr w:type="spellStart"/>
-      <w:r>
-        <w:rPr>
-          <w:rFonts w:ascii="Times New Roman" w:eastAsia="Times New Roman" w:hAnsi="Times New Roman" w:cs="Times New Roman"/>
-          <w:kern w:val="0"/>
-          <w:sz w:val="24"/>
-          <w:szCs w:val="24"/>
-          <w:lang w:eastAsia="en-150"/>
-          <w14:ligatures w14:val="none"/>
-        </w:rPr>
-        <w:t>detalii</w:t>
-      </w:r>
-      <w:proofErr w:type="spellEnd"/>
-      <w:r>
-        <w:rPr>
-          <w:rFonts w:ascii="Times New Roman" w:eastAsia="Times New Roman" w:hAnsi="Times New Roman" w:cs="Times New Roman"/>
-          <w:kern w:val="0"/>
-          <w:sz w:val="24"/>
-          <w:szCs w:val="24"/>
-          <w:lang w:eastAsia="en-150"/>
-          <w14:ligatures w14:val="none"/>
-        </w:rPr>
-        <w:t xml:space="preserve"> </w:t>
-      </w:r>
-      <w:proofErr w:type="spellStart"/>
-      <w:r>
-        <w:rPr>
-          <w:rFonts w:ascii="Times New Roman" w:eastAsia="Times New Roman" w:hAnsi="Times New Roman" w:cs="Times New Roman"/>
-          <w:kern w:val="0"/>
-          <w:sz w:val="24"/>
-          <w:szCs w:val="24"/>
-          <w:lang w:eastAsia="en-150"/>
-          <w14:ligatures w14:val="none"/>
-        </w:rPr>
-        <w:t>despre</w:t>
-      </w:r>
-      <w:proofErr w:type="spellEnd"/>
-      <w:r>
-        <w:rPr>
-          <w:rFonts w:ascii="Times New Roman" w:eastAsia="Times New Roman" w:hAnsi="Times New Roman" w:cs="Times New Roman"/>
-          <w:kern w:val="0"/>
-          <w:sz w:val="24"/>
-          <w:szCs w:val="24"/>
-          <w:lang w:eastAsia="en-150"/>
-          <w14:ligatures w14:val="none"/>
-        </w:rPr>
-        <w:t xml:space="preserve"> </w:t>
-      </w:r>
-      <w:proofErr w:type="spellStart"/>
-      <w:r>
-        <w:rPr>
-          <w:rFonts w:ascii="Times New Roman" w:eastAsia="Times New Roman" w:hAnsi="Times New Roman" w:cs="Times New Roman"/>
-          <w:kern w:val="0"/>
-          <w:sz w:val="24"/>
-          <w:szCs w:val="24"/>
-          <w:lang w:eastAsia="en-150"/>
-          <w14:ligatures w14:val="none"/>
-        </w:rPr>
-        <w:t>fișa</w:t>
-      </w:r>
-      <w:proofErr w:type="spellEnd"/>
-      <w:r>
-        <w:rPr>
-          <w:rFonts w:ascii="Times New Roman" w:eastAsia="Times New Roman" w:hAnsi="Times New Roman" w:cs="Times New Roman"/>
-          <w:kern w:val="0"/>
-          <w:sz w:val="24"/>
-          <w:szCs w:val="24"/>
-          <w:lang w:eastAsia="en-150"/>
-          <w14:ligatures w14:val="none"/>
-        </w:rPr>
-        <w:t xml:space="preserve"> </w:t>
-      </w:r>
-      <w:proofErr w:type="spellStart"/>
-      <w:r>
-        <w:rPr>
-          <w:rFonts w:ascii="Times New Roman" w:eastAsia="Times New Roman" w:hAnsi="Times New Roman" w:cs="Times New Roman"/>
-          <w:kern w:val="0"/>
-          <w:sz w:val="24"/>
-          <w:szCs w:val="24"/>
-          <w:lang w:eastAsia="en-150"/>
-          <w14:ligatures w14:val="none"/>
-        </w:rPr>
-        <w:t>medicală</w:t>
+        <w:t>unei</w:t>
+      </w:r>
+      <w:proofErr w:type="spellEnd"/>
+      <w:r>
+        <w:rPr>
+          <w:rFonts w:ascii="Times New Roman" w:eastAsia="Times New Roman" w:hAnsi="Times New Roman" w:cs="Times New Roman"/>
+          <w:kern w:val="0"/>
+          <w:sz w:val="24"/>
+          <w:szCs w:val="24"/>
+          <w:lang w:eastAsia="en-150"/>
+          <w14:ligatures w14:val="none"/>
+        </w:rPr>
+        <w:t xml:space="preserve"> </w:t>
+      </w:r>
+      <w:proofErr w:type="spellStart"/>
+      <w:r>
+        <w:rPr>
+          <w:rFonts w:ascii="Times New Roman" w:eastAsia="Times New Roman" w:hAnsi="Times New Roman" w:cs="Times New Roman"/>
+          <w:kern w:val="0"/>
+          <w:sz w:val="24"/>
+          <w:szCs w:val="24"/>
+          <w:lang w:eastAsia="en-150"/>
+          <w14:ligatures w14:val="none"/>
+        </w:rPr>
+        <w:t>serii</w:t>
       </w:r>
       <w:proofErr w:type="spellEnd"/>
       <w:r>
@@ -11597,7 +12177,7 @@
       <w:pPr>
         <w:numPr>
           <w:ilvl w:val="0"/>
-          <w:numId w:val="9"/>
+          <w:numId w:val="10"/>
         </w:numPr>
         <w:spacing w:before="100" w:beforeAutospacing="1" w:after="100" w:afterAutospacing="1" w:line="360" w:lineRule="auto"/>
         <w:rPr>
@@ -11620,7 +12200,7 @@
           <w:lang w:eastAsia="en-150"/>
           <w14:ligatures w14:val="none"/>
         </w:rPr>
-        <w:t>INSTRUCTOR</w:t>
+        <w:t>SERIE</w:t>
       </w:r>
       <w:r>
         <w:rPr>
@@ -11643,31 +12223,223 @@
           <w:lang w:eastAsia="en-150"/>
           <w14:ligatures w14:val="none"/>
         </w:rPr>
-        <w:t>Instructorii</w:t>
-      </w:r>
-      <w:proofErr w:type="spellEnd"/>
-      <w:r>
-        <w:rPr>
-          <w:rFonts w:ascii="Times New Roman" w:eastAsia="Times New Roman" w:hAnsi="Times New Roman" w:cs="Times New Roman"/>
-          <w:kern w:val="0"/>
-          <w:sz w:val="24"/>
-          <w:szCs w:val="24"/>
-          <w:lang w:eastAsia="en-150"/>
-          <w14:ligatures w14:val="none"/>
-        </w:rPr>
-        <w:t xml:space="preserve"> </w:t>
-      </w:r>
-      <w:proofErr w:type="spellStart"/>
-      <w:r>
-        <w:rPr>
-          <w:rFonts w:ascii="Times New Roman" w:eastAsia="Times New Roman" w:hAnsi="Times New Roman" w:cs="Times New Roman"/>
-          <w:kern w:val="0"/>
-          <w:sz w:val="24"/>
-          <w:szCs w:val="24"/>
-          <w:lang w:eastAsia="en-150"/>
-          <w14:ligatures w14:val="none"/>
-        </w:rPr>
-        <w:t>școlii</w:t>
+        <w:t>Grupează</w:t>
+      </w:r>
+      <w:proofErr w:type="spellEnd"/>
+      <w:r>
+        <w:rPr>
+          <w:rFonts w:ascii="Times New Roman" w:eastAsia="Times New Roman" w:hAnsi="Times New Roman" w:cs="Times New Roman"/>
+          <w:kern w:val="0"/>
+          <w:sz w:val="24"/>
+          <w:szCs w:val="24"/>
+          <w:lang w:eastAsia="en-150"/>
+          <w14:ligatures w14:val="none"/>
+        </w:rPr>
+        <w:t xml:space="preserve"> </w:t>
+      </w:r>
+      <w:proofErr w:type="spellStart"/>
+      <w:r>
+        <w:rPr>
+          <w:rFonts w:ascii="Times New Roman" w:eastAsia="Times New Roman" w:hAnsi="Times New Roman" w:cs="Times New Roman"/>
+          <w:kern w:val="0"/>
+          <w:sz w:val="24"/>
+          <w:szCs w:val="24"/>
+          <w:lang w:eastAsia="en-150"/>
+          <w14:ligatures w14:val="none"/>
+        </w:rPr>
+        <w:t>mai</w:t>
+      </w:r>
+      <w:proofErr w:type="spellEnd"/>
+      <w:r>
+        <w:rPr>
+          <w:rFonts w:ascii="Times New Roman" w:eastAsia="Times New Roman" w:hAnsi="Times New Roman" w:cs="Times New Roman"/>
+          <w:kern w:val="0"/>
+          <w:sz w:val="24"/>
+          <w:szCs w:val="24"/>
+          <w:lang w:eastAsia="en-150"/>
+          <w14:ligatures w14:val="none"/>
+        </w:rPr>
+        <w:t xml:space="preserve"> </w:t>
+      </w:r>
+      <w:proofErr w:type="spellStart"/>
+      <w:r>
+        <w:rPr>
+          <w:rFonts w:ascii="Times New Roman" w:eastAsia="Times New Roman" w:hAnsi="Times New Roman" w:cs="Times New Roman"/>
+          <w:kern w:val="0"/>
+          <w:sz w:val="24"/>
+          <w:szCs w:val="24"/>
+          <w:lang w:eastAsia="en-150"/>
+          <w14:ligatures w14:val="none"/>
+        </w:rPr>
+        <w:t>multe</w:t>
+      </w:r>
+      <w:proofErr w:type="spellEnd"/>
+      <w:r>
+        <w:rPr>
+          <w:rFonts w:ascii="Times New Roman" w:eastAsia="Times New Roman" w:hAnsi="Times New Roman" w:cs="Times New Roman"/>
+          <w:kern w:val="0"/>
+          <w:sz w:val="24"/>
+          <w:szCs w:val="24"/>
+          <w:lang w:eastAsia="en-150"/>
+          <w14:ligatures w14:val="none"/>
+        </w:rPr>
+        <w:t xml:space="preserve"> </w:t>
+      </w:r>
+      <w:proofErr w:type="spellStart"/>
+      <w:r>
+        <w:rPr>
+          <w:rFonts w:ascii="Times New Roman" w:eastAsia="Times New Roman" w:hAnsi="Times New Roman" w:cs="Times New Roman"/>
+          <w:kern w:val="0"/>
+          <w:sz w:val="24"/>
+          <w:szCs w:val="24"/>
+          <w:lang w:eastAsia="en-150"/>
+          <w14:ligatures w14:val="none"/>
+        </w:rPr>
+        <w:t>dosare</w:t>
+      </w:r>
+      <w:proofErr w:type="spellEnd"/>
+      <w:r>
+        <w:rPr>
+          <w:rFonts w:ascii="Times New Roman" w:eastAsia="Times New Roman" w:hAnsi="Times New Roman" w:cs="Times New Roman"/>
+          <w:kern w:val="0"/>
+          <w:sz w:val="24"/>
+          <w:szCs w:val="24"/>
+          <w:lang w:eastAsia="en-150"/>
+          <w14:ligatures w14:val="none"/>
+        </w:rPr>
+        <w:t xml:space="preserve"> </w:t>
+      </w:r>
+      <w:proofErr w:type="spellStart"/>
+      <w:r>
+        <w:rPr>
+          <w:rFonts w:ascii="Times New Roman" w:eastAsia="Times New Roman" w:hAnsi="Times New Roman" w:cs="Times New Roman"/>
+          <w:kern w:val="0"/>
+          <w:sz w:val="24"/>
+          <w:szCs w:val="24"/>
+          <w:lang w:eastAsia="en-150"/>
+          <w14:ligatures w14:val="none"/>
+        </w:rPr>
+        <w:t>pentru</w:t>
+      </w:r>
+      <w:proofErr w:type="spellEnd"/>
+      <w:r>
+        <w:rPr>
+          <w:rFonts w:ascii="Times New Roman" w:eastAsia="Times New Roman" w:hAnsi="Times New Roman" w:cs="Times New Roman"/>
+          <w:kern w:val="0"/>
+          <w:sz w:val="24"/>
+          <w:szCs w:val="24"/>
+          <w:lang w:eastAsia="en-150"/>
+          <w14:ligatures w14:val="none"/>
+        </w:rPr>
+        <w:t xml:space="preserve"> a </w:t>
+      </w:r>
+      <w:proofErr w:type="spellStart"/>
+      <w:r>
+        <w:rPr>
+          <w:rFonts w:ascii="Times New Roman" w:eastAsia="Times New Roman" w:hAnsi="Times New Roman" w:cs="Times New Roman"/>
+          <w:kern w:val="0"/>
+          <w:sz w:val="24"/>
+          <w:szCs w:val="24"/>
+          <w:lang w:eastAsia="en-150"/>
+          <w14:ligatures w14:val="none"/>
+        </w:rPr>
+        <w:t>facilita</w:t>
+      </w:r>
+      <w:proofErr w:type="spellEnd"/>
+      <w:r>
+        <w:rPr>
+          <w:rFonts w:ascii="Times New Roman" w:eastAsia="Times New Roman" w:hAnsi="Times New Roman" w:cs="Times New Roman"/>
+          <w:kern w:val="0"/>
+          <w:sz w:val="24"/>
+          <w:szCs w:val="24"/>
+          <w:lang w:eastAsia="en-150"/>
+          <w14:ligatures w14:val="none"/>
+        </w:rPr>
+        <w:t xml:space="preserve"> </w:t>
+      </w:r>
+      <w:proofErr w:type="spellStart"/>
+      <w:r>
+        <w:rPr>
+          <w:rFonts w:ascii="Times New Roman" w:eastAsia="Times New Roman" w:hAnsi="Times New Roman" w:cs="Times New Roman"/>
+          <w:kern w:val="0"/>
+          <w:sz w:val="24"/>
+          <w:szCs w:val="24"/>
+          <w:lang w:eastAsia="en-150"/>
+          <w14:ligatures w14:val="none"/>
+        </w:rPr>
+        <w:t>desfășurarea</w:t>
+      </w:r>
+      <w:proofErr w:type="spellEnd"/>
+      <w:r>
+        <w:rPr>
+          <w:rFonts w:ascii="Times New Roman" w:eastAsia="Times New Roman" w:hAnsi="Times New Roman" w:cs="Times New Roman"/>
+          <w:kern w:val="0"/>
+          <w:sz w:val="24"/>
+          <w:szCs w:val="24"/>
+          <w:lang w:eastAsia="en-150"/>
+          <w14:ligatures w14:val="none"/>
+        </w:rPr>
+        <w:t xml:space="preserve"> </w:t>
+      </w:r>
+      <w:proofErr w:type="spellStart"/>
+      <w:r>
+        <w:rPr>
+          <w:rFonts w:ascii="Times New Roman" w:eastAsia="Times New Roman" w:hAnsi="Times New Roman" w:cs="Times New Roman"/>
+          <w:kern w:val="0"/>
+          <w:sz w:val="24"/>
+          <w:szCs w:val="24"/>
+          <w:lang w:eastAsia="en-150"/>
+          <w14:ligatures w14:val="none"/>
+        </w:rPr>
+        <w:t>unitară</w:t>
+      </w:r>
+      <w:proofErr w:type="spellEnd"/>
+      <w:r>
+        <w:rPr>
+          <w:rFonts w:ascii="Times New Roman" w:eastAsia="Times New Roman" w:hAnsi="Times New Roman" w:cs="Times New Roman"/>
+          <w:kern w:val="0"/>
+          <w:sz w:val="24"/>
+          <w:szCs w:val="24"/>
+          <w:lang w:eastAsia="en-150"/>
+          <w14:ligatures w14:val="none"/>
+        </w:rPr>
+        <w:t xml:space="preserve"> a </w:t>
+      </w:r>
+      <w:proofErr w:type="spellStart"/>
+      <w:r>
+        <w:rPr>
+          <w:rFonts w:ascii="Times New Roman" w:eastAsia="Times New Roman" w:hAnsi="Times New Roman" w:cs="Times New Roman"/>
+          <w:kern w:val="0"/>
+          <w:sz w:val="24"/>
+          <w:szCs w:val="24"/>
+          <w:lang w:eastAsia="en-150"/>
+          <w14:ligatures w14:val="none"/>
+        </w:rPr>
+        <w:t>orelor</w:t>
+      </w:r>
+      <w:proofErr w:type="spellEnd"/>
+      <w:r>
+        <w:rPr>
+          <w:rFonts w:ascii="Times New Roman" w:eastAsia="Times New Roman" w:hAnsi="Times New Roman" w:cs="Times New Roman"/>
+          <w:kern w:val="0"/>
+          <w:sz w:val="24"/>
+          <w:szCs w:val="24"/>
+          <w:lang w:eastAsia="en-150"/>
+          <w14:ligatures w14:val="none"/>
+        </w:rPr>
+        <w:t xml:space="preserve"> de </w:t>
+      </w:r>
+      <w:proofErr w:type="spellStart"/>
+      <w:r>
+        <w:rPr>
+          <w:rFonts w:ascii="Times New Roman" w:eastAsia="Times New Roman" w:hAnsi="Times New Roman" w:cs="Times New Roman"/>
+          <w:kern w:val="0"/>
+          <w:sz w:val="24"/>
+          <w:szCs w:val="24"/>
+          <w:lang w:eastAsia="en-150"/>
+          <w14:ligatures w14:val="none"/>
+        </w:rPr>
+        <w:t>teorie</w:t>
       </w:r>
       <w:proofErr w:type="spellEnd"/>
       <w:r>
@@ -11703,19 +12475,19 @@
           <w:lang w:eastAsia="en-150"/>
           <w14:ligatures w14:val="none"/>
         </w:rPr>
-        <w:t xml:space="preserve"> id-ul, </w:t>
-      </w:r>
-      <w:proofErr w:type="spellStart"/>
-      <w:r>
-        <w:rPr>
-          <w:rFonts w:ascii="Times New Roman" w:eastAsia="Times New Roman" w:hAnsi="Times New Roman" w:cs="Times New Roman"/>
-          <w:kern w:val="0"/>
-          <w:sz w:val="24"/>
-          <w:szCs w:val="24"/>
-          <w:lang w:eastAsia="en-150"/>
-          <w14:ligatures w14:val="none"/>
-        </w:rPr>
-        <w:t>numele</w:t>
+        <w:t xml:space="preserve"> </w:t>
+      </w:r>
+      <w:proofErr w:type="spellStart"/>
+      <w:r>
+        <w:rPr>
+          <w:rFonts w:ascii="Times New Roman" w:eastAsia="Times New Roman" w:hAnsi="Times New Roman" w:cs="Times New Roman"/>
+          <w:kern w:val="0"/>
+          <w:sz w:val="24"/>
+          <w:szCs w:val="24"/>
+          <w:lang w:eastAsia="en-150"/>
+          <w14:ligatures w14:val="none"/>
+        </w:rPr>
+        <w:t>id_serie</w:t>
       </w:r>
       <w:proofErr w:type="spellEnd"/>
       <w:r>
@@ -11739,7 +12511,31 @@
           <w:lang w:eastAsia="en-150"/>
           <w14:ligatures w14:val="none"/>
         </w:rPr>
-        <w:t>prenumele</w:t>
+        <w:t>cod_serie</w:t>
+      </w:r>
+      <w:proofErr w:type="spellEnd"/>
+      <w:r>
+        <w:rPr>
+          <w:rFonts w:ascii="Times New Roman" w:eastAsia="Times New Roman" w:hAnsi="Times New Roman" w:cs="Times New Roman"/>
+          <w:kern w:val="0"/>
+          <w:sz w:val="24"/>
+          <w:szCs w:val="24"/>
+          <w:lang w:eastAsia="en-150"/>
+          <w14:ligatures w14:val="none"/>
+        </w:rPr>
+        <w:t xml:space="preserve">, </w:t>
+      </w:r>
+      <w:proofErr w:type="spellStart"/>
+      <w:r>
+        <w:rPr>
+          <w:rFonts w:ascii="Times New Roman" w:eastAsia="Times New Roman" w:hAnsi="Times New Roman" w:cs="Times New Roman"/>
+          <w:kern w:val="0"/>
+          <w:sz w:val="24"/>
+          <w:szCs w:val="24"/>
+          <w:lang w:eastAsia="en-150"/>
+          <w14:ligatures w14:val="none"/>
+        </w:rPr>
+        <w:t>data_start</w:t>
       </w:r>
       <w:proofErr w:type="spellEnd"/>
       <w:r>
@@ -11787,55 +12583,7 @@
           <w:lang w:eastAsia="en-150"/>
           <w14:ligatures w14:val="none"/>
         </w:rPr>
-        <w:t>datele</w:t>
-      </w:r>
-      <w:proofErr w:type="spellEnd"/>
-      <w:r>
-        <w:rPr>
-          <w:rFonts w:ascii="Times New Roman" w:eastAsia="Times New Roman" w:hAnsi="Times New Roman" w:cs="Times New Roman"/>
-          <w:kern w:val="0"/>
-          <w:sz w:val="24"/>
-          <w:szCs w:val="24"/>
-          <w:lang w:eastAsia="en-150"/>
-          <w14:ligatures w14:val="none"/>
-        </w:rPr>
-        <w:t xml:space="preserve"> </w:t>
-      </w:r>
-      <w:proofErr w:type="spellStart"/>
-      <w:r>
-        <w:rPr>
-          <w:rFonts w:ascii="Times New Roman" w:eastAsia="Times New Roman" w:hAnsi="Times New Roman" w:cs="Times New Roman"/>
-          <w:kern w:val="0"/>
-          <w:sz w:val="24"/>
-          <w:szCs w:val="24"/>
-          <w:lang w:eastAsia="en-150"/>
-          <w14:ligatures w14:val="none"/>
-        </w:rPr>
-        <w:t>despre</w:t>
-      </w:r>
-      <w:proofErr w:type="spellEnd"/>
-      <w:r>
-        <w:rPr>
-          <w:rFonts w:ascii="Times New Roman" w:eastAsia="Times New Roman" w:hAnsi="Times New Roman" w:cs="Times New Roman"/>
-          <w:kern w:val="0"/>
-          <w:sz w:val="24"/>
-          <w:szCs w:val="24"/>
-          <w:lang w:eastAsia="en-150"/>
-          <w14:ligatures w14:val="none"/>
-        </w:rPr>
-        <w:t xml:space="preserve"> </w:t>
-      </w:r>
-      <w:proofErr w:type="spellStart"/>
-      <w:r>
-        <w:rPr>
-          <w:rFonts w:ascii="Times New Roman" w:eastAsia="Times New Roman" w:hAnsi="Times New Roman" w:cs="Times New Roman"/>
-          <w:kern w:val="0"/>
-          <w:sz w:val="24"/>
-          <w:szCs w:val="24"/>
-          <w:lang w:eastAsia="en-150"/>
-          <w14:ligatures w14:val="none"/>
-        </w:rPr>
-        <w:t>atestat</w:t>
+        <w:t>data_finalizare</w:t>
       </w:r>
       <w:proofErr w:type="spellEnd"/>
       <w:r>
@@ -11854,7 +12602,7 @@
       <w:pPr>
         <w:numPr>
           <w:ilvl w:val="0"/>
-          <w:numId w:val="9"/>
+          <w:numId w:val="10"/>
         </w:numPr>
         <w:spacing w:before="100" w:beforeAutospacing="1" w:after="100" w:afterAutospacing="1" w:line="360" w:lineRule="auto"/>
         <w:rPr>
@@ -11877,7 +12625,7 @@
           <w:lang w:eastAsia="en-150"/>
           <w14:ligatures w14:val="none"/>
         </w:rPr>
-        <w:t>VEHICUL</w:t>
+        <w:t>INSTRUCTOR</w:t>
       </w:r>
       <w:r>
         <w:rPr>
@@ -11900,19 +12648,19 @@
           <w:lang w:eastAsia="en-150"/>
           <w14:ligatures w14:val="none"/>
         </w:rPr>
-        <w:t>Autovehiculele</w:t>
-      </w:r>
-      <w:proofErr w:type="spellEnd"/>
-      <w:r>
-        <w:rPr>
-          <w:rFonts w:ascii="Times New Roman" w:eastAsia="Times New Roman" w:hAnsi="Times New Roman" w:cs="Times New Roman"/>
-          <w:kern w:val="0"/>
-          <w:sz w:val="24"/>
-          <w:szCs w:val="24"/>
-          <w:lang w:eastAsia="en-150"/>
-          <w14:ligatures w14:val="none"/>
-        </w:rPr>
-        <w:t xml:space="preserve"> </w:t>
+        <w:t>Personalul</w:t>
+      </w:r>
+      <w:proofErr w:type="spellEnd"/>
+      <w:r>
+        <w:rPr>
+          <w:rFonts w:ascii="Times New Roman" w:eastAsia="Times New Roman" w:hAnsi="Times New Roman" w:cs="Times New Roman"/>
+          <w:kern w:val="0"/>
+          <w:sz w:val="24"/>
+          <w:szCs w:val="24"/>
+          <w:lang w:eastAsia="en-150"/>
+          <w14:ligatures w14:val="none"/>
+        </w:rPr>
+        <w:t xml:space="preserve"> didactic al </w:t>
       </w:r>
       <w:proofErr w:type="spellStart"/>
       <w:r>
@@ -11936,19 +12684,43 @@
           <w:lang w:eastAsia="en-150"/>
           <w14:ligatures w14:val="none"/>
         </w:rPr>
-        <w:t xml:space="preserve">: </w:t>
-      </w:r>
-      <w:proofErr w:type="spellStart"/>
-      <w:r>
-        <w:rPr>
-          <w:rFonts w:ascii="Times New Roman" w:eastAsia="Times New Roman" w:hAnsi="Times New Roman" w:cs="Times New Roman"/>
-          <w:kern w:val="0"/>
-          <w:sz w:val="24"/>
-          <w:szCs w:val="24"/>
-          <w:lang w:eastAsia="en-150"/>
-          <w14:ligatures w14:val="none"/>
-        </w:rPr>
-        <w:t>id_vehicul</w:t>
+        <w:t xml:space="preserve">. </w:t>
+      </w:r>
+      <w:proofErr w:type="spellStart"/>
+      <w:r>
+        <w:rPr>
+          <w:rFonts w:ascii="Times New Roman" w:eastAsia="Times New Roman" w:hAnsi="Times New Roman" w:cs="Times New Roman"/>
+          <w:kern w:val="0"/>
+          <w:sz w:val="24"/>
+          <w:szCs w:val="24"/>
+          <w:lang w:eastAsia="en-150"/>
+          <w14:ligatures w14:val="none"/>
+        </w:rPr>
+        <w:t>Reține</w:t>
+      </w:r>
+      <w:proofErr w:type="spellEnd"/>
+      <w:r>
+        <w:rPr>
+          <w:rFonts w:ascii="Times New Roman" w:eastAsia="Times New Roman" w:hAnsi="Times New Roman" w:cs="Times New Roman"/>
+          <w:kern w:val="0"/>
+          <w:sz w:val="24"/>
+          <w:szCs w:val="24"/>
+          <w:lang w:eastAsia="en-150"/>
+          <w14:ligatures w14:val="none"/>
+        </w:rPr>
+        <w:t xml:space="preserve"> </w:t>
+      </w:r>
+      <w:proofErr w:type="spellStart"/>
+      <w:r>
+        <w:rPr>
+          <w:rFonts w:ascii="Times New Roman" w:eastAsia="Times New Roman" w:hAnsi="Times New Roman" w:cs="Times New Roman"/>
+          <w:kern w:val="0"/>
+          <w:sz w:val="24"/>
+          <w:szCs w:val="24"/>
+          <w:lang w:eastAsia="en-150"/>
+          <w14:ligatures w14:val="none"/>
+        </w:rPr>
+        <w:t>id_instructor</w:t>
       </w:r>
       <w:proofErr w:type="spellEnd"/>
       <w:r>
@@ -11972,19 +12744,43 @@
           <w:lang w:eastAsia="en-150"/>
           <w14:ligatures w14:val="none"/>
         </w:rPr>
-        <w:t>marcă</w:t>
-      </w:r>
-      <w:proofErr w:type="spellEnd"/>
-      <w:r>
-        <w:rPr>
-          <w:rFonts w:ascii="Times New Roman" w:eastAsia="Times New Roman" w:hAnsi="Times New Roman" w:cs="Times New Roman"/>
-          <w:kern w:val="0"/>
-          <w:sz w:val="24"/>
-          <w:szCs w:val="24"/>
-          <w:lang w:eastAsia="en-150"/>
-          <w14:ligatures w14:val="none"/>
-        </w:rPr>
-        <w:t xml:space="preserve">, model </w:t>
+        <w:t>numele</w:t>
+      </w:r>
+      <w:proofErr w:type="spellEnd"/>
+      <w:r>
+        <w:rPr>
+          <w:rFonts w:ascii="Times New Roman" w:eastAsia="Times New Roman" w:hAnsi="Times New Roman" w:cs="Times New Roman"/>
+          <w:kern w:val="0"/>
+          <w:sz w:val="24"/>
+          <w:szCs w:val="24"/>
+          <w:lang w:eastAsia="en-150"/>
+          <w14:ligatures w14:val="none"/>
+        </w:rPr>
+        <w:t xml:space="preserve">, </w:t>
+      </w:r>
+      <w:proofErr w:type="spellStart"/>
+      <w:r>
+        <w:rPr>
+          <w:rFonts w:ascii="Times New Roman" w:eastAsia="Times New Roman" w:hAnsi="Times New Roman" w:cs="Times New Roman"/>
+          <w:kern w:val="0"/>
+          <w:sz w:val="24"/>
+          <w:szCs w:val="24"/>
+          <w:lang w:eastAsia="en-150"/>
+          <w14:ligatures w14:val="none"/>
+        </w:rPr>
+        <w:t>prenumele</w:t>
+      </w:r>
+      <w:proofErr w:type="spellEnd"/>
+      <w:r>
+        <w:rPr>
+          <w:rFonts w:ascii="Times New Roman" w:eastAsia="Times New Roman" w:hAnsi="Times New Roman" w:cs="Times New Roman"/>
+          <w:kern w:val="0"/>
+          <w:sz w:val="24"/>
+          <w:szCs w:val="24"/>
+          <w:lang w:eastAsia="en-150"/>
+          <w14:ligatures w14:val="none"/>
+        </w:rPr>
+        <w:t xml:space="preserve"> </w:t>
       </w:r>
       <w:proofErr w:type="spellStart"/>
       <w:r>
@@ -12020,31 +12816,7 @@
           <w:lang w:eastAsia="en-150"/>
           <w14:ligatures w14:val="none"/>
         </w:rPr>
-        <w:t>număr</w:t>
-      </w:r>
-      <w:proofErr w:type="spellEnd"/>
-      <w:r>
-        <w:rPr>
-          <w:rFonts w:ascii="Times New Roman" w:eastAsia="Times New Roman" w:hAnsi="Times New Roman" w:cs="Times New Roman"/>
-          <w:kern w:val="0"/>
-          <w:sz w:val="24"/>
-          <w:szCs w:val="24"/>
-          <w:lang w:eastAsia="en-150"/>
-          <w14:ligatures w14:val="none"/>
-        </w:rPr>
-        <w:t xml:space="preserve"> de </w:t>
-      </w:r>
-      <w:proofErr w:type="spellStart"/>
-      <w:r>
-        <w:rPr>
-          <w:rFonts w:ascii="Times New Roman" w:eastAsia="Times New Roman" w:hAnsi="Times New Roman" w:cs="Times New Roman"/>
-          <w:kern w:val="0"/>
-          <w:sz w:val="24"/>
-          <w:szCs w:val="24"/>
-          <w:lang w:eastAsia="en-150"/>
-          <w14:ligatures w14:val="none"/>
-        </w:rPr>
-        <w:t>înmatriculare</w:t>
+        <w:t>atestatul</w:t>
       </w:r>
       <w:proofErr w:type="spellEnd"/>
       <w:r>
@@ -12063,7 +12835,7 @@
       <w:pPr>
         <w:numPr>
           <w:ilvl w:val="0"/>
-          <w:numId w:val="9"/>
+          <w:numId w:val="10"/>
         </w:numPr>
         <w:spacing w:before="100" w:beforeAutospacing="1" w:after="100" w:afterAutospacing="1" w:line="360" w:lineRule="auto"/>
         <w:rPr>
@@ -12086,7 +12858,7 @@
           <w:lang w:eastAsia="en-150"/>
           <w14:ligatures w14:val="none"/>
         </w:rPr>
-        <w:t>SALA</w:t>
+        <w:t>VEHICUL</w:t>
       </w:r>
       <w:r>
         <w:rPr>
@@ -12109,79 +12881,79 @@
           <w:lang w:eastAsia="en-150"/>
           <w14:ligatures w14:val="none"/>
         </w:rPr>
-        <w:t>Sălile</w:t>
-      </w:r>
-      <w:proofErr w:type="spellEnd"/>
-      <w:r>
-        <w:rPr>
-          <w:rFonts w:ascii="Times New Roman" w:eastAsia="Times New Roman" w:hAnsi="Times New Roman" w:cs="Times New Roman"/>
-          <w:kern w:val="0"/>
-          <w:sz w:val="24"/>
-          <w:szCs w:val="24"/>
-          <w:lang w:eastAsia="en-150"/>
-          <w14:ligatures w14:val="none"/>
-        </w:rPr>
-        <w:t xml:space="preserve"> </w:t>
-      </w:r>
-      <w:proofErr w:type="spellStart"/>
-      <w:r>
-        <w:rPr>
-          <w:rFonts w:ascii="Times New Roman" w:eastAsia="Times New Roman" w:hAnsi="Times New Roman" w:cs="Times New Roman"/>
-          <w:kern w:val="0"/>
-          <w:sz w:val="24"/>
-          <w:szCs w:val="24"/>
-          <w:lang w:eastAsia="en-150"/>
-          <w14:ligatures w14:val="none"/>
-        </w:rPr>
-        <w:t>școlii</w:t>
-      </w:r>
-      <w:proofErr w:type="spellEnd"/>
-      <w:r>
-        <w:rPr>
-          <w:rFonts w:ascii="Times New Roman" w:eastAsia="Times New Roman" w:hAnsi="Times New Roman" w:cs="Times New Roman"/>
-          <w:kern w:val="0"/>
-          <w:sz w:val="24"/>
-          <w:szCs w:val="24"/>
-          <w:lang w:eastAsia="en-150"/>
-          <w14:ligatures w14:val="none"/>
-        </w:rPr>
-        <w:t xml:space="preserve">, definite </w:t>
-      </w:r>
-      <w:proofErr w:type="spellStart"/>
-      <w:r>
-        <w:rPr>
-          <w:rFonts w:ascii="Times New Roman" w:eastAsia="Times New Roman" w:hAnsi="Times New Roman" w:cs="Times New Roman"/>
-          <w:kern w:val="0"/>
-          <w:sz w:val="24"/>
-          <w:szCs w:val="24"/>
-          <w:lang w:eastAsia="en-150"/>
-          <w14:ligatures w14:val="none"/>
-        </w:rPr>
-        <w:t>prin</w:t>
-      </w:r>
-      <w:proofErr w:type="spellEnd"/>
-      <w:r>
-        <w:rPr>
-          <w:rFonts w:ascii="Times New Roman" w:eastAsia="Times New Roman" w:hAnsi="Times New Roman" w:cs="Times New Roman"/>
-          <w:kern w:val="0"/>
-          <w:sz w:val="24"/>
-          <w:szCs w:val="24"/>
-          <w:lang w:eastAsia="en-150"/>
-          <w14:ligatures w14:val="none"/>
-        </w:rPr>
-        <w:t xml:space="preserve"> </w:t>
-      </w:r>
-      <w:proofErr w:type="spellStart"/>
-      <w:r>
-        <w:rPr>
-          <w:rFonts w:ascii="Times New Roman" w:eastAsia="Times New Roman" w:hAnsi="Times New Roman" w:cs="Times New Roman"/>
-          <w:kern w:val="0"/>
-          <w:sz w:val="24"/>
-          <w:szCs w:val="24"/>
-          <w:lang w:eastAsia="en-150"/>
-          <w14:ligatures w14:val="none"/>
-        </w:rPr>
-        <w:t>id_sala</w:t>
+        <w:t>Autovehiculele</w:t>
+      </w:r>
+      <w:proofErr w:type="spellEnd"/>
+      <w:r>
+        <w:rPr>
+          <w:rFonts w:ascii="Times New Roman" w:eastAsia="Times New Roman" w:hAnsi="Times New Roman" w:cs="Times New Roman"/>
+          <w:kern w:val="0"/>
+          <w:sz w:val="24"/>
+          <w:szCs w:val="24"/>
+          <w:lang w:eastAsia="en-150"/>
+          <w14:ligatures w14:val="none"/>
+        </w:rPr>
+        <w:t xml:space="preserve"> din </w:t>
+      </w:r>
+      <w:proofErr w:type="spellStart"/>
+      <w:r>
+        <w:rPr>
+          <w:rFonts w:ascii="Times New Roman" w:eastAsia="Times New Roman" w:hAnsi="Times New Roman" w:cs="Times New Roman"/>
+          <w:kern w:val="0"/>
+          <w:sz w:val="24"/>
+          <w:szCs w:val="24"/>
+          <w:lang w:eastAsia="en-150"/>
+          <w14:ligatures w14:val="none"/>
+        </w:rPr>
+        <w:t>parcul</w:t>
+      </w:r>
+      <w:proofErr w:type="spellEnd"/>
+      <w:r>
+        <w:rPr>
+          <w:rFonts w:ascii="Times New Roman" w:eastAsia="Times New Roman" w:hAnsi="Times New Roman" w:cs="Times New Roman"/>
+          <w:kern w:val="0"/>
+          <w:sz w:val="24"/>
+          <w:szCs w:val="24"/>
+          <w:lang w:eastAsia="en-150"/>
+          <w14:ligatures w14:val="none"/>
+        </w:rPr>
+        <w:t xml:space="preserve"> auto. </w:t>
+      </w:r>
+      <w:proofErr w:type="spellStart"/>
+      <w:r>
+        <w:rPr>
+          <w:rFonts w:ascii="Times New Roman" w:eastAsia="Times New Roman" w:hAnsi="Times New Roman" w:cs="Times New Roman"/>
+          <w:kern w:val="0"/>
+          <w:sz w:val="24"/>
+          <w:szCs w:val="24"/>
+          <w:lang w:eastAsia="en-150"/>
+          <w14:ligatures w14:val="none"/>
+        </w:rPr>
+        <w:t>Reține</w:t>
+      </w:r>
+      <w:proofErr w:type="spellEnd"/>
+      <w:r>
+        <w:rPr>
+          <w:rFonts w:ascii="Times New Roman" w:eastAsia="Times New Roman" w:hAnsi="Times New Roman" w:cs="Times New Roman"/>
+          <w:kern w:val="0"/>
+          <w:sz w:val="24"/>
+          <w:szCs w:val="24"/>
+          <w:lang w:eastAsia="en-150"/>
+          <w14:ligatures w14:val="none"/>
+        </w:rPr>
+        <w:t xml:space="preserve"> </w:t>
+      </w:r>
+      <w:proofErr w:type="spellStart"/>
+      <w:r>
+        <w:rPr>
+          <w:rFonts w:ascii="Times New Roman" w:eastAsia="Times New Roman" w:hAnsi="Times New Roman" w:cs="Times New Roman"/>
+          <w:kern w:val="0"/>
+          <w:sz w:val="24"/>
+          <w:szCs w:val="24"/>
+          <w:lang w:eastAsia="en-150"/>
+          <w14:ligatures w14:val="none"/>
+        </w:rPr>
+        <w:t>id_vehicul</w:t>
       </w:r>
       <w:proofErr w:type="spellEnd"/>
       <w:r>
@@ -12205,7 +12977,31 @@
           <w:lang w:eastAsia="en-150"/>
           <w14:ligatures w14:val="none"/>
         </w:rPr>
-        <w:t>denumire</w:t>
+        <w:t>marca</w:t>
+      </w:r>
+      <w:proofErr w:type="spellEnd"/>
+      <w:r>
+        <w:rPr>
+          <w:rFonts w:ascii="Times New Roman" w:eastAsia="Times New Roman" w:hAnsi="Times New Roman" w:cs="Times New Roman"/>
+          <w:kern w:val="0"/>
+          <w:sz w:val="24"/>
+          <w:szCs w:val="24"/>
+          <w:lang w:eastAsia="en-150"/>
+          <w14:ligatures w14:val="none"/>
+        </w:rPr>
+        <w:t xml:space="preserve">, </w:t>
+      </w:r>
+      <w:proofErr w:type="spellStart"/>
+      <w:r>
+        <w:rPr>
+          <w:rFonts w:ascii="Times New Roman" w:eastAsia="Times New Roman" w:hAnsi="Times New Roman" w:cs="Times New Roman"/>
+          <w:kern w:val="0"/>
+          <w:sz w:val="24"/>
+          <w:szCs w:val="24"/>
+          <w:lang w:eastAsia="en-150"/>
+          <w14:ligatures w14:val="none"/>
+        </w:rPr>
+        <w:t>modelul</w:t>
       </w:r>
       <w:proofErr w:type="spellEnd"/>
       <w:r>
@@ -12241,14 +13037,134 @@
           <w:lang w:eastAsia="en-150"/>
           <w14:ligatures w14:val="none"/>
         </w:rPr>
-        <w:t xml:space="preserve"> capacitate.</w:t>
+        <w:t xml:space="preserve"> </w:t>
+      </w:r>
+      <w:proofErr w:type="spellStart"/>
+      <w:r>
+        <w:rPr>
+          <w:rFonts w:ascii="Times New Roman" w:eastAsia="Times New Roman" w:hAnsi="Times New Roman" w:cs="Times New Roman"/>
+          <w:kern w:val="0"/>
+          <w:sz w:val="24"/>
+          <w:szCs w:val="24"/>
+          <w:lang w:eastAsia="en-150"/>
+          <w14:ligatures w14:val="none"/>
+        </w:rPr>
+        <w:t>numărul</w:t>
+      </w:r>
+      <w:proofErr w:type="spellEnd"/>
+      <w:r>
+        <w:rPr>
+          <w:rFonts w:ascii="Times New Roman" w:eastAsia="Times New Roman" w:hAnsi="Times New Roman" w:cs="Times New Roman"/>
+          <w:kern w:val="0"/>
+          <w:sz w:val="24"/>
+          <w:szCs w:val="24"/>
+          <w:lang w:eastAsia="en-150"/>
+          <w14:ligatures w14:val="none"/>
+        </w:rPr>
+        <w:t xml:space="preserve"> de </w:t>
+      </w:r>
+      <w:proofErr w:type="spellStart"/>
+      <w:r>
+        <w:rPr>
+          <w:rFonts w:ascii="Times New Roman" w:eastAsia="Times New Roman" w:hAnsi="Times New Roman" w:cs="Times New Roman"/>
+          <w:kern w:val="0"/>
+          <w:sz w:val="24"/>
+          <w:szCs w:val="24"/>
+          <w:lang w:eastAsia="en-150"/>
+          <w14:ligatures w14:val="none"/>
+        </w:rPr>
+        <w:t>înmatriculare</w:t>
+      </w:r>
+      <w:proofErr w:type="spellEnd"/>
+      <w:r>
+        <w:rPr>
+          <w:rFonts w:ascii="Times New Roman" w:eastAsia="Times New Roman" w:hAnsi="Times New Roman" w:cs="Times New Roman"/>
+          <w:kern w:val="0"/>
+          <w:sz w:val="24"/>
+          <w:szCs w:val="24"/>
+          <w:lang w:eastAsia="en-150"/>
+          <w14:ligatures w14:val="none"/>
+        </w:rPr>
+        <w:t xml:space="preserve">. </w:t>
+      </w:r>
+      <w:proofErr w:type="spellStart"/>
+      <w:r>
+        <w:rPr>
+          <w:rFonts w:ascii="Times New Roman" w:eastAsia="Times New Roman" w:hAnsi="Times New Roman" w:cs="Times New Roman"/>
+          <w:kern w:val="0"/>
+          <w:sz w:val="24"/>
+          <w:szCs w:val="24"/>
+          <w:lang w:eastAsia="en-150"/>
+          <w14:ligatures w14:val="none"/>
+        </w:rPr>
+        <w:t>Vehiculele</w:t>
+      </w:r>
+      <w:proofErr w:type="spellEnd"/>
+      <w:r>
+        <w:rPr>
+          <w:rFonts w:ascii="Times New Roman" w:eastAsia="Times New Roman" w:hAnsi="Times New Roman" w:cs="Times New Roman"/>
+          <w:kern w:val="0"/>
+          <w:sz w:val="24"/>
+          <w:szCs w:val="24"/>
+          <w:lang w:eastAsia="en-150"/>
+          <w14:ligatures w14:val="none"/>
+        </w:rPr>
+        <w:t xml:space="preserve"> sunt </w:t>
+      </w:r>
+      <w:proofErr w:type="spellStart"/>
+      <w:r>
+        <w:rPr>
+          <w:rFonts w:ascii="Times New Roman" w:eastAsia="Times New Roman" w:hAnsi="Times New Roman" w:cs="Times New Roman"/>
+          <w:kern w:val="0"/>
+          <w:sz w:val="24"/>
+          <w:szCs w:val="24"/>
+          <w:lang w:eastAsia="en-150"/>
+          <w14:ligatures w14:val="none"/>
+        </w:rPr>
+        <w:t>atribuite</w:t>
+      </w:r>
+      <w:proofErr w:type="spellEnd"/>
+      <w:r>
+        <w:rPr>
+          <w:rFonts w:ascii="Times New Roman" w:eastAsia="Times New Roman" w:hAnsi="Times New Roman" w:cs="Times New Roman"/>
+          <w:kern w:val="0"/>
+          <w:sz w:val="24"/>
+          <w:szCs w:val="24"/>
+          <w:lang w:eastAsia="en-150"/>
+          <w14:ligatures w14:val="none"/>
+        </w:rPr>
+        <w:t xml:space="preserve"> </w:t>
+      </w:r>
+      <w:proofErr w:type="spellStart"/>
+      <w:r>
+        <w:rPr>
+          <w:rFonts w:ascii="Times New Roman" w:eastAsia="Times New Roman" w:hAnsi="Times New Roman" w:cs="Times New Roman"/>
+          <w:kern w:val="0"/>
+          <w:sz w:val="24"/>
+          <w:szCs w:val="24"/>
+          <w:lang w:eastAsia="en-150"/>
+          <w14:ligatures w14:val="none"/>
+        </w:rPr>
+        <w:t>instructorilor</w:t>
+      </w:r>
+      <w:proofErr w:type="spellEnd"/>
+      <w:r>
+        <w:rPr>
+          <w:rFonts w:ascii="Times New Roman" w:eastAsia="Times New Roman" w:hAnsi="Times New Roman" w:cs="Times New Roman"/>
+          <w:kern w:val="0"/>
+          <w:sz w:val="24"/>
+          <w:szCs w:val="24"/>
+          <w:lang w:eastAsia="en-150"/>
+          <w14:ligatures w14:val="none"/>
+        </w:rPr>
+        <w:t>.</w:t>
       </w:r>
     </w:p>
     <w:p>
       <w:pPr>
         <w:numPr>
           <w:ilvl w:val="0"/>
-          <w:numId w:val="9"/>
+          <w:numId w:val="10"/>
         </w:numPr>
         <w:spacing w:before="100" w:beforeAutospacing="1" w:after="100" w:afterAutospacing="1" w:line="360" w:lineRule="auto"/>
         <w:rPr>
@@ -12271,7 +13187,7 @@
           <w:lang w:eastAsia="en-150"/>
           <w14:ligatures w14:val="none"/>
         </w:rPr>
-        <w:t>SEDINTA_PRACTICA</w:t>
+        <w:t>SALA</w:t>
       </w:r>
       <w:r>
         <w:rPr>
@@ -12294,55 +13210,103 @@
           <w:lang w:eastAsia="en-150"/>
           <w14:ligatures w14:val="none"/>
         </w:rPr>
-        <w:t>Orele</w:t>
-      </w:r>
-      <w:proofErr w:type="spellEnd"/>
-      <w:r>
-        <w:rPr>
-          <w:rFonts w:ascii="Times New Roman" w:eastAsia="Times New Roman" w:hAnsi="Times New Roman" w:cs="Times New Roman"/>
-          <w:kern w:val="0"/>
-          <w:sz w:val="24"/>
-          <w:szCs w:val="24"/>
-          <w:lang w:eastAsia="en-150"/>
-          <w14:ligatures w14:val="none"/>
-        </w:rPr>
-        <w:t xml:space="preserve"> de </w:t>
-      </w:r>
-      <w:proofErr w:type="spellStart"/>
-      <w:r>
-        <w:rPr>
-          <w:rFonts w:ascii="Times New Roman" w:eastAsia="Times New Roman" w:hAnsi="Times New Roman" w:cs="Times New Roman"/>
-          <w:kern w:val="0"/>
-          <w:sz w:val="24"/>
-          <w:szCs w:val="24"/>
-          <w:lang w:eastAsia="en-150"/>
-          <w14:ligatures w14:val="none"/>
-        </w:rPr>
-        <w:t>conducere</w:t>
-      </w:r>
-      <w:proofErr w:type="spellEnd"/>
-      <w:r>
-        <w:rPr>
-          <w:rFonts w:ascii="Times New Roman" w:eastAsia="Times New Roman" w:hAnsi="Times New Roman" w:cs="Times New Roman"/>
-          <w:kern w:val="0"/>
-          <w:sz w:val="24"/>
-          <w:szCs w:val="24"/>
-          <w:lang w:eastAsia="en-150"/>
-          <w14:ligatures w14:val="none"/>
-        </w:rPr>
-        <w:t xml:space="preserve"> </w:t>
-      </w:r>
-      <w:proofErr w:type="spellStart"/>
-      <w:r>
-        <w:rPr>
-          <w:rFonts w:ascii="Times New Roman" w:eastAsia="Times New Roman" w:hAnsi="Times New Roman" w:cs="Times New Roman"/>
-          <w:kern w:val="0"/>
-          <w:sz w:val="24"/>
-          <w:szCs w:val="24"/>
-          <w:lang w:eastAsia="en-150"/>
-          <w14:ligatures w14:val="none"/>
-        </w:rPr>
-        <w:t>programate</w:t>
+        <w:t>Spațiile</w:t>
+      </w:r>
+      <w:proofErr w:type="spellEnd"/>
+      <w:r>
+        <w:rPr>
+          <w:rFonts w:ascii="Times New Roman" w:eastAsia="Times New Roman" w:hAnsi="Times New Roman" w:cs="Times New Roman"/>
+          <w:kern w:val="0"/>
+          <w:sz w:val="24"/>
+          <w:szCs w:val="24"/>
+          <w:lang w:eastAsia="en-150"/>
+          <w14:ligatures w14:val="none"/>
+        </w:rPr>
+        <w:t xml:space="preserve"> </w:t>
+      </w:r>
+      <w:proofErr w:type="spellStart"/>
+      <w:r>
+        <w:rPr>
+          <w:rFonts w:ascii="Times New Roman" w:eastAsia="Times New Roman" w:hAnsi="Times New Roman" w:cs="Times New Roman"/>
+          <w:kern w:val="0"/>
+          <w:sz w:val="24"/>
+          <w:szCs w:val="24"/>
+          <w:lang w:eastAsia="en-150"/>
+          <w14:ligatures w14:val="none"/>
+        </w:rPr>
+        <w:t>unde</w:t>
+      </w:r>
+      <w:proofErr w:type="spellEnd"/>
+      <w:r>
+        <w:rPr>
+          <w:rFonts w:ascii="Times New Roman" w:eastAsia="Times New Roman" w:hAnsi="Times New Roman" w:cs="Times New Roman"/>
+          <w:kern w:val="0"/>
+          <w:sz w:val="24"/>
+          <w:szCs w:val="24"/>
+          <w:lang w:eastAsia="en-150"/>
+          <w14:ligatures w14:val="none"/>
+        </w:rPr>
+        <w:t xml:space="preserve"> se </w:t>
+      </w:r>
+      <w:proofErr w:type="spellStart"/>
+      <w:r>
+        <w:rPr>
+          <w:rFonts w:ascii="Times New Roman" w:eastAsia="Times New Roman" w:hAnsi="Times New Roman" w:cs="Times New Roman"/>
+          <w:kern w:val="0"/>
+          <w:sz w:val="24"/>
+          <w:szCs w:val="24"/>
+          <w:lang w:eastAsia="en-150"/>
+          <w14:ligatures w14:val="none"/>
+        </w:rPr>
+        <w:t>desfășoară</w:t>
+      </w:r>
+      <w:proofErr w:type="spellEnd"/>
+      <w:r>
+        <w:rPr>
+          <w:rFonts w:ascii="Times New Roman" w:eastAsia="Times New Roman" w:hAnsi="Times New Roman" w:cs="Times New Roman"/>
+          <w:kern w:val="0"/>
+          <w:sz w:val="24"/>
+          <w:szCs w:val="24"/>
+          <w:lang w:eastAsia="en-150"/>
+          <w14:ligatures w14:val="none"/>
+        </w:rPr>
+        <w:t xml:space="preserve"> </w:t>
+      </w:r>
+      <w:proofErr w:type="spellStart"/>
+      <w:r>
+        <w:rPr>
+          <w:rFonts w:ascii="Times New Roman" w:eastAsia="Times New Roman" w:hAnsi="Times New Roman" w:cs="Times New Roman"/>
+          <w:kern w:val="0"/>
+          <w:sz w:val="24"/>
+          <w:szCs w:val="24"/>
+          <w:lang w:eastAsia="en-150"/>
+          <w14:ligatures w14:val="none"/>
+        </w:rPr>
+        <w:t>cursurile</w:t>
+      </w:r>
+      <w:proofErr w:type="spellEnd"/>
+      <w:r>
+        <w:rPr>
+          <w:rFonts w:ascii="Times New Roman" w:eastAsia="Times New Roman" w:hAnsi="Times New Roman" w:cs="Times New Roman"/>
+          <w:kern w:val="0"/>
+          <w:sz w:val="24"/>
+          <w:szCs w:val="24"/>
+          <w:lang w:eastAsia="en-150"/>
+          <w14:ligatures w14:val="none"/>
+        </w:rPr>
+        <w:t xml:space="preserve"> </w:t>
+      </w:r>
+      <w:proofErr w:type="spellStart"/>
+      <w:r>
+        <w:rPr>
+          <w:rFonts w:ascii="Times New Roman" w:eastAsia="Times New Roman" w:hAnsi="Times New Roman" w:cs="Times New Roman"/>
+          <w:kern w:val="0"/>
+          <w:sz w:val="24"/>
+          <w:szCs w:val="24"/>
+          <w:lang w:eastAsia="en-150"/>
+          <w14:ligatures w14:val="none"/>
+        </w:rPr>
+        <w:t>teoretice</w:t>
       </w:r>
       <w:proofErr w:type="spellEnd"/>
       <w:r>
@@ -12378,31 +13342,66 @@
           <w:lang w:eastAsia="en-150"/>
           <w14:ligatures w14:val="none"/>
         </w:rPr>
-        <w:t xml:space="preserve"> id-ul </w:t>
-      </w:r>
-      <w:proofErr w:type="spellStart"/>
-      <w:r>
-        <w:rPr>
-          <w:rFonts w:ascii="Times New Roman" w:eastAsia="Times New Roman" w:hAnsi="Times New Roman" w:cs="Times New Roman"/>
-          <w:kern w:val="0"/>
-          <w:sz w:val="24"/>
-          <w:szCs w:val="24"/>
-          <w:lang w:eastAsia="en-150"/>
-          <w14:ligatures w14:val="none"/>
-        </w:rPr>
-        <w:t>ședinței</w:t>
-      </w:r>
-      <w:proofErr w:type="spellEnd"/>
-      <w:r>
-        <w:rPr>
-          <w:rFonts w:ascii="Times New Roman" w:eastAsia="Times New Roman" w:hAnsi="Times New Roman" w:cs="Times New Roman"/>
-          <w:kern w:val="0"/>
-          <w:sz w:val="24"/>
-          <w:szCs w:val="24"/>
-          <w:lang w:eastAsia="en-150"/>
-          <w14:ligatures w14:val="none"/>
-        </w:rPr>
-        <w:t xml:space="preserve">, data </w:t>
+        <w:t xml:space="preserve"> </w:t>
+      </w:r>
+      <w:proofErr w:type="spellStart"/>
+      <w:r>
+        <w:rPr>
+          <w:rFonts w:ascii="Times New Roman" w:eastAsia="Times New Roman" w:hAnsi="Times New Roman" w:cs="Times New Roman"/>
+          <w:kern w:val="0"/>
+          <w:sz w:val="24"/>
+          <w:szCs w:val="24"/>
+          <w:lang w:eastAsia="en-150"/>
+          <w14:ligatures w14:val="none"/>
+        </w:rPr>
+        <w:t>id_sal</w:t>
+      </w:r>
+      <w:r>
+        <w:rPr>
+          <w:rFonts w:ascii="Times New Roman" w:eastAsia="Times New Roman" w:hAnsi="Times New Roman" w:cs="Times New Roman"/>
+          <w:kern w:val="0"/>
+          <w:sz w:val="24"/>
+          <w:szCs w:val="24"/>
+          <w:lang w:eastAsia="en-150"/>
+          <w14:ligatures w14:val="none"/>
+        </w:rPr>
+        <w:t>a</w:t>
+      </w:r>
+      <w:proofErr w:type="spellEnd"/>
+      <w:r>
+        <w:rPr>
+          <w:rFonts w:ascii="Times New Roman" w:eastAsia="Times New Roman" w:hAnsi="Times New Roman" w:cs="Times New Roman"/>
+          <w:kern w:val="0"/>
+          <w:sz w:val="24"/>
+          <w:szCs w:val="24"/>
+          <w:lang w:eastAsia="en-150"/>
+          <w14:ligatures w14:val="none"/>
+        </w:rPr>
+        <w:t xml:space="preserve">, </w:t>
+      </w:r>
+      <w:proofErr w:type="spellStart"/>
+      <w:r>
+        <w:rPr>
+          <w:rFonts w:ascii="Times New Roman" w:eastAsia="Times New Roman" w:hAnsi="Times New Roman" w:cs="Times New Roman"/>
+          <w:kern w:val="0"/>
+          <w:sz w:val="24"/>
+          <w:szCs w:val="24"/>
+          <w:lang w:eastAsia="en-150"/>
+          <w14:ligatures w14:val="none"/>
+        </w:rPr>
+        <w:t>denumirea</w:t>
+      </w:r>
+      <w:proofErr w:type="spellEnd"/>
+      <w:r>
+        <w:rPr>
+          <w:rFonts w:ascii="Times New Roman" w:eastAsia="Times New Roman" w:hAnsi="Times New Roman" w:cs="Times New Roman"/>
+          <w:kern w:val="0"/>
+          <w:sz w:val="24"/>
+          <w:szCs w:val="24"/>
+          <w:lang w:eastAsia="en-150"/>
+          <w14:ligatures w14:val="none"/>
+        </w:rPr>
+        <w:t xml:space="preserve"> </w:t>
       </w:r>
       <w:proofErr w:type="spellStart"/>
       <w:r>
@@ -12426,86 +13425,38 @@
           <w:lang w:eastAsia="en-150"/>
           <w14:ligatures w14:val="none"/>
         </w:rPr>
-        <w:t xml:space="preserve"> ora, precum </w:t>
-      </w:r>
-      <w:proofErr w:type="spellStart"/>
-      <w:r>
-        <w:rPr>
-          <w:rFonts w:ascii="Times New Roman" w:eastAsia="Times New Roman" w:hAnsi="Times New Roman" w:cs="Times New Roman"/>
-          <w:kern w:val="0"/>
-          <w:sz w:val="24"/>
-          <w:szCs w:val="24"/>
-          <w:lang w:eastAsia="en-150"/>
-          <w14:ligatures w14:val="none"/>
-        </w:rPr>
-        <w:t>și</w:t>
-      </w:r>
-      <w:proofErr w:type="spellEnd"/>
-      <w:r>
-        <w:rPr>
-          <w:rFonts w:ascii="Times New Roman" w:eastAsia="Times New Roman" w:hAnsi="Times New Roman" w:cs="Times New Roman"/>
-          <w:kern w:val="0"/>
-          <w:sz w:val="24"/>
-          <w:szCs w:val="24"/>
-          <w:lang w:eastAsia="en-150"/>
-          <w14:ligatures w14:val="none"/>
-        </w:rPr>
-        <w:t xml:space="preserve"> </w:t>
-      </w:r>
-      <w:proofErr w:type="spellStart"/>
-      <w:r>
-        <w:rPr>
-          <w:rFonts w:ascii="Times New Roman" w:eastAsia="Times New Roman" w:hAnsi="Times New Roman" w:cs="Times New Roman"/>
-          <w:kern w:val="0"/>
-          <w:sz w:val="24"/>
-          <w:szCs w:val="24"/>
-          <w:lang w:eastAsia="en-150"/>
-          <w14:ligatures w14:val="none"/>
-        </w:rPr>
-        <w:t>durata</w:t>
-      </w:r>
-      <w:proofErr w:type="spellEnd"/>
-      <w:r>
-        <w:rPr>
-          <w:rFonts w:ascii="Times New Roman" w:eastAsia="Times New Roman" w:hAnsi="Times New Roman" w:cs="Times New Roman"/>
-          <w:kern w:val="0"/>
-          <w:sz w:val="24"/>
-          <w:szCs w:val="24"/>
-          <w:lang w:eastAsia="en-150"/>
-          <w14:ligatures w14:val="none"/>
-        </w:rPr>
-        <w:t xml:space="preserve"> </w:t>
-      </w:r>
-      <w:proofErr w:type="spellStart"/>
-      <w:r>
-        <w:rPr>
-          <w:rFonts w:ascii="Times New Roman" w:eastAsia="Times New Roman" w:hAnsi="Times New Roman" w:cs="Times New Roman"/>
-          <w:kern w:val="0"/>
-          <w:sz w:val="24"/>
-          <w:szCs w:val="24"/>
-          <w:lang w:eastAsia="en-150"/>
-          <w14:ligatures w14:val="none"/>
-        </w:rPr>
-        <w:t>în</w:t>
-      </w:r>
-      <w:proofErr w:type="spellEnd"/>
-      <w:r>
-        <w:rPr>
-          <w:rFonts w:ascii="Times New Roman" w:eastAsia="Times New Roman" w:hAnsi="Times New Roman" w:cs="Times New Roman"/>
-          <w:kern w:val="0"/>
-          <w:sz w:val="24"/>
-          <w:szCs w:val="24"/>
-          <w:lang w:eastAsia="en-150"/>
-          <w14:ligatures w14:val="none"/>
-        </w:rPr>
-        <w:t xml:space="preserve"> minute.</w:t>
+        <w:t xml:space="preserve"> </w:t>
+      </w:r>
+      <w:proofErr w:type="spellStart"/>
+      <w:r>
+        <w:rPr>
+          <w:rFonts w:ascii="Times New Roman" w:eastAsia="Times New Roman" w:hAnsi="Times New Roman" w:cs="Times New Roman"/>
+          <w:kern w:val="0"/>
+          <w:sz w:val="24"/>
+          <w:szCs w:val="24"/>
+          <w:lang w:eastAsia="en-150"/>
+          <w14:ligatures w14:val="none"/>
+        </w:rPr>
+        <w:t>capacitatea</w:t>
+      </w:r>
+      <w:proofErr w:type="spellEnd"/>
+      <w:r>
+        <w:rPr>
+          <w:rFonts w:ascii="Times New Roman" w:eastAsia="Times New Roman" w:hAnsi="Times New Roman" w:cs="Times New Roman"/>
+          <w:kern w:val="0"/>
+          <w:sz w:val="24"/>
+          <w:szCs w:val="24"/>
+          <w:lang w:eastAsia="en-150"/>
+          <w14:ligatures w14:val="none"/>
+        </w:rPr>
+        <w:t>.</w:t>
       </w:r>
     </w:p>
     <w:p>
       <w:pPr>
         <w:numPr>
           <w:ilvl w:val="0"/>
-          <w:numId w:val="9"/>
+          <w:numId w:val="10"/>
         </w:numPr>
         <w:spacing w:before="100" w:beforeAutospacing="1" w:after="100" w:afterAutospacing="1" w:line="360" w:lineRule="auto"/>
         <w:rPr>
@@ -12528,7 +13479,8 @@
           <w:lang w:eastAsia="en-150"/>
           <w14:ligatures w14:val="none"/>
         </w:rPr>
-        <w:t>EXAMEN</w:t>
+        <w:lastRenderedPageBreak/>
+        <w:t>SEDINTA_PRACTICA</w:t>
       </w:r>
       <w:r>
         <w:rPr>
@@ -12551,115 +13503,283 @@
           <w:lang w:eastAsia="en-150"/>
           <w14:ligatures w14:val="none"/>
         </w:rPr>
-        <w:t>Examenele</w:t>
-      </w:r>
-      <w:proofErr w:type="spellEnd"/>
-      <w:r>
-        <w:rPr>
-          <w:rFonts w:ascii="Times New Roman" w:eastAsia="Times New Roman" w:hAnsi="Times New Roman" w:cs="Times New Roman"/>
-          <w:kern w:val="0"/>
-          <w:sz w:val="24"/>
-          <w:szCs w:val="24"/>
-          <w:lang w:eastAsia="en-150"/>
-          <w14:ligatures w14:val="none"/>
-        </w:rPr>
-        <w:t xml:space="preserve"> </w:t>
-      </w:r>
-      <w:proofErr w:type="spellStart"/>
-      <w:r>
-        <w:rPr>
-          <w:rFonts w:ascii="Times New Roman" w:eastAsia="Times New Roman" w:hAnsi="Times New Roman" w:cs="Times New Roman"/>
-          <w:kern w:val="0"/>
-          <w:sz w:val="24"/>
-          <w:szCs w:val="24"/>
-          <w:lang w:eastAsia="en-150"/>
-          <w14:ligatures w14:val="none"/>
-        </w:rPr>
-        <w:t>susținute</w:t>
-      </w:r>
-      <w:proofErr w:type="spellEnd"/>
-      <w:r>
-        <w:rPr>
-          <w:rFonts w:ascii="Times New Roman" w:eastAsia="Times New Roman" w:hAnsi="Times New Roman" w:cs="Times New Roman"/>
-          <w:kern w:val="0"/>
-          <w:sz w:val="24"/>
-          <w:szCs w:val="24"/>
-          <w:lang w:eastAsia="en-150"/>
-          <w14:ligatures w14:val="none"/>
-        </w:rPr>
-        <w:t xml:space="preserve"> </w:t>
-      </w:r>
-      <w:proofErr w:type="spellStart"/>
-      <w:r>
-        <w:rPr>
-          <w:rFonts w:ascii="Times New Roman" w:eastAsia="Times New Roman" w:hAnsi="Times New Roman" w:cs="Times New Roman"/>
-          <w:kern w:val="0"/>
-          <w:sz w:val="24"/>
-          <w:szCs w:val="24"/>
-          <w:lang w:eastAsia="en-150"/>
-          <w14:ligatures w14:val="none"/>
-        </w:rPr>
-        <w:t>în</w:t>
-      </w:r>
-      <w:proofErr w:type="spellEnd"/>
-      <w:r>
-        <w:rPr>
-          <w:rFonts w:ascii="Times New Roman" w:eastAsia="Times New Roman" w:hAnsi="Times New Roman" w:cs="Times New Roman"/>
-          <w:kern w:val="0"/>
-          <w:sz w:val="24"/>
-          <w:szCs w:val="24"/>
-          <w:lang w:eastAsia="en-150"/>
-          <w14:ligatures w14:val="none"/>
-        </w:rPr>
-        <w:t xml:space="preserve"> </w:t>
-      </w:r>
-      <w:proofErr w:type="spellStart"/>
-      <w:r>
-        <w:rPr>
-          <w:rFonts w:ascii="Times New Roman" w:eastAsia="Times New Roman" w:hAnsi="Times New Roman" w:cs="Times New Roman"/>
-          <w:kern w:val="0"/>
-          <w:sz w:val="24"/>
-          <w:szCs w:val="24"/>
-          <w:lang w:eastAsia="en-150"/>
-          <w14:ligatures w14:val="none"/>
-        </w:rPr>
-        <w:t>baza</w:t>
-      </w:r>
-      <w:proofErr w:type="spellEnd"/>
-      <w:r>
-        <w:rPr>
-          <w:rFonts w:ascii="Times New Roman" w:eastAsia="Times New Roman" w:hAnsi="Times New Roman" w:cs="Times New Roman"/>
-          <w:kern w:val="0"/>
-          <w:sz w:val="24"/>
-          <w:szCs w:val="24"/>
-          <w:lang w:eastAsia="en-150"/>
-          <w14:ligatures w14:val="none"/>
-        </w:rPr>
-        <w:t xml:space="preserve"> </w:t>
-      </w:r>
-      <w:proofErr w:type="spellStart"/>
-      <w:r>
-        <w:rPr>
-          <w:rFonts w:ascii="Times New Roman" w:eastAsia="Times New Roman" w:hAnsi="Times New Roman" w:cs="Times New Roman"/>
-          <w:kern w:val="0"/>
-          <w:sz w:val="24"/>
-          <w:szCs w:val="24"/>
-          <w:lang w:eastAsia="en-150"/>
-          <w14:ligatures w14:val="none"/>
-        </w:rPr>
-        <w:t>unui</w:t>
-      </w:r>
-      <w:proofErr w:type="spellEnd"/>
-      <w:r>
-        <w:rPr>
-          <w:rFonts w:ascii="Times New Roman" w:eastAsia="Times New Roman" w:hAnsi="Times New Roman" w:cs="Times New Roman"/>
-          <w:kern w:val="0"/>
-          <w:sz w:val="24"/>
-          <w:szCs w:val="24"/>
-          <w:lang w:eastAsia="en-150"/>
-          <w14:ligatures w14:val="none"/>
-        </w:rPr>
-        <w:t xml:space="preserve"> </w:t>
+        <w:t>Orele</w:t>
+      </w:r>
+      <w:proofErr w:type="spellEnd"/>
+      <w:r>
+        <w:rPr>
+          <w:rFonts w:ascii="Times New Roman" w:eastAsia="Times New Roman" w:hAnsi="Times New Roman" w:cs="Times New Roman"/>
+          <w:kern w:val="0"/>
+          <w:sz w:val="24"/>
+          <w:szCs w:val="24"/>
+          <w:lang w:eastAsia="en-150"/>
+          <w14:ligatures w14:val="none"/>
+        </w:rPr>
+        <w:t xml:space="preserve"> de </w:t>
+      </w:r>
+      <w:proofErr w:type="spellStart"/>
+      <w:r>
+        <w:rPr>
+          <w:rFonts w:ascii="Times New Roman" w:eastAsia="Times New Roman" w:hAnsi="Times New Roman" w:cs="Times New Roman"/>
+          <w:kern w:val="0"/>
+          <w:sz w:val="24"/>
+          <w:szCs w:val="24"/>
+          <w:lang w:eastAsia="en-150"/>
+          <w14:ligatures w14:val="none"/>
+        </w:rPr>
+        <w:t>conducere</w:t>
+      </w:r>
+      <w:proofErr w:type="spellEnd"/>
+      <w:r>
+        <w:rPr>
+          <w:rFonts w:ascii="Times New Roman" w:eastAsia="Times New Roman" w:hAnsi="Times New Roman" w:cs="Times New Roman"/>
+          <w:kern w:val="0"/>
+          <w:sz w:val="24"/>
+          <w:szCs w:val="24"/>
+          <w:lang w:eastAsia="en-150"/>
+          <w14:ligatures w14:val="none"/>
+        </w:rPr>
+        <w:t xml:space="preserve"> </w:t>
+      </w:r>
+      <w:proofErr w:type="spellStart"/>
+      <w:r>
+        <w:rPr>
+          <w:rFonts w:ascii="Times New Roman" w:eastAsia="Times New Roman" w:hAnsi="Times New Roman" w:cs="Times New Roman"/>
+          <w:kern w:val="0"/>
+          <w:sz w:val="24"/>
+          <w:szCs w:val="24"/>
+          <w:lang w:eastAsia="en-150"/>
+          <w14:ligatures w14:val="none"/>
+        </w:rPr>
+        <w:t>individuale</w:t>
+      </w:r>
+      <w:proofErr w:type="spellEnd"/>
+      <w:r>
+        <w:rPr>
+          <w:rFonts w:ascii="Times New Roman" w:eastAsia="Times New Roman" w:hAnsi="Times New Roman" w:cs="Times New Roman"/>
+          <w:kern w:val="0"/>
+          <w:sz w:val="24"/>
+          <w:szCs w:val="24"/>
+          <w:lang w:eastAsia="en-150"/>
+          <w14:ligatures w14:val="none"/>
+        </w:rPr>
+        <w:t xml:space="preserve">. </w:t>
+      </w:r>
+      <w:proofErr w:type="spellStart"/>
+      <w:r>
+        <w:rPr>
+          <w:rFonts w:ascii="Times New Roman" w:eastAsia="Times New Roman" w:hAnsi="Times New Roman" w:cs="Times New Roman"/>
+          <w:kern w:val="0"/>
+          <w:sz w:val="24"/>
+          <w:szCs w:val="24"/>
+          <w:lang w:eastAsia="en-150"/>
+          <w14:ligatures w14:val="none"/>
+        </w:rPr>
+        <w:t>Reține</w:t>
+      </w:r>
+      <w:proofErr w:type="spellEnd"/>
+      <w:r>
+        <w:rPr>
+          <w:rFonts w:ascii="Times New Roman" w:eastAsia="Times New Roman" w:hAnsi="Times New Roman" w:cs="Times New Roman"/>
+          <w:kern w:val="0"/>
+          <w:sz w:val="24"/>
+          <w:szCs w:val="24"/>
+          <w:lang w:eastAsia="en-150"/>
+          <w14:ligatures w14:val="none"/>
+        </w:rPr>
+        <w:t xml:space="preserve"> </w:t>
+      </w:r>
+      <w:proofErr w:type="spellStart"/>
+      <w:r>
+        <w:rPr>
+          <w:rFonts w:ascii="Times New Roman" w:eastAsia="Times New Roman" w:hAnsi="Times New Roman" w:cs="Times New Roman"/>
+          <w:kern w:val="0"/>
+          <w:sz w:val="24"/>
+          <w:szCs w:val="24"/>
+          <w:lang w:eastAsia="en-150"/>
+          <w14:ligatures w14:val="none"/>
+        </w:rPr>
+        <w:t>id_sedinta</w:t>
+      </w:r>
+      <w:proofErr w:type="spellEnd"/>
+      <w:r>
+        <w:rPr>
+          <w:rFonts w:ascii="Times New Roman" w:eastAsia="Times New Roman" w:hAnsi="Times New Roman" w:cs="Times New Roman"/>
+          <w:kern w:val="0"/>
+          <w:sz w:val="24"/>
+          <w:szCs w:val="24"/>
+          <w:lang w:eastAsia="en-150"/>
+          <w14:ligatures w14:val="none"/>
+        </w:rPr>
+        <w:t xml:space="preserve"> (</w:t>
+      </w:r>
+      <w:proofErr w:type="spellStart"/>
+      <w:r>
+        <w:rPr>
+          <w:rFonts w:ascii="Times New Roman" w:eastAsia="Times New Roman" w:hAnsi="Times New Roman" w:cs="Times New Roman"/>
+          <w:kern w:val="0"/>
+          <w:sz w:val="24"/>
+          <w:szCs w:val="24"/>
+          <w:lang w:eastAsia="en-150"/>
+          <w14:ligatures w14:val="none"/>
+        </w:rPr>
+        <w:t>cheia</w:t>
+      </w:r>
+      <w:proofErr w:type="spellEnd"/>
+      <w:r>
+        <w:rPr>
+          <w:rFonts w:ascii="Times New Roman" w:eastAsia="Times New Roman" w:hAnsi="Times New Roman" w:cs="Times New Roman"/>
+          <w:kern w:val="0"/>
+          <w:sz w:val="24"/>
+          <w:szCs w:val="24"/>
+          <w:lang w:eastAsia="en-150"/>
+          <w14:ligatures w14:val="none"/>
+        </w:rPr>
+        <w:t xml:space="preserve"> </w:t>
+      </w:r>
+      <w:proofErr w:type="spellStart"/>
+      <w:r>
+        <w:rPr>
+          <w:rFonts w:ascii="Times New Roman" w:eastAsia="Times New Roman" w:hAnsi="Times New Roman" w:cs="Times New Roman"/>
+          <w:kern w:val="0"/>
+          <w:sz w:val="24"/>
+          <w:szCs w:val="24"/>
+          <w:lang w:eastAsia="en-150"/>
+          <w14:ligatures w14:val="none"/>
+        </w:rPr>
+        <w:t>primară</w:t>
+      </w:r>
+      <w:proofErr w:type="spellEnd"/>
+      <w:r>
+        <w:rPr>
+          <w:rFonts w:ascii="Times New Roman" w:eastAsia="Times New Roman" w:hAnsi="Times New Roman" w:cs="Times New Roman"/>
+          <w:kern w:val="0"/>
+          <w:sz w:val="24"/>
+          <w:szCs w:val="24"/>
+          <w:lang w:eastAsia="en-150"/>
+          <w14:ligatures w14:val="none"/>
+        </w:rPr>
+        <w:t xml:space="preserve">), </w:t>
+      </w:r>
+      <w:proofErr w:type="spellStart"/>
+      <w:r>
+        <w:rPr>
+          <w:rFonts w:ascii="Times New Roman" w:eastAsia="Times New Roman" w:hAnsi="Times New Roman" w:cs="Times New Roman"/>
+          <w:kern w:val="0"/>
+          <w:sz w:val="24"/>
+          <w:szCs w:val="24"/>
+          <w:lang w:eastAsia="en-150"/>
+          <w14:ligatures w14:val="none"/>
+        </w:rPr>
+        <w:t>data_ora</w:t>
+      </w:r>
+      <w:proofErr w:type="spellEnd"/>
+      <w:r>
+        <w:rPr>
+          <w:rFonts w:ascii="Times New Roman" w:eastAsia="Times New Roman" w:hAnsi="Times New Roman" w:cs="Times New Roman"/>
+          <w:kern w:val="0"/>
+          <w:sz w:val="24"/>
+          <w:szCs w:val="24"/>
+          <w:lang w:eastAsia="en-150"/>
+          <w14:ligatures w14:val="none"/>
+        </w:rPr>
+        <w:t xml:space="preserve"> </w:t>
+      </w:r>
+      <w:proofErr w:type="spellStart"/>
+      <w:r>
+        <w:rPr>
+          <w:rFonts w:ascii="Times New Roman" w:eastAsia="Times New Roman" w:hAnsi="Times New Roman" w:cs="Times New Roman"/>
+          <w:kern w:val="0"/>
+          <w:sz w:val="24"/>
+          <w:szCs w:val="24"/>
+          <w:lang w:eastAsia="en-150"/>
+          <w14:ligatures w14:val="none"/>
+        </w:rPr>
+        <w:t>și</w:t>
+      </w:r>
+      <w:proofErr w:type="spellEnd"/>
+      <w:r>
+        <w:rPr>
+          <w:rFonts w:ascii="Times New Roman" w:eastAsia="Times New Roman" w:hAnsi="Times New Roman" w:cs="Times New Roman"/>
+          <w:kern w:val="0"/>
+          <w:sz w:val="24"/>
+          <w:szCs w:val="24"/>
+          <w:lang w:eastAsia="en-150"/>
+          <w14:ligatures w14:val="none"/>
+        </w:rPr>
+        <w:t xml:space="preserve"> </w:t>
+      </w:r>
+      <w:proofErr w:type="spellStart"/>
+      <w:r>
+        <w:rPr>
+          <w:rFonts w:ascii="Times New Roman" w:eastAsia="Times New Roman" w:hAnsi="Times New Roman" w:cs="Times New Roman"/>
+          <w:kern w:val="0"/>
+          <w:sz w:val="24"/>
+          <w:szCs w:val="24"/>
+          <w:lang w:eastAsia="en-150"/>
+          <w14:ligatures w14:val="none"/>
+        </w:rPr>
+        <w:t>durata_minute</w:t>
+      </w:r>
+      <w:proofErr w:type="spellEnd"/>
+      <w:r>
+        <w:rPr>
+          <w:rFonts w:ascii="Times New Roman" w:eastAsia="Times New Roman" w:hAnsi="Times New Roman" w:cs="Times New Roman"/>
+          <w:kern w:val="0"/>
+          <w:sz w:val="24"/>
+          <w:szCs w:val="24"/>
+          <w:lang w:eastAsia="en-150"/>
+          <w14:ligatures w14:val="none"/>
+        </w:rPr>
+        <w:t xml:space="preserve">. Se </w:t>
+      </w:r>
+      <w:proofErr w:type="spellStart"/>
+      <w:r>
+        <w:rPr>
+          <w:rFonts w:ascii="Times New Roman" w:eastAsia="Times New Roman" w:hAnsi="Times New Roman" w:cs="Times New Roman"/>
+          <w:kern w:val="0"/>
+          <w:sz w:val="24"/>
+          <w:szCs w:val="24"/>
+          <w:lang w:eastAsia="en-150"/>
+          <w14:ligatures w14:val="none"/>
+        </w:rPr>
+        <w:t>asociază</w:t>
+      </w:r>
+      <w:proofErr w:type="spellEnd"/>
+      <w:r>
+        <w:rPr>
+          <w:rFonts w:ascii="Times New Roman" w:eastAsia="Times New Roman" w:hAnsi="Times New Roman" w:cs="Times New Roman"/>
+          <w:kern w:val="0"/>
+          <w:sz w:val="24"/>
+          <w:szCs w:val="24"/>
+          <w:lang w:eastAsia="en-150"/>
+          <w14:ligatures w14:val="none"/>
+        </w:rPr>
+        <w:t xml:space="preserve"> cu un instructor </w:t>
+      </w:r>
+      <w:proofErr w:type="spellStart"/>
+      <w:r>
+        <w:rPr>
+          <w:rFonts w:ascii="Times New Roman" w:eastAsia="Times New Roman" w:hAnsi="Times New Roman" w:cs="Times New Roman"/>
+          <w:kern w:val="0"/>
+          <w:sz w:val="24"/>
+          <w:szCs w:val="24"/>
+          <w:lang w:eastAsia="en-150"/>
+          <w14:ligatures w14:val="none"/>
+        </w:rPr>
+        <w:t>și</w:t>
+      </w:r>
+      <w:proofErr w:type="spellEnd"/>
+      <w:r>
+        <w:rPr>
+          <w:rFonts w:ascii="Times New Roman" w:eastAsia="Times New Roman" w:hAnsi="Times New Roman" w:cs="Times New Roman"/>
+          <w:kern w:val="0"/>
+          <w:sz w:val="24"/>
+          <w:szCs w:val="24"/>
+          <w:lang w:eastAsia="en-150"/>
+          <w14:ligatures w14:val="none"/>
+        </w:rPr>
+        <w:t xml:space="preserve"> cu un </w:t>
       </w:r>
       <w:proofErr w:type="spellStart"/>
       <w:r>
@@ -12672,174 +13792,6 @@
           <w14:ligatures w14:val="none"/>
         </w:rPr>
         <w:t>dosar</w:t>
-      </w:r>
-      <w:proofErr w:type="spellEnd"/>
-      <w:r>
-        <w:rPr>
-          <w:rFonts w:ascii="Times New Roman" w:eastAsia="Times New Roman" w:hAnsi="Times New Roman" w:cs="Times New Roman"/>
-          <w:kern w:val="0"/>
-          <w:sz w:val="24"/>
-          <w:szCs w:val="24"/>
-          <w:lang w:eastAsia="en-150"/>
-          <w14:ligatures w14:val="none"/>
-        </w:rPr>
-        <w:t xml:space="preserve">: </w:t>
-      </w:r>
-      <w:proofErr w:type="spellStart"/>
-      <w:r>
-        <w:rPr>
-          <w:rFonts w:ascii="Times New Roman" w:eastAsia="Times New Roman" w:hAnsi="Times New Roman" w:cs="Times New Roman"/>
-          <w:kern w:val="0"/>
-          <w:sz w:val="24"/>
-          <w:szCs w:val="24"/>
-          <w:lang w:eastAsia="en-150"/>
-          <w14:ligatures w14:val="none"/>
-        </w:rPr>
-        <w:t>id_examen</w:t>
-      </w:r>
-      <w:proofErr w:type="spellEnd"/>
-      <w:r>
-        <w:rPr>
-          <w:rFonts w:ascii="Times New Roman" w:eastAsia="Times New Roman" w:hAnsi="Times New Roman" w:cs="Times New Roman"/>
-          <w:kern w:val="0"/>
-          <w:sz w:val="24"/>
-          <w:szCs w:val="24"/>
-          <w:lang w:eastAsia="en-150"/>
-          <w14:ligatures w14:val="none"/>
-        </w:rPr>
-        <w:t xml:space="preserve">, data </w:t>
-      </w:r>
-      <w:proofErr w:type="spellStart"/>
-      <w:r>
-        <w:rPr>
-          <w:rFonts w:ascii="Times New Roman" w:eastAsia="Times New Roman" w:hAnsi="Times New Roman" w:cs="Times New Roman"/>
-          <w:kern w:val="0"/>
-          <w:sz w:val="24"/>
-          <w:szCs w:val="24"/>
-          <w:lang w:eastAsia="en-150"/>
-          <w14:ligatures w14:val="none"/>
-        </w:rPr>
-        <w:t>susținerii</w:t>
-      </w:r>
-      <w:proofErr w:type="spellEnd"/>
-      <w:r>
-        <w:rPr>
-          <w:rFonts w:ascii="Times New Roman" w:eastAsia="Times New Roman" w:hAnsi="Times New Roman" w:cs="Times New Roman"/>
-          <w:kern w:val="0"/>
-          <w:sz w:val="24"/>
-          <w:szCs w:val="24"/>
-          <w:lang w:eastAsia="en-150"/>
-          <w14:ligatures w14:val="none"/>
-        </w:rPr>
-        <w:t xml:space="preserve">, </w:t>
-      </w:r>
-      <w:proofErr w:type="spellStart"/>
-      <w:r>
-        <w:rPr>
-          <w:rFonts w:ascii="Times New Roman" w:eastAsia="Times New Roman" w:hAnsi="Times New Roman" w:cs="Times New Roman"/>
-          <w:kern w:val="0"/>
-          <w:sz w:val="24"/>
-          <w:szCs w:val="24"/>
-          <w:lang w:eastAsia="en-150"/>
-          <w14:ligatures w14:val="none"/>
-        </w:rPr>
-        <w:t>tipul</w:t>
-      </w:r>
-      <w:proofErr w:type="spellEnd"/>
-      <w:r>
-        <w:rPr>
-          <w:rFonts w:ascii="Times New Roman" w:eastAsia="Times New Roman" w:hAnsi="Times New Roman" w:cs="Times New Roman"/>
-          <w:kern w:val="0"/>
-          <w:sz w:val="24"/>
-          <w:szCs w:val="24"/>
-          <w:lang w:eastAsia="en-150"/>
-          <w14:ligatures w14:val="none"/>
-        </w:rPr>
-        <w:t xml:space="preserve"> </w:t>
-      </w:r>
-      <w:proofErr w:type="spellStart"/>
-      <w:r>
-        <w:rPr>
-          <w:rFonts w:ascii="Times New Roman" w:eastAsia="Times New Roman" w:hAnsi="Times New Roman" w:cs="Times New Roman"/>
-          <w:kern w:val="0"/>
-          <w:sz w:val="24"/>
-          <w:szCs w:val="24"/>
-          <w:lang w:eastAsia="en-150"/>
-          <w14:ligatures w14:val="none"/>
-        </w:rPr>
-        <w:t>examenului</w:t>
-      </w:r>
-      <w:proofErr w:type="spellEnd"/>
-      <w:r>
-        <w:rPr>
-          <w:rFonts w:ascii="Times New Roman" w:eastAsia="Times New Roman" w:hAnsi="Times New Roman" w:cs="Times New Roman"/>
-          <w:kern w:val="0"/>
-          <w:sz w:val="24"/>
-          <w:szCs w:val="24"/>
-          <w:lang w:eastAsia="en-150"/>
-          <w14:ligatures w14:val="none"/>
-        </w:rPr>
-        <w:t xml:space="preserve"> </w:t>
-      </w:r>
-      <w:proofErr w:type="spellStart"/>
-      <w:r>
-        <w:rPr>
-          <w:rFonts w:ascii="Times New Roman" w:eastAsia="Times New Roman" w:hAnsi="Times New Roman" w:cs="Times New Roman"/>
-          <w:kern w:val="0"/>
-          <w:sz w:val="24"/>
-          <w:szCs w:val="24"/>
-          <w:lang w:eastAsia="en-150"/>
-          <w14:ligatures w14:val="none"/>
-        </w:rPr>
-        <w:t>și</w:t>
-      </w:r>
-      <w:proofErr w:type="spellEnd"/>
-      <w:r>
-        <w:rPr>
-          <w:rFonts w:ascii="Times New Roman" w:eastAsia="Times New Roman" w:hAnsi="Times New Roman" w:cs="Times New Roman"/>
-          <w:kern w:val="0"/>
-          <w:sz w:val="24"/>
-          <w:szCs w:val="24"/>
-          <w:lang w:eastAsia="en-150"/>
-          <w14:ligatures w14:val="none"/>
-        </w:rPr>
-        <w:t xml:space="preserve"> </w:t>
-      </w:r>
-      <w:proofErr w:type="spellStart"/>
-      <w:r>
-        <w:rPr>
-          <w:rFonts w:ascii="Times New Roman" w:eastAsia="Times New Roman" w:hAnsi="Times New Roman" w:cs="Times New Roman"/>
-          <w:kern w:val="0"/>
-          <w:sz w:val="24"/>
-          <w:szCs w:val="24"/>
-          <w:lang w:eastAsia="en-150"/>
-          <w14:ligatures w14:val="none"/>
-        </w:rPr>
-        <w:t>rezultatul</w:t>
-      </w:r>
-      <w:proofErr w:type="spellEnd"/>
-      <w:r>
-        <w:rPr>
-          <w:rFonts w:ascii="Times New Roman" w:eastAsia="Times New Roman" w:hAnsi="Times New Roman" w:cs="Times New Roman"/>
-          <w:kern w:val="0"/>
-          <w:sz w:val="24"/>
-          <w:szCs w:val="24"/>
-          <w:lang w:eastAsia="en-150"/>
-          <w14:ligatures w14:val="none"/>
-        </w:rPr>
-        <w:t xml:space="preserve"> </w:t>
-      </w:r>
-      <w:proofErr w:type="spellStart"/>
-      <w:r>
-        <w:rPr>
-          <w:rFonts w:ascii="Times New Roman" w:eastAsia="Times New Roman" w:hAnsi="Times New Roman" w:cs="Times New Roman"/>
-          <w:kern w:val="0"/>
-          <w:sz w:val="24"/>
-          <w:szCs w:val="24"/>
-          <w:lang w:eastAsia="en-150"/>
-          <w14:ligatures w14:val="none"/>
-        </w:rPr>
-        <w:t>obținut</w:t>
       </w:r>
       <w:proofErr w:type="spellEnd"/>
       <w:r>
@@ -12858,7 +13810,7 @@
       <w:pPr>
         <w:numPr>
           <w:ilvl w:val="0"/>
-          <w:numId w:val="9"/>
+          <w:numId w:val="10"/>
         </w:numPr>
         <w:spacing w:before="100" w:beforeAutospacing="1" w:after="100" w:afterAutospacing="1" w:line="360" w:lineRule="auto"/>
         <w:rPr>
@@ -12881,6 +13833,784 @@
           <w:lang w:eastAsia="en-150"/>
           <w14:ligatures w14:val="none"/>
         </w:rPr>
+        <w:t>SEDINTA_TEORETICA</w:t>
+      </w:r>
+      <w:r>
+        <w:rPr>
+          <w:rFonts w:ascii="Times New Roman" w:eastAsia="Times New Roman" w:hAnsi="Times New Roman" w:cs="Times New Roman"/>
+          <w:kern w:val="0"/>
+          <w:sz w:val="24"/>
+          <w:szCs w:val="24"/>
+          <w:lang w:eastAsia="en-150"/>
+          <w14:ligatures w14:val="none"/>
+        </w:rPr>
+        <w:t xml:space="preserve">. </w:t>
+      </w:r>
+      <w:proofErr w:type="spellStart"/>
+      <w:r>
+        <w:rPr>
+          <w:rFonts w:ascii="Times New Roman" w:eastAsia="Times New Roman" w:hAnsi="Times New Roman" w:cs="Times New Roman"/>
+          <w:kern w:val="0"/>
+          <w:sz w:val="24"/>
+          <w:szCs w:val="24"/>
+          <w:lang w:eastAsia="en-150"/>
+          <w14:ligatures w14:val="none"/>
+        </w:rPr>
+        <w:t>Orele</w:t>
+      </w:r>
+      <w:proofErr w:type="spellEnd"/>
+      <w:r>
+        <w:rPr>
+          <w:rFonts w:ascii="Times New Roman" w:eastAsia="Times New Roman" w:hAnsi="Times New Roman" w:cs="Times New Roman"/>
+          <w:kern w:val="0"/>
+          <w:sz w:val="24"/>
+          <w:szCs w:val="24"/>
+          <w:lang w:eastAsia="en-150"/>
+          <w14:ligatures w14:val="none"/>
+        </w:rPr>
+        <w:t xml:space="preserve"> de </w:t>
+      </w:r>
+      <w:proofErr w:type="spellStart"/>
+      <w:r>
+        <w:rPr>
+          <w:rFonts w:ascii="Times New Roman" w:eastAsia="Times New Roman" w:hAnsi="Times New Roman" w:cs="Times New Roman"/>
+          <w:kern w:val="0"/>
+          <w:sz w:val="24"/>
+          <w:szCs w:val="24"/>
+          <w:lang w:eastAsia="en-150"/>
+          <w14:ligatures w14:val="none"/>
+        </w:rPr>
+        <w:t>legislație</w:t>
+      </w:r>
+      <w:proofErr w:type="spellEnd"/>
+      <w:r>
+        <w:rPr>
+          <w:rFonts w:ascii="Times New Roman" w:eastAsia="Times New Roman" w:hAnsi="Times New Roman" w:cs="Times New Roman"/>
+          <w:kern w:val="0"/>
+          <w:sz w:val="24"/>
+          <w:szCs w:val="24"/>
+          <w:lang w:eastAsia="en-150"/>
+          <w14:ligatures w14:val="none"/>
+        </w:rPr>
+        <w:t xml:space="preserve"> </w:t>
+      </w:r>
+      <w:proofErr w:type="spellStart"/>
+      <w:r>
+        <w:rPr>
+          <w:rFonts w:ascii="Times New Roman" w:eastAsia="Times New Roman" w:hAnsi="Times New Roman" w:cs="Times New Roman"/>
+          <w:kern w:val="0"/>
+          <w:sz w:val="24"/>
+          <w:szCs w:val="24"/>
+          <w:lang w:eastAsia="en-150"/>
+          <w14:ligatures w14:val="none"/>
+        </w:rPr>
+        <w:t>susținute</w:t>
+      </w:r>
+      <w:proofErr w:type="spellEnd"/>
+      <w:r>
+        <w:rPr>
+          <w:rFonts w:ascii="Times New Roman" w:eastAsia="Times New Roman" w:hAnsi="Times New Roman" w:cs="Times New Roman"/>
+          <w:kern w:val="0"/>
+          <w:sz w:val="24"/>
+          <w:szCs w:val="24"/>
+          <w:lang w:eastAsia="en-150"/>
+          <w14:ligatures w14:val="none"/>
+        </w:rPr>
+        <w:t xml:space="preserve">. </w:t>
+      </w:r>
+      <w:proofErr w:type="spellStart"/>
+      <w:r>
+        <w:rPr>
+          <w:rFonts w:ascii="Times New Roman" w:eastAsia="Times New Roman" w:hAnsi="Times New Roman" w:cs="Times New Roman"/>
+          <w:kern w:val="0"/>
+          <w:sz w:val="24"/>
+          <w:szCs w:val="24"/>
+          <w:lang w:eastAsia="en-150"/>
+          <w14:ligatures w14:val="none"/>
+        </w:rPr>
+        <w:t>Reține</w:t>
+      </w:r>
+      <w:proofErr w:type="spellEnd"/>
+      <w:r>
+        <w:rPr>
+          <w:rFonts w:ascii="Times New Roman" w:eastAsia="Times New Roman" w:hAnsi="Times New Roman" w:cs="Times New Roman"/>
+          <w:kern w:val="0"/>
+          <w:sz w:val="24"/>
+          <w:szCs w:val="24"/>
+          <w:lang w:eastAsia="en-150"/>
+          <w14:ligatures w14:val="none"/>
+        </w:rPr>
+        <w:t xml:space="preserve"> </w:t>
+      </w:r>
+      <w:proofErr w:type="spellStart"/>
+      <w:r>
+        <w:rPr>
+          <w:rFonts w:ascii="Times New Roman" w:eastAsia="Times New Roman" w:hAnsi="Times New Roman" w:cs="Times New Roman"/>
+          <w:kern w:val="0"/>
+          <w:sz w:val="24"/>
+          <w:szCs w:val="24"/>
+          <w:lang w:eastAsia="en-150"/>
+          <w14:ligatures w14:val="none"/>
+        </w:rPr>
+        <w:t>id_sedinta</w:t>
+      </w:r>
+      <w:proofErr w:type="spellEnd"/>
+      <w:r>
+        <w:rPr>
+          <w:rFonts w:ascii="Times New Roman" w:eastAsia="Times New Roman" w:hAnsi="Times New Roman" w:cs="Times New Roman"/>
+          <w:kern w:val="0"/>
+          <w:sz w:val="24"/>
+          <w:szCs w:val="24"/>
+          <w:lang w:eastAsia="en-150"/>
+          <w14:ligatures w14:val="none"/>
+        </w:rPr>
+        <w:t xml:space="preserve">, Tema, </w:t>
+      </w:r>
+      <w:proofErr w:type="spellStart"/>
+      <w:r>
+        <w:rPr>
+          <w:rFonts w:ascii="Times New Roman" w:eastAsia="Times New Roman" w:hAnsi="Times New Roman" w:cs="Times New Roman"/>
+          <w:kern w:val="0"/>
+          <w:sz w:val="24"/>
+          <w:szCs w:val="24"/>
+          <w:lang w:eastAsia="en-150"/>
+          <w14:ligatures w14:val="none"/>
+        </w:rPr>
+        <w:t>data_ora</w:t>
+      </w:r>
+      <w:proofErr w:type="spellEnd"/>
+      <w:r>
+        <w:rPr>
+          <w:rFonts w:ascii="Times New Roman" w:eastAsia="Times New Roman" w:hAnsi="Times New Roman" w:cs="Times New Roman"/>
+          <w:kern w:val="0"/>
+          <w:sz w:val="24"/>
+          <w:szCs w:val="24"/>
+          <w:lang w:eastAsia="en-150"/>
+          <w14:ligatures w14:val="none"/>
+        </w:rPr>
+        <w:t xml:space="preserve"> </w:t>
+      </w:r>
+      <w:proofErr w:type="spellStart"/>
+      <w:r>
+        <w:rPr>
+          <w:rFonts w:ascii="Times New Roman" w:eastAsia="Times New Roman" w:hAnsi="Times New Roman" w:cs="Times New Roman"/>
+          <w:kern w:val="0"/>
+          <w:sz w:val="24"/>
+          <w:szCs w:val="24"/>
+          <w:lang w:eastAsia="en-150"/>
+          <w14:ligatures w14:val="none"/>
+        </w:rPr>
+        <w:t>și</w:t>
+      </w:r>
+      <w:proofErr w:type="spellEnd"/>
+      <w:r>
+        <w:rPr>
+          <w:rFonts w:ascii="Times New Roman" w:eastAsia="Times New Roman" w:hAnsi="Times New Roman" w:cs="Times New Roman"/>
+          <w:kern w:val="0"/>
+          <w:sz w:val="24"/>
+          <w:szCs w:val="24"/>
+          <w:lang w:eastAsia="en-150"/>
+          <w14:ligatures w14:val="none"/>
+        </w:rPr>
+        <w:t xml:space="preserve"> </w:t>
+      </w:r>
+      <w:proofErr w:type="spellStart"/>
+      <w:r>
+        <w:rPr>
+          <w:rFonts w:ascii="Times New Roman" w:eastAsia="Times New Roman" w:hAnsi="Times New Roman" w:cs="Times New Roman"/>
+          <w:kern w:val="0"/>
+          <w:sz w:val="24"/>
+          <w:szCs w:val="24"/>
+          <w:lang w:eastAsia="en-150"/>
+          <w14:ligatures w14:val="none"/>
+        </w:rPr>
+        <w:t>durata_minute</w:t>
+      </w:r>
+      <w:proofErr w:type="spellEnd"/>
+      <w:r>
+        <w:rPr>
+          <w:rFonts w:ascii="Times New Roman" w:eastAsia="Times New Roman" w:hAnsi="Times New Roman" w:cs="Times New Roman"/>
+          <w:kern w:val="0"/>
+          <w:sz w:val="24"/>
+          <w:szCs w:val="24"/>
+          <w:lang w:eastAsia="en-150"/>
+          <w14:ligatures w14:val="none"/>
+        </w:rPr>
+        <w:t xml:space="preserve">. Se </w:t>
+      </w:r>
+      <w:proofErr w:type="spellStart"/>
+      <w:r>
+        <w:rPr>
+          <w:rFonts w:ascii="Times New Roman" w:eastAsia="Times New Roman" w:hAnsi="Times New Roman" w:cs="Times New Roman"/>
+          <w:kern w:val="0"/>
+          <w:sz w:val="24"/>
+          <w:szCs w:val="24"/>
+          <w:lang w:eastAsia="en-150"/>
+          <w14:ligatures w14:val="none"/>
+        </w:rPr>
+        <w:t>raportează</w:t>
+      </w:r>
+      <w:proofErr w:type="spellEnd"/>
+      <w:r>
+        <w:rPr>
+          <w:rFonts w:ascii="Times New Roman" w:eastAsia="Times New Roman" w:hAnsi="Times New Roman" w:cs="Times New Roman"/>
+          <w:kern w:val="0"/>
+          <w:sz w:val="24"/>
+          <w:szCs w:val="24"/>
+          <w:lang w:eastAsia="en-150"/>
+          <w14:ligatures w14:val="none"/>
+        </w:rPr>
+        <w:t xml:space="preserve"> la o </w:t>
+      </w:r>
+      <w:proofErr w:type="spellStart"/>
+      <w:r>
+        <w:rPr>
+          <w:rFonts w:ascii="Times New Roman" w:eastAsia="Times New Roman" w:hAnsi="Times New Roman" w:cs="Times New Roman"/>
+          <w:kern w:val="0"/>
+          <w:sz w:val="24"/>
+          <w:szCs w:val="24"/>
+          <w:lang w:eastAsia="en-150"/>
+          <w14:ligatures w14:val="none"/>
+        </w:rPr>
+        <w:t>serie</w:t>
+      </w:r>
+      <w:proofErr w:type="spellEnd"/>
+      <w:r>
+        <w:rPr>
+          <w:rFonts w:ascii="Times New Roman" w:eastAsia="Times New Roman" w:hAnsi="Times New Roman" w:cs="Times New Roman"/>
+          <w:kern w:val="0"/>
+          <w:sz w:val="24"/>
+          <w:szCs w:val="24"/>
+          <w:lang w:eastAsia="en-150"/>
+          <w14:ligatures w14:val="none"/>
+        </w:rPr>
+        <w:t xml:space="preserve"> </w:t>
+      </w:r>
+      <w:proofErr w:type="spellStart"/>
+      <w:r>
+        <w:rPr>
+          <w:rFonts w:ascii="Times New Roman" w:eastAsia="Times New Roman" w:hAnsi="Times New Roman" w:cs="Times New Roman"/>
+          <w:kern w:val="0"/>
+          <w:sz w:val="24"/>
+          <w:szCs w:val="24"/>
+          <w:lang w:eastAsia="en-150"/>
+          <w14:ligatures w14:val="none"/>
+        </w:rPr>
+        <w:t>și</w:t>
+      </w:r>
+      <w:proofErr w:type="spellEnd"/>
+      <w:r>
+        <w:rPr>
+          <w:rFonts w:ascii="Times New Roman" w:eastAsia="Times New Roman" w:hAnsi="Times New Roman" w:cs="Times New Roman"/>
+          <w:kern w:val="0"/>
+          <w:sz w:val="24"/>
+          <w:szCs w:val="24"/>
+          <w:lang w:eastAsia="en-150"/>
+          <w14:ligatures w14:val="none"/>
+        </w:rPr>
+        <w:t xml:space="preserve"> se </w:t>
+      </w:r>
+      <w:proofErr w:type="spellStart"/>
+      <w:r>
+        <w:rPr>
+          <w:rFonts w:ascii="Times New Roman" w:eastAsia="Times New Roman" w:hAnsi="Times New Roman" w:cs="Times New Roman"/>
+          <w:kern w:val="0"/>
+          <w:sz w:val="24"/>
+          <w:szCs w:val="24"/>
+          <w:lang w:eastAsia="en-150"/>
+          <w14:ligatures w14:val="none"/>
+        </w:rPr>
+        <w:t>desfășoară</w:t>
+      </w:r>
+      <w:proofErr w:type="spellEnd"/>
+      <w:r>
+        <w:rPr>
+          <w:rFonts w:ascii="Times New Roman" w:eastAsia="Times New Roman" w:hAnsi="Times New Roman" w:cs="Times New Roman"/>
+          <w:kern w:val="0"/>
+          <w:sz w:val="24"/>
+          <w:szCs w:val="24"/>
+          <w:lang w:eastAsia="en-150"/>
+          <w14:ligatures w14:val="none"/>
+        </w:rPr>
+        <w:t xml:space="preserve"> </w:t>
+      </w:r>
+      <w:proofErr w:type="spellStart"/>
+      <w:r>
+        <w:rPr>
+          <w:rFonts w:ascii="Times New Roman" w:eastAsia="Times New Roman" w:hAnsi="Times New Roman" w:cs="Times New Roman"/>
+          <w:kern w:val="0"/>
+          <w:sz w:val="24"/>
+          <w:szCs w:val="24"/>
+          <w:lang w:eastAsia="en-150"/>
+          <w14:ligatures w14:val="none"/>
+        </w:rPr>
+        <w:t>într</w:t>
+      </w:r>
+      <w:proofErr w:type="spellEnd"/>
+      <w:r>
+        <w:rPr>
+          <w:rFonts w:ascii="Times New Roman" w:eastAsia="Times New Roman" w:hAnsi="Times New Roman" w:cs="Times New Roman"/>
+          <w:kern w:val="0"/>
+          <w:sz w:val="24"/>
+          <w:szCs w:val="24"/>
+          <w:lang w:eastAsia="en-150"/>
+          <w14:ligatures w14:val="none"/>
+        </w:rPr>
+        <w:t xml:space="preserve">-o </w:t>
+      </w:r>
+      <w:proofErr w:type="spellStart"/>
+      <w:r>
+        <w:rPr>
+          <w:rFonts w:ascii="Times New Roman" w:eastAsia="Times New Roman" w:hAnsi="Times New Roman" w:cs="Times New Roman"/>
+          <w:kern w:val="0"/>
+          <w:sz w:val="24"/>
+          <w:szCs w:val="24"/>
+          <w:lang w:eastAsia="en-150"/>
+          <w14:ligatures w14:val="none"/>
+        </w:rPr>
+        <w:t>anumită</w:t>
+      </w:r>
+      <w:proofErr w:type="spellEnd"/>
+      <w:r>
+        <w:rPr>
+          <w:rFonts w:ascii="Times New Roman" w:eastAsia="Times New Roman" w:hAnsi="Times New Roman" w:cs="Times New Roman"/>
+          <w:kern w:val="0"/>
+          <w:sz w:val="24"/>
+          <w:szCs w:val="24"/>
+          <w:lang w:eastAsia="en-150"/>
+          <w14:ligatures w14:val="none"/>
+        </w:rPr>
+        <w:t xml:space="preserve"> </w:t>
+      </w:r>
+      <w:proofErr w:type="spellStart"/>
+      <w:r>
+        <w:rPr>
+          <w:rFonts w:ascii="Times New Roman" w:eastAsia="Times New Roman" w:hAnsi="Times New Roman" w:cs="Times New Roman"/>
+          <w:kern w:val="0"/>
+          <w:sz w:val="24"/>
+          <w:szCs w:val="24"/>
+          <w:lang w:eastAsia="en-150"/>
+          <w14:ligatures w14:val="none"/>
+        </w:rPr>
+        <w:t>sală</w:t>
+      </w:r>
+      <w:proofErr w:type="spellEnd"/>
+      <w:r>
+        <w:rPr>
+          <w:rFonts w:ascii="Times New Roman" w:eastAsia="Times New Roman" w:hAnsi="Times New Roman" w:cs="Times New Roman"/>
+          <w:kern w:val="0"/>
+          <w:sz w:val="24"/>
+          <w:szCs w:val="24"/>
+          <w:lang w:eastAsia="en-150"/>
+          <w14:ligatures w14:val="none"/>
+        </w:rPr>
+        <w:t>.</w:t>
+      </w:r>
+    </w:p>
+    <w:p>
+      <w:pPr>
+        <w:numPr>
+          <w:ilvl w:val="0"/>
+          <w:numId w:val="10"/>
+        </w:numPr>
+        <w:spacing w:before="100" w:beforeAutospacing="1" w:after="100" w:afterAutospacing="1" w:line="360" w:lineRule="auto"/>
+        <w:rPr>
+          <w:rFonts w:ascii="Times New Roman" w:eastAsia="Times New Roman" w:hAnsi="Times New Roman" w:cs="Times New Roman"/>
+          <w:kern w:val="0"/>
+          <w:sz w:val="24"/>
+          <w:szCs w:val="24"/>
+          <w:lang w:eastAsia="en-150"/>
+          <w14:ligatures w14:val="none"/>
+        </w:rPr>
+      </w:pPr>
+      <w:r>
+        <w:rPr>
+          <w:rFonts w:ascii="Times New Roman" w:eastAsia="Times New Roman" w:hAnsi="Times New Roman" w:cs="Times New Roman"/>
+          <w:b/>
+          <w:bCs/>
+          <w:kern w:val="0"/>
+          <w:sz w:val="24"/>
+          <w:szCs w:val="24"/>
+          <w:lang w:eastAsia="en-150"/>
+          <w14:ligatures w14:val="none"/>
+        </w:rPr>
+        <w:t>EXAMEN</w:t>
+      </w:r>
+      <w:r>
+        <w:rPr>
+          <w:rFonts w:ascii="Times New Roman" w:eastAsia="Times New Roman" w:hAnsi="Times New Roman" w:cs="Times New Roman"/>
+          <w:kern w:val="0"/>
+          <w:sz w:val="24"/>
+          <w:szCs w:val="24"/>
+          <w:lang w:eastAsia="en-150"/>
+          <w14:ligatures w14:val="none"/>
+        </w:rPr>
+        <w:t xml:space="preserve">. </w:t>
+      </w:r>
+      <w:proofErr w:type="spellStart"/>
+      <w:r>
+        <w:rPr>
+          <w:rFonts w:ascii="Times New Roman" w:eastAsia="Times New Roman" w:hAnsi="Times New Roman" w:cs="Times New Roman"/>
+          <w:kern w:val="0"/>
+          <w:sz w:val="24"/>
+          <w:szCs w:val="24"/>
+          <w:lang w:eastAsia="en-150"/>
+          <w14:ligatures w14:val="none"/>
+        </w:rPr>
+        <w:t>Examenele</w:t>
+      </w:r>
+      <w:proofErr w:type="spellEnd"/>
+      <w:r>
+        <w:rPr>
+          <w:rFonts w:ascii="Times New Roman" w:eastAsia="Times New Roman" w:hAnsi="Times New Roman" w:cs="Times New Roman"/>
+          <w:kern w:val="0"/>
+          <w:sz w:val="24"/>
+          <w:szCs w:val="24"/>
+          <w:lang w:eastAsia="en-150"/>
+          <w14:ligatures w14:val="none"/>
+        </w:rPr>
+        <w:t xml:space="preserve"> (</w:t>
+      </w:r>
+      <w:proofErr w:type="spellStart"/>
+      <w:r>
+        <w:rPr>
+          <w:rFonts w:ascii="Times New Roman" w:eastAsia="Times New Roman" w:hAnsi="Times New Roman" w:cs="Times New Roman"/>
+          <w:kern w:val="0"/>
+          <w:sz w:val="24"/>
+          <w:szCs w:val="24"/>
+          <w:lang w:eastAsia="en-150"/>
+          <w14:ligatures w14:val="none"/>
+        </w:rPr>
+        <w:t>sală</w:t>
+      </w:r>
+      <w:proofErr w:type="spellEnd"/>
+      <w:r>
+        <w:rPr>
+          <w:rFonts w:ascii="Times New Roman" w:eastAsia="Times New Roman" w:hAnsi="Times New Roman" w:cs="Times New Roman"/>
+          <w:kern w:val="0"/>
+          <w:sz w:val="24"/>
+          <w:szCs w:val="24"/>
+          <w:lang w:eastAsia="en-150"/>
+          <w14:ligatures w14:val="none"/>
+        </w:rPr>
+        <w:t xml:space="preserve"> </w:t>
+      </w:r>
+      <w:proofErr w:type="spellStart"/>
+      <w:r>
+        <w:rPr>
+          <w:rFonts w:ascii="Times New Roman" w:eastAsia="Times New Roman" w:hAnsi="Times New Roman" w:cs="Times New Roman"/>
+          <w:kern w:val="0"/>
+          <w:sz w:val="24"/>
+          <w:szCs w:val="24"/>
+          <w:lang w:eastAsia="en-150"/>
+          <w14:ligatures w14:val="none"/>
+        </w:rPr>
+        <w:t>sau</w:t>
+      </w:r>
+      <w:proofErr w:type="spellEnd"/>
+      <w:r>
+        <w:rPr>
+          <w:rFonts w:ascii="Times New Roman" w:eastAsia="Times New Roman" w:hAnsi="Times New Roman" w:cs="Times New Roman"/>
+          <w:kern w:val="0"/>
+          <w:sz w:val="24"/>
+          <w:szCs w:val="24"/>
+          <w:lang w:eastAsia="en-150"/>
+          <w14:ligatures w14:val="none"/>
+        </w:rPr>
+        <w:t xml:space="preserve"> </w:t>
+      </w:r>
+      <w:proofErr w:type="spellStart"/>
+      <w:r>
+        <w:rPr>
+          <w:rFonts w:ascii="Times New Roman" w:eastAsia="Times New Roman" w:hAnsi="Times New Roman" w:cs="Times New Roman"/>
+          <w:kern w:val="0"/>
+          <w:sz w:val="24"/>
+          <w:szCs w:val="24"/>
+          <w:lang w:eastAsia="en-150"/>
+          <w14:ligatures w14:val="none"/>
+        </w:rPr>
+        <w:t>traseu</w:t>
+      </w:r>
+      <w:proofErr w:type="spellEnd"/>
+      <w:r>
+        <w:rPr>
+          <w:rFonts w:ascii="Times New Roman" w:eastAsia="Times New Roman" w:hAnsi="Times New Roman" w:cs="Times New Roman"/>
+          <w:kern w:val="0"/>
+          <w:sz w:val="24"/>
+          <w:szCs w:val="24"/>
+          <w:lang w:eastAsia="en-150"/>
+          <w14:ligatures w14:val="none"/>
+        </w:rPr>
+        <w:t xml:space="preserve">) </w:t>
+      </w:r>
+      <w:proofErr w:type="spellStart"/>
+      <w:r>
+        <w:rPr>
+          <w:rFonts w:ascii="Times New Roman" w:eastAsia="Times New Roman" w:hAnsi="Times New Roman" w:cs="Times New Roman"/>
+          <w:kern w:val="0"/>
+          <w:sz w:val="24"/>
+          <w:szCs w:val="24"/>
+          <w:lang w:eastAsia="en-150"/>
+          <w14:ligatures w14:val="none"/>
+        </w:rPr>
+        <w:t>susținute</w:t>
+      </w:r>
+      <w:proofErr w:type="spellEnd"/>
+      <w:r>
+        <w:rPr>
+          <w:rFonts w:ascii="Times New Roman" w:eastAsia="Times New Roman" w:hAnsi="Times New Roman" w:cs="Times New Roman"/>
+          <w:kern w:val="0"/>
+          <w:sz w:val="24"/>
+          <w:szCs w:val="24"/>
+          <w:lang w:eastAsia="en-150"/>
+          <w14:ligatures w14:val="none"/>
+        </w:rPr>
+        <w:t xml:space="preserve"> </w:t>
+      </w:r>
+      <w:proofErr w:type="spellStart"/>
+      <w:r>
+        <w:rPr>
+          <w:rFonts w:ascii="Times New Roman" w:eastAsia="Times New Roman" w:hAnsi="Times New Roman" w:cs="Times New Roman"/>
+          <w:kern w:val="0"/>
+          <w:sz w:val="24"/>
+          <w:szCs w:val="24"/>
+          <w:lang w:eastAsia="en-150"/>
+          <w14:ligatures w14:val="none"/>
+        </w:rPr>
+        <w:t>pentru</w:t>
+      </w:r>
+      <w:proofErr w:type="spellEnd"/>
+      <w:r>
+        <w:rPr>
+          <w:rFonts w:ascii="Times New Roman" w:eastAsia="Times New Roman" w:hAnsi="Times New Roman" w:cs="Times New Roman"/>
+          <w:kern w:val="0"/>
+          <w:sz w:val="24"/>
+          <w:szCs w:val="24"/>
+          <w:lang w:eastAsia="en-150"/>
+          <w14:ligatures w14:val="none"/>
+        </w:rPr>
+        <w:t xml:space="preserve"> un </w:t>
+      </w:r>
+      <w:proofErr w:type="spellStart"/>
+      <w:r>
+        <w:rPr>
+          <w:rFonts w:ascii="Times New Roman" w:eastAsia="Times New Roman" w:hAnsi="Times New Roman" w:cs="Times New Roman"/>
+          <w:kern w:val="0"/>
+          <w:sz w:val="24"/>
+          <w:szCs w:val="24"/>
+          <w:lang w:eastAsia="en-150"/>
+          <w14:ligatures w14:val="none"/>
+        </w:rPr>
+        <w:t>dosar</w:t>
+      </w:r>
+      <w:proofErr w:type="spellEnd"/>
+      <w:r>
+        <w:rPr>
+          <w:rFonts w:ascii="Times New Roman" w:eastAsia="Times New Roman" w:hAnsi="Times New Roman" w:cs="Times New Roman"/>
+          <w:kern w:val="0"/>
+          <w:sz w:val="24"/>
+          <w:szCs w:val="24"/>
+          <w:lang w:eastAsia="en-150"/>
+          <w14:ligatures w14:val="none"/>
+        </w:rPr>
+        <w:t xml:space="preserve">. </w:t>
+      </w:r>
+      <w:proofErr w:type="spellStart"/>
+      <w:r>
+        <w:rPr>
+          <w:rFonts w:ascii="Times New Roman" w:eastAsia="Times New Roman" w:hAnsi="Times New Roman" w:cs="Times New Roman"/>
+          <w:kern w:val="0"/>
+          <w:sz w:val="24"/>
+          <w:szCs w:val="24"/>
+          <w:lang w:eastAsia="en-150"/>
+          <w14:ligatures w14:val="none"/>
+        </w:rPr>
+        <w:t>Reține</w:t>
+      </w:r>
+      <w:proofErr w:type="spellEnd"/>
+      <w:r>
+        <w:rPr>
+          <w:rFonts w:ascii="Times New Roman" w:eastAsia="Times New Roman" w:hAnsi="Times New Roman" w:cs="Times New Roman"/>
+          <w:kern w:val="0"/>
+          <w:sz w:val="24"/>
+          <w:szCs w:val="24"/>
+          <w:lang w:eastAsia="en-150"/>
+          <w14:ligatures w14:val="none"/>
+        </w:rPr>
+        <w:t xml:space="preserve"> </w:t>
+      </w:r>
+      <w:proofErr w:type="spellStart"/>
+      <w:r>
+        <w:rPr>
+          <w:rFonts w:ascii="Times New Roman" w:eastAsia="Times New Roman" w:hAnsi="Times New Roman" w:cs="Times New Roman"/>
+          <w:kern w:val="0"/>
+          <w:sz w:val="24"/>
+          <w:szCs w:val="24"/>
+          <w:lang w:eastAsia="en-150"/>
+          <w14:ligatures w14:val="none"/>
+        </w:rPr>
+        <w:t>id_examen</w:t>
+      </w:r>
+      <w:proofErr w:type="spellEnd"/>
+      <w:r>
+        <w:rPr>
+          <w:rFonts w:ascii="Times New Roman" w:eastAsia="Times New Roman" w:hAnsi="Times New Roman" w:cs="Times New Roman"/>
+          <w:kern w:val="0"/>
+          <w:sz w:val="24"/>
+          <w:szCs w:val="24"/>
+          <w:lang w:eastAsia="en-150"/>
+          <w14:ligatures w14:val="none"/>
+        </w:rPr>
+        <w:t xml:space="preserve">, </w:t>
+      </w:r>
+      <w:proofErr w:type="spellStart"/>
+      <w:r>
+        <w:rPr>
+          <w:rFonts w:ascii="Times New Roman" w:eastAsia="Times New Roman" w:hAnsi="Times New Roman" w:cs="Times New Roman"/>
+          <w:kern w:val="0"/>
+          <w:sz w:val="24"/>
+          <w:szCs w:val="24"/>
+          <w:lang w:eastAsia="en-150"/>
+          <w14:ligatures w14:val="none"/>
+        </w:rPr>
+        <w:t>data_examen</w:t>
+      </w:r>
+      <w:proofErr w:type="spellEnd"/>
+      <w:r>
+        <w:rPr>
+          <w:rFonts w:ascii="Times New Roman" w:eastAsia="Times New Roman" w:hAnsi="Times New Roman" w:cs="Times New Roman"/>
+          <w:kern w:val="0"/>
+          <w:sz w:val="24"/>
+          <w:szCs w:val="24"/>
+          <w:lang w:eastAsia="en-150"/>
+          <w14:ligatures w14:val="none"/>
+        </w:rPr>
+        <w:t xml:space="preserve">, </w:t>
+      </w:r>
+      <w:proofErr w:type="spellStart"/>
+      <w:r>
+        <w:rPr>
+          <w:rFonts w:ascii="Times New Roman" w:eastAsia="Times New Roman" w:hAnsi="Times New Roman" w:cs="Times New Roman"/>
+          <w:kern w:val="0"/>
+          <w:sz w:val="24"/>
+          <w:szCs w:val="24"/>
+          <w:lang w:eastAsia="en-150"/>
+          <w14:ligatures w14:val="none"/>
+        </w:rPr>
+        <w:t>tip_examen</w:t>
+      </w:r>
+      <w:proofErr w:type="spellEnd"/>
+      <w:r>
+        <w:rPr>
+          <w:rFonts w:ascii="Times New Roman" w:eastAsia="Times New Roman" w:hAnsi="Times New Roman" w:cs="Times New Roman"/>
+          <w:kern w:val="0"/>
+          <w:sz w:val="24"/>
+          <w:szCs w:val="24"/>
+          <w:lang w:eastAsia="en-150"/>
+          <w14:ligatures w14:val="none"/>
+        </w:rPr>
+        <w:t xml:space="preserve"> </w:t>
+      </w:r>
+      <w:proofErr w:type="spellStart"/>
+      <w:r>
+        <w:rPr>
+          <w:rFonts w:ascii="Times New Roman" w:eastAsia="Times New Roman" w:hAnsi="Times New Roman" w:cs="Times New Roman"/>
+          <w:kern w:val="0"/>
+          <w:sz w:val="24"/>
+          <w:szCs w:val="24"/>
+          <w:lang w:eastAsia="en-150"/>
+          <w14:ligatures w14:val="none"/>
+        </w:rPr>
+        <w:t>și</w:t>
+      </w:r>
+      <w:proofErr w:type="spellEnd"/>
+      <w:r>
+        <w:rPr>
+          <w:rFonts w:ascii="Times New Roman" w:eastAsia="Times New Roman" w:hAnsi="Times New Roman" w:cs="Times New Roman"/>
+          <w:kern w:val="0"/>
+          <w:sz w:val="24"/>
+          <w:szCs w:val="24"/>
+          <w:lang w:eastAsia="en-150"/>
+          <w14:ligatures w14:val="none"/>
+        </w:rPr>
+        <w:t xml:space="preserve"> </w:t>
+      </w:r>
+      <w:proofErr w:type="spellStart"/>
+      <w:r>
+        <w:rPr>
+          <w:rFonts w:ascii="Times New Roman" w:eastAsia="Times New Roman" w:hAnsi="Times New Roman" w:cs="Times New Roman"/>
+          <w:kern w:val="0"/>
+          <w:sz w:val="24"/>
+          <w:szCs w:val="24"/>
+          <w:lang w:eastAsia="en-150"/>
+          <w14:ligatures w14:val="none"/>
+        </w:rPr>
+        <w:t>rezultatul</w:t>
+      </w:r>
+      <w:proofErr w:type="spellEnd"/>
+      <w:r>
+        <w:rPr>
+          <w:rFonts w:ascii="Times New Roman" w:eastAsia="Times New Roman" w:hAnsi="Times New Roman" w:cs="Times New Roman"/>
+          <w:kern w:val="0"/>
+          <w:sz w:val="24"/>
+          <w:szCs w:val="24"/>
+          <w:lang w:eastAsia="en-150"/>
+          <w14:ligatures w14:val="none"/>
+        </w:rPr>
+        <w:t xml:space="preserve"> </w:t>
+      </w:r>
+      <w:proofErr w:type="spellStart"/>
+      <w:r>
+        <w:rPr>
+          <w:rFonts w:ascii="Times New Roman" w:eastAsia="Times New Roman" w:hAnsi="Times New Roman" w:cs="Times New Roman"/>
+          <w:kern w:val="0"/>
+          <w:sz w:val="24"/>
+          <w:szCs w:val="24"/>
+          <w:lang w:eastAsia="en-150"/>
+          <w14:ligatures w14:val="none"/>
+        </w:rPr>
+        <w:t>obținut</w:t>
+      </w:r>
+      <w:proofErr w:type="spellEnd"/>
+      <w:r>
+        <w:rPr>
+          <w:rFonts w:ascii="Times New Roman" w:eastAsia="Times New Roman" w:hAnsi="Times New Roman" w:cs="Times New Roman"/>
+          <w:kern w:val="0"/>
+          <w:sz w:val="24"/>
+          <w:szCs w:val="24"/>
+          <w:lang w:eastAsia="en-150"/>
+          <w14:ligatures w14:val="none"/>
+        </w:rPr>
+        <w:t>.</w:t>
+      </w:r>
+    </w:p>
+    <w:p>
+      <w:pPr>
+        <w:numPr>
+          <w:ilvl w:val="0"/>
+          <w:numId w:val="10"/>
+        </w:numPr>
+        <w:spacing w:before="100" w:beforeAutospacing="1" w:after="100" w:afterAutospacing="1" w:line="360" w:lineRule="auto"/>
+        <w:rPr>
+          <w:rFonts w:ascii="Times New Roman" w:eastAsia="Times New Roman" w:hAnsi="Times New Roman" w:cs="Times New Roman"/>
+          <w:kern w:val="0"/>
+          <w:sz w:val="24"/>
+          <w:szCs w:val="24"/>
+          <w:lang w:eastAsia="en-150"/>
+          <w14:ligatures w14:val="none"/>
+        </w:rPr>
+      </w:pPr>
+      <w:r>
+        <w:rPr>
+          <w:rFonts w:ascii="Times New Roman" w:eastAsia="Times New Roman" w:hAnsi="Times New Roman" w:cs="Times New Roman"/>
+          <w:b/>
+          <w:bCs/>
+          <w:kern w:val="0"/>
+          <w:sz w:val="24"/>
+          <w:szCs w:val="24"/>
+          <w:lang w:eastAsia="en-150"/>
+          <w14:ligatures w14:val="none"/>
+        </w:rPr>
         <w:t>PLATA</w:t>
       </w:r>
       <w:r>
@@ -12928,7 +14658,7 @@
           <w:lang w:eastAsia="en-150"/>
           <w14:ligatures w14:val="none"/>
         </w:rPr>
-        <w:t>făcute</w:t>
+        <w:t>efectuate</w:t>
       </w:r>
       <w:proofErr w:type="spellEnd"/>
       <w:r>
@@ -12988,7 +14718,55 @@
           <w:lang w:eastAsia="en-150"/>
           <w14:ligatures w14:val="none"/>
         </w:rPr>
-        <w:t xml:space="preserve">: </w:t>
+        <w:t xml:space="preserve"> de </w:t>
+      </w:r>
+      <w:proofErr w:type="spellStart"/>
+      <w:r>
+        <w:rPr>
+          <w:rFonts w:ascii="Times New Roman" w:eastAsia="Times New Roman" w:hAnsi="Times New Roman" w:cs="Times New Roman"/>
+          <w:kern w:val="0"/>
+          <w:sz w:val="24"/>
+          <w:szCs w:val="24"/>
+          <w:lang w:eastAsia="en-150"/>
+          <w14:ligatures w14:val="none"/>
+        </w:rPr>
+        <w:t>înscriere</w:t>
+      </w:r>
+      <w:proofErr w:type="spellEnd"/>
+      <w:r>
+        <w:rPr>
+          <w:rFonts w:ascii="Times New Roman" w:eastAsia="Times New Roman" w:hAnsi="Times New Roman" w:cs="Times New Roman"/>
+          <w:kern w:val="0"/>
+          <w:sz w:val="24"/>
+          <w:szCs w:val="24"/>
+          <w:lang w:eastAsia="en-150"/>
+          <w14:ligatures w14:val="none"/>
+        </w:rPr>
+        <w:t xml:space="preserve">. </w:t>
+      </w:r>
+      <w:proofErr w:type="spellStart"/>
+      <w:r>
+        <w:rPr>
+          <w:rFonts w:ascii="Times New Roman" w:eastAsia="Times New Roman" w:hAnsi="Times New Roman" w:cs="Times New Roman"/>
+          <w:kern w:val="0"/>
+          <w:sz w:val="24"/>
+          <w:szCs w:val="24"/>
+          <w:lang w:eastAsia="en-150"/>
+          <w14:ligatures w14:val="none"/>
+        </w:rPr>
+        <w:t>Reține</w:t>
+      </w:r>
+      <w:proofErr w:type="spellEnd"/>
+      <w:r>
+        <w:rPr>
+          <w:rFonts w:ascii="Times New Roman" w:eastAsia="Times New Roman" w:hAnsi="Times New Roman" w:cs="Times New Roman"/>
+          <w:kern w:val="0"/>
+          <w:sz w:val="24"/>
+          <w:szCs w:val="24"/>
+          <w:lang w:eastAsia="en-150"/>
+          <w14:ligatures w14:val="none"/>
+        </w:rPr>
+        <w:t xml:space="preserve"> </w:t>
       </w:r>
       <w:proofErr w:type="spellStart"/>
       <w:r>
@@ -13036,7 +14814,31 @@
           <w:lang w:eastAsia="en-150"/>
           <w14:ligatures w14:val="none"/>
         </w:rPr>
-        <w:t xml:space="preserve">, data </w:t>
+        <w:t xml:space="preserve">, </w:t>
+      </w:r>
+      <w:proofErr w:type="spellStart"/>
+      <w:r>
+        <w:rPr>
+          <w:rFonts w:ascii="Times New Roman" w:eastAsia="Times New Roman" w:hAnsi="Times New Roman" w:cs="Times New Roman"/>
+          <w:kern w:val="0"/>
+          <w:sz w:val="24"/>
+          <w:szCs w:val="24"/>
+          <w:lang w:eastAsia="en-150"/>
+          <w14:ligatures w14:val="none"/>
+        </w:rPr>
+        <w:t>data_plata</w:t>
+      </w:r>
+      <w:proofErr w:type="spellEnd"/>
+      <w:r>
+        <w:rPr>
+          <w:rFonts w:ascii="Times New Roman" w:eastAsia="Times New Roman" w:hAnsi="Times New Roman" w:cs="Times New Roman"/>
+          <w:kern w:val="0"/>
+          <w:sz w:val="24"/>
+          <w:szCs w:val="24"/>
+          <w:lang w:eastAsia="en-150"/>
+          <w14:ligatures w14:val="none"/>
+        </w:rPr>
+        <w:t xml:space="preserve"> </w:t>
       </w:r>
       <w:proofErr w:type="spellStart"/>
       <w:r>
@@ -13072,199 +14874,7 @@
           <w:lang w:eastAsia="en-150"/>
           <w14:ligatures w14:val="none"/>
         </w:rPr>
-        <w:t>metoda</w:t>
-      </w:r>
-      <w:proofErr w:type="spellEnd"/>
-      <w:r>
-        <w:rPr>
-          <w:rFonts w:ascii="Times New Roman" w:eastAsia="Times New Roman" w:hAnsi="Times New Roman" w:cs="Times New Roman"/>
-          <w:kern w:val="0"/>
-          <w:sz w:val="24"/>
-          <w:szCs w:val="24"/>
-          <w:lang w:eastAsia="en-150"/>
-          <w14:ligatures w14:val="none"/>
-        </w:rPr>
-        <w:t xml:space="preserve"> de </w:t>
-      </w:r>
-      <w:proofErr w:type="spellStart"/>
-      <w:r>
-        <w:rPr>
-          <w:rFonts w:ascii="Times New Roman" w:eastAsia="Times New Roman" w:hAnsi="Times New Roman" w:cs="Times New Roman"/>
-          <w:kern w:val="0"/>
-          <w:sz w:val="24"/>
-          <w:szCs w:val="24"/>
-          <w:lang w:eastAsia="en-150"/>
-          <w14:ligatures w14:val="none"/>
-        </w:rPr>
-        <w:t>plată</w:t>
-      </w:r>
-      <w:proofErr w:type="spellEnd"/>
-      <w:r>
-        <w:rPr>
-          <w:rFonts w:ascii="Times New Roman" w:eastAsia="Times New Roman" w:hAnsi="Times New Roman" w:cs="Times New Roman"/>
-          <w:kern w:val="0"/>
-          <w:sz w:val="24"/>
-          <w:szCs w:val="24"/>
-          <w:lang w:eastAsia="en-150"/>
-          <w14:ligatures w14:val="none"/>
-        </w:rPr>
-        <w:t xml:space="preserve">. Un </w:t>
-      </w:r>
-      <w:proofErr w:type="spellStart"/>
-      <w:r>
-        <w:rPr>
-          <w:rFonts w:ascii="Times New Roman" w:eastAsia="Times New Roman" w:hAnsi="Times New Roman" w:cs="Times New Roman"/>
-          <w:kern w:val="0"/>
-          <w:sz w:val="24"/>
-          <w:szCs w:val="24"/>
-          <w:lang w:eastAsia="en-150"/>
-          <w14:ligatures w14:val="none"/>
-        </w:rPr>
-        <w:t>dosar</w:t>
-      </w:r>
-      <w:proofErr w:type="spellEnd"/>
-      <w:r>
-        <w:rPr>
-          <w:rFonts w:ascii="Times New Roman" w:eastAsia="Times New Roman" w:hAnsi="Times New Roman" w:cs="Times New Roman"/>
-          <w:kern w:val="0"/>
-          <w:sz w:val="24"/>
-          <w:szCs w:val="24"/>
-          <w:lang w:eastAsia="en-150"/>
-          <w14:ligatures w14:val="none"/>
-        </w:rPr>
-        <w:t xml:space="preserve"> </w:t>
-      </w:r>
-      <w:proofErr w:type="spellStart"/>
-      <w:r>
-        <w:rPr>
-          <w:rFonts w:ascii="Times New Roman" w:eastAsia="Times New Roman" w:hAnsi="Times New Roman" w:cs="Times New Roman"/>
-          <w:kern w:val="0"/>
-          <w:sz w:val="24"/>
-          <w:szCs w:val="24"/>
-          <w:lang w:eastAsia="en-150"/>
-          <w14:ligatures w14:val="none"/>
-        </w:rPr>
-        <w:t>poate</w:t>
-      </w:r>
-      <w:proofErr w:type="spellEnd"/>
-      <w:r>
-        <w:rPr>
-          <w:rFonts w:ascii="Times New Roman" w:eastAsia="Times New Roman" w:hAnsi="Times New Roman" w:cs="Times New Roman"/>
-          <w:kern w:val="0"/>
-          <w:sz w:val="24"/>
-          <w:szCs w:val="24"/>
-          <w:lang w:eastAsia="en-150"/>
-          <w14:ligatures w14:val="none"/>
-        </w:rPr>
-        <w:t xml:space="preserve"> </w:t>
-      </w:r>
-      <w:proofErr w:type="spellStart"/>
-      <w:r>
-        <w:rPr>
-          <w:rFonts w:ascii="Times New Roman" w:eastAsia="Times New Roman" w:hAnsi="Times New Roman" w:cs="Times New Roman"/>
-          <w:kern w:val="0"/>
-          <w:sz w:val="24"/>
-          <w:szCs w:val="24"/>
-          <w:lang w:eastAsia="en-150"/>
-          <w14:ligatures w14:val="none"/>
-        </w:rPr>
-        <w:t>avea</w:t>
-      </w:r>
-      <w:proofErr w:type="spellEnd"/>
-      <w:r>
-        <w:rPr>
-          <w:rFonts w:ascii="Times New Roman" w:eastAsia="Times New Roman" w:hAnsi="Times New Roman" w:cs="Times New Roman"/>
-          <w:kern w:val="0"/>
-          <w:sz w:val="24"/>
-          <w:szCs w:val="24"/>
-          <w:lang w:eastAsia="en-150"/>
-          <w14:ligatures w14:val="none"/>
-        </w:rPr>
-        <w:t xml:space="preserve"> </w:t>
-      </w:r>
-      <w:proofErr w:type="spellStart"/>
-      <w:r>
-        <w:rPr>
-          <w:rFonts w:ascii="Times New Roman" w:eastAsia="Times New Roman" w:hAnsi="Times New Roman" w:cs="Times New Roman"/>
-          <w:kern w:val="0"/>
-          <w:sz w:val="24"/>
-          <w:szCs w:val="24"/>
-          <w:lang w:eastAsia="en-150"/>
-          <w14:ligatures w14:val="none"/>
-        </w:rPr>
-        <w:t>asociate</w:t>
-      </w:r>
-      <w:proofErr w:type="spellEnd"/>
-      <w:r>
-        <w:rPr>
-          <w:rFonts w:ascii="Times New Roman" w:eastAsia="Times New Roman" w:hAnsi="Times New Roman" w:cs="Times New Roman"/>
-          <w:kern w:val="0"/>
-          <w:sz w:val="24"/>
-          <w:szCs w:val="24"/>
-          <w:lang w:eastAsia="en-150"/>
-          <w14:ligatures w14:val="none"/>
-        </w:rPr>
-        <w:t xml:space="preserve"> </w:t>
-      </w:r>
-      <w:proofErr w:type="spellStart"/>
-      <w:r>
-        <w:rPr>
-          <w:rFonts w:ascii="Times New Roman" w:eastAsia="Times New Roman" w:hAnsi="Times New Roman" w:cs="Times New Roman"/>
-          <w:kern w:val="0"/>
-          <w:sz w:val="24"/>
-          <w:szCs w:val="24"/>
-          <w:lang w:eastAsia="en-150"/>
-          <w14:ligatures w14:val="none"/>
-        </w:rPr>
-        <w:t>mai</w:t>
-      </w:r>
-      <w:proofErr w:type="spellEnd"/>
-      <w:r>
-        <w:rPr>
-          <w:rFonts w:ascii="Times New Roman" w:eastAsia="Times New Roman" w:hAnsi="Times New Roman" w:cs="Times New Roman"/>
-          <w:kern w:val="0"/>
-          <w:sz w:val="24"/>
-          <w:szCs w:val="24"/>
-          <w:lang w:eastAsia="en-150"/>
-          <w14:ligatures w14:val="none"/>
-        </w:rPr>
-        <w:t xml:space="preserve"> </w:t>
-      </w:r>
-      <w:proofErr w:type="spellStart"/>
-      <w:r>
-        <w:rPr>
-          <w:rFonts w:ascii="Times New Roman" w:eastAsia="Times New Roman" w:hAnsi="Times New Roman" w:cs="Times New Roman"/>
-          <w:kern w:val="0"/>
-          <w:sz w:val="24"/>
-          <w:szCs w:val="24"/>
-          <w:lang w:eastAsia="en-150"/>
-          <w14:ligatures w14:val="none"/>
-        </w:rPr>
-        <w:t>multe</w:t>
-      </w:r>
-      <w:proofErr w:type="spellEnd"/>
-      <w:r>
-        <w:rPr>
-          <w:rFonts w:ascii="Times New Roman" w:eastAsia="Times New Roman" w:hAnsi="Times New Roman" w:cs="Times New Roman"/>
-          <w:kern w:val="0"/>
-          <w:sz w:val="24"/>
-          <w:szCs w:val="24"/>
-          <w:lang w:eastAsia="en-150"/>
-          <w14:ligatures w14:val="none"/>
-        </w:rPr>
-        <w:t xml:space="preserve"> </w:t>
-      </w:r>
-      <w:proofErr w:type="spellStart"/>
-      <w:r>
-        <w:rPr>
-          <w:rFonts w:ascii="Times New Roman" w:eastAsia="Times New Roman" w:hAnsi="Times New Roman" w:cs="Times New Roman"/>
-          <w:kern w:val="0"/>
-          <w:sz w:val="24"/>
-          <w:szCs w:val="24"/>
-          <w:lang w:eastAsia="en-150"/>
-          <w14:ligatures w14:val="none"/>
-        </w:rPr>
-        <w:t>plăți</w:t>
+        <w:t>metoda_plata</w:t>
       </w:r>
       <w:proofErr w:type="spellEnd"/>
       <w:r>
@@ -13302,7 +14912,6 @@
           <w:lang w:eastAsia="en-150"/>
           <w14:ligatures w14:val="none"/>
         </w:rPr>
-        <w:lastRenderedPageBreak/>
         <w:t xml:space="preserve">3.3. </w:t>
       </w:r>
       <w:proofErr w:type="spellStart"/>
@@ -13409,6 +15018,870 @@
           <w:lang w:eastAsia="en-150"/>
           <w14:ligatures w14:val="none"/>
         </w:rPr>
+        <w:t xml:space="preserve"> </w:t>
+      </w:r>
+      <w:proofErr w:type="spellStart"/>
+      <w:r>
+        <w:rPr>
+          <w:rFonts w:ascii="Times New Roman" w:eastAsia="Times New Roman" w:hAnsi="Times New Roman" w:cs="Times New Roman"/>
+          <w:kern w:val="0"/>
+          <w:sz w:val="24"/>
+          <w:szCs w:val="24"/>
+          <w:lang w:eastAsia="en-150"/>
+          <w14:ligatures w14:val="none"/>
+        </w:rPr>
+        <w:t>susțin</w:t>
+      </w:r>
+      <w:proofErr w:type="spellEnd"/>
+      <w:r>
+        <w:rPr>
+          <w:rFonts w:ascii="Times New Roman" w:eastAsia="Times New Roman" w:hAnsi="Times New Roman" w:cs="Times New Roman"/>
+          <w:kern w:val="0"/>
+          <w:sz w:val="24"/>
+          <w:szCs w:val="24"/>
+          <w:lang w:eastAsia="en-150"/>
+          <w14:ligatures w14:val="none"/>
+        </w:rPr>
+        <w:t xml:space="preserve"> </w:t>
+      </w:r>
+      <w:proofErr w:type="spellStart"/>
+      <w:r>
+        <w:rPr>
+          <w:rFonts w:ascii="Times New Roman" w:eastAsia="Times New Roman" w:hAnsi="Times New Roman" w:cs="Times New Roman"/>
+          <w:kern w:val="0"/>
+          <w:sz w:val="24"/>
+          <w:szCs w:val="24"/>
+          <w:lang w:eastAsia="en-150"/>
+          <w14:ligatures w14:val="none"/>
+        </w:rPr>
+        <w:t>fluxul</w:t>
+      </w:r>
+      <w:proofErr w:type="spellEnd"/>
+      <w:r>
+        <w:rPr>
+          <w:rFonts w:ascii="Times New Roman" w:eastAsia="Times New Roman" w:hAnsi="Times New Roman" w:cs="Times New Roman"/>
+          <w:kern w:val="0"/>
+          <w:sz w:val="24"/>
+          <w:szCs w:val="24"/>
+          <w:lang w:eastAsia="en-150"/>
+          <w14:ligatures w14:val="none"/>
+        </w:rPr>
+        <w:t xml:space="preserve"> </w:t>
+      </w:r>
+      <w:proofErr w:type="spellStart"/>
+      <w:r>
+        <w:rPr>
+          <w:rFonts w:ascii="Times New Roman" w:eastAsia="Times New Roman" w:hAnsi="Times New Roman" w:cs="Times New Roman"/>
+          <w:kern w:val="0"/>
+          <w:sz w:val="24"/>
+          <w:szCs w:val="24"/>
+          <w:lang w:eastAsia="en-150"/>
+          <w14:ligatures w14:val="none"/>
+        </w:rPr>
+        <w:t>operațional</w:t>
+      </w:r>
+      <w:proofErr w:type="spellEnd"/>
+      <w:r>
+        <w:rPr>
+          <w:rFonts w:ascii="Times New Roman" w:eastAsia="Times New Roman" w:hAnsi="Times New Roman" w:cs="Times New Roman"/>
+          <w:kern w:val="0"/>
+          <w:sz w:val="24"/>
+          <w:szCs w:val="24"/>
+          <w:lang w:eastAsia="en-150"/>
+          <w14:ligatures w14:val="none"/>
+        </w:rPr>
+        <w:t xml:space="preserve">, </w:t>
+      </w:r>
+      <w:proofErr w:type="spellStart"/>
+      <w:r>
+        <w:rPr>
+          <w:rFonts w:ascii="Times New Roman" w:eastAsia="Times New Roman" w:hAnsi="Times New Roman" w:cs="Times New Roman"/>
+          <w:kern w:val="0"/>
+          <w:sz w:val="24"/>
+          <w:szCs w:val="24"/>
+          <w:lang w:eastAsia="en-150"/>
+          <w14:ligatures w14:val="none"/>
+        </w:rPr>
+        <w:t>având</w:t>
+      </w:r>
+      <w:proofErr w:type="spellEnd"/>
+      <w:r>
+        <w:rPr>
+          <w:rFonts w:ascii="Times New Roman" w:eastAsia="Times New Roman" w:hAnsi="Times New Roman" w:cs="Times New Roman"/>
+          <w:kern w:val="0"/>
+          <w:sz w:val="24"/>
+          <w:szCs w:val="24"/>
+          <w:lang w:eastAsia="en-150"/>
+          <w14:ligatures w14:val="none"/>
+        </w:rPr>
+        <w:t xml:space="preserve"> </w:t>
+      </w:r>
+      <w:r>
+        <w:rPr>
+          <w:rFonts w:ascii="Times New Roman" w:eastAsia="Times New Roman" w:hAnsi="Times New Roman" w:cs="Times New Roman"/>
+          <w:b/>
+          <w:bCs/>
+          <w:kern w:val="0"/>
+          <w:sz w:val="24"/>
+          <w:szCs w:val="24"/>
+          <w:lang w:eastAsia="en-150"/>
+          <w14:ligatures w14:val="none"/>
+        </w:rPr>
+        <w:t>DOSAR_INSCRIERE</w:t>
+      </w:r>
+      <w:r>
+        <w:rPr>
+          <w:rFonts w:ascii="Times New Roman" w:eastAsia="Times New Roman" w:hAnsi="Times New Roman" w:cs="Times New Roman"/>
+          <w:kern w:val="0"/>
+          <w:sz w:val="24"/>
+          <w:szCs w:val="24"/>
+          <w:lang w:eastAsia="en-150"/>
+          <w14:ligatures w14:val="none"/>
+        </w:rPr>
+        <w:t xml:space="preserve"> ca pivot </w:t>
+      </w:r>
+      <w:proofErr w:type="spellStart"/>
+      <w:r>
+        <w:rPr>
+          <w:rFonts w:ascii="Times New Roman" w:eastAsia="Times New Roman" w:hAnsi="Times New Roman" w:cs="Times New Roman"/>
+          <w:kern w:val="0"/>
+          <w:sz w:val="24"/>
+          <w:szCs w:val="24"/>
+          <w:lang w:eastAsia="en-150"/>
+          <w14:ligatures w14:val="none"/>
+        </w:rPr>
+        <w:t>pentru</w:t>
+      </w:r>
+      <w:proofErr w:type="spellEnd"/>
+      <w:r>
+        <w:rPr>
+          <w:rFonts w:ascii="Times New Roman" w:eastAsia="Times New Roman" w:hAnsi="Times New Roman" w:cs="Times New Roman"/>
+          <w:kern w:val="0"/>
+          <w:sz w:val="24"/>
+          <w:szCs w:val="24"/>
+          <w:lang w:eastAsia="en-150"/>
+          <w14:ligatures w14:val="none"/>
+        </w:rPr>
+        <w:t xml:space="preserve"> </w:t>
+      </w:r>
+      <w:proofErr w:type="spellStart"/>
+      <w:r>
+        <w:rPr>
+          <w:rFonts w:ascii="Times New Roman" w:eastAsia="Times New Roman" w:hAnsi="Times New Roman" w:cs="Times New Roman"/>
+          <w:kern w:val="0"/>
+          <w:sz w:val="24"/>
+          <w:szCs w:val="24"/>
+          <w:lang w:eastAsia="en-150"/>
+          <w14:ligatures w14:val="none"/>
+        </w:rPr>
+        <w:t>activitățile</w:t>
+      </w:r>
+      <w:proofErr w:type="spellEnd"/>
+      <w:r>
+        <w:rPr>
+          <w:rFonts w:ascii="Times New Roman" w:eastAsia="Times New Roman" w:hAnsi="Times New Roman" w:cs="Times New Roman"/>
+          <w:kern w:val="0"/>
+          <w:sz w:val="24"/>
+          <w:szCs w:val="24"/>
+          <w:lang w:eastAsia="en-150"/>
+          <w14:ligatures w14:val="none"/>
+        </w:rPr>
+        <w:t xml:space="preserve"> </w:t>
+      </w:r>
+      <w:proofErr w:type="spellStart"/>
+      <w:r>
+        <w:rPr>
+          <w:rFonts w:ascii="Times New Roman" w:eastAsia="Times New Roman" w:hAnsi="Times New Roman" w:cs="Times New Roman"/>
+          <w:kern w:val="0"/>
+          <w:sz w:val="24"/>
+          <w:szCs w:val="24"/>
+          <w:lang w:eastAsia="en-150"/>
+          <w14:ligatures w14:val="none"/>
+        </w:rPr>
+        <w:t>individuale</w:t>
+      </w:r>
+      <w:proofErr w:type="spellEnd"/>
+      <w:r>
+        <w:rPr>
+          <w:rFonts w:ascii="Times New Roman" w:eastAsia="Times New Roman" w:hAnsi="Times New Roman" w:cs="Times New Roman"/>
+          <w:kern w:val="0"/>
+          <w:sz w:val="24"/>
+          <w:szCs w:val="24"/>
+          <w:lang w:eastAsia="en-150"/>
+          <w14:ligatures w14:val="none"/>
+        </w:rPr>
+        <w:t xml:space="preserve"> </w:t>
+      </w:r>
+      <w:proofErr w:type="spellStart"/>
+      <w:r>
+        <w:rPr>
+          <w:rFonts w:ascii="Times New Roman" w:eastAsia="Times New Roman" w:hAnsi="Times New Roman" w:cs="Times New Roman"/>
+          <w:kern w:val="0"/>
+          <w:sz w:val="24"/>
+          <w:szCs w:val="24"/>
+          <w:lang w:eastAsia="en-150"/>
+          <w14:ligatures w14:val="none"/>
+        </w:rPr>
+        <w:t>și</w:t>
+      </w:r>
+      <w:proofErr w:type="spellEnd"/>
+      <w:r>
+        <w:rPr>
+          <w:rFonts w:ascii="Times New Roman" w:eastAsia="Times New Roman" w:hAnsi="Times New Roman" w:cs="Times New Roman"/>
+          <w:kern w:val="0"/>
+          <w:sz w:val="24"/>
+          <w:szCs w:val="24"/>
+          <w:lang w:eastAsia="en-150"/>
+          <w14:ligatures w14:val="none"/>
+        </w:rPr>
+        <w:t xml:space="preserve"> </w:t>
+      </w:r>
+      <w:r>
+        <w:rPr>
+          <w:rFonts w:ascii="Times New Roman" w:eastAsia="Times New Roman" w:hAnsi="Times New Roman" w:cs="Times New Roman"/>
+          <w:b/>
+          <w:bCs/>
+          <w:kern w:val="0"/>
+          <w:sz w:val="24"/>
+          <w:szCs w:val="24"/>
+          <w:lang w:eastAsia="en-150"/>
+          <w14:ligatures w14:val="none"/>
+        </w:rPr>
+        <w:t>SERIE</w:t>
+      </w:r>
+      <w:r>
+        <w:rPr>
+          <w:rFonts w:ascii="Times New Roman" w:eastAsia="Times New Roman" w:hAnsi="Times New Roman" w:cs="Times New Roman"/>
+          <w:kern w:val="0"/>
+          <w:sz w:val="24"/>
+          <w:szCs w:val="24"/>
+          <w:lang w:eastAsia="en-150"/>
+          <w14:ligatures w14:val="none"/>
+        </w:rPr>
+        <w:t xml:space="preserve"> ca element central </w:t>
+      </w:r>
+      <w:proofErr w:type="spellStart"/>
+      <w:r>
+        <w:rPr>
+          <w:rFonts w:ascii="Times New Roman" w:eastAsia="Times New Roman" w:hAnsi="Times New Roman" w:cs="Times New Roman"/>
+          <w:kern w:val="0"/>
+          <w:sz w:val="24"/>
+          <w:szCs w:val="24"/>
+          <w:lang w:eastAsia="en-150"/>
+          <w14:ligatures w14:val="none"/>
+        </w:rPr>
+        <w:t>pentru</w:t>
+      </w:r>
+      <w:proofErr w:type="spellEnd"/>
+      <w:r>
+        <w:rPr>
+          <w:rFonts w:ascii="Times New Roman" w:eastAsia="Times New Roman" w:hAnsi="Times New Roman" w:cs="Times New Roman"/>
+          <w:kern w:val="0"/>
+          <w:sz w:val="24"/>
+          <w:szCs w:val="24"/>
+          <w:lang w:eastAsia="en-150"/>
+          <w14:ligatures w14:val="none"/>
+        </w:rPr>
+        <w:t xml:space="preserve"> </w:t>
+      </w:r>
+      <w:proofErr w:type="spellStart"/>
+      <w:r>
+        <w:rPr>
+          <w:rFonts w:ascii="Times New Roman" w:eastAsia="Times New Roman" w:hAnsi="Times New Roman" w:cs="Times New Roman"/>
+          <w:kern w:val="0"/>
+          <w:sz w:val="24"/>
+          <w:szCs w:val="24"/>
+          <w:lang w:eastAsia="en-150"/>
+          <w14:ligatures w14:val="none"/>
+        </w:rPr>
+        <w:t>activitățile</w:t>
+      </w:r>
+      <w:proofErr w:type="spellEnd"/>
+      <w:r>
+        <w:rPr>
+          <w:rFonts w:ascii="Times New Roman" w:eastAsia="Times New Roman" w:hAnsi="Times New Roman" w:cs="Times New Roman"/>
+          <w:kern w:val="0"/>
+          <w:sz w:val="24"/>
+          <w:szCs w:val="24"/>
+          <w:lang w:eastAsia="en-150"/>
+          <w14:ligatures w14:val="none"/>
+        </w:rPr>
+        <w:t xml:space="preserve"> de </w:t>
+      </w:r>
+      <w:proofErr w:type="spellStart"/>
+      <w:r>
+        <w:rPr>
+          <w:rFonts w:ascii="Times New Roman" w:eastAsia="Times New Roman" w:hAnsi="Times New Roman" w:cs="Times New Roman"/>
+          <w:kern w:val="0"/>
+          <w:sz w:val="24"/>
+          <w:szCs w:val="24"/>
+          <w:lang w:eastAsia="en-150"/>
+          <w14:ligatures w14:val="none"/>
+        </w:rPr>
+        <w:t>grup</w:t>
+      </w:r>
+      <w:proofErr w:type="spellEnd"/>
+      <w:r>
+        <w:rPr>
+          <w:rFonts w:ascii="Times New Roman" w:eastAsia="Times New Roman" w:hAnsi="Times New Roman" w:cs="Times New Roman"/>
+          <w:kern w:val="0"/>
+          <w:sz w:val="24"/>
+          <w:szCs w:val="24"/>
+          <w:lang w:eastAsia="en-150"/>
+          <w14:ligatures w14:val="none"/>
+        </w:rPr>
+        <w:t xml:space="preserve">. Un </w:t>
+      </w:r>
+      <w:proofErr w:type="spellStart"/>
+      <w:r>
+        <w:rPr>
+          <w:rFonts w:ascii="Times New Roman" w:eastAsia="Times New Roman" w:hAnsi="Times New Roman" w:cs="Times New Roman"/>
+          <w:kern w:val="0"/>
+          <w:sz w:val="24"/>
+          <w:szCs w:val="24"/>
+          <w:lang w:eastAsia="en-150"/>
+          <w14:ligatures w14:val="none"/>
+        </w:rPr>
+        <w:t>cursant</w:t>
+      </w:r>
+      <w:proofErr w:type="spellEnd"/>
+      <w:r>
+        <w:rPr>
+          <w:rFonts w:ascii="Times New Roman" w:eastAsia="Times New Roman" w:hAnsi="Times New Roman" w:cs="Times New Roman"/>
+          <w:kern w:val="0"/>
+          <w:sz w:val="24"/>
+          <w:szCs w:val="24"/>
+          <w:lang w:eastAsia="en-150"/>
+          <w14:ligatures w14:val="none"/>
+        </w:rPr>
+        <w:t xml:space="preserve"> </w:t>
+      </w:r>
+      <w:proofErr w:type="spellStart"/>
+      <w:r>
+        <w:rPr>
+          <w:rFonts w:ascii="Times New Roman" w:eastAsia="Times New Roman" w:hAnsi="Times New Roman" w:cs="Times New Roman"/>
+          <w:kern w:val="0"/>
+          <w:sz w:val="24"/>
+          <w:szCs w:val="24"/>
+          <w:lang w:eastAsia="en-150"/>
+          <w14:ligatures w14:val="none"/>
+        </w:rPr>
+        <w:t>poate</w:t>
+      </w:r>
+      <w:proofErr w:type="spellEnd"/>
+      <w:r>
+        <w:rPr>
+          <w:rFonts w:ascii="Times New Roman" w:eastAsia="Times New Roman" w:hAnsi="Times New Roman" w:cs="Times New Roman"/>
+          <w:kern w:val="0"/>
+          <w:sz w:val="24"/>
+          <w:szCs w:val="24"/>
+          <w:lang w:eastAsia="en-150"/>
+          <w14:ligatures w14:val="none"/>
+        </w:rPr>
+        <w:t xml:space="preserve"> </w:t>
+      </w:r>
+      <w:proofErr w:type="spellStart"/>
+      <w:r>
+        <w:rPr>
+          <w:rFonts w:ascii="Times New Roman" w:eastAsia="Times New Roman" w:hAnsi="Times New Roman" w:cs="Times New Roman"/>
+          <w:kern w:val="0"/>
+          <w:sz w:val="24"/>
+          <w:szCs w:val="24"/>
+          <w:lang w:eastAsia="en-150"/>
+          <w14:ligatures w14:val="none"/>
+        </w:rPr>
+        <w:t>avea</w:t>
+      </w:r>
+      <w:proofErr w:type="spellEnd"/>
+      <w:r>
+        <w:rPr>
+          <w:rFonts w:ascii="Times New Roman" w:eastAsia="Times New Roman" w:hAnsi="Times New Roman" w:cs="Times New Roman"/>
+          <w:kern w:val="0"/>
+          <w:sz w:val="24"/>
+          <w:szCs w:val="24"/>
+          <w:lang w:eastAsia="en-150"/>
+          <w14:ligatures w14:val="none"/>
+        </w:rPr>
+        <w:t xml:space="preserve"> </w:t>
+      </w:r>
+      <w:proofErr w:type="spellStart"/>
+      <w:r>
+        <w:rPr>
+          <w:rFonts w:ascii="Times New Roman" w:eastAsia="Times New Roman" w:hAnsi="Times New Roman" w:cs="Times New Roman"/>
+          <w:kern w:val="0"/>
+          <w:sz w:val="24"/>
+          <w:szCs w:val="24"/>
+          <w:lang w:eastAsia="en-150"/>
+          <w14:ligatures w14:val="none"/>
+        </w:rPr>
+        <w:t>mai</w:t>
+      </w:r>
+      <w:proofErr w:type="spellEnd"/>
+      <w:r>
+        <w:rPr>
+          <w:rFonts w:ascii="Times New Roman" w:eastAsia="Times New Roman" w:hAnsi="Times New Roman" w:cs="Times New Roman"/>
+          <w:kern w:val="0"/>
+          <w:sz w:val="24"/>
+          <w:szCs w:val="24"/>
+          <w:lang w:eastAsia="en-150"/>
+          <w14:ligatures w14:val="none"/>
+        </w:rPr>
+        <w:t xml:space="preserve"> </w:t>
+      </w:r>
+      <w:proofErr w:type="spellStart"/>
+      <w:r>
+        <w:rPr>
+          <w:rFonts w:ascii="Times New Roman" w:eastAsia="Times New Roman" w:hAnsi="Times New Roman" w:cs="Times New Roman"/>
+          <w:kern w:val="0"/>
+          <w:sz w:val="24"/>
+          <w:szCs w:val="24"/>
+          <w:lang w:eastAsia="en-150"/>
+          <w14:ligatures w14:val="none"/>
+        </w:rPr>
+        <w:t>multe</w:t>
+      </w:r>
+      <w:proofErr w:type="spellEnd"/>
+      <w:r>
+        <w:rPr>
+          <w:rFonts w:ascii="Times New Roman" w:eastAsia="Times New Roman" w:hAnsi="Times New Roman" w:cs="Times New Roman"/>
+          <w:kern w:val="0"/>
+          <w:sz w:val="24"/>
+          <w:szCs w:val="24"/>
+          <w:lang w:eastAsia="en-150"/>
+          <w14:ligatures w14:val="none"/>
+        </w:rPr>
+        <w:t xml:space="preserve"> </w:t>
+      </w:r>
+      <w:proofErr w:type="spellStart"/>
+      <w:r>
+        <w:rPr>
+          <w:rFonts w:ascii="Times New Roman" w:eastAsia="Times New Roman" w:hAnsi="Times New Roman" w:cs="Times New Roman"/>
+          <w:kern w:val="0"/>
+          <w:sz w:val="24"/>
+          <w:szCs w:val="24"/>
+          <w:lang w:eastAsia="en-150"/>
+          <w14:ligatures w14:val="none"/>
+        </w:rPr>
+        <w:t>dosare</w:t>
+      </w:r>
+      <w:proofErr w:type="spellEnd"/>
+      <w:r>
+        <w:rPr>
+          <w:rFonts w:ascii="Times New Roman" w:eastAsia="Times New Roman" w:hAnsi="Times New Roman" w:cs="Times New Roman"/>
+          <w:kern w:val="0"/>
+          <w:sz w:val="24"/>
+          <w:szCs w:val="24"/>
+          <w:lang w:eastAsia="en-150"/>
+          <w14:ligatures w14:val="none"/>
+        </w:rPr>
+        <w:t xml:space="preserve">, </w:t>
+      </w:r>
+      <w:proofErr w:type="spellStart"/>
+      <w:r>
+        <w:rPr>
+          <w:rFonts w:ascii="Times New Roman" w:eastAsia="Times New Roman" w:hAnsi="Times New Roman" w:cs="Times New Roman"/>
+          <w:kern w:val="0"/>
+          <w:sz w:val="24"/>
+          <w:szCs w:val="24"/>
+          <w:lang w:eastAsia="en-150"/>
+          <w14:ligatures w14:val="none"/>
+        </w:rPr>
+        <w:t>dar</w:t>
+      </w:r>
+      <w:proofErr w:type="spellEnd"/>
+      <w:r>
+        <w:rPr>
+          <w:rFonts w:ascii="Times New Roman" w:eastAsia="Times New Roman" w:hAnsi="Times New Roman" w:cs="Times New Roman"/>
+          <w:kern w:val="0"/>
+          <w:sz w:val="24"/>
+          <w:szCs w:val="24"/>
+          <w:lang w:eastAsia="en-150"/>
+          <w14:ligatures w14:val="none"/>
+        </w:rPr>
+        <w:t xml:space="preserve"> </w:t>
+      </w:r>
+      <w:proofErr w:type="spellStart"/>
+      <w:r>
+        <w:rPr>
+          <w:rFonts w:ascii="Times New Roman" w:eastAsia="Times New Roman" w:hAnsi="Times New Roman" w:cs="Times New Roman"/>
+          <w:kern w:val="0"/>
+          <w:sz w:val="24"/>
+          <w:szCs w:val="24"/>
+          <w:lang w:eastAsia="en-150"/>
+          <w14:ligatures w14:val="none"/>
+        </w:rPr>
+        <w:t>fiecare</w:t>
+      </w:r>
+      <w:proofErr w:type="spellEnd"/>
+      <w:r>
+        <w:rPr>
+          <w:rFonts w:ascii="Times New Roman" w:eastAsia="Times New Roman" w:hAnsi="Times New Roman" w:cs="Times New Roman"/>
+          <w:kern w:val="0"/>
+          <w:sz w:val="24"/>
+          <w:szCs w:val="24"/>
+          <w:lang w:eastAsia="en-150"/>
+          <w14:ligatures w14:val="none"/>
+        </w:rPr>
+        <w:t xml:space="preserve"> </w:t>
+      </w:r>
+      <w:proofErr w:type="spellStart"/>
+      <w:r>
+        <w:rPr>
+          <w:rFonts w:ascii="Times New Roman" w:eastAsia="Times New Roman" w:hAnsi="Times New Roman" w:cs="Times New Roman"/>
+          <w:kern w:val="0"/>
+          <w:sz w:val="24"/>
+          <w:szCs w:val="24"/>
+          <w:lang w:eastAsia="en-150"/>
+          <w14:ligatures w14:val="none"/>
+        </w:rPr>
+        <w:t>dosar</w:t>
+      </w:r>
+      <w:proofErr w:type="spellEnd"/>
+      <w:r>
+        <w:rPr>
+          <w:rFonts w:ascii="Times New Roman" w:eastAsia="Times New Roman" w:hAnsi="Times New Roman" w:cs="Times New Roman"/>
+          <w:kern w:val="0"/>
+          <w:sz w:val="24"/>
+          <w:szCs w:val="24"/>
+          <w:lang w:eastAsia="en-150"/>
+          <w14:ligatures w14:val="none"/>
+        </w:rPr>
+        <w:t xml:space="preserve"> se </w:t>
+      </w:r>
+      <w:proofErr w:type="spellStart"/>
+      <w:r>
+        <w:rPr>
+          <w:rFonts w:ascii="Times New Roman" w:eastAsia="Times New Roman" w:hAnsi="Times New Roman" w:cs="Times New Roman"/>
+          <w:kern w:val="0"/>
+          <w:sz w:val="24"/>
+          <w:szCs w:val="24"/>
+          <w:lang w:eastAsia="en-150"/>
+          <w14:ligatures w14:val="none"/>
+        </w:rPr>
+        <w:t>referă</w:t>
+      </w:r>
+      <w:proofErr w:type="spellEnd"/>
+      <w:r>
+        <w:rPr>
+          <w:rFonts w:ascii="Times New Roman" w:eastAsia="Times New Roman" w:hAnsi="Times New Roman" w:cs="Times New Roman"/>
+          <w:kern w:val="0"/>
+          <w:sz w:val="24"/>
+          <w:szCs w:val="24"/>
+          <w:lang w:eastAsia="en-150"/>
+          <w14:ligatures w14:val="none"/>
+        </w:rPr>
+        <w:t xml:space="preserve"> la o </w:t>
+      </w:r>
+      <w:proofErr w:type="spellStart"/>
+      <w:r>
+        <w:rPr>
+          <w:rFonts w:ascii="Times New Roman" w:eastAsia="Times New Roman" w:hAnsi="Times New Roman" w:cs="Times New Roman"/>
+          <w:kern w:val="0"/>
+          <w:sz w:val="24"/>
+          <w:szCs w:val="24"/>
+          <w:lang w:eastAsia="en-150"/>
+          <w14:ligatures w14:val="none"/>
+        </w:rPr>
+        <w:t>singură</w:t>
+      </w:r>
+      <w:proofErr w:type="spellEnd"/>
+      <w:r>
+        <w:rPr>
+          <w:rFonts w:ascii="Times New Roman" w:eastAsia="Times New Roman" w:hAnsi="Times New Roman" w:cs="Times New Roman"/>
+          <w:kern w:val="0"/>
+          <w:sz w:val="24"/>
+          <w:szCs w:val="24"/>
+          <w:lang w:eastAsia="en-150"/>
+          <w14:ligatures w14:val="none"/>
+        </w:rPr>
+        <w:t xml:space="preserve"> </w:t>
+      </w:r>
+      <w:proofErr w:type="spellStart"/>
+      <w:r>
+        <w:rPr>
+          <w:rFonts w:ascii="Times New Roman" w:eastAsia="Times New Roman" w:hAnsi="Times New Roman" w:cs="Times New Roman"/>
+          <w:kern w:val="0"/>
+          <w:sz w:val="24"/>
+          <w:szCs w:val="24"/>
+          <w:lang w:eastAsia="en-150"/>
+          <w14:ligatures w14:val="none"/>
+        </w:rPr>
+        <w:t>categorie</w:t>
+      </w:r>
+      <w:proofErr w:type="spellEnd"/>
+      <w:r>
+        <w:rPr>
+          <w:rFonts w:ascii="Times New Roman" w:eastAsia="Times New Roman" w:hAnsi="Times New Roman" w:cs="Times New Roman"/>
+          <w:kern w:val="0"/>
+          <w:sz w:val="24"/>
+          <w:szCs w:val="24"/>
+          <w:lang w:eastAsia="en-150"/>
+          <w14:ligatures w14:val="none"/>
+        </w:rPr>
+        <w:t xml:space="preserve">. </w:t>
+      </w:r>
+      <w:proofErr w:type="spellStart"/>
+      <w:r>
+        <w:rPr>
+          <w:rFonts w:ascii="Times New Roman" w:eastAsia="Times New Roman" w:hAnsi="Times New Roman" w:cs="Times New Roman"/>
+          <w:kern w:val="0"/>
+          <w:sz w:val="24"/>
+          <w:szCs w:val="24"/>
+          <w:lang w:eastAsia="en-150"/>
+          <w14:ligatures w14:val="none"/>
+        </w:rPr>
+        <w:t>Dosarul</w:t>
+      </w:r>
+      <w:proofErr w:type="spellEnd"/>
+      <w:r>
+        <w:rPr>
+          <w:rFonts w:ascii="Times New Roman" w:eastAsia="Times New Roman" w:hAnsi="Times New Roman" w:cs="Times New Roman"/>
+          <w:kern w:val="0"/>
+          <w:sz w:val="24"/>
+          <w:szCs w:val="24"/>
+          <w:lang w:eastAsia="en-150"/>
+          <w14:ligatures w14:val="none"/>
+        </w:rPr>
+        <w:t xml:space="preserve"> </w:t>
+      </w:r>
+      <w:proofErr w:type="spellStart"/>
+      <w:r>
+        <w:rPr>
+          <w:rFonts w:ascii="Times New Roman" w:eastAsia="Times New Roman" w:hAnsi="Times New Roman" w:cs="Times New Roman"/>
+          <w:kern w:val="0"/>
+          <w:sz w:val="24"/>
+          <w:szCs w:val="24"/>
+          <w:lang w:eastAsia="en-150"/>
+          <w14:ligatures w14:val="none"/>
+        </w:rPr>
+        <w:t>înregistrează</w:t>
+      </w:r>
+      <w:proofErr w:type="spellEnd"/>
+      <w:r>
+        <w:rPr>
+          <w:rFonts w:ascii="Times New Roman" w:eastAsia="Times New Roman" w:hAnsi="Times New Roman" w:cs="Times New Roman"/>
+          <w:kern w:val="0"/>
+          <w:sz w:val="24"/>
+          <w:szCs w:val="24"/>
+          <w:lang w:eastAsia="en-150"/>
+          <w14:ligatures w14:val="none"/>
+        </w:rPr>
+        <w:t xml:space="preserve"> </w:t>
+      </w:r>
+      <w:proofErr w:type="spellStart"/>
+      <w:r>
+        <w:rPr>
+          <w:rFonts w:ascii="Times New Roman" w:eastAsia="Times New Roman" w:hAnsi="Times New Roman" w:cs="Times New Roman"/>
+          <w:kern w:val="0"/>
+          <w:sz w:val="24"/>
+          <w:szCs w:val="24"/>
+          <w:lang w:eastAsia="en-150"/>
+          <w14:ligatures w14:val="none"/>
+        </w:rPr>
+        <w:t>plățile</w:t>
+      </w:r>
+      <w:proofErr w:type="spellEnd"/>
+      <w:r>
+        <w:rPr>
+          <w:rFonts w:ascii="Times New Roman" w:eastAsia="Times New Roman" w:hAnsi="Times New Roman" w:cs="Times New Roman"/>
+          <w:kern w:val="0"/>
+          <w:sz w:val="24"/>
+          <w:szCs w:val="24"/>
+          <w:lang w:eastAsia="en-150"/>
+          <w14:ligatures w14:val="none"/>
+        </w:rPr>
+        <w:t xml:space="preserve">, </w:t>
+      </w:r>
+      <w:proofErr w:type="spellStart"/>
+      <w:r>
+        <w:rPr>
+          <w:rFonts w:ascii="Times New Roman" w:eastAsia="Times New Roman" w:hAnsi="Times New Roman" w:cs="Times New Roman"/>
+          <w:kern w:val="0"/>
+          <w:sz w:val="24"/>
+          <w:szCs w:val="24"/>
+          <w:lang w:eastAsia="en-150"/>
+          <w14:ligatures w14:val="none"/>
+        </w:rPr>
+        <w:t>examenele</w:t>
+      </w:r>
+      <w:proofErr w:type="spellEnd"/>
+      <w:r>
+        <w:rPr>
+          <w:rFonts w:ascii="Times New Roman" w:eastAsia="Times New Roman" w:hAnsi="Times New Roman" w:cs="Times New Roman"/>
+          <w:kern w:val="0"/>
+          <w:sz w:val="24"/>
+          <w:szCs w:val="24"/>
+          <w:lang w:eastAsia="en-150"/>
+          <w14:ligatures w14:val="none"/>
+        </w:rPr>
+        <w:t xml:space="preserve"> </w:t>
+      </w:r>
+      <w:proofErr w:type="spellStart"/>
+      <w:r>
+        <w:rPr>
+          <w:rFonts w:ascii="Times New Roman" w:eastAsia="Times New Roman" w:hAnsi="Times New Roman" w:cs="Times New Roman"/>
+          <w:kern w:val="0"/>
+          <w:sz w:val="24"/>
+          <w:szCs w:val="24"/>
+          <w:lang w:eastAsia="en-150"/>
+          <w14:ligatures w14:val="none"/>
+        </w:rPr>
+        <w:t>susținute</w:t>
+      </w:r>
+      <w:proofErr w:type="spellEnd"/>
+      <w:r>
+        <w:rPr>
+          <w:rFonts w:ascii="Times New Roman" w:eastAsia="Times New Roman" w:hAnsi="Times New Roman" w:cs="Times New Roman"/>
+          <w:kern w:val="0"/>
+          <w:sz w:val="24"/>
+          <w:szCs w:val="24"/>
+          <w:lang w:eastAsia="en-150"/>
+          <w14:ligatures w14:val="none"/>
+        </w:rPr>
+        <w:t xml:space="preserve"> </w:t>
+      </w:r>
+      <w:proofErr w:type="spellStart"/>
+      <w:r>
+        <w:rPr>
+          <w:rFonts w:ascii="Times New Roman" w:eastAsia="Times New Roman" w:hAnsi="Times New Roman" w:cs="Times New Roman"/>
+          <w:kern w:val="0"/>
+          <w:sz w:val="24"/>
+          <w:szCs w:val="24"/>
+          <w:lang w:eastAsia="en-150"/>
+          <w14:ligatures w14:val="none"/>
+        </w:rPr>
+        <w:t>și</w:t>
+      </w:r>
+      <w:proofErr w:type="spellEnd"/>
+      <w:r>
+        <w:rPr>
+          <w:rFonts w:ascii="Times New Roman" w:eastAsia="Times New Roman" w:hAnsi="Times New Roman" w:cs="Times New Roman"/>
+          <w:kern w:val="0"/>
+          <w:sz w:val="24"/>
+          <w:szCs w:val="24"/>
+          <w:lang w:eastAsia="en-150"/>
+          <w14:ligatures w14:val="none"/>
+        </w:rPr>
+        <w:t xml:space="preserve"> </w:t>
+      </w:r>
+      <w:proofErr w:type="spellStart"/>
+      <w:r>
+        <w:rPr>
+          <w:rFonts w:ascii="Times New Roman" w:eastAsia="Times New Roman" w:hAnsi="Times New Roman" w:cs="Times New Roman"/>
+          <w:kern w:val="0"/>
+          <w:sz w:val="24"/>
+          <w:szCs w:val="24"/>
+          <w:lang w:eastAsia="en-150"/>
+          <w14:ligatures w14:val="none"/>
+        </w:rPr>
+        <w:t>ședințele</w:t>
+      </w:r>
+      <w:proofErr w:type="spellEnd"/>
+      <w:r>
+        <w:rPr>
+          <w:rFonts w:ascii="Times New Roman" w:eastAsia="Times New Roman" w:hAnsi="Times New Roman" w:cs="Times New Roman"/>
+          <w:kern w:val="0"/>
+          <w:sz w:val="24"/>
+          <w:szCs w:val="24"/>
+          <w:lang w:eastAsia="en-150"/>
+          <w14:ligatures w14:val="none"/>
+        </w:rPr>
+        <w:t xml:space="preserve"> practice. </w:t>
+      </w:r>
+      <w:proofErr w:type="spellStart"/>
+      <w:r>
+        <w:rPr>
+          <w:rFonts w:ascii="Times New Roman" w:eastAsia="Times New Roman" w:hAnsi="Times New Roman" w:cs="Times New Roman"/>
+          <w:kern w:val="0"/>
+          <w:sz w:val="24"/>
+          <w:szCs w:val="24"/>
+          <w:lang w:eastAsia="en-150"/>
+          <w14:ligatures w14:val="none"/>
+        </w:rPr>
+        <w:t>Pentru</w:t>
+      </w:r>
+      <w:proofErr w:type="spellEnd"/>
+      <w:r>
+        <w:rPr>
+          <w:rFonts w:ascii="Times New Roman" w:eastAsia="Times New Roman" w:hAnsi="Times New Roman" w:cs="Times New Roman"/>
+          <w:kern w:val="0"/>
+          <w:sz w:val="24"/>
+          <w:szCs w:val="24"/>
+          <w:lang w:eastAsia="en-150"/>
+          <w14:ligatures w14:val="none"/>
+        </w:rPr>
+        <w:t xml:space="preserve"> </w:t>
+      </w:r>
+      <w:proofErr w:type="spellStart"/>
+      <w:r>
+        <w:rPr>
+          <w:rFonts w:ascii="Times New Roman" w:eastAsia="Times New Roman" w:hAnsi="Times New Roman" w:cs="Times New Roman"/>
+          <w:kern w:val="0"/>
+          <w:sz w:val="24"/>
+          <w:szCs w:val="24"/>
+          <w:lang w:eastAsia="en-150"/>
+          <w14:ligatures w14:val="none"/>
+        </w:rPr>
+        <w:t>parcursul</w:t>
+      </w:r>
+      <w:proofErr w:type="spellEnd"/>
+      <w:r>
+        <w:rPr>
+          <w:rFonts w:ascii="Times New Roman" w:eastAsia="Times New Roman" w:hAnsi="Times New Roman" w:cs="Times New Roman"/>
+          <w:kern w:val="0"/>
+          <w:sz w:val="24"/>
+          <w:szCs w:val="24"/>
+          <w:lang w:eastAsia="en-150"/>
+          <w14:ligatures w14:val="none"/>
+        </w:rPr>
+        <w:t xml:space="preserve"> </w:t>
+      </w:r>
+      <w:proofErr w:type="spellStart"/>
+      <w:r>
+        <w:rPr>
+          <w:rFonts w:ascii="Times New Roman" w:eastAsia="Times New Roman" w:hAnsi="Times New Roman" w:cs="Times New Roman"/>
+          <w:kern w:val="0"/>
+          <w:sz w:val="24"/>
+          <w:szCs w:val="24"/>
+          <w:lang w:eastAsia="en-150"/>
+          <w14:ligatures w14:val="none"/>
+        </w:rPr>
+        <w:t>teoretic</w:t>
+      </w:r>
+      <w:proofErr w:type="spellEnd"/>
+      <w:r>
+        <w:rPr>
+          <w:rFonts w:ascii="Times New Roman" w:eastAsia="Times New Roman" w:hAnsi="Times New Roman" w:cs="Times New Roman"/>
+          <w:kern w:val="0"/>
+          <w:sz w:val="24"/>
+          <w:szCs w:val="24"/>
+          <w:lang w:eastAsia="en-150"/>
+          <w14:ligatures w14:val="none"/>
+        </w:rPr>
+        <w:t xml:space="preserve">, </w:t>
+      </w:r>
+      <w:proofErr w:type="spellStart"/>
+      <w:r>
+        <w:rPr>
+          <w:rFonts w:ascii="Times New Roman" w:eastAsia="Times New Roman" w:hAnsi="Times New Roman" w:cs="Times New Roman"/>
+          <w:kern w:val="0"/>
+          <w:sz w:val="24"/>
+          <w:szCs w:val="24"/>
+          <w:lang w:eastAsia="en-150"/>
+          <w14:ligatures w14:val="none"/>
+        </w:rPr>
+        <w:t>dosarele</w:t>
+      </w:r>
+      <w:proofErr w:type="spellEnd"/>
+      <w:r>
+        <w:rPr>
+          <w:rFonts w:ascii="Times New Roman" w:eastAsia="Times New Roman" w:hAnsi="Times New Roman" w:cs="Times New Roman"/>
+          <w:kern w:val="0"/>
+          <w:sz w:val="24"/>
+          <w:szCs w:val="24"/>
+          <w:lang w:eastAsia="en-150"/>
+          <w14:ligatures w14:val="none"/>
+        </w:rPr>
         <w:t xml:space="preserve"> sunt </w:t>
       </w:r>
       <w:proofErr w:type="spellStart"/>
@@ -13421,355 +15894,91 @@
           <w:lang w:eastAsia="en-150"/>
           <w14:ligatures w14:val="none"/>
         </w:rPr>
-        <w:t>construite</w:t>
-      </w:r>
-      <w:proofErr w:type="spellEnd"/>
-      <w:r>
-        <w:rPr>
-          <w:rFonts w:ascii="Times New Roman" w:eastAsia="Times New Roman" w:hAnsi="Times New Roman" w:cs="Times New Roman"/>
-          <w:kern w:val="0"/>
-          <w:sz w:val="24"/>
-          <w:szCs w:val="24"/>
-          <w:lang w:eastAsia="en-150"/>
-          <w14:ligatures w14:val="none"/>
-        </w:rPr>
-        <w:t xml:space="preserve"> </w:t>
-      </w:r>
-      <w:proofErr w:type="spellStart"/>
-      <w:r>
-        <w:rPr>
-          <w:rFonts w:ascii="Times New Roman" w:eastAsia="Times New Roman" w:hAnsi="Times New Roman" w:cs="Times New Roman"/>
-          <w:kern w:val="0"/>
-          <w:sz w:val="24"/>
-          <w:szCs w:val="24"/>
-          <w:lang w:eastAsia="en-150"/>
-          <w14:ligatures w14:val="none"/>
-        </w:rPr>
-        <w:t>pentru</w:t>
-      </w:r>
-      <w:proofErr w:type="spellEnd"/>
-      <w:r>
-        <w:rPr>
-          <w:rFonts w:ascii="Times New Roman" w:eastAsia="Times New Roman" w:hAnsi="Times New Roman" w:cs="Times New Roman"/>
-          <w:kern w:val="0"/>
-          <w:sz w:val="24"/>
-          <w:szCs w:val="24"/>
-          <w:lang w:eastAsia="en-150"/>
-          <w14:ligatures w14:val="none"/>
-        </w:rPr>
-        <w:t xml:space="preserve"> a </w:t>
-      </w:r>
-      <w:proofErr w:type="spellStart"/>
-      <w:r>
-        <w:rPr>
-          <w:rFonts w:ascii="Times New Roman" w:eastAsia="Times New Roman" w:hAnsi="Times New Roman" w:cs="Times New Roman"/>
-          <w:kern w:val="0"/>
-          <w:sz w:val="24"/>
-          <w:szCs w:val="24"/>
-          <w:lang w:eastAsia="en-150"/>
-          <w14:ligatures w14:val="none"/>
-        </w:rPr>
-        <w:t>susține</w:t>
-      </w:r>
-      <w:proofErr w:type="spellEnd"/>
-      <w:r>
-        <w:rPr>
-          <w:rFonts w:ascii="Times New Roman" w:eastAsia="Times New Roman" w:hAnsi="Times New Roman" w:cs="Times New Roman"/>
-          <w:kern w:val="0"/>
-          <w:sz w:val="24"/>
-          <w:szCs w:val="24"/>
-          <w:lang w:eastAsia="en-150"/>
-          <w14:ligatures w14:val="none"/>
-        </w:rPr>
-        <w:t xml:space="preserve"> </w:t>
-      </w:r>
-      <w:proofErr w:type="spellStart"/>
-      <w:r>
-        <w:rPr>
-          <w:rFonts w:ascii="Times New Roman" w:eastAsia="Times New Roman" w:hAnsi="Times New Roman" w:cs="Times New Roman"/>
-          <w:kern w:val="0"/>
-          <w:sz w:val="24"/>
-          <w:szCs w:val="24"/>
-          <w:lang w:eastAsia="en-150"/>
-          <w14:ligatures w14:val="none"/>
-        </w:rPr>
-        <w:t>fluxul</w:t>
-      </w:r>
-      <w:proofErr w:type="spellEnd"/>
-      <w:r>
-        <w:rPr>
-          <w:rFonts w:ascii="Times New Roman" w:eastAsia="Times New Roman" w:hAnsi="Times New Roman" w:cs="Times New Roman"/>
-          <w:kern w:val="0"/>
-          <w:sz w:val="24"/>
-          <w:szCs w:val="24"/>
-          <w:lang w:eastAsia="en-150"/>
-          <w14:ligatures w14:val="none"/>
-        </w:rPr>
-        <w:t xml:space="preserve"> </w:t>
-      </w:r>
-      <w:proofErr w:type="spellStart"/>
-      <w:r>
-        <w:rPr>
-          <w:rFonts w:ascii="Times New Roman" w:eastAsia="Times New Roman" w:hAnsi="Times New Roman" w:cs="Times New Roman"/>
-          <w:kern w:val="0"/>
-          <w:sz w:val="24"/>
-          <w:szCs w:val="24"/>
-          <w:lang w:eastAsia="en-150"/>
-          <w14:ligatures w14:val="none"/>
-        </w:rPr>
-        <w:t>operațional</w:t>
-      </w:r>
-      <w:proofErr w:type="spellEnd"/>
-      <w:r>
-        <w:rPr>
-          <w:rFonts w:ascii="Times New Roman" w:eastAsia="Times New Roman" w:hAnsi="Times New Roman" w:cs="Times New Roman"/>
-          <w:kern w:val="0"/>
-          <w:sz w:val="24"/>
-          <w:szCs w:val="24"/>
-          <w:lang w:eastAsia="en-150"/>
-          <w14:ligatures w14:val="none"/>
-        </w:rPr>
-        <w:t xml:space="preserve">, cu DOSAR_INSCRIERE ca </w:t>
-      </w:r>
-      <w:proofErr w:type="spellStart"/>
-      <w:r>
-        <w:rPr>
-          <w:rFonts w:ascii="Times New Roman" w:eastAsia="Times New Roman" w:hAnsi="Times New Roman" w:cs="Times New Roman"/>
-          <w:kern w:val="0"/>
-          <w:sz w:val="24"/>
-          <w:szCs w:val="24"/>
-          <w:lang w:eastAsia="en-150"/>
-          <w14:ligatures w14:val="none"/>
-        </w:rPr>
-        <w:t>punct</w:t>
-      </w:r>
-      <w:proofErr w:type="spellEnd"/>
-      <w:r>
-        <w:rPr>
-          <w:rFonts w:ascii="Times New Roman" w:eastAsia="Times New Roman" w:hAnsi="Times New Roman" w:cs="Times New Roman"/>
-          <w:kern w:val="0"/>
-          <w:sz w:val="24"/>
-          <w:szCs w:val="24"/>
-          <w:lang w:eastAsia="en-150"/>
-          <w14:ligatures w14:val="none"/>
-        </w:rPr>
-        <w:t xml:space="preserve"> central. Un </w:t>
-      </w:r>
-      <w:proofErr w:type="spellStart"/>
-      <w:r>
-        <w:rPr>
-          <w:rFonts w:ascii="Times New Roman" w:eastAsia="Times New Roman" w:hAnsi="Times New Roman" w:cs="Times New Roman"/>
-          <w:kern w:val="0"/>
-          <w:sz w:val="24"/>
-          <w:szCs w:val="24"/>
-          <w:lang w:eastAsia="en-150"/>
-          <w14:ligatures w14:val="none"/>
-        </w:rPr>
-        <w:t>cursant</w:t>
-      </w:r>
-      <w:proofErr w:type="spellEnd"/>
-      <w:r>
-        <w:rPr>
-          <w:rFonts w:ascii="Times New Roman" w:eastAsia="Times New Roman" w:hAnsi="Times New Roman" w:cs="Times New Roman"/>
-          <w:kern w:val="0"/>
-          <w:sz w:val="24"/>
-          <w:szCs w:val="24"/>
-          <w:lang w:eastAsia="en-150"/>
-          <w14:ligatures w14:val="none"/>
-        </w:rPr>
-        <w:t xml:space="preserve"> se </w:t>
-      </w:r>
-      <w:proofErr w:type="spellStart"/>
-      <w:r>
-        <w:rPr>
-          <w:rFonts w:ascii="Times New Roman" w:eastAsia="Times New Roman" w:hAnsi="Times New Roman" w:cs="Times New Roman"/>
-          <w:kern w:val="0"/>
-          <w:sz w:val="24"/>
-          <w:szCs w:val="24"/>
-          <w:lang w:eastAsia="en-150"/>
-          <w14:ligatures w14:val="none"/>
-        </w:rPr>
-        <w:t>poate</w:t>
-      </w:r>
-      <w:proofErr w:type="spellEnd"/>
-      <w:r>
-        <w:rPr>
-          <w:rFonts w:ascii="Times New Roman" w:eastAsia="Times New Roman" w:hAnsi="Times New Roman" w:cs="Times New Roman"/>
-          <w:kern w:val="0"/>
-          <w:sz w:val="24"/>
-          <w:szCs w:val="24"/>
-          <w:lang w:eastAsia="en-150"/>
-          <w14:ligatures w14:val="none"/>
-        </w:rPr>
-        <w:t xml:space="preserve"> </w:t>
-      </w:r>
-      <w:proofErr w:type="spellStart"/>
-      <w:r>
-        <w:rPr>
-          <w:rFonts w:ascii="Times New Roman" w:eastAsia="Times New Roman" w:hAnsi="Times New Roman" w:cs="Times New Roman"/>
-          <w:kern w:val="0"/>
-          <w:sz w:val="24"/>
-          <w:szCs w:val="24"/>
-          <w:lang w:eastAsia="en-150"/>
-          <w14:ligatures w14:val="none"/>
-        </w:rPr>
-        <w:t>înregistra</w:t>
-      </w:r>
-      <w:proofErr w:type="spellEnd"/>
-      <w:r>
-        <w:rPr>
-          <w:rFonts w:ascii="Times New Roman" w:eastAsia="Times New Roman" w:hAnsi="Times New Roman" w:cs="Times New Roman"/>
-          <w:kern w:val="0"/>
-          <w:sz w:val="24"/>
-          <w:szCs w:val="24"/>
-          <w:lang w:eastAsia="en-150"/>
-          <w14:ligatures w14:val="none"/>
-        </w:rPr>
-        <w:t xml:space="preserve"> </w:t>
-      </w:r>
-      <w:proofErr w:type="spellStart"/>
-      <w:r>
-        <w:rPr>
-          <w:rFonts w:ascii="Times New Roman" w:eastAsia="Times New Roman" w:hAnsi="Times New Roman" w:cs="Times New Roman"/>
-          <w:kern w:val="0"/>
-          <w:sz w:val="24"/>
-          <w:szCs w:val="24"/>
-          <w:lang w:eastAsia="en-150"/>
-          <w14:ligatures w14:val="none"/>
-        </w:rPr>
-        <w:t>generând</w:t>
-      </w:r>
-      <w:proofErr w:type="spellEnd"/>
-      <w:r>
-        <w:rPr>
-          <w:rFonts w:ascii="Times New Roman" w:eastAsia="Times New Roman" w:hAnsi="Times New Roman" w:cs="Times New Roman"/>
-          <w:kern w:val="0"/>
-          <w:sz w:val="24"/>
-          <w:szCs w:val="24"/>
-          <w:lang w:eastAsia="en-150"/>
-          <w14:ligatures w14:val="none"/>
-        </w:rPr>
-        <w:t xml:space="preserve"> </w:t>
-      </w:r>
-      <w:proofErr w:type="spellStart"/>
-      <w:r>
-        <w:rPr>
-          <w:rFonts w:ascii="Times New Roman" w:eastAsia="Times New Roman" w:hAnsi="Times New Roman" w:cs="Times New Roman"/>
-          <w:kern w:val="0"/>
-          <w:sz w:val="24"/>
-          <w:szCs w:val="24"/>
-          <w:lang w:eastAsia="en-150"/>
-          <w14:ligatures w14:val="none"/>
-        </w:rPr>
-        <w:t>unul</w:t>
-      </w:r>
-      <w:proofErr w:type="spellEnd"/>
-      <w:r>
-        <w:rPr>
-          <w:rFonts w:ascii="Times New Roman" w:eastAsia="Times New Roman" w:hAnsi="Times New Roman" w:cs="Times New Roman"/>
-          <w:kern w:val="0"/>
-          <w:sz w:val="24"/>
-          <w:szCs w:val="24"/>
-          <w:lang w:eastAsia="en-150"/>
-          <w14:ligatures w14:val="none"/>
-        </w:rPr>
-        <w:t xml:space="preserve"> </w:t>
-      </w:r>
-      <w:proofErr w:type="spellStart"/>
-      <w:r>
-        <w:rPr>
-          <w:rFonts w:ascii="Times New Roman" w:eastAsia="Times New Roman" w:hAnsi="Times New Roman" w:cs="Times New Roman"/>
-          <w:kern w:val="0"/>
-          <w:sz w:val="24"/>
-          <w:szCs w:val="24"/>
-          <w:lang w:eastAsia="en-150"/>
-          <w14:ligatures w14:val="none"/>
-        </w:rPr>
-        <w:t>sau</w:t>
-      </w:r>
-      <w:proofErr w:type="spellEnd"/>
-      <w:r>
-        <w:rPr>
-          <w:rFonts w:ascii="Times New Roman" w:eastAsia="Times New Roman" w:hAnsi="Times New Roman" w:cs="Times New Roman"/>
-          <w:kern w:val="0"/>
-          <w:sz w:val="24"/>
-          <w:szCs w:val="24"/>
-          <w:lang w:eastAsia="en-150"/>
-          <w14:ligatures w14:val="none"/>
-        </w:rPr>
-        <w:t xml:space="preserve"> </w:t>
-      </w:r>
-      <w:proofErr w:type="spellStart"/>
-      <w:r>
-        <w:rPr>
-          <w:rFonts w:ascii="Times New Roman" w:eastAsia="Times New Roman" w:hAnsi="Times New Roman" w:cs="Times New Roman"/>
-          <w:kern w:val="0"/>
-          <w:sz w:val="24"/>
-          <w:szCs w:val="24"/>
-          <w:lang w:eastAsia="en-150"/>
-          <w14:ligatures w14:val="none"/>
-        </w:rPr>
-        <w:t>mai</w:t>
-      </w:r>
-      <w:proofErr w:type="spellEnd"/>
-      <w:r>
-        <w:rPr>
-          <w:rFonts w:ascii="Times New Roman" w:eastAsia="Times New Roman" w:hAnsi="Times New Roman" w:cs="Times New Roman"/>
-          <w:kern w:val="0"/>
-          <w:sz w:val="24"/>
-          <w:szCs w:val="24"/>
-          <w:lang w:eastAsia="en-150"/>
-          <w14:ligatures w14:val="none"/>
-        </w:rPr>
-        <w:t xml:space="preserve"> </w:t>
-      </w:r>
-      <w:proofErr w:type="spellStart"/>
-      <w:r>
-        <w:rPr>
-          <w:rFonts w:ascii="Times New Roman" w:eastAsia="Times New Roman" w:hAnsi="Times New Roman" w:cs="Times New Roman"/>
-          <w:kern w:val="0"/>
-          <w:sz w:val="24"/>
-          <w:szCs w:val="24"/>
-          <w:lang w:eastAsia="en-150"/>
-          <w14:ligatures w14:val="none"/>
-        </w:rPr>
-        <w:t>multe</w:t>
-      </w:r>
-      <w:proofErr w:type="spellEnd"/>
-      <w:r>
-        <w:rPr>
-          <w:rFonts w:ascii="Times New Roman" w:eastAsia="Times New Roman" w:hAnsi="Times New Roman" w:cs="Times New Roman"/>
-          <w:kern w:val="0"/>
-          <w:sz w:val="24"/>
-          <w:szCs w:val="24"/>
-          <w:lang w:eastAsia="en-150"/>
-          <w14:ligatures w14:val="none"/>
-        </w:rPr>
-        <w:t xml:space="preserve"> </w:t>
-      </w:r>
-      <w:proofErr w:type="spellStart"/>
-      <w:r>
-        <w:rPr>
-          <w:rFonts w:ascii="Times New Roman" w:eastAsia="Times New Roman" w:hAnsi="Times New Roman" w:cs="Times New Roman"/>
-          <w:kern w:val="0"/>
-          <w:sz w:val="24"/>
-          <w:szCs w:val="24"/>
-          <w:lang w:eastAsia="en-150"/>
-          <w14:ligatures w14:val="none"/>
-        </w:rPr>
-        <w:t>dosare</w:t>
-      </w:r>
-      <w:proofErr w:type="spellEnd"/>
-      <w:r>
-        <w:rPr>
-          <w:rFonts w:ascii="Times New Roman" w:eastAsia="Times New Roman" w:hAnsi="Times New Roman" w:cs="Times New Roman"/>
-          <w:kern w:val="0"/>
-          <w:sz w:val="24"/>
-          <w:szCs w:val="24"/>
-          <w:lang w:eastAsia="en-150"/>
-          <w14:ligatures w14:val="none"/>
-        </w:rPr>
-        <w:t xml:space="preserve">, </w:t>
+        <w:t>incluse</w:t>
+      </w:r>
+      <w:proofErr w:type="spellEnd"/>
+      <w:r>
+        <w:rPr>
+          <w:rFonts w:ascii="Times New Roman" w:eastAsia="Times New Roman" w:hAnsi="Times New Roman" w:cs="Times New Roman"/>
+          <w:kern w:val="0"/>
+          <w:sz w:val="24"/>
+          <w:szCs w:val="24"/>
+          <w:lang w:eastAsia="en-150"/>
+          <w14:ligatures w14:val="none"/>
+        </w:rPr>
+        <w:t xml:space="preserve"> </w:t>
+      </w:r>
+      <w:proofErr w:type="spellStart"/>
+      <w:r>
+        <w:rPr>
+          <w:rFonts w:ascii="Times New Roman" w:eastAsia="Times New Roman" w:hAnsi="Times New Roman" w:cs="Times New Roman"/>
+          <w:kern w:val="0"/>
+          <w:sz w:val="24"/>
+          <w:szCs w:val="24"/>
+          <w:lang w:eastAsia="en-150"/>
+          <w14:ligatures w14:val="none"/>
+        </w:rPr>
+        <w:t>în</w:t>
+      </w:r>
+      <w:proofErr w:type="spellEnd"/>
+      <w:r>
+        <w:rPr>
+          <w:rFonts w:ascii="Times New Roman" w:eastAsia="Times New Roman" w:hAnsi="Times New Roman" w:cs="Times New Roman"/>
+          <w:kern w:val="0"/>
+          <w:sz w:val="24"/>
+          <w:szCs w:val="24"/>
+          <w:lang w:eastAsia="en-150"/>
+          <w14:ligatures w14:val="none"/>
+        </w:rPr>
+        <w:t xml:space="preserve"> </w:t>
+      </w:r>
+      <w:proofErr w:type="spellStart"/>
+      <w:r>
+        <w:rPr>
+          <w:rFonts w:ascii="Times New Roman" w:eastAsia="Times New Roman" w:hAnsi="Times New Roman" w:cs="Times New Roman"/>
+          <w:kern w:val="0"/>
+          <w:sz w:val="24"/>
+          <w:szCs w:val="24"/>
+          <w:lang w:eastAsia="en-150"/>
+          <w14:ligatures w14:val="none"/>
+        </w:rPr>
+        <w:t>serii</w:t>
+      </w:r>
+      <w:proofErr w:type="spellEnd"/>
+      <w:r>
+        <w:rPr>
+          <w:rFonts w:ascii="Times New Roman" w:eastAsia="Times New Roman" w:hAnsi="Times New Roman" w:cs="Times New Roman"/>
+          <w:kern w:val="0"/>
+          <w:sz w:val="24"/>
+          <w:szCs w:val="24"/>
+          <w:lang w:eastAsia="en-150"/>
+          <w14:ligatures w14:val="none"/>
+        </w:rPr>
+        <w:t xml:space="preserve"> (</w:t>
+      </w:r>
+      <w:proofErr w:type="spellStart"/>
+      <w:r>
+        <w:rPr>
+          <w:rFonts w:ascii="Times New Roman" w:eastAsia="Times New Roman" w:hAnsi="Times New Roman" w:cs="Times New Roman"/>
+          <w:kern w:val="0"/>
+          <w:sz w:val="24"/>
+          <w:szCs w:val="24"/>
+          <w:lang w:eastAsia="en-150"/>
+          <w14:ligatures w14:val="none"/>
+        </w:rPr>
+        <w:t>relație</w:t>
+      </w:r>
+      <w:proofErr w:type="spellEnd"/>
+      <w:r>
+        <w:rPr>
+          <w:rFonts w:ascii="Times New Roman" w:eastAsia="Times New Roman" w:hAnsi="Times New Roman" w:cs="Times New Roman"/>
+          <w:kern w:val="0"/>
+          <w:sz w:val="24"/>
+          <w:szCs w:val="24"/>
+          <w:lang w:eastAsia="en-150"/>
+          <w14:ligatures w14:val="none"/>
+        </w:rPr>
+        <w:t xml:space="preserve"> de la SERIE la DOSAR_INSCRIERE), </w:t>
       </w:r>
       <w:proofErr w:type="spellStart"/>
       <w:r>
@@ -13829,163 +16038,307 @@
           <w:lang w:eastAsia="en-150"/>
           <w14:ligatures w14:val="none"/>
         </w:rPr>
-        <w:t>dosar</w:t>
-      </w:r>
-      <w:proofErr w:type="spellEnd"/>
-      <w:r>
-        <w:rPr>
-          <w:rFonts w:ascii="Times New Roman" w:eastAsia="Times New Roman" w:hAnsi="Times New Roman" w:cs="Times New Roman"/>
-          <w:kern w:val="0"/>
-          <w:sz w:val="24"/>
-          <w:szCs w:val="24"/>
-          <w:lang w:eastAsia="en-150"/>
-          <w14:ligatures w14:val="none"/>
-        </w:rPr>
-        <w:t xml:space="preserve"> </w:t>
-      </w:r>
-      <w:proofErr w:type="spellStart"/>
-      <w:r>
-        <w:rPr>
-          <w:rFonts w:ascii="Times New Roman" w:eastAsia="Times New Roman" w:hAnsi="Times New Roman" w:cs="Times New Roman"/>
-          <w:kern w:val="0"/>
-          <w:sz w:val="24"/>
-          <w:szCs w:val="24"/>
-          <w:lang w:eastAsia="en-150"/>
-          <w14:ligatures w14:val="none"/>
-        </w:rPr>
-        <w:t>alege</w:t>
-      </w:r>
-      <w:proofErr w:type="spellEnd"/>
-      <w:r>
-        <w:rPr>
-          <w:rFonts w:ascii="Times New Roman" w:eastAsia="Times New Roman" w:hAnsi="Times New Roman" w:cs="Times New Roman"/>
-          <w:kern w:val="0"/>
-          <w:sz w:val="24"/>
-          <w:szCs w:val="24"/>
-          <w:lang w:eastAsia="en-150"/>
-          <w14:ligatures w14:val="none"/>
-        </w:rPr>
-        <w:t xml:space="preserve"> o </w:t>
-      </w:r>
-      <w:proofErr w:type="spellStart"/>
-      <w:r>
-        <w:rPr>
-          <w:rFonts w:ascii="Times New Roman" w:eastAsia="Times New Roman" w:hAnsi="Times New Roman" w:cs="Times New Roman"/>
-          <w:kern w:val="0"/>
-          <w:sz w:val="24"/>
-          <w:szCs w:val="24"/>
-          <w:lang w:eastAsia="en-150"/>
-          <w14:ligatures w14:val="none"/>
-        </w:rPr>
-        <w:t>singură</w:t>
-      </w:r>
-      <w:proofErr w:type="spellEnd"/>
-      <w:r>
-        <w:rPr>
-          <w:rFonts w:ascii="Times New Roman" w:eastAsia="Times New Roman" w:hAnsi="Times New Roman" w:cs="Times New Roman"/>
-          <w:kern w:val="0"/>
-          <w:sz w:val="24"/>
-          <w:szCs w:val="24"/>
-          <w:lang w:eastAsia="en-150"/>
-          <w14:ligatures w14:val="none"/>
-        </w:rPr>
-        <w:t xml:space="preserve"> </w:t>
-      </w:r>
-      <w:proofErr w:type="spellStart"/>
-      <w:r>
-        <w:rPr>
-          <w:rFonts w:ascii="Times New Roman" w:eastAsia="Times New Roman" w:hAnsi="Times New Roman" w:cs="Times New Roman"/>
-          <w:kern w:val="0"/>
-          <w:sz w:val="24"/>
-          <w:szCs w:val="24"/>
-          <w:lang w:eastAsia="en-150"/>
-          <w14:ligatures w14:val="none"/>
-        </w:rPr>
-        <w:t>categorie</w:t>
-      </w:r>
-      <w:proofErr w:type="spellEnd"/>
-      <w:r>
-        <w:rPr>
-          <w:rFonts w:ascii="Times New Roman" w:eastAsia="Times New Roman" w:hAnsi="Times New Roman" w:cs="Times New Roman"/>
-          <w:kern w:val="0"/>
-          <w:sz w:val="24"/>
-          <w:szCs w:val="24"/>
-          <w:lang w:eastAsia="en-150"/>
-          <w14:ligatures w14:val="none"/>
-        </w:rPr>
-        <w:t xml:space="preserve">. De </w:t>
-      </w:r>
-      <w:proofErr w:type="spellStart"/>
-      <w:r>
-        <w:rPr>
-          <w:rFonts w:ascii="Times New Roman" w:eastAsia="Times New Roman" w:hAnsi="Times New Roman" w:cs="Times New Roman"/>
-          <w:kern w:val="0"/>
-          <w:sz w:val="24"/>
-          <w:szCs w:val="24"/>
-          <w:lang w:eastAsia="en-150"/>
-          <w14:ligatures w14:val="none"/>
-        </w:rPr>
-        <w:t>acest</w:t>
-      </w:r>
-      <w:proofErr w:type="spellEnd"/>
-      <w:r>
-        <w:rPr>
-          <w:rFonts w:ascii="Times New Roman" w:eastAsia="Times New Roman" w:hAnsi="Times New Roman" w:cs="Times New Roman"/>
-          <w:kern w:val="0"/>
-          <w:sz w:val="24"/>
-          <w:szCs w:val="24"/>
-          <w:lang w:eastAsia="en-150"/>
-          <w14:ligatures w14:val="none"/>
-        </w:rPr>
-        <w:t xml:space="preserve"> </w:t>
-      </w:r>
-      <w:proofErr w:type="spellStart"/>
-      <w:r>
-        <w:rPr>
-          <w:rFonts w:ascii="Times New Roman" w:eastAsia="Times New Roman" w:hAnsi="Times New Roman" w:cs="Times New Roman"/>
-          <w:kern w:val="0"/>
-          <w:sz w:val="24"/>
-          <w:szCs w:val="24"/>
-          <w:lang w:eastAsia="en-150"/>
-          <w14:ligatures w14:val="none"/>
-        </w:rPr>
-        <w:t>dosar</w:t>
-      </w:r>
-      <w:proofErr w:type="spellEnd"/>
-      <w:r>
-        <w:rPr>
-          <w:rFonts w:ascii="Times New Roman" w:eastAsia="Times New Roman" w:hAnsi="Times New Roman" w:cs="Times New Roman"/>
-          <w:kern w:val="0"/>
-          <w:sz w:val="24"/>
-          <w:szCs w:val="24"/>
-          <w:lang w:eastAsia="en-150"/>
-          <w14:ligatures w14:val="none"/>
-        </w:rPr>
-        <w:t xml:space="preserve"> se </w:t>
-      </w:r>
-      <w:proofErr w:type="spellStart"/>
-      <w:r>
-        <w:rPr>
-          <w:rFonts w:ascii="Times New Roman" w:eastAsia="Times New Roman" w:hAnsi="Times New Roman" w:cs="Times New Roman"/>
-          <w:kern w:val="0"/>
-          <w:sz w:val="24"/>
-          <w:szCs w:val="24"/>
-          <w:lang w:eastAsia="en-150"/>
-          <w14:ligatures w14:val="none"/>
-        </w:rPr>
-        <w:t>leagă</w:t>
-      </w:r>
-      <w:proofErr w:type="spellEnd"/>
-      <w:r>
-        <w:rPr>
-          <w:rFonts w:ascii="Times New Roman" w:eastAsia="Times New Roman" w:hAnsi="Times New Roman" w:cs="Times New Roman"/>
-          <w:kern w:val="0"/>
-          <w:sz w:val="24"/>
-          <w:szCs w:val="24"/>
-          <w:lang w:eastAsia="en-150"/>
-          <w14:ligatures w14:val="none"/>
-        </w:rPr>
-        <w:t xml:space="preserve"> direct </w:t>
+        <w:t>serie</w:t>
+      </w:r>
+      <w:proofErr w:type="spellEnd"/>
+      <w:r>
+        <w:rPr>
+          <w:rFonts w:ascii="Times New Roman" w:eastAsia="Times New Roman" w:hAnsi="Times New Roman" w:cs="Times New Roman"/>
+          <w:kern w:val="0"/>
+          <w:sz w:val="24"/>
+          <w:szCs w:val="24"/>
+          <w:lang w:eastAsia="en-150"/>
+          <w14:ligatures w14:val="none"/>
+        </w:rPr>
+        <w:t xml:space="preserve"> </w:t>
+      </w:r>
+      <w:proofErr w:type="spellStart"/>
+      <w:r>
+        <w:rPr>
+          <w:rFonts w:ascii="Times New Roman" w:eastAsia="Times New Roman" w:hAnsi="Times New Roman" w:cs="Times New Roman"/>
+          <w:kern w:val="0"/>
+          <w:sz w:val="24"/>
+          <w:szCs w:val="24"/>
+          <w:lang w:eastAsia="en-150"/>
+          <w14:ligatures w14:val="none"/>
+        </w:rPr>
+        <w:t>participă</w:t>
+      </w:r>
+      <w:proofErr w:type="spellEnd"/>
+      <w:r>
+        <w:rPr>
+          <w:rFonts w:ascii="Times New Roman" w:eastAsia="Times New Roman" w:hAnsi="Times New Roman" w:cs="Times New Roman"/>
+          <w:kern w:val="0"/>
+          <w:sz w:val="24"/>
+          <w:szCs w:val="24"/>
+          <w:lang w:eastAsia="en-150"/>
+          <w14:ligatures w14:val="none"/>
+        </w:rPr>
+        <w:t xml:space="preserve"> la </w:t>
+      </w:r>
+      <w:proofErr w:type="spellStart"/>
+      <w:r>
+        <w:rPr>
+          <w:rFonts w:ascii="Times New Roman" w:eastAsia="Times New Roman" w:hAnsi="Times New Roman" w:cs="Times New Roman"/>
+          <w:kern w:val="0"/>
+          <w:sz w:val="24"/>
+          <w:szCs w:val="24"/>
+          <w:lang w:eastAsia="en-150"/>
+          <w14:ligatures w14:val="none"/>
+        </w:rPr>
+        <w:t>ședințe</w:t>
+      </w:r>
+      <w:proofErr w:type="spellEnd"/>
+      <w:r>
+        <w:rPr>
+          <w:rFonts w:ascii="Times New Roman" w:eastAsia="Times New Roman" w:hAnsi="Times New Roman" w:cs="Times New Roman"/>
+          <w:kern w:val="0"/>
+          <w:sz w:val="24"/>
+          <w:szCs w:val="24"/>
+          <w:lang w:eastAsia="en-150"/>
+          <w14:ligatures w14:val="none"/>
+        </w:rPr>
+        <w:t xml:space="preserve"> </w:t>
+      </w:r>
+      <w:proofErr w:type="spellStart"/>
+      <w:r>
+        <w:rPr>
+          <w:rFonts w:ascii="Times New Roman" w:eastAsia="Times New Roman" w:hAnsi="Times New Roman" w:cs="Times New Roman"/>
+          <w:kern w:val="0"/>
+          <w:sz w:val="24"/>
+          <w:szCs w:val="24"/>
+          <w:lang w:eastAsia="en-150"/>
+          <w14:ligatures w14:val="none"/>
+        </w:rPr>
+        <w:t>teoretice</w:t>
+      </w:r>
+      <w:proofErr w:type="spellEnd"/>
+      <w:r>
+        <w:rPr>
+          <w:rFonts w:ascii="Times New Roman" w:eastAsia="Times New Roman" w:hAnsi="Times New Roman" w:cs="Times New Roman"/>
+          <w:kern w:val="0"/>
+          <w:sz w:val="24"/>
+          <w:szCs w:val="24"/>
+          <w:lang w:eastAsia="en-150"/>
+          <w14:ligatures w14:val="none"/>
+        </w:rPr>
+        <w:t xml:space="preserve"> </w:t>
+      </w:r>
+      <w:proofErr w:type="spellStart"/>
+      <w:r>
+        <w:rPr>
+          <w:rFonts w:ascii="Times New Roman" w:eastAsia="Times New Roman" w:hAnsi="Times New Roman" w:cs="Times New Roman"/>
+          <w:kern w:val="0"/>
+          <w:sz w:val="24"/>
+          <w:szCs w:val="24"/>
+          <w:lang w:eastAsia="en-150"/>
+          <w14:ligatures w14:val="none"/>
+        </w:rPr>
+        <w:t>găzduite</w:t>
+      </w:r>
+      <w:proofErr w:type="spellEnd"/>
+      <w:r>
+        <w:rPr>
+          <w:rFonts w:ascii="Times New Roman" w:eastAsia="Times New Roman" w:hAnsi="Times New Roman" w:cs="Times New Roman"/>
+          <w:kern w:val="0"/>
+          <w:sz w:val="24"/>
+          <w:szCs w:val="24"/>
+          <w:lang w:eastAsia="en-150"/>
+          <w14:ligatures w14:val="none"/>
+        </w:rPr>
+        <w:t xml:space="preserve"> </w:t>
+      </w:r>
+      <w:proofErr w:type="spellStart"/>
+      <w:r>
+        <w:rPr>
+          <w:rFonts w:ascii="Times New Roman" w:eastAsia="Times New Roman" w:hAnsi="Times New Roman" w:cs="Times New Roman"/>
+          <w:kern w:val="0"/>
+          <w:sz w:val="24"/>
+          <w:szCs w:val="24"/>
+          <w:lang w:eastAsia="en-150"/>
+          <w14:ligatures w14:val="none"/>
+        </w:rPr>
+        <w:t>în</w:t>
+      </w:r>
+      <w:proofErr w:type="spellEnd"/>
+      <w:r>
+        <w:rPr>
+          <w:rFonts w:ascii="Times New Roman" w:eastAsia="Times New Roman" w:hAnsi="Times New Roman" w:cs="Times New Roman"/>
+          <w:kern w:val="0"/>
+          <w:sz w:val="24"/>
+          <w:szCs w:val="24"/>
+          <w:lang w:eastAsia="en-150"/>
+          <w14:ligatures w14:val="none"/>
+        </w:rPr>
+        <w:t xml:space="preserve"> </w:t>
+      </w:r>
+      <w:proofErr w:type="spellStart"/>
+      <w:r>
+        <w:rPr>
+          <w:rFonts w:ascii="Times New Roman" w:eastAsia="Times New Roman" w:hAnsi="Times New Roman" w:cs="Times New Roman"/>
+          <w:kern w:val="0"/>
+          <w:sz w:val="24"/>
+          <w:szCs w:val="24"/>
+          <w:lang w:eastAsia="en-150"/>
+          <w14:ligatures w14:val="none"/>
+        </w:rPr>
+        <w:t>săli</w:t>
+      </w:r>
+      <w:proofErr w:type="spellEnd"/>
+      <w:r>
+        <w:rPr>
+          <w:rFonts w:ascii="Times New Roman" w:eastAsia="Times New Roman" w:hAnsi="Times New Roman" w:cs="Times New Roman"/>
+          <w:kern w:val="0"/>
+          <w:sz w:val="24"/>
+          <w:szCs w:val="24"/>
+          <w:lang w:eastAsia="en-150"/>
+          <w14:ligatures w14:val="none"/>
+        </w:rPr>
+        <w:t xml:space="preserve">. La </w:t>
+      </w:r>
+      <w:proofErr w:type="spellStart"/>
+      <w:r>
+        <w:rPr>
+          <w:rFonts w:ascii="Times New Roman" w:eastAsia="Times New Roman" w:hAnsi="Times New Roman" w:cs="Times New Roman"/>
+          <w:kern w:val="0"/>
+          <w:sz w:val="24"/>
+          <w:szCs w:val="24"/>
+          <w:lang w:eastAsia="en-150"/>
+          <w14:ligatures w14:val="none"/>
+        </w:rPr>
+        <w:t>nivel</w:t>
+      </w:r>
+      <w:proofErr w:type="spellEnd"/>
+      <w:r>
+        <w:rPr>
+          <w:rFonts w:ascii="Times New Roman" w:eastAsia="Times New Roman" w:hAnsi="Times New Roman" w:cs="Times New Roman"/>
+          <w:kern w:val="0"/>
+          <w:sz w:val="24"/>
+          <w:szCs w:val="24"/>
+          <w:lang w:eastAsia="en-150"/>
+          <w14:ligatures w14:val="none"/>
+        </w:rPr>
+        <w:t xml:space="preserve"> logistic, </w:t>
+      </w:r>
+      <w:proofErr w:type="spellStart"/>
+      <w:r>
+        <w:rPr>
+          <w:rFonts w:ascii="Times New Roman" w:eastAsia="Times New Roman" w:hAnsi="Times New Roman" w:cs="Times New Roman"/>
+          <w:kern w:val="0"/>
+          <w:sz w:val="24"/>
+          <w:szCs w:val="24"/>
+          <w:lang w:eastAsia="en-150"/>
+          <w14:ligatures w14:val="none"/>
+        </w:rPr>
+        <w:t>instructorii</w:t>
+      </w:r>
+      <w:proofErr w:type="spellEnd"/>
+      <w:r>
+        <w:rPr>
+          <w:rFonts w:ascii="Times New Roman" w:eastAsia="Times New Roman" w:hAnsi="Times New Roman" w:cs="Times New Roman"/>
+          <w:kern w:val="0"/>
+          <w:sz w:val="24"/>
+          <w:szCs w:val="24"/>
+          <w:lang w:eastAsia="en-150"/>
+          <w14:ligatures w14:val="none"/>
+        </w:rPr>
+        <w:t xml:space="preserve"> au </w:t>
+      </w:r>
+      <w:proofErr w:type="spellStart"/>
+      <w:r>
+        <w:rPr>
+          <w:rFonts w:ascii="Times New Roman" w:eastAsia="Times New Roman" w:hAnsi="Times New Roman" w:cs="Times New Roman"/>
+          <w:kern w:val="0"/>
+          <w:sz w:val="24"/>
+          <w:szCs w:val="24"/>
+          <w:lang w:eastAsia="en-150"/>
+          <w14:ligatures w14:val="none"/>
+        </w:rPr>
+        <w:t>vehicule</w:t>
+      </w:r>
+      <w:proofErr w:type="spellEnd"/>
+      <w:r>
+        <w:rPr>
+          <w:rFonts w:ascii="Times New Roman" w:eastAsia="Times New Roman" w:hAnsi="Times New Roman" w:cs="Times New Roman"/>
+          <w:kern w:val="0"/>
+          <w:sz w:val="24"/>
+          <w:szCs w:val="24"/>
+          <w:lang w:eastAsia="en-150"/>
+          <w14:ligatures w14:val="none"/>
+        </w:rPr>
+        <w:t xml:space="preserve"> </w:t>
+      </w:r>
+      <w:proofErr w:type="spellStart"/>
+      <w:r>
+        <w:rPr>
+          <w:rFonts w:ascii="Times New Roman" w:eastAsia="Times New Roman" w:hAnsi="Times New Roman" w:cs="Times New Roman"/>
+          <w:kern w:val="0"/>
+          <w:sz w:val="24"/>
+          <w:szCs w:val="24"/>
+          <w:lang w:eastAsia="en-150"/>
+          <w14:ligatures w14:val="none"/>
+        </w:rPr>
+        <w:t>atribuite</w:t>
+      </w:r>
+      <w:proofErr w:type="spellEnd"/>
+      <w:r>
+        <w:rPr>
+          <w:rFonts w:ascii="Times New Roman" w:eastAsia="Times New Roman" w:hAnsi="Times New Roman" w:cs="Times New Roman"/>
+          <w:kern w:val="0"/>
+          <w:sz w:val="24"/>
+          <w:szCs w:val="24"/>
+          <w:lang w:eastAsia="en-150"/>
+          <w14:ligatures w14:val="none"/>
+        </w:rPr>
+        <w:t xml:space="preserve"> </w:t>
+      </w:r>
+      <w:proofErr w:type="spellStart"/>
+      <w:r>
+        <w:rPr>
+          <w:rFonts w:ascii="Times New Roman" w:eastAsia="Times New Roman" w:hAnsi="Times New Roman" w:cs="Times New Roman"/>
+          <w:kern w:val="0"/>
+          <w:sz w:val="24"/>
+          <w:szCs w:val="24"/>
+          <w:lang w:eastAsia="en-150"/>
+          <w14:ligatures w14:val="none"/>
+        </w:rPr>
+        <w:t>și</w:t>
+      </w:r>
+      <w:proofErr w:type="spellEnd"/>
+      <w:r>
+        <w:rPr>
+          <w:rFonts w:ascii="Times New Roman" w:eastAsia="Times New Roman" w:hAnsi="Times New Roman" w:cs="Times New Roman"/>
+          <w:kern w:val="0"/>
+          <w:sz w:val="24"/>
+          <w:szCs w:val="24"/>
+          <w:lang w:eastAsia="en-150"/>
+          <w14:ligatures w14:val="none"/>
+        </w:rPr>
+        <w:t xml:space="preserve"> </w:t>
+      </w:r>
+      <w:proofErr w:type="spellStart"/>
+      <w:r>
+        <w:rPr>
+          <w:rFonts w:ascii="Times New Roman" w:eastAsia="Times New Roman" w:hAnsi="Times New Roman" w:cs="Times New Roman"/>
+          <w:kern w:val="0"/>
+          <w:sz w:val="24"/>
+          <w:szCs w:val="24"/>
+          <w:lang w:eastAsia="en-150"/>
+          <w14:ligatures w14:val="none"/>
+        </w:rPr>
+        <w:t>conduc</w:t>
+      </w:r>
+      <w:proofErr w:type="spellEnd"/>
+      <w:r>
+        <w:rPr>
+          <w:rFonts w:ascii="Times New Roman" w:eastAsia="Times New Roman" w:hAnsi="Times New Roman" w:cs="Times New Roman"/>
+          <w:kern w:val="0"/>
+          <w:sz w:val="24"/>
+          <w:szCs w:val="24"/>
+          <w:lang w:eastAsia="en-150"/>
+          <w14:ligatures w14:val="none"/>
+        </w:rPr>
+        <w:t xml:space="preserve"> </w:t>
       </w:r>
       <w:proofErr w:type="spellStart"/>
       <w:r>
@@ -14009,691 +16362,43 @@
           <w:lang w:eastAsia="en-150"/>
           <w14:ligatures w14:val="none"/>
         </w:rPr>
-        <w:t xml:space="preserve"> practice la care </w:t>
-      </w:r>
-      <w:proofErr w:type="spellStart"/>
-      <w:r>
-        <w:rPr>
-          <w:rFonts w:ascii="Times New Roman" w:eastAsia="Times New Roman" w:hAnsi="Times New Roman" w:cs="Times New Roman"/>
-          <w:kern w:val="0"/>
-          <w:sz w:val="24"/>
-          <w:szCs w:val="24"/>
-          <w:lang w:eastAsia="en-150"/>
-          <w14:ligatures w14:val="none"/>
-        </w:rPr>
-        <w:t>cursantul</w:t>
-      </w:r>
-      <w:proofErr w:type="spellEnd"/>
-      <w:r>
-        <w:rPr>
-          <w:rFonts w:ascii="Times New Roman" w:eastAsia="Times New Roman" w:hAnsi="Times New Roman" w:cs="Times New Roman"/>
-          <w:kern w:val="0"/>
-          <w:sz w:val="24"/>
-          <w:szCs w:val="24"/>
-          <w:lang w:eastAsia="en-150"/>
-          <w14:ligatures w14:val="none"/>
-        </w:rPr>
-        <w:t xml:space="preserve"> </w:t>
-      </w:r>
-      <w:proofErr w:type="spellStart"/>
-      <w:r>
-        <w:rPr>
-          <w:rFonts w:ascii="Times New Roman" w:eastAsia="Times New Roman" w:hAnsi="Times New Roman" w:cs="Times New Roman"/>
-          <w:kern w:val="0"/>
-          <w:sz w:val="24"/>
-          <w:szCs w:val="24"/>
-          <w:lang w:eastAsia="en-150"/>
-          <w14:ligatures w14:val="none"/>
-        </w:rPr>
-        <w:t>participă</w:t>
-      </w:r>
-      <w:proofErr w:type="spellEnd"/>
-      <w:r>
-        <w:rPr>
-          <w:rFonts w:ascii="Times New Roman" w:eastAsia="Times New Roman" w:hAnsi="Times New Roman" w:cs="Times New Roman"/>
-          <w:kern w:val="0"/>
-          <w:sz w:val="24"/>
-          <w:szCs w:val="24"/>
-          <w:lang w:eastAsia="en-150"/>
-          <w14:ligatures w14:val="none"/>
-        </w:rPr>
-        <w:t xml:space="preserve">, </w:t>
-      </w:r>
-      <w:proofErr w:type="spellStart"/>
-      <w:r>
-        <w:rPr>
-          <w:rFonts w:ascii="Times New Roman" w:eastAsia="Times New Roman" w:hAnsi="Times New Roman" w:cs="Times New Roman"/>
-          <w:kern w:val="0"/>
-          <w:sz w:val="24"/>
-          <w:szCs w:val="24"/>
-          <w:lang w:eastAsia="en-150"/>
-          <w14:ligatures w14:val="none"/>
-        </w:rPr>
-        <w:t>examenele</w:t>
-      </w:r>
-      <w:proofErr w:type="spellEnd"/>
-      <w:r>
-        <w:rPr>
-          <w:rFonts w:ascii="Times New Roman" w:eastAsia="Times New Roman" w:hAnsi="Times New Roman" w:cs="Times New Roman"/>
-          <w:kern w:val="0"/>
-          <w:sz w:val="24"/>
-          <w:szCs w:val="24"/>
-          <w:lang w:eastAsia="en-150"/>
-          <w14:ligatures w14:val="none"/>
-        </w:rPr>
-        <w:t xml:space="preserve"> pe care le </w:t>
-      </w:r>
-      <w:proofErr w:type="spellStart"/>
-      <w:r>
-        <w:rPr>
-          <w:rFonts w:ascii="Times New Roman" w:eastAsia="Times New Roman" w:hAnsi="Times New Roman" w:cs="Times New Roman"/>
-          <w:kern w:val="0"/>
-          <w:sz w:val="24"/>
-          <w:szCs w:val="24"/>
-          <w:lang w:eastAsia="en-150"/>
-          <w14:ligatures w14:val="none"/>
-        </w:rPr>
-        <w:t>susține</w:t>
-      </w:r>
-      <w:proofErr w:type="spellEnd"/>
-      <w:r>
-        <w:rPr>
-          <w:rFonts w:ascii="Times New Roman" w:eastAsia="Times New Roman" w:hAnsi="Times New Roman" w:cs="Times New Roman"/>
-          <w:kern w:val="0"/>
-          <w:sz w:val="24"/>
-          <w:szCs w:val="24"/>
-          <w:lang w:eastAsia="en-150"/>
-          <w14:ligatures w14:val="none"/>
-        </w:rPr>
-        <w:t xml:space="preserve"> </w:t>
-      </w:r>
-      <w:proofErr w:type="spellStart"/>
-      <w:r>
-        <w:rPr>
-          <w:rFonts w:ascii="Times New Roman" w:eastAsia="Times New Roman" w:hAnsi="Times New Roman" w:cs="Times New Roman"/>
-          <w:kern w:val="0"/>
-          <w:sz w:val="24"/>
-          <w:szCs w:val="24"/>
-          <w:lang w:eastAsia="en-150"/>
-          <w14:ligatures w14:val="none"/>
-        </w:rPr>
-        <w:t>și</w:t>
-      </w:r>
-      <w:proofErr w:type="spellEnd"/>
-      <w:r>
-        <w:rPr>
-          <w:rFonts w:ascii="Times New Roman" w:eastAsia="Times New Roman" w:hAnsi="Times New Roman" w:cs="Times New Roman"/>
-          <w:kern w:val="0"/>
-          <w:sz w:val="24"/>
-          <w:szCs w:val="24"/>
-          <w:lang w:eastAsia="en-150"/>
-          <w14:ligatures w14:val="none"/>
-        </w:rPr>
-        <w:t xml:space="preserve"> </w:t>
-      </w:r>
-      <w:proofErr w:type="spellStart"/>
-      <w:r>
-        <w:rPr>
-          <w:rFonts w:ascii="Times New Roman" w:eastAsia="Times New Roman" w:hAnsi="Times New Roman" w:cs="Times New Roman"/>
-          <w:kern w:val="0"/>
-          <w:sz w:val="24"/>
-          <w:szCs w:val="24"/>
-          <w:lang w:eastAsia="en-150"/>
-          <w14:ligatures w14:val="none"/>
-        </w:rPr>
-        <w:t>plățile</w:t>
-      </w:r>
-      <w:proofErr w:type="spellEnd"/>
-      <w:r>
-        <w:rPr>
-          <w:rFonts w:ascii="Times New Roman" w:eastAsia="Times New Roman" w:hAnsi="Times New Roman" w:cs="Times New Roman"/>
-          <w:kern w:val="0"/>
-          <w:sz w:val="24"/>
-          <w:szCs w:val="24"/>
-          <w:lang w:eastAsia="en-150"/>
-          <w14:ligatures w14:val="none"/>
-        </w:rPr>
-        <w:t xml:space="preserve"> pe care le </w:t>
-      </w:r>
-      <w:proofErr w:type="spellStart"/>
-      <w:r>
-        <w:rPr>
-          <w:rFonts w:ascii="Times New Roman" w:eastAsia="Times New Roman" w:hAnsi="Times New Roman" w:cs="Times New Roman"/>
-          <w:kern w:val="0"/>
-          <w:sz w:val="24"/>
-          <w:szCs w:val="24"/>
-          <w:lang w:eastAsia="en-150"/>
-          <w14:ligatures w14:val="none"/>
-        </w:rPr>
-        <w:t>achită</w:t>
-      </w:r>
-      <w:proofErr w:type="spellEnd"/>
-      <w:r>
-        <w:rPr>
-          <w:rFonts w:ascii="Times New Roman" w:eastAsia="Times New Roman" w:hAnsi="Times New Roman" w:cs="Times New Roman"/>
-          <w:kern w:val="0"/>
-          <w:sz w:val="24"/>
-          <w:szCs w:val="24"/>
-          <w:lang w:eastAsia="en-150"/>
-          <w14:ligatures w14:val="none"/>
-        </w:rPr>
-        <w:t xml:space="preserve">. La </w:t>
-      </w:r>
-      <w:proofErr w:type="spellStart"/>
-      <w:r>
-        <w:rPr>
-          <w:rFonts w:ascii="Times New Roman" w:eastAsia="Times New Roman" w:hAnsi="Times New Roman" w:cs="Times New Roman"/>
-          <w:kern w:val="0"/>
-          <w:sz w:val="24"/>
-          <w:szCs w:val="24"/>
-          <w:lang w:eastAsia="en-150"/>
-          <w14:ligatures w14:val="none"/>
-        </w:rPr>
-        <w:t>nivel</w:t>
-      </w:r>
-      <w:proofErr w:type="spellEnd"/>
-      <w:r>
-        <w:rPr>
-          <w:rFonts w:ascii="Times New Roman" w:eastAsia="Times New Roman" w:hAnsi="Times New Roman" w:cs="Times New Roman"/>
-          <w:kern w:val="0"/>
-          <w:sz w:val="24"/>
-          <w:szCs w:val="24"/>
-          <w:lang w:eastAsia="en-150"/>
-          <w14:ligatures w14:val="none"/>
-        </w:rPr>
-        <w:t xml:space="preserve"> de </w:t>
-      </w:r>
-      <w:proofErr w:type="spellStart"/>
-      <w:r>
-        <w:rPr>
-          <w:rFonts w:ascii="Times New Roman" w:eastAsia="Times New Roman" w:hAnsi="Times New Roman" w:cs="Times New Roman"/>
-          <w:kern w:val="0"/>
-          <w:sz w:val="24"/>
-          <w:szCs w:val="24"/>
-          <w:lang w:eastAsia="en-150"/>
-          <w14:ligatures w14:val="none"/>
-        </w:rPr>
-        <w:t>resurse</w:t>
-      </w:r>
-      <w:proofErr w:type="spellEnd"/>
-      <w:r>
-        <w:rPr>
-          <w:rFonts w:ascii="Times New Roman" w:eastAsia="Times New Roman" w:hAnsi="Times New Roman" w:cs="Times New Roman"/>
-          <w:kern w:val="0"/>
-          <w:sz w:val="24"/>
-          <w:szCs w:val="24"/>
-          <w:lang w:eastAsia="en-150"/>
-          <w14:ligatures w14:val="none"/>
-        </w:rPr>
-        <w:t xml:space="preserve"> </w:t>
-      </w:r>
-      <w:proofErr w:type="spellStart"/>
-      <w:r>
-        <w:rPr>
-          <w:rFonts w:ascii="Times New Roman" w:eastAsia="Times New Roman" w:hAnsi="Times New Roman" w:cs="Times New Roman"/>
-          <w:kern w:val="0"/>
-          <w:sz w:val="24"/>
-          <w:szCs w:val="24"/>
-          <w:lang w:eastAsia="en-150"/>
-          <w14:ligatures w14:val="none"/>
-        </w:rPr>
-        <w:t>logistice</w:t>
-      </w:r>
-      <w:proofErr w:type="spellEnd"/>
-      <w:r>
-        <w:rPr>
-          <w:rFonts w:ascii="Times New Roman" w:eastAsia="Times New Roman" w:hAnsi="Times New Roman" w:cs="Times New Roman"/>
-          <w:kern w:val="0"/>
-          <w:sz w:val="24"/>
-          <w:szCs w:val="24"/>
-          <w:lang w:eastAsia="en-150"/>
-          <w14:ligatures w14:val="none"/>
-        </w:rPr>
-        <w:t xml:space="preserve">, un instructor </w:t>
-      </w:r>
-      <w:proofErr w:type="gramStart"/>
-      <w:r>
-        <w:rPr>
-          <w:rFonts w:ascii="Times New Roman" w:eastAsia="Times New Roman" w:hAnsi="Times New Roman" w:cs="Times New Roman"/>
-          <w:kern w:val="0"/>
-          <w:sz w:val="24"/>
-          <w:szCs w:val="24"/>
-          <w:lang w:eastAsia="en-150"/>
-          <w14:ligatures w14:val="none"/>
-        </w:rPr>
-        <w:t>are</w:t>
-      </w:r>
-      <w:proofErr w:type="gramEnd"/>
-      <w:r>
-        <w:rPr>
-          <w:rFonts w:ascii="Times New Roman" w:eastAsia="Times New Roman" w:hAnsi="Times New Roman" w:cs="Times New Roman"/>
-          <w:kern w:val="0"/>
-          <w:sz w:val="24"/>
-          <w:szCs w:val="24"/>
-          <w:lang w:eastAsia="en-150"/>
-          <w14:ligatures w14:val="none"/>
-        </w:rPr>
-        <w:t xml:space="preserve"> </w:t>
-      </w:r>
-      <w:proofErr w:type="spellStart"/>
-      <w:r>
-        <w:rPr>
-          <w:rFonts w:ascii="Times New Roman" w:eastAsia="Times New Roman" w:hAnsi="Times New Roman" w:cs="Times New Roman"/>
-          <w:kern w:val="0"/>
-          <w:sz w:val="24"/>
-          <w:szCs w:val="24"/>
-          <w:lang w:eastAsia="en-150"/>
-          <w14:ligatures w14:val="none"/>
-        </w:rPr>
-        <w:t>alocate</w:t>
-      </w:r>
-      <w:proofErr w:type="spellEnd"/>
-      <w:r>
-        <w:rPr>
-          <w:rFonts w:ascii="Times New Roman" w:eastAsia="Times New Roman" w:hAnsi="Times New Roman" w:cs="Times New Roman"/>
-          <w:kern w:val="0"/>
-          <w:sz w:val="24"/>
-          <w:szCs w:val="24"/>
-          <w:lang w:eastAsia="en-150"/>
-          <w14:ligatures w14:val="none"/>
-        </w:rPr>
-        <w:t xml:space="preserve"> </w:t>
-      </w:r>
-      <w:proofErr w:type="spellStart"/>
-      <w:r>
-        <w:rPr>
-          <w:rFonts w:ascii="Times New Roman" w:eastAsia="Times New Roman" w:hAnsi="Times New Roman" w:cs="Times New Roman"/>
-          <w:kern w:val="0"/>
-          <w:sz w:val="24"/>
-          <w:szCs w:val="24"/>
-          <w:lang w:eastAsia="en-150"/>
-          <w14:ligatures w14:val="none"/>
-        </w:rPr>
-        <w:t>unul</w:t>
-      </w:r>
-      <w:proofErr w:type="spellEnd"/>
-      <w:r>
-        <w:rPr>
-          <w:rFonts w:ascii="Times New Roman" w:eastAsia="Times New Roman" w:hAnsi="Times New Roman" w:cs="Times New Roman"/>
-          <w:kern w:val="0"/>
-          <w:sz w:val="24"/>
-          <w:szCs w:val="24"/>
-          <w:lang w:eastAsia="en-150"/>
-          <w14:ligatures w14:val="none"/>
-        </w:rPr>
-        <w:t xml:space="preserve"> </w:t>
-      </w:r>
-      <w:proofErr w:type="spellStart"/>
-      <w:r>
-        <w:rPr>
-          <w:rFonts w:ascii="Times New Roman" w:eastAsia="Times New Roman" w:hAnsi="Times New Roman" w:cs="Times New Roman"/>
-          <w:kern w:val="0"/>
-          <w:sz w:val="24"/>
-          <w:szCs w:val="24"/>
-          <w:lang w:eastAsia="en-150"/>
-          <w14:ligatures w14:val="none"/>
-        </w:rPr>
-        <w:t>sau</w:t>
-      </w:r>
-      <w:proofErr w:type="spellEnd"/>
-      <w:r>
-        <w:rPr>
-          <w:rFonts w:ascii="Times New Roman" w:eastAsia="Times New Roman" w:hAnsi="Times New Roman" w:cs="Times New Roman"/>
-          <w:kern w:val="0"/>
-          <w:sz w:val="24"/>
-          <w:szCs w:val="24"/>
-          <w:lang w:eastAsia="en-150"/>
-          <w14:ligatures w14:val="none"/>
-        </w:rPr>
-        <w:t xml:space="preserve"> </w:t>
-      </w:r>
-      <w:proofErr w:type="spellStart"/>
-      <w:r>
-        <w:rPr>
-          <w:rFonts w:ascii="Times New Roman" w:eastAsia="Times New Roman" w:hAnsi="Times New Roman" w:cs="Times New Roman"/>
-          <w:kern w:val="0"/>
-          <w:sz w:val="24"/>
-          <w:szCs w:val="24"/>
-          <w:lang w:eastAsia="en-150"/>
-          <w14:ligatures w14:val="none"/>
-        </w:rPr>
-        <w:t>mai</w:t>
-      </w:r>
-      <w:proofErr w:type="spellEnd"/>
-      <w:r>
-        <w:rPr>
-          <w:rFonts w:ascii="Times New Roman" w:eastAsia="Times New Roman" w:hAnsi="Times New Roman" w:cs="Times New Roman"/>
-          <w:kern w:val="0"/>
-          <w:sz w:val="24"/>
-          <w:szCs w:val="24"/>
-          <w:lang w:eastAsia="en-150"/>
-          <w14:ligatures w14:val="none"/>
-        </w:rPr>
-        <w:t xml:space="preserve"> </w:t>
-      </w:r>
-      <w:proofErr w:type="spellStart"/>
-      <w:r>
-        <w:rPr>
-          <w:rFonts w:ascii="Times New Roman" w:eastAsia="Times New Roman" w:hAnsi="Times New Roman" w:cs="Times New Roman"/>
-          <w:kern w:val="0"/>
-          <w:sz w:val="24"/>
-          <w:szCs w:val="24"/>
-          <w:lang w:eastAsia="en-150"/>
-          <w14:ligatures w14:val="none"/>
-        </w:rPr>
-        <w:t>multe</w:t>
-      </w:r>
-      <w:proofErr w:type="spellEnd"/>
-      <w:r>
-        <w:rPr>
-          <w:rFonts w:ascii="Times New Roman" w:eastAsia="Times New Roman" w:hAnsi="Times New Roman" w:cs="Times New Roman"/>
-          <w:kern w:val="0"/>
-          <w:sz w:val="24"/>
-          <w:szCs w:val="24"/>
-          <w:lang w:eastAsia="en-150"/>
-          <w14:ligatures w14:val="none"/>
-        </w:rPr>
-        <w:t xml:space="preserve"> </w:t>
-      </w:r>
-      <w:proofErr w:type="spellStart"/>
-      <w:r>
-        <w:rPr>
-          <w:rFonts w:ascii="Times New Roman" w:eastAsia="Times New Roman" w:hAnsi="Times New Roman" w:cs="Times New Roman"/>
-          <w:kern w:val="0"/>
-          <w:sz w:val="24"/>
-          <w:szCs w:val="24"/>
-          <w:lang w:eastAsia="en-150"/>
-          <w14:ligatures w14:val="none"/>
-        </w:rPr>
-        <w:t>vehicule</w:t>
-      </w:r>
-      <w:proofErr w:type="spellEnd"/>
-      <w:r>
-        <w:rPr>
-          <w:rFonts w:ascii="Times New Roman" w:eastAsia="Times New Roman" w:hAnsi="Times New Roman" w:cs="Times New Roman"/>
-          <w:kern w:val="0"/>
-          <w:sz w:val="24"/>
-          <w:szCs w:val="24"/>
-          <w:lang w:eastAsia="en-150"/>
-          <w14:ligatures w14:val="none"/>
-        </w:rPr>
-        <w:t xml:space="preserve"> </w:t>
-      </w:r>
-      <w:proofErr w:type="spellStart"/>
-      <w:r>
-        <w:rPr>
-          <w:rFonts w:ascii="Times New Roman" w:eastAsia="Times New Roman" w:hAnsi="Times New Roman" w:cs="Times New Roman"/>
-          <w:kern w:val="0"/>
-          <w:sz w:val="24"/>
-          <w:szCs w:val="24"/>
-          <w:lang w:eastAsia="en-150"/>
-          <w14:ligatures w14:val="none"/>
-        </w:rPr>
-        <w:t>și</w:t>
-      </w:r>
-      <w:proofErr w:type="spellEnd"/>
-      <w:r>
-        <w:rPr>
-          <w:rFonts w:ascii="Times New Roman" w:eastAsia="Times New Roman" w:hAnsi="Times New Roman" w:cs="Times New Roman"/>
-          <w:kern w:val="0"/>
-          <w:sz w:val="24"/>
-          <w:szCs w:val="24"/>
-          <w:lang w:eastAsia="en-150"/>
-          <w14:ligatures w14:val="none"/>
-        </w:rPr>
-        <w:t xml:space="preserve"> conduce </w:t>
-      </w:r>
-      <w:proofErr w:type="spellStart"/>
-      <w:r>
-        <w:rPr>
-          <w:rFonts w:ascii="Times New Roman" w:eastAsia="Times New Roman" w:hAnsi="Times New Roman" w:cs="Times New Roman"/>
-          <w:kern w:val="0"/>
-          <w:sz w:val="24"/>
-          <w:szCs w:val="24"/>
-          <w:lang w:eastAsia="en-150"/>
-          <w14:ligatures w14:val="none"/>
-        </w:rPr>
-        <w:t>ședințele</w:t>
-      </w:r>
-      <w:proofErr w:type="spellEnd"/>
-      <w:r>
-        <w:rPr>
-          <w:rFonts w:ascii="Times New Roman" w:eastAsia="Times New Roman" w:hAnsi="Times New Roman" w:cs="Times New Roman"/>
-          <w:kern w:val="0"/>
-          <w:sz w:val="24"/>
-          <w:szCs w:val="24"/>
-          <w:lang w:eastAsia="en-150"/>
-          <w14:ligatures w14:val="none"/>
-        </w:rPr>
-        <w:t xml:space="preserve"> practice. </w:t>
-      </w:r>
-      <w:proofErr w:type="spellStart"/>
-      <w:r>
-        <w:rPr>
-          <w:rFonts w:ascii="Times New Roman" w:eastAsia="Times New Roman" w:hAnsi="Times New Roman" w:cs="Times New Roman"/>
-          <w:kern w:val="0"/>
-          <w:sz w:val="24"/>
-          <w:szCs w:val="24"/>
-          <w:lang w:eastAsia="en-150"/>
-          <w14:ligatures w14:val="none"/>
-        </w:rPr>
-        <w:t>Examenele</w:t>
-      </w:r>
-      <w:proofErr w:type="spellEnd"/>
-      <w:r>
-        <w:rPr>
-          <w:rFonts w:ascii="Times New Roman" w:eastAsia="Times New Roman" w:hAnsi="Times New Roman" w:cs="Times New Roman"/>
-          <w:kern w:val="0"/>
-          <w:sz w:val="24"/>
-          <w:szCs w:val="24"/>
-          <w:lang w:eastAsia="en-150"/>
-          <w14:ligatures w14:val="none"/>
-        </w:rPr>
-        <w:t xml:space="preserve"> sunt </w:t>
-      </w:r>
-      <w:proofErr w:type="spellStart"/>
-      <w:r>
-        <w:rPr>
-          <w:rFonts w:ascii="Times New Roman" w:eastAsia="Times New Roman" w:hAnsi="Times New Roman" w:cs="Times New Roman"/>
-          <w:kern w:val="0"/>
-          <w:sz w:val="24"/>
-          <w:szCs w:val="24"/>
-          <w:lang w:eastAsia="en-150"/>
-          <w14:ligatures w14:val="none"/>
-        </w:rPr>
-        <w:t>organizate</w:t>
-      </w:r>
-      <w:proofErr w:type="spellEnd"/>
-      <w:r>
-        <w:rPr>
-          <w:rFonts w:ascii="Times New Roman" w:eastAsia="Times New Roman" w:hAnsi="Times New Roman" w:cs="Times New Roman"/>
-          <w:kern w:val="0"/>
-          <w:sz w:val="24"/>
-          <w:szCs w:val="24"/>
-          <w:lang w:eastAsia="en-150"/>
-          <w14:ligatures w14:val="none"/>
-        </w:rPr>
-        <w:t xml:space="preserve"> </w:t>
-      </w:r>
-      <w:proofErr w:type="spellStart"/>
-      <w:r>
-        <w:rPr>
-          <w:rFonts w:ascii="Times New Roman" w:eastAsia="Times New Roman" w:hAnsi="Times New Roman" w:cs="Times New Roman"/>
-          <w:kern w:val="0"/>
-          <w:sz w:val="24"/>
-          <w:szCs w:val="24"/>
-          <w:lang w:eastAsia="en-150"/>
-          <w14:ligatures w14:val="none"/>
-        </w:rPr>
-        <w:t>și</w:t>
-      </w:r>
-      <w:proofErr w:type="spellEnd"/>
-      <w:r>
-        <w:rPr>
-          <w:rFonts w:ascii="Times New Roman" w:eastAsia="Times New Roman" w:hAnsi="Times New Roman" w:cs="Times New Roman"/>
-          <w:kern w:val="0"/>
-          <w:sz w:val="24"/>
-          <w:szCs w:val="24"/>
-          <w:lang w:eastAsia="en-150"/>
-          <w14:ligatures w14:val="none"/>
-        </w:rPr>
-        <w:t xml:space="preserve"> </w:t>
-      </w:r>
-      <w:proofErr w:type="spellStart"/>
-      <w:r>
-        <w:rPr>
-          <w:rFonts w:ascii="Times New Roman" w:eastAsia="Times New Roman" w:hAnsi="Times New Roman" w:cs="Times New Roman"/>
-          <w:kern w:val="0"/>
-          <w:sz w:val="24"/>
-          <w:szCs w:val="24"/>
-          <w:lang w:eastAsia="en-150"/>
-          <w14:ligatures w14:val="none"/>
-        </w:rPr>
-        <w:t>găzduite</w:t>
-      </w:r>
-      <w:proofErr w:type="spellEnd"/>
-      <w:r>
-        <w:rPr>
-          <w:rFonts w:ascii="Times New Roman" w:eastAsia="Times New Roman" w:hAnsi="Times New Roman" w:cs="Times New Roman"/>
-          <w:kern w:val="0"/>
-          <w:sz w:val="24"/>
-          <w:szCs w:val="24"/>
-          <w:lang w:eastAsia="en-150"/>
-          <w14:ligatures w14:val="none"/>
-        </w:rPr>
-        <w:t xml:space="preserve"> </w:t>
-      </w:r>
-      <w:proofErr w:type="spellStart"/>
-      <w:r>
-        <w:rPr>
-          <w:rFonts w:ascii="Times New Roman" w:eastAsia="Times New Roman" w:hAnsi="Times New Roman" w:cs="Times New Roman"/>
-          <w:kern w:val="0"/>
-          <w:sz w:val="24"/>
-          <w:szCs w:val="24"/>
-          <w:lang w:eastAsia="en-150"/>
-          <w14:ligatures w14:val="none"/>
-        </w:rPr>
-        <w:t>fizic</w:t>
-      </w:r>
-      <w:proofErr w:type="spellEnd"/>
-      <w:r>
-        <w:rPr>
-          <w:rFonts w:ascii="Times New Roman" w:eastAsia="Times New Roman" w:hAnsi="Times New Roman" w:cs="Times New Roman"/>
-          <w:kern w:val="0"/>
-          <w:sz w:val="24"/>
-          <w:szCs w:val="24"/>
-          <w:lang w:eastAsia="en-150"/>
-          <w14:ligatures w14:val="none"/>
-        </w:rPr>
-        <w:t xml:space="preserve"> </w:t>
-      </w:r>
-      <w:proofErr w:type="spellStart"/>
-      <w:r>
-        <w:rPr>
-          <w:rFonts w:ascii="Times New Roman" w:eastAsia="Times New Roman" w:hAnsi="Times New Roman" w:cs="Times New Roman"/>
-          <w:kern w:val="0"/>
-          <w:sz w:val="24"/>
-          <w:szCs w:val="24"/>
-          <w:lang w:eastAsia="en-150"/>
-          <w14:ligatures w14:val="none"/>
-        </w:rPr>
-        <w:t>într</w:t>
-      </w:r>
-      <w:proofErr w:type="spellEnd"/>
-      <w:r>
-        <w:rPr>
-          <w:rFonts w:ascii="Times New Roman" w:eastAsia="Times New Roman" w:hAnsi="Times New Roman" w:cs="Times New Roman"/>
-          <w:kern w:val="0"/>
-          <w:sz w:val="24"/>
-          <w:szCs w:val="24"/>
-          <w:lang w:eastAsia="en-150"/>
-          <w14:ligatures w14:val="none"/>
-        </w:rPr>
-        <w:t xml:space="preserve">-o </w:t>
-      </w:r>
-      <w:proofErr w:type="spellStart"/>
-      <w:r>
-        <w:rPr>
-          <w:rFonts w:ascii="Times New Roman" w:eastAsia="Times New Roman" w:hAnsi="Times New Roman" w:cs="Times New Roman"/>
-          <w:kern w:val="0"/>
-          <w:sz w:val="24"/>
-          <w:szCs w:val="24"/>
-          <w:lang w:eastAsia="en-150"/>
-          <w14:ligatures w14:val="none"/>
-        </w:rPr>
-        <w:t>anumită</w:t>
-      </w:r>
-      <w:proofErr w:type="spellEnd"/>
-      <w:r>
-        <w:rPr>
-          <w:rFonts w:ascii="Times New Roman" w:eastAsia="Times New Roman" w:hAnsi="Times New Roman" w:cs="Times New Roman"/>
-          <w:kern w:val="0"/>
-          <w:sz w:val="24"/>
-          <w:szCs w:val="24"/>
-          <w:lang w:eastAsia="en-150"/>
-          <w14:ligatures w14:val="none"/>
-        </w:rPr>
-        <w:t xml:space="preserve"> </w:t>
-      </w:r>
-      <w:proofErr w:type="spellStart"/>
-      <w:r>
-        <w:rPr>
-          <w:rFonts w:ascii="Times New Roman" w:eastAsia="Times New Roman" w:hAnsi="Times New Roman" w:cs="Times New Roman"/>
-          <w:kern w:val="0"/>
-          <w:sz w:val="24"/>
-          <w:szCs w:val="24"/>
-          <w:lang w:eastAsia="en-150"/>
-          <w14:ligatures w14:val="none"/>
-        </w:rPr>
-        <w:t>sală</w:t>
-      </w:r>
-      <w:proofErr w:type="spellEnd"/>
-      <w:r>
-        <w:rPr>
-          <w:rFonts w:ascii="Times New Roman" w:eastAsia="Times New Roman" w:hAnsi="Times New Roman" w:cs="Times New Roman"/>
-          <w:kern w:val="0"/>
-          <w:sz w:val="24"/>
-          <w:szCs w:val="24"/>
-          <w:lang w:eastAsia="en-150"/>
-          <w14:ligatures w14:val="none"/>
-        </w:rPr>
-        <w:t xml:space="preserve"> din </w:t>
-      </w:r>
-      <w:proofErr w:type="spellStart"/>
-      <w:r>
-        <w:rPr>
-          <w:rFonts w:ascii="Times New Roman" w:eastAsia="Times New Roman" w:hAnsi="Times New Roman" w:cs="Times New Roman"/>
-          <w:kern w:val="0"/>
-          <w:sz w:val="24"/>
-          <w:szCs w:val="24"/>
-          <w:lang w:eastAsia="en-150"/>
-          <w14:ligatures w14:val="none"/>
-        </w:rPr>
-        <w:t>cadrul</w:t>
-      </w:r>
-      <w:proofErr w:type="spellEnd"/>
-      <w:r>
-        <w:rPr>
-          <w:rFonts w:ascii="Times New Roman" w:eastAsia="Times New Roman" w:hAnsi="Times New Roman" w:cs="Times New Roman"/>
-          <w:kern w:val="0"/>
-          <w:sz w:val="24"/>
-          <w:szCs w:val="24"/>
-          <w:lang w:eastAsia="en-150"/>
-          <w14:ligatures w14:val="none"/>
-        </w:rPr>
-        <w:t xml:space="preserve"> </w:t>
-      </w:r>
-      <w:proofErr w:type="spellStart"/>
-      <w:r>
-        <w:rPr>
-          <w:rFonts w:ascii="Times New Roman" w:eastAsia="Times New Roman" w:hAnsi="Times New Roman" w:cs="Times New Roman"/>
-          <w:kern w:val="0"/>
-          <w:sz w:val="24"/>
-          <w:szCs w:val="24"/>
-          <w:lang w:eastAsia="en-150"/>
-          <w14:ligatures w14:val="none"/>
-        </w:rPr>
-        <w:t>școlii</w:t>
+        <w:t xml:space="preserve"> practice </w:t>
+      </w:r>
+      <w:proofErr w:type="spellStart"/>
+      <w:r>
+        <w:rPr>
+          <w:rFonts w:ascii="Times New Roman" w:eastAsia="Times New Roman" w:hAnsi="Times New Roman" w:cs="Times New Roman"/>
+          <w:kern w:val="0"/>
+          <w:sz w:val="24"/>
+          <w:szCs w:val="24"/>
+          <w:lang w:eastAsia="en-150"/>
+          <w14:ligatures w14:val="none"/>
+        </w:rPr>
+        <w:t>aferente</w:t>
+      </w:r>
+      <w:proofErr w:type="spellEnd"/>
+      <w:r>
+        <w:rPr>
+          <w:rFonts w:ascii="Times New Roman" w:eastAsia="Times New Roman" w:hAnsi="Times New Roman" w:cs="Times New Roman"/>
+          <w:kern w:val="0"/>
+          <w:sz w:val="24"/>
+          <w:szCs w:val="24"/>
+          <w:lang w:eastAsia="en-150"/>
+          <w14:ligatures w14:val="none"/>
+        </w:rPr>
+        <w:t xml:space="preserve"> </w:t>
+      </w:r>
+      <w:proofErr w:type="spellStart"/>
+      <w:r>
+        <w:rPr>
+          <w:rFonts w:ascii="Times New Roman" w:eastAsia="Times New Roman" w:hAnsi="Times New Roman" w:cs="Times New Roman"/>
+          <w:kern w:val="0"/>
+          <w:sz w:val="24"/>
+          <w:szCs w:val="24"/>
+          <w:lang w:eastAsia="en-150"/>
+          <w14:ligatures w14:val="none"/>
+        </w:rPr>
+        <w:t>dosarelor</w:t>
       </w:r>
       <w:proofErr w:type="spellEnd"/>
       <w:r>
@@ -14865,67 +16570,19 @@
           <w:lang w:eastAsia="en-150"/>
           <w14:ligatures w14:val="none"/>
         </w:rPr>
-        <w:t xml:space="preserve"> </w:t>
-      </w:r>
-      <w:proofErr w:type="spellStart"/>
-      <w:r>
-        <w:rPr>
-          <w:rFonts w:ascii="Times New Roman" w:eastAsia="Times New Roman" w:hAnsi="Times New Roman" w:cs="Times New Roman"/>
-          <w:kern w:val="0"/>
-          <w:sz w:val="24"/>
-          <w:szCs w:val="24"/>
-          <w:lang w:eastAsia="en-150"/>
-          <w14:ligatures w14:val="none"/>
-        </w:rPr>
-        <w:t>datelor</w:t>
-      </w:r>
-      <w:proofErr w:type="spellEnd"/>
-      <w:r>
-        <w:rPr>
-          <w:rFonts w:ascii="Times New Roman" w:eastAsia="Times New Roman" w:hAnsi="Times New Roman" w:cs="Times New Roman"/>
-          <w:kern w:val="0"/>
-          <w:sz w:val="24"/>
-          <w:szCs w:val="24"/>
-          <w:lang w:eastAsia="en-150"/>
-          <w14:ligatures w14:val="none"/>
-        </w:rPr>
-        <w:t xml:space="preserve"> </w:t>
-      </w:r>
-      <w:proofErr w:type="spellStart"/>
-      <w:r>
-        <w:rPr>
-          <w:rFonts w:ascii="Times New Roman" w:eastAsia="Times New Roman" w:hAnsi="Times New Roman" w:cs="Times New Roman"/>
-          <w:kern w:val="0"/>
-          <w:sz w:val="24"/>
-          <w:szCs w:val="24"/>
-          <w:lang w:eastAsia="en-150"/>
-          <w14:ligatures w14:val="none"/>
-        </w:rPr>
-        <w:t>este</w:t>
-      </w:r>
-      <w:proofErr w:type="spellEnd"/>
-      <w:r>
-        <w:rPr>
-          <w:rFonts w:ascii="Times New Roman" w:eastAsia="Times New Roman" w:hAnsi="Times New Roman" w:cs="Times New Roman"/>
-          <w:kern w:val="0"/>
-          <w:sz w:val="24"/>
-          <w:szCs w:val="24"/>
-          <w:lang w:eastAsia="en-150"/>
-          <w14:ligatures w14:val="none"/>
-        </w:rPr>
-        <w:t xml:space="preserve"> </w:t>
-      </w:r>
-      <w:proofErr w:type="spellStart"/>
-      <w:r>
-        <w:rPr>
-          <w:rFonts w:ascii="Times New Roman" w:eastAsia="Times New Roman" w:hAnsi="Times New Roman" w:cs="Times New Roman"/>
-          <w:kern w:val="0"/>
-          <w:sz w:val="24"/>
-          <w:szCs w:val="24"/>
-          <w:lang w:eastAsia="en-150"/>
-          <w14:ligatures w14:val="none"/>
-        </w:rPr>
-        <w:t>asigurată</w:t>
+        <w:t xml:space="preserve"> se </w:t>
+      </w:r>
+      <w:proofErr w:type="spellStart"/>
+      <w:r>
+        <w:rPr>
+          <w:rFonts w:ascii="Times New Roman" w:eastAsia="Times New Roman" w:hAnsi="Times New Roman" w:cs="Times New Roman"/>
+          <w:kern w:val="0"/>
+          <w:sz w:val="24"/>
+          <w:szCs w:val="24"/>
+          <w:lang w:eastAsia="en-150"/>
+          <w14:ligatures w14:val="none"/>
+        </w:rPr>
+        <w:t>asigură</w:t>
       </w:r>
       <w:proofErr w:type="spellEnd"/>
       <w:r>
@@ -14973,6 +16630,174 @@
           <w:lang w:eastAsia="en-150"/>
           <w14:ligatures w14:val="none"/>
         </w:rPr>
+        <w:t>utilizarea</w:t>
+      </w:r>
+      <w:proofErr w:type="spellEnd"/>
+      <w:r>
+        <w:rPr>
+          <w:rFonts w:ascii="Times New Roman" w:eastAsia="Times New Roman" w:hAnsi="Times New Roman" w:cs="Times New Roman"/>
+          <w:kern w:val="0"/>
+          <w:sz w:val="24"/>
+          <w:szCs w:val="24"/>
+          <w:lang w:eastAsia="en-150"/>
+          <w14:ligatures w14:val="none"/>
+        </w:rPr>
+        <w:t xml:space="preserve"> </w:t>
+      </w:r>
+      <w:proofErr w:type="spellStart"/>
+      <w:r>
+        <w:rPr>
+          <w:rFonts w:ascii="Times New Roman" w:eastAsia="Times New Roman" w:hAnsi="Times New Roman" w:cs="Times New Roman"/>
+          <w:kern w:val="0"/>
+          <w:sz w:val="24"/>
+          <w:szCs w:val="24"/>
+          <w:lang w:eastAsia="en-150"/>
+          <w14:ligatures w14:val="none"/>
+        </w:rPr>
+        <w:t>cheilor</w:t>
+      </w:r>
+      <w:proofErr w:type="spellEnd"/>
+      <w:r>
+        <w:rPr>
+          <w:rFonts w:ascii="Times New Roman" w:eastAsia="Times New Roman" w:hAnsi="Times New Roman" w:cs="Times New Roman"/>
+          <w:kern w:val="0"/>
+          <w:sz w:val="24"/>
+          <w:szCs w:val="24"/>
+          <w:lang w:eastAsia="en-150"/>
+          <w14:ligatures w14:val="none"/>
+        </w:rPr>
+        <w:t xml:space="preserve"> </w:t>
+      </w:r>
+      <w:proofErr w:type="spellStart"/>
+      <w:r>
+        <w:rPr>
+          <w:rFonts w:ascii="Times New Roman" w:eastAsia="Times New Roman" w:hAnsi="Times New Roman" w:cs="Times New Roman"/>
+          <w:kern w:val="0"/>
+          <w:sz w:val="24"/>
+          <w:szCs w:val="24"/>
+          <w:lang w:eastAsia="en-150"/>
+          <w14:ligatures w14:val="none"/>
+        </w:rPr>
+        <w:t>primare</w:t>
+      </w:r>
+      <w:proofErr w:type="spellEnd"/>
+      <w:r>
+        <w:rPr>
+          <w:rFonts w:ascii="Times New Roman" w:eastAsia="Times New Roman" w:hAnsi="Times New Roman" w:cs="Times New Roman"/>
+          <w:kern w:val="0"/>
+          <w:sz w:val="24"/>
+          <w:szCs w:val="24"/>
+          <w:lang w:eastAsia="en-150"/>
+          <w14:ligatures w14:val="none"/>
+        </w:rPr>
+        <w:t xml:space="preserve"> </w:t>
+      </w:r>
+      <w:proofErr w:type="spellStart"/>
+      <w:r>
+        <w:rPr>
+          <w:rFonts w:ascii="Times New Roman" w:eastAsia="Times New Roman" w:hAnsi="Times New Roman" w:cs="Times New Roman"/>
+          <w:kern w:val="0"/>
+          <w:sz w:val="24"/>
+          <w:szCs w:val="24"/>
+          <w:lang w:eastAsia="en-150"/>
+          <w14:ligatures w14:val="none"/>
+        </w:rPr>
+        <w:t>unice</w:t>
+      </w:r>
+      <w:proofErr w:type="spellEnd"/>
+      <w:r>
+        <w:rPr>
+          <w:rFonts w:ascii="Times New Roman" w:eastAsia="Times New Roman" w:hAnsi="Times New Roman" w:cs="Times New Roman"/>
+          <w:kern w:val="0"/>
+          <w:sz w:val="24"/>
+          <w:szCs w:val="24"/>
+          <w:lang w:eastAsia="en-150"/>
+          <w14:ligatures w14:val="none"/>
+        </w:rPr>
+        <w:t xml:space="preserve"> </w:t>
+      </w:r>
+      <w:proofErr w:type="spellStart"/>
+      <w:r>
+        <w:rPr>
+          <w:rFonts w:ascii="Times New Roman" w:eastAsia="Times New Roman" w:hAnsi="Times New Roman" w:cs="Times New Roman"/>
+          <w:kern w:val="0"/>
+          <w:sz w:val="24"/>
+          <w:szCs w:val="24"/>
+          <w:lang w:eastAsia="en-150"/>
+          <w14:ligatures w14:val="none"/>
+        </w:rPr>
+        <w:t>și</w:t>
+      </w:r>
+      <w:proofErr w:type="spellEnd"/>
+      <w:r>
+        <w:rPr>
+          <w:rFonts w:ascii="Times New Roman" w:eastAsia="Times New Roman" w:hAnsi="Times New Roman" w:cs="Times New Roman"/>
+          <w:kern w:val="0"/>
+          <w:sz w:val="24"/>
+          <w:szCs w:val="24"/>
+          <w:lang w:eastAsia="en-150"/>
+          <w14:ligatures w14:val="none"/>
+        </w:rPr>
+        <w:t xml:space="preserve"> a </w:t>
+      </w:r>
+      <w:proofErr w:type="spellStart"/>
+      <w:r>
+        <w:rPr>
+          <w:rFonts w:ascii="Times New Roman" w:eastAsia="Times New Roman" w:hAnsi="Times New Roman" w:cs="Times New Roman"/>
+          <w:kern w:val="0"/>
+          <w:sz w:val="24"/>
+          <w:szCs w:val="24"/>
+          <w:lang w:eastAsia="en-150"/>
+          <w14:ligatures w14:val="none"/>
+        </w:rPr>
+        <w:t>relațiilor</w:t>
+      </w:r>
+      <w:proofErr w:type="spellEnd"/>
+      <w:r>
+        <w:rPr>
+          <w:rFonts w:ascii="Times New Roman" w:eastAsia="Times New Roman" w:hAnsi="Times New Roman" w:cs="Times New Roman"/>
+          <w:kern w:val="0"/>
+          <w:sz w:val="24"/>
+          <w:szCs w:val="24"/>
+          <w:lang w:eastAsia="en-150"/>
+          <w14:ligatures w14:val="none"/>
+        </w:rPr>
+        <w:t xml:space="preserve"> care </w:t>
+      </w:r>
+      <w:proofErr w:type="spellStart"/>
+      <w:r>
+        <w:rPr>
+          <w:rFonts w:ascii="Times New Roman" w:eastAsia="Times New Roman" w:hAnsi="Times New Roman" w:cs="Times New Roman"/>
+          <w:kern w:val="0"/>
+          <w:sz w:val="24"/>
+          <w:szCs w:val="24"/>
+          <w:lang w:eastAsia="en-150"/>
+          <w14:ligatures w14:val="none"/>
+        </w:rPr>
+        <w:t>devin</w:t>
+      </w:r>
+      <w:proofErr w:type="spellEnd"/>
+      <w:r>
+        <w:rPr>
+          <w:rFonts w:ascii="Times New Roman" w:eastAsia="Times New Roman" w:hAnsi="Times New Roman" w:cs="Times New Roman"/>
+          <w:kern w:val="0"/>
+          <w:sz w:val="24"/>
+          <w:szCs w:val="24"/>
+          <w:lang w:eastAsia="en-150"/>
+          <w14:ligatures w14:val="none"/>
+        </w:rPr>
+        <w:t xml:space="preserve"> </w:t>
+      </w:r>
+      <w:proofErr w:type="spellStart"/>
+      <w:r>
+        <w:rPr>
+          <w:rFonts w:ascii="Times New Roman" w:eastAsia="Times New Roman" w:hAnsi="Times New Roman" w:cs="Times New Roman"/>
+          <w:kern w:val="0"/>
+          <w:sz w:val="24"/>
+          <w:szCs w:val="24"/>
+          <w:lang w:eastAsia="en-150"/>
+          <w14:ligatures w14:val="none"/>
+        </w:rPr>
         <w:t>chei</w:t>
       </w:r>
       <w:proofErr w:type="spellEnd"/>
@@ -14997,175 +16822,679 @@
           <w:lang w:eastAsia="en-150"/>
           <w14:ligatures w14:val="none"/>
         </w:rPr>
-        <w:t>primare</w:t>
-      </w:r>
-      <w:proofErr w:type="spellEnd"/>
-      <w:r>
-        <w:rPr>
-          <w:rFonts w:ascii="Times New Roman" w:eastAsia="Times New Roman" w:hAnsi="Times New Roman" w:cs="Times New Roman"/>
-          <w:kern w:val="0"/>
-          <w:sz w:val="24"/>
-          <w:szCs w:val="24"/>
-          <w:lang w:eastAsia="en-150"/>
-          <w14:ligatures w14:val="none"/>
-        </w:rPr>
-        <w:t xml:space="preserve"> </w:t>
-      </w:r>
-      <w:proofErr w:type="spellStart"/>
-      <w:r>
-        <w:rPr>
-          <w:rFonts w:ascii="Times New Roman" w:eastAsia="Times New Roman" w:hAnsi="Times New Roman" w:cs="Times New Roman"/>
-          <w:kern w:val="0"/>
-          <w:sz w:val="24"/>
-          <w:szCs w:val="24"/>
-          <w:lang w:eastAsia="en-150"/>
-          <w14:ligatures w14:val="none"/>
-        </w:rPr>
-        <w:t>unice</w:t>
-      </w:r>
-      <w:proofErr w:type="spellEnd"/>
-      <w:r>
-        <w:rPr>
-          <w:rFonts w:ascii="Times New Roman" w:eastAsia="Times New Roman" w:hAnsi="Times New Roman" w:cs="Times New Roman"/>
-          <w:kern w:val="0"/>
-          <w:sz w:val="24"/>
-          <w:szCs w:val="24"/>
-          <w:lang w:eastAsia="en-150"/>
-          <w14:ligatures w14:val="none"/>
-        </w:rPr>
-        <w:t xml:space="preserve"> </w:t>
-      </w:r>
-      <w:proofErr w:type="spellStart"/>
-      <w:r>
-        <w:rPr>
-          <w:rFonts w:ascii="Times New Roman" w:eastAsia="Times New Roman" w:hAnsi="Times New Roman" w:cs="Times New Roman"/>
-          <w:kern w:val="0"/>
-          <w:sz w:val="24"/>
-          <w:szCs w:val="24"/>
-          <w:lang w:eastAsia="en-150"/>
-          <w14:ligatures w14:val="none"/>
-        </w:rPr>
-        <w:t>pentru</w:t>
-      </w:r>
-      <w:proofErr w:type="spellEnd"/>
-      <w:r>
-        <w:rPr>
-          <w:rFonts w:ascii="Times New Roman" w:eastAsia="Times New Roman" w:hAnsi="Times New Roman" w:cs="Times New Roman"/>
-          <w:kern w:val="0"/>
-          <w:sz w:val="24"/>
-          <w:szCs w:val="24"/>
-          <w:lang w:eastAsia="en-150"/>
-          <w14:ligatures w14:val="none"/>
-        </w:rPr>
-        <w:t xml:space="preserve"> </w:t>
-      </w:r>
-      <w:proofErr w:type="spellStart"/>
-      <w:r>
-        <w:rPr>
-          <w:rFonts w:ascii="Times New Roman" w:eastAsia="Times New Roman" w:hAnsi="Times New Roman" w:cs="Times New Roman"/>
-          <w:kern w:val="0"/>
-          <w:sz w:val="24"/>
-          <w:szCs w:val="24"/>
-          <w:lang w:eastAsia="en-150"/>
-          <w14:ligatures w14:val="none"/>
-        </w:rPr>
-        <w:t>fiecare</w:t>
-      </w:r>
-      <w:proofErr w:type="spellEnd"/>
-      <w:r>
-        <w:rPr>
-          <w:rFonts w:ascii="Times New Roman" w:eastAsia="Times New Roman" w:hAnsi="Times New Roman" w:cs="Times New Roman"/>
-          <w:kern w:val="0"/>
-          <w:sz w:val="24"/>
-          <w:szCs w:val="24"/>
-          <w:lang w:eastAsia="en-150"/>
-          <w14:ligatures w14:val="none"/>
-        </w:rPr>
-        <w:t xml:space="preserve"> </w:t>
-      </w:r>
-      <w:proofErr w:type="spellStart"/>
-      <w:r>
-        <w:rPr>
-          <w:rFonts w:ascii="Times New Roman" w:eastAsia="Times New Roman" w:hAnsi="Times New Roman" w:cs="Times New Roman"/>
-          <w:kern w:val="0"/>
-          <w:sz w:val="24"/>
-          <w:szCs w:val="24"/>
-          <w:lang w:eastAsia="en-150"/>
-          <w14:ligatures w14:val="none"/>
-        </w:rPr>
-        <w:t>tabelă</w:t>
-      </w:r>
-      <w:proofErr w:type="spellEnd"/>
-      <w:r>
-        <w:rPr>
-          <w:rFonts w:ascii="Times New Roman" w:eastAsia="Times New Roman" w:hAnsi="Times New Roman" w:cs="Times New Roman"/>
-          <w:kern w:val="0"/>
-          <w:sz w:val="24"/>
-          <w:szCs w:val="24"/>
-          <w:lang w:eastAsia="en-150"/>
-          <w14:ligatures w14:val="none"/>
-        </w:rPr>
-        <w:t xml:space="preserve"> </w:t>
-      </w:r>
-      <w:proofErr w:type="spellStart"/>
-      <w:r>
-        <w:rPr>
-          <w:rFonts w:ascii="Times New Roman" w:eastAsia="Times New Roman" w:hAnsi="Times New Roman" w:cs="Times New Roman"/>
-          <w:kern w:val="0"/>
-          <w:sz w:val="24"/>
-          <w:szCs w:val="24"/>
-          <w:lang w:eastAsia="en-150"/>
-          <w14:ligatures w14:val="none"/>
-        </w:rPr>
-        <w:t>și</w:t>
-      </w:r>
-      <w:proofErr w:type="spellEnd"/>
-      <w:r>
-        <w:rPr>
-          <w:rFonts w:ascii="Times New Roman" w:eastAsia="Times New Roman" w:hAnsi="Times New Roman" w:cs="Times New Roman"/>
-          <w:kern w:val="0"/>
-          <w:sz w:val="24"/>
-          <w:szCs w:val="24"/>
-          <w:lang w:eastAsia="en-150"/>
-          <w14:ligatures w14:val="none"/>
-        </w:rPr>
-        <w:t xml:space="preserve"> </w:t>
-      </w:r>
-      <w:proofErr w:type="spellStart"/>
-      <w:r>
-        <w:rPr>
-          <w:rFonts w:ascii="Times New Roman" w:eastAsia="Times New Roman" w:hAnsi="Times New Roman" w:cs="Times New Roman"/>
-          <w:kern w:val="0"/>
-          <w:sz w:val="24"/>
-          <w:szCs w:val="24"/>
-          <w:lang w:eastAsia="en-150"/>
-          <w14:ligatures w14:val="none"/>
-        </w:rPr>
-        <w:t>prin</w:t>
-      </w:r>
-      <w:proofErr w:type="spellEnd"/>
-      <w:r>
-        <w:rPr>
-          <w:rFonts w:ascii="Times New Roman" w:eastAsia="Times New Roman" w:hAnsi="Times New Roman" w:cs="Times New Roman"/>
-          <w:kern w:val="0"/>
-          <w:sz w:val="24"/>
-          <w:szCs w:val="24"/>
-          <w:lang w:eastAsia="en-150"/>
-          <w14:ligatures w14:val="none"/>
-        </w:rPr>
-        <w:t xml:space="preserve"> </w:t>
-      </w:r>
-      <w:proofErr w:type="spellStart"/>
-      <w:r>
-        <w:rPr>
-          <w:rFonts w:ascii="Times New Roman" w:eastAsia="Times New Roman" w:hAnsi="Times New Roman" w:cs="Times New Roman"/>
-          <w:kern w:val="0"/>
-          <w:sz w:val="24"/>
-          <w:szCs w:val="24"/>
-          <w:lang w:eastAsia="en-150"/>
-          <w14:ligatures w14:val="none"/>
-        </w:rPr>
-        <w:t>relațiile</w:t>
+        <w:t>străine</w:t>
+      </w:r>
+      <w:proofErr w:type="spellEnd"/>
+      <w:r>
+        <w:rPr>
+          <w:rFonts w:ascii="Times New Roman" w:eastAsia="Times New Roman" w:hAnsi="Times New Roman" w:cs="Times New Roman"/>
+          <w:kern w:val="0"/>
+          <w:sz w:val="24"/>
+          <w:szCs w:val="24"/>
+          <w:lang w:eastAsia="en-150"/>
+          <w14:ligatures w14:val="none"/>
+        </w:rPr>
+        <w:t xml:space="preserve">, </w:t>
+      </w:r>
+      <w:proofErr w:type="spellStart"/>
+      <w:r>
+        <w:rPr>
+          <w:rFonts w:ascii="Times New Roman" w:eastAsia="Times New Roman" w:hAnsi="Times New Roman" w:cs="Times New Roman"/>
+          <w:kern w:val="0"/>
+          <w:sz w:val="24"/>
+          <w:szCs w:val="24"/>
+          <w:lang w:eastAsia="en-150"/>
+          <w14:ligatures w14:val="none"/>
+        </w:rPr>
+        <w:t>prevenind</w:t>
+      </w:r>
+      <w:proofErr w:type="spellEnd"/>
+      <w:r>
+        <w:rPr>
+          <w:rFonts w:ascii="Times New Roman" w:eastAsia="Times New Roman" w:hAnsi="Times New Roman" w:cs="Times New Roman"/>
+          <w:kern w:val="0"/>
+          <w:sz w:val="24"/>
+          <w:szCs w:val="24"/>
+          <w:lang w:eastAsia="en-150"/>
+          <w14:ligatures w14:val="none"/>
+        </w:rPr>
+        <w:t xml:space="preserve"> </w:t>
+      </w:r>
+      <w:proofErr w:type="spellStart"/>
+      <w:r>
+        <w:rPr>
+          <w:rFonts w:ascii="Times New Roman" w:eastAsia="Times New Roman" w:hAnsi="Times New Roman" w:cs="Times New Roman"/>
+          <w:kern w:val="0"/>
+          <w:sz w:val="24"/>
+          <w:szCs w:val="24"/>
+          <w:lang w:eastAsia="en-150"/>
+          <w14:ligatures w14:val="none"/>
+        </w:rPr>
+        <w:t>astfel</w:t>
+      </w:r>
+      <w:proofErr w:type="spellEnd"/>
+      <w:r>
+        <w:rPr>
+          <w:rFonts w:ascii="Times New Roman" w:eastAsia="Times New Roman" w:hAnsi="Times New Roman" w:cs="Times New Roman"/>
+          <w:kern w:val="0"/>
+          <w:sz w:val="24"/>
+          <w:szCs w:val="24"/>
+          <w:lang w:eastAsia="en-150"/>
+          <w14:ligatures w14:val="none"/>
+        </w:rPr>
+        <w:t xml:space="preserve"> </w:t>
+      </w:r>
+      <w:proofErr w:type="spellStart"/>
+      <w:r>
+        <w:rPr>
+          <w:rFonts w:ascii="Times New Roman" w:eastAsia="Times New Roman" w:hAnsi="Times New Roman" w:cs="Times New Roman"/>
+          <w:kern w:val="0"/>
+          <w:sz w:val="24"/>
+          <w:szCs w:val="24"/>
+          <w:lang w:eastAsia="en-150"/>
+          <w14:ligatures w14:val="none"/>
+        </w:rPr>
+        <w:t>referințele</w:t>
+      </w:r>
+      <w:proofErr w:type="spellEnd"/>
+      <w:r>
+        <w:rPr>
+          <w:rFonts w:ascii="Times New Roman" w:eastAsia="Times New Roman" w:hAnsi="Times New Roman" w:cs="Times New Roman"/>
+          <w:kern w:val="0"/>
+          <w:sz w:val="24"/>
+          <w:szCs w:val="24"/>
+          <w:lang w:eastAsia="en-150"/>
+          <w14:ligatures w14:val="none"/>
+        </w:rPr>
+        <w:t xml:space="preserve"> </w:t>
+      </w:r>
+      <w:proofErr w:type="spellStart"/>
+      <w:r>
+        <w:rPr>
+          <w:rFonts w:ascii="Times New Roman" w:eastAsia="Times New Roman" w:hAnsi="Times New Roman" w:cs="Times New Roman"/>
+          <w:kern w:val="0"/>
+          <w:sz w:val="24"/>
+          <w:szCs w:val="24"/>
+          <w:lang w:eastAsia="en-150"/>
+          <w14:ligatures w14:val="none"/>
+        </w:rPr>
+        <w:t>invalide</w:t>
+      </w:r>
+      <w:proofErr w:type="spellEnd"/>
+      <w:r>
+        <w:rPr>
+          <w:rFonts w:ascii="Times New Roman" w:eastAsia="Times New Roman" w:hAnsi="Times New Roman" w:cs="Times New Roman"/>
+          <w:kern w:val="0"/>
+          <w:sz w:val="24"/>
+          <w:szCs w:val="24"/>
+          <w:lang w:eastAsia="en-150"/>
+          <w14:ligatures w14:val="none"/>
+        </w:rPr>
+        <w:t xml:space="preserve">. </w:t>
+      </w:r>
+      <w:proofErr w:type="spellStart"/>
+      <w:r>
+        <w:rPr>
+          <w:rFonts w:ascii="Times New Roman" w:eastAsia="Times New Roman" w:hAnsi="Times New Roman" w:cs="Times New Roman"/>
+          <w:kern w:val="0"/>
+          <w:sz w:val="24"/>
+          <w:szCs w:val="24"/>
+          <w:lang w:eastAsia="en-150"/>
+          <w14:ligatures w14:val="none"/>
+        </w:rPr>
+        <w:t>Modelul</w:t>
+      </w:r>
+      <w:proofErr w:type="spellEnd"/>
+      <w:r>
+        <w:rPr>
+          <w:rFonts w:ascii="Times New Roman" w:eastAsia="Times New Roman" w:hAnsi="Times New Roman" w:cs="Times New Roman"/>
+          <w:kern w:val="0"/>
+          <w:sz w:val="24"/>
+          <w:szCs w:val="24"/>
+          <w:lang w:eastAsia="en-150"/>
+          <w14:ligatures w14:val="none"/>
+        </w:rPr>
+        <w:t xml:space="preserve"> </w:t>
+      </w:r>
+      <w:proofErr w:type="spellStart"/>
+      <w:r>
+        <w:rPr>
+          <w:rFonts w:ascii="Times New Roman" w:eastAsia="Times New Roman" w:hAnsi="Times New Roman" w:cs="Times New Roman"/>
+          <w:kern w:val="0"/>
+          <w:sz w:val="24"/>
+          <w:szCs w:val="24"/>
+          <w:lang w:eastAsia="en-150"/>
+          <w14:ligatures w14:val="none"/>
+        </w:rPr>
+        <w:t>respectă</w:t>
+      </w:r>
+      <w:proofErr w:type="spellEnd"/>
+      <w:r>
+        <w:rPr>
+          <w:rFonts w:ascii="Times New Roman" w:eastAsia="Times New Roman" w:hAnsi="Times New Roman" w:cs="Times New Roman"/>
+          <w:kern w:val="0"/>
+          <w:sz w:val="24"/>
+          <w:szCs w:val="24"/>
+          <w:lang w:eastAsia="en-150"/>
+          <w14:ligatures w14:val="none"/>
+        </w:rPr>
+        <w:t xml:space="preserve"> </w:t>
+      </w:r>
+      <w:proofErr w:type="spellStart"/>
+      <w:r>
+        <w:rPr>
+          <w:rFonts w:ascii="Times New Roman" w:eastAsia="Times New Roman" w:hAnsi="Times New Roman" w:cs="Times New Roman"/>
+          <w:kern w:val="0"/>
+          <w:sz w:val="24"/>
+          <w:szCs w:val="24"/>
+          <w:lang w:eastAsia="en-150"/>
+          <w14:ligatures w14:val="none"/>
+        </w:rPr>
+        <w:t>primele</w:t>
+      </w:r>
+      <w:proofErr w:type="spellEnd"/>
+      <w:r>
+        <w:rPr>
+          <w:rFonts w:ascii="Times New Roman" w:eastAsia="Times New Roman" w:hAnsi="Times New Roman" w:cs="Times New Roman"/>
+          <w:kern w:val="0"/>
+          <w:sz w:val="24"/>
+          <w:szCs w:val="24"/>
+          <w:lang w:eastAsia="en-150"/>
+          <w14:ligatures w14:val="none"/>
+        </w:rPr>
+        <w:t xml:space="preserve"> </w:t>
+      </w:r>
+      <w:proofErr w:type="spellStart"/>
+      <w:r>
+        <w:rPr>
+          <w:rFonts w:ascii="Times New Roman" w:eastAsia="Times New Roman" w:hAnsi="Times New Roman" w:cs="Times New Roman"/>
+          <w:kern w:val="0"/>
+          <w:sz w:val="24"/>
+          <w:szCs w:val="24"/>
+          <w:lang w:eastAsia="en-150"/>
+          <w14:ligatures w14:val="none"/>
+        </w:rPr>
+        <w:t>trei</w:t>
+      </w:r>
+      <w:proofErr w:type="spellEnd"/>
+      <w:r>
+        <w:rPr>
+          <w:rFonts w:ascii="Times New Roman" w:eastAsia="Times New Roman" w:hAnsi="Times New Roman" w:cs="Times New Roman"/>
+          <w:kern w:val="0"/>
+          <w:sz w:val="24"/>
+          <w:szCs w:val="24"/>
+          <w:lang w:eastAsia="en-150"/>
+          <w14:ligatures w14:val="none"/>
+        </w:rPr>
+        <w:t xml:space="preserve"> </w:t>
+      </w:r>
+      <w:proofErr w:type="spellStart"/>
+      <w:r>
+        <w:rPr>
+          <w:rFonts w:ascii="Times New Roman" w:eastAsia="Times New Roman" w:hAnsi="Times New Roman" w:cs="Times New Roman"/>
+          <w:kern w:val="0"/>
+          <w:sz w:val="24"/>
+          <w:szCs w:val="24"/>
+          <w:lang w:eastAsia="en-150"/>
+          <w14:ligatures w14:val="none"/>
+        </w:rPr>
+        <w:t>forme</w:t>
+      </w:r>
+      <w:proofErr w:type="spellEnd"/>
+      <w:r>
+        <w:rPr>
+          <w:rFonts w:ascii="Times New Roman" w:eastAsia="Times New Roman" w:hAnsi="Times New Roman" w:cs="Times New Roman"/>
+          <w:kern w:val="0"/>
+          <w:sz w:val="24"/>
+          <w:szCs w:val="24"/>
+          <w:lang w:eastAsia="en-150"/>
+          <w14:ligatures w14:val="none"/>
+        </w:rPr>
+        <w:t xml:space="preserve"> </w:t>
+      </w:r>
+      <w:proofErr w:type="spellStart"/>
+      <w:r>
+        <w:rPr>
+          <w:rFonts w:ascii="Times New Roman" w:eastAsia="Times New Roman" w:hAnsi="Times New Roman" w:cs="Times New Roman"/>
+          <w:kern w:val="0"/>
+          <w:sz w:val="24"/>
+          <w:szCs w:val="24"/>
+          <w:lang w:eastAsia="en-150"/>
+          <w14:ligatures w14:val="none"/>
+        </w:rPr>
+        <w:t>normale</w:t>
+      </w:r>
+      <w:proofErr w:type="spellEnd"/>
+      <w:r>
+        <w:rPr>
+          <w:rFonts w:ascii="Times New Roman" w:eastAsia="Times New Roman" w:hAnsi="Times New Roman" w:cs="Times New Roman"/>
+          <w:kern w:val="0"/>
+          <w:sz w:val="24"/>
+          <w:szCs w:val="24"/>
+          <w:lang w:eastAsia="en-150"/>
+          <w14:ligatures w14:val="none"/>
+        </w:rPr>
+        <w:t xml:space="preserve">: </w:t>
+      </w:r>
+      <w:proofErr w:type="spellStart"/>
+      <w:r>
+        <w:rPr>
+          <w:rFonts w:ascii="Times New Roman" w:eastAsia="Times New Roman" w:hAnsi="Times New Roman" w:cs="Times New Roman"/>
+          <w:kern w:val="0"/>
+          <w:sz w:val="24"/>
+          <w:szCs w:val="24"/>
+          <w:lang w:eastAsia="en-150"/>
+          <w14:ligatures w14:val="none"/>
+        </w:rPr>
+        <w:t>toate</w:t>
+      </w:r>
+      <w:proofErr w:type="spellEnd"/>
+      <w:r>
+        <w:rPr>
+          <w:rFonts w:ascii="Times New Roman" w:eastAsia="Times New Roman" w:hAnsi="Times New Roman" w:cs="Times New Roman"/>
+          <w:kern w:val="0"/>
+          <w:sz w:val="24"/>
+          <w:szCs w:val="24"/>
+          <w:lang w:eastAsia="en-150"/>
+          <w14:ligatures w14:val="none"/>
+        </w:rPr>
+        <w:t xml:space="preserve"> </w:t>
+      </w:r>
+      <w:proofErr w:type="spellStart"/>
+      <w:r>
+        <w:rPr>
+          <w:rFonts w:ascii="Times New Roman" w:eastAsia="Times New Roman" w:hAnsi="Times New Roman" w:cs="Times New Roman"/>
+          <w:kern w:val="0"/>
+          <w:sz w:val="24"/>
+          <w:szCs w:val="24"/>
+          <w:lang w:eastAsia="en-150"/>
+          <w14:ligatures w14:val="none"/>
+        </w:rPr>
+        <w:t>valorile</w:t>
+      </w:r>
+      <w:proofErr w:type="spellEnd"/>
+      <w:r>
+        <w:rPr>
+          <w:rFonts w:ascii="Times New Roman" w:eastAsia="Times New Roman" w:hAnsi="Times New Roman" w:cs="Times New Roman"/>
+          <w:kern w:val="0"/>
+          <w:sz w:val="24"/>
+          <w:szCs w:val="24"/>
+          <w:lang w:eastAsia="en-150"/>
+          <w14:ligatures w14:val="none"/>
+        </w:rPr>
+        <w:t xml:space="preserve"> sunt </w:t>
+      </w:r>
+      <w:proofErr w:type="spellStart"/>
+      <w:r>
+        <w:rPr>
+          <w:rFonts w:ascii="Times New Roman" w:eastAsia="Times New Roman" w:hAnsi="Times New Roman" w:cs="Times New Roman"/>
+          <w:kern w:val="0"/>
+          <w:sz w:val="24"/>
+          <w:szCs w:val="24"/>
+          <w:lang w:eastAsia="en-150"/>
+          <w14:ligatures w14:val="none"/>
+        </w:rPr>
+        <w:t>atomice</w:t>
+      </w:r>
+      <w:proofErr w:type="spellEnd"/>
+      <w:r>
+        <w:rPr>
+          <w:rFonts w:ascii="Times New Roman" w:eastAsia="Times New Roman" w:hAnsi="Times New Roman" w:cs="Times New Roman"/>
+          <w:kern w:val="0"/>
+          <w:sz w:val="24"/>
+          <w:szCs w:val="24"/>
+          <w:lang w:eastAsia="en-150"/>
+          <w14:ligatures w14:val="none"/>
+        </w:rPr>
+        <w:t xml:space="preserve">, </w:t>
+      </w:r>
+      <w:proofErr w:type="spellStart"/>
+      <w:r>
+        <w:rPr>
+          <w:rFonts w:ascii="Times New Roman" w:eastAsia="Times New Roman" w:hAnsi="Times New Roman" w:cs="Times New Roman"/>
+          <w:kern w:val="0"/>
+          <w:sz w:val="24"/>
+          <w:szCs w:val="24"/>
+          <w:lang w:eastAsia="en-150"/>
+          <w14:ligatures w14:val="none"/>
+        </w:rPr>
+        <w:t>tabelele</w:t>
+      </w:r>
+      <w:proofErr w:type="spellEnd"/>
+      <w:r>
+        <w:rPr>
+          <w:rFonts w:ascii="Times New Roman" w:eastAsia="Times New Roman" w:hAnsi="Times New Roman" w:cs="Times New Roman"/>
+          <w:kern w:val="0"/>
+          <w:sz w:val="24"/>
+          <w:szCs w:val="24"/>
+          <w:lang w:eastAsia="en-150"/>
+          <w14:ligatures w14:val="none"/>
+        </w:rPr>
+        <w:t xml:space="preserve"> au o </w:t>
+      </w:r>
+      <w:proofErr w:type="spellStart"/>
+      <w:r>
+        <w:rPr>
+          <w:rFonts w:ascii="Times New Roman" w:eastAsia="Times New Roman" w:hAnsi="Times New Roman" w:cs="Times New Roman"/>
+          <w:kern w:val="0"/>
+          <w:sz w:val="24"/>
+          <w:szCs w:val="24"/>
+          <w:lang w:eastAsia="en-150"/>
+          <w14:ligatures w14:val="none"/>
+        </w:rPr>
+        <w:t>cheie</w:t>
+      </w:r>
+      <w:proofErr w:type="spellEnd"/>
+      <w:r>
+        <w:rPr>
+          <w:rFonts w:ascii="Times New Roman" w:eastAsia="Times New Roman" w:hAnsi="Times New Roman" w:cs="Times New Roman"/>
+          <w:kern w:val="0"/>
+          <w:sz w:val="24"/>
+          <w:szCs w:val="24"/>
+          <w:lang w:eastAsia="en-150"/>
+          <w14:ligatures w14:val="none"/>
+        </w:rPr>
+        <w:t xml:space="preserve"> </w:t>
+      </w:r>
+      <w:proofErr w:type="spellStart"/>
+      <w:r>
+        <w:rPr>
+          <w:rFonts w:ascii="Times New Roman" w:eastAsia="Times New Roman" w:hAnsi="Times New Roman" w:cs="Times New Roman"/>
+          <w:kern w:val="0"/>
+          <w:sz w:val="24"/>
+          <w:szCs w:val="24"/>
+          <w:lang w:eastAsia="en-150"/>
+          <w14:ligatures w14:val="none"/>
+        </w:rPr>
+        <w:t>primară</w:t>
+      </w:r>
+      <w:proofErr w:type="spellEnd"/>
+      <w:r>
+        <w:rPr>
+          <w:rFonts w:ascii="Times New Roman" w:eastAsia="Times New Roman" w:hAnsi="Times New Roman" w:cs="Times New Roman"/>
+          <w:kern w:val="0"/>
+          <w:sz w:val="24"/>
+          <w:szCs w:val="24"/>
+          <w:lang w:eastAsia="en-150"/>
+          <w14:ligatures w14:val="none"/>
+        </w:rPr>
+        <w:t xml:space="preserve"> </w:t>
+      </w:r>
+      <w:proofErr w:type="spellStart"/>
+      <w:r>
+        <w:rPr>
+          <w:rFonts w:ascii="Times New Roman" w:eastAsia="Times New Roman" w:hAnsi="Times New Roman" w:cs="Times New Roman"/>
+          <w:kern w:val="0"/>
+          <w:sz w:val="24"/>
+          <w:szCs w:val="24"/>
+          <w:lang w:eastAsia="en-150"/>
+          <w14:ligatures w14:val="none"/>
+        </w:rPr>
+        <w:t>simplă</w:t>
+      </w:r>
+      <w:proofErr w:type="spellEnd"/>
+      <w:r>
+        <w:rPr>
+          <w:rFonts w:ascii="Times New Roman" w:eastAsia="Times New Roman" w:hAnsi="Times New Roman" w:cs="Times New Roman"/>
+          <w:kern w:val="0"/>
+          <w:sz w:val="24"/>
+          <w:szCs w:val="24"/>
+          <w:lang w:eastAsia="en-150"/>
+          <w14:ligatures w14:val="none"/>
+        </w:rPr>
+        <w:t xml:space="preserve"> </w:t>
+      </w:r>
+      <w:proofErr w:type="spellStart"/>
+      <w:r>
+        <w:rPr>
+          <w:rFonts w:ascii="Times New Roman" w:eastAsia="Times New Roman" w:hAnsi="Times New Roman" w:cs="Times New Roman"/>
+          <w:kern w:val="0"/>
+          <w:sz w:val="24"/>
+          <w:szCs w:val="24"/>
+          <w:lang w:eastAsia="en-150"/>
+          <w14:ligatures w14:val="none"/>
+        </w:rPr>
+        <w:t>definită</w:t>
+      </w:r>
+      <w:proofErr w:type="spellEnd"/>
+      <w:r>
+        <w:rPr>
+          <w:rFonts w:ascii="Times New Roman" w:eastAsia="Times New Roman" w:hAnsi="Times New Roman" w:cs="Times New Roman"/>
+          <w:kern w:val="0"/>
+          <w:sz w:val="24"/>
+          <w:szCs w:val="24"/>
+          <w:lang w:eastAsia="en-150"/>
+          <w14:ligatures w14:val="none"/>
+        </w:rPr>
+        <w:t xml:space="preserve">, </w:t>
+      </w:r>
+      <w:proofErr w:type="spellStart"/>
+      <w:r>
+        <w:rPr>
+          <w:rFonts w:ascii="Times New Roman" w:eastAsia="Times New Roman" w:hAnsi="Times New Roman" w:cs="Times New Roman"/>
+          <w:kern w:val="0"/>
+          <w:sz w:val="24"/>
+          <w:szCs w:val="24"/>
+          <w:lang w:eastAsia="en-150"/>
+          <w14:ligatures w14:val="none"/>
+        </w:rPr>
+        <w:t>iar</w:t>
+      </w:r>
+      <w:proofErr w:type="spellEnd"/>
+      <w:r>
+        <w:rPr>
+          <w:rFonts w:ascii="Times New Roman" w:eastAsia="Times New Roman" w:hAnsi="Times New Roman" w:cs="Times New Roman"/>
+          <w:kern w:val="0"/>
+          <w:sz w:val="24"/>
+          <w:szCs w:val="24"/>
+          <w:lang w:eastAsia="en-150"/>
+          <w14:ligatures w14:val="none"/>
+        </w:rPr>
+        <w:t xml:space="preserve"> </w:t>
+      </w:r>
+      <w:proofErr w:type="spellStart"/>
+      <w:r>
+        <w:rPr>
+          <w:rFonts w:ascii="Times New Roman" w:eastAsia="Times New Roman" w:hAnsi="Times New Roman" w:cs="Times New Roman"/>
+          <w:kern w:val="0"/>
+          <w:sz w:val="24"/>
+          <w:szCs w:val="24"/>
+          <w:lang w:eastAsia="en-150"/>
+          <w14:ligatures w14:val="none"/>
+        </w:rPr>
+        <w:t>atributele</w:t>
+      </w:r>
+      <w:proofErr w:type="spellEnd"/>
+      <w:r>
+        <w:rPr>
+          <w:rFonts w:ascii="Times New Roman" w:eastAsia="Times New Roman" w:hAnsi="Times New Roman" w:cs="Times New Roman"/>
+          <w:kern w:val="0"/>
+          <w:sz w:val="24"/>
+          <w:szCs w:val="24"/>
+          <w:lang w:eastAsia="en-150"/>
+          <w14:ligatures w14:val="none"/>
+        </w:rPr>
+        <w:t xml:space="preserve"> (cum </w:t>
+      </w:r>
+      <w:proofErr w:type="spellStart"/>
+      <w:r>
+        <w:rPr>
+          <w:rFonts w:ascii="Times New Roman" w:eastAsia="Times New Roman" w:hAnsi="Times New Roman" w:cs="Times New Roman"/>
+          <w:kern w:val="0"/>
+          <w:sz w:val="24"/>
+          <w:szCs w:val="24"/>
+          <w:lang w:eastAsia="en-150"/>
+          <w14:ligatures w14:val="none"/>
+        </w:rPr>
+        <w:t>ar</w:t>
+      </w:r>
+      <w:proofErr w:type="spellEnd"/>
+      <w:r>
+        <w:rPr>
+          <w:rFonts w:ascii="Times New Roman" w:eastAsia="Times New Roman" w:hAnsi="Times New Roman" w:cs="Times New Roman"/>
+          <w:kern w:val="0"/>
+          <w:sz w:val="24"/>
+          <w:szCs w:val="24"/>
+          <w:lang w:eastAsia="en-150"/>
+          <w14:ligatures w14:val="none"/>
+        </w:rPr>
+        <w:t xml:space="preserve"> fi </w:t>
+      </w:r>
+      <w:proofErr w:type="spellStart"/>
+      <w:r>
+        <w:rPr>
+          <w:rFonts w:ascii="Times New Roman" w:eastAsia="Times New Roman" w:hAnsi="Times New Roman" w:cs="Times New Roman"/>
+          <w:kern w:val="0"/>
+          <w:sz w:val="24"/>
+          <w:szCs w:val="24"/>
+          <w:lang w:eastAsia="en-150"/>
+          <w14:ligatures w14:val="none"/>
+        </w:rPr>
+        <w:t>vârsta</w:t>
+      </w:r>
+      <w:proofErr w:type="spellEnd"/>
+      <w:r>
+        <w:rPr>
+          <w:rFonts w:ascii="Times New Roman" w:eastAsia="Times New Roman" w:hAnsi="Times New Roman" w:cs="Times New Roman"/>
+          <w:kern w:val="0"/>
+          <w:sz w:val="24"/>
+          <w:szCs w:val="24"/>
+          <w:lang w:eastAsia="en-150"/>
+          <w14:ligatures w14:val="none"/>
+        </w:rPr>
+        <w:t xml:space="preserve"> </w:t>
+      </w:r>
+      <w:proofErr w:type="spellStart"/>
+      <w:r>
+        <w:rPr>
+          <w:rFonts w:ascii="Times New Roman" w:eastAsia="Times New Roman" w:hAnsi="Times New Roman" w:cs="Times New Roman"/>
+          <w:kern w:val="0"/>
+          <w:sz w:val="24"/>
+          <w:szCs w:val="24"/>
+          <w:lang w:eastAsia="en-150"/>
+          <w14:ligatures w14:val="none"/>
+        </w:rPr>
+        <w:t>minimă</w:t>
+      </w:r>
+      <w:proofErr w:type="spellEnd"/>
+      <w:r>
+        <w:rPr>
+          <w:rFonts w:ascii="Times New Roman" w:eastAsia="Times New Roman" w:hAnsi="Times New Roman" w:cs="Times New Roman"/>
+          <w:kern w:val="0"/>
+          <w:sz w:val="24"/>
+          <w:szCs w:val="24"/>
+          <w:lang w:eastAsia="en-150"/>
+          <w14:ligatures w14:val="none"/>
+        </w:rPr>
+        <w:t xml:space="preserve"> la </w:t>
+      </w:r>
+      <w:proofErr w:type="spellStart"/>
+      <w:r>
+        <w:rPr>
+          <w:rFonts w:ascii="Times New Roman" w:eastAsia="Times New Roman" w:hAnsi="Times New Roman" w:cs="Times New Roman"/>
+          <w:kern w:val="0"/>
+          <w:sz w:val="24"/>
+          <w:szCs w:val="24"/>
+          <w:lang w:eastAsia="en-150"/>
+          <w14:ligatures w14:val="none"/>
+        </w:rPr>
+        <w:t>Categorie</w:t>
+      </w:r>
+      <w:proofErr w:type="spellEnd"/>
+      <w:r>
+        <w:rPr>
+          <w:rFonts w:ascii="Times New Roman" w:eastAsia="Times New Roman" w:hAnsi="Times New Roman" w:cs="Times New Roman"/>
+          <w:kern w:val="0"/>
+          <w:sz w:val="24"/>
+          <w:szCs w:val="24"/>
+          <w:lang w:eastAsia="en-150"/>
+          <w14:ligatures w14:val="none"/>
+        </w:rPr>
+        <w:t xml:space="preserve"> </w:t>
+      </w:r>
+      <w:proofErr w:type="spellStart"/>
+      <w:r>
+        <w:rPr>
+          <w:rFonts w:ascii="Times New Roman" w:eastAsia="Times New Roman" w:hAnsi="Times New Roman" w:cs="Times New Roman"/>
+          <w:kern w:val="0"/>
+          <w:sz w:val="24"/>
+          <w:szCs w:val="24"/>
+          <w:lang w:eastAsia="en-150"/>
+          <w14:ligatures w14:val="none"/>
+        </w:rPr>
+        <w:t>sau</w:t>
+      </w:r>
+      <w:proofErr w:type="spellEnd"/>
+      <w:r>
+        <w:rPr>
+          <w:rFonts w:ascii="Times New Roman" w:eastAsia="Times New Roman" w:hAnsi="Times New Roman" w:cs="Times New Roman"/>
+          <w:kern w:val="0"/>
+          <w:sz w:val="24"/>
+          <w:szCs w:val="24"/>
+          <w:lang w:eastAsia="en-150"/>
+          <w14:ligatures w14:val="none"/>
+        </w:rPr>
+        <w:t xml:space="preserve"> </w:t>
+      </w:r>
+      <w:proofErr w:type="spellStart"/>
+      <w:r>
+        <w:rPr>
+          <w:rFonts w:ascii="Times New Roman" w:eastAsia="Times New Roman" w:hAnsi="Times New Roman" w:cs="Times New Roman"/>
+          <w:kern w:val="0"/>
+          <w:sz w:val="24"/>
+          <w:szCs w:val="24"/>
+          <w:lang w:eastAsia="en-150"/>
+          <w14:ligatures w14:val="none"/>
+        </w:rPr>
+        <w:t>atestatul</w:t>
+      </w:r>
+      <w:proofErr w:type="spellEnd"/>
+      <w:r>
+        <w:rPr>
+          <w:rFonts w:ascii="Times New Roman" w:eastAsia="Times New Roman" w:hAnsi="Times New Roman" w:cs="Times New Roman"/>
+          <w:kern w:val="0"/>
+          <w:sz w:val="24"/>
+          <w:szCs w:val="24"/>
+          <w:lang w:eastAsia="en-150"/>
+          <w14:ligatures w14:val="none"/>
+        </w:rPr>
+        <w:t xml:space="preserve"> la Instructor) </w:t>
+      </w:r>
+      <w:proofErr w:type="spellStart"/>
+      <w:r>
+        <w:rPr>
+          <w:rFonts w:ascii="Times New Roman" w:eastAsia="Times New Roman" w:hAnsi="Times New Roman" w:cs="Times New Roman"/>
+          <w:kern w:val="0"/>
+          <w:sz w:val="24"/>
+          <w:szCs w:val="24"/>
+          <w:lang w:eastAsia="en-150"/>
+          <w14:ligatures w14:val="none"/>
+        </w:rPr>
+        <w:t>depind</w:t>
+      </w:r>
+      <w:proofErr w:type="spellEnd"/>
+      <w:r>
+        <w:rPr>
+          <w:rFonts w:ascii="Times New Roman" w:eastAsia="Times New Roman" w:hAnsi="Times New Roman" w:cs="Times New Roman"/>
+          <w:kern w:val="0"/>
+          <w:sz w:val="24"/>
+          <w:szCs w:val="24"/>
+          <w:lang w:eastAsia="en-150"/>
+          <w14:ligatures w14:val="none"/>
+        </w:rPr>
+        <w:t xml:space="preserve"> </w:t>
+      </w:r>
+      <w:proofErr w:type="spellStart"/>
+      <w:r>
+        <w:rPr>
+          <w:rFonts w:ascii="Times New Roman" w:eastAsia="Times New Roman" w:hAnsi="Times New Roman" w:cs="Times New Roman"/>
+          <w:kern w:val="0"/>
+          <w:sz w:val="24"/>
+          <w:szCs w:val="24"/>
+          <w:lang w:eastAsia="en-150"/>
+          <w14:ligatures w14:val="none"/>
+        </w:rPr>
+        <w:t>exclusiv</w:t>
       </w:r>
       <w:proofErr w:type="spellEnd"/>
       <w:r>
@@ -15189,546 +17518,7 @@
           <w:lang w:eastAsia="en-150"/>
           <w14:ligatures w14:val="none"/>
         </w:rPr>
-        <w:t>asocieri</w:t>
-      </w:r>
-      <w:proofErr w:type="spellEnd"/>
-      <w:r>
-        <w:rPr>
-          <w:rFonts w:ascii="Times New Roman" w:eastAsia="Times New Roman" w:hAnsi="Times New Roman" w:cs="Times New Roman"/>
-          <w:kern w:val="0"/>
-          <w:sz w:val="24"/>
-          <w:szCs w:val="24"/>
-          <w:lang w:eastAsia="en-150"/>
-          <w14:ligatures w14:val="none"/>
-        </w:rPr>
-        <w:t xml:space="preserve"> care </w:t>
-      </w:r>
-      <w:proofErr w:type="spellStart"/>
-      <w:r>
-        <w:rPr>
-          <w:rFonts w:ascii="Times New Roman" w:eastAsia="Times New Roman" w:hAnsi="Times New Roman" w:cs="Times New Roman"/>
-          <w:kern w:val="0"/>
-          <w:sz w:val="24"/>
-          <w:szCs w:val="24"/>
-          <w:lang w:eastAsia="en-150"/>
-          <w14:ligatures w14:val="none"/>
-        </w:rPr>
-        <w:t>vor</w:t>
-      </w:r>
-      <w:proofErr w:type="spellEnd"/>
-      <w:r>
-        <w:rPr>
-          <w:rFonts w:ascii="Times New Roman" w:eastAsia="Times New Roman" w:hAnsi="Times New Roman" w:cs="Times New Roman"/>
-          <w:kern w:val="0"/>
-          <w:sz w:val="24"/>
-          <w:szCs w:val="24"/>
-          <w:lang w:eastAsia="en-150"/>
-          <w14:ligatures w14:val="none"/>
-        </w:rPr>
-        <w:t xml:space="preserve"> </w:t>
-      </w:r>
-      <w:proofErr w:type="spellStart"/>
-      <w:r>
-        <w:rPr>
-          <w:rFonts w:ascii="Times New Roman" w:eastAsia="Times New Roman" w:hAnsi="Times New Roman" w:cs="Times New Roman"/>
-          <w:kern w:val="0"/>
-          <w:sz w:val="24"/>
-          <w:szCs w:val="24"/>
-          <w:lang w:eastAsia="en-150"/>
-          <w14:ligatures w14:val="none"/>
-        </w:rPr>
-        <w:t>deveni</w:t>
-      </w:r>
-      <w:proofErr w:type="spellEnd"/>
-      <w:r>
-        <w:rPr>
-          <w:rFonts w:ascii="Times New Roman" w:eastAsia="Times New Roman" w:hAnsi="Times New Roman" w:cs="Times New Roman"/>
-          <w:kern w:val="0"/>
-          <w:sz w:val="24"/>
-          <w:szCs w:val="24"/>
-          <w:lang w:eastAsia="en-150"/>
-          <w14:ligatures w14:val="none"/>
-        </w:rPr>
-        <w:t xml:space="preserve"> </w:t>
-      </w:r>
-      <w:proofErr w:type="spellStart"/>
-      <w:r>
-        <w:rPr>
-          <w:rFonts w:ascii="Times New Roman" w:eastAsia="Times New Roman" w:hAnsi="Times New Roman" w:cs="Times New Roman"/>
-          <w:kern w:val="0"/>
-          <w:sz w:val="24"/>
-          <w:szCs w:val="24"/>
-          <w:lang w:eastAsia="en-150"/>
-          <w14:ligatures w14:val="none"/>
-        </w:rPr>
-        <w:t>chei</w:t>
-      </w:r>
-      <w:proofErr w:type="spellEnd"/>
-      <w:r>
-        <w:rPr>
-          <w:rFonts w:ascii="Times New Roman" w:eastAsia="Times New Roman" w:hAnsi="Times New Roman" w:cs="Times New Roman"/>
-          <w:kern w:val="0"/>
-          <w:sz w:val="24"/>
-          <w:szCs w:val="24"/>
-          <w:lang w:eastAsia="en-150"/>
-          <w14:ligatures w14:val="none"/>
-        </w:rPr>
-        <w:t xml:space="preserve"> </w:t>
-      </w:r>
-      <w:proofErr w:type="spellStart"/>
-      <w:r>
-        <w:rPr>
-          <w:rFonts w:ascii="Times New Roman" w:eastAsia="Times New Roman" w:hAnsi="Times New Roman" w:cs="Times New Roman"/>
-          <w:kern w:val="0"/>
-          <w:sz w:val="24"/>
-          <w:szCs w:val="24"/>
-          <w:lang w:eastAsia="en-150"/>
-          <w14:ligatures w14:val="none"/>
-        </w:rPr>
-        <w:t>străine</w:t>
-      </w:r>
-      <w:proofErr w:type="spellEnd"/>
-      <w:r>
-        <w:rPr>
-          <w:rFonts w:ascii="Times New Roman" w:eastAsia="Times New Roman" w:hAnsi="Times New Roman" w:cs="Times New Roman"/>
-          <w:kern w:val="0"/>
-          <w:sz w:val="24"/>
-          <w:szCs w:val="24"/>
-          <w:lang w:eastAsia="en-150"/>
-          <w14:ligatures w14:val="none"/>
-        </w:rPr>
-        <w:t xml:space="preserve"> </w:t>
-      </w:r>
-      <w:proofErr w:type="spellStart"/>
-      <w:r>
-        <w:rPr>
-          <w:rFonts w:ascii="Times New Roman" w:eastAsia="Times New Roman" w:hAnsi="Times New Roman" w:cs="Times New Roman"/>
-          <w:kern w:val="0"/>
-          <w:sz w:val="24"/>
-          <w:szCs w:val="24"/>
-          <w:lang w:eastAsia="en-150"/>
-          <w14:ligatures w14:val="none"/>
-        </w:rPr>
-        <w:t>în</w:t>
-      </w:r>
-      <w:proofErr w:type="spellEnd"/>
-      <w:r>
-        <w:rPr>
-          <w:rFonts w:ascii="Times New Roman" w:eastAsia="Times New Roman" w:hAnsi="Times New Roman" w:cs="Times New Roman"/>
-          <w:kern w:val="0"/>
-          <w:sz w:val="24"/>
-          <w:szCs w:val="24"/>
-          <w:lang w:eastAsia="en-150"/>
-          <w14:ligatures w14:val="none"/>
-        </w:rPr>
-        <w:t xml:space="preserve"> </w:t>
-      </w:r>
-      <w:proofErr w:type="spellStart"/>
-      <w:r>
-        <w:rPr>
-          <w:rFonts w:ascii="Times New Roman" w:eastAsia="Times New Roman" w:hAnsi="Times New Roman" w:cs="Times New Roman"/>
-          <w:kern w:val="0"/>
-          <w:sz w:val="24"/>
-          <w:szCs w:val="24"/>
-          <w:lang w:eastAsia="en-150"/>
-          <w14:ligatures w14:val="none"/>
-        </w:rPr>
-        <w:t>baza</w:t>
-      </w:r>
-      <w:proofErr w:type="spellEnd"/>
-      <w:r>
-        <w:rPr>
-          <w:rFonts w:ascii="Times New Roman" w:eastAsia="Times New Roman" w:hAnsi="Times New Roman" w:cs="Times New Roman"/>
-          <w:kern w:val="0"/>
-          <w:sz w:val="24"/>
-          <w:szCs w:val="24"/>
-          <w:lang w:eastAsia="en-150"/>
-          <w14:ligatures w14:val="none"/>
-        </w:rPr>
-        <w:t xml:space="preserve"> de date </w:t>
-      </w:r>
-      <w:proofErr w:type="spellStart"/>
-      <w:r>
-        <w:rPr>
-          <w:rFonts w:ascii="Times New Roman" w:eastAsia="Times New Roman" w:hAnsi="Times New Roman" w:cs="Times New Roman"/>
-          <w:kern w:val="0"/>
-          <w:sz w:val="24"/>
-          <w:szCs w:val="24"/>
-          <w:lang w:eastAsia="en-150"/>
-          <w14:ligatures w14:val="none"/>
-        </w:rPr>
-        <w:t>fizică</w:t>
-      </w:r>
-      <w:proofErr w:type="spellEnd"/>
-      <w:r>
-        <w:rPr>
-          <w:rFonts w:ascii="Times New Roman" w:eastAsia="Times New Roman" w:hAnsi="Times New Roman" w:cs="Times New Roman"/>
-          <w:kern w:val="0"/>
-          <w:sz w:val="24"/>
-          <w:szCs w:val="24"/>
-          <w:lang w:eastAsia="en-150"/>
-          <w14:ligatures w14:val="none"/>
-        </w:rPr>
-        <w:t xml:space="preserve">, </w:t>
-      </w:r>
-      <w:proofErr w:type="spellStart"/>
-      <w:r>
-        <w:rPr>
-          <w:rFonts w:ascii="Times New Roman" w:eastAsia="Times New Roman" w:hAnsi="Times New Roman" w:cs="Times New Roman"/>
-          <w:kern w:val="0"/>
-          <w:sz w:val="24"/>
-          <w:szCs w:val="24"/>
-          <w:lang w:eastAsia="en-150"/>
-          <w14:ligatures w14:val="none"/>
-        </w:rPr>
-        <w:t>permițând</w:t>
-      </w:r>
-      <w:proofErr w:type="spellEnd"/>
-      <w:r>
-        <w:rPr>
-          <w:rFonts w:ascii="Times New Roman" w:eastAsia="Times New Roman" w:hAnsi="Times New Roman" w:cs="Times New Roman"/>
-          <w:kern w:val="0"/>
-          <w:sz w:val="24"/>
-          <w:szCs w:val="24"/>
-          <w:lang w:eastAsia="en-150"/>
-          <w14:ligatures w14:val="none"/>
-        </w:rPr>
-        <w:t xml:space="preserve"> </w:t>
-      </w:r>
-      <w:proofErr w:type="spellStart"/>
-      <w:r>
-        <w:rPr>
-          <w:rFonts w:ascii="Times New Roman" w:eastAsia="Times New Roman" w:hAnsi="Times New Roman" w:cs="Times New Roman"/>
-          <w:kern w:val="0"/>
-          <w:sz w:val="24"/>
-          <w:szCs w:val="24"/>
-          <w:lang w:eastAsia="en-150"/>
-          <w14:ligatures w14:val="none"/>
-        </w:rPr>
-        <w:t>referirea</w:t>
-      </w:r>
-      <w:proofErr w:type="spellEnd"/>
-      <w:r>
-        <w:rPr>
-          <w:rFonts w:ascii="Times New Roman" w:eastAsia="Times New Roman" w:hAnsi="Times New Roman" w:cs="Times New Roman"/>
-          <w:kern w:val="0"/>
-          <w:sz w:val="24"/>
-          <w:szCs w:val="24"/>
-          <w:lang w:eastAsia="en-150"/>
-          <w14:ligatures w14:val="none"/>
-        </w:rPr>
-        <w:t xml:space="preserve"> </w:t>
-      </w:r>
-      <w:proofErr w:type="spellStart"/>
-      <w:r>
-        <w:rPr>
-          <w:rFonts w:ascii="Times New Roman" w:eastAsia="Times New Roman" w:hAnsi="Times New Roman" w:cs="Times New Roman"/>
-          <w:kern w:val="0"/>
-          <w:sz w:val="24"/>
-          <w:szCs w:val="24"/>
-          <w:lang w:eastAsia="en-150"/>
-          <w14:ligatures w14:val="none"/>
-        </w:rPr>
-        <w:t>doar</w:t>
-      </w:r>
-      <w:proofErr w:type="spellEnd"/>
-      <w:r>
-        <w:rPr>
-          <w:rFonts w:ascii="Times New Roman" w:eastAsia="Times New Roman" w:hAnsi="Times New Roman" w:cs="Times New Roman"/>
-          <w:kern w:val="0"/>
-          <w:sz w:val="24"/>
-          <w:szCs w:val="24"/>
-          <w:lang w:eastAsia="en-150"/>
-          <w14:ligatures w14:val="none"/>
-        </w:rPr>
-        <w:t xml:space="preserve"> la </w:t>
-      </w:r>
-      <w:proofErr w:type="spellStart"/>
-      <w:r>
-        <w:rPr>
-          <w:rFonts w:ascii="Times New Roman" w:eastAsia="Times New Roman" w:hAnsi="Times New Roman" w:cs="Times New Roman"/>
-          <w:kern w:val="0"/>
-          <w:sz w:val="24"/>
-          <w:szCs w:val="24"/>
-          <w:lang w:eastAsia="en-150"/>
-          <w14:ligatures w14:val="none"/>
-        </w:rPr>
-        <w:t>înregistrări</w:t>
-      </w:r>
-      <w:proofErr w:type="spellEnd"/>
-      <w:r>
-        <w:rPr>
-          <w:rFonts w:ascii="Times New Roman" w:eastAsia="Times New Roman" w:hAnsi="Times New Roman" w:cs="Times New Roman"/>
-          <w:kern w:val="0"/>
-          <w:sz w:val="24"/>
-          <w:szCs w:val="24"/>
-          <w:lang w:eastAsia="en-150"/>
-          <w14:ligatures w14:val="none"/>
-        </w:rPr>
-        <w:t xml:space="preserve"> </w:t>
-      </w:r>
-      <w:proofErr w:type="spellStart"/>
-      <w:r>
-        <w:rPr>
-          <w:rFonts w:ascii="Times New Roman" w:eastAsia="Times New Roman" w:hAnsi="Times New Roman" w:cs="Times New Roman"/>
-          <w:kern w:val="0"/>
-          <w:sz w:val="24"/>
-          <w:szCs w:val="24"/>
-          <w:lang w:eastAsia="en-150"/>
-          <w14:ligatures w14:val="none"/>
-        </w:rPr>
-        <w:t>existente</w:t>
-      </w:r>
-      <w:proofErr w:type="spellEnd"/>
-      <w:r>
-        <w:rPr>
-          <w:rFonts w:ascii="Times New Roman" w:eastAsia="Times New Roman" w:hAnsi="Times New Roman" w:cs="Times New Roman"/>
-          <w:kern w:val="0"/>
-          <w:sz w:val="24"/>
-          <w:szCs w:val="24"/>
-          <w:lang w:eastAsia="en-150"/>
-          <w14:ligatures w14:val="none"/>
-        </w:rPr>
-        <w:t xml:space="preserve">. Baza de date </w:t>
-      </w:r>
-      <w:proofErr w:type="spellStart"/>
-      <w:r>
-        <w:rPr>
-          <w:rFonts w:ascii="Times New Roman" w:eastAsia="Times New Roman" w:hAnsi="Times New Roman" w:cs="Times New Roman"/>
-          <w:kern w:val="0"/>
-          <w:sz w:val="24"/>
-          <w:szCs w:val="24"/>
-          <w:lang w:eastAsia="en-150"/>
-          <w14:ligatures w14:val="none"/>
-        </w:rPr>
-        <w:t>respectă</w:t>
-      </w:r>
-      <w:proofErr w:type="spellEnd"/>
-      <w:r>
-        <w:rPr>
-          <w:rFonts w:ascii="Times New Roman" w:eastAsia="Times New Roman" w:hAnsi="Times New Roman" w:cs="Times New Roman"/>
-          <w:kern w:val="0"/>
-          <w:sz w:val="24"/>
-          <w:szCs w:val="24"/>
-          <w:lang w:eastAsia="en-150"/>
-          <w14:ligatures w14:val="none"/>
-        </w:rPr>
-        <w:t xml:space="preserve"> </w:t>
-      </w:r>
-      <w:proofErr w:type="spellStart"/>
-      <w:r>
-        <w:rPr>
-          <w:rFonts w:ascii="Times New Roman" w:eastAsia="Times New Roman" w:hAnsi="Times New Roman" w:cs="Times New Roman"/>
-          <w:kern w:val="0"/>
-          <w:sz w:val="24"/>
-          <w:szCs w:val="24"/>
-          <w:lang w:eastAsia="en-150"/>
-          <w14:ligatures w14:val="none"/>
-        </w:rPr>
-        <w:t>primele</w:t>
-      </w:r>
-      <w:proofErr w:type="spellEnd"/>
-      <w:r>
-        <w:rPr>
-          <w:rFonts w:ascii="Times New Roman" w:eastAsia="Times New Roman" w:hAnsi="Times New Roman" w:cs="Times New Roman"/>
-          <w:kern w:val="0"/>
-          <w:sz w:val="24"/>
-          <w:szCs w:val="24"/>
-          <w:lang w:eastAsia="en-150"/>
-          <w14:ligatures w14:val="none"/>
-        </w:rPr>
-        <w:t xml:space="preserve"> </w:t>
-      </w:r>
-      <w:proofErr w:type="spellStart"/>
-      <w:r>
-        <w:rPr>
-          <w:rFonts w:ascii="Times New Roman" w:eastAsia="Times New Roman" w:hAnsi="Times New Roman" w:cs="Times New Roman"/>
-          <w:kern w:val="0"/>
-          <w:sz w:val="24"/>
-          <w:szCs w:val="24"/>
-          <w:lang w:eastAsia="en-150"/>
-          <w14:ligatures w14:val="none"/>
-        </w:rPr>
-        <w:t>trei</w:t>
-      </w:r>
-      <w:proofErr w:type="spellEnd"/>
-      <w:r>
-        <w:rPr>
-          <w:rFonts w:ascii="Times New Roman" w:eastAsia="Times New Roman" w:hAnsi="Times New Roman" w:cs="Times New Roman"/>
-          <w:kern w:val="0"/>
-          <w:sz w:val="24"/>
-          <w:szCs w:val="24"/>
-          <w:lang w:eastAsia="en-150"/>
-          <w14:ligatures w14:val="none"/>
-        </w:rPr>
-        <w:t xml:space="preserve"> </w:t>
-      </w:r>
-      <w:proofErr w:type="spellStart"/>
-      <w:r>
-        <w:rPr>
-          <w:rFonts w:ascii="Times New Roman" w:eastAsia="Times New Roman" w:hAnsi="Times New Roman" w:cs="Times New Roman"/>
-          <w:kern w:val="0"/>
-          <w:sz w:val="24"/>
-          <w:szCs w:val="24"/>
-          <w:lang w:eastAsia="en-150"/>
-          <w14:ligatures w14:val="none"/>
-        </w:rPr>
-        <w:t>forme</w:t>
-      </w:r>
-      <w:proofErr w:type="spellEnd"/>
-      <w:r>
-        <w:rPr>
-          <w:rFonts w:ascii="Times New Roman" w:eastAsia="Times New Roman" w:hAnsi="Times New Roman" w:cs="Times New Roman"/>
-          <w:kern w:val="0"/>
-          <w:sz w:val="24"/>
-          <w:szCs w:val="24"/>
-          <w:lang w:eastAsia="en-150"/>
-          <w14:ligatures w14:val="none"/>
-        </w:rPr>
-        <w:t xml:space="preserve"> </w:t>
-      </w:r>
-      <w:proofErr w:type="spellStart"/>
-      <w:r>
-        <w:rPr>
-          <w:rFonts w:ascii="Times New Roman" w:eastAsia="Times New Roman" w:hAnsi="Times New Roman" w:cs="Times New Roman"/>
-          <w:kern w:val="0"/>
-          <w:sz w:val="24"/>
-          <w:szCs w:val="24"/>
-          <w:lang w:eastAsia="en-150"/>
-          <w14:ligatures w14:val="none"/>
-        </w:rPr>
-        <w:t>normale</w:t>
-      </w:r>
-      <w:proofErr w:type="spellEnd"/>
-      <w:r>
-        <w:rPr>
-          <w:rFonts w:ascii="Times New Roman" w:eastAsia="Times New Roman" w:hAnsi="Times New Roman" w:cs="Times New Roman"/>
-          <w:kern w:val="0"/>
-          <w:sz w:val="24"/>
-          <w:szCs w:val="24"/>
-          <w:lang w:eastAsia="en-150"/>
-          <w14:ligatures w14:val="none"/>
-        </w:rPr>
-        <w:t>:</w:t>
-      </w:r>
-      <w:r>
-        <w:rPr>
-          <w:rFonts w:ascii="Times New Roman" w:eastAsia="Times New Roman" w:hAnsi="Times New Roman" w:cs="Times New Roman"/>
-          <w:kern w:val="0"/>
-          <w:sz w:val="24"/>
-          <w:szCs w:val="24"/>
-          <w:lang w:eastAsia="en-150"/>
-          <w14:ligatures w14:val="none"/>
-        </w:rPr>
-        <w:t xml:space="preserve"> </w:t>
-      </w:r>
-      <w:proofErr w:type="spellStart"/>
-      <w:r>
-        <w:rPr>
-          <w:rFonts w:ascii="Times New Roman" w:eastAsia="Times New Roman" w:hAnsi="Times New Roman" w:cs="Times New Roman"/>
-          <w:kern w:val="0"/>
-          <w:sz w:val="24"/>
-          <w:szCs w:val="24"/>
-          <w:lang w:eastAsia="en-150"/>
-          <w14:ligatures w14:val="none"/>
-        </w:rPr>
-        <w:t>valorile</w:t>
-      </w:r>
-      <w:proofErr w:type="spellEnd"/>
-      <w:r>
-        <w:rPr>
-          <w:rFonts w:ascii="Times New Roman" w:eastAsia="Times New Roman" w:hAnsi="Times New Roman" w:cs="Times New Roman"/>
-          <w:kern w:val="0"/>
-          <w:sz w:val="24"/>
-          <w:szCs w:val="24"/>
-          <w:lang w:eastAsia="en-150"/>
-          <w14:ligatures w14:val="none"/>
-        </w:rPr>
-        <w:t xml:space="preserve"> sunt </w:t>
-      </w:r>
-      <w:proofErr w:type="spellStart"/>
-      <w:r>
-        <w:rPr>
-          <w:rFonts w:ascii="Times New Roman" w:eastAsia="Times New Roman" w:hAnsi="Times New Roman" w:cs="Times New Roman"/>
-          <w:kern w:val="0"/>
-          <w:sz w:val="24"/>
-          <w:szCs w:val="24"/>
-          <w:lang w:eastAsia="en-150"/>
-          <w14:ligatures w14:val="none"/>
-        </w:rPr>
-        <w:t>atomice</w:t>
-      </w:r>
-      <w:proofErr w:type="spellEnd"/>
-      <w:r>
-        <w:rPr>
-          <w:rFonts w:ascii="Times New Roman" w:eastAsia="Times New Roman" w:hAnsi="Times New Roman" w:cs="Times New Roman"/>
-          <w:kern w:val="0"/>
-          <w:sz w:val="24"/>
-          <w:szCs w:val="24"/>
-          <w:lang w:eastAsia="en-150"/>
-          <w14:ligatures w14:val="none"/>
-        </w:rPr>
-        <w:t xml:space="preserve">, </w:t>
-      </w:r>
-      <w:proofErr w:type="spellStart"/>
-      <w:r>
-        <w:rPr>
-          <w:rFonts w:ascii="Times New Roman" w:eastAsia="Times New Roman" w:hAnsi="Times New Roman" w:cs="Times New Roman"/>
-          <w:kern w:val="0"/>
-          <w:sz w:val="24"/>
-          <w:szCs w:val="24"/>
-          <w:lang w:eastAsia="en-150"/>
-          <w14:ligatures w14:val="none"/>
-        </w:rPr>
-        <w:t>fiecare</w:t>
-      </w:r>
-      <w:proofErr w:type="spellEnd"/>
-      <w:r>
-        <w:rPr>
-          <w:rFonts w:ascii="Times New Roman" w:eastAsia="Times New Roman" w:hAnsi="Times New Roman" w:cs="Times New Roman"/>
-          <w:kern w:val="0"/>
-          <w:sz w:val="24"/>
-          <w:szCs w:val="24"/>
-          <w:lang w:eastAsia="en-150"/>
-          <w14:ligatures w14:val="none"/>
-        </w:rPr>
-        <w:t xml:space="preserve"> </w:t>
-      </w:r>
-      <w:proofErr w:type="spellStart"/>
-      <w:r>
-        <w:rPr>
-          <w:rFonts w:ascii="Times New Roman" w:eastAsia="Times New Roman" w:hAnsi="Times New Roman" w:cs="Times New Roman"/>
-          <w:kern w:val="0"/>
-          <w:sz w:val="24"/>
-          <w:szCs w:val="24"/>
-          <w:lang w:eastAsia="en-150"/>
-          <w14:ligatures w14:val="none"/>
-        </w:rPr>
-        <w:t>tabelă</w:t>
-      </w:r>
-      <w:proofErr w:type="spellEnd"/>
-      <w:r>
-        <w:rPr>
-          <w:rFonts w:ascii="Times New Roman" w:eastAsia="Times New Roman" w:hAnsi="Times New Roman" w:cs="Times New Roman"/>
-          <w:kern w:val="0"/>
-          <w:sz w:val="24"/>
-          <w:szCs w:val="24"/>
-          <w:lang w:eastAsia="en-150"/>
-          <w14:ligatures w14:val="none"/>
-        </w:rPr>
-        <w:t xml:space="preserve"> are o </w:t>
-      </w:r>
-      <w:proofErr w:type="spellStart"/>
-      <w:r>
-        <w:rPr>
-          <w:rFonts w:ascii="Times New Roman" w:eastAsia="Times New Roman" w:hAnsi="Times New Roman" w:cs="Times New Roman"/>
-          <w:kern w:val="0"/>
-          <w:sz w:val="24"/>
-          <w:szCs w:val="24"/>
-          <w:lang w:eastAsia="en-150"/>
-          <w14:ligatures w14:val="none"/>
-        </w:rPr>
-        <w:t>cheie</w:t>
+        <w:t>cheia</w:t>
       </w:r>
       <w:proofErr w:type="spellEnd"/>
       <w:r>
@@ -15764,223 +17554,7 @@
           <w:lang w:eastAsia="en-150"/>
           <w14:ligatures w14:val="none"/>
         </w:rPr>
-        <w:t xml:space="preserve"> </w:t>
-      </w:r>
-      <w:proofErr w:type="spellStart"/>
-      <w:r>
-        <w:rPr>
-          <w:rFonts w:ascii="Times New Roman" w:eastAsia="Times New Roman" w:hAnsi="Times New Roman" w:cs="Times New Roman"/>
-          <w:kern w:val="0"/>
-          <w:sz w:val="24"/>
-          <w:szCs w:val="24"/>
-          <w:lang w:eastAsia="en-150"/>
-          <w14:ligatures w14:val="none"/>
-        </w:rPr>
-        <w:t>simplă</w:t>
-      </w:r>
-      <w:proofErr w:type="spellEnd"/>
-      <w:r>
-        <w:rPr>
-          <w:rFonts w:ascii="Times New Roman" w:eastAsia="Times New Roman" w:hAnsi="Times New Roman" w:cs="Times New Roman"/>
-          <w:kern w:val="0"/>
-          <w:sz w:val="24"/>
-          <w:szCs w:val="24"/>
-          <w:lang w:eastAsia="en-150"/>
-          <w14:ligatures w14:val="none"/>
-        </w:rPr>
-        <w:t xml:space="preserve"> </w:t>
-      </w:r>
-      <w:proofErr w:type="spellStart"/>
-      <w:r>
-        <w:rPr>
-          <w:rFonts w:ascii="Times New Roman" w:eastAsia="Times New Roman" w:hAnsi="Times New Roman" w:cs="Times New Roman"/>
-          <w:kern w:val="0"/>
-          <w:sz w:val="24"/>
-          <w:szCs w:val="24"/>
-          <w:lang w:eastAsia="en-150"/>
-          <w14:ligatures w14:val="none"/>
-        </w:rPr>
-        <w:t>definită</w:t>
-      </w:r>
-      <w:proofErr w:type="spellEnd"/>
-      <w:r>
-        <w:rPr>
-          <w:rFonts w:ascii="Times New Roman" w:eastAsia="Times New Roman" w:hAnsi="Times New Roman" w:cs="Times New Roman"/>
-          <w:kern w:val="0"/>
-          <w:sz w:val="24"/>
-          <w:szCs w:val="24"/>
-          <w:lang w:eastAsia="en-150"/>
-          <w14:ligatures w14:val="none"/>
-        </w:rPr>
-        <w:t xml:space="preserve">, </w:t>
-      </w:r>
-      <w:proofErr w:type="spellStart"/>
-      <w:r>
-        <w:rPr>
-          <w:rFonts w:ascii="Times New Roman" w:eastAsia="Times New Roman" w:hAnsi="Times New Roman" w:cs="Times New Roman"/>
-          <w:kern w:val="0"/>
-          <w:sz w:val="24"/>
-          <w:szCs w:val="24"/>
-          <w:lang w:eastAsia="en-150"/>
-          <w14:ligatures w14:val="none"/>
-        </w:rPr>
-        <w:t>iar</w:t>
-      </w:r>
-      <w:proofErr w:type="spellEnd"/>
-      <w:r>
-        <w:rPr>
-          <w:rFonts w:ascii="Times New Roman" w:eastAsia="Times New Roman" w:hAnsi="Times New Roman" w:cs="Times New Roman"/>
-          <w:kern w:val="0"/>
-          <w:sz w:val="24"/>
-          <w:szCs w:val="24"/>
-          <w:lang w:eastAsia="en-150"/>
-          <w14:ligatures w14:val="none"/>
-        </w:rPr>
-        <w:t xml:space="preserve"> </w:t>
-      </w:r>
-      <w:proofErr w:type="spellStart"/>
-      <w:r>
-        <w:rPr>
-          <w:rFonts w:ascii="Times New Roman" w:eastAsia="Times New Roman" w:hAnsi="Times New Roman" w:cs="Times New Roman"/>
-          <w:kern w:val="0"/>
-          <w:sz w:val="24"/>
-          <w:szCs w:val="24"/>
-          <w:lang w:eastAsia="en-150"/>
-          <w14:ligatures w14:val="none"/>
-        </w:rPr>
-        <w:t>atributele</w:t>
-      </w:r>
-      <w:proofErr w:type="spellEnd"/>
-      <w:r>
-        <w:rPr>
-          <w:rFonts w:ascii="Times New Roman" w:eastAsia="Times New Roman" w:hAnsi="Times New Roman" w:cs="Times New Roman"/>
-          <w:kern w:val="0"/>
-          <w:sz w:val="24"/>
-          <w:szCs w:val="24"/>
-          <w:lang w:eastAsia="en-150"/>
-          <w14:ligatures w14:val="none"/>
-        </w:rPr>
-        <w:t xml:space="preserve"> </w:t>
-      </w:r>
-      <w:proofErr w:type="spellStart"/>
-      <w:r>
-        <w:rPr>
-          <w:rFonts w:ascii="Times New Roman" w:eastAsia="Times New Roman" w:hAnsi="Times New Roman" w:cs="Times New Roman"/>
-          <w:kern w:val="0"/>
-          <w:sz w:val="24"/>
-          <w:szCs w:val="24"/>
-          <w:lang w:eastAsia="en-150"/>
-          <w14:ligatures w14:val="none"/>
-        </w:rPr>
-        <w:t>depind</w:t>
-      </w:r>
-      <w:proofErr w:type="spellEnd"/>
-      <w:r>
-        <w:rPr>
-          <w:rFonts w:ascii="Times New Roman" w:eastAsia="Times New Roman" w:hAnsi="Times New Roman" w:cs="Times New Roman"/>
-          <w:kern w:val="0"/>
-          <w:sz w:val="24"/>
-          <w:szCs w:val="24"/>
-          <w:lang w:eastAsia="en-150"/>
-          <w14:ligatures w14:val="none"/>
-        </w:rPr>
-        <w:t xml:space="preserve"> </w:t>
-      </w:r>
-      <w:proofErr w:type="spellStart"/>
-      <w:r>
-        <w:rPr>
-          <w:rFonts w:ascii="Times New Roman" w:eastAsia="Times New Roman" w:hAnsi="Times New Roman" w:cs="Times New Roman"/>
-          <w:kern w:val="0"/>
-          <w:sz w:val="24"/>
-          <w:szCs w:val="24"/>
-          <w:lang w:eastAsia="en-150"/>
-          <w14:ligatures w14:val="none"/>
-        </w:rPr>
-        <w:t>doar</w:t>
-      </w:r>
-      <w:proofErr w:type="spellEnd"/>
-      <w:r>
-        <w:rPr>
-          <w:rFonts w:ascii="Times New Roman" w:eastAsia="Times New Roman" w:hAnsi="Times New Roman" w:cs="Times New Roman"/>
-          <w:kern w:val="0"/>
-          <w:sz w:val="24"/>
-          <w:szCs w:val="24"/>
-          <w:lang w:eastAsia="en-150"/>
-          <w14:ligatures w14:val="none"/>
-        </w:rPr>
-        <w:t xml:space="preserve"> de </w:t>
-      </w:r>
-      <w:proofErr w:type="spellStart"/>
-      <w:r>
-        <w:rPr>
-          <w:rFonts w:ascii="Times New Roman" w:eastAsia="Times New Roman" w:hAnsi="Times New Roman" w:cs="Times New Roman"/>
-          <w:kern w:val="0"/>
-          <w:sz w:val="24"/>
-          <w:szCs w:val="24"/>
-          <w:lang w:eastAsia="en-150"/>
-          <w14:ligatures w14:val="none"/>
-        </w:rPr>
-        <w:t>cheia</w:t>
-      </w:r>
-      <w:proofErr w:type="spellEnd"/>
-      <w:r>
-        <w:rPr>
-          <w:rFonts w:ascii="Times New Roman" w:eastAsia="Times New Roman" w:hAnsi="Times New Roman" w:cs="Times New Roman"/>
-          <w:kern w:val="0"/>
-          <w:sz w:val="24"/>
-          <w:szCs w:val="24"/>
-          <w:lang w:eastAsia="en-150"/>
-          <w14:ligatures w14:val="none"/>
-        </w:rPr>
-        <w:t xml:space="preserve"> </w:t>
-      </w:r>
-      <w:proofErr w:type="spellStart"/>
-      <w:r>
-        <w:rPr>
-          <w:rFonts w:ascii="Times New Roman" w:eastAsia="Times New Roman" w:hAnsi="Times New Roman" w:cs="Times New Roman"/>
-          <w:kern w:val="0"/>
-          <w:sz w:val="24"/>
-          <w:szCs w:val="24"/>
-          <w:lang w:eastAsia="en-150"/>
-          <w14:ligatures w14:val="none"/>
-        </w:rPr>
-        <w:t>primară</w:t>
-      </w:r>
-      <w:proofErr w:type="spellEnd"/>
-      <w:r>
-        <w:rPr>
-          <w:rFonts w:ascii="Times New Roman" w:eastAsia="Times New Roman" w:hAnsi="Times New Roman" w:cs="Times New Roman"/>
-          <w:kern w:val="0"/>
-          <w:sz w:val="24"/>
-          <w:szCs w:val="24"/>
-          <w:lang w:eastAsia="en-150"/>
-          <w14:ligatures w14:val="none"/>
-        </w:rPr>
-        <w:t xml:space="preserve"> </w:t>
-      </w:r>
-      <w:proofErr w:type="gramStart"/>
-      <w:r>
-        <w:rPr>
-          <w:rFonts w:ascii="Times New Roman" w:eastAsia="Times New Roman" w:hAnsi="Times New Roman" w:cs="Times New Roman"/>
-          <w:kern w:val="0"/>
-          <w:sz w:val="24"/>
-          <w:szCs w:val="24"/>
-          <w:lang w:eastAsia="en-150"/>
-          <w14:ligatures w14:val="none"/>
-        </w:rPr>
-        <w:t>a</w:t>
-      </w:r>
-      <w:proofErr w:type="gramEnd"/>
-      <w:r>
-        <w:rPr>
-          <w:rFonts w:ascii="Times New Roman" w:eastAsia="Times New Roman" w:hAnsi="Times New Roman" w:cs="Times New Roman"/>
-          <w:kern w:val="0"/>
-          <w:sz w:val="24"/>
-          <w:szCs w:val="24"/>
-          <w:lang w:eastAsia="en-150"/>
-          <w14:ligatures w14:val="none"/>
-        </w:rPr>
-        <w:t xml:space="preserve"> </w:t>
+        <w:t xml:space="preserve"> a </w:t>
       </w:r>
       <w:proofErr w:type="spellStart"/>
       <w:r>
@@ -16004,31 +17578,7 @@
           <w:lang w:eastAsia="en-150"/>
           <w14:ligatures w14:val="none"/>
         </w:rPr>
-        <w:t xml:space="preserve"> din care fac </w:t>
-      </w:r>
-      <w:proofErr w:type="spellStart"/>
-      <w:r>
-        <w:rPr>
-          <w:rFonts w:ascii="Times New Roman" w:eastAsia="Times New Roman" w:hAnsi="Times New Roman" w:cs="Times New Roman"/>
-          <w:kern w:val="0"/>
-          <w:sz w:val="24"/>
-          <w:szCs w:val="24"/>
-          <w:lang w:eastAsia="en-150"/>
-          <w14:ligatures w14:val="none"/>
-        </w:rPr>
-        <w:t>parte</w:t>
-      </w:r>
-      <w:proofErr w:type="spellEnd"/>
-      <w:r>
-        <w:rPr>
-          <w:rFonts w:ascii="Times New Roman" w:eastAsia="Times New Roman" w:hAnsi="Times New Roman" w:cs="Times New Roman"/>
-          <w:kern w:val="0"/>
-          <w:sz w:val="24"/>
-          <w:szCs w:val="24"/>
-          <w:lang w:eastAsia="en-150"/>
-          <w14:ligatures w14:val="none"/>
-        </w:rPr>
-        <w:t>.</w:t>
+        <w:t xml:space="preserve"> lor.</w:t>
       </w:r>
     </w:p>
     <w:p>
@@ -16749,6 +18299,155 @@
     </w:lvl>
   </w:abstractNum>
   <w:abstractNum w:abstractNumId="4" w15:restartNumberingAfterBreak="0">
+    <w:nsid w:val="228A487C"/>
+    <w:multiLevelType w:val="multilevel"/>
+    <w:tmpl w:val="EB6C4AAE"/>
+    <w:lvl w:ilvl="0">
+      <w:start w:val="1"/>
+      <w:numFmt w:val="bullet"/>
+      <w:lvlText w:val=""/>
+      <w:lvlJc w:val="left"/>
+      <w:pPr>
+        <w:tabs>
+          <w:tab w:val="num" w:pos="720"/>
+        </w:tabs>
+        <w:ind w:left="720" w:hanging="360"/>
+      </w:pPr>
+      <w:rPr>
+        <w:rFonts w:ascii="Symbol" w:hAnsi="Symbol" w:hint="default"/>
+        <w:sz w:val="20"/>
+      </w:rPr>
+    </w:lvl>
+    <w:lvl w:ilvl="1" w:tentative="1">
+      <w:start w:val="1"/>
+      <w:numFmt w:val="bullet"/>
+      <w:lvlText w:val="o"/>
+      <w:lvlJc w:val="left"/>
+      <w:pPr>
+        <w:tabs>
+          <w:tab w:val="num" w:pos="1440"/>
+        </w:tabs>
+        <w:ind w:left="1440" w:hanging="360"/>
+      </w:pPr>
+      <w:rPr>
+        <w:rFonts w:ascii="Courier New" w:hAnsi="Courier New" w:hint="default"/>
+        <w:sz w:val="20"/>
+      </w:rPr>
+    </w:lvl>
+    <w:lvl w:ilvl="2" w:tentative="1">
+      <w:start w:val="1"/>
+      <w:numFmt w:val="bullet"/>
+      <w:lvlText w:val=""/>
+      <w:lvlJc w:val="left"/>
+      <w:pPr>
+        <w:tabs>
+          <w:tab w:val="num" w:pos="2160"/>
+        </w:tabs>
+        <w:ind w:left="2160" w:hanging="360"/>
+      </w:pPr>
+      <w:rPr>
+        <w:rFonts w:ascii="Wingdings" w:hAnsi="Wingdings" w:hint="default"/>
+        <w:sz w:val="20"/>
+      </w:rPr>
+    </w:lvl>
+    <w:lvl w:ilvl="3" w:tentative="1">
+      <w:start w:val="1"/>
+      <w:numFmt w:val="bullet"/>
+      <w:lvlText w:val=""/>
+      <w:lvlJc w:val="left"/>
+      <w:pPr>
+        <w:tabs>
+          <w:tab w:val="num" w:pos="2880"/>
+        </w:tabs>
+        <w:ind w:left="2880" w:hanging="360"/>
+      </w:pPr>
+      <w:rPr>
+        <w:rFonts w:ascii="Wingdings" w:hAnsi="Wingdings" w:hint="default"/>
+        <w:sz w:val="20"/>
+      </w:rPr>
+    </w:lvl>
+    <w:lvl w:ilvl="4" w:tentative="1">
+      <w:start w:val="1"/>
+      <w:numFmt w:val="bullet"/>
+      <w:lvlText w:val=""/>
+      <w:lvlJc w:val="left"/>
+      <w:pPr>
+        <w:tabs>
+          <w:tab w:val="num" w:pos="3600"/>
+        </w:tabs>
+        <w:ind w:left="3600" w:hanging="360"/>
+      </w:pPr>
+      <w:rPr>
+        <w:rFonts w:ascii="Wingdings" w:hAnsi="Wingdings" w:hint="default"/>
+        <w:sz w:val="20"/>
+      </w:rPr>
+    </w:lvl>
+    <w:lvl w:ilvl="5" w:tentative="1">
+      <w:start w:val="1"/>
+      <w:numFmt w:val="bullet"/>
+      <w:lvlText w:val=""/>
+      <w:lvlJc w:val="left"/>
+      <w:pPr>
+        <w:tabs>
+          <w:tab w:val="num" w:pos="4320"/>
+        </w:tabs>
+        <w:ind w:left="4320" w:hanging="360"/>
+      </w:pPr>
+      <w:rPr>
+        <w:rFonts w:ascii="Wingdings" w:hAnsi="Wingdings" w:hint="default"/>
+        <w:sz w:val="20"/>
+      </w:rPr>
+    </w:lvl>
+    <w:lvl w:ilvl="6" w:tentative="1">
+      <w:start w:val="1"/>
+      <w:numFmt w:val="bullet"/>
+      <w:lvlText w:val=""/>
+      <w:lvlJc w:val="left"/>
+      <w:pPr>
+        <w:tabs>
+          <w:tab w:val="num" w:pos="5040"/>
+        </w:tabs>
+        <w:ind w:left="5040" w:hanging="360"/>
+      </w:pPr>
+      <w:rPr>
+        <w:rFonts w:ascii="Wingdings" w:hAnsi="Wingdings" w:hint="default"/>
+        <w:sz w:val="20"/>
+      </w:rPr>
+    </w:lvl>
+    <w:lvl w:ilvl="7" w:tentative="1">
+      <w:start w:val="1"/>
+      <w:numFmt w:val="bullet"/>
+      <w:lvlText w:val=""/>
+      <w:lvlJc w:val="left"/>
+      <w:pPr>
+        <w:tabs>
+          <w:tab w:val="num" w:pos="5760"/>
+        </w:tabs>
+        <w:ind w:left="5760" w:hanging="360"/>
+      </w:pPr>
+      <w:rPr>
+        <w:rFonts w:ascii="Wingdings" w:hAnsi="Wingdings" w:hint="default"/>
+        <w:sz w:val="20"/>
+      </w:rPr>
+    </w:lvl>
+    <w:lvl w:ilvl="8" w:tentative="1">
+      <w:start w:val="1"/>
+      <w:numFmt w:val="bullet"/>
+      <w:lvlText w:val=""/>
+      <w:lvlJc w:val="left"/>
+      <w:pPr>
+        <w:tabs>
+          <w:tab w:val="num" w:pos="6480"/>
+        </w:tabs>
+        <w:ind w:left="6480" w:hanging="360"/>
+      </w:pPr>
+      <w:rPr>
+        <w:rFonts w:ascii="Wingdings" w:hAnsi="Wingdings" w:hint="default"/>
+        <w:sz w:val="20"/>
+      </w:rPr>
+    </w:lvl>
+  </w:abstractNum>
+  <w:abstractNum w:abstractNumId="5" w15:restartNumberingAfterBreak="0">
     <w:nsid w:val="377C41A4"/>
     <w:multiLevelType w:val="multilevel"/>
     <w:tmpl w:val="91A87C86"/>
@@ -16866,7 +18565,7 @@
       </w:rPr>
     </w:lvl>
   </w:abstractNum>
-  <w:abstractNum w:abstractNumId="5" w15:restartNumberingAfterBreak="0">
+  <w:abstractNum w:abstractNumId="6" w15:restartNumberingAfterBreak="0">
     <w:nsid w:val="399A18FF"/>
     <w:multiLevelType w:val="hybridMultilevel"/>
     <w:tmpl w:val="4EDCCE74"/>
@@ -16979,7 +18678,7 @@
       </w:rPr>
     </w:lvl>
   </w:abstractNum>
-  <w:abstractNum w:abstractNumId="6" w15:restartNumberingAfterBreak="0">
+  <w:abstractNum w:abstractNumId="7" w15:restartNumberingAfterBreak="0">
     <w:nsid w:val="5CAB638C"/>
     <w:multiLevelType w:val="multilevel"/>
     <w:tmpl w:val="7946DDFC"/>
@@ -17092,7 +18791,7 @@
       </w:pPr>
     </w:lvl>
   </w:abstractNum>
-  <w:abstractNum w:abstractNumId="7" w15:restartNumberingAfterBreak="0">
+  <w:abstractNum w:abstractNumId="8" w15:restartNumberingAfterBreak="0">
     <w:nsid w:val="71CA31F4"/>
     <w:multiLevelType w:val="multilevel"/>
     <w:tmpl w:val="068EDCC0"/>
@@ -17218,7 +18917,7 @@
       </w:rPr>
     </w:lvl>
   </w:abstractNum>
-  <w:abstractNum w:abstractNumId="8" w15:restartNumberingAfterBreak="0">
+  <w:abstractNum w:abstractNumId="9" w15:restartNumberingAfterBreak="0">
     <w:nsid w:val="755C2236"/>
     <w:multiLevelType w:val="hybridMultilevel"/>
     <w:tmpl w:val="B3E296C4"/>
@@ -17332,19 +19031,19 @@
     </w:lvl>
   </w:abstractNum>
   <w:num w:numId="1" w16cid:durableId="512888668">
-    <w:abstractNumId w:val="8"/>
+    <w:abstractNumId w:val="9"/>
   </w:num>
   <w:num w:numId="2" w16cid:durableId="353263309">
-    <w:abstractNumId w:val="4"/>
+    <w:abstractNumId w:val="5"/>
   </w:num>
   <w:num w:numId="3" w16cid:durableId="1683237267">
-    <w:abstractNumId w:val="5"/>
+    <w:abstractNumId w:val="6"/>
   </w:num>
   <w:num w:numId="4" w16cid:durableId="1614898623">
     <w:abstractNumId w:val="2"/>
   </w:num>
   <w:num w:numId="5" w16cid:durableId="778987429">
-    <w:abstractNumId w:val="7"/>
+    <w:abstractNumId w:val="8"/>
   </w:num>
   <w:num w:numId="6" w16cid:durableId="2089881472">
     <w:abstractNumId w:val="0"/>
@@ -17353,10 +19052,13 @@
     <w:abstractNumId w:val="1"/>
   </w:num>
   <w:num w:numId="8" w16cid:durableId="1250583721">
-    <w:abstractNumId w:val="6"/>
+    <w:abstractNumId w:val="7"/>
   </w:num>
   <w:num w:numId="9" w16cid:durableId="798570388">
     <w:abstractNumId w:val="3"/>
+  </w:num>
+  <w:num w:numId="10" w16cid:durableId="649864165">
+    <w:abstractNumId w:val="4"/>
   </w:num>
 </w:numbering>
 </file>
